--- a/submission/final/GlobalInfra_AI_AI出海应用设计报告.docx
+++ b/submission/final/GlobalInfra_AI_AI出海应用设计报告.docx
@@ -45,7 +45,7 @@
           <w:color w:val="000000"/>
           <w:sz w:val="28"/>
         </w:rPr>
-        <w:t>作品版本：GlobalInfra AI V4.2 / 阶段 9.7 参赛提交版</w:t>
+        <w:t>作品版本：GlobalInfra AI V4.3 参赛提交版（智能助手与可信执行）</w:t>
       </w:r>
     </w:p>
     <w:p>
@@ -181,7 +181,24 @@
           <w:color w:val="000000"/>
           <w:sz w:val="30"/>
         </w:rPr>
-        <w:t>截至 2026 年 10 月 14 日，版本化 AI 出海评测集包含 30 条合成用例，覆盖多语事件、法规许可、合同索赔、属地 HSE 培训和数字孪生运营五类任务。当前确定性评测中 30 条全部通过；国家、生命周期、风险、工单类型、Top 3 证据召回、引用完整、无证据拒答、结构化输出和离线降级门禁均达到 100%。该结果用于证明当前测试集上的可复现性，不等同于真实项目上的统计性能，也不代替属地专业判断。</w:t>
+        <w:t>V4.3 把智能助手作为默认入口。用户用一句话或一份函件发起任务，大模型结合最近对话从六个固定工具中选择处理方式：上报事件、查询法规、查询已有工单、项目进展、待审批和直接答复。工具名受 JSON schema 枚举约束，工单号和项目编号必须在数据库中真实存在；法规回答只能依据检索到的来源并逐句引用，来源卡片可展开到条文、主管机关、版本和官方链接；回复函在全部人工审批后才由大模型起草，引用必须属于该工单证据，否则退回模板。审批、执行、核验和关闭不是模型工具，只能由有权限的人点击确认。对话只是入口，工单仍是业务实体。</w:t>
+      </w:r>
+    </w:p>
+    <w:p>
+      <w:pPr>
+        <w:widowControl/>
+        <w:spacing w:line="348" w:lineRule="auto" w:after="0"/>
+        <w:ind w:firstLine="639"/>
+        <w:jc w:val="both"/>
+      </w:pPr>
+      <w:r>
+        <w:rPr>
+          <w:rFonts w:ascii="PingFang SC" w:hAnsi="PingFang SC" w:hint="eastAsia" w:eastAsia="PingFang SC" w:cs="PingFang SC"/>
+          <w:b w:val="0"/>
+          <w:color w:val="000000"/>
+          <w:sz w:val="30"/>
+        </w:rPr>
+        <w:t>截至 2026 年 10 月 14 日，版本化 AI 出海评测集包含 30 条合成用例，覆盖多语事件、法规许可、合同索赔、属地 HSE 培训和数字孪生运营五类任务。当前确定性评测中 30 条全部通过；国家、生命周期、风险、工单类型、Top 3 证据召回、引用完整、无证据拒答、结构化输出和离线降级门禁均达到 100%。该结果用于证明当前测试集上的可复现性，不等同于真实项目上的统计性能，也不代替属地专业判断。该评测集覆盖接入、路由和检索路径，不覆盖智能助手的对话意图规划；后者目前由自动化测试和线上人工核查验证，尚无量化评测。</w:t>
       </w:r>
     </w:p>
     <w:p>
@@ -2341,7 +2358,7 @@
           <w:color w:val="000000"/>
           <w:sz w:val="30"/>
         </w:rPr>
-        <w:t>GlobalInfra AI 是面向海外交通基础设施项目的可信 AI 执行与运营数字孪生平台。平台以项目事件和工单作为业务入口，以国家包和知识网络提供属地证据，以多智能体形成跨专业建议，以人工审批控制高风险行动，以执行和核验回执证明闭环完成。系统服务于铁路、公路、桥梁、隧道、港口、机场和城市基础设施等场景。</w:t>
+        <w:t>GlobalInfra AI 是面向海外交通基础设施项目的可信 AI 执行与运营数字孪生平台。用户通过智能助手用自然语言发起任务，平台在后台以项目事件和工单作为业务主线，以国家包和知识网络提供属地证据，以多智能体形成跨专业建议，以人工审批控制高风险行动，以执行和核验回执证明闭环完成。系统服务于铁路、公路、桥梁、隧道、港口、机场和城市基础设施等场景。</w:t>
       </w:r>
     </w:p>
     <w:p>
@@ -2433,7 +2450,7 @@
           <w:color w:val="000000"/>
           <w:sz w:val="30"/>
         </w:rPr>
-        <w:t>架构由五层组成。接入层接收文本、PDF、DOCX、TXT、现场观察、企业连接器、BIM GIS 和遥测；智能层执行分类抽取、检索、智能体协同、模型路由和策略判断；项目数字主线将组织、项目、生命周期、领域、事件、工单、证据、决策、行动和核验连接起来；数字孪生层以稳定 Twin ID 承载模型、4D 进度、5D 成本、调试、遥测和维护状态；治理层提供身份、权限、审计、审批、数据边界、执行回执和独立核验。</w:t>
+        <w:t>架构由五层组成。接入层通过智能助手对话入口和专用页面接收文本、PDF、DOCX、TXT、现场观察、企业连接器、BIM GIS 和遥测；智能层执行分类抽取、检索、智能体协同、模型路由和策略判断；项目数字主线将组织、项目、生命周期、领域、事件、工单、证据、决策、行动和核验连接起来；数字孪生层以稳定 Twin ID 承载模型、4D 进度、5D 成本、调试、遥测和维护状态；治理层提供身份、权限、审计、审批、数据边界、执行回执和独立核验。</w:t>
       </w:r>
     </w:p>
     <w:p>
@@ -4953,6 +4970,886 @@
     <w:p>
       <w:pPr>
         <w:keepNext/>
+        <w:widowControl/>
+        <w:spacing w:before="200" w:after="80" w:line="324" w:lineRule="auto"/>
+        <w:ind w:firstLine="642"/>
+        <w:jc w:val="both"/>
+      </w:pPr>
+      <w:r>
+        <w:rPr>
+          <w:rFonts w:ascii="PingFang SC" w:hAnsi="PingFang SC" w:hint="eastAsia" w:eastAsia="PingFang SC" w:cs="PingFang SC"/>
+          <w:b/>
+          <w:color w:val="000000"/>
+          <w:sz w:val="30"/>
+        </w:rPr>
+        <w:t>八 对话智能体与受约束工具调用</w:t>
+      </w:r>
+    </w:p>
+    <w:p>
+      <w:pPr>
+        <w:widowControl/>
+        <w:spacing w:line="348" w:lineRule="auto" w:after="0"/>
+        <w:ind w:firstLine="639"/>
+        <w:jc w:val="both"/>
+      </w:pPr>
+      <w:r>
+        <w:rPr>
+          <w:rFonts w:ascii="PingFang SC" w:hAnsi="PingFang SC" w:hint="eastAsia" w:eastAsia="PingFang SC" w:cs="PingFang SC"/>
+          <w:b w:val="0"/>
+          <w:color w:val="000000"/>
+          <w:sz w:val="30"/>
+        </w:rPr>
+        <w:t xml:space="preserve">智能助手的后端接口 </w:t>
+      </w:r>
+      <w:r>
+        <w:rPr>
+          <w:rFonts w:ascii="Consolas" w:hAnsi="Consolas" w:hint="default" w:eastAsia="Consolas" w:cs="Consolas"/>
+          <w:b w:val="0"/>
+          <w:color w:val="000000"/>
+          <w:sz w:val="21"/>
+        </w:rPr>
+        <w:t>/assistant/chat</w:t>
+      </w:r>
+      <w:r>
+        <w:rPr>
+          <w:rFonts w:ascii="PingFang SC" w:hAnsi="PingFang SC" w:hint="eastAsia" w:eastAsia="PingFang SC" w:cs="PingFang SC"/>
+          <w:b w:val="0"/>
+          <w:color w:val="000000"/>
+          <w:sz w:val="30"/>
+        </w:rPr>
+        <w:t xml:space="preserve"> 是一个受约束的规划器，而不是新的推理引擎。配置模型时，模型读取当前消息和最近八轮对话，只能输出一个 JSON 对象：工具名、检索查询、工单号、项目编号和直接答复。工具名是 schema 枚举；工单号和项目编号必须能在数据库中查到；任何越界、格式错误或无法核实的结果都会退回确定性关键词规划器。未配置模型时只使用规则，因此离线和 CI 行为保持确定。</w:t>
+      </w:r>
+    </w:p>
+    <w:tbl>
+      <w:tblPr>
+        <w:tblW w:type="pct" w:w="5000"/>
+        <w:jc w:val="center"/>
+        <w:tblLayout w:type="fixed"/>
+        <w:tblLook w:firstColumn="1" w:firstRow="1" w:lastColumn="0" w:lastRow="0" w:noHBand="0" w:noVBand="1" w:val="04A0"/>
+      </w:tblPr>
+      <w:tblGrid>
+        <w:gridCol w:w="2895"/>
+        <w:gridCol w:w="2895"/>
+        <w:gridCol w:w="2895"/>
+      </w:tblGrid>
+      <w:tr>
+        <w:trPr>
+          <w:cantSplit/>
+          <w:tblHeader w:val="true"/>
+        </w:trPr>
+        <w:tc>
+          <w:tcPr>
+            <w:tcW w:type="dxa" w:w="1284"/>
+            <w:vAlign w:val="center"/>
+            <w:tcMar>
+              <w:top w:w="100" w:type="dxa"/>
+              <w:start w:w="120" w:type="dxa"/>
+              <w:bottom w:w="100" w:type="dxa"/>
+              <w:end w:w="120" w:type="dxa"/>
+            </w:tcMar>
+            <w:tcBorders>
+              <w:top w:val="single" w:sz="6" w:color="D9E1F2"/>
+              <w:left w:val="single" w:sz="6" w:color="D9E1F2"/>
+              <w:bottom w:val="single" w:sz="6" w:color="D9E1F2"/>
+              <w:right w:val="single" w:sz="6" w:color="D9E1F2"/>
+              <w:insideH w:val="single" w:sz="6" w:color="D9E1F2"/>
+              <w:insideV w:val="single" w:sz="6" w:color="D9E1F2"/>
+            </w:tcBorders>
+            <w:shd w:fill="17365D"/>
+          </w:tcPr>
+          <w:p>
+            <w:pPr>
+              <w:spacing w:line="276" w:lineRule="auto" w:before="20" w:after="20"/>
+              <w:jc w:val="center"/>
+            </w:pPr>
+            <w:r>
+              <w:rPr>
+                <w:rFonts w:ascii="PingFang SC" w:hAnsi="PingFang SC" w:hint="eastAsia" w:eastAsia="PingFang SC" w:cs="PingFang SC"/>
+                <w:b/>
+                <w:color w:val="FFFFFF"/>
+                <w:sz w:val="21"/>
+              </w:rPr>
+              <w:t>风险</w:t>
+            </w:r>
+          </w:p>
+        </w:tc>
+        <w:tc>
+          <w:tcPr>
+            <w:tcW w:type="dxa" w:w="4219"/>
+            <w:vAlign w:val="center"/>
+            <w:tcMar>
+              <w:top w:w="100" w:type="dxa"/>
+              <w:start w:w="120" w:type="dxa"/>
+              <w:bottom w:w="100" w:type="dxa"/>
+              <w:end w:w="120" w:type="dxa"/>
+            </w:tcMar>
+            <w:tcBorders>
+              <w:top w:val="single" w:sz="6" w:color="D9E1F2"/>
+              <w:left w:val="single" w:sz="6" w:color="D9E1F2"/>
+              <w:bottom w:val="single" w:sz="6" w:color="D9E1F2"/>
+              <w:right w:val="single" w:sz="6" w:color="D9E1F2"/>
+              <w:insideH w:val="single" w:sz="6" w:color="D9E1F2"/>
+              <w:insideV w:val="single" w:sz="6" w:color="D9E1F2"/>
+            </w:tcBorders>
+            <w:shd w:fill="17365D"/>
+          </w:tcPr>
+          <w:p>
+            <w:pPr>
+              <w:spacing w:line="276" w:lineRule="auto" w:before="20" w:after="20"/>
+              <w:jc w:val="center"/>
+            </w:pPr>
+            <w:r>
+              <w:rPr>
+                <w:rFonts w:ascii="PingFang SC" w:hAnsi="PingFang SC" w:hint="eastAsia" w:eastAsia="PingFang SC" w:cs="PingFang SC"/>
+                <w:b/>
+                <w:color w:val="FFFFFF"/>
+                <w:sz w:val="21"/>
+              </w:rPr>
+              <w:t>控制措施</w:t>
+            </w:r>
+          </w:p>
+        </w:tc>
+        <w:tc>
+          <w:tcPr>
+            <w:tcW w:type="dxa" w:w="3137"/>
+            <w:vAlign w:val="center"/>
+            <w:tcMar>
+              <w:top w:w="100" w:type="dxa"/>
+              <w:start w:w="120" w:type="dxa"/>
+              <w:bottom w:w="100" w:type="dxa"/>
+              <w:end w:w="120" w:type="dxa"/>
+            </w:tcMar>
+            <w:tcBorders>
+              <w:top w:val="single" w:sz="6" w:color="D9E1F2"/>
+              <w:left w:val="single" w:sz="6" w:color="D9E1F2"/>
+              <w:bottom w:val="single" w:sz="6" w:color="D9E1F2"/>
+              <w:right w:val="single" w:sz="6" w:color="D9E1F2"/>
+              <w:insideH w:val="single" w:sz="6" w:color="D9E1F2"/>
+              <w:insideV w:val="single" w:sz="6" w:color="D9E1F2"/>
+            </w:tcBorders>
+            <w:shd w:fill="17365D"/>
+          </w:tcPr>
+          <w:p>
+            <w:pPr>
+              <w:spacing w:line="276" w:lineRule="auto" w:before="20" w:after="20"/>
+              <w:jc w:val="center"/>
+            </w:pPr>
+            <w:r>
+              <w:rPr>
+                <w:rFonts w:ascii="PingFang SC" w:hAnsi="PingFang SC" w:hint="eastAsia" w:eastAsia="PingFang SC" w:cs="PingFang SC"/>
+                <w:b/>
+                <w:color w:val="FFFFFF"/>
+                <w:sz w:val="21"/>
+              </w:rPr>
+              <w:t>可验证证据</w:t>
+            </w:r>
+          </w:p>
+        </w:tc>
+      </w:tr>
+      <w:tr>
+        <w:trPr>
+          <w:cantSplit/>
+        </w:trPr>
+        <w:tc>
+          <w:tcPr>
+            <w:tcW w:type="dxa" w:w="1284"/>
+            <w:vAlign w:val="center"/>
+            <w:tcMar>
+              <w:top w:w="100" w:type="dxa"/>
+              <w:start w:w="120" w:type="dxa"/>
+              <w:bottom w:w="100" w:type="dxa"/>
+              <w:end w:w="120" w:type="dxa"/>
+            </w:tcMar>
+            <w:tcBorders>
+              <w:top w:val="single" w:sz="6" w:color="D9E1F2"/>
+              <w:left w:val="single" w:sz="6" w:color="D9E1F2"/>
+              <w:bottom w:val="single" w:sz="6" w:color="D9E1F2"/>
+              <w:right w:val="single" w:sz="6" w:color="D9E1F2"/>
+              <w:insideH w:val="single" w:sz="6" w:color="D9E1F2"/>
+              <w:insideV w:val="single" w:sz="6" w:color="D9E1F2"/>
+            </w:tcBorders>
+            <w:shd w:fill="FFFFFF"/>
+          </w:tcPr>
+          <w:p>
+            <w:pPr>
+              <w:spacing w:line="276" w:lineRule="auto" w:before="20" w:after="20"/>
+              <w:jc w:val="center"/>
+            </w:pPr>
+            <w:r>
+              <w:rPr>
+                <w:rFonts w:ascii="PingFang SC" w:hAnsi="PingFang SC" w:hint="eastAsia" w:eastAsia="PingFang SC" w:cs="PingFang SC"/>
+                <w:b w:val="0"/>
+                <w:color w:val="000000"/>
+                <w:sz w:val="21"/>
+              </w:rPr>
+              <w:t>模型编造法规条文</w:t>
+            </w:r>
+          </w:p>
+        </w:tc>
+        <w:tc>
+          <w:tcPr>
+            <w:tcW w:type="dxa" w:w="4219"/>
+            <w:vAlign w:val="center"/>
+            <w:tcMar>
+              <w:top w:w="100" w:type="dxa"/>
+              <w:start w:w="120" w:type="dxa"/>
+              <w:bottom w:w="100" w:type="dxa"/>
+              <w:end w:w="120" w:type="dxa"/>
+            </w:tcMar>
+            <w:tcBorders>
+              <w:top w:val="single" w:sz="6" w:color="D9E1F2"/>
+              <w:left w:val="single" w:sz="6" w:color="D9E1F2"/>
+              <w:bottom w:val="single" w:sz="6" w:color="D9E1F2"/>
+              <w:right w:val="single" w:sz="6" w:color="D9E1F2"/>
+              <w:insideH w:val="single" w:sz="6" w:color="D9E1F2"/>
+              <w:insideV w:val="single" w:sz="6" w:color="D9E1F2"/>
+            </w:tcBorders>
+            <w:shd w:fill="FFFFFF"/>
+          </w:tcPr>
+          <w:p>
+            <w:pPr>
+              <w:spacing w:line="276" w:lineRule="auto" w:before="20" w:after="20"/>
+              <w:jc w:val="left"/>
+            </w:pPr>
+            <w:r>
+              <w:rPr>
+                <w:rFonts w:ascii="PingFang SC" w:hAnsi="PingFang SC" w:hint="eastAsia" w:eastAsia="PingFang SC" w:cs="PingFang SC"/>
+                <w:b w:val="0"/>
+                <w:color w:val="000000"/>
+                <w:sz w:val="21"/>
+              </w:rPr>
+              <w:t>回答只能依据检索结果，每句须以来源编号引用；未引用或引用未检索来源的回答被丢弃，只展示来源</w:t>
+            </w:r>
+          </w:p>
+        </w:tc>
+        <w:tc>
+          <w:tcPr>
+            <w:tcW w:type="dxa" w:w="3137"/>
+            <w:vAlign w:val="center"/>
+            <w:tcMar>
+              <w:top w:w="100" w:type="dxa"/>
+              <w:start w:w="120" w:type="dxa"/>
+              <w:bottom w:w="100" w:type="dxa"/>
+              <w:end w:w="120" w:type="dxa"/>
+            </w:tcMar>
+            <w:tcBorders>
+              <w:top w:val="single" w:sz="6" w:color="D9E1F2"/>
+              <w:left w:val="single" w:sz="6" w:color="D9E1F2"/>
+              <w:bottom w:val="single" w:sz="6" w:color="D9E1F2"/>
+              <w:right w:val="single" w:sz="6" w:color="D9E1F2"/>
+              <w:insideH w:val="single" w:sz="6" w:color="D9E1F2"/>
+              <w:insideV w:val="single" w:sz="6" w:color="D9E1F2"/>
+            </w:tcBorders>
+            <w:shd w:fill="FFFFFF"/>
+          </w:tcPr>
+          <w:p>
+            <w:pPr>
+              <w:spacing w:line="276" w:lineRule="auto" w:before="20" w:after="20"/>
+              <w:jc w:val="left"/>
+            </w:pPr>
+            <w:r>
+              <w:rPr>
+                <w:rFonts w:ascii="PingFang SC" w:hAnsi="PingFang SC" w:hint="eastAsia" w:eastAsia="PingFang SC" w:cs="PingFang SC"/>
+                <w:b w:val="0"/>
+                <w:color w:val="000000"/>
+                <w:sz w:val="21"/>
+              </w:rPr>
+              <w:t>引用校验函数和对应自动化测试</w:t>
+            </w:r>
+          </w:p>
+        </w:tc>
+      </w:tr>
+      <w:tr>
+        <w:trPr>
+          <w:cantSplit/>
+        </w:trPr>
+        <w:tc>
+          <w:tcPr>
+            <w:tcW w:type="dxa" w:w="1284"/>
+            <w:vAlign w:val="center"/>
+            <w:tcMar>
+              <w:top w:w="100" w:type="dxa"/>
+              <w:start w:w="120" w:type="dxa"/>
+              <w:bottom w:w="100" w:type="dxa"/>
+              <w:end w:w="120" w:type="dxa"/>
+            </w:tcMar>
+            <w:tcBorders>
+              <w:top w:val="single" w:sz="6" w:color="D9E1F2"/>
+              <w:left w:val="single" w:sz="6" w:color="D9E1F2"/>
+              <w:bottom w:val="single" w:sz="6" w:color="D9E1F2"/>
+              <w:right w:val="single" w:sz="6" w:color="D9E1F2"/>
+              <w:insideH w:val="single" w:sz="6" w:color="D9E1F2"/>
+              <w:insideV w:val="single" w:sz="6" w:color="D9E1F2"/>
+            </w:tcBorders>
+            <w:shd w:fill="EAF2F8"/>
+          </w:tcPr>
+          <w:p>
+            <w:pPr>
+              <w:spacing w:line="276" w:lineRule="auto" w:before="20" w:after="20"/>
+              <w:jc w:val="center"/>
+            </w:pPr>
+            <w:r>
+              <w:rPr>
+                <w:rFonts w:ascii="PingFang SC" w:hAnsi="PingFang SC" w:hint="eastAsia" w:eastAsia="PingFang SC" w:cs="PingFang SC"/>
+                <w:b w:val="0"/>
+                <w:color w:val="000000"/>
+                <w:sz w:val="21"/>
+              </w:rPr>
+              <w:t>模型改写查询导致漏检</w:t>
+            </w:r>
+          </w:p>
+        </w:tc>
+        <w:tc>
+          <w:tcPr>
+            <w:tcW w:type="dxa" w:w="4219"/>
+            <w:vAlign w:val="center"/>
+            <w:tcMar>
+              <w:top w:w="100" w:type="dxa"/>
+              <w:start w:w="120" w:type="dxa"/>
+              <w:bottom w:w="100" w:type="dxa"/>
+              <w:end w:w="120" w:type="dxa"/>
+            </w:tcMar>
+            <w:tcBorders>
+              <w:top w:val="single" w:sz="6" w:color="D9E1F2"/>
+              <w:left w:val="single" w:sz="6" w:color="D9E1F2"/>
+              <w:bottom w:val="single" w:sz="6" w:color="D9E1F2"/>
+              <w:right w:val="single" w:sz="6" w:color="D9E1F2"/>
+              <w:insideH w:val="single" w:sz="6" w:color="D9E1F2"/>
+              <w:insideV w:val="single" w:sz="6" w:color="D9E1F2"/>
+            </w:tcBorders>
+            <w:shd w:fill="EAF2F8"/>
+          </w:tcPr>
+          <w:p>
+            <w:pPr>
+              <w:spacing w:line="276" w:lineRule="auto" w:before="20" w:after="20"/>
+              <w:jc w:val="left"/>
+            </w:pPr>
+            <w:r>
+              <w:rPr>
+                <w:rFonts w:ascii="PingFang SC" w:hAnsi="PingFang SC" w:hint="eastAsia" w:eastAsia="PingFang SC" w:cs="PingFang SC"/>
+                <w:b w:val="0"/>
+                <w:color w:val="000000"/>
+                <w:sz w:val="21"/>
+              </w:rPr>
+              <w:t>同时以用户原话和模型改写查询检索，按文档取最高分合并</w:t>
+            </w:r>
+          </w:p>
+        </w:tc>
+        <w:tc>
+          <w:tcPr>
+            <w:tcW w:type="dxa" w:w="3137"/>
+            <w:vAlign w:val="center"/>
+            <w:tcMar>
+              <w:top w:w="100" w:type="dxa"/>
+              <w:start w:w="120" w:type="dxa"/>
+              <w:bottom w:w="100" w:type="dxa"/>
+              <w:end w:w="120" w:type="dxa"/>
+            </w:tcMar>
+            <w:tcBorders>
+              <w:top w:val="single" w:sz="6" w:color="D9E1F2"/>
+              <w:left w:val="single" w:sz="6" w:color="D9E1F2"/>
+              <w:bottom w:val="single" w:sz="6" w:color="D9E1F2"/>
+              <w:right w:val="single" w:sz="6" w:color="D9E1F2"/>
+              <w:insideH w:val="single" w:sz="6" w:color="D9E1F2"/>
+              <w:insideV w:val="single" w:sz="6" w:color="D9E1F2"/>
+            </w:tcBorders>
+            <w:shd w:fill="EAF2F8"/>
+          </w:tcPr>
+          <w:p>
+            <w:pPr>
+              <w:spacing w:line="276" w:lineRule="auto" w:before="20" w:after="20"/>
+              <w:jc w:val="left"/>
+            </w:pPr>
+            <w:r>
+              <w:rPr>
+                <w:rFonts w:ascii="PingFang SC" w:hAnsi="PingFang SC" w:hint="eastAsia" w:eastAsia="PingFang SC" w:cs="PingFang SC"/>
+                <w:b w:val="0"/>
+                <w:color w:val="000000"/>
+                <w:sz w:val="21"/>
+              </w:rPr>
+              <w:t>改写查询不丢失命中的回归测试</w:t>
+            </w:r>
+          </w:p>
+        </w:tc>
+      </w:tr>
+      <w:tr>
+        <w:trPr>
+          <w:cantSplit/>
+        </w:trPr>
+        <w:tc>
+          <w:tcPr>
+            <w:tcW w:type="dxa" w:w="1284"/>
+            <w:vAlign w:val="center"/>
+            <w:tcMar>
+              <w:top w:w="100" w:type="dxa"/>
+              <w:start w:w="120" w:type="dxa"/>
+              <w:bottom w:w="100" w:type="dxa"/>
+              <w:end w:w="120" w:type="dxa"/>
+            </w:tcMar>
+            <w:tcBorders>
+              <w:top w:val="single" w:sz="6" w:color="D9E1F2"/>
+              <w:left w:val="single" w:sz="6" w:color="D9E1F2"/>
+              <w:bottom w:val="single" w:sz="6" w:color="D9E1F2"/>
+              <w:right w:val="single" w:sz="6" w:color="D9E1F2"/>
+              <w:insideH w:val="single" w:sz="6" w:color="D9E1F2"/>
+              <w:insideV w:val="single" w:sz="6" w:color="D9E1F2"/>
+            </w:tcBorders>
+            <w:shd w:fill="FFFFFF"/>
+          </w:tcPr>
+          <w:p>
+            <w:pPr>
+              <w:spacing w:line="276" w:lineRule="auto" w:before="20" w:after="20"/>
+              <w:jc w:val="center"/>
+            </w:pPr>
+            <w:r>
+              <w:rPr>
+                <w:rFonts w:ascii="PingFang SC" w:hAnsi="PingFang SC" w:hint="eastAsia" w:eastAsia="PingFang SC" w:cs="PingFang SC"/>
+                <w:b w:val="0"/>
+                <w:color w:val="000000"/>
+                <w:sz w:val="21"/>
+              </w:rPr>
+              <w:t>模型越权执行</w:t>
+            </w:r>
+          </w:p>
+        </w:tc>
+        <w:tc>
+          <w:tcPr>
+            <w:tcW w:type="dxa" w:w="4219"/>
+            <w:vAlign w:val="center"/>
+            <w:tcMar>
+              <w:top w:w="100" w:type="dxa"/>
+              <w:start w:w="120" w:type="dxa"/>
+              <w:bottom w:w="100" w:type="dxa"/>
+              <w:end w:w="120" w:type="dxa"/>
+            </w:tcMar>
+            <w:tcBorders>
+              <w:top w:val="single" w:sz="6" w:color="D9E1F2"/>
+              <w:left w:val="single" w:sz="6" w:color="D9E1F2"/>
+              <w:bottom w:val="single" w:sz="6" w:color="D9E1F2"/>
+              <w:right w:val="single" w:sz="6" w:color="D9E1F2"/>
+              <w:insideH w:val="single" w:sz="6" w:color="D9E1F2"/>
+              <w:insideV w:val="single" w:sz="6" w:color="D9E1F2"/>
+            </w:tcBorders>
+            <w:shd w:fill="FFFFFF"/>
+          </w:tcPr>
+          <w:p>
+            <w:pPr>
+              <w:spacing w:line="276" w:lineRule="auto" w:before="20" w:after="20"/>
+              <w:jc w:val="left"/>
+            </w:pPr>
+            <w:r>
+              <w:rPr>
+                <w:rFonts w:ascii="PingFang SC" w:hAnsi="PingFang SC" w:hint="eastAsia" w:eastAsia="PingFang SC" w:cs="PingFang SC"/>
+                <w:b w:val="0"/>
+                <w:color w:val="000000"/>
+                <w:sz w:val="21"/>
+              </w:rPr>
+              <w:t>审批、执行、核验和关闭不在工具清单内；要求代为批准时只列出待审批事项</w:t>
+            </w:r>
+          </w:p>
+        </w:tc>
+        <w:tc>
+          <w:tcPr>
+            <w:tcW w:type="dxa" w:w="3137"/>
+            <w:vAlign w:val="center"/>
+            <w:tcMar>
+              <w:top w:w="100" w:type="dxa"/>
+              <w:start w:w="120" w:type="dxa"/>
+              <w:bottom w:w="100" w:type="dxa"/>
+              <w:end w:w="120" w:type="dxa"/>
+            </w:tcMar>
+            <w:tcBorders>
+              <w:top w:val="single" w:sz="6" w:color="D9E1F2"/>
+              <w:left w:val="single" w:sz="6" w:color="D9E1F2"/>
+              <w:bottom w:val="single" w:sz="6" w:color="D9E1F2"/>
+              <w:right w:val="single" w:sz="6" w:color="D9E1F2"/>
+              <w:insideH w:val="single" w:sz="6" w:color="D9E1F2"/>
+              <w:insideV w:val="single" w:sz="6" w:color="D9E1F2"/>
+            </w:tcBorders>
+            <w:shd w:fill="FFFFFF"/>
+          </w:tcPr>
+          <w:p>
+            <w:pPr>
+              <w:spacing w:line="276" w:lineRule="auto" w:before="20" w:after="20"/>
+              <w:jc w:val="center"/>
+            </w:pPr>
+            <w:r>
+              <w:rPr>
+                <w:rFonts w:ascii="PingFang SC" w:hAnsi="PingFang SC" w:hint="eastAsia" w:eastAsia="PingFang SC" w:cs="PingFang SC"/>
+                <w:b w:val="0"/>
+                <w:color w:val="000000"/>
+                <w:sz w:val="21"/>
+              </w:rPr>
+              <w:t>工具枚举和线上核查记录</w:t>
+            </w:r>
+          </w:p>
+        </w:tc>
+      </w:tr>
+      <w:tr>
+        <w:trPr>
+          <w:cantSplit/>
+        </w:trPr>
+        <w:tc>
+          <w:tcPr>
+            <w:tcW w:type="dxa" w:w="1284"/>
+            <w:vAlign w:val="center"/>
+            <w:tcMar>
+              <w:top w:w="100" w:type="dxa"/>
+              <w:start w:w="120" w:type="dxa"/>
+              <w:bottom w:w="100" w:type="dxa"/>
+              <w:end w:w="120" w:type="dxa"/>
+            </w:tcMar>
+            <w:tcBorders>
+              <w:top w:val="single" w:sz="6" w:color="D9E1F2"/>
+              <w:left w:val="single" w:sz="6" w:color="D9E1F2"/>
+              <w:bottom w:val="single" w:sz="6" w:color="D9E1F2"/>
+              <w:right w:val="single" w:sz="6" w:color="D9E1F2"/>
+              <w:insideH w:val="single" w:sz="6" w:color="D9E1F2"/>
+              <w:insideV w:val="single" w:sz="6" w:color="D9E1F2"/>
+            </w:tcBorders>
+            <w:shd w:fill="EAF2F8"/>
+          </w:tcPr>
+          <w:p>
+            <w:pPr>
+              <w:spacing w:line="276" w:lineRule="auto" w:before="20" w:after="20"/>
+              <w:jc w:val="center"/>
+            </w:pPr>
+            <w:r>
+              <w:rPr>
+                <w:rFonts w:ascii="PingFang SC" w:hAnsi="PingFang SC" w:hint="eastAsia" w:eastAsia="PingFang SC" w:cs="PingFang SC"/>
+                <w:b w:val="0"/>
+                <w:color w:val="000000"/>
+                <w:sz w:val="21"/>
+              </w:rPr>
+              <w:t>事件被闲聊打发</w:t>
+            </w:r>
+          </w:p>
+        </w:tc>
+        <w:tc>
+          <w:tcPr>
+            <w:tcW w:type="dxa" w:w="4219"/>
+            <w:vAlign w:val="center"/>
+            <w:tcMar>
+              <w:top w:w="100" w:type="dxa"/>
+              <w:start w:w="120" w:type="dxa"/>
+              <w:bottom w:w="100" w:type="dxa"/>
+              <w:end w:w="120" w:type="dxa"/>
+            </w:tcMar>
+            <w:tcBorders>
+              <w:top w:val="single" w:sz="6" w:color="D9E1F2"/>
+              <w:left w:val="single" w:sz="6" w:color="D9E1F2"/>
+              <w:bottom w:val="single" w:sz="6" w:color="D9E1F2"/>
+              <w:right w:val="single" w:sz="6" w:color="D9E1F2"/>
+              <w:insideH w:val="single" w:sz="6" w:color="D9E1F2"/>
+              <w:insideV w:val="single" w:sz="6" w:color="D9E1F2"/>
+            </w:tcBorders>
+            <w:shd w:fill="EAF2F8"/>
+          </w:tcPr>
+          <w:p>
+            <w:pPr>
+              <w:spacing w:line="276" w:lineRule="auto" w:before="20" w:after="20"/>
+              <w:jc w:val="left"/>
+            </w:pPr>
+            <w:r>
+              <w:rPr>
+                <w:rFonts w:ascii="PingFang SC" w:hAnsi="PingFang SC" w:hint="eastAsia" w:eastAsia="PingFang SC" w:cs="PingFang SC"/>
+                <w:b w:val="0"/>
+                <w:color w:val="000000"/>
+                <w:sz w:val="21"/>
+              </w:rPr>
+              <w:t>含事件特征的消息不接受模型的直接答复，强制进入接入流程</w:t>
+            </w:r>
+          </w:p>
+        </w:tc>
+        <w:tc>
+          <w:tcPr>
+            <w:tcW w:type="dxa" w:w="3137"/>
+            <w:vAlign w:val="center"/>
+            <w:tcMar>
+              <w:top w:w="100" w:type="dxa"/>
+              <w:start w:w="120" w:type="dxa"/>
+              <w:bottom w:w="100" w:type="dxa"/>
+              <w:end w:w="120" w:type="dxa"/>
+            </w:tcMar>
+            <w:tcBorders>
+              <w:top w:val="single" w:sz="6" w:color="D9E1F2"/>
+              <w:left w:val="single" w:sz="6" w:color="D9E1F2"/>
+              <w:bottom w:val="single" w:sz="6" w:color="D9E1F2"/>
+              <w:right w:val="single" w:sz="6" w:color="D9E1F2"/>
+              <w:insideH w:val="single" w:sz="6" w:color="D9E1F2"/>
+              <w:insideV w:val="single" w:sz="6" w:color="D9E1F2"/>
+            </w:tcBorders>
+            <w:shd w:fill="EAF2F8"/>
+          </w:tcPr>
+          <w:p>
+            <w:pPr>
+              <w:spacing w:line="276" w:lineRule="auto" w:before="20" w:after="20"/>
+              <w:jc w:val="center"/>
+            </w:pPr>
+            <w:r>
+              <w:rPr>
+                <w:rFonts w:ascii="PingFang SC" w:hAnsi="PingFang SC" w:hint="eastAsia" w:eastAsia="PingFang SC" w:cs="PingFang SC"/>
+                <w:b w:val="0"/>
+                <w:color w:val="000000"/>
+                <w:sz w:val="21"/>
+              </w:rPr>
+              <w:t>对应自动化测试</w:t>
+            </w:r>
+          </w:p>
+        </w:tc>
+      </w:tr>
+      <w:tr>
+        <w:trPr>
+          <w:cantSplit/>
+        </w:trPr>
+        <w:tc>
+          <w:tcPr>
+            <w:tcW w:type="dxa" w:w="1284"/>
+            <w:vAlign w:val="center"/>
+            <w:tcMar>
+              <w:top w:w="100" w:type="dxa"/>
+              <w:start w:w="120" w:type="dxa"/>
+              <w:bottom w:w="100" w:type="dxa"/>
+              <w:end w:w="120" w:type="dxa"/>
+            </w:tcMar>
+            <w:tcBorders>
+              <w:top w:val="single" w:sz="6" w:color="D9E1F2"/>
+              <w:left w:val="single" w:sz="6" w:color="D9E1F2"/>
+              <w:bottom w:val="single" w:sz="6" w:color="D9E1F2"/>
+              <w:right w:val="single" w:sz="6" w:color="D9E1F2"/>
+              <w:insideH w:val="single" w:sz="6" w:color="D9E1F2"/>
+              <w:insideV w:val="single" w:sz="6" w:color="D9E1F2"/>
+            </w:tcBorders>
+            <w:shd w:fill="FFFFFF"/>
+          </w:tcPr>
+          <w:p>
+            <w:pPr>
+              <w:spacing w:line="276" w:lineRule="auto" w:before="20" w:after="20"/>
+              <w:jc w:val="center"/>
+            </w:pPr>
+            <w:r>
+              <w:rPr>
+                <w:rFonts w:ascii="PingFang SC" w:hAnsi="PingFang SC" w:hint="eastAsia" w:eastAsia="PingFang SC" w:cs="PingFang SC"/>
+                <w:b w:val="0"/>
+                <w:color w:val="000000"/>
+                <w:sz w:val="21"/>
+              </w:rPr>
+              <w:t>敏感数据外发</w:t>
+            </w:r>
+          </w:p>
+        </w:tc>
+        <w:tc>
+          <w:tcPr>
+            <w:tcW w:type="dxa" w:w="4219"/>
+            <w:vAlign w:val="center"/>
+            <w:tcMar>
+              <w:top w:w="100" w:type="dxa"/>
+              <w:start w:w="120" w:type="dxa"/>
+              <w:bottom w:w="100" w:type="dxa"/>
+              <w:end w:w="120" w:type="dxa"/>
+            </w:tcMar>
+            <w:tcBorders>
+              <w:top w:val="single" w:sz="6" w:color="D9E1F2"/>
+              <w:left w:val="single" w:sz="6" w:color="D9E1F2"/>
+              <w:bottom w:val="single" w:sz="6" w:color="D9E1F2"/>
+              <w:right w:val="single" w:sz="6" w:color="D9E1F2"/>
+              <w:insideH w:val="single" w:sz="6" w:color="D9E1F2"/>
+              <w:insideV w:val="single" w:sz="6" w:color="D9E1F2"/>
+            </w:tcBorders>
+            <w:shd w:fill="FFFFFF"/>
+          </w:tcPr>
+          <w:p>
+            <w:pPr>
+              <w:spacing w:line="276" w:lineRule="auto" w:before="20" w:after="20"/>
+              <w:jc w:val="left"/>
+            </w:pPr>
+            <w:r>
+              <w:rPr>
+                <w:rFonts w:ascii="PingFang SC" w:hAnsi="PingFang SC" w:hint="eastAsia" w:eastAsia="PingFang SC" w:cs="PingFang SC"/>
+                <w:b w:val="0"/>
+                <w:color w:val="000000"/>
+                <w:sz w:val="21"/>
+              </w:rPr>
+              <w:t>`restricted` 数据在任何云端请求前被限制为本地模型；不允许的路由视为无模型并退回规则</w:t>
+            </w:r>
+          </w:p>
+        </w:tc>
+        <w:tc>
+          <w:tcPr>
+            <w:tcW w:type="dxa" w:w="3137"/>
+            <w:vAlign w:val="center"/>
+            <w:tcMar>
+              <w:top w:w="100" w:type="dxa"/>
+              <w:start w:w="120" w:type="dxa"/>
+              <w:bottom w:w="100" w:type="dxa"/>
+              <w:end w:w="120" w:type="dxa"/>
+            </w:tcMar>
+            <w:tcBorders>
+              <w:top w:val="single" w:sz="6" w:color="D9E1F2"/>
+              <w:left w:val="single" w:sz="6" w:color="D9E1F2"/>
+              <w:bottom w:val="single" w:sz="6" w:color="D9E1F2"/>
+              <w:right w:val="single" w:sz="6" w:color="D9E1F2"/>
+              <w:insideH w:val="single" w:sz="6" w:color="D9E1F2"/>
+              <w:insideV w:val="single" w:sz="6" w:color="D9E1F2"/>
+            </w:tcBorders>
+            <w:shd w:fill="FFFFFF"/>
+          </w:tcPr>
+          <w:p>
+            <w:pPr>
+              <w:spacing w:line="276" w:lineRule="auto" w:before="20" w:after="20"/>
+              <w:jc w:val="center"/>
+            </w:pPr>
+            <w:r>
+              <w:rPr>
+                <w:rFonts w:ascii="PingFang SC" w:hAnsi="PingFang SC" w:hint="eastAsia" w:eastAsia="PingFang SC" w:cs="PingFang SC"/>
+                <w:b w:val="0"/>
+                <w:color w:val="000000"/>
+                <w:sz w:val="21"/>
+              </w:rPr>
+              <w:t>敏感数据路由测试</w:t>
+            </w:r>
+          </w:p>
+        </w:tc>
+      </w:tr>
+      <w:tr>
+        <w:trPr>
+          <w:cantSplit/>
+        </w:trPr>
+        <w:tc>
+          <w:tcPr>
+            <w:tcW w:type="dxa" w:w="1284"/>
+            <w:vAlign w:val="center"/>
+            <w:tcMar>
+              <w:top w:w="100" w:type="dxa"/>
+              <w:start w:w="120" w:type="dxa"/>
+              <w:bottom w:w="100" w:type="dxa"/>
+              <w:end w:w="120" w:type="dxa"/>
+            </w:tcMar>
+            <w:tcBorders>
+              <w:top w:val="single" w:sz="6" w:color="D9E1F2"/>
+              <w:left w:val="single" w:sz="6" w:color="D9E1F2"/>
+              <w:bottom w:val="single" w:sz="6" w:color="D9E1F2"/>
+              <w:right w:val="single" w:sz="6" w:color="D9E1F2"/>
+              <w:insideH w:val="single" w:sz="6" w:color="D9E1F2"/>
+              <w:insideV w:val="single" w:sz="6" w:color="D9E1F2"/>
+            </w:tcBorders>
+            <w:shd w:fill="EAF2F8"/>
+          </w:tcPr>
+          <w:p>
+            <w:pPr>
+              <w:spacing w:line="276" w:lineRule="auto" w:before="20" w:after="20"/>
+              <w:jc w:val="center"/>
+            </w:pPr>
+            <w:r>
+              <w:rPr>
+                <w:rFonts w:ascii="PingFang SC" w:hAnsi="PingFang SC" w:hint="eastAsia" w:eastAsia="PingFang SC" w:cs="PingFang SC"/>
+                <w:b w:val="0"/>
+                <w:color w:val="000000"/>
+                <w:sz w:val="21"/>
+              </w:rPr>
+              <w:t>回复函承诺越界</w:t>
+            </w:r>
+          </w:p>
+        </w:tc>
+        <w:tc>
+          <w:tcPr>
+            <w:tcW w:type="dxa" w:w="4219"/>
+            <w:vAlign w:val="center"/>
+            <w:tcMar>
+              <w:top w:w="100" w:type="dxa"/>
+              <w:start w:w="120" w:type="dxa"/>
+              <w:bottom w:w="100" w:type="dxa"/>
+              <w:end w:w="120" w:type="dxa"/>
+            </w:tcMar>
+            <w:tcBorders>
+              <w:top w:val="single" w:sz="6" w:color="D9E1F2"/>
+              <w:left w:val="single" w:sz="6" w:color="D9E1F2"/>
+              <w:bottom w:val="single" w:sz="6" w:color="D9E1F2"/>
+              <w:right w:val="single" w:sz="6" w:color="D9E1F2"/>
+              <w:insideH w:val="single" w:sz="6" w:color="D9E1F2"/>
+              <w:insideV w:val="single" w:sz="6" w:color="D9E1F2"/>
+            </w:tcBorders>
+            <w:shd w:fill="EAF2F8"/>
+          </w:tcPr>
+          <w:p>
+            <w:pPr>
+              <w:spacing w:line="276" w:lineRule="auto" w:before="20" w:after="20"/>
+              <w:jc w:val="left"/>
+            </w:pPr>
+            <w:r>
+              <w:rPr>
+                <w:rFonts w:ascii="PingFang SC" w:hAnsi="PingFang SC" w:hint="eastAsia" w:eastAsia="PingFang SC" w:cs="PingFang SC"/>
+                <w:b w:val="0"/>
+                <w:color w:val="000000"/>
+                <w:sz w:val="21"/>
+              </w:rPr>
+              <w:t>起草提示禁止承认责任、费用和工期，未知信息用 [●] 占位；引用须属于本工单证据，否则退回模板</w:t>
+            </w:r>
+          </w:p>
+        </w:tc>
+        <w:tc>
+          <w:tcPr>
+            <w:tcW w:type="dxa" w:w="3137"/>
+            <w:vAlign w:val="center"/>
+            <w:tcMar>
+              <w:top w:w="100" w:type="dxa"/>
+              <w:start w:w="120" w:type="dxa"/>
+              <w:bottom w:w="100" w:type="dxa"/>
+              <w:end w:w="120" w:type="dxa"/>
+            </w:tcMar>
+            <w:tcBorders>
+              <w:top w:val="single" w:sz="6" w:color="D9E1F2"/>
+              <w:left w:val="single" w:sz="6" w:color="D9E1F2"/>
+              <w:bottom w:val="single" w:sz="6" w:color="D9E1F2"/>
+              <w:right w:val="single" w:sz="6" w:color="D9E1F2"/>
+              <w:insideH w:val="single" w:sz="6" w:color="D9E1F2"/>
+              <w:insideV w:val="single" w:sz="6" w:color="D9E1F2"/>
+            </w:tcBorders>
+            <w:shd w:fill="EAF2F8"/>
+          </w:tcPr>
+          <w:p>
+            <w:pPr>
+              <w:spacing w:line="276" w:lineRule="auto" w:before="20" w:after="20"/>
+              <w:jc w:val="left"/>
+            </w:pPr>
+            <w:r>
+              <w:rPr>
+                <w:rFonts w:ascii="PingFang SC" w:hAnsi="PingFang SC" w:hint="eastAsia" w:eastAsia="PingFang SC" w:cs="PingFang SC"/>
+                <w:b w:val="0"/>
+                <w:color w:val="000000"/>
+                <w:sz w:val="21"/>
+              </w:rPr>
+              <w:t>回复起草测试和产物 `composition` 字段</w:t>
+            </w:r>
+          </w:p>
+        </w:tc>
+      </w:tr>
+    </w:tbl>
+    <w:p>
+      <w:pPr>
+        <w:spacing w:after="40"/>
+      </w:pPr>
+    </w:p>
+    <w:p>
+      <w:pPr>
+        <w:widowControl/>
+        <w:spacing w:line="348" w:lineRule="auto" w:after="0"/>
+        <w:ind w:firstLine="639"/>
+        <w:jc w:val="both"/>
+      </w:pPr>
+      <w:r>
+        <w:rPr>
+          <w:rFonts w:ascii="PingFang SC" w:hAnsi="PingFang SC" w:hint="eastAsia" w:eastAsia="PingFang SC" w:cs="PingFang SC"/>
+          <w:b w:val="0"/>
+          <w:color w:val="000000"/>
+          <w:sz w:val="30"/>
+        </w:rPr>
+        <w:t>每条回复都标明处理来源为「大模型理解」「规则识别」或「按你的选择」，用户可以判断结果是否来自模型。</w:t>
+      </w:r>
+    </w:p>
+    <w:p>
+      <w:pPr>
+        <w:keepNext/>
         <w:pageBreakBefore/>
         <w:widowControl/>
         <w:spacing w:before="0" w:after="160" w:line="360" w:lineRule="auto"/>
@@ -4984,7 +5881,910 @@
           <w:color w:val="000000"/>
           <w:sz w:val="30"/>
         </w:rPr>
-        <w:t>一 七步黄金主线</w:t>
+        <w:t>一 智能助手对话入口</w:t>
+      </w:r>
+    </w:p>
+    <w:p>
+      <w:pPr>
+        <w:widowControl/>
+        <w:spacing w:line="348" w:lineRule="auto" w:after="0"/>
+        <w:ind w:firstLine="639"/>
+        <w:jc w:val="both"/>
+      </w:pPr>
+      <w:r>
+        <w:rPr>
+          <w:rFonts w:ascii="PingFang SC" w:hAnsi="PingFang SC" w:hint="eastAsia" w:eastAsia="PingFang SC" w:cs="PingFang SC"/>
+          <w:b w:val="0"/>
+          <w:color w:val="000000"/>
+          <w:sz w:val="30"/>
+        </w:rPr>
+        <w:t>打开系统即进入智能助手。输入框支持文字和 PDF、DOCX、TXT 附件，可选择项目、模型路由（自动、本地、云端）和「敏感」标记；快捷按钮提供上报现场问题、处理业主函件、查当地法规、项目进展和待我审批五个任务。原指挥中心保留为全景页，其余工作台不变。</w:t>
+      </w:r>
+    </w:p>
+    <w:tbl>
+      <w:tblPr>
+        <w:tblW w:type="pct" w:w="5000"/>
+        <w:jc w:val="center"/>
+        <w:tblLayout w:type="fixed"/>
+        <w:tblLook w:firstColumn="1" w:firstRow="1" w:lastColumn="0" w:lastRow="0" w:noHBand="0" w:noVBand="1" w:val="04A0"/>
+      </w:tblPr>
+      <w:tblGrid>
+        <w:gridCol w:w="2895"/>
+        <w:gridCol w:w="2895"/>
+        <w:gridCol w:w="2895"/>
+      </w:tblGrid>
+      <w:tr>
+        <w:trPr>
+          <w:cantSplit/>
+          <w:tblHeader w:val="true"/>
+        </w:trPr>
+        <w:tc>
+          <w:tcPr>
+            <w:tcW w:type="dxa" w:w="1184"/>
+            <w:vAlign w:val="center"/>
+            <w:tcMar>
+              <w:top w:w="100" w:type="dxa"/>
+              <w:start w:w="120" w:type="dxa"/>
+              <w:bottom w:w="100" w:type="dxa"/>
+              <w:end w:w="120" w:type="dxa"/>
+            </w:tcMar>
+            <w:tcBorders>
+              <w:top w:val="single" w:sz="6" w:color="D9E1F2"/>
+              <w:left w:val="single" w:sz="6" w:color="D9E1F2"/>
+              <w:bottom w:val="single" w:sz="6" w:color="D9E1F2"/>
+              <w:right w:val="single" w:sz="6" w:color="D9E1F2"/>
+              <w:insideH w:val="single" w:sz="6" w:color="D9E1F2"/>
+              <w:insideV w:val="single" w:sz="6" w:color="D9E1F2"/>
+            </w:tcBorders>
+            <w:shd w:fill="17365D"/>
+          </w:tcPr>
+          <w:p>
+            <w:pPr>
+              <w:spacing w:line="276" w:lineRule="auto" w:before="20" w:after="20"/>
+              <w:jc w:val="center"/>
+            </w:pPr>
+            <w:r>
+              <w:rPr>
+                <w:rFonts w:ascii="PingFang SC" w:hAnsi="PingFang SC" w:hint="eastAsia" w:eastAsia="PingFang SC" w:cs="PingFang SC"/>
+                <w:b/>
+                <w:color w:val="FFFFFF"/>
+                <w:sz w:val="21"/>
+              </w:rPr>
+              <w:t>用户输入</w:t>
+            </w:r>
+          </w:p>
+        </w:tc>
+        <w:tc>
+          <w:tcPr>
+            <w:tcW w:type="dxa" w:w="3784"/>
+            <w:vAlign w:val="center"/>
+            <w:tcMar>
+              <w:top w:w="100" w:type="dxa"/>
+              <w:start w:w="120" w:type="dxa"/>
+              <w:bottom w:w="100" w:type="dxa"/>
+              <w:end w:w="120" w:type="dxa"/>
+            </w:tcMar>
+            <w:tcBorders>
+              <w:top w:val="single" w:sz="6" w:color="D9E1F2"/>
+              <w:left w:val="single" w:sz="6" w:color="D9E1F2"/>
+              <w:bottom w:val="single" w:sz="6" w:color="D9E1F2"/>
+              <w:right w:val="single" w:sz="6" w:color="D9E1F2"/>
+              <w:insideH w:val="single" w:sz="6" w:color="D9E1F2"/>
+              <w:insideV w:val="single" w:sz="6" w:color="D9E1F2"/>
+            </w:tcBorders>
+            <w:shd w:fill="17365D"/>
+          </w:tcPr>
+          <w:p>
+            <w:pPr>
+              <w:spacing w:line="276" w:lineRule="auto" w:before="20" w:after="20"/>
+              <w:jc w:val="center"/>
+            </w:pPr>
+            <w:r>
+              <w:rPr>
+                <w:rFonts w:ascii="PingFang SC" w:hAnsi="PingFang SC" w:hint="eastAsia" w:eastAsia="PingFang SC" w:cs="PingFang SC"/>
+                <w:b/>
+                <w:color w:val="FFFFFF"/>
+                <w:sz w:val="21"/>
+              </w:rPr>
+              <w:t>智能助手处理</w:t>
+            </w:r>
+          </w:p>
+        </w:tc>
+        <w:tc>
+          <w:tcPr>
+            <w:tcW w:type="dxa" w:w="3672"/>
+            <w:vAlign w:val="center"/>
+            <w:tcMar>
+              <w:top w:w="100" w:type="dxa"/>
+              <w:start w:w="120" w:type="dxa"/>
+              <w:bottom w:w="100" w:type="dxa"/>
+              <w:end w:w="120" w:type="dxa"/>
+            </w:tcMar>
+            <w:tcBorders>
+              <w:top w:val="single" w:sz="6" w:color="D9E1F2"/>
+              <w:left w:val="single" w:sz="6" w:color="D9E1F2"/>
+              <w:bottom w:val="single" w:sz="6" w:color="D9E1F2"/>
+              <w:right w:val="single" w:sz="6" w:color="D9E1F2"/>
+              <w:insideH w:val="single" w:sz="6" w:color="D9E1F2"/>
+              <w:insideV w:val="single" w:sz="6" w:color="D9E1F2"/>
+            </w:tcBorders>
+            <w:shd w:fill="17365D"/>
+          </w:tcPr>
+          <w:p>
+            <w:pPr>
+              <w:spacing w:line="276" w:lineRule="auto" w:before="20" w:after="20"/>
+              <w:jc w:val="center"/>
+            </w:pPr>
+            <w:r>
+              <w:rPr>
+                <w:rFonts w:ascii="PingFang SC" w:hAnsi="PingFang SC" w:hint="eastAsia" w:eastAsia="PingFang SC" w:cs="PingFang SC"/>
+                <w:b/>
+                <w:color w:val="FFFFFF"/>
+                <w:sz w:val="21"/>
+              </w:rPr>
+              <w:t>对话中呈现</w:t>
+            </w:r>
+          </w:p>
+        </w:tc>
+      </w:tr>
+      <w:tr>
+        <w:trPr>
+          <w:cantSplit/>
+        </w:trPr>
+        <w:tc>
+          <w:tcPr>
+            <w:tcW w:type="dxa" w:w="1184"/>
+            <w:vAlign w:val="center"/>
+            <w:tcMar>
+              <w:top w:w="100" w:type="dxa"/>
+              <w:start w:w="120" w:type="dxa"/>
+              <w:bottom w:w="100" w:type="dxa"/>
+              <w:end w:w="120" w:type="dxa"/>
+            </w:tcMar>
+            <w:tcBorders>
+              <w:top w:val="single" w:sz="6" w:color="D9E1F2"/>
+              <w:left w:val="single" w:sz="6" w:color="D9E1F2"/>
+              <w:bottom w:val="single" w:sz="6" w:color="D9E1F2"/>
+              <w:right w:val="single" w:sz="6" w:color="D9E1F2"/>
+              <w:insideH w:val="single" w:sz="6" w:color="D9E1F2"/>
+              <w:insideV w:val="single" w:sz="6" w:color="D9E1F2"/>
+            </w:tcBorders>
+            <w:shd w:fill="FFFFFF"/>
+          </w:tcPr>
+          <w:p>
+            <w:pPr>
+              <w:spacing w:line="276" w:lineRule="auto" w:before="20" w:after="20"/>
+              <w:jc w:val="center"/>
+            </w:pPr>
+            <w:r>
+              <w:rPr>
+                <w:rFonts w:ascii="PingFang SC" w:hAnsi="PingFang SC" w:hint="eastAsia" w:eastAsia="PingFang SC" w:cs="PingFang SC"/>
+                <w:b w:val="0"/>
+                <w:color w:val="000000"/>
+                <w:sz w:val="21"/>
+              </w:rPr>
+              <w:t>现场问题或业主函件</w:t>
+            </w:r>
+          </w:p>
+        </w:tc>
+        <w:tc>
+          <w:tcPr>
+            <w:tcW w:type="dxa" w:w="3784"/>
+            <w:vAlign w:val="center"/>
+            <w:tcMar>
+              <w:top w:w="100" w:type="dxa"/>
+              <w:start w:w="120" w:type="dxa"/>
+              <w:bottom w:w="100" w:type="dxa"/>
+              <w:end w:w="120" w:type="dxa"/>
+            </w:tcMar>
+            <w:tcBorders>
+              <w:top w:val="single" w:sz="6" w:color="D9E1F2"/>
+              <w:left w:val="single" w:sz="6" w:color="D9E1F2"/>
+              <w:bottom w:val="single" w:sz="6" w:color="D9E1F2"/>
+              <w:right w:val="single" w:sz="6" w:color="D9E1F2"/>
+              <w:insideH w:val="single" w:sz="6" w:color="D9E1F2"/>
+              <w:insideV w:val="single" w:sz="6" w:color="D9E1F2"/>
+            </w:tcBorders>
+            <w:shd w:fill="FFFFFF"/>
+          </w:tcPr>
+          <w:p>
+            <w:pPr>
+              <w:spacing w:line="276" w:lineRule="auto" w:before="20" w:after="20"/>
+              <w:jc w:val="left"/>
+            </w:pPr>
+            <w:r>
+              <w:rPr>
+                <w:rFonts w:ascii="PingFang SC" w:hAnsi="PingFang SC" w:hint="eastAsia" w:eastAsia="PingFang SC" w:cs="PingFang SC"/>
+                <w:b w:val="0"/>
+                <w:color w:val="000000"/>
+                <w:sz w:val="21"/>
+              </w:rPr>
+              <w:t>建立工单并运行专家分析；项目无法识别时请用户确认项目，系统不代为猜测</w:t>
+            </w:r>
+          </w:p>
+        </w:tc>
+        <w:tc>
+          <w:tcPr>
+            <w:tcW w:type="dxa" w:w="3672"/>
+            <w:vAlign w:val="center"/>
+            <w:tcMar>
+              <w:top w:w="100" w:type="dxa"/>
+              <w:start w:w="120" w:type="dxa"/>
+              <w:bottom w:w="100" w:type="dxa"/>
+              <w:end w:w="120" w:type="dxa"/>
+            </w:tcMar>
+            <w:tcBorders>
+              <w:top w:val="single" w:sz="6" w:color="D9E1F2"/>
+              <w:left w:val="single" w:sz="6" w:color="D9E1F2"/>
+              <w:bottom w:val="single" w:sz="6" w:color="D9E1F2"/>
+              <w:right w:val="single" w:sz="6" w:color="D9E1F2"/>
+              <w:insideH w:val="single" w:sz="6" w:color="D9E1F2"/>
+              <w:insideV w:val="single" w:sz="6" w:color="D9E1F2"/>
+            </w:tcBorders>
+            <w:shd w:fill="FFFFFF"/>
+          </w:tcPr>
+          <w:p>
+            <w:pPr>
+              <w:spacing w:line="276" w:lineRule="auto" w:before="20" w:after="20"/>
+              <w:jc w:val="left"/>
+            </w:pPr>
+            <w:r>
+              <w:rPr>
+                <w:rFonts w:ascii="PingFang SC" w:hAnsi="PingFang SC" w:hint="eastAsia" w:eastAsia="PingFang SC" w:cs="PingFang SC"/>
+                <w:b w:val="0"/>
+                <w:color w:val="000000"/>
+                <w:sz w:val="21"/>
+              </w:rPr>
+              <w:t>结论卡、处置计划、可展开的依据和处理过程</w:t>
+            </w:r>
+          </w:p>
+        </w:tc>
+      </w:tr>
+      <w:tr>
+        <w:trPr>
+          <w:cantSplit/>
+        </w:trPr>
+        <w:tc>
+          <w:tcPr>
+            <w:tcW w:type="dxa" w:w="1184"/>
+            <w:vAlign w:val="center"/>
+            <w:tcMar>
+              <w:top w:w="100" w:type="dxa"/>
+              <w:start w:w="120" w:type="dxa"/>
+              <w:bottom w:w="100" w:type="dxa"/>
+              <w:end w:w="120" w:type="dxa"/>
+            </w:tcMar>
+            <w:tcBorders>
+              <w:top w:val="single" w:sz="6" w:color="D9E1F2"/>
+              <w:left w:val="single" w:sz="6" w:color="D9E1F2"/>
+              <w:bottom w:val="single" w:sz="6" w:color="D9E1F2"/>
+              <w:right w:val="single" w:sz="6" w:color="D9E1F2"/>
+              <w:insideH w:val="single" w:sz="6" w:color="D9E1F2"/>
+              <w:insideV w:val="single" w:sz="6" w:color="D9E1F2"/>
+            </w:tcBorders>
+            <w:shd w:fill="EAF2F8"/>
+          </w:tcPr>
+          <w:p>
+            <w:pPr>
+              <w:spacing w:line="276" w:lineRule="auto" w:before="20" w:after="20"/>
+              <w:jc w:val="center"/>
+            </w:pPr>
+            <w:r>
+              <w:rPr>
+                <w:rFonts w:ascii="PingFang SC" w:hAnsi="PingFang SC" w:hint="eastAsia" w:eastAsia="PingFang SC" w:cs="PingFang SC"/>
+                <w:b w:val="0"/>
+                <w:color w:val="000000"/>
+                <w:sz w:val="21"/>
+              </w:rPr>
+              <w:t>法规或要求问题</w:t>
+            </w:r>
+          </w:p>
+        </w:tc>
+        <w:tc>
+          <w:tcPr>
+            <w:tcW w:type="dxa" w:w="3784"/>
+            <w:vAlign w:val="center"/>
+            <w:tcMar>
+              <w:top w:w="100" w:type="dxa"/>
+              <w:start w:w="120" w:type="dxa"/>
+              <w:bottom w:w="100" w:type="dxa"/>
+              <w:end w:w="120" w:type="dxa"/>
+            </w:tcMar>
+            <w:tcBorders>
+              <w:top w:val="single" w:sz="6" w:color="D9E1F2"/>
+              <w:left w:val="single" w:sz="6" w:color="D9E1F2"/>
+              <w:bottom w:val="single" w:sz="6" w:color="D9E1F2"/>
+              <w:right w:val="single" w:sz="6" w:color="D9E1F2"/>
+              <w:insideH w:val="single" w:sz="6" w:color="D9E1F2"/>
+              <w:insideV w:val="single" w:sz="6" w:color="D9E1F2"/>
+            </w:tcBorders>
+            <w:shd w:fill="EAF2F8"/>
+          </w:tcPr>
+          <w:p>
+            <w:pPr>
+              <w:spacing w:line="276" w:lineRule="auto" w:before="20" w:after="20"/>
+              <w:jc w:val="left"/>
+            </w:pPr>
+            <w:r>
+              <w:rPr>
+                <w:rFonts w:ascii="PingFang SC" w:hAnsi="PingFang SC" w:hint="eastAsia" w:eastAsia="PingFang SC" w:cs="PingFang SC"/>
+                <w:b w:val="0"/>
+                <w:color w:val="000000"/>
+                <w:sz w:val="21"/>
+              </w:rPr>
+              <w:t>确定性检索后由模型依据来源组织回答</w:t>
+            </w:r>
+          </w:p>
+        </w:tc>
+        <w:tc>
+          <w:tcPr>
+            <w:tcW w:type="dxa" w:w="3672"/>
+            <w:vAlign w:val="center"/>
+            <w:tcMar>
+              <w:top w:w="100" w:type="dxa"/>
+              <w:start w:w="120" w:type="dxa"/>
+              <w:bottom w:w="100" w:type="dxa"/>
+              <w:end w:w="120" w:type="dxa"/>
+            </w:tcMar>
+            <w:tcBorders>
+              <w:top w:val="single" w:sz="6" w:color="D9E1F2"/>
+              <w:left w:val="single" w:sz="6" w:color="D9E1F2"/>
+              <w:bottom w:val="single" w:sz="6" w:color="D9E1F2"/>
+              <w:right w:val="single" w:sz="6" w:color="D9E1F2"/>
+              <w:insideH w:val="single" w:sz="6" w:color="D9E1F2"/>
+              <w:insideV w:val="single" w:sz="6" w:color="D9E1F2"/>
+            </w:tcBorders>
+            <w:shd w:fill="EAF2F8"/>
+          </w:tcPr>
+          <w:p>
+            <w:pPr>
+              <w:spacing w:line="276" w:lineRule="auto" w:before="20" w:after="20"/>
+              <w:jc w:val="left"/>
+            </w:pPr>
+            <w:r>
+              <w:rPr>
+                <w:rFonts w:ascii="PingFang SC" w:hAnsi="PingFang SC" w:hint="eastAsia" w:eastAsia="PingFang SC" w:cs="PingFang SC"/>
+                <w:b w:val="0"/>
+                <w:color w:val="000000"/>
+                <w:sz w:val="21"/>
+              </w:rPr>
+              <w:t>逐句引用；来源卡片展开显示条文、主管机关、版本、复核日期和官方链接</w:t>
+            </w:r>
+          </w:p>
+        </w:tc>
+      </w:tr>
+      <w:tr>
+        <w:trPr>
+          <w:cantSplit/>
+        </w:trPr>
+        <w:tc>
+          <w:tcPr>
+            <w:tcW w:type="dxa" w:w="1184"/>
+            <w:vAlign w:val="center"/>
+            <w:tcMar>
+              <w:top w:w="100" w:type="dxa"/>
+              <w:start w:w="120" w:type="dxa"/>
+              <w:bottom w:w="100" w:type="dxa"/>
+              <w:end w:w="120" w:type="dxa"/>
+            </w:tcMar>
+            <w:tcBorders>
+              <w:top w:val="single" w:sz="6" w:color="D9E1F2"/>
+              <w:left w:val="single" w:sz="6" w:color="D9E1F2"/>
+              <w:bottom w:val="single" w:sz="6" w:color="D9E1F2"/>
+              <w:right w:val="single" w:sz="6" w:color="D9E1F2"/>
+              <w:insideH w:val="single" w:sz="6" w:color="D9E1F2"/>
+              <w:insideV w:val="single" w:sz="6" w:color="D9E1F2"/>
+            </w:tcBorders>
+            <w:shd w:fill="FFFFFF"/>
+          </w:tcPr>
+          <w:p>
+            <w:pPr>
+              <w:spacing w:line="276" w:lineRule="auto" w:before="20" w:after="20"/>
+              <w:jc w:val="center"/>
+            </w:pPr>
+            <w:r>
+              <w:rPr>
+                <w:rFonts w:ascii="PingFang SC" w:hAnsi="PingFang SC" w:hint="eastAsia" w:eastAsia="PingFang SC" w:cs="PingFang SC"/>
+                <w:b w:val="0"/>
+                <w:color w:val="000000"/>
+                <w:sz w:val="21"/>
+              </w:rPr>
+              <w:t>追问已有工单</w:t>
+            </w:r>
+          </w:p>
+        </w:tc>
+        <w:tc>
+          <w:tcPr>
+            <w:tcW w:type="dxa" w:w="3784"/>
+            <w:vAlign w:val="center"/>
+            <w:tcMar>
+              <w:top w:w="100" w:type="dxa"/>
+              <w:start w:w="120" w:type="dxa"/>
+              <w:bottom w:w="100" w:type="dxa"/>
+              <w:end w:w="120" w:type="dxa"/>
+            </w:tcMar>
+            <w:tcBorders>
+              <w:top w:val="single" w:sz="6" w:color="D9E1F2"/>
+              <w:left w:val="single" w:sz="6" w:color="D9E1F2"/>
+              <w:bottom w:val="single" w:sz="6" w:color="D9E1F2"/>
+              <w:right w:val="single" w:sz="6" w:color="D9E1F2"/>
+              <w:insideH w:val="single" w:sz="6" w:color="D9E1F2"/>
+              <w:insideV w:val="single" w:sz="6" w:color="D9E1F2"/>
+            </w:tcBorders>
+            <w:shd w:fill="FFFFFF"/>
+          </w:tcPr>
+          <w:p>
+            <w:pPr>
+              <w:spacing w:line="276" w:lineRule="auto" w:before="20" w:after="20"/>
+              <w:jc w:val="center"/>
+            </w:pPr>
+            <w:r>
+              <w:rPr>
+                <w:rFonts w:ascii="PingFang SC" w:hAnsi="PingFang SC" w:hint="eastAsia" w:eastAsia="PingFang SC" w:cs="PingFang SC"/>
+                <w:b w:val="0"/>
+                <w:color w:val="000000"/>
+                <w:sz w:val="21"/>
+              </w:rPr>
+              <w:t>结合对话上下文定位工单</w:t>
+            </w:r>
+          </w:p>
+        </w:tc>
+        <w:tc>
+          <w:tcPr>
+            <w:tcW w:type="dxa" w:w="3672"/>
+            <w:vAlign w:val="center"/>
+            <w:tcMar>
+              <w:top w:w="100" w:type="dxa"/>
+              <w:start w:w="120" w:type="dxa"/>
+              <w:bottom w:w="100" w:type="dxa"/>
+              <w:end w:w="120" w:type="dxa"/>
+            </w:tcMar>
+            <w:tcBorders>
+              <w:top w:val="single" w:sz="6" w:color="D9E1F2"/>
+              <w:left w:val="single" w:sz="6" w:color="D9E1F2"/>
+              <w:bottom w:val="single" w:sz="6" w:color="D9E1F2"/>
+              <w:right w:val="single" w:sz="6" w:color="D9E1F2"/>
+              <w:insideH w:val="single" w:sz="6" w:color="D9E1F2"/>
+              <w:insideV w:val="single" w:sz="6" w:color="D9E1F2"/>
+            </w:tcBorders>
+            <w:shd w:fill="FFFFFF"/>
+          </w:tcPr>
+          <w:p>
+            <w:pPr>
+              <w:spacing w:line="276" w:lineRule="auto" w:before="20" w:after="20"/>
+              <w:jc w:val="center"/>
+            </w:pPr>
+            <w:r>
+              <w:rPr>
+                <w:rFonts w:ascii="PingFang SC" w:hAnsi="PingFang SC" w:hint="eastAsia" w:eastAsia="PingFang SC" w:cs="PingFang SC"/>
+                <w:b w:val="0"/>
+                <w:color w:val="000000"/>
+                <w:sz w:val="21"/>
+              </w:rPr>
+              <w:t>工单状态卡和下一步操作</w:t>
+            </w:r>
+          </w:p>
+        </w:tc>
+      </w:tr>
+      <w:tr>
+        <w:trPr>
+          <w:cantSplit/>
+        </w:trPr>
+        <w:tc>
+          <w:tcPr>
+            <w:tcW w:type="dxa" w:w="1184"/>
+            <w:vAlign w:val="center"/>
+            <w:tcMar>
+              <w:top w:w="100" w:type="dxa"/>
+              <w:start w:w="120" w:type="dxa"/>
+              <w:bottom w:w="100" w:type="dxa"/>
+              <w:end w:w="120" w:type="dxa"/>
+            </w:tcMar>
+            <w:tcBorders>
+              <w:top w:val="single" w:sz="6" w:color="D9E1F2"/>
+              <w:left w:val="single" w:sz="6" w:color="D9E1F2"/>
+              <w:bottom w:val="single" w:sz="6" w:color="D9E1F2"/>
+              <w:right w:val="single" w:sz="6" w:color="D9E1F2"/>
+              <w:insideH w:val="single" w:sz="6" w:color="D9E1F2"/>
+              <w:insideV w:val="single" w:sz="6" w:color="D9E1F2"/>
+            </w:tcBorders>
+            <w:shd w:fill="EAF2F8"/>
+          </w:tcPr>
+          <w:p>
+            <w:pPr>
+              <w:spacing w:line="276" w:lineRule="auto" w:before="20" w:after="20"/>
+              <w:jc w:val="center"/>
+            </w:pPr>
+            <w:r>
+              <w:rPr>
+                <w:rFonts w:ascii="PingFang SC" w:hAnsi="PingFang SC" w:hint="eastAsia" w:eastAsia="PingFang SC" w:cs="PingFang SC"/>
+                <w:b w:val="0"/>
+                <w:color w:val="000000"/>
+                <w:sz w:val="21"/>
+              </w:rPr>
+              <w:t>项目进展、待审批</w:t>
+            </w:r>
+          </w:p>
+        </w:tc>
+        <w:tc>
+          <w:tcPr>
+            <w:tcW w:type="dxa" w:w="3784"/>
+            <w:vAlign w:val="center"/>
+            <w:tcMar>
+              <w:top w:w="100" w:type="dxa"/>
+              <w:start w:w="120" w:type="dxa"/>
+              <w:bottom w:w="100" w:type="dxa"/>
+              <w:end w:w="120" w:type="dxa"/>
+            </w:tcMar>
+            <w:tcBorders>
+              <w:top w:val="single" w:sz="6" w:color="D9E1F2"/>
+              <w:left w:val="single" w:sz="6" w:color="D9E1F2"/>
+              <w:bottom w:val="single" w:sz="6" w:color="D9E1F2"/>
+              <w:right w:val="single" w:sz="6" w:color="D9E1F2"/>
+              <w:insideH w:val="single" w:sz="6" w:color="D9E1F2"/>
+              <w:insideV w:val="single" w:sz="6" w:color="D9E1F2"/>
+            </w:tcBorders>
+            <w:shd w:fill="EAF2F8"/>
+          </w:tcPr>
+          <w:p>
+            <w:pPr>
+              <w:spacing w:line="276" w:lineRule="auto" w:before="20" w:after="20"/>
+              <w:jc w:val="left"/>
+            </w:pPr>
+            <w:r>
+              <w:rPr>
+                <w:rFonts w:ascii="PingFang SC" w:hAnsi="PingFang SC" w:hint="eastAsia" w:eastAsia="PingFang SC" w:cs="PingFang SC"/>
+                <w:b w:val="0"/>
+                <w:color w:val="000000"/>
+                <w:sz w:val="21"/>
+              </w:rPr>
+              <w:t>汇总项目进度、工期偏差、下一关口和待审批事项</w:t>
+            </w:r>
+          </w:p>
+        </w:tc>
+        <w:tc>
+          <w:tcPr>
+            <w:tcW w:type="dxa" w:w="3672"/>
+            <w:vAlign w:val="center"/>
+            <w:tcMar>
+              <w:top w:w="100" w:type="dxa"/>
+              <w:start w:w="120" w:type="dxa"/>
+              <w:bottom w:w="100" w:type="dxa"/>
+              <w:end w:w="120" w:type="dxa"/>
+            </w:tcMar>
+            <w:tcBorders>
+              <w:top w:val="single" w:sz="6" w:color="D9E1F2"/>
+              <w:left w:val="single" w:sz="6" w:color="D9E1F2"/>
+              <w:bottom w:val="single" w:sz="6" w:color="D9E1F2"/>
+              <w:right w:val="single" w:sz="6" w:color="D9E1F2"/>
+              <w:insideH w:val="single" w:sz="6" w:color="D9E1F2"/>
+              <w:insideV w:val="single" w:sz="6" w:color="D9E1F2"/>
+            </w:tcBorders>
+            <w:shd w:fill="EAF2F8"/>
+          </w:tcPr>
+          <w:p>
+            <w:pPr>
+              <w:spacing w:line="276" w:lineRule="auto" w:before="20" w:after="20"/>
+              <w:jc w:val="center"/>
+            </w:pPr>
+            <w:r>
+              <w:rPr>
+                <w:rFonts w:ascii="PingFang SC" w:hAnsi="PingFang SC" w:hint="eastAsia" w:eastAsia="PingFang SC" w:cs="PingFang SC"/>
+                <w:b w:val="0"/>
+                <w:color w:val="000000"/>
+                <w:sz w:val="21"/>
+              </w:rPr>
+              <w:t>进度卡片和审批按钮</w:t>
+            </w:r>
+          </w:p>
+        </w:tc>
+      </w:tr>
+      <w:tr>
+        <w:trPr>
+          <w:cantSplit/>
+        </w:trPr>
+        <w:tc>
+          <w:tcPr>
+            <w:tcW w:type="dxa" w:w="1184"/>
+            <w:vAlign w:val="center"/>
+            <w:tcMar>
+              <w:top w:w="100" w:type="dxa"/>
+              <w:start w:w="120" w:type="dxa"/>
+              <w:bottom w:w="100" w:type="dxa"/>
+              <w:end w:w="120" w:type="dxa"/>
+            </w:tcMar>
+            <w:tcBorders>
+              <w:top w:val="single" w:sz="6" w:color="D9E1F2"/>
+              <w:left w:val="single" w:sz="6" w:color="D9E1F2"/>
+              <w:bottom w:val="single" w:sz="6" w:color="D9E1F2"/>
+              <w:right w:val="single" w:sz="6" w:color="D9E1F2"/>
+              <w:insideH w:val="single" w:sz="6" w:color="D9E1F2"/>
+              <w:insideV w:val="single" w:sz="6" w:color="D9E1F2"/>
+            </w:tcBorders>
+            <w:shd w:fill="FFFFFF"/>
+          </w:tcPr>
+          <w:p>
+            <w:pPr>
+              <w:spacing w:line="276" w:lineRule="auto" w:before="20" w:after="20"/>
+              <w:jc w:val="center"/>
+            </w:pPr>
+            <w:r>
+              <w:rPr>
+                <w:rFonts w:ascii="PingFang SC" w:hAnsi="PingFang SC" w:hint="eastAsia" w:eastAsia="PingFang SC" w:cs="PingFang SC"/>
+                <w:b w:val="0"/>
+                <w:color w:val="000000"/>
+                <w:sz w:val="21"/>
+              </w:rPr>
+              <w:t>审批与执行</w:t>
+            </w:r>
+          </w:p>
+        </w:tc>
+        <w:tc>
+          <w:tcPr>
+            <w:tcW w:type="dxa" w:w="3784"/>
+            <w:vAlign w:val="center"/>
+            <w:tcMar>
+              <w:top w:w="100" w:type="dxa"/>
+              <w:start w:w="120" w:type="dxa"/>
+              <w:bottom w:w="100" w:type="dxa"/>
+              <w:end w:w="120" w:type="dxa"/>
+            </w:tcMar>
+            <w:tcBorders>
+              <w:top w:val="single" w:sz="6" w:color="D9E1F2"/>
+              <w:left w:val="single" w:sz="6" w:color="D9E1F2"/>
+              <w:bottom w:val="single" w:sz="6" w:color="D9E1F2"/>
+              <w:right w:val="single" w:sz="6" w:color="D9E1F2"/>
+              <w:insideH w:val="single" w:sz="6" w:color="D9E1F2"/>
+              <w:insideV w:val="single" w:sz="6" w:color="D9E1F2"/>
+            </w:tcBorders>
+            <w:shd w:fill="FFFFFF"/>
+          </w:tcPr>
+          <w:p>
+            <w:pPr>
+              <w:spacing w:line="276" w:lineRule="auto" w:before="20" w:after="20"/>
+              <w:jc w:val="left"/>
+            </w:pPr>
+            <w:r>
+              <w:rPr>
+                <w:rFonts w:ascii="PingFang SC" w:hAnsi="PingFang SC" w:hint="eastAsia" w:eastAsia="PingFang SC" w:cs="PingFang SC"/>
+                <w:b w:val="0"/>
+                <w:color w:val="000000"/>
+                <w:sz w:val="21"/>
+              </w:rPr>
+              <w:t>用户在卡片上逐项批准、生成草稿、独立核验和关闭</w:t>
+            </w:r>
+          </w:p>
+        </w:tc>
+        <w:tc>
+          <w:tcPr>
+            <w:tcW w:type="dxa" w:w="3672"/>
+            <w:vAlign w:val="center"/>
+            <w:tcMar>
+              <w:top w:w="100" w:type="dxa"/>
+              <w:start w:w="120" w:type="dxa"/>
+              <w:bottom w:w="100" w:type="dxa"/>
+              <w:end w:w="120" w:type="dxa"/>
+            </w:tcMar>
+            <w:tcBorders>
+              <w:top w:val="single" w:sz="6" w:color="D9E1F2"/>
+              <w:left w:val="single" w:sz="6" w:color="D9E1F2"/>
+              <w:bottom w:val="single" w:sz="6" w:color="D9E1F2"/>
+              <w:right w:val="single" w:sz="6" w:color="D9E1F2"/>
+              <w:insideH w:val="single" w:sz="6" w:color="D9E1F2"/>
+              <w:insideV w:val="single" w:sz="6" w:color="D9E1F2"/>
+            </w:tcBorders>
+            <w:shd w:fill="FFFFFF"/>
+          </w:tcPr>
+          <w:p>
+            <w:pPr>
+              <w:spacing w:line="276" w:lineRule="auto" w:before="20" w:after="20"/>
+              <w:jc w:val="left"/>
+            </w:pPr>
+            <w:r>
+              <w:rPr>
+                <w:rFonts w:ascii="PingFang SC" w:hAnsi="PingFang SC" w:hint="eastAsia" w:eastAsia="PingFang SC" w:cs="PingFang SC"/>
+                <w:b w:val="0"/>
+                <w:color w:val="000000"/>
+                <w:sz w:val="21"/>
+              </w:rPr>
+              <w:t>回复草稿全文、执行回执和六项核验结果</w:t>
+            </w:r>
+          </w:p>
+        </w:tc>
+      </w:tr>
+    </w:tbl>
+    <w:p>
+      <w:pPr>
+        <w:spacing w:after="40"/>
+      </w:pPr>
+    </w:p>
+    <w:p>
+      <w:pPr>
+        <w:keepNext/>
+        <w:spacing w:before="160" w:after="80"/>
+        <w:jc w:val="center"/>
+      </w:pPr>
+      <w:r>
+        <w:drawing>
+          <wp:inline xmlns:a="http://schemas.openxmlformats.org/drawingml/2006/main" xmlns:pic="http://schemas.openxmlformats.org/drawingml/2006/picture">
+            <wp:extent cx="3931920" cy="2673706"/>
+            <wp:docPr id="3" name="Picture 3" descr="图 4 智能助手接收函件并建立工单" title="图 4 智能助手接收函件并建立工单"/>
+            <wp:cNvGraphicFramePr>
+              <a:graphicFrameLocks noChangeAspect="1"/>
+            </wp:cNvGraphicFramePr>
+            <a:graphic>
+              <a:graphicData uri="http://schemas.openxmlformats.org/drawingml/2006/picture">
+                <pic:pic>
+                  <pic:nvPicPr>
+                    <pic:cNvPr id="0" name="assistant-case.png"/>
+                    <pic:cNvPicPr/>
+                  </pic:nvPicPr>
+                  <pic:blipFill>
+                    <a:blip r:embed="rId11"/>
+                    <a:stretch>
+                      <a:fillRect/>
+                    </a:stretch>
+                  </pic:blipFill>
+                  <pic:spPr>
+                    <a:xfrm>
+                      <a:off x="0" y="0"/>
+                      <a:ext cx="3931920" cy="2673706"/>
+                    </a:xfrm>
+                    <a:prstGeom prst="rect"/>
+                  </pic:spPr>
+                </pic:pic>
+              </a:graphicData>
+            </a:graphic>
+          </wp:inline>
+        </w:drawing>
+      </w:r>
+    </w:p>
+    <w:p>
+      <w:pPr>
+        <w:keepNext w:val="0"/>
+        <w:spacing w:after="160"/>
+        <w:jc w:val="center"/>
+      </w:pPr>
+      <w:r>
+        <w:rPr>
+          <w:rFonts w:ascii="PingFang SC" w:hAnsi="PingFang SC" w:hint="eastAsia" w:eastAsia="PingFang SC" w:cs="PingFang SC"/>
+          <w:b w:val="0"/>
+          <w:color w:val="000000"/>
+          <w:sz w:val="24"/>
+        </w:rPr>
+        <w:t>图 4 智能助手接收函件并建立工单</w:t>
+      </w:r>
+    </w:p>
+    <w:p>
+      <w:pPr>
+        <w:keepNext/>
+        <w:spacing w:before="160" w:after="80"/>
+        <w:jc w:val="center"/>
+      </w:pPr>
+      <w:r>
+        <w:drawing>
+          <wp:inline xmlns:a="http://schemas.openxmlformats.org/drawingml/2006/main" xmlns:pic="http://schemas.openxmlformats.org/drawingml/2006/picture">
+            <wp:extent cx="3931920" cy="3049695"/>
+            <wp:docPr id="4" name="Picture 4" descr="图 5 法规问答的逐句引用与可展开来源卡片" title="图 5 法规问答的逐句引用与可展开来源卡片"/>
+            <wp:cNvGraphicFramePr>
+              <a:graphicFrameLocks noChangeAspect="1"/>
+            </wp:cNvGraphicFramePr>
+            <a:graphic>
+              <a:graphicData uri="http://schemas.openxmlformats.org/drawingml/2006/picture">
+                <pic:pic>
+                  <pic:nvPicPr>
+                    <pic:cNvPr id="0" name="assistant-regulation.png"/>
+                    <pic:cNvPicPr/>
+                  </pic:nvPicPr>
+                  <pic:blipFill>
+                    <a:blip r:embed="rId12"/>
+                    <a:stretch>
+                      <a:fillRect/>
+                    </a:stretch>
+                  </pic:blipFill>
+                  <pic:spPr>
+                    <a:xfrm>
+                      <a:off x="0" y="0"/>
+                      <a:ext cx="3931920" cy="3049695"/>
+                    </a:xfrm>
+                    <a:prstGeom prst="rect"/>
+                  </pic:spPr>
+                </pic:pic>
+              </a:graphicData>
+            </a:graphic>
+          </wp:inline>
+        </w:drawing>
+      </w:r>
+    </w:p>
+    <w:p>
+      <w:pPr>
+        <w:keepNext w:val="0"/>
+        <w:spacing w:after="160"/>
+        <w:jc w:val="center"/>
+      </w:pPr>
+      <w:r>
+        <w:rPr>
+          <w:rFonts w:ascii="PingFang SC" w:hAnsi="PingFang SC" w:hint="eastAsia" w:eastAsia="PingFang SC" w:cs="PingFang SC"/>
+          <w:b w:val="0"/>
+          <w:color w:val="000000"/>
+          <w:sz w:val="24"/>
+        </w:rPr>
+        <w:t>图 5 法规问答的逐句引用与可展开来源卡片</w:t>
+      </w:r>
+    </w:p>
+    <w:p>
+      <w:pPr>
+        <w:keepNext/>
+        <w:spacing w:before="160" w:after="80"/>
+        <w:jc w:val="center"/>
+      </w:pPr>
+      <w:r>
+        <w:drawing>
+          <wp:inline xmlns:a="http://schemas.openxmlformats.org/drawingml/2006/main" xmlns:pic="http://schemas.openxmlformats.org/drawingml/2006/picture">
+            <wp:extent cx="3931920" cy="3049695"/>
+            <wp:docPr id="5" name="Picture 5" descr="图 6 全部审批后由大模型起草并标注引用的回复草稿" title="图 6 全部审批后由大模型起草并标注引用的回复草稿"/>
+            <wp:cNvGraphicFramePr>
+              <a:graphicFrameLocks noChangeAspect="1"/>
+            </wp:cNvGraphicFramePr>
+            <a:graphic>
+              <a:graphicData uri="http://schemas.openxmlformats.org/drawingml/2006/picture">
+                <pic:pic>
+                  <pic:nvPicPr>
+                    <pic:cNvPr id="0" name="assistant-draft.png"/>
+                    <pic:cNvPicPr/>
+                  </pic:nvPicPr>
+                  <pic:blipFill>
+                    <a:blip r:embed="rId13"/>
+                    <a:stretch>
+                      <a:fillRect/>
+                    </a:stretch>
+                  </pic:blipFill>
+                  <pic:spPr>
+                    <a:xfrm>
+                      <a:off x="0" y="0"/>
+                      <a:ext cx="3931920" cy="3049695"/>
+                    </a:xfrm>
+                    <a:prstGeom prst="rect"/>
+                  </pic:spPr>
+                </pic:pic>
+              </a:graphicData>
+            </a:graphic>
+          </wp:inline>
+        </w:drawing>
+      </w:r>
+    </w:p>
+    <w:p>
+      <w:pPr>
+        <w:keepNext w:val="0"/>
+        <w:spacing w:after="160"/>
+        <w:jc w:val="center"/>
+      </w:pPr>
+      <w:r>
+        <w:rPr>
+          <w:rFonts w:ascii="PingFang SC" w:hAnsi="PingFang SC" w:hint="eastAsia" w:eastAsia="PingFang SC" w:cs="PingFang SC"/>
+          <w:b w:val="0"/>
+          <w:color w:val="000000"/>
+          <w:sz w:val="24"/>
+        </w:rPr>
+        <w:t>图 6 全部审批后由大模型起草并标注引用的回复草稿</w:t>
+      </w:r>
+    </w:p>
+    <w:p>
+      <w:pPr>
+        <w:keepNext/>
+        <w:widowControl/>
+        <w:spacing w:before="200" w:after="80" w:line="324" w:lineRule="auto"/>
+        <w:ind w:firstLine="642"/>
+        <w:jc w:val="both"/>
+      </w:pPr>
+      <w:r>
+        <w:rPr>
+          <w:rFonts w:ascii="PingFang SC" w:hAnsi="PingFang SC" w:hint="eastAsia" w:eastAsia="PingFang SC" w:cs="PingFang SC"/>
+          <w:b/>
+          <w:color w:val="000000"/>
+          <w:sz w:val="30"/>
+        </w:rPr>
+        <w:t>二 七步黄金主线</w:t>
       </w:r>
     </w:p>
     <w:tbl>
@@ -6214,7 +8014,7 @@
           <w:color w:val="000000"/>
           <w:sz w:val="30"/>
         </w:rPr>
-        <w:t>二 项目组合与全生命周期工作台</w:t>
+        <w:t>三 项目组合与全生命周期工作台</w:t>
       </w:r>
     </w:p>
     <w:p>
@@ -6231,7 +8031,7 @@
           <w:color w:val="000000"/>
           <w:sz w:val="30"/>
         </w:rPr>
-        <w:t>指挥中心汇总项目组合、国家、风险、待审批和经核验决策。项目工作台按生命周期显示阶段关口、专业健康和优先工单。用户可以从组合异常进入项目，再进入工单、证据、Twin ID 和执行回执，不需要在多个系统中手工拼接上下文。</w:t>
+        <w:t>指挥中心（全景页）汇总项目组合、国家、风险、待审批和经核验决策。项目工作台按生命周期显示阶段关口、专业健康和优先工单。用户可以从组合异常进入项目，再进入工单、证据、Twin ID 和执行回执，不需要在多个系统中手工拼接上下文。</w:t>
       </w:r>
     </w:p>
     <w:p>
@@ -6249,7 +8049,7 @@
           <w:color w:val="000000"/>
           <w:sz w:val="30"/>
         </w:rPr>
-        <w:t>三 现场移动端</w:t>
+        <w:t>四 现场移动端</w:t>
       </w:r>
     </w:p>
     <w:p>
@@ -6284,7 +8084,7 @@
           <w:color w:val="000000"/>
           <w:sz w:val="30"/>
         </w:rPr>
-        <w:t>四 国家包 知识库和培训</w:t>
+        <w:t>五 国家包 知识库和培训</w:t>
       </w:r>
     </w:p>
     <w:p>
@@ -6319,7 +8119,7 @@
           <w:color w:val="000000"/>
           <w:sz w:val="30"/>
         </w:rPr>
-        <w:t>五 数字孪生与运营场景</w:t>
+        <w:t>六 数字孪生与运营场景</w:t>
       </w:r>
     </w:p>
     <w:p>
@@ -6372,7 +8172,7 @@
           <w:color w:val="000000"/>
           <w:sz w:val="30"/>
         </w:rPr>
-        <w:t>六 管理与可观测能力</w:t>
+        <w:t>七 管理与可观测能力</w:t>
       </w:r>
     </w:p>
     <w:p>
@@ -6574,6 +8374,23 @@
     </w:p>
     <w:p>
       <w:pPr>
+        <w:widowControl/>
+        <w:spacing w:line="348" w:lineRule="auto" w:after="0"/>
+        <w:ind w:firstLine="639"/>
+        <w:jc w:val="both"/>
+      </w:pPr>
+      <w:r>
+        <w:rPr>
+          <w:rFonts w:ascii="PingFang SC" w:hAnsi="PingFang SC" w:hint="eastAsia" w:eastAsia="PingFang SC" w:cs="PingFang SC"/>
+          <w:b w:val="0"/>
+          <w:color w:val="000000"/>
+          <w:sz w:val="30"/>
+        </w:rPr>
+        <w:t>2026 年 10 月 15 日，智能助手在线上使用云端 OpenAI 兼容模型完成人工核查：对「你能做什么」「明天吉隆坡天气」和「帮我批准所有待审批事项」分别给出能力说明、范围外说明和待审批清单，未代为批准；「印尼那个高速项目进度如何」被定位到 ID HWY B；马来西亚高处作业问题的回答逐句引用 MY-HSE-WAH-01 与 MY-DOSH-OSHA，并可打开 DOSH 官方来源。使用一份合成的分包商变更申请函时，单次实测建工单约 12 秒、审批后起草回复约 16 秒；回复确认收函、要求补充书面指令和计价资料、保留合同权利，未知信息以 [●] 占位，独立核验六项全部通过。以上为单次线上核查，不代表统计意义上的延迟或准确率。</w:t>
+      </w:r>
+    </w:p>
+    <w:p>
+      <w:pPr>
         <w:keepNext/>
         <w:spacing w:before="160" w:after="80"/>
         <w:jc w:val="center"/>
@@ -6582,7 +8399,7 @@
         <w:drawing>
           <wp:inline xmlns:a="http://schemas.openxmlformats.org/drawingml/2006/main" xmlns:pic="http://schemas.openxmlformats.org/drawingml/2006/picture">
             <wp:extent cx="5349240" cy="3008948"/>
-            <wp:docPr id="3" name="Picture 3" descr="图 3 线上阶段 9.1 参赛证据页" title="图 3 线上阶段 9.1 参赛证据页"/>
+            <wp:docPr id="6" name="Picture 6" descr="图 3 线上阶段 9.1 参赛证据页" title="图 3 线上阶段 9.1 参赛证据页"/>
             <wp:cNvGraphicFramePr>
               <a:graphicFrameLocks noChangeAspect="1"/>
             </wp:cNvGraphicFramePr>
@@ -6594,7 +8411,7 @@
                     <pic:cNvPicPr/>
                   </pic:nvPicPr>
                   <pic:blipFill>
-                    <a:blip r:embed="rId11"/>
+                    <a:blip r:embed="rId14"/>
                     <a:stretch>
                       <a:fillRect/>
                     </a:stretch>
@@ -9105,7 +10922,7 @@
           <w:color w:val="000000"/>
           <w:sz w:val="30"/>
         </w:rPr>
-        <w:t xml:space="preserve">API 自动化测试共 165 项并通过；Web 生产构建通过；三套评测脚本通过；数据库从空库升级到最新版本并通过模型一致性检查；Docker Compose 全栈启动后，对健康检查、接入、数字孪生、评测、黄金主线和主要页面执行烟测。GitHub Actions 运行 </w:t>
+        <w:t xml:space="preserve">API 自动化测试共 207 项并通过，其中包括智能助手规划与引用校验 24 项、回复起草与标题解析 8 项、项目归属确认和限流回归测试；Web 生产构建通过；三套评测脚本通过；数据库从空库升级到最新版本并通过模型一致性检查；Docker Compose 全栈启动后，对健康检查、接入、数字孪生、评测、黄金主线和主要页面执行烟测。GitHub Actions 运行 </w:t>
       </w:r>
       <w:r>
         <w:rPr>
@@ -9114,7 +10931,7 @@
           <w:color w:val="000000"/>
           <w:sz w:val="21"/>
         </w:rPr>
-        <w:t>38570085404</w:t>
+        <w:t>38658264378</w:t>
       </w:r>
       <w:r>
         <w:rPr>
@@ -9163,7 +10980,7 @@
         </w:trPr>
         <w:tc>
           <w:tcPr>
-            <w:tcW w:type="dxa" w:w="1403"/>
+            <w:tcW w:type="dxa" w:w="1441"/>
             <w:vAlign w:val="center"/>
             <w:tcMar>
               <w:top w:w="100" w:type="dxa"/>
@@ -9199,7 +11016,7 @@
         </w:tc>
         <w:tc>
           <w:tcPr>
-            <w:tcW w:type="dxa" w:w="2625"/>
+            <w:tcW w:type="dxa" w:w="2462"/>
             <w:vAlign w:val="center"/>
             <w:tcMar>
               <w:top w:w="100" w:type="dxa"/>
@@ -9235,7 +11052,7 @@
         </w:tc>
         <w:tc>
           <w:tcPr>
-            <w:tcW w:type="dxa" w:w="4611"/>
+            <w:tcW w:type="dxa" w:w="4736"/>
             <w:vAlign w:val="center"/>
             <w:tcMar>
               <w:top w:w="100" w:type="dxa"/>
@@ -9276,7 +11093,7 @@
         </w:trPr>
         <w:tc>
           <w:tcPr>
-            <w:tcW w:type="dxa" w:w="1403"/>
+            <w:tcW w:type="dxa" w:w="1441"/>
             <w:vAlign w:val="center"/>
             <w:tcMar>
               <w:top w:w="100" w:type="dxa"/>
@@ -9312,7 +11129,7 @@
         </w:tc>
         <w:tc>
           <w:tcPr>
-            <w:tcW w:type="dxa" w:w="2625"/>
+            <w:tcW w:type="dxa" w:w="2462"/>
             <w:vAlign w:val="center"/>
             <w:tcMar>
               <w:top w:w="100" w:type="dxa"/>
@@ -9348,7 +11165,7 @@
         </w:tc>
         <w:tc>
           <w:tcPr>
-            <w:tcW w:type="dxa" w:w="4611"/>
+            <w:tcW w:type="dxa" w:w="4736"/>
             <w:vAlign w:val="center"/>
             <w:tcMar>
               <w:top w:w="100" w:type="dxa"/>
@@ -9389,7 +11206,7 @@
         </w:trPr>
         <w:tc>
           <w:tcPr>
-            <w:tcW w:type="dxa" w:w="1403"/>
+            <w:tcW w:type="dxa" w:w="1441"/>
             <w:vAlign w:val="center"/>
             <w:tcMar>
               <w:top w:w="100" w:type="dxa"/>
@@ -9425,7 +11242,7 @@
         </w:tc>
         <w:tc>
           <w:tcPr>
-            <w:tcW w:type="dxa" w:w="2625"/>
+            <w:tcW w:type="dxa" w:w="2462"/>
             <w:vAlign w:val="center"/>
             <w:tcMar>
               <w:top w:w="100" w:type="dxa"/>
@@ -9461,7 +11278,7 @@
         </w:tc>
         <w:tc>
           <w:tcPr>
-            <w:tcW w:type="dxa" w:w="4611"/>
+            <w:tcW w:type="dxa" w:w="4736"/>
             <w:vAlign w:val="center"/>
             <w:tcMar>
               <w:top w:w="100" w:type="dxa"/>
@@ -9502,7 +11319,7 @@
         </w:trPr>
         <w:tc>
           <w:tcPr>
-            <w:tcW w:type="dxa" w:w="1403"/>
+            <w:tcW w:type="dxa" w:w="1441"/>
             <w:vAlign w:val="center"/>
             <w:tcMar>
               <w:top w:w="100" w:type="dxa"/>
@@ -9538,7 +11355,7 @@
         </w:tc>
         <w:tc>
           <w:tcPr>
-            <w:tcW w:type="dxa" w:w="2625"/>
+            <w:tcW w:type="dxa" w:w="2462"/>
             <w:vAlign w:val="center"/>
             <w:tcMar>
               <w:top w:w="100" w:type="dxa"/>
@@ -9574,7 +11391,7 @@
         </w:tc>
         <w:tc>
           <w:tcPr>
-            <w:tcW w:type="dxa" w:w="4611"/>
+            <w:tcW w:type="dxa" w:w="4736"/>
             <w:vAlign w:val="center"/>
             <w:tcMar>
               <w:top w:w="100" w:type="dxa"/>
@@ -9615,7 +11432,7 @@
         </w:trPr>
         <w:tc>
           <w:tcPr>
-            <w:tcW w:type="dxa" w:w="1403"/>
+            <w:tcW w:type="dxa" w:w="1441"/>
             <w:vAlign w:val="center"/>
             <w:tcMar>
               <w:top w:w="100" w:type="dxa"/>
@@ -9651,7 +11468,7 @@
         </w:tc>
         <w:tc>
           <w:tcPr>
-            <w:tcW w:type="dxa" w:w="2625"/>
+            <w:tcW w:type="dxa" w:w="2462"/>
             <w:vAlign w:val="center"/>
             <w:tcMar>
               <w:top w:w="100" w:type="dxa"/>
@@ -9687,7 +11504,7 @@
         </w:tc>
         <w:tc>
           <w:tcPr>
-            <w:tcW w:type="dxa" w:w="4611"/>
+            <w:tcW w:type="dxa" w:w="4736"/>
             <w:vAlign w:val="center"/>
             <w:tcMar>
               <w:top w:w="100" w:type="dxa"/>
@@ -9728,7 +11545,7 @@
         </w:trPr>
         <w:tc>
           <w:tcPr>
-            <w:tcW w:type="dxa" w:w="1403"/>
+            <w:tcW w:type="dxa" w:w="1441"/>
             <w:vAlign w:val="center"/>
             <w:tcMar>
               <w:top w:w="100" w:type="dxa"/>
@@ -9758,13 +11575,13 @@
                 <w:color w:val="000000"/>
                 <w:sz w:val="21"/>
               </w:rPr>
-              <w:t>数字孪生</w:t>
-            </w:r>
-          </w:p>
-        </w:tc>
-        <w:tc>
-          <w:tcPr>
-            <w:tcW w:type="dxa" w:w="2625"/>
+              <w:t>函件答复</w:t>
+            </w:r>
+          </w:p>
+        </w:tc>
+        <w:tc>
+          <w:tcPr>
+            <w:tcW w:type="dxa" w:w="2462"/>
             <w:vAlign w:val="center"/>
             <w:tcMar>
               <w:top w:w="100" w:type="dxa"/>
@@ -9794,13 +11611,13 @@
                 <w:color w:val="000000"/>
                 <w:sz w:val="21"/>
               </w:rPr>
-              <w:t>模型浏览与业务记录分开</w:t>
-            </w:r>
-          </w:p>
-        </w:tc>
-        <w:tc>
-          <w:tcPr>
-            <w:tcW w:type="dxa" w:w="4611"/>
+              <w:t>人工反复查条款后起草</w:t>
+            </w:r>
+          </w:p>
+        </w:tc>
+        <w:tc>
+          <w:tcPr>
+            <w:tcW w:type="dxa" w:w="4736"/>
             <w:vAlign w:val="center"/>
             <w:tcMar>
               <w:top w:w="100" w:type="dxa"/>
@@ -9830,7 +11647,7 @@
                 <w:color w:val="000000"/>
                 <w:sz w:val="21"/>
               </w:rPr>
-              <w:t>Twin ID 连接模型、事件、进度、成本和运营数据</w:t>
+              <w:t>审批后由模型依据来函和已引用证据起草，引用越界自动退回模板</w:t>
             </w:r>
           </w:p>
         </w:tc>
@@ -9841,7 +11658,7 @@
         </w:trPr>
         <w:tc>
           <w:tcPr>
-            <w:tcW w:type="dxa" w:w="1403"/>
+            <w:tcW w:type="dxa" w:w="1441"/>
             <w:vAlign w:val="center"/>
             <w:tcMar>
               <w:top w:w="100" w:type="dxa"/>
@@ -9871,13 +11688,239 @@
                 <w:color w:val="000000"/>
                 <w:sz w:val="21"/>
               </w:rPr>
+              <w:t>系统使用门槛</w:t>
+            </w:r>
+          </w:p>
+        </w:tc>
+        <w:tc>
+          <w:tcPr>
+            <w:tcW w:type="dxa" w:w="2462"/>
+            <w:vAlign w:val="center"/>
+            <w:tcMar>
+              <w:top w:w="100" w:type="dxa"/>
+              <w:start w:w="120" w:type="dxa"/>
+              <w:bottom w:w="100" w:type="dxa"/>
+              <w:end w:w="120" w:type="dxa"/>
+            </w:tcMar>
+            <w:tcBorders>
+              <w:top w:val="single" w:sz="6" w:color="D9E1F2"/>
+              <w:left w:val="single" w:sz="6" w:color="D9E1F2"/>
+              <w:bottom w:val="single" w:sz="6" w:color="D9E1F2"/>
+              <w:right w:val="single" w:sz="6" w:color="D9E1F2"/>
+              <w:insideH w:val="single" w:sz="6" w:color="D9E1F2"/>
+              <w:insideV w:val="single" w:sz="6" w:color="D9E1F2"/>
+            </w:tcBorders>
+            <w:shd w:fill="EAF2F8"/>
+          </w:tcPr>
+          <w:p>
+            <w:pPr>
+              <w:spacing w:line="276" w:lineRule="auto" w:before="20" w:after="20"/>
+              <w:jc w:val="center"/>
+            </w:pPr>
+            <w:r>
+              <w:rPr>
+                <w:rFonts w:ascii="PingFang SC" w:hAnsi="PingFang SC" w:hint="eastAsia" w:eastAsia="PingFang SC" w:cs="PingFang SC"/>
+                <w:b w:val="0"/>
+                <w:color w:val="000000"/>
+                <w:sz w:val="21"/>
+              </w:rPr>
+              <w:t>在多个模块之间查找功能</w:t>
+            </w:r>
+          </w:p>
+        </w:tc>
+        <w:tc>
+          <w:tcPr>
+            <w:tcW w:type="dxa" w:w="4736"/>
+            <w:vAlign w:val="center"/>
+            <w:tcMar>
+              <w:top w:w="100" w:type="dxa"/>
+              <w:start w:w="120" w:type="dxa"/>
+              <w:bottom w:w="100" w:type="dxa"/>
+              <w:end w:w="120" w:type="dxa"/>
+            </w:tcMar>
+            <w:tcBorders>
+              <w:top w:val="single" w:sz="6" w:color="D9E1F2"/>
+              <w:left w:val="single" w:sz="6" w:color="D9E1F2"/>
+              <w:bottom w:val="single" w:sz="6" w:color="D9E1F2"/>
+              <w:right w:val="single" w:sz="6" w:color="D9E1F2"/>
+              <w:insideH w:val="single" w:sz="6" w:color="D9E1F2"/>
+              <w:insideV w:val="single" w:sz="6" w:color="D9E1F2"/>
+            </w:tcBorders>
+            <w:shd w:fill="EAF2F8"/>
+          </w:tcPr>
+          <w:p>
+            <w:pPr>
+              <w:spacing w:line="276" w:lineRule="auto" w:before="20" w:after="20"/>
+              <w:jc w:val="left"/>
+            </w:pPr>
+            <w:r>
+              <w:rPr>
+                <w:rFonts w:ascii="PingFang SC" w:hAnsi="PingFang SC" w:hint="eastAsia" w:eastAsia="PingFang SC" w:cs="PingFang SC"/>
+                <w:b w:val="0"/>
+                <w:color w:val="000000"/>
+                <w:sz w:val="21"/>
+              </w:rPr>
+              <w:t>一个对话入口发起任务，审批和核验以卡片完成</w:t>
+            </w:r>
+          </w:p>
+        </w:tc>
+      </w:tr>
+      <w:tr>
+        <w:trPr>
+          <w:cantSplit/>
+        </w:trPr>
+        <w:tc>
+          <w:tcPr>
+            <w:tcW w:type="dxa" w:w="1441"/>
+            <w:vAlign w:val="center"/>
+            <w:tcMar>
+              <w:top w:w="100" w:type="dxa"/>
+              <w:start w:w="120" w:type="dxa"/>
+              <w:bottom w:w="100" w:type="dxa"/>
+              <w:end w:w="120" w:type="dxa"/>
+            </w:tcMar>
+            <w:tcBorders>
+              <w:top w:val="single" w:sz="6" w:color="D9E1F2"/>
+              <w:left w:val="single" w:sz="6" w:color="D9E1F2"/>
+              <w:bottom w:val="single" w:sz="6" w:color="D9E1F2"/>
+              <w:right w:val="single" w:sz="6" w:color="D9E1F2"/>
+              <w:insideH w:val="single" w:sz="6" w:color="D9E1F2"/>
+              <w:insideV w:val="single" w:sz="6" w:color="D9E1F2"/>
+            </w:tcBorders>
+            <w:shd w:fill="FFFFFF"/>
+          </w:tcPr>
+          <w:p>
+            <w:pPr>
+              <w:spacing w:line="276" w:lineRule="auto" w:before="20" w:after="20"/>
+              <w:jc w:val="center"/>
+            </w:pPr>
+            <w:r>
+              <w:rPr>
+                <w:rFonts w:ascii="PingFang SC" w:hAnsi="PingFang SC" w:hint="eastAsia" w:eastAsia="PingFang SC" w:cs="PingFang SC"/>
+                <w:b w:val="0"/>
+                <w:color w:val="000000"/>
+                <w:sz w:val="21"/>
+              </w:rPr>
+              <w:t>数字孪生</w:t>
+            </w:r>
+          </w:p>
+        </w:tc>
+        <w:tc>
+          <w:tcPr>
+            <w:tcW w:type="dxa" w:w="2462"/>
+            <w:vAlign w:val="center"/>
+            <w:tcMar>
+              <w:top w:w="100" w:type="dxa"/>
+              <w:start w:w="120" w:type="dxa"/>
+              <w:bottom w:w="100" w:type="dxa"/>
+              <w:end w:w="120" w:type="dxa"/>
+            </w:tcMar>
+            <w:tcBorders>
+              <w:top w:val="single" w:sz="6" w:color="D9E1F2"/>
+              <w:left w:val="single" w:sz="6" w:color="D9E1F2"/>
+              <w:bottom w:val="single" w:sz="6" w:color="D9E1F2"/>
+              <w:right w:val="single" w:sz="6" w:color="D9E1F2"/>
+              <w:insideH w:val="single" w:sz="6" w:color="D9E1F2"/>
+              <w:insideV w:val="single" w:sz="6" w:color="D9E1F2"/>
+            </w:tcBorders>
+            <w:shd w:fill="FFFFFF"/>
+          </w:tcPr>
+          <w:p>
+            <w:pPr>
+              <w:spacing w:line="276" w:lineRule="auto" w:before="20" w:after="20"/>
+              <w:jc w:val="center"/>
+            </w:pPr>
+            <w:r>
+              <w:rPr>
+                <w:rFonts w:ascii="PingFang SC" w:hAnsi="PingFang SC" w:hint="eastAsia" w:eastAsia="PingFang SC" w:cs="PingFang SC"/>
+                <w:b w:val="0"/>
+                <w:color w:val="000000"/>
+                <w:sz w:val="21"/>
+              </w:rPr>
+              <w:t>模型浏览与业务记录分开</w:t>
+            </w:r>
+          </w:p>
+        </w:tc>
+        <w:tc>
+          <w:tcPr>
+            <w:tcW w:type="dxa" w:w="4736"/>
+            <w:vAlign w:val="center"/>
+            <w:tcMar>
+              <w:top w:w="100" w:type="dxa"/>
+              <w:start w:w="120" w:type="dxa"/>
+              <w:bottom w:w="100" w:type="dxa"/>
+              <w:end w:w="120" w:type="dxa"/>
+            </w:tcMar>
+            <w:tcBorders>
+              <w:top w:val="single" w:sz="6" w:color="D9E1F2"/>
+              <w:left w:val="single" w:sz="6" w:color="D9E1F2"/>
+              <w:bottom w:val="single" w:sz="6" w:color="D9E1F2"/>
+              <w:right w:val="single" w:sz="6" w:color="D9E1F2"/>
+              <w:insideH w:val="single" w:sz="6" w:color="D9E1F2"/>
+              <w:insideV w:val="single" w:sz="6" w:color="D9E1F2"/>
+            </w:tcBorders>
+            <w:shd w:fill="FFFFFF"/>
+          </w:tcPr>
+          <w:p>
+            <w:pPr>
+              <w:spacing w:line="276" w:lineRule="auto" w:before="20" w:after="20"/>
+              <w:jc w:val="left"/>
+            </w:pPr>
+            <w:r>
+              <w:rPr>
+                <w:rFonts w:ascii="PingFang SC" w:hAnsi="PingFang SC" w:hint="eastAsia" w:eastAsia="PingFang SC" w:cs="PingFang SC"/>
+                <w:b w:val="0"/>
+                <w:color w:val="000000"/>
+                <w:sz w:val="21"/>
+              </w:rPr>
+              <w:t>Twin ID 连接模型、事件、进度、成本和运营数据</w:t>
+            </w:r>
+          </w:p>
+        </w:tc>
+      </w:tr>
+      <w:tr>
+        <w:trPr>
+          <w:cantSplit/>
+        </w:trPr>
+        <w:tc>
+          <w:tcPr>
+            <w:tcW w:type="dxa" w:w="1441"/>
+            <w:vAlign w:val="center"/>
+            <w:tcMar>
+              <w:top w:w="100" w:type="dxa"/>
+              <w:start w:w="120" w:type="dxa"/>
+              <w:bottom w:w="100" w:type="dxa"/>
+              <w:end w:w="120" w:type="dxa"/>
+            </w:tcMar>
+            <w:tcBorders>
+              <w:top w:val="single" w:sz="6" w:color="D9E1F2"/>
+              <w:left w:val="single" w:sz="6" w:color="D9E1F2"/>
+              <w:bottom w:val="single" w:sz="6" w:color="D9E1F2"/>
+              <w:right w:val="single" w:sz="6" w:color="D9E1F2"/>
+              <w:insideH w:val="single" w:sz="6" w:color="D9E1F2"/>
+              <w:insideV w:val="single" w:sz="6" w:color="D9E1F2"/>
+            </w:tcBorders>
+            <w:shd w:fill="EAF2F8"/>
+          </w:tcPr>
+          <w:p>
+            <w:pPr>
+              <w:spacing w:line="276" w:lineRule="auto" w:before="20" w:after="20"/>
+              <w:jc w:val="center"/>
+            </w:pPr>
+            <w:r>
+              <w:rPr>
+                <w:rFonts w:ascii="PingFang SC" w:hAnsi="PingFang SC" w:hint="eastAsia" w:eastAsia="PingFang SC" w:cs="PingFang SC"/>
+                <w:b w:val="0"/>
+                <w:color w:val="000000"/>
+                <w:sz w:val="21"/>
+              </w:rPr>
               <w:t>审计</w:t>
             </w:r>
           </w:p>
         </w:tc>
         <w:tc>
           <w:tcPr>
-            <w:tcW w:type="dxa" w:w="2625"/>
+            <w:tcW w:type="dxa" w:w="2462"/>
             <w:vAlign w:val="center"/>
             <w:tcMar>
               <w:top w:w="100" w:type="dxa"/>
@@ -9913,7 +11956,7 @@
         </w:tc>
         <w:tc>
           <w:tcPr>
-            <w:tcW w:type="dxa" w:w="4611"/>
+            <w:tcW w:type="dxa" w:w="4736"/>
             <w:vAlign w:val="center"/>
             <w:tcMar>
               <w:top w:w="100" w:type="dxa"/>
@@ -10022,7 +12065,7 @@
           <w:color w:val="000000"/>
           <w:sz w:val="30"/>
         </w:rPr>
-        <w:t>作品的技术重点不是扩大聊天问答范围，而是证明一个项目事件如何经过证据检索、跨专业分析、人工授权、工具执行和独立核验后成为可审计的结果。执行产物采用内容寻址，核验器重新检查审批和产物，使 AI 建议、人工责任和工具状态各自可辨。</w:t>
+        <w:t>作品的技术重点不是扩大聊天问答范围，而是证明一个项目事件如何经过证据检索、跨专业分析、人工授权、工具执行和独立核验后成为可审计的结果。智能助手降低了使用门槛，但模型只负责理解意图、组织有出处的回答和起草草稿，任何具有外部影响的动作仍由人确认、由独立核验器证明。执行产物采用内容寻址，核验器重新检查审批和产物，使 AI 建议、人工责任和工具状态各自可辨。</w:t>
       </w:r>
     </w:p>
     <w:p>
@@ -10097,7 +12140,7 @@
         </w:trPr>
         <w:tc>
           <w:tcPr>
-            <w:tcW w:type="dxa" w:w="1600"/>
+            <w:tcW w:type="dxa" w:w="1252"/>
             <w:vAlign w:val="center"/>
             <w:tcMar>
               <w:top w:w="100" w:type="dxa"/>
@@ -10133,7 +12176,7 @@
         </w:tc>
         <w:tc>
           <w:tcPr>
-            <w:tcW w:type="dxa" w:w="3680"/>
+            <w:tcW w:type="dxa" w:w="3882"/>
             <w:vAlign w:val="center"/>
             <w:tcMar>
               <w:top w:w="100" w:type="dxa"/>
@@ -10169,7 +12212,7 @@
         </w:tc>
         <w:tc>
           <w:tcPr>
-            <w:tcW w:type="dxa" w:w="3360"/>
+            <w:tcW w:type="dxa" w:w="3506"/>
             <w:vAlign w:val="center"/>
             <w:tcMar>
               <w:top w:w="100" w:type="dxa"/>
@@ -10210,7 +12253,7 @@
         </w:trPr>
         <w:tc>
           <w:tcPr>
-            <w:tcW w:type="dxa" w:w="1600"/>
+            <w:tcW w:type="dxa" w:w="1252"/>
             <w:vAlign w:val="center"/>
             <w:tcMar>
               <w:top w:w="100" w:type="dxa"/>
@@ -10246,7 +12289,7 @@
         </w:tc>
         <w:tc>
           <w:tcPr>
-            <w:tcW w:type="dxa" w:w="3680"/>
+            <w:tcW w:type="dxa" w:w="3882"/>
             <w:vAlign w:val="center"/>
             <w:tcMar>
               <w:top w:w="100" w:type="dxa"/>
@@ -10276,13 +12319,13 @@
                 <w:color w:val="000000"/>
                 <w:sz w:val="21"/>
               </w:rPr>
-              <w:t>可选分类抽取、翻译和草案生成</w:t>
-            </w:r>
-          </w:p>
-        </w:tc>
-        <w:tc>
-          <w:tcPr>
-            <w:tcW w:type="dxa" w:w="3360"/>
+              <w:t>对话意图规划、法规问答组织、回复函起草，以及可选分类抽取和翻译</w:t>
+            </w:r>
+          </w:p>
+        </w:tc>
+        <w:tc>
+          <w:tcPr>
+            <w:tcW w:type="dxa" w:w="3506"/>
             <w:vAlign w:val="center"/>
             <w:tcMar>
               <w:top w:w="100" w:type="dxa"/>
@@ -10312,7 +12355,7 @@
                 <w:color w:val="000000"/>
                 <w:sz w:val="21"/>
               </w:rPr>
-              <w:t>模型路由轨迹、schema 校验和草案产物</w:t>
+              <w:t>工具枚举约束、引用校验、失败退回规则或模板、模型路由轨迹</w:t>
             </w:r>
           </w:p>
         </w:tc>
@@ -10323,7 +12366,7 @@
         </w:trPr>
         <w:tc>
           <w:tcPr>
-            <w:tcW w:type="dxa" w:w="1600"/>
+            <w:tcW w:type="dxa" w:w="1252"/>
             <w:vAlign w:val="center"/>
             <w:tcMar>
               <w:top w:w="100" w:type="dxa"/>
@@ -10359,7 +12402,7 @@
         </w:tc>
         <w:tc>
           <w:tcPr>
-            <w:tcW w:type="dxa" w:w="3680"/>
+            <w:tcW w:type="dxa" w:w="3882"/>
             <w:vAlign w:val="center"/>
             <w:tcMar>
               <w:top w:w="100" w:type="dxa"/>
@@ -10395,7 +12438,7 @@
         </w:tc>
         <w:tc>
           <w:tcPr>
-            <w:tcW w:type="dxa" w:w="3360"/>
+            <w:tcW w:type="dxa" w:w="3506"/>
             <w:vAlign w:val="center"/>
             <w:tcMar>
               <w:top w:w="100" w:type="dxa"/>
@@ -10436,7 +12479,7 @@
         </w:trPr>
         <w:tc>
           <w:tcPr>
-            <w:tcW w:type="dxa" w:w="1600"/>
+            <w:tcW w:type="dxa" w:w="1252"/>
             <w:vAlign w:val="center"/>
             <w:tcMar>
               <w:top w:w="100" w:type="dxa"/>
@@ -10472,7 +12515,7 @@
         </w:tc>
         <w:tc>
           <w:tcPr>
-            <w:tcW w:type="dxa" w:w="3680"/>
+            <w:tcW w:type="dxa" w:w="3882"/>
             <w:vAlign w:val="center"/>
             <w:tcMar>
               <w:top w:w="100" w:type="dxa"/>
@@ -10508,7 +12551,7 @@
         </w:tc>
         <w:tc>
           <w:tcPr>
-            <w:tcW w:type="dxa" w:w="3360"/>
+            <w:tcW w:type="dxa" w:w="3506"/>
             <w:vAlign w:val="center"/>
             <w:tcMar>
               <w:top w:w="100" w:type="dxa"/>
@@ -10549,7 +12592,7 @@
         </w:trPr>
         <w:tc>
           <w:tcPr>
-            <w:tcW w:type="dxa" w:w="1600"/>
+            <w:tcW w:type="dxa" w:w="1252"/>
             <w:vAlign w:val="center"/>
             <w:tcMar>
               <w:top w:w="100" w:type="dxa"/>
@@ -10585,7 +12628,7 @@
         </w:tc>
         <w:tc>
           <w:tcPr>
-            <w:tcW w:type="dxa" w:w="3680"/>
+            <w:tcW w:type="dxa" w:w="3882"/>
             <w:vAlign w:val="center"/>
             <w:tcMar>
               <w:top w:w="100" w:type="dxa"/>
@@ -10621,7 +12664,7 @@
         </w:tc>
         <w:tc>
           <w:tcPr>
-            <w:tcW w:type="dxa" w:w="3360"/>
+            <w:tcW w:type="dxa" w:w="3506"/>
             <w:vAlign w:val="center"/>
             <w:tcMar>
               <w:top w:w="100" w:type="dxa"/>
@@ -10662,7 +12705,7 @@
         </w:trPr>
         <w:tc>
           <w:tcPr>
-            <w:tcW w:type="dxa" w:w="1600"/>
+            <w:tcW w:type="dxa" w:w="1252"/>
             <w:vAlign w:val="center"/>
             <w:tcMar>
               <w:top w:w="100" w:type="dxa"/>
@@ -10698,7 +12741,7 @@
         </w:tc>
         <w:tc>
           <w:tcPr>
-            <w:tcW w:type="dxa" w:w="3680"/>
+            <w:tcW w:type="dxa" w:w="3882"/>
             <w:vAlign w:val="center"/>
             <w:tcMar>
               <w:top w:w="100" w:type="dxa"/>
@@ -10734,7 +12777,7 @@
         </w:tc>
         <w:tc>
           <w:tcPr>
-            <w:tcW w:type="dxa" w:w="3360"/>
+            <w:tcW w:type="dxa" w:w="3506"/>
             <w:vAlign w:val="center"/>
             <w:tcMar>
               <w:top w:w="100" w:type="dxa"/>
@@ -10775,7 +12818,7 @@
         </w:trPr>
         <w:tc>
           <w:tcPr>
-            <w:tcW w:type="dxa" w:w="1600"/>
+            <w:tcW w:type="dxa" w:w="1252"/>
             <w:vAlign w:val="center"/>
             <w:tcMar>
               <w:top w:w="100" w:type="dxa"/>
@@ -10811,7 +12854,7 @@
         </w:tc>
         <w:tc>
           <w:tcPr>
-            <w:tcW w:type="dxa" w:w="3680"/>
+            <w:tcW w:type="dxa" w:w="3882"/>
             <w:vAlign w:val="center"/>
             <w:tcMar>
               <w:top w:w="100" w:type="dxa"/>
@@ -10847,7 +12890,7 @@
         </w:tc>
         <w:tc>
           <w:tcPr>
-            <w:tcW w:type="dxa" w:w="3360"/>
+            <w:tcW w:type="dxa" w:w="3506"/>
             <w:vAlign w:val="center"/>
             <w:tcMar>
               <w:top w:w="100" w:type="dxa"/>
@@ -10888,7 +12931,7 @@
         </w:trPr>
         <w:tc>
           <w:tcPr>
-            <w:tcW w:type="dxa" w:w="1600"/>
+            <w:tcW w:type="dxa" w:w="1252"/>
             <w:vAlign w:val="center"/>
             <w:tcMar>
               <w:top w:w="100" w:type="dxa"/>
@@ -10924,7 +12967,7 @@
         </w:tc>
         <w:tc>
           <w:tcPr>
-            <w:tcW w:type="dxa" w:w="3680"/>
+            <w:tcW w:type="dxa" w:w="3882"/>
             <w:vAlign w:val="center"/>
             <w:tcMar>
               <w:top w:w="100" w:type="dxa"/>
@@ -10960,7 +13003,7 @@
         </w:tc>
         <w:tc>
           <w:tcPr>
-            <w:tcW w:type="dxa" w:w="3360"/>
+            <w:tcW w:type="dxa" w:w="3506"/>
             <w:vAlign w:val="center"/>
             <w:tcMar>
               <w:top w:w="100" w:type="dxa"/>
@@ -12032,7 +14075,7 @@
         </w:trPr>
         <w:tc>
           <w:tcPr>
-            <w:tcW w:type="dxa" w:w="2587"/>
+            <w:tcW w:type="dxa" w:w="2298"/>
             <w:vAlign w:val="center"/>
             <w:tcMar>
               <w:top w:w="100" w:type="dxa"/>
@@ -12068,7 +14111,7 @@
         </w:tc>
         <w:tc>
           <w:tcPr>
-            <w:tcW w:type="dxa" w:w="1412"/>
+            <w:tcW w:type="dxa" w:w="1480"/>
             <w:vAlign w:val="center"/>
             <w:tcMar>
               <w:top w:w="100" w:type="dxa"/>
@@ -12104,7 +14147,7 @@
         </w:tc>
         <w:tc>
           <w:tcPr>
-            <w:tcW w:type="dxa" w:w="4641"/>
+            <w:tcW w:type="dxa" w:w="4862"/>
             <w:vAlign w:val="center"/>
             <w:tcMar>
               <w:top w:w="100" w:type="dxa"/>
@@ -12145,7 +14188,7 @@
         </w:trPr>
         <w:tc>
           <w:tcPr>
-            <w:tcW w:type="dxa" w:w="2587"/>
+            <w:tcW w:type="dxa" w:w="2298"/>
             <w:vAlign w:val="center"/>
             <w:tcMar>
               <w:top w:w="100" w:type="dxa"/>
@@ -12181,7 +14224,7 @@
         </w:tc>
         <w:tc>
           <w:tcPr>
-            <w:tcW w:type="dxa" w:w="1412"/>
+            <w:tcW w:type="dxa" w:w="1480"/>
             <w:vAlign w:val="center"/>
             <w:tcMar>
               <w:top w:w="100" w:type="dxa"/>
@@ -12217,7 +14260,7 @@
         </w:tc>
         <w:tc>
           <w:tcPr>
-            <w:tcW w:type="dxa" w:w="4641"/>
+            <w:tcW w:type="dxa" w:w="4862"/>
             <w:vAlign w:val="center"/>
             <w:tcMar>
               <w:top w:w="100" w:type="dxa"/>
@@ -12247,7 +14290,7 @@
                 <w:color w:val="000000"/>
                 <w:sz w:val="21"/>
               </w:rPr>
-              <w:t>第一章痛点矩阵；七步黄金场景；现场事件到闭环回执</w:t>
+              <w:t>第一章痛点矩阵；七步黄金场景；智能助手一句话发起到闭环回执</w:t>
             </w:r>
           </w:p>
         </w:tc>
@@ -12258,7 +14301,7 @@
         </w:trPr>
         <w:tc>
           <w:tcPr>
-            <w:tcW w:type="dxa" w:w="2587"/>
+            <w:tcW w:type="dxa" w:w="2298"/>
             <w:vAlign w:val="center"/>
             <w:tcMar>
               <w:top w:w="100" w:type="dxa"/>
@@ -12294,7 +14337,7 @@
         </w:tc>
         <w:tc>
           <w:tcPr>
-            <w:tcW w:type="dxa" w:w="1412"/>
+            <w:tcW w:type="dxa" w:w="1480"/>
             <w:vAlign w:val="center"/>
             <w:tcMar>
               <w:top w:w="100" w:type="dxa"/>
@@ -12330,7 +14373,7 @@
         </w:tc>
         <w:tc>
           <w:tcPr>
-            <w:tcW w:type="dxa" w:w="4641"/>
+            <w:tcW w:type="dxa" w:w="4862"/>
             <w:vAlign w:val="center"/>
             <w:tcMar>
               <w:top w:w="100" w:type="dxa"/>
@@ -12360,7 +14403,7 @@
                 <w:color w:val="000000"/>
                 <w:sz w:val="21"/>
               </w:rPr>
-              <w:t>第三章关键技术；第六章技术融合；可运行 API</w:t>
+              <w:t>第三章关键技术与受约束对话智能体；第六章技术融合；可运行 API</w:t>
             </w:r>
           </w:p>
         </w:tc>
@@ -12371,7 +14414,7 @@
         </w:trPr>
         <w:tc>
           <w:tcPr>
-            <w:tcW w:type="dxa" w:w="2587"/>
+            <w:tcW w:type="dxa" w:w="2298"/>
             <w:vAlign w:val="center"/>
             <w:tcMar>
               <w:top w:w="100" w:type="dxa"/>
@@ -12407,7 +14450,7 @@
         </w:tc>
         <w:tc>
           <w:tcPr>
-            <w:tcW w:type="dxa" w:w="1412"/>
+            <w:tcW w:type="dxa" w:w="1480"/>
             <w:vAlign w:val="center"/>
             <w:tcMar>
               <w:top w:w="100" w:type="dxa"/>
@@ -12443,7 +14486,7 @@
         </w:tc>
         <w:tc>
           <w:tcPr>
-            <w:tcW w:type="dxa" w:w="4641"/>
+            <w:tcW w:type="dxa" w:w="4862"/>
             <w:vAlign w:val="center"/>
             <w:tcMar>
               <w:top w:w="100" w:type="dxa"/>
@@ -12484,7 +14527,7 @@
         </w:trPr>
         <w:tc>
           <w:tcPr>
-            <w:tcW w:type="dxa" w:w="2587"/>
+            <w:tcW w:type="dxa" w:w="2298"/>
             <w:vAlign w:val="center"/>
             <w:tcMar>
               <w:top w:w="100" w:type="dxa"/>
@@ -12520,7 +14563,7 @@
         </w:tc>
         <w:tc>
           <w:tcPr>
-            <w:tcW w:type="dxa" w:w="1412"/>
+            <w:tcW w:type="dxa" w:w="1480"/>
             <w:vAlign w:val="center"/>
             <w:tcMar>
               <w:top w:w="100" w:type="dxa"/>
@@ -12556,7 +14599,7 @@
         </w:tc>
         <w:tc>
           <w:tcPr>
-            <w:tcW w:type="dxa" w:w="4641"/>
+            <w:tcW w:type="dxa" w:w="4862"/>
             <w:vAlign w:val="center"/>
             <w:tcMar>
               <w:top w:w="100" w:type="dxa"/>
@@ -12597,7 +14640,7 @@
         </w:trPr>
         <w:tc>
           <w:tcPr>
-            <w:tcW w:type="dxa" w:w="2587"/>
+            <w:tcW w:type="dxa" w:w="2298"/>
             <w:vAlign w:val="center"/>
             <w:tcMar>
               <w:top w:w="100" w:type="dxa"/>
@@ -12633,7 +14676,7 @@
         </w:tc>
         <w:tc>
           <w:tcPr>
-            <w:tcW w:type="dxa" w:w="1412"/>
+            <w:tcW w:type="dxa" w:w="1480"/>
             <w:vAlign w:val="center"/>
             <w:tcMar>
               <w:top w:w="100" w:type="dxa"/>
@@ -12669,7 +14712,7 @@
         </w:tc>
         <w:tc>
           <w:tcPr>
-            <w:tcW w:type="dxa" w:w="4641"/>
+            <w:tcW w:type="dxa" w:w="4862"/>
             <w:vAlign w:val="center"/>
             <w:tcMar>
               <w:top w:w="100" w:type="dxa"/>
@@ -12710,7 +14753,7 @@
         </w:trPr>
         <w:tc>
           <w:tcPr>
-            <w:tcW w:type="dxa" w:w="2587"/>
+            <w:tcW w:type="dxa" w:w="2298"/>
             <w:vAlign w:val="center"/>
             <w:tcMar>
               <w:top w:w="100" w:type="dxa"/>
@@ -12746,7 +14789,7 @@
         </w:tc>
         <w:tc>
           <w:tcPr>
-            <w:tcW w:type="dxa" w:w="1412"/>
+            <w:tcW w:type="dxa" w:w="1480"/>
             <w:vAlign w:val="center"/>
             <w:tcMar>
               <w:top w:w="100" w:type="dxa"/>
@@ -12782,7 +14825,7 @@
         </w:tc>
         <w:tc>
           <w:tcPr>
-            <w:tcW w:type="dxa" w:w="4641"/>
+            <w:tcW w:type="dxa" w:w="4862"/>
             <w:vAlign w:val="center"/>
             <w:tcMar>
               <w:top w:w="100" w:type="dxa"/>
@@ -12823,7 +14866,7 @@
         </w:trPr>
         <w:tc>
           <w:tcPr>
-            <w:tcW w:type="dxa" w:w="2587"/>
+            <w:tcW w:type="dxa" w:w="2298"/>
             <w:vAlign w:val="center"/>
             <w:tcMar>
               <w:top w:w="100" w:type="dxa"/>
@@ -12859,7 +14902,7 @@
         </w:tc>
         <w:tc>
           <w:tcPr>
-            <w:tcW w:type="dxa" w:w="1412"/>
+            <w:tcW w:type="dxa" w:w="1480"/>
             <w:vAlign w:val="center"/>
             <w:tcMar>
               <w:top w:w="100" w:type="dxa"/>
@@ -12895,7 +14938,7 @@
         </w:tc>
         <w:tc>
           <w:tcPr>
-            <w:tcW w:type="dxa" w:w="4641"/>
+            <w:tcW w:type="dxa" w:w="4862"/>
             <w:vAlign w:val="center"/>
             <w:tcMar>
               <w:top w:w="100" w:type="dxa"/>
@@ -12936,7 +14979,7 @@
         </w:trPr>
         <w:tc>
           <w:tcPr>
-            <w:tcW w:type="dxa" w:w="2587"/>
+            <w:tcW w:type="dxa" w:w="2298"/>
             <w:vAlign w:val="center"/>
             <w:tcMar>
               <w:top w:w="100" w:type="dxa"/>
@@ -12972,7 +15015,7 @@
         </w:tc>
         <w:tc>
           <w:tcPr>
-            <w:tcW w:type="dxa" w:w="1412"/>
+            <w:tcW w:type="dxa" w:w="1480"/>
             <w:vAlign w:val="center"/>
             <w:tcMar>
               <w:top w:w="100" w:type="dxa"/>
@@ -13008,7 +15051,7 @@
         </w:tc>
         <w:tc>
           <w:tcPr>
-            <w:tcW w:type="dxa" w:w="4641"/>
+            <w:tcW w:type="dxa" w:w="4862"/>
             <w:vAlign w:val="center"/>
             <w:tcMar>
               <w:top w:w="100" w:type="dxa"/>
@@ -13049,7 +15092,7 @@
         </w:trPr>
         <w:tc>
           <w:tcPr>
-            <w:tcW w:type="dxa" w:w="2587"/>
+            <w:tcW w:type="dxa" w:w="2298"/>
             <w:vAlign w:val="center"/>
             <w:tcMar>
               <w:top w:w="100" w:type="dxa"/>
@@ -13085,7 +15128,7 @@
         </w:tc>
         <w:tc>
           <w:tcPr>
-            <w:tcW w:type="dxa" w:w="1412"/>
+            <w:tcW w:type="dxa" w:w="1480"/>
             <w:vAlign w:val="center"/>
             <w:tcMar>
               <w:top w:w="100" w:type="dxa"/>
@@ -13121,7 +15164,7 @@
         </w:tc>
         <w:tc>
           <w:tcPr>
-            <w:tcW w:type="dxa" w:w="4641"/>
+            <w:tcW w:type="dxa" w:w="4862"/>
             <w:vAlign w:val="center"/>
             <w:tcMar>
               <w:top w:w="100" w:type="dxa"/>
@@ -13162,7 +15205,7 @@
         </w:trPr>
         <w:tc>
           <w:tcPr>
-            <w:tcW w:type="dxa" w:w="2587"/>
+            <w:tcW w:type="dxa" w:w="2298"/>
             <w:vAlign w:val="center"/>
             <w:tcMar>
               <w:top w:w="100" w:type="dxa"/>
@@ -13198,7 +15241,7 @@
         </w:tc>
         <w:tc>
           <w:tcPr>
-            <w:tcW w:type="dxa" w:w="1412"/>
+            <w:tcW w:type="dxa" w:w="1480"/>
             <w:vAlign w:val="center"/>
             <w:tcMar>
               <w:top w:w="100" w:type="dxa"/>
@@ -13234,7 +15277,7 @@
         </w:tc>
         <w:tc>
           <w:tcPr>
-            <w:tcW w:type="dxa" w:w="4641"/>
+            <w:tcW w:type="dxa" w:w="4862"/>
             <w:vAlign w:val="center"/>
             <w:tcMar>
               <w:top w:w="100" w:type="dxa"/>
@@ -13308,7 +15351,7 @@
           <w:color w:val="000000"/>
           <w:sz w:val="30"/>
         </w:rPr>
-        <w:t>线上参赛入口：</w:t>
+        <w:t>线上智能助手：</w:t>
       </w:r>
       <w:r>
         <w:rPr>
@@ -13317,7 +15360,7 @@
           <w:color w:val="000000"/>
           <w:sz w:val="21"/>
         </w:rPr>
-        <w:t>https://globalinfra-ai-production.up.railway.app/competition</w:t>
+        <w:t>https://globalinfra-ai-production.up.railway.app/</w:t>
       </w:r>
     </w:p>
     <w:p>
@@ -13334,7 +15377,7 @@
           <w:color w:val="000000"/>
           <w:sz w:val="30"/>
         </w:rPr>
-        <w:t>线上健康检查：</w:t>
+        <w:t>线上参赛入口：</w:t>
       </w:r>
       <w:r>
         <w:rPr>
@@ -13343,7 +15386,7 @@
           <w:color w:val="000000"/>
           <w:sz w:val="21"/>
         </w:rPr>
-        <w:t>https://globalinfra-ai-production.up.railway.app/backend/health</w:t>
+        <w:t>https://globalinfra-ai-production.up.railway.app/competition</w:t>
       </w:r>
     </w:p>
     <w:p>
@@ -13360,7 +15403,7 @@
           <w:color w:val="000000"/>
           <w:sz w:val="30"/>
         </w:rPr>
-        <w:t>完整评测证据：</w:t>
+        <w:t>线上健康检查：</w:t>
       </w:r>
       <w:r>
         <w:rPr>
@@ -13369,7 +15412,7 @@
           <w:color w:val="000000"/>
           <w:sz w:val="21"/>
         </w:rPr>
-        <w:t>https://globalinfra-ai-production.up.railway.app/backend/competition/evaluation?include_cases=true</w:t>
+        <w:t>https://globalinfra-ai-production.up.railway.app/backend/health</w:t>
       </w:r>
     </w:p>
     <w:p>
@@ -13386,7 +15429,7 @@
           <w:color w:val="000000"/>
           <w:sz w:val="30"/>
         </w:rPr>
-        <w:t>本地复现命令：</w:t>
+        <w:t>完整评测证据：</w:t>
       </w:r>
       <w:r>
         <w:rPr>
@@ -13395,7 +15438,7 @@
           <w:color w:val="000000"/>
           <w:sz w:val="21"/>
         </w:rPr>
-        <w:t>docker compose up --build</w:t>
+        <w:t>https://globalinfra-ai-production.up.railway.app/backend/competition/evaluation?include_cases=true</w:t>
       </w:r>
     </w:p>
     <w:p>
@@ -13412,7 +15455,7 @@
           <w:color w:val="000000"/>
           <w:sz w:val="30"/>
         </w:rPr>
-        <w:t>竞赛评测命令：</w:t>
+        <w:t>本地复现命令：</w:t>
       </w:r>
       <w:r>
         <w:rPr>
@@ -13421,7 +15464,7 @@
           <w:color w:val="000000"/>
           <w:sz w:val="21"/>
         </w:rPr>
-        <w:t>python evals/run_competition_eval.py</w:t>
+        <w:t>docker compose up --build</w:t>
       </w:r>
     </w:p>
     <w:p>
@@ -13438,7 +15481,7 @@
           <w:color w:val="000000"/>
           <w:sz w:val="30"/>
         </w:rPr>
-        <w:t>API 自动化测试命令：</w:t>
+        <w:t>竞赛评测命令：</w:t>
       </w:r>
       <w:r>
         <w:rPr>
@@ -13447,7 +15490,7 @@
           <w:color w:val="000000"/>
           <w:sz w:val="21"/>
         </w:rPr>
-        <w:t>python -m pytest services/api/tests -q</w:t>
+        <w:t>python evals/run_competition_eval.py</w:t>
       </w:r>
     </w:p>
     <w:p>
@@ -13464,7 +15507,7 @@
           <w:color w:val="000000"/>
           <w:sz w:val="30"/>
         </w:rPr>
-        <w:t>GitHub CI：</w:t>
+        <w:t>API 自动化测试命令：</w:t>
       </w:r>
       <w:r>
         <w:rPr>
@@ -13473,7 +15516,33 @@
           <w:color w:val="000000"/>
           <w:sz w:val="21"/>
         </w:rPr>
-        <w:t>https://github.com/weareoneconnection/globalinfra-ai/actions/runs/38570085404</w:t>
+        <w:t>python -m pytest services/api/tests -q</w:t>
+      </w:r>
+    </w:p>
+    <w:p>
+      <w:pPr>
+        <w:widowControl/>
+        <w:spacing w:line="348" w:lineRule="auto" w:after="0"/>
+        <w:ind w:firstLine="639"/>
+        <w:jc w:val="both"/>
+      </w:pPr>
+      <w:r>
+        <w:rPr>
+          <w:rFonts w:ascii="PingFang SC" w:hAnsi="PingFang SC" w:hint="eastAsia" w:eastAsia="PingFang SC" w:cs="PingFang SC"/>
+          <w:b w:val="0"/>
+          <w:color w:val="000000"/>
+          <w:sz w:val="30"/>
+        </w:rPr>
+        <w:t>GitHub CI：</w:t>
+      </w:r>
+      <w:r>
+        <w:rPr>
+          <w:rFonts w:ascii="Consolas" w:hAnsi="Consolas" w:hint="default" w:eastAsia="Consolas" w:cs="Consolas"/>
+          <w:b w:val="0"/>
+          <w:color w:val="000000"/>
+          <w:sz w:val="21"/>
+        </w:rPr>
+        <w:t>https://github.com/weareoneconnection/globalinfra-ai/actions/runs/38658264378</w:t>
       </w:r>
     </w:p>
     <w:p>
@@ -13616,7 +15685,7 @@
           <w:color w:val="000000"/>
           <w:sz w:val="30"/>
         </w:rPr>
-        <w:t>当前版本已经完成竞赛级端到端闭环、自动化测试、在线部署和可复现评测，但尚未形成真实客户项目的生产验收记录。下一阶段应选择一个获授权的海外项目，导入经过脱敏和批准的数据，完成安全评估、属地专业复核、真实系统连接、盲测和用户验收，并以试点基线量化处理时间、人工复核负担、证据完整率和风险事件闭环时间。</w:t>
+        <w:t>当前版本已经完成竞赛级端到端闭环、自动化测试、在线部署和可复现评测，但尚未形成真实客户项目的生产验收记录。智能助手的意图规划和回复起草尚未纳入版本化评测集，下一步应建立对话意图与回复质量的标注集，报告工具选择准确率、引用合规率和人工评分。下一阶段应选择一个获授权的海外项目，导入经过脱敏和批准的数据，完成安全评估、属地专业复核、真实系统连接、盲测和用户验收，并以试点基线量化处理时间、人工复核负担、证据完整率和风险事件闭环时间。</w:t>
       </w:r>
     </w:p>
     <w:p>

--- a/submission/final/GlobalInfra_AI_AI出海应用设计报告.docx
+++ b/submission/final/GlobalInfra_AI_AI出海应用设计报告.docx
@@ -45,7 +45,7 @@
           <w:color w:val="000000"/>
           <w:sz w:val="28"/>
         </w:rPr>
-        <w:t>作品版本：GlobalInfra AI V4.3 参赛提交版（智能助手与可信执行）</w:t>
+        <w:t>作品名称：GlobalInfra AI——全球交通基础设施智能决策与协同执行平台</w:t>
       </w:r>
     </w:p>
     <w:p>
@@ -60,7 +60,7 @@
           <w:color w:val="000000"/>
           <w:sz w:val="28"/>
         </w:rPr>
-        <w:t>参赛单位：请赛前填写</w:t>
+        <w:t>作品版本：V4.3 参赛提交版</w:t>
       </w:r>
     </w:p>
     <w:p>
@@ -75,7 +75,22 @@
           <w:color w:val="000000"/>
           <w:sz w:val="28"/>
         </w:rPr>
-        <w:t>团队负责人：请赛前填写</w:t>
+        <w:t>参赛单位：中国港湾工程有限责任公司</w:t>
+      </w:r>
+    </w:p>
+    <w:p>
+      <w:pPr>
+        <w:spacing w:line="360" w:lineRule="auto" w:after="120"/>
+        <w:jc w:val="center"/>
+      </w:pPr>
+      <w:r>
+        <w:rPr>
+          <w:rFonts w:ascii="PingFang SC" w:hAnsi="PingFang SC" w:hint="eastAsia" w:eastAsia="PingFang SC" w:cs="PingFang SC"/>
+          <w:b w:val="0"/>
+          <w:color w:val="000000"/>
+          <w:sz w:val="28"/>
+        </w:rPr>
+        <w:t>团队负责人：马青</w:t>
       </w:r>
     </w:p>
     <w:p>
@@ -106,12 +121,7 @@
           <w:color w:val="000000"/>
           <w:sz w:val="24"/>
         </w:rPr>
-        <w:t>数据边界：报告中的项目、事件、数字孪生和评测样本均为合成演示数据，不含客户数据或个人数据。国家法规内容仅作为官方来源索引，不构成法律意见。</w:t>
-      </w:r>
-    </w:p>
-    <w:p>
-      <w:r>
-        <w:br w:type="page"/>
+        <w:t>数据边界：报告中的项目、事件、函件、数字孪生和评测样本均为合成演示数据，不含业主、合作方、项目敏感信息或个人数据。国家法规内容仅作为官方来源索引，不构成法律意见。</w:t>
       </w:r>
     </w:p>
     <w:p>
@@ -143,11 +153,181 @@
       <w:r>
         <w:rPr>
           <w:rFonts w:ascii="PingFang SC" w:hAnsi="PingFang SC" w:hint="eastAsia" w:eastAsia="PingFang SC" w:cs="PingFang SC"/>
+          <w:b/>
+          <w:color w:val="000000"/>
+          <w:sz w:val="30"/>
+        </w:rPr>
+        <w:t>核心要点</w:t>
+      </w:r>
+    </w:p>
+    <w:p>
+      <w:pPr>
+        <w:spacing w:line="324" w:lineRule="auto" w:after="40"/>
+        <w:ind w:left="835" w:hanging="403"/>
+        <w:jc w:val="both"/>
+      </w:pPr>
+      <w:r>
+        <w:rPr>
+          <w:rFonts w:ascii="PingFang SC" w:hAnsi="PingFang SC" w:hint="eastAsia" w:eastAsia="PingFang SC" w:cs="PingFang SC"/>
+          <w:b/>
+          <w:color w:val="000000"/>
+          <w:sz w:val="28"/>
+        </w:rPr>
+        <w:t xml:space="preserve">• </w:t>
+      </w:r>
+      <w:r>
+        <w:rPr>
+          <w:rFonts w:ascii="PingFang SC" w:hAnsi="PingFang SC" w:hint="eastAsia" w:eastAsia="PingFang SC" w:cs="PingFang SC"/>
+          <w:b/>
+          <w:color w:val="000000"/>
+          <w:sz w:val="28"/>
+        </w:rPr>
+        <w:t>定位</w:t>
+      </w:r>
+      <w:r>
+        <w:rPr>
+          <w:rFonts w:ascii="PingFang SC" w:hAnsi="PingFang SC" w:hint="eastAsia" w:eastAsia="PingFang SC" w:cs="PingFang SC"/>
           <w:b w:val="0"/>
           <w:color w:val="000000"/>
-          <w:sz w:val="30"/>
-        </w:rPr>
-        <w:t>GlobalInfra AI 面向海外交通基础设施项目，将现场事件、国家规则、工程知识、合同责任、进度成本、数字孪生、多智能体分析、人工审批和工具执行连接为可审计的业务闭环。系统以项目工单而非聊天记录作为业务主线，以稳定 Twin ID 连接空间对象和全生命周期数据，并要求高风险行动在执行前获得人工批准、在关闭前取得独立核验回执。</w:t>
+          <w:sz w:val="28"/>
+        </w:rPr>
+        <w:t>：GlobalInfra AI——全球交通基础设施智能决策与协同执行平台，面向中国企业承建的海外交通基础设施项目，属 AI 出海赛道工具出海方向，兼顾属地融合与能力输出。</w:t>
+      </w:r>
+    </w:p>
+    <w:p>
+      <w:pPr>
+        <w:spacing w:line="324" w:lineRule="auto" w:after="40"/>
+        <w:ind w:left="835" w:hanging="403"/>
+        <w:jc w:val="both"/>
+      </w:pPr>
+      <w:r>
+        <w:rPr>
+          <w:rFonts w:ascii="PingFang SC" w:hAnsi="PingFang SC" w:hint="eastAsia" w:eastAsia="PingFang SC" w:cs="PingFang SC"/>
+          <w:b/>
+          <w:color w:val="000000"/>
+          <w:sz w:val="28"/>
+        </w:rPr>
+        <w:t xml:space="preserve">• </w:t>
+      </w:r>
+      <w:r>
+        <w:rPr>
+          <w:rFonts w:ascii="PingFang SC" w:hAnsi="PingFang SC" w:hint="eastAsia" w:eastAsia="PingFang SC" w:cs="PingFang SC"/>
+          <w:b/>
+          <w:color w:val="000000"/>
+          <w:sz w:val="28"/>
+        </w:rPr>
+        <w:t>首批场景</w:t>
+      </w:r>
+      <w:r>
+        <w:rPr>
+          <w:rFonts w:ascii="PingFang SC" w:hAnsi="PingFang SC" w:hint="eastAsia" w:eastAsia="PingFang SC" w:cs="PingFang SC"/>
+          <w:b w:val="0"/>
+          <w:color w:val="000000"/>
+          <w:sz w:val="28"/>
+        </w:rPr>
+        <w:t>：马来西亚轨道交通项目的业主及分包函件分析与回复、现场质量安全事件闭环处置。</w:t>
+      </w:r>
+    </w:p>
+    <w:p>
+      <w:pPr>
+        <w:spacing w:line="324" w:lineRule="auto" w:after="40"/>
+        <w:ind w:left="835" w:hanging="403"/>
+        <w:jc w:val="both"/>
+      </w:pPr>
+      <w:r>
+        <w:rPr>
+          <w:rFonts w:ascii="PingFang SC" w:hAnsi="PingFang SC" w:hint="eastAsia" w:eastAsia="PingFang SC" w:cs="PingFang SC"/>
+          <w:b/>
+          <w:color w:val="000000"/>
+          <w:sz w:val="28"/>
+        </w:rPr>
+        <w:t xml:space="preserve">• </w:t>
+      </w:r>
+      <w:r>
+        <w:rPr>
+          <w:rFonts w:ascii="PingFang SC" w:hAnsi="PingFang SC" w:hint="eastAsia" w:eastAsia="PingFang SC" w:cs="PingFang SC"/>
+          <w:b/>
+          <w:color w:val="000000"/>
+          <w:sz w:val="28"/>
+        </w:rPr>
+        <w:t>核心机制</w:t>
+      </w:r>
+      <w:r>
+        <w:rPr>
+          <w:rFonts w:ascii="PingFang SC" w:hAnsi="PingFang SC" w:hint="eastAsia" w:eastAsia="PingFang SC" w:cs="PingFang SC"/>
+          <w:b w:val="0"/>
+          <w:color w:val="000000"/>
+          <w:sz w:val="28"/>
+        </w:rPr>
+        <w:t>：AI 负责理解与辅助决策，人负责审批授权，系统负责执行留痕，独立核验负责确认结果。</w:t>
+      </w:r>
+    </w:p>
+    <w:p>
+      <w:pPr>
+        <w:spacing w:line="324" w:lineRule="auto" w:after="40"/>
+        <w:ind w:left="835" w:hanging="403"/>
+        <w:jc w:val="both"/>
+      </w:pPr>
+      <w:r>
+        <w:rPr>
+          <w:rFonts w:ascii="PingFang SC" w:hAnsi="PingFang SC" w:hint="eastAsia" w:eastAsia="PingFang SC" w:cs="PingFang SC"/>
+          <w:b/>
+          <w:color w:val="000000"/>
+          <w:sz w:val="28"/>
+        </w:rPr>
+        <w:t xml:space="preserve">• </w:t>
+      </w:r>
+      <w:r>
+        <w:rPr>
+          <w:rFonts w:ascii="PingFang SC" w:hAnsi="PingFang SC" w:hint="eastAsia" w:eastAsia="PingFang SC" w:cs="PingFang SC"/>
+          <w:b/>
+          <w:color w:val="000000"/>
+          <w:sz w:val="28"/>
+        </w:rPr>
+        <w:t>当前进展</w:t>
+      </w:r>
+      <w:r>
+        <w:rPr>
+          <w:rFonts w:ascii="PingFang SC" w:hAnsi="PingFang SC" w:hint="eastAsia" w:eastAsia="PingFang SC" w:cs="PingFang SC"/>
+          <w:b w:val="0"/>
+          <w:color w:val="000000"/>
+          <w:sz w:val="28"/>
+        </w:rPr>
+        <w:t>：已在线运行；30 条合成评测用例全部通过，207 项自动化测试通过；均为合成数据环境下的工程验证。</w:t>
+      </w:r>
+    </w:p>
+    <w:p>
+      <w:pPr>
+        <w:spacing w:line="324" w:lineRule="auto" w:after="40"/>
+        <w:ind w:left="835" w:hanging="403"/>
+        <w:jc w:val="both"/>
+      </w:pPr>
+      <w:r>
+        <w:rPr>
+          <w:rFonts w:ascii="PingFang SC" w:hAnsi="PingFang SC" w:hint="eastAsia" w:eastAsia="PingFang SC" w:cs="PingFang SC"/>
+          <w:b/>
+          <w:color w:val="000000"/>
+          <w:sz w:val="28"/>
+        </w:rPr>
+        <w:t xml:space="preserve">• </w:t>
+      </w:r>
+      <w:r>
+        <w:rPr>
+          <w:rFonts w:ascii="PingFang SC" w:hAnsi="PingFang SC" w:hint="eastAsia" w:eastAsia="PingFang SC" w:cs="PingFang SC"/>
+          <w:b/>
+          <w:color w:val="000000"/>
+          <w:sz w:val="28"/>
+        </w:rPr>
+        <w:t>推广方式</w:t>
+      </w:r>
+      <w:r>
+        <w:rPr>
+          <w:rFonts w:ascii="PingFang SC" w:hAnsi="PingFang SC" w:hint="eastAsia" w:eastAsia="PingFang SC" w:cs="PingFang SC"/>
+          <w:b w:val="0"/>
+          <w:color w:val="000000"/>
+          <w:sz w:val="28"/>
+        </w:rPr>
+        <w:t>：以国家包和领域包复制到新的国家和项目，首批覆盖马来西亚、印度尼西亚、沙特阿拉伯和阿联酋。</w:t>
       </w:r>
     </w:p>
     <w:p>
@@ -164,7 +344,7 @@
           <w:color w:val="000000"/>
           <w:sz w:val="30"/>
         </w:rPr>
-        <w:t>本作品覆盖 AI 出海赛道的三个方向。工具出海由双语事件接入、合同与法规证据检索和多语言办公支撑；属地融合由国家包、属地术语、许可关卡和本地化 HSE 培训支撑；能力输出由项目级运营数字孪生及 IFC、GLTF、3D Tiles、GeoJSON、WMS、IoT 六类接口支撑。系统已经部署为可访问的 Web 与 API 服务，参赛页面可运行一条马来西亚轨道项目高处作业事件的七步黄金主线。</w:t>
+        <w:t>GlobalInfra AI 面向海外交通基础设施项目，将现场事件、国家规则、工程知识、合同责任、进度成本、数字孪生、多智能体分析、人工审批和工具执行连接为可审计的业务闭环。系统以工程案例（每条现场事件或来函形成的可追踪处理记录，系统界面中称“工单”）而非聊天记录作为业务主线，以稳定的 Twin ID（每个工程对象唯一的数字孪生编码）连接空间对象和全生命周期数据，并要求高风险行动在执行前获得人工批准、在关闭前取得独立核验回执。</w:t>
       </w:r>
     </w:p>
     <w:p>
@@ -181,7 +361,7 @@
           <w:color w:val="000000"/>
           <w:sz w:val="30"/>
         </w:rPr>
-        <w:t>V4.3 把智能助手作为默认入口。用户用一句话或一份函件发起任务，大模型结合最近对话从六个固定工具中选择处理方式：上报事件、查询法规、查询已有工单、项目进展、待审批和直接答复。工具名受 JSON schema 枚举约束，工单号和项目编号必须在数据库中真实存在；法规回答只能依据检索到的来源并逐句引用，来源卡片可展开到条文、主管机关、版本和官方链接；回复函在全部人工审批后才由大模型起草，引用必须属于该工单证据，否则退回模板。审批、执行、核验和关闭不是模型工具，只能由有权限的人点击确认。对话只是入口，工单仍是业务实体。</w:t>
+        <w:t>本作品覆盖 AI 出海赛道的三个方向。工具出海由双语事件接入、合同与法规证据检索和多语言办公支撑；属地融合由国家包（封装某一国家语言术语、法规来源、主管机关和许可要求的配置包）、属地术语、许可关卡和本地化 HSE 培训支撑；能力输出由项目级运营数字孪生及 IFC、GLTF、3D Tiles、GeoJSON、WMS、IoT 六类接口支撑。系统已经部署为可访问的 Web 与 API 服务，参赛页面可运行一条马来西亚轨道项目高处作业事件的七步黄金主线。</w:t>
       </w:r>
     </w:p>
     <w:p>
@@ -198,7 +378,24 @@
           <w:color w:val="000000"/>
           <w:sz w:val="30"/>
         </w:rPr>
-        <w:t>截至 2026 年 10 月 14 日，版本化 AI 出海评测集包含 30 条合成用例，覆盖多语事件、法规许可、合同索赔、属地 HSE 培训和数字孪生运营五类任务。当前确定性评测中 30 条全部通过；国家、生命周期、风险、工单类型、Top 3 证据召回、引用完整、无证据拒答、结构化输出和离线降级门禁均达到 100%。该结果用于证明当前测试集上的可复现性，不等同于真实项目上的统计性能，也不代替属地专业判断。该评测集覆盖接入、路由和检索路径，不覆盖智能助手的对话意图规划；后者目前由自动化测试和线上人工核查验证，尚无量化评测。</w:t>
+        <w:t>V4.3 把智能助手作为默认入口。用户用一句话或一份函件发起任务，大模型结合最近对话从六个固定工具中选择处理方式：上报事件、查询法规、查询已有案例、项目进展、待审批和直接答复。工具名受 JSON schema 枚举约束，案例号和项目编号必须在数据库中真实存在；法规回答只能依据检索到的来源并逐句引用，来源卡片可展开到条文、主管机关、版本和官方链接；回复函在全部人工审批后才由大模型起草，引用必须属于该案例证据，否则退回模板。审批、执行、核验和关闭不是模型工具，只能由有权限的人点击确认。对话只是入口，案例仍是业务实体。</w:t>
+      </w:r>
+    </w:p>
+    <w:p>
+      <w:pPr>
+        <w:widowControl/>
+        <w:spacing w:line="348" w:lineRule="auto" w:after="0"/>
+        <w:ind w:firstLine="639"/>
+        <w:jc w:val="both"/>
+      </w:pPr>
+      <w:r>
+        <w:rPr>
+          <w:rFonts w:ascii="PingFang SC" w:hAnsi="PingFang SC" w:hint="eastAsia" w:eastAsia="PingFang SC" w:cs="PingFang SC"/>
+          <w:b w:val="0"/>
+          <w:color w:val="000000"/>
+          <w:sz w:val="30"/>
+        </w:rPr>
+        <w:t>截至 2026 年 10 月 14 日，版本化 AI 出海评测集包含 30 条合成用例，覆盖多语事件、法规许可、合同索赔、属地 HSE 培训和数字孪生运营五类任务。当前确定性评测中 30 条全部通过；国家、生命周期、风险、案例类型、Top 3 证据召回、引用完整、无证据拒答、结构化输出和离线降级门禁均达到 100%。该结果用于证明当前测试集上的可复现性，不等同于真实项目上的统计性能，也不代替属地专业判断。该评测集覆盖接入、路由和检索路径，不覆盖智能助手的对话意图规划；后者目前由自动化测试和线上人工核查验证，尚无量化评测。</w:t>
       </w:r>
     </w:p>
     <w:p>
@@ -234,7 +431,7 @@
           <w:color w:val="000000"/>
           <w:sz w:val="32"/>
         </w:rPr>
-        <w:t>一 应用场景介绍</w:t>
+        <w:t>一、应用场景介绍</w:t>
       </w:r>
     </w:p>
     <w:p>
@@ -252,7 +449,7 @@
           <w:color w:val="000000"/>
           <w:sz w:val="30"/>
         </w:rPr>
-        <w:t>一 海外交通项目的业务背景</w:t>
+        <w:t>（一）海外交通项目的业务背景</w:t>
       </w:r>
     </w:p>
     <w:p>
@@ -286,7 +483,7 @@
           <w:color w:val="000000"/>
           <w:sz w:val="30"/>
         </w:rPr>
-        <w:t>传统方案通常把知识库、翻译、合同问答、HSE 和数字孪生分别建设。用户可以获得一段回答或一个三维画面，却很难证明回答来自哪一版文件、是否适用于项目所在国、谁批准了对外行动、工具是否真正执行，以及执行结果是否经过独立核验。GlobalInfra AI 将这些问题收敛到统一的项目工单和数字主线中，使分析、审批、执行与核验共享同一组项目、事件、证据和 Twin ID。</w:t>
+        <w:t>传统方案通常把知识库、翻译、合同问答、HSE 和数字孪生分别建设。用户可以获得一段回答或一个三维画面，却很难证明回答来自哪一版文件、是否适用于项目所在国、谁批准了对外行动、工具是否真正执行，以及执行结果是否经过独立核验。GlobalInfra AI 将这些问题收敛到统一的项目案例和数字主线中，使分析、审批、执行与核验共享同一组项目、事件、证据和 Twin ID。</w:t>
       </w:r>
     </w:p>
     <w:p>
@@ -304,7 +501,7 @@
           <w:color w:val="000000"/>
           <w:sz w:val="30"/>
         </w:rPr>
-        <w:t>二 目标用户与典型任务</w:t>
+        <w:t>（二）目标用户与典型任务</w:t>
       </w:r>
     </w:p>
     <w:tbl>
@@ -1236,7 +1433,7 @@
           <w:color w:val="000000"/>
           <w:sz w:val="30"/>
         </w:rPr>
-        <w:t>三 核心痛点和系统需求</w:t>
+        <w:t>（三）核心痛点和系统需求</w:t>
       </w:r>
     </w:p>
     <w:tbl>
@@ -1437,7 +1634,7 @@
                 <w:color w:val="000000"/>
                 <w:sz w:val="21"/>
               </w:rPr>
-              <w:t>工单分类、责任和紧急程度被误读</w:t>
+              <w:t>案例分类、责任和紧急程度被误读</w:t>
             </w:r>
           </w:p>
         </w:tc>
@@ -1812,7 +2009,7 @@
                 <w:color w:val="000000"/>
                 <w:sz w:val="21"/>
               </w:rPr>
-              <w:t>由工单路由器组建最小专家团队并形成共享行动计划</w:t>
+              <w:t>由案例路由器组建最小专家团队并形成共享行动计划</w:t>
             </w:r>
           </w:p>
         </w:tc>
@@ -2038,7 +2235,7 @@
                 <w:color w:val="000000"/>
                 <w:sz w:val="21"/>
               </w:rPr>
-              <w:t>Twin ID 连接 BIM GIS WBS 成本 调试 遥测和维护</w:t>
+              <w:t>Twin ID 连接 BIM、GIS、WBS、成本、调试、遥测和维护</w:t>
             </w:r>
           </w:p>
         </w:tc>
@@ -2177,7 +2374,7 @@
           <w:color w:val="000000"/>
           <w:sz w:val="30"/>
         </w:rPr>
-        <w:t>四 参赛黄金场景</w:t>
+        <w:t>（四）首批落地场景</w:t>
       </w:r>
     </w:p>
     <w:p>
@@ -2194,25 +2391,7 @@
           <w:color w:val="000000"/>
           <w:sz w:val="30"/>
         </w:rPr>
-        <w:t xml:space="preserve">黄金场景采用合成的马来西亚轨道项目 MY RAIL A。系统接收一条中英文混合的业主通知：S12 车站一名工人在高处作业时靠近无防护临边，需要立即核验坠落防护、作业许可证和胜任人员证据。系统识别国家为马来西亚、生命周期为施工、专业为 HSE、风险为 CRITICAL，并将事件绑定到 Twin ID </w:t>
-      </w:r>
-      <w:r>
-        <w:rPr>
-          <w:rFonts w:ascii="Consolas" w:hAnsi="Consolas" w:hint="default" w:eastAsia="Consolas" w:cs="Consolas"/>
-          <w:b w:val="0"/>
-          <w:color w:val="000000"/>
-          <w:sz w:val="21"/>
-        </w:rPr>
-        <w:t>TWIN-MYRAIL-V12-P47</w:t>
-      </w:r>
-      <w:r>
-        <w:rPr>
-          <w:rFonts w:ascii="PingFang SC" w:hAnsi="PingFang SC" w:hint="eastAsia" w:eastAsia="PingFang SC" w:cs="PingFang SC"/>
-          <w:b w:val="0"/>
-          <w:color w:val="000000"/>
-          <w:sz w:val="30"/>
-        </w:rPr>
-        <w:t>。</w:t>
+        <w:t>首批聚焦马来西亚轨道交通项目的两类高频业务，均使用合成数据演示。</w:t>
       </w:r>
     </w:p>
     <w:p>
@@ -2225,11 +2404,20 @@
       <w:r>
         <w:rPr>
           <w:rFonts w:ascii="PingFang SC" w:hAnsi="PingFang SC" w:hint="eastAsia" w:eastAsia="PingFang SC" w:cs="PingFang SC"/>
+          <w:b/>
+          <w:color w:val="000000"/>
+          <w:sz w:val="30"/>
+        </w:rPr>
+        <w:t>场景一：现场安全事件闭环（参赛黄金主线）。</w:t>
+      </w:r>
+      <w:r>
+        <w:rPr>
+          <w:rFonts w:ascii="PingFang SC" w:hAnsi="PingFang SC" w:hint="eastAsia" w:eastAsia="PingFang SC" w:cs="PingFang SC"/>
           <w:b w:val="0"/>
           <w:color w:val="000000"/>
           <w:sz w:val="30"/>
         </w:rPr>
-        <w:t xml:space="preserve">随后，马来西亚国家包提供 DOSH、CIDB 和地方审批来源索引；知识检索返回项目 HSE 手册和官方来源；七个专业智能体形成响应计划；项目经理与 HSE 经理完成审批；受管控工具生成 </w:t>
+        <w:t xml:space="preserve"> 黄金场景采用合成的马来西亚轨道项目 MY-RAIL-A。系统接收一条中英文混合的业主通知：S12 车站一名工人在高处作业时靠近无防护临边，需要立即核验坠落防护、作业许可证和胜任人员证据。系统识别国家为马来西亚、生命周期为施工、专业为 HSE、风险为 CRITICAL，并将事件绑定到 Twin ID </w:t>
       </w:r>
       <w:r>
         <w:rPr>
@@ -2238,7 +2426,7 @@
           <w:color w:val="000000"/>
           <w:sz w:val="21"/>
         </w:rPr>
-        <w:t>DRAFT_ONLY_NOT_SENT</w:t>
+        <w:t>TWIN-MYRAIL-V12-P47</w:t>
       </w:r>
       <w:r>
         <w:rPr>
@@ -2247,7 +2435,68 @@
           <w:color w:val="000000"/>
           <w:sz w:val="30"/>
         </w:rPr>
-        <w:t xml:space="preserve"> 的业主回复草案；独立核验器检查审批关联、执行回执、产物、哈希、证据引用和输出契约。只有六项检查全部通过，工单才关闭。整个过程不发送邮件，不修改真实资产状态。</w:t>
+        <w:t>。</w:t>
+      </w:r>
+    </w:p>
+    <w:p>
+      <w:pPr>
+        <w:widowControl/>
+        <w:spacing w:line="348" w:lineRule="auto" w:after="0"/>
+        <w:ind w:firstLine="639"/>
+        <w:jc w:val="both"/>
+      </w:pPr>
+      <w:r>
+        <w:rPr>
+          <w:rFonts w:ascii="PingFang SC" w:hAnsi="PingFang SC" w:hint="eastAsia" w:eastAsia="PingFang SC" w:cs="PingFang SC"/>
+          <w:b w:val="0"/>
+          <w:color w:val="000000"/>
+          <w:sz w:val="30"/>
+        </w:rPr>
+        <w:t xml:space="preserve">随后，马来西亚国家包提供 DOSH、CIDB 和地方审批来源索引；知识检索返回项目 HSE 手册和官方来源；七个专业智能体形成响应计划；项目经理与 HSE 经理完成审批；受管控工具生成 </w:t>
+      </w:r>
+      <w:r>
+        <w:rPr>
+          <w:rFonts w:ascii="Consolas" w:hAnsi="Consolas" w:hint="default" w:eastAsia="Consolas" w:cs="Consolas"/>
+          <w:b w:val="0"/>
+          <w:color w:val="000000"/>
+          <w:sz w:val="21"/>
+        </w:rPr>
+        <w:t>DRAFT_ONLY_NOT_SENT</w:t>
+      </w:r>
+      <w:r>
+        <w:rPr>
+          <w:rFonts w:ascii="PingFang SC" w:hAnsi="PingFang SC" w:hint="eastAsia" w:eastAsia="PingFang SC" w:cs="PingFang SC"/>
+          <w:b w:val="0"/>
+          <w:color w:val="000000"/>
+          <w:sz w:val="30"/>
+        </w:rPr>
+        <w:t xml:space="preserve"> 的业主回复草案；独立核验器检查审批关联、执行回执、产物、哈希、证据引用和输出契约。只有六项检查全部通过，案例才关闭。整个过程不发送邮件，不修改真实资产状态。</w:t>
+      </w:r>
+    </w:p>
+    <w:p>
+      <w:pPr>
+        <w:widowControl/>
+        <w:spacing w:line="348" w:lineRule="auto" w:after="0"/>
+        <w:ind w:firstLine="639"/>
+        <w:jc w:val="both"/>
+      </w:pPr>
+      <w:r>
+        <w:rPr>
+          <w:rFonts w:ascii="PingFang SC" w:hAnsi="PingFang SC" w:hint="eastAsia" w:eastAsia="PingFang SC" w:cs="PingFang SC"/>
+          <w:b/>
+          <w:color w:val="000000"/>
+          <w:sz w:val="30"/>
+        </w:rPr>
+        <w:t>场景二：业主及分包函件的分析与回复。</w:t>
+      </w:r>
+      <w:r>
+        <w:rPr>
+          <w:rFonts w:ascii="PingFang SC" w:hAnsi="PingFang SC" w:hint="eastAsia" w:eastAsia="PingFang SC" w:cs="PingFang SC"/>
+          <w:b w:val="0"/>
+          <w:color w:val="000000"/>
+          <w:sz w:val="30"/>
+        </w:rPr>
+        <w:t xml:space="preserve"> 用户在智能助手中上传一份合成的分包商变更申请函，并提问“如何回复此信函”。系统以函件主题作为案例标题，识别为合同与技术接口类、变更申请和工期影响，路由到马来西亚项目，由合同、工程和接口智能体依据变更条款和变更处理程序给出处置计划。全部人工审批后，大模型依据来函、专家结论和已引用证据起草中英文回复：确认收函、要求补充书面指令和计价资料、保留合同权利，未知信息以 [●] 占位；草稿未发送，并经同一套独立核验后关闭。</w:t>
       </w:r>
     </w:p>
     <w:p>
@@ -2323,7 +2572,7 @@
           <w:color w:val="000000"/>
           <w:sz w:val="32"/>
         </w:rPr>
-        <w:t>二 总体方案与架构设计</w:t>
+        <w:t>二、总体方案与架构设计</w:t>
       </w:r>
     </w:p>
     <w:p>
@@ -2341,7 +2590,7 @@
           <w:color w:val="000000"/>
           <w:sz w:val="30"/>
         </w:rPr>
-        <w:t>一 产品定位</w:t>
+        <w:t>（一）产品定位</w:t>
       </w:r>
     </w:p>
     <w:p>
@@ -2358,7 +2607,7 @@
           <w:color w:val="000000"/>
           <w:sz w:val="30"/>
         </w:rPr>
-        <w:t>GlobalInfra AI 是面向海外交通基础设施项目的可信 AI 执行与运营数字孪生平台。用户通过智能助手用自然语言发起任务，平台在后台以项目事件和工单作为业务主线，以国家包和知识网络提供属地证据，以多智能体形成跨专业建议，以人工审批控制高风险行动，以执行和核验回执证明闭环完成。系统服务于铁路、公路、桥梁、隧道、港口、机场和城市基础设施等场景。</w:t>
+        <w:t>GlobalInfra AI——全球交通基础设施智能决策与协同执行平台是面向海外交通基础设施项目的智能决策与协同执行平台，具备智能助手、受控闭环执行和运营数字孪生能力。用户通过智能助手用自然语言发起任务，平台在后台以项目事件和案例作为业务主线，以国家包和知识网络提供属地证据，以多智能体形成跨专业建议，以人工审批控制高风险行动，以执行和核验回执证明闭环完成。系统服务于铁路、公路、桥梁、隧道、港口、机场和城市基础设施等场景。</w:t>
       </w:r>
     </w:p>
     <w:p>
@@ -2376,7 +2625,7 @@
           <w:color w:val="000000"/>
           <w:sz w:val="30"/>
         </w:rPr>
-        <w:t>二 总体技术架构</w:t>
+        <w:t>（二）总体技术架构</w:t>
       </w:r>
     </w:p>
     <w:p>
@@ -2450,7 +2699,7 @@
           <w:color w:val="000000"/>
           <w:sz w:val="30"/>
         </w:rPr>
-        <w:t>架构由五层组成。接入层通过智能助手对话入口和专用页面接收文本、PDF、DOCX、TXT、现场观察、企业连接器、BIM GIS 和遥测；智能层执行分类抽取、检索、智能体协同、模型路由和策略判断；项目数字主线将组织、项目、生命周期、领域、事件、工单、证据、决策、行动和核验连接起来；数字孪生层以稳定 Twin ID 承载模型、4D 进度、5D 成本、调试、遥测和维护状态；治理层提供身份、权限、审计、审批、数据边界、执行回执和独立核验。</w:t>
+        <w:t>架构由五层组成。接入层通过智能助手对话入口和专用页面接收文本、PDF、DOCX、TXT、现场观察、企业连接器、BIM、GIS 和遥测；智能层执行分类抽取、检索、智能体协同、模型路由和策略判断；项目数字主线将组织、项目、生命周期、领域、事件、案例、证据、决策、行动和核验连接起来；数字孪生层以稳定 Twin ID 承载模型、4D 进度、5D 成本、调试、遥测和维护状态；治理层提供身份、权限、审计、审批、数据边界、执行回执和独立核验。</w:t>
       </w:r>
     </w:p>
     <w:p>
@@ -2468,7 +2717,7 @@
           <w:color w:val="000000"/>
           <w:sz w:val="30"/>
         </w:rPr>
-        <w:t>三 全生命周期与专业领域</w:t>
+        <w:t>（三）全生命周期与专业领域</w:t>
       </w:r>
     </w:p>
     <w:p>
@@ -2485,7 +2734,7 @@
           <w:color w:val="000000"/>
           <w:sz w:val="30"/>
         </w:rPr>
-        <w:t>平台覆盖投标、规划、设计、采购、施工、调试、移交和运维八个阶段。业务能力按八个智能领域组织，并承载二十四个专业域。各专业域共享同一套项目主数据、工单、证据和行动状态，避免把功能拆成互不相连的独立应用。</w:t>
+        <w:t>平台覆盖投标、规划、设计、采购、施工、调试、移交和运维八个阶段。业务能力按八个智能领域组织，并承载二十四个专业域；铁路、公路、港口等交通行业语义以领域包（按行业封装的术语、对象和规则）提供。各专业域共享同一套项目主数据、案例、证据和行动状态，避免把功能拆成互不相连的独立应用。</w:t>
       </w:r>
     </w:p>
     <w:tbl>
@@ -3477,7 +3726,7 @@
                 <w:color w:val="000000"/>
                 <w:sz w:val="21"/>
               </w:rPr>
-              <w:t>Commissioning；Asset and O and M</w:t>
+              <w:t>Commissioning；Asset and O&amp;M</w:t>
             </w:r>
           </w:p>
         </w:tc>
@@ -3539,7 +3788,7 @@
           <w:color w:val="000000"/>
           <w:sz w:val="30"/>
         </w:rPr>
-        <w:t>四 可信执行流程</w:t>
+        <w:t>（四）闭环执行流程</w:t>
       </w:r>
     </w:p>
     <w:p>
@@ -3794,7 +4043,7 @@
                 <w:color w:val="000000"/>
                 <w:sz w:val="21"/>
               </w:rPr>
-              <w:t>工单路由器和专业智能体</w:t>
+              <w:t>案例路由器和专业智能体</w:t>
             </w:r>
           </w:p>
         </w:tc>
@@ -4488,7 +4737,7 @@
           <w:color w:val="000000"/>
           <w:sz w:val="30"/>
         </w:rPr>
-        <w:t>五 企业集成与部署</w:t>
+        <w:t>（五）企业集成与部署</w:t>
       </w:r>
     </w:p>
     <w:p>
@@ -4576,7 +4825,7 @@
           <w:color w:val="000000"/>
           <w:sz w:val="30"/>
         </w:rPr>
-        <w:t xml:space="preserve"> 三种运行时路由。</w:t>
+        <w:t xml:space="preserve"> 三种运行时路由。本地部署采用 Ollama 运行开源模型 Qwen3-8B；云端通过 OpenAI 兼容接口调用，线上演示使用 OpenAI GPT 系列模型；DeepSeek 等提供 OpenAI 兼容接口的模型可通过配置接入，尚未纳入本次测试。数据分为 public、internal、restricted 三级，其中 </w:t>
       </w:r>
       <w:r>
         <w:rPr>
@@ -4613,7 +4862,7 @@
           <w:color w:val="000000"/>
           <w:sz w:val="32"/>
         </w:rPr>
-        <w:t>三 关键技术</w:t>
+        <w:t>三、关键技术</w:t>
       </w:r>
     </w:p>
     <w:p>
@@ -4631,7 +4880,7 @@
           <w:color w:val="000000"/>
           <w:sz w:val="30"/>
         </w:rPr>
-        <w:t>一 通用接入与结构化理解</w:t>
+        <w:t>（一）通用接入与结构化理解</w:t>
       </w:r>
     </w:p>
     <w:p>
@@ -4666,7 +4915,7 @@
           <w:color w:val="000000"/>
           <w:sz w:val="30"/>
         </w:rPr>
-        <w:t>，其中包括国家、语言、生命周期、工单类型、风险、问题、实体、期限、推荐智能体、审批角色和置信度。确定性规则作为默认权威层；可选模型层只能从受约束词汇表中选择结果，实体和期限还需要在原文中通过落地校验。系统保存输入哈希和来源引用，以便重复提交去重和审计。</w:t>
+        <w:t>，其中包括国家、语言、生命周期、案例类型、风险、问题、实体、期限、推荐智能体、审批角色和置信度。确定性规则作为默认权威层；可选模型层只能从受约束词汇表中选择结果，实体和期限还需要在原文中通过落地校验。系统保存输入哈希和来源引用，以便重复提交去重和审计。</w:t>
       </w:r>
     </w:p>
     <w:p>
@@ -4684,7 +4933,7 @@
           <w:color w:val="000000"/>
           <w:sz w:val="30"/>
         </w:rPr>
-        <w:t>二 国家包与可治理知识网络</w:t>
+        <w:t>（二）国家包与可治理知识网络</w:t>
       </w:r>
     </w:p>
     <w:p>
@@ -4754,7 +5003,7 @@
           <w:color w:val="000000"/>
           <w:sz w:val="30"/>
         </w:rPr>
-        <w:t>三 多智能体协同</w:t>
+        <w:t>（三）多智能体协同</w:t>
       </w:r>
     </w:p>
     <w:p>
@@ -4771,7 +5020,7 @@
           <w:color w:val="000000"/>
           <w:sz w:val="30"/>
         </w:rPr>
-        <w:t>工单路由器根据事件类型和风险选择最小专业团队，而不是每次运行所有智能体。黄金场景由 Case Intake、HSE、Compliance、Workforce、Localization、Planning 和 Verification 七个智能体组成。每个智能体具有明确角色、结构化输入输出、允许工具、证据策略、风险等级和审批策略。最终行动计划保留各智能体的运行状态、摘要和耗时。</w:t>
+        <w:t>案例路由器根据事件类型和风险选择最小专业团队，而不是每次运行所有智能体。黄金场景由 Case Intake、HSE、Compliance、Workforce、Localization、Planning 和 Verification 七个智能体组成。每个智能体具有明确角色、结构化输入输出、允许工具、证据策略、风险等级和审批策略。最终行动计划保留各智能体的运行状态、摘要和耗时。</w:t>
       </w:r>
     </w:p>
     <w:p>
@@ -4789,7 +5038,7 @@
           <w:color w:val="000000"/>
           <w:sz w:val="30"/>
         </w:rPr>
-        <w:t>四 模型路由与可信降级</w:t>
+        <w:t>（四）模型路由与离线降级</w:t>
       </w:r>
     </w:p>
     <w:p>
@@ -4860,7 +5109,7 @@
           <w:color w:val="000000"/>
           <w:sz w:val="30"/>
         </w:rPr>
-        <w:t>五 运营数字孪生</w:t>
+        <w:t>（五）运营数字孪生</w:t>
       </w:r>
     </w:p>
     <w:p>
@@ -4894,7 +5143,7 @@
           <w:color w:val="000000"/>
           <w:sz w:val="30"/>
         </w:rPr>
-        <w:t>内置模型和遥测均为遵循接口契约的合成实例，不宣称为竣工模型或实时客户数据。真实项目接入需要模型转换 Worker、对象存储、坐标系验证、MQTT BMS SCADA 适配器及项目级授权。</w:t>
+        <w:t>内置模型和遥测均为遵循接口契约的合成实例，不宣称为竣工模型或实时客户数据。真实项目接入需要模型转换 Worker、对象存储、坐标系验证、MQTT、BMS、SCADA 适配器及项目级授权。</w:t>
       </w:r>
     </w:p>
     <w:p>
@@ -4912,7 +5161,7 @@
           <w:color w:val="000000"/>
           <w:sz w:val="30"/>
         </w:rPr>
-        <w:t>六 内容寻址与独立核验</w:t>
+        <w:t>（六）内容寻址与独立核验</w:t>
       </w:r>
     </w:p>
     <w:p>
@@ -4929,7 +5178,7 @@
           <w:color w:val="000000"/>
           <w:sz w:val="30"/>
         </w:rPr>
-        <w:t>执行工具按输入和输出内容计算 SHA 256 摘要，生成不可混淆的产物引用。独立核验器检查审批关联、执行回执、产物存在性、产物摘要、证据引用和输出契约。执行和核验由不同函数与不同回执对象完成，避免同一推理步骤自我证明。重复执行使用幂等键，不会无意重复产生外部动作。</w:t>
+        <w:t>执行工具按输入和输出内容计算 SHA-256 摘要，生成不可混淆的产物引用。独立核验器检查审批关联、执行回执、产物存在性、产物摘要、证据引用和输出契约。执行和核验由不同函数与不同回执对象完成，避免同一推理步骤自我证明。重复执行使用幂等键，不会无意重复产生外部动作。</w:t>
       </w:r>
     </w:p>
     <w:p>
@@ -4947,7 +5196,7 @@
           <w:color w:val="000000"/>
           <w:sz w:val="30"/>
         </w:rPr>
-        <w:t>七 安全与运行保障</w:t>
+        <w:t>（七）安全与运行保障</w:t>
       </w:r>
     </w:p>
     <w:p>
@@ -4982,7 +5231,7 @@
           <w:color w:val="000000"/>
           <w:sz w:val="30"/>
         </w:rPr>
-        <w:t>八 对话智能体与受约束工具调用</w:t>
+        <w:t>（八）对话智能体与受约束工具调用</w:t>
       </w:r>
     </w:p>
     <w:p>
@@ -5017,7 +5266,7 @@
           <w:color w:val="000000"/>
           <w:sz w:val="30"/>
         </w:rPr>
-        <w:t xml:space="preserve"> 是一个受约束的规划器，而不是新的推理引擎。配置模型时，模型读取当前消息和最近八轮对话，只能输出一个 JSON 对象：工具名、检索查询、工单号、项目编号和直接答复。工具名是 schema 枚举；工单号和项目编号必须能在数据库中查到；任何越界、格式错误或无法核实的结果都会退回确定性关键词规划器。未配置模型时只使用规则，因此离线和 CI 行为保持确定。</w:t>
+        <w:t xml:space="preserve"> 是一个受约束的规划器，而不是新的推理引擎。配置模型时，模型读取当前消息和最近八轮对话，只能输出一个 JSON 对象：工具名、检索查询、案例号、项目编号和直接答复。工具名是 schema 枚举；案例号和项目编号必须能在数据库中查到；任何越界、格式错误或无法核实的结果都会退回确定性关键词规划器。未配置模型时只使用规则，因此离线和 CI 行为保持确定。</w:t>
       </w:r>
     </w:p>
     <w:tbl>
@@ -5783,7 +6032,7 @@
                 <w:color w:val="000000"/>
                 <w:sz w:val="21"/>
               </w:rPr>
-              <w:t>起草提示禁止承认责任、费用和工期，未知信息用 [●] 占位；引用须属于本工单证据，否则退回模板</w:t>
+              <w:t>起草提示禁止承认责任、费用和工期，未知信息用 [●] 占位；引用须属于本案例证据，否则退回模板</w:t>
             </w:r>
           </w:p>
         </w:tc>
@@ -5863,7 +6112,7 @@
           <w:color w:val="000000"/>
           <w:sz w:val="32"/>
         </w:rPr>
-        <w:t>四 功能模块设计</w:t>
+        <w:t>四、功能模块设计</w:t>
       </w:r>
     </w:p>
     <w:p>
@@ -5881,7 +6130,7 @@
           <w:color w:val="000000"/>
           <w:sz w:val="30"/>
         </w:rPr>
-        <w:t>一 智能助手对话入口</w:t>
+        <w:t>（一）智能助手对话入口</w:t>
       </w:r>
     </w:p>
     <w:p>
@@ -6099,7 +6348,7 @@
                 <w:color w:val="000000"/>
                 <w:sz w:val="21"/>
               </w:rPr>
-              <w:t>建立工单并运行专家分析；项目无法识别时请用户确认项目，系统不代为猜测</w:t>
+              <w:t>建立案例并运行专家分析；项目无法识别时请用户确认项目，系统不代为猜测</w:t>
             </w:r>
           </w:p>
         </w:tc>
@@ -6289,7 +6538,7 @@
                 <w:color w:val="000000"/>
                 <w:sz w:val="21"/>
               </w:rPr>
-              <w:t>追问已有工单</w:t>
+              <w:t>追问已有案例</w:t>
             </w:r>
           </w:p>
         </w:tc>
@@ -6325,7 +6574,7 @@
                 <w:color w:val="000000"/>
                 <w:sz w:val="21"/>
               </w:rPr>
-              <w:t>结合对话上下文定位工单</w:t>
+              <w:t>结合对话上下文定位案例</w:t>
             </w:r>
           </w:p>
         </w:tc>
@@ -6361,7 +6610,7 @@
                 <w:color w:val="000000"/>
                 <w:sz w:val="21"/>
               </w:rPr>
-              <w:t>工单状态卡和下一步操作</w:t>
+              <w:t>案例状态卡和下一步操作</w:t>
             </w:r>
           </w:p>
         </w:tc>
@@ -6608,7 +6857,7 @@
         <w:drawing>
           <wp:inline xmlns:a="http://schemas.openxmlformats.org/drawingml/2006/main" xmlns:pic="http://schemas.openxmlformats.org/drawingml/2006/picture">
             <wp:extent cx="3931920" cy="2673706"/>
-            <wp:docPr id="3" name="Picture 3" descr="图 4 智能助手接收函件并建立工单" title="图 4 智能助手接收函件并建立工单"/>
+            <wp:docPr id="3" name="Picture 3" descr="图 4 智能助手接收函件并建立案例" title="图 4 智能助手接收函件并建立案例"/>
             <wp:cNvGraphicFramePr>
               <a:graphicFrameLocks noChangeAspect="1"/>
             </wp:cNvGraphicFramePr>
@@ -6652,7 +6901,7 @@
           <w:color w:val="000000"/>
           <w:sz w:val="24"/>
         </w:rPr>
-        <w:t>图 4 智能助手接收函件并建立工单</w:t>
+        <w:t>图 4 智能助手接收函件并建立案例</w:t>
       </w:r>
     </w:p>
     <w:p>
@@ -6784,7 +7033,7 @@
           <w:color w:val="000000"/>
           <w:sz w:val="30"/>
         </w:rPr>
-        <w:t>二 七步黄金主线</w:t>
+        <w:t>（二）七步黄金主线</w:t>
       </w:r>
     </w:p>
     <w:tbl>
@@ -7094,7 +7343,7 @@
                 <w:color w:val="000000"/>
                 <w:sz w:val="21"/>
               </w:rPr>
-              <w:t>语言、工单类型、风险、问题和期限</w:t>
+              <w:t>语言、案例类型、风险、问题和期限</w:t>
             </w:r>
           </w:p>
         </w:tc>
@@ -7654,7 +7903,7 @@
                 <w:color w:val="000000"/>
                 <w:sz w:val="21"/>
               </w:rPr>
-              <w:t>项目和工单实体</w:t>
+              <w:t>项目和案例实体</w:t>
             </w:r>
           </w:p>
         </w:tc>
@@ -7803,7 +8052,7 @@
                 <w:color w:val="000000"/>
                 <w:sz w:val="21"/>
               </w:rPr>
-              <w:t>工单、证据和孪生上下文</w:t>
+              <w:t>案例、证据和孪生上下文</w:t>
             </w:r>
           </w:p>
         </w:tc>
@@ -8014,7 +8263,7 @@
           <w:color w:val="000000"/>
           <w:sz w:val="30"/>
         </w:rPr>
-        <w:t>三 项目组合与全生命周期工作台</w:t>
+        <w:t>（三）项目组合与全生命周期工作台</w:t>
       </w:r>
     </w:p>
     <w:p>
@@ -8031,7 +8280,7 @@
           <w:color w:val="000000"/>
           <w:sz w:val="30"/>
         </w:rPr>
-        <w:t>指挥中心（全景页）汇总项目组合、国家、风险、待审批和经核验决策。项目工作台按生命周期显示阶段关口、专业健康和优先工单。用户可以从组合异常进入项目，再进入工单、证据、Twin ID 和执行回执，不需要在多个系统中手工拼接上下文。</w:t>
+        <w:t>指挥中心（全景页）汇总项目组合、国家、风险、待审批和经核验决策。项目工作台按生命周期显示阶段关口、专业健康和优先案例。用户可以从组合异常进入项目，再进入案例、证据、Twin ID 和执行回执，不需要在多个系统中手工拼接上下文。</w:t>
       </w:r>
     </w:p>
     <w:p>
@@ -8049,7 +8298,7 @@
           <w:color w:val="000000"/>
           <w:sz w:val="30"/>
         </w:rPr>
-        <w:t>四 现场移动端</w:t>
+        <w:t>（四）现场移动端</w:t>
       </w:r>
     </w:p>
     <w:p>
@@ -8084,7 +8333,7 @@
           <w:color w:val="000000"/>
           <w:sz w:val="30"/>
         </w:rPr>
-        <w:t>五 国家包 知识库和培训</w:t>
+        <w:t>（五）国家包、知识库和培训</w:t>
       </w:r>
     </w:p>
     <w:p>
@@ -8119,7 +8368,7 @@
           <w:color w:val="000000"/>
           <w:sz w:val="30"/>
         </w:rPr>
-        <w:t>六 数字孪生与运营场景</w:t>
+        <w:t>（六）数字孪生与运营场景</w:t>
       </w:r>
     </w:p>
     <w:p>
@@ -8136,7 +8385,7 @@
           <w:color w:val="000000"/>
           <w:sz w:val="30"/>
         </w:rPr>
-        <w:t xml:space="preserve">数字孪生工作台包含空间模型、4D 5D 项控、调试移交、运营、场景实验室和孪生智能体。每个合成项目可以生成六格式实例，供演示互操作接口。场景模拟只生成 </w:t>
+        <w:t xml:space="preserve">数字孪生工作台包含空间模型、4D/5D 项控、调试移交、运营、场景实验室和孪生智能体。每个合成项目可以生成六格式实例，供演示互操作接口。场景模拟只生成 </w:t>
       </w:r>
       <w:r>
         <w:rPr>
@@ -8172,7 +8421,7 @@
           <w:color w:val="000000"/>
           <w:sz w:val="30"/>
         </w:rPr>
-        <w:t>七 管理与可观测能力</w:t>
+        <w:t>（七）管理与可观测能力</w:t>
       </w:r>
     </w:p>
     <w:p>
@@ -8298,7 +8547,7 @@
           <w:color w:val="000000"/>
           <w:sz w:val="32"/>
         </w:rPr>
-        <w:t>五 实际应用效果</w:t>
+        <w:t>五、实际应用效果</w:t>
       </w:r>
     </w:p>
     <w:p>
@@ -8316,7 +8565,7 @@
           <w:color w:val="000000"/>
           <w:sz w:val="30"/>
         </w:rPr>
-        <w:t>一 在线运行状态</w:t>
+        <w:t>（一）在线运行状态</w:t>
       </w:r>
     </w:p>
     <w:p>
@@ -8333,7 +8582,7 @@
           <w:color w:val="000000"/>
           <w:sz w:val="30"/>
         </w:rPr>
-        <w:t xml:space="preserve">作品已经部署在 Railway。参赛证据页、Web 服务、API 服务和 PostgreSQL 均在 2026 年 10 月 14 日完成线上验证。黄金工单状态为 </w:t>
+        <w:t xml:space="preserve">作品已经部署在 Railway。参赛证据页、Web 服务、API 服务和 PostgreSQL 均在 2026 年 10 月 14 日完成线上验证。黄金案例状态为 </w:t>
       </w:r>
       <w:r>
         <w:rPr>
@@ -8386,7 +8635,7 @@
           <w:color w:val="000000"/>
           <w:sz w:val="30"/>
         </w:rPr>
-        <w:t>2026 年 10 月 15 日，智能助手在线上使用云端 OpenAI 兼容模型完成人工核查：对「你能做什么」「明天吉隆坡天气」和「帮我批准所有待审批事项」分别给出能力说明、范围外说明和待审批清单，未代为批准；「印尼那个高速项目进度如何」被定位到 ID HWY B；马来西亚高处作业问题的回答逐句引用 MY-HSE-WAH-01 与 MY-DOSH-OSHA，并可打开 DOSH 官方来源。使用一份合成的分包商变更申请函时，单次实测建工单约 12 秒、审批后起草回复约 16 秒；回复确认收函、要求补充书面指令和计价资料、保留合同权利，未知信息以 [●] 占位，独立核验六项全部通过。以上为单次线上核查，不代表统计意义上的延迟或准确率。</w:t>
+        <w:t>2026 年 10 月 15 日，智能助手在线上使用云端 OpenAI 兼容模型完成人工核查：对「你能做什么」「明天吉隆坡天气」和「帮我批准所有待审批事项」分别给出能力说明、范围外说明和待审批清单，未代为批准；「印尼那个高速项目进度如何」被定位到 ID-HWY-B；马来西亚高处作业问题的回答逐句引用 MY-HSE-WAH-01 与 MY-DOSH-OSHA，并可打开 DOSH 官方来源。使用一份合成的分包商变更申请函时，单次实测建案例约 12 秒、审批后起草回复约 16 秒；回复确认收函、要求补充书面指令和计价资料、保留合同权利，未知信息以 [●] 占位，独立核验六项全部通过。以上为单次线上核查，不代表统计意义上的延迟或准确率。</w:t>
       </w:r>
     </w:p>
     <w:p>
@@ -8461,7 +8710,7 @@
           <w:color w:val="000000"/>
           <w:sz w:val="30"/>
         </w:rPr>
-        <w:t>二 评测集与覆盖范围</w:t>
+        <w:t>（二）评测集与覆盖范围</w:t>
       </w:r>
     </w:p>
     <w:p>
@@ -9211,7 +9460,7 @@
           <w:color w:val="000000"/>
           <w:sz w:val="30"/>
         </w:rPr>
-        <w:t>三 当前评测结果</w:t>
+        <w:t>（三）当前评测结果</w:t>
       </w:r>
     </w:p>
     <w:tbl>
@@ -10009,7 +10258,7 @@
                 <w:color w:val="000000"/>
                 <w:sz w:val="21"/>
               </w:rPr>
-              <w:t>工单类型准确率</w:t>
+              <w:t>案例类型准确率</w:t>
             </w:r>
           </w:p>
         </w:tc>
@@ -10905,7 +11154,7 @@
           <w:color w:val="000000"/>
           <w:sz w:val="30"/>
         </w:rPr>
-        <w:t>四 软件验证证据</w:t>
+        <w:t>（四）软件验证证据</w:t>
       </w:r>
     </w:p>
     <w:p>
@@ -10958,7 +11207,7 @@
           <w:color w:val="000000"/>
           <w:sz w:val="30"/>
         </w:rPr>
-        <w:t>五 与传统工作方式的可验证差异</w:t>
+        <w:t>（五）与传统工作方式的可验证差异</w:t>
       </w:r>
     </w:p>
     <w:tbl>
@@ -11421,7 +11670,7 @@
                 <w:color w:val="000000"/>
                 <w:sz w:val="21"/>
               </w:rPr>
-              <w:t>工单中保留多智能体运行、证据和统一行动计划</w:t>
+              <w:t>案例中保留多智能体运行、证据和统一行动计划</w:t>
             </w:r>
           </w:p>
         </w:tc>
@@ -12030,7 +12279,7 @@
           <w:color w:val="000000"/>
           <w:sz w:val="32"/>
         </w:rPr>
-        <w:t>六 创新性阐述</w:t>
+        <w:t>六、创新性阐述</w:t>
       </w:r>
     </w:p>
     <w:p>
@@ -12048,7 +12297,7 @@
           <w:color w:val="000000"/>
           <w:sz w:val="30"/>
         </w:rPr>
-        <w:t>一 从知识问答到可信执行</w:t>
+        <w:t>（一）从知识问答到闭环执行</w:t>
       </w:r>
     </w:p>
     <w:p>
@@ -12083,7 +12332,7 @@
           <w:color w:val="000000"/>
           <w:sz w:val="30"/>
         </w:rPr>
-        <w:t>二 国家 生命周期和孪生联合路由</w:t>
+        <w:t>（二）国家、生命周期和孪生联合路由</w:t>
       </w:r>
     </w:p>
     <w:p>
@@ -12100,7 +12349,7 @@
           <w:color w:val="000000"/>
           <w:sz w:val="30"/>
         </w:rPr>
-        <w:t>系统同时识别项目所在国和生命周期阶段，并据此选择国家包、许可关卡、知识范围和专业团队。Twin ID 又把事件定位到具体空间对象和资产状态。国家、阶段、专业和空间对象不再是四套独立标签，而是同一工单的路由条件。</w:t>
+        <w:t>系统同时识别项目所在国和生命周期阶段，并据此选择国家包、许可关卡、知识范围和专业团队。Twin ID 又把事件定位到具体空间对象和资产状态。国家、阶段、专业和空间对象不再是四套独立标签，而是同一案例的路由条件。</w:t>
       </w:r>
     </w:p>
     <w:p>
@@ -12118,7 +12367,7 @@
           <w:color w:val="000000"/>
           <w:sz w:val="30"/>
         </w:rPr>
-        <w:t>三 技术融合</w:t>
+        <w:t>（三）技术融合</w:t>
       </w:r>
     </w:p>
     <w:tbl>
@@ -12545,7 +12794,7 @@
                 <w:color w:val="000000"/>
                 <w:sz w:val="21"/>
               </w:rPr>
-              <w:t>根据工单组建工程 安全 合同等专业团队</w:t>
+              <w:t>根据案例组建工程、安全、合同等专业团队</w:t>
             </w:r>
           </w:p>
         </w:tc>
@@ -12771,7 +13020,7 @@
                 <w:color w:val="000000"/>
                 <w:sz w:val="21"/>
               </w:rPr>
-              <w:t>统一模型 GIS 进度 成本 调试 遥测和维护</w:t>
+              <w:t>统一模型、GIS、进度、成本、调试、遥测和维护</w:t>
             </w:r>
           </w:p>
         </w:tc>
@@ -13059,7 +13308,7 @@
           <w:color w:val="000000"/>
           <w:sz w:val="30"/>
         </w:rPr>
-        <w:t>四 对 AI 出海业务模式的支持</w:t>
+        <w:t>（四）对 AI 出海业务模式的支持</w:t>
       </w:r>
     </w:p>
     <w:p>
@@ -13095,7 +13344,7 @@
           <w:color w:val="000000"/>
           <w:sz w:val="32"/>
         </w:rPr>
-        <w:t>七 属地适配与推广可行性分析</w:t>
+        <w:t>七、属地适配与推广可行性分析</w:t>
       </w:r>
     </w:p>
     <w:p>
@@ -13113,7 +13362,7 @@
           <w:color w:val="000000"/>
           <w:sz w:val="30"/>
         </w:rPr>
-        <w:t>一 国家包扩展方法</w:t>
+        <w:t>（一）国家包扩展方法</w:t>
       </w:r>
     </w:p>
     <w:p>
@@ -13165,7 +13414,7 @@
           <w:color w:val="000000"/>
           <w:sz w:val="30"/>
         </w:rPr>
-        <w:t>二 部署与数据主权</w:t>
+        <w:t>（二）部署与数据主权</w:t>
       </w:r>
     </w:p>
     <w:p>
@@ -13200,7 +13449,7 @@
           <w:color w:val="000000"/>
           <w:sz w:val="30"/>
         </w:rPr>
-        <w:t>三 试点实施路径</w:t>
+        <w:t>（三）试点实施路径</w:t>
       </w:r>
     </w:p>
     <w:tbl>
@@ -14000,7 +14249,7 @@
           <w:color w:val="000000"/>
           <w:sz w:val="30"/>
         </w:rPr>
-        <w:t>四 推广价值与限制</w:t>
+        <w:t>（四）推广价值与限制</w:t>
       </w:r>
     </w:p>
     <w:p>
@@ -14017,7 +14266,7 @@
           <w:color w:val="000000"/>
           <w:sz w:val="30"/>
         </w:rPr>
-        <w:t>平台的复用单元是国家包、领域包、连接器和工作流，而不是复制整套项目代码。铁路、公路、港口、机场、桥梁和隧道项目可以复用同一工单、证据、Twin ID 和治理契约。项目可先从一个高频场景开始，例如 HSE 事件或业主函件，再逐步接入计划、成本和运营数据。</w:t>
+        <w:t>平台的复用单元是国家包、领域包、连接器和工作流，而不是复制整套项目代码。铁路、公路、港口、机场、桥梁和隧道项目可以复用同一案例、证据、Twin ID 和治理契约。项目可先从一个高频场景开始，例如 HSE 事件或业主函件，再逐步接入计划、成本和运营数据。</w:t>
       </w:r>
     </w:p>
     <w:p>
@@ -14516,7 +14765,7 @@
                 <w:color w:val="000000"/>
                 <w:sz w:val="21"/>
               </w:rPr>
-              <w:t>工具出海 属地融合 能力输出三种交付模式</w:t>
+              <w:t>工具出海、属地融合、能力输出三种交付模式</w:t>
             </w:r>
           </w:p>
         </w:tc>
@@ -15307,7 +15556,7 @@
                 <w:color w:val="000000"/>
                 <w:sz w:val="21"/>
               </w:rPr>
-              <w:t>国家包 领域包 连接器 区域数据面和试点路径</w:t>
+              <w:t>国家包、领域包、连接器、区域数据面和试点路径</w:t>
             </w:r>
           </w:p>
         </w:tc>

--- a/submission/final/GlobalInfra_AI_AI出海应用设计报告.docx
+++ b/submission/final/GlobalInfra_AI_AI出海应用设计报告.docx
@@ -5,12 +5,12 @@
     <w:p>
       <w:pPr>
         <w:pStyle w:val="Title"/>
-        <w:spacing w:before="2160" w:after="720" w:line="360" w:lineRule="auto"/>
+        <w:spacing w:before="2160" w:after="720" w:line="720" w:lineRule="exact"/>
         <w:jc w:val="center"/>
       </w:pPr>
       <w:r>
         <w:rPr>
-          <w:rFonts w:ascii="PingFang SC" w:hAnsi="PingFang SC" w:hint="eastAsia" w:eastAsia="PingFang SC" w:cs="PingFang SC"/>
+          <w:rFonts w:ascii="Times New Roman" w:hAnsi="Times New Roman" w:hint="eastAsia" w:eastAsia="黑体" w:cs="Times New Roman"/>
           <w:b/>
           <w:color w:val="000000"/>
           <w:sz w:val="44"/>
@@ -20,12 +20,12 @@
     </w:p>
     <w:p>
       <w:pPr>
-        <w:spacing w:line="360" w:lineRule="auto" w:after="120"/>
+        <w:spacing w:line="560" w:lineRule="exact" w:after="120"/>
         <w:jc w:val="center"/>
       </w:pPr>
       <w:r>
         <w:rPr>
-          <w:rFonts w:ascii="PingFang SC" w:hAnsi="PingFang SC" w:hint="eastAsia" w:eastAsia="PingFang SC" w:cs="PingFang SC"/>
+          <w:rFonts w:ascii="Times New Roman" w:hAnsi="Times New Roman" w:hint="eastAsia" w:eastAsia="黑体" w:cs="Times New Roman"/>
           <w:b/>
           <w:color w:val="000000"/>
           <w:sz w:val="32"/>
@@ -35,12 +35,12 @@
     </w:p>
     <w:p>
       <w:pPr>
-        <w:spacing w:line="360" w:lineRule="auto" w:after="120"/>
+        <w:spacing w:line="560" w:lineRule="exact" w:after="120"/>
         <w:jc w:val="center"/>
       </w:pPr>
       <w:r>
         <w:rPr>
-          <w:rFonts w:ascii="PingFang SC" w:hAnsi="PingFang SC" w:hint="eastAsia" w:eastAsia="PingFang SC" w:cs="PingFang SC"/>
+          <w:rFonts w:ascii="Times New Roman" w:hAnsi="Times New Roman" w:hint="eastAsia" w:eastAsia="仿宋" w:cs="Times New Roman"/>
           <w:b w:val="0"/>
           <w:color w:val="000000"/>
           <w:sz w:val="28"/>
@@ -50,12 +50,12 @@
     </w:p>
     <w:p>
       <w:pPr>
-        <w:spacing w:line="360" w:lineRule="auto" w:after="120"/>
+        <w:spacing w:line="560" w:lineRule="exact" w:after="120"/>
         <w:jc w:val="center"/>
       </w:pPr>
       <w:r>
         <w:rPr>
-          <w:rFonts w:ascii="PingFang SC" w:hAnsi="PingFang SC" w:hint="eastAsia" w:eastAsia="PingFang SC" w:cs="PingFang SC"/>
+          <w:rFonts w:ascii="Times New Roman" w:hAnsi="Times New Roman" w:hint="eastAsia" w:eastAsia="仿宋" w:cs="Times New Roman"/>
           <w:b w:val="0"/>
           <w:color w:val="000000"/>
           <w:sz w:val="28"/>
@@ -65,12 +65,12 @@
     </w:p>
     <w:p>
       <w:pPr>
-        <w:spacing w:line="360" w:lineRule="auto" w:after="120"/>
+        <w:spacing w:line="560" w:lineRule="exact" w:after="120"/>
         <w:jc w:val="center"/>
       </w:pPr>
       <w:r>
         <w:rPr>
-          <w:rFonts w:ascii="PingFang SC" w:hAnsi="PingFang SC" w:hint="eastAsia" w:eastAsia="PingFang SC" w:cs="PingFang SC"/>
+          <w:rFonts w:ascii="Times New Roman" w:hAnsi="Times New Roman" w:hint="eastAsia" w:eastAsia="仿宋" w:cs="Times New Roman"/>
           <w:b w:val="0"/>
           <w:color w:val="000000"/>
           <w:sz w:val="28"/>
@@ -80,12 +80,12 @@
     </w:p>
     <w:p>
       <w:pPr>
-        <w:spacing w:line="360" w:lineRule="auto" w:after="120"/>
+        <w:spacing w:line="560" w:lineRule="exact" w:after="120"/>
         <w:jc w:val="center"/>
       </w:pPr>
       <w:r>
         <w:rPr>
-          <w:rFonts w:ascii="PingFang SC" w:hAnsi="PingFang SC" w:hint="eastAsia" w:eastAsia="PingFang SC" w:cs="PingFang SC"/>
+          <w:rFonts w:ascii="Times New Roman" w:hAnsi="Times New Roman" w:hint="eastAsia" w:eastAsia="仿宋" w:cs="Times New Roman"/>
           <w:b w:val="0"/>
           <w:color w:val="000000"/>
           <w:sz w:val="28"/>
@@ -95,12 +95,12 @@
     </w:p>
     <w:p>
       <w:pPr>
-        <w:spacing w:line="360" w:lineRule="auto" w:after="120"/>
+        <w:spacing w:line="560" w:lineRule="exact" w:after="120"/>
         <w:jc w:val="center"/>
       </w:pPr>
       <w:r>
         <w:rPr>
-          <w:rFonts w:ascii="PingFang SC" w:hAnsi="PingFang SC" w:hint="eastAsia" w:eastAsia="PingFang SC" w:cs="PingFang SC"/>
+          <w:rFonts w:ascii="Times New Roman" w:hAnsi="Times New Roman" w:hint="eastAsia" w:eastAsia="仿宋" w:cs="Times New Roman"/>
           <w:b w:val="0"/>
           <w:color w:val="000000"/>
           <w:sz w:val="28"/>
@@ -110,13 +110,13 @@
     </w:p>
     <w:p>
       <w:pPr>
-        <w:spacing w:line="360" w:lineRule="auto" w:after="0" w:before="720"/>
+        <w:spacing w:line="440" w:lineRule="exact" w:after="0" w:before="720"/>
         <w:ind w:firstLine="634"/>
         <w:jc w:val="both"/>
       </w:pPr>
       <w:r>
         <w:rPr>
-          <w:rFonts w:ascii="PingFang SC" w:hAnsi="PingFang SC" w:hint="eastAsia" w:eastAsia="PingFang SC" w:cs="PingFang SC"/>
+          <w:rFonts w:ascii="Times New Roman" w:hAnsi="Times New Roman" w:hint="eastAsia" w:eastAsia="仿宋" w:cs="Times New Roman"/>
           <w:b w:val="0"/>
           <w:color w:val="000000"/>
           <w:sz w:val="24"/>
@@ -129,13 +129,13 @@
         <w:keepNext/>
         <w:pageBreakBefore/>
         <w:widowControl/>
-        <w:spacing w:before="0" w:after="160" w:line="360" w:lineRule="auto"/>
+        <w:spacing w:before="0" w:after="160" w:line="600" w:lineRule="exact"/>
         <w:ind w:firstLine="642"/>
         <w:jc w:val="both"/>
       </w:pPr>
       <w:r>
         <w:rPr>
-          <w:rFonts w:ascii="PingFang SC" w:hAnsi="PingFang SC" w:hint="eastAsia" w:eastAsia="PingFang SC" w:cs="PingFang SC"/>
+          <w:rFonts w:ascii="Times New Roman" w:hAnsi="Times New Roman" w:hint="eastAsia" w:eastAsia="黑体" w:cs="Times New Roman"/>
           <w:b/>
           <w:color w:val="000000"/>
           <w:sz w:val="32"/>
@@ -146,13 +146,13 @@
     <w:p>
       <w:pPr>
         <w:widowControl/>
-        <w:spacing w:line="348" w:lineRule="auto" w:after="0"/>
+        <w:spacing w:line="540" w:lineRule="exact" w:after="0"/>
         <w:ind w:firstLine="639"/>
         <w:jc w:val="both"/>
       </w:pPr>
       <w:r>
         <w:rPr>
-          <w:rFonts w:ascii="PingFang SC" w:hAnsi="PingFang SC" w:hint="eastAsia" w:eastAsia="PingFang SC" w:cs="PingFang SC"/>
+          <w:rFonts w:ascii="Times New Roman" w:hAnsi="Times New Roman" w:hint="eastAsia" w:eastAsia="黑体" w:cs="Times New Roman"/>
           <w:b/>
           <w:color w:val="000000"/>
           <w:sz w:val="30"/>
@@ -162,13 +162,13 @@
     </w:p>
     <w:p>
       <w:pPr>
-        <w:spacing w:line="324" w:lineRule="auto" w:after="40"/>
+        <w:spacing w:line="500" w:lineRule="exact" w:after="40"/>
         <w:ind w:left="835" w:hanging="403"/>
         <w:jc w:val="both"/>
       </w:pPr>
       <w:r>
         <w:rPr>
-          <w:rFonts w:ascii="PingFang SC" w:hAnsi="PingFang SC" w:hint="eastAsia" w:eastAsia="PingFang SC" w:cs="PingFang SC"/>
+          <w:rFonts w:ascii="Times New Roman" w:hAnsi="Times New Roman" w:hint="eastAsia" w:eastAsia="仿宋" w:cs="Times New Roman"/>
           <w:b/>
           <w:color w:val="000000"/>
           <w:sz w:val="28"/>
@@ -177,7 +177,7 @@
       </w:r>
       <w:r>
         <w:rPr>
-          <w:rFonts w:ascii="PingFang SC" w:hAnsi="PingFang SC" w:hint="eastAsia" w:eastAsia="PingFang SC" w:cs="PingFang SC"/>
+          <w:rFonts w:ascii="Times New Roman" w:hAnsi="Times New Roman" w:hint="eastAsia" w:eastAsia="黑体" w:cs="Times New Roman"/>
           <w:b/>
           <w:color w:val="000000"/>
           <w:sz w:val="28"/>
@@ -186,7 +186,7 @@
       </w:r>
       <w:r>
         <w:rPr>
-          <w:rFonts w:ascii="PingFang SC" w:hAnsi="PingFang SC" w:hint="eastAsia" w:eastAsia="PingFang SC" w:cs="PingFang SC"/>
+          <w:rFonts w:ascii="Times New Roman" w:hAnsi="Times New Roman" w:hint="eastAsia" w:eastAsia="仿宋" w:cs="Times New Roman"/>
           <w:b w:val="0"/>
           <w:color w:val="000000"/>
           <w:sz w:val="28"/>
@@ -196,13 +196,13 @@
     </w:p>
     <w:p>
       <w:pPr>
-        <w:spacing w:line="324" w:lineRule="auto" w:after="40"/>
+        <w:spacing w:line="500" w:lineRule="exact" w:after="40"/>
         <w:ind w:left="835" w:hanging="403"/>
         <w:jc w:val="both"/>
       </w:pPr>
       <w:r>
         <w:rPr>
-          <w:rFonts w:ascii="PingFang SC" w:hAnsi="PingFang SC" w:hint="eastAsia" w:eastAsia="PingFang SC" w:cs="PingFang SC"/>
+          <w:rFonts w:ascii="Times New Roman" w:hAnsi="Times New Roman" w:hint="eastAsia" w:eastAsia="仿宋" w:cs="Times New Roman"/>
           <w:b/>
           <w:color w:val="000000"/>
           <w:sz w:val="28"/>
@@ -211,7 +211,7 @@
       </w:r>
       <w:r>
         <w:rPr>
-          <w:rFonts w:ascii="PingFang SC" w:hAnsi="PingFang SC" w:hint="eastAsia" w:eastAsia="PingFang SC" w:cs="PingFang SC"/>
+          <w:rFonts w:ascii="Times New Roman" w:hAnsi="Times New Roman" w:hint="eastAsia" w:eastAsia="黑体" w:cs="Times New Roman"/>
           <w:b/>
           <w:color w:val="000000"/>
           <w:sz w:val="28"/>
@@ -220,7 +220,7 @@
       </w:r>
       <w:r>
         <w:rPr>
-          <w:rFonts w:ascii="PingFang SC" w:hAnsi="PingFang SC" w:hint="eastAsia" w:eastAsia="PingFang SC" w:cs="PingFang SC"/>
+          <w:rFonts w:ascii="Times New Roman" w:hAnsi="Times New Roman" w:hint="eastAsia" w:eastAsia="仿宋" w:cs="Times New Roman"/>
           <w:b w:val="0"/>
           <w:color w:val="000000"/>
           <w:sz w:val="28"/>
@@ -230,13 +230,13 @@
     </w:p>
     <w:p>
       <w:pPr>
-        <w:spacing w:line="324" w:lineRule="auto" w:after="40"/>
+        <w:spacing w:line="500" w:lineRule="exact" w:after="40"/>
         <w:ind w:left="835" w:hanging="403"/>
         <w:jc w:val="both"/>
       </w:pPr>
       <w:r>
         <w:rPr>
-          <w:rFonts w:ascii="PingFang SC" w:hAnsi="PingFang SC" w:hint="eastAsia" w:eastAsia="PingFang SC" w:cs="PingFang SC"/>
+          <w:rFonts w:ascii="Times New Roman" w:hAnsi="Times New Roman" w:hint="eastAsia" w:eastAsia="仿宋" w:cs="Times New Roman"/>
           <w:b/>
           <w:color w:val="000000"/>
           <w:sz w:val="28"/>
@@ -245,7 +245,7 @@
       </w:r>
       <w:r>
         <w:rPr>
-          <w:rFonts w:ascii="PingFang SC" w:hAnsi="PingFang SC" w:hint="eastAsia" w:eastAsia="PingFang SC" w:cs="PingFang SC"/>
+          <w:rFonts w:ascii="Times New Roman" w:hAnsi="Times New Roman" w:hint="eastAsia" w:eastAsia="黑体" w:cs="Times New Roman"/>
           <w:b/>
           <w:color w:val="000000"/>
           <w:sz w:val="28"/>
@@ -254,7 +254,7 @@
       </w:r>
       <w:r>
         <w:rPr>
-          <w:rFonts w:ascii="PingFang SC" w:hAnsi="PingFang SC" w:hint="eastAsia" w:eastAsia="PingFang SC" w:cs="PingFang SC"/>
+          <w:rFonts w:ascii="Times New Roman" w:hAnsi="Times New Roman" w:hint="eastAsia" w:eastAsia="仿宋" w:cs="Times New Roman"/>
           <w:b w:val="0"/>
           <w:color w:val="000000"/>
           <w:sz w:val="28"/>
@@ -264,13 +264,13 @@
     </w:p>
     <w:p>
       <w:pPr>
-        <w:spacing w:line="324" w:lineRule="auto" w:after="40"/>
+        <w:spacing w:line="500" w:lineRule="exact" w:after="40"/>
         <w:ind w:left="835" w:hanging="403"/>
         <w:jc w:val="both"/>
       </w:pPr>
       <w:r>
         <w:rPr>
-          <w:rFonts w:ascii="PingFang SC" w:hAnsi="PingFang SC" w:hint="eastAsia" w:eastAsia="PingFang SC" w:cs="PingFang SC"/>
+          <w:rFonts w:ascii="Times New Roman" w:hAnsi="Times New Roman" w:hint="eastAsia" w:eastAsia="仿宋" w:cs="Times New Roman"/>
           <w:b/>
           <w:color w:val="000000"/>
           <w:sz w:val="28"/>
@@ -279,7 +279,7 @@
       </w:r>
       <w:r>
         <w:rPr>
-          <w:rFonts w:ascii="PingFang SC" w:hAnsi="PingFang SC" w:hint="eastAsia" w:eastAsia="PingFang SC" w:cs="PingFang SC"/>
+          <w:rFonts w:ascii="Times New Roman" w:hAnsi="Times New Roman" w:hint="eastAsia" w:eastAsia="黑体" w:cs="Times New Roman"/>
           <w:b/>
           <w:color w:val="000000"/>
           <w:sz w:val="28"/>
@@ -288,23 +288,23 @@
       </w:r>
       <w:r>
         <w:rPr>
-          <w:rFonts w:ascii="PingFang SC" w:hAnsi="PingFang SC" w:hint="eastAsia" w:eastAsia="PingFang SC" w:cs="PingFang SC"/>
+          <w:rFonts w:ascii="Times New Roman" w:hAnsi="Times New Roman" w:hint="eastAsia" w:eastAsia="仿宋" w:cs="Times New Roman"/>
           <w:b w:val="0"/>
           <w:color w:val="000000"/>
           <w:sz w:val="28"/>
         </w:rPr>
-        <w:t>：已在线运行；30 条合成评测用例全部通过，207 项自动化测试通过；均为合成数据环境下的工程验证。</w:t>
+        <w:t>：已在线运行；30 条合成评测用例全部通过，209 项自动化测试通过；均为合成数据环境下的工程验证。</w:t>
       </w:r>
     </w:p>
     <w:p>
       <w:pPr>
-        <w:spacing w:line="324" w:lineRule="auto" w:after="40"/>
+        <w:spacing w:line="500" w:lineRule="exact" w:after="40"/>
         <w:ind w:left="835" w:hanging="403"/>
         <w:jc w:val="both"/>
       </w:pPr>
       <w:r>
         <w:rPr>
-          <w:rFonts w:ascii="PingFang SC" w:hAnsi="PingFang SC" w:hint="eastAsia" w:eastAsia="PingFang SC" w:cs="PingFang SC"/>
+          <w:rFonts w:ascii="Times New Roman" w:hAnsi="Times New Roman" w:hint="eastAsia" w:eastAsia="仿宋" w:cs="Times New Roman"/>
           <w:b/>
           <w:color w:val="000000"/>
           <w:sz w:val="28"/>
@@ -313,7 +313,7 @@
       </w:r>
       <w:r>
         <w:rPr>
-          <w:rFonts w:ascii="PingFang SC" w:hAnsi="PingFang SC" w:hint="eastAsia" w:eastAsia="PingFang SC" w:cs="PingFang SC"/>
+          <w:rFonts w:ascii="Times New Roman" w:hAnsi="Times New Roman" w:hint="eastAsia" w:eastAsia="黑体" w:cs="Times New Roman"/>
           <w:b/>
           <w:color w:val="000000"/>
           <w:sz w:val="28"/>
@@ -322,7 +322,7 @@
       </w:r>
       <w:r>
         <w:rPr>
-          <w:rFonts w:ascii="PingFang SC" w:hAnsi="PingFang SC" w:hint="eastAsia" w:eastAsia="PingFang SC" w:cs="PingFang SC"/>
+          <w:rFonts w:ascii="Times New Roman" w:hAnsi="Times New Roman" w:hint="eastAsia" w:eastAsia="仿宋" w:cs="Times New Roman"/>
           <w:b w:val="0"/>
           <w:color w:val="000000"/>
           <w:sz w:val="28"/>
@@ -333,13 +333,13 @@
     <w:p>
       <w:pPr>
         <w:widowControl/>
-        <w:spacing w:line="348" w:lineRule="auto" w:after="0"/>
+        <w:spacing w:line="540" w:lineRule="exact" w:after="0"/>
         <w:ind w:firstLine="639"/>
         <w:jc w:val="both"/>
       </w:pPr>
       <w:r>
         <w:rPr>
-          <w:rFonts w:ascii="PingFang SC" w:hAnsi="PingFang SC" w:hint="eastAsia" w:eastAsia="PingFang SC" w:cs="PingFang SC"/>
+          <w:rFonts w:ascii="Times New Roman" w:hAnsi="Times New Roman" w:hint="eastAsia" w:eastAsia="仿宋" w:cs="Times New Roman"/>
           <w:b w:val="0"/>
           <w:color w:val="000000"/>
           <w:sz w:val="30"/>
@@ -350,13 +350,13 @@
     <w:p>
       <w:pPr>
         <w:widowControl/>
-        <w:spacing w:line="348" w:lineRule="auto" w:after="0"/>
+        <w:spacing w:line="540" w:lineRule="exact" w:after="0"/>
         <w:ind w:firstLine="639"/>
         <w:jc w:val="both"/>
       </w:pPr>
       <w:r>
         <w:rPr>
-          <w:rFonts w:ascii="PingFang SC" w:hAnsi="PingFang SC" w:hint="eastAsia" w:eastAsia="PingFang SC" w:cs="PingFang SC"/>
+          <w:rFonts w:ascii="Times New Roman" w:hAnsi="Times New Roman" w:hint="eastAsia" w:eastAsia="仿宋" w:cs="Times New Roman"/>
           <w:b w:val="0"/>
           <w:color w:val="000000"/>
           <w:sz w:val="30"/>
@@ -367,13 +367,13 @@
     <w:p>
       <w:pPr>
         <w:widowControl/>
-        <w:spacing w:line="348" w:lineRule="auto" w:after="0"/>
+        <w:spacing w:line="540" w:lineRule="exact" w:after="0"/>
         <w:ind w:firstLine="639"/>
         <w:jc w:val="both"/>
       </w:pPr>
       <w:r>
         <w:rPr>
-          <w:rFonts w:ascii="PingFang SC" w:hAnsi="PingFang SC" w:hint="eastAsia" w:eastAsia="PingFang SC" w:cs="PingFang SC"/>
+          <w:rFonts w:ascii="Times New Roman" w:hAnsi="Times New Roman" w:hint="eastAsia" w:eastAsia="仿宋" w:cs="Times New Roman"/>
           <w:b w:val="0"/>
           <w:color w:val="000000"/>
           <w:sz w:val="30"/>
@@ -384,13 +384,13 @@
     <w:p>
       <w:pPr>
         <w:widowControl/>
-        <w:spacing w:line="348" w:lineRule="auto" w:after="0"/>
+        <w:spacing w:line="540" w:lineRule="exact" w:after="0"/>
         <w:ind w:firstLine="639"/>
         <w:jc w:val="both"/>
       </w:pPr>
       <w:r>
         <w:rPr>
-          <w:rFonts w:ascii="PingFang SC" w:hAnsi="PingFang SC" w:hint="eastAsia" w:eastAsia="PingFang SC" w:cs="PingFang SC"/>
+          <w:rFonts w:ascii="Times New Roman" w:hAnsi="Times New Roman" w:hint="eastAsia" w:eastAsia="仿宋" w:cs="Times New Roman"/>
           <w:b w:val="0"/>
           <w:color w:val="000000"/>
           <w:sz w:val="30"/>
@@ -401,13 +401,13 @@
     <w:p>
       <w:pPr>
         <w:widowControl/>
-        <w:spacing w:line="348" w:lineRule="auto" w:after="0"/>
+        <w:spacing w:line="540" w:lineRule="exact" w:after="0"/>
         <w:ind w:firstLine="639"/>
         <w:jc w:val="both"/>
       </w:pPr>
       <w:r>
         <w:rPr>
-          <w:rFonts w:ascii="PingFang SC" w:hAnsi="PingFang SC" w:hint="eastAsia" w:eastAsia="PingFang SC" w:cs="PingFang SC"/>
+          <w:rFonts w:ascii="Times New Roman" w:hAnsi="Times New Roman" w:hint="eastAsia" w:eastAsia="仿宋" w:cs="Times New Roman"/>
           <w:b w:val="0"/>
           <w:color w:val="000000"/>
           <w:sz w:val="30"/>
@@ -420,13 +420,13 @@
         <w:keepNext/>
         <w:pageBreakBefore/>
         <w:widowControl/>
-        <w:spacing w:before="0" w:after="160" w:line="360" w:lineRule="auto"/>
+        <w:spacing w:before="0" w:after="160" w:line="600" w:lineRule="exact"/>
         <w:ind w:firstLine="642"/>
         <w:jc w:val="both"/>
       </w:pPr>
       <w:r>
         <w:rPr>
-          <w:rFonts w:ascii="PingFang SC" w:hAnsi="PingFang SC" w:hint="eastAsia" w:eastAsia="PingFang SC" w:cs="PingFang SC"/>
+          <w:rFonts w:ascii="Times New Roman" w:hAnsi="Times New Roman" w:hint="eastAsia" w:eastAsia="黑体" w:cs="Times New Roman"/>
           <w:b/>
           <w:color w:val="000000"/>
           <w:sz w:val="32"/>
@@ -438,13 +438,13 @@
       <w:pPr>
         <w:keepNext/>
         <w:widowControl/>
-        <w:spacing w:before="200" w:after="80" w:line="324" w:lineRule="auto"/>
+        <w:spacing w:before="200" w:after="80" w:line="520" w:lineRule="exact"/>
         <w:ind w:firstLine="642"/>
         <w:jc w:val="both"/>
       </w:pPr>
       <w:r>
         <w:rPr>
-          <w:rFonts w:ascii="PingFang SC" w:hAnsi="PingFang SC" w:hint="eastAsia" w:eastAsia="PingFang SC" w:cs="PingFang SC"/>
+          <w:rFonts w:ascii="Times New Roman" w:hAnsi="Times New Roman" w:hint="eastAsia" w:eastAsia="黑体" w:cs="Times New Roman"/>
           <w:b/>
           <w:color w:val="000000"/>
           <w:sz w:val="30"/>
@@ -455,13 +455,13 @@
     <w:p>
       <w:pPr>
         <w:widowControl/>
-        <w:spacing w:line="348" w:lineRule="auto" w:after="0"/>
+        <w:spacing w:line="540" w:lineRule="exact" w:after="0"/>
         <w:ind w:firstLine="639"/>
         <w:jc w:val="both"/>
       </w:pPr>
       <w:r>
         <w:rPr>
-          <w:rFonts w:ascii="PingFang SC" w:hAnsi="PingFang SC" w:hint="eastAsia" w:eastAsia="PingFang SC" w:cs="PingFang SC"/>
+          <w:rFonts w:ascii="Times New Roman" w:hAnsi="Times New Roman" w:hint="eastAsia" w:eastAsia="仿宋" w:cs="Times New Roman"/>
           <w:b w:val="0"/>
           <w:color w:val="000000"/>
           <w:sz w:val="30"/>
@@ -472,13 +472,13 @@
     <w:p>
       <w:pPr>
         <w:widowControl/>
-        <w:spacing w:line="348" w:lineRule="auto" w:after="0"/>
+        <w:spacing w:line="540" w:lineRule="exact" w:after="0"/>
         <w:ind w:firstLine="639"/>
         <w:jc w:val="both"/>
       </w:pPr>
       <w:r>
         <w:rPr>
-          <w:rFonts w:ascii="PingFang SC" w:hAnsi="PingFang SC" w:hint="eastAsia" w:eastAsia="PingFang SC" w:cs="PingFang SC"/>
+          <w:rFonts w:ascii="Times New Roman" w:hAnsi="Times New Roman" w:hint="eastAsia" w:eastAsia="仿宋" w:cs="Times New Roman"/>
           <w:b w:val="0"/>
           <w:color w:val="000000"/>
           <w:sz w:val="30"/>
@@ -490,13 +490,13 @@
       <w:pPr>
         <w:keepNext/>
         <w:widowControl/>
-        <w:spacing w:before="200" w:after="80" w:line="324" w:lineRule="auto"/>
+        <w:spacing w:before="200" w:after="80" w:line="520" w:lineRule="exact"/>
         <w:ind w:firstLine="642"/>
         <w:jc w:val="both"/>
       </w:pPr>
       <w:r>
         <w:rPr>
-          <w:rFonts w:ascii="PingFang SC" w:hAnsi="PingFang SC" w:hint="eastAsia" w:eastAsia="PingFang SC" w:cs="PingFang SC"/>
+          <w:rFonts w:ascii="Times New Roman" w:hAnsi="Times New Roman" w:hint="eastAsia" w:eastAsia="黑体" w:cs="Times New Roman"/>
           <w:b/>
           <w:color w:val="000000"/>
           <w:sz w:val="30"/>
@@ -544,12 +544,12 @@
           </w:tcPr>
           <w:p>
             <w:pPr>
-              <w:spacing w:line="276" w:lineRule="auto" w:before="20" w:after="20"/>
-              <w:jc w:val="center"/>
-            </w:pPr>
-            <w:r>
-              <w:rPr>
-                <w:rFonts w:ascii="PingFang SC" w:hAnsi="PingFang SC" w:hint="eastAsia" w:eastAsia="PingFang SC" w:cs="PingFang SC"/>
+              <w:spacing w:line="340" w:lineRule="exact" w:before="20" w:after="20"/>
+              <w:jc w:val="center"/>
+            </w:pPr>
+            <w:r>
+              <w:rPr>
+                <w:rFonts w:ascii="Times New Roman" w:hAnsi="Times New Roman" w:hint="eastAsia" w:eastAsia="黑体" w:cs="Times New Roman"/>
                 <w:b/>
                 <w:color w:val="FFFFFF"/>
                 <w:sz w:val="21"/>
@@ -580,12 +580,12 @@
           </w:tcPr>
           <w:p>
             <w:pPr>
-              <w:spacing w:line="276" w:lineRule="auto" w:before="20" w:after="20"/>
-              <w:jc w:val="center"/>
-            </w:pPr>
-            <w:r>
-              <w:rPr>
-                <w:rFonts w:ascii="PingFang SC" w:hAnsi="PingFang SC" w:hint="eastAsia" w:eastAsia="PingFang SC" w:cs="PingFang SC"/>
+              <w:spacing w:line="340" w:lineRule="exact" w:before="20" w:after="20"/>
+              <w:jc w:val="center"/>
+            </w:pPr>
+            <w:r>
+              <w:rPr>
+                <w:rFonts w:ascii="Times New Roman" w:hAnsi="Times New Roman" w:hint="eastAsia" w:eastAsia="黑体" w:cs="Times New Roman"/>
                 <w:b/>
                 <w:color w:val="FFFFFF"/>
                 <w:sz w:val="21"/>
@@ -616,12 +616,12 @@
           </w:tcPr>
           <w:p>
             <w:pPr>
-              <w:spacing w:line="276" w:lineRule="auto" w:before="20" w:after="20"/>
-              <w:jc w:val="center"/>
-            </w:pPr>
-            <w:r>
-              <w:rPr>
-                <w:rFonts w:ascii="PingFang SC" w:hAnsi="PingFang SC" w:hint="eastAsia" w:eastAsia="PingFang SC" w:cs="PingFang SC"/>
+              <w:spacing w:line="340" w:lineRule="exact" w:before="20" w:after="20"/>
+              <w:jc w:val="center"/>
+            </w:pPr>
+            <w:r>
+              <w:rPr>
+                <w:rFonts w:ascii="Times New Roman" w:hAnsi="Times New Roman" w:hint="eastAsia" w:eastAsia="黑体" w:cs="Times New Roman"/>
                 <w:b/>
                 <w:color w:val="FFFFFF"/>
                 <w:sz w:val="21"/>
@@ -652,12 +652,12 @@
           </w:tcPr>
           <w:p>
             <w:pPr>
-              <w:spacing w:line="276" w:lineRule="auto" w:before="20" w:after="20"/>
-              <w:jc w:val="center"/>
-            </w:pPr>
-            <w:r>
-              <w:rPr>
-                <w:rFonts w:ascii="PingFang SC" w:hAnsi="PingFang SC" w:hint="eastAsia" w:eastAsia="PingFang SC" w:cs="PingFang SC"/>
+              <w:spacing w:line="340" w:lineRule="exact" w:before="20" w:after="20"/>
+              <w:jc w:val="center"/>
+            </w:pPr>
+            <w:r>
+              <w:rPr>
+                <w:rFonts w:ascii="Times New Roman" w:hAnsi="Times New Roman" w:hint="eastAsia" w:eastAsia="黑体" w:cs="Times New Roman"/>
                 <w:b/>
                 <w:color w:val="FFFFFF"/>
                 <w:sz w:val="21"/>
@@ -693,12 +693,12 @@
           </w:tcPr>
           <w:p>
             <w:pPr>
-              <w:spacing w:line="276" w:lineRule="auto" w:before="20" w:after="20"/>
-              <w:jc w:val="center"/>
-            </w:pPr>
-            <w:r>
-              <w:rPr>
-                <w:rFonts w:ascii="PingFang SC" w:hAnsi="PingFang SC" w:hint="eastAsia" w:eastAsia="PingFang SC" w:cs="PingFang SC"/>
+              <w:spacing w:line="340" w:lineRule="exact" w:before="20" w:after="20"/>
+              <w:jc w:val="center"/>
+            </w:pPr>
+            <w:r>
+              <w:rPr>
+                <w:rFonts w:ascii="Times New Roman" w:hAnsi="Times New Roman" w:hint="eastAsia" w:eastAsia="仿宋" w:cs="Times New Roman"/>
                 <w:b w:val="0"/>
                 <w:color w:val="000000"/>
                 <w:sz w:val="21"/>
@@ -729,12 +729,12 @@
           </w:tcPr>
           <w:p>
             <w:pPr>
-              <w:spacing w:line="276" w:lineRule="auto" w:before="20" w:after="20"/>
+              <w:spacing w:line="340" w:lineRule="exact" w:before="20" w:after="20"/>
               <w:jc w:val="left"/>
             </w:pPr>
             <w:r>
               <w:rPr>
-                <w:rFonts w:ascii="PingFang SC" w:hAnsi="PingFang SC" w:hint="eastAsia" w:eastAsia="PingFang SC" w:cs="PingFang SC"/>
+                <w:rFonts w:ascii="Times New Roman" w:hAnsi="Times New Roman" w:hint="eastAsia" w:eastAsia="仿宋" w:cs="Times New Roman"/>
                 <w:b w:val="0"/>
                 <w:color w:val="000000"/>
                 <w:sz w:val="21"/>
@@ -765,12 +765,12 @@
           </w:tcPr>
           <w:p>
             <w:pPr>
-              <w:spacing w:line="276" w:lineRule="auto" w:before="20" w:after="20"/>
+              <w:spacing w:line="340" w:lineRule="exact" w:before="20" w:after="20"/>
               <w:jc w:val="left"/>
             </w:pPr>
             <w:r>
               <w:rPr>
-                <w:rFonts w:ascii="PingFang SC" w:hAnsi="PingFang SC" w:hint="eastAsia" w:eastAsia="PingFang SC" w:cs="PingFang SC"/>
+                <w:rFonts w:ascii="Times New Roman" w:hAnsi="Times New Roman" w:hint="eastAsia" w:eastAsia="仿宋" w:cs="Times New Roman"/>
                 <w:b w:val="0"/>
                 <w:color w:val="000000"/>
                 <w:sz w:val="21"/>
@@ -801,12 +801,12 @@
           </w:tcPr>
           <w:p>
             <w:pPr>
-              <w:spacing w:line="276" w:lineRule="auto" w:before="20" w:after="20"/>
+              <w:spacing w:line="340" w:lineRule="exact" w:before="20" w:after="20"/>
               <w:jc w:val="left"/>
             </w:pPr>
             <w:r>
               <w:rPr>
-                <w:rFonts w:ascii="PingFang SC" w:hAnsi="PingFang SC" w:hint="eastAsia" w:eastAsia="PingFang SC" w:cs="PingFang SC"/>
+                <w:rFonts w:ascii="Times New Roman" w:hAnsi="Times New Roman" w:hint="eastAsia" w:eastAsia="仿宋" w:cs="Times New Roman"/>
                 <w:b w:val="0"/>
                 <w:color w:val="000000"/>
                 <w:sz w:val="21"/>
@@ -842,12 +842,12 @@
           </w:tcPr>
           <w:p>
             <w:pPr>
-              <w:spacing w:line="276" w:lineRule="auto" w:before="20" w:after="20"/>
-              <w:jc w:val="center"/>
-            </w:pPr>
-            <w:r>
-              <w:rPr>
-                <w:rFonts w:ascii="PingFang SC" w:hAnsi="PingFang SC" w:hint="eastAsia" w:eastAsia="PingFang SC" w:cs="PingFang SC"/>
+              <w:spacing w:line="340" w:lineRule="exact" w:before="20" w:after="20"/>
+              <w:jc w:val="center"/>
+            </w:pPr>
+            <w:r>
+              <w:rPr>
+                <w:rFonts w:ascii="Times New Roman" w:hAnsi="Times New Roman" w:hint="eastAsia" w:eastAsia="仿宋" w:cs="Times New Roman"/>
                 <w:b w:val="0"/>
                 <w:color w:val="000000"/>
                 <w:sz w:val="21"/>
@@ -878,12 +878,12 @@
           </w:tcPr>
           <w:p>
             <w:pPr>
-              <w:spacing w:line="276" w:lineRule="auto" w:before="20" w:after="20"/>
+              <w:spacing w:line="340" w:lineRule="exact" w:before="20" w:after="20"/>
               <w:jc w:val="left"/>
             </w:pPr>
             <w:r>
               <w:rPr>
-                <w:rFonts w:ascii="PingFang SC" w:hAnsi="PingFang SC" w:hint="eastAsia" w:eastAsia="PingFang SC" w:cs="PingFang SC"/>
+                <w:rFonts w:ascii="Times New Roman" w:hAnsi="Times New Roman" w:hint="eastAsia" w:eastAsia="仿宋" w:cs="Times New Roman"/>
                 <w:b w:val="0"/>
                 <w:color w:val="000000"/>
                 <w:sz w:val="21"/>
@@ -914,12 +914,12 @@
           </w:tcPr>
           <w:p>
             <w:pPr>
-              <w:spacing w:line="276" w:lineRule="auto" w:before="20" w:after="20"/>
+              <w:spacing w:line="340" w:lineRule="exact" w:before="20" w:after="20"/>
               <w:jc w:val="left"/>
             </w:pPr>
             <w:r>
               <w:rPr>
-                <w:rFonts w:ascii="PingFang SC" w:hAnsi="PingFang SC" w:hint="eastAsia" w:eastAsia="PingFang SC" w:cs="PingFang SC"/>
+                <w:rFonts w:ascii="Times New Roman" w:hAnsi="Times New Roman" w:hint="eastAsia" w:eastAsia="仿宋" w:cs="Times New Roman"/>
                 <w:b w:val="0"/>
                 <w:color w:val="000000"/>
                 <w:sz w:val="21"/>
@@ -950,12 +950,12 @@
           </w:tcPr>
           <w:p>
             <w:pPr>
-              <w:spacing w:line="276" w:lineRule="auto" w:before="20" w:after="20"/>
-              <w:jc w:val="center"/>
-            </w:pPr>
-            <w:r>
-              <w:rPr>
-                <w:rFonts w:ascii="PingFang SC" w:hAnsi="PingFang SC" w:hint="eastAsia" w:eastAsia="PingFang SC" w:cs="PingFang SC"/>
+              <w:spacing w:line="340" w:lineRule="exact" w:before="20" w:after="20"/>
+              <w:jc w:val="center"/>
+            </w:pPr>
+            <w:r>
+              <w:rPr>
+                <w:rFonts w:ascii="Times New Roman" w:hAnsi="Times New Roman" w:hint="eastAsia" w:eastAsia="仿宋" w:cs="Times New Roman"/>
                 <w:b w:val="0"/>
                 <w:color w:val="000000"/>
                 <w:sz w:val="21"/>
@@ -991,12 +991,12 @@
           </w:tcPr>
           <w:p>
             <w:pPr>
-              <w:spacing w:line="276" w:lineRule="auto" w:before="20" w:after="20"/>
-              <w:jc w:val="center"/>
-            </w:pPr>
-            <w:r>
-              <w:rPr>
-                <w:rFonts w:ascii="PingFang SC" w:hAnsi="PingFang SC" w:hint="eastAsia" w:eastAsia="PingFang SC" w:cs="PingFang SC"/>
+              <w:spacing w:line="340" w:lineRule="exact" w:before="20" w:after="20"/>
+              <w:jc w:val="center"/>
+            </w:pPr>
+            <w:r>
+              <w:rPr>
+                <w:rFonts w:ascii="Times New Roman" w:hAnsi="Times New Roman" w:hint="eastAsia" w:eastAsia="仿宋" w:cs="Times New Roman"/>
                 <w:b w:val="0"/>
                 <w:color w:val="000000"/>
                 <w:sz w:val="21"/>
@@ -1027,12 +1027,12 @@
           </w:tcPr>
           <w:p>
             <w:pPr>
-              <w:spacing w:line="276" w:lineRule="auto" w:before="20" w:after="20"/>
+              <w:spacing w:line="340" w:lineRule="exact" w:before="20" w:after="20"/>
               <w:jc w:val="left"/>
             </w:pPr>
             <w:r>
               <w:rPr>
-                <w:rFonts w:ascii="PingFang SC" w:hAnsi="PingFang SC" w:hint="eastAsia" w:eastAsia="PingFang SC" w:cs="PingFang SC"/>
+                <w:rFonts w:ascii="Times New Roman" w:hAnsi="Times New Roman" w:hint="eastAsia" w:eastAsia="仿宋" w:cs="Times New Roman"/>
                 <w:b w:val="0"/>
                 <w:color w:val="000000"/>
                 <w:sz w:val="21"/>
@@ -1063,12 +1063,12 @@
           </w:tcPr>
           <w:p>
             <w:pPr>
-              <w:spacing w:line="276" w:lineRule="auto" w:before="20" w:after="20"/>
+              <w:spacing w:line="340" w:lineRule="exact" w:before="20" w:after="20"/>
               <w:jc w:val="left"/>
             </w:pPr>
             <w:r>
               <w:rPr>
-                <w:rFonts w:ascii="PingFang SC" w:hAnsi="PingFang SC" w:hint="eastAsia" w:eastAsia="PingFang SC" w:cs="PingFang SC"/>
+                <w:rFonts w:ascii="Times New Roman" w:hAnsi="Times New Roman" w:hint="eastAsia" w:eastAsia="仿宋" w:cs="Times New Roman"/>
                 <w:b w:val="0"/>
                 <w:color w:val="000000"/>
                 <w:sz w:val="21"/>
@@ -1099,12 +1099,12 @@
           </w:tcPr>
           <w:p>
             <w:pPr>
-              <w:spacing w:line="276" w:lineRule="auto" w:before="20" w:after="20"/>
-              <w:jc w:val="center"/>
-            </w:pPr>
-            <w:r>
-              <w:rPr>
-                <w:rFonts w:ascii="PingFang SC" w:hAnsi="PingFang SC" w:hint="eastAsia" w:eastAsia="PingFang SC" w:cs="PingFang SC"/>
+              <w:spacing w:line="340" w:lineRule="exact" w:before="20" w:after="20"/>
+              <w:jc w:val="center"/>
+            </w:pPr>
+            <w:r>
+              <w:rPr>
+                <w:rFonts w:ascii="Times New Roman" w:hAnsi="Times New Roman" w:hint="eastAsia" w:eastAsia="仿宋" w:cs="Times New Roman"/>
                 <w:b w:val="0"/>
                 <w:color w:val="000000"/>
                 <w:sz w:val="21"/>
@@ -1140,12 +1140,12 @@
           </w:tcPr>
           <w:p>
             <w:pPr>
-              <w:spacing w:line="276" w:lineRule="auto" w:before="20" w:after="20"/>
-              <w:jc w:val="center"/>
-            </w:pPr>
-            <w:r>
-              <w:rPr>
-                <w:rFonts w:ascii="PingFang SC" w:hAnsi="PingFang SC" w:hint="eastAsia" w:eastAsia="PingFang SC" w:cs="PingFang SC"/>
+              <w:spacing w:line="340" w:lineRule="exact" w:before="20" w:after="20"/>
+              <w:jc w:val="center"/>
+            </w:pPr>
+            <w:r>
+              <w:rPr>
+                <w:rFonts w:ascii="Times New Roman" w:hAnsi="Times New Roman" w:hint="eastAsia" w:eastAsia="仿宋" w:cs="Times New Roman"/>
                 <w:b w:val="0"/>
                 <w:color w:val="000000"/>
                 <w:sz w:val="21"/>
@@ -1176,12 +1176,12 @@
           </w:tcPr>
           <w:p>
             <w:pPr>
-              <w:spacing w:line="276" w:lineRule="auto" w:before="20" w:after="20"/>
+              <w:spacing w:line="340" w:lineRule="exact" w:before="20" w:after="20"/>
               <w:jc w:val="left"/>
             </w:pPr>
             <w:r>
               <w:rPr>
-                <w:rFonts w:ascii="PingFang SC" w:hAnsi="PingFang SC" w:hint="eastAsia" w:eastAsia="PingFang SC" w:cs="PingFang SC"/>
+                <w:rFonts w:ascii="Times New Roman" w:hAnsi="Times New Roman" w:hint="eastAsia" w:eastAsia="仿宋" w:cs="Times New Roman"/>
                 <w:b w:val="0"/>
                 <w:color w:val="000000"/>
                 <w:sz w:val="21"/>
@@ -1212,12 +1212,12 @@
           </w:tcPr>
           <w:p>
             <w:pPr>
-              <w:spacing w:line="276" w:lineRule="auto" w:before="20" w:after="20"/>
+              <w:spacing w:line="340" w:lineRule="exact" w:before="20" w:after="20"/>
               <w:jc w:val="left"/>
             </w:pPr>
             <w:r>
               <w:rPr>
-                <w:rFonts w:ascii="PingFang SC" w:hAnsi="PingFang SC" w:hint="eastAsia" w:eastAsia="PingFang SC" w:cs="PingFang SC"/>
+                <w:rFonts w:ascii="Times New Roman" w:hAnsi="Times New Roman" w:hint="eastAsia" w:eastAsia="仿宋" w:cs="Times New Roman"/>
                 <w:b w:val="0"/>
                 <w:color w:val="000000"/>
                 <w:sz w:val="21"/>
@@ -1248,12 +1248,12 @@
           </w:tcPr>
           <w:p>
             <w:pPr>
-              <w:spacing w:line="276" w:lineRule="auto" w:before="20" w:after="20"/>
-              <w:jc w:val="center"/>
-            </w:pPr>
-            <w:r>
-              <w:rPr>
-                <w:rFonts w:ascii="PingFang SC" w:hAnsi="PingFang SC" w:hint="eastAsia" w:eastAsia="PingFang SC" w:cs="PingFang SC"/>
+              <w:spacing w:line="340" w:lineRule="exact" w:before="20" w:after="20"/>
+              <w:jc w:val="center"/>
+            </w:pPr>
+            <w:r>
+              <w:rPr>
+                <w:rFonts w:ascii="Times New Roman" w:hAnsi="Times New Roman" w:hint="eastAsia" w:eastAsia="仿宋" w:cs="Times New Roman"/>
                 <w:b w:val="0"/>
                 <w:color w:val="000000"/>
                 <w:sz w:val="21"/>
@@ -1289,12 +1289,12 @@
           </w:tcPr>
           <w:p>
             <w:pPr>
-              <w:spacing w:line="276" w:lineRule="auto" w:before="20" w:after="20"/>
-              <w:jc w:val="center"/>
-            </w:pPr>
-            <w:r>
-              <w:rPr>
-                <w:rFonts w:ascii="PingFang SC" w:hAnsi="PingFang SC" w:hint="eastAsia" w:eastAsia="PingFang SC" w:cs="PingFang SC"/>
+              <w:spacing w:line="340" w:lineRule="exact" w:before="20" w:after="20"/>
+              <w:jc w:val="center"/>
+            </w:pPr>
+            <w:r>
+              <w:rPr>
+                <w:rFonts w:ascii="Times New Roman" w:hAnsi="Times New Roman" w:hint="eastAsia" w:eastAsia="仿宋" w:cs="Times New Roman"/>
                 <w:b w:val="0"/>
                 <w:color w:val="000000"/>
                 <w:sz w:val="21"/>
@@ -1325,12 +1325,12 @@
           </w:tcPr>
           <w:p>
             <w:pPr>
-              <w:spacing w:line="276" w:lineRule="auto" w:before="20" w:after="20"/>
-              <w:jc w:val="center"/>
-            </w:pPr>
-            <w:r>
-              <w:rPr>
-                <w:rFonts w:ascii="PingFang SC" w:hAnsi="PingFang SC" w:hint="eastAsia" w:eastAsia="PingFang SC" w:cs="PingFang SC"/>
+              <w:spacing w:line="340" w:lineRule="exact" w:before="20" w:after="20"/>
+              <w:jc w:val="center"/>
+            </w:pPr>
+            <w:r>
+              <w:rPr>
+                <w:rFonts w:ascii="Times New Roman" w:hAnsi="Times New Roman" w:hint="eastAsia" w:eastAsia="仿宋" w:cs="Times New Roman"/>
                 <w:b w:val="0"/>
                 <w:color w:val="000000"/>
                 <w:sz w:val="21"/>
@@ -1361,12 +1361,12 @@
           </w:tcPr>
           <w:p>
             <w:pPr>
-              <w:spacing w:line="276" w:lineRule="auto" w:before="20" w:after="20"/>
+              <w:spacing w:line="340" w:lineRule="exact" w:before="20" w:after="20"/>
               <w:jc w:val="left"/>
             </w:pPr>
             <w:r>
               <w:rPr>
-                <w:rFonts w:ascii="PingFang SC" w:hAnsi="PingFang SC" w:hint="eastAsia" w:eastAsia="PingFang SC" w:cs="PingFang SC"/>
+                <w:rFonts w:ascii="Times New Roman" w:hAnsi="Times New Roman" w:hint="eastAsia" w:eastAsia="仿宋" w:cs="Times New Roman"/>
                 <w:b w:val="0"/>
                 <w:color w:val="000000"/>
                 <w:sz w:val="21"/>
@@ -1397,12 +1397,12 @@
           </w:tcPr>
           <w:p>
             <w:pPr>
-              <w:spacing w:line="276" w:lineRule="auto" w:before="20" w:after="20"/>
-              <w:jc w:val="center"/>
-            </w:pPr>
-            <w:r>
-              <w:rPr>
-                <w:rFonts w:ascii="PingFang SC" w:hAnsi="PingFang SC" w:hint="eastAsia" w:eastAsia="PingFang SC" w:cs="PingFang SC"/>
+              <w:spacing w:line="340" w:lineRule="exact" w:before="20" w:after="20"/>
+              <w:jc w:val="center"/>
+            </w:pPr>
+            <w:r>
+              <w:rPr>
+                <w:rFonts w:ascii="Times New Roman" w:hAnsi="Times New Roman" w:hint="eastAsia" w:eastAsia="仿宋" w:cs="Times New Roman"/>
                 <w:b w:val="0"/>
                 <w:color w:val="000000"/>
                 <w:sz w:val="21"/>
@@ -1422,13 +1422,13 @@
       <w:pPr>
         <w:keepNext/>
         <w:widowControl/>
-        <w:spacing w:before="200" w:after="80" w:line="324" w:lineRule="auto"/>
+        <w:spacing w:before="200" w:after="80" w:line="520" w:lineRule="exact"/>
         <w:ind w:firstLine="642"/>
         <w:jc w:val="both"/>
       </w:pPr>
       <w:r>
         <w:rPr>
-          <w:rFonts w:ascii="PingFang SC" w:hAnsi="PingFang SC" w:hint="eastAsia" w:eastAsia="PingFang SC" w:cs="PingFang SC"/>
+          <w:rFonts w:ascii="Times New Roman" w:hAnsi="Times New Roman" w:hint="eastAsia" w:eastAsia="黑体" w:cs="Times New Roman"/>
           <w:b/>
           <w:color w:val="000000"/>
           <w:sz w:val="30"/>
@@ -1475,12 +1475,12 @@
           </w:tcPr>
           <w:p>
             <w:pPr>
-              <w:spacing w:line="276" w:lineRule="auto" w:before="20" w:after="20"/>
-              <w:jc w:val="center"/>
-            </w:pPr>
-            <w:r>
-              <w:rPr>
-                <w:rFonts w:ascii="PingFang SC" w:hAnsi="PingFang SC" w:hint="eastAsia" w:eastAsia="PingFang SC" w:cs="PingFang SC"/>
+              <w:spacing w:line="340" w:lineRule="exact" w:before="20" w:after="20"/>
+              <w:jc w:val="center"/>
+            </w:pPr>
+            <w:r>
+              <w:rPr>
+                <w:rFonts w:ascii="Times New Roman" w:hAnsi="Times New Roman" w:hint="eastAsia" w:eastAsia="黑体" w:cs="Times New Roman"/>
                 <w:b/>
                 <w:color w:val="FFFFFF"/>
                 <w:sz w:val="21"/>
@@ -1511,12 +1511,12 @@
           </w:tcPr>
           <w:p>
             <w:pPr>
-              <w:spacing w:line="276" w:lineRule="auto" w:before="20" w:after="20"/>
-              <w:jc w:val="center"/>
-            </w:pPr>
-            <w:r>
-              <w:rPr>
-                <w:rFonts w:ascii="PingFang SC" w:hAnsi="PingFang SC" w:hint="eastAsia" w:eastAsia="PingFang SC" w:cs="PingFang SC"/>
+              <w:spacing w:line="340" w:lineRule="exact" w:before="20" w:after="20"/>
+              <w:jc w:val="center"/>
+            </w:pPr>
+            <w:r>
+              <w:rPr>
+                <w:rFonts w:ascii="Times New Roman" w:hAnsi="Times New Roman" w:hint="eastAsia" w:eastAsia="黑体" w:cs="Times New Roman"/>
                 <w:b/>
                 <w:color w:val="FFFFFF"/>
                 <w:sz w:val="21"/>
@@ -1547,12 +1547,12 @@
           </w:tcPr>
           <w:p>
             <w:pPr>
-              <w:spacing w:line="276" w:lineRule="auto" w:before="20" w:after="20"/>
-              <w:jc w:val="center"/>
-            </w:pPr>
-            <w:r>
-              <w:rPr>
-                <w:rFonts w:ascii="PingFang SC" w:hAnsi="PingFang SC" w:hint="eastAsia" w:eastAsia="PingFang SC" w:cs="PingFang SC"/>
+              <w:spacing w:line="340" w:lineRule="exact" w:before="20" w:after="20"/>
+              <w:jc w:val="center"/>
+            </w:pPr>
+            <w:r>
+              <w:rPr>
+                <w:rFonts w:ascii="Times New Roman" w:hAnsi="Times New Roman" w:hint="eastAsia" w:eastAsia="黑体" w:cs="Times New Roman"/>
                 <w:b/>
                 <w:color w:val="FFFFFF"/>
                 <w:sz w:val="21"/>
@@ -1588,12 +1588,12 @@
           </w:tcPr>
           <w:p>
             <w:pPr>
-              <w:spacing w:line="276" w:lineRule="auto" w:before="20" w:after="20"/>
-              <w:jc w:val="center"/>
-            </w:pPr>
-            <w:r>
-              <w:rPr>
-                <w:rFonts w:ascii="PingFang SC" w:hAnsi="PingFang SC" w:hint="eastAsia" w:eastAsia="PingFang SC" w:cs="PingFang SC"/>
+              <w:spacing w:line="340" w:lineRule="exact" w:before="20" w:after="20"/>
+              <w:jc w:val="center"/>
+            </w:pPr>
+            <w:r>
+              <w:rPr>
+                <w:rFonts w:ascii="Times New Roman" w:hAnsi="Times New Roman" w:hint="eastAsia" w:eastAsia="仿宋" w:cs="Times New Roman"/>
                 <w:b w:val="0"/>
                 <w:color w:val="000000"/>
                 <w:sz w:val="21"/>
@@ -1624,12 +1624,12 @@
           </w:tcPr>
           <w:p>
             <w:pPr>
-              <w:spacing w:line="276" w:lineRule="auto" w:before="20" w:after="20"/>
+              <w:spacing w:line="340" w:lineRule="exact" w:before="20" w:after="20"/>
               <w:jc w:val="left"/>
             </w:pPr>
             <w:r>
               <w:rPr>
-                <w:rFonts w:ascii="PingFang SC" w:hAnsi="PingFang SC" w:hint="eastAsia" w:eastAsia="PingFang SC" w:cs="PingFang SC"/>
+                <w:rFonts w:ascii="Times New Roman" w:hAnsi="Times New Roman" w:hint="eastAsia" w:eastAsia="仿宋" w:cs="Times New Roman"/>
                 <w:b w:val="0"/>
                 <w:color w:val="000000"/>
                 <w:sz w:val="21"/>
@@ -1660,12 +1660,12 @@
           </w:tcPr>
           <w:p>
             <w:pPr>
-              <w:spacing w:line="276" w:lineRule="auto" w:before="20" w:after="20"/>
+              <w:spacing w:line="340" w:lineRule="exact" w:before="20" w:after="20"/>
               <w:jc w:val="left"/>
             </w:pPr>
             <w:r>
               <w:rPr>
-                <w:rFonts w:ascii="PingFang SC" w:hAnsi="PingFang SC" w:hint="eastAsia" w:eastAsia="PingFang SC" w:cs="PingFang SC"/>
+                <w:rFonts w:ascii="Times New Roman" w:hAnsi="Times New Roman" w:hint="eastAsia" w:eastAsia="仿宋" w:cs="Times New Roman"/>
                 <w:b w:val="0"/>
                 <w:color w:val="000000"/>
                 <w:sz w:val="21"/>
@@ -1701,12 +1701,12 @@
           </w:tcPr>
           <w:p>
             <w:pPr>
-              <w:spacing w:line="276" w:lineRule="auto" w:before="20" w:after="20"/>
-              <w:jc w:val="center"/>
-            </w:pPr>
-            <w:r>
-              <w:rPr>
-                <w:rFonts w:ascii="PingFang SC" w:hAnsi="PingFang SC" w:hint="eastAsia" w:eastAsia="PingFang SC" w:cs="PingFang SC"/>
+              <w:spacing w:line="340" w:lineRule="exact" w:before="20" w:after="20"/>
+              <w:jc w:val="center"/>
+            </w:pPr>
+            <w:r>
+              <w:rPr>
+                <w:rFonts w:ascii="Times New Roman" w:hAnsi="Times New Roman" w:hint="eastAsia" w:eastAsia="仿宋" w:cs="Times New Roman"/>
                 <w:b w:val="0"/>
                 <w:color w:val="000000"/>
                 <w:sz w:val="21"/>
@@ -1737,12 +1737,12 @@
           </w:tcPr>
           <w:p>
             <w:pPr>
-              <w:spacing w:line="276" w:lineRule="auto" w:before="20" w:after="20"/>
+              <w:spacing w:line="340" w:lineRule="exact" w:before="20" w:after="20"/>
               <w:jc w:val="left"/>
             </w:pPr>
             <w:r>
               <w:rPr>
-                <w:rFonts w:ascii="PingFang SC" w:hAnsi="PingFang SC" w:hint="eastAsia" w:eastAsia="PingFang SC" w:cs="PingFang SC"/>
+                <w:rFonts w:ascii="Times New Roman" w:hAnsi="Times New Roman" w:hint="eastAsia" w:eastAsia="仿宋" w:cs="Times New Roman"/>
                 <w:b w:val="0"/>
                 <w:color w:val="000000"/>
                 <w:sz w:val="21"/>
@@ -1773,12 +1773,12 @@
           </w:tcPr>
           <w:p>
             <w:pPr>
-              <w:spacing w:line="276" w:lineRule="auto" w:before="20" w:after="20"/>
+              <w:spacing w:line="340" w:lineRule="exact" w:before="20" w:after="20"/>
               <w:jc w:val="left"/>
             </w:pPr>
             <w:r>
               <w:rPr>
-                <w:rFonts w:ascii="PingFang SC" w:hAnsi="PingFang SC" w:hint="eastAsia" w:eastAsia="PingFang SC" w:cs="PingFang SC"/>
+                <w:rFonts w:ascii="Times New Roman" w:hAnsi="Times New Roman" w:hint="eastAsia" w:eastAsia="仿宋" w:cs="Times New Roman"/>
                 <w:b w:val="0"/>
                 <w:color w:val="000000"/>
                 <w:sz w:val="21"/>
@@ -1814,12 +1814,12 @@
           </w:tcPr>
           <w:p>
             <w:pPr>
-              <w:spacing w:line="276" w:lineRule="auto" w:before="20" w:after="20"/>
-              <w:jc w:val="center"/>
-            </w:pPr>
-            <w:r>
-              <w:rPr>
-                <w:rFonts w:ascii="PingFang SC" w:hAnsi="PingFang SC" w:hint="eastAsia" w:eastAsia="PingFang SC" w:cs="PingFang SC"/>
+              <w:spacing w:line="340" w:lineRule="exact" w:before="20" w:after="20"/>
+              <w:jc w:val="center"/>
+            </w:pPr>
+            <w:r>
+              <w:rPr>
+                <w:rFonts w:ascii="Times New Roman" w:hAnsi="Times New Roman" w:hint="eastAsia" w:eastAsia="仿宋" w:cs="Times New Roman"/>
                 <w:b w:val="0"/>
                 <w:color w:val="000000"/>
                 <w:sz w:val="21"/>
@@ -1850,12 +1850,12 @@
           </w:tcPr>
           <w:p>
             <w:pPr>
-              <w:spacing w:line="276" w:lineRule="auto" w:before="20" w:after="20"/>
+              <w:spacing w:line="340" w:lineRule="exact" w:before="20" w:after="20"/>
               <w:jc w:val="left"/>
             </w:pPr>
             <w:r>
               <w:rPr>
-                <w:rFonts w:ascii="PingFang SC" w:hAnsi="PingFang SC" w:hint="eastAsia" w:eastAsia="PingFang SC" w:cs="PingFang SC"/>
+                <w:rFonts w:ascii="Times New Roman" w:hAnsi="Times New Roman" w:hint="eastAsia" w:eastAsia="仿宋" w:cs="Times New Roman"/>
                 <w:b w:val="0"/>
                 <w:color w:val="000000"/>
                 <w:sz w:val="21"/>
@@ -1886,12 +1886,12 @@
           </w:tcPr>
           <w:p>
             <w:pPr>
-              <w:spacing w:line="276" w:lineRule="auto" w:before="20" w:after="20"/>
+              <w:spacing w:line="340" w:lineRule="exact" w:before="20" w:after="20"/>
               <w:jc w:val="left"/>
             </w:pPr>
             <w:r>
               <w:rPr>
-                <w:rFonts w:ascii="PingFang SC" w:hAnsi="PingFang SC" w:hint="eastAsia" w:eastAsia="PingFang SC" w:cs="PingFang SC"/>
+                <w:rFonts w:ascii="Times New Roman" w:hAnsi="Times New Roman" w:hint="eastAsia" w:eastAsia="仿宋" w:cs="Times New Roman"/>
                 <w:b w:val="0"/>
                 <w:color w:val="000000"/>
                 <w:sz w:val="21"/>
@@ -1927,12 +1927,12 @@
           </w:tcPr>
           <w:p>
             <w:pPr>
-              <w:spacing w:line="276" w:lineRule="auto" w:before="20" w:after="20"/>
-              <w:jc w:val="center"/>
-            </w:pPr>
-            <w:r>
-              <w:rPr>
-                <w:rFonts w:ascii="PingFang SC" w:hAnsi="PingFang SC" w:hint="eastAsia" w:eastAsia="PingFang SC" w:cs="PingFang SC"/>
+              <w:spacing w:line="340" w:lineRule="exact" w:before="20" w:after="20"/>
+              <w:jc w:val="center"/>
+            </w:pPr>
+            <w:r>
+              <w:rPr>
+                <w:rFonts w:ascii="Times New Roman" w:hAnsi="Times New Roman" w:hint="eastAsia" w:eastAsia="仿宋" w:cs="Times New Roman"/>
                 <w:b w:val="0"/>
                 <w:color w:val="000000"/>
                 <w:sz w:val="21"/>
@@ -1963,12 +1963,12 @@
           </w:tcPr>
           <w:p>
             <w:pPr>
-              <w:spacing w:line="276" w:lineRule="auto" w:before="20" w:after="20"/>
+              <w:spacing w:line="340" w:lineRule="exact" w:before="20" w:after="20"/>
               <w:jc w:val="left"/>
             </w:pPr>
             <w:r>
               <w:rPr>
-                <w:rFonts w:ascii="PingFang SC" w:hAnsi="PingFang SC" w:hint="eastAsia" w:eastAsia="PingFang SC" w:cs="PingFang SC"/>
+                <w:rFonts w:ascii="Times New Roman" w:hAnsi="Times New Roman" w:hint="eastAsia" w:eastAsia="仿宋" w:cs="Times New Roman"/>
                 <w:b w:val="0"/>
                 <w:color w:val="000000"/>
                 <w:sz w:val="21"/>
@@ -1999,12 +1999,12 @@
           </w:tcPr>
           <w:p>
             <w:pPr>
-              <w:spacing w:line="276" w:lineRule="auto" w:before="20" w:after="20"/>
+              <w:spacing w:line="340" w:lineRule="exact" w:before="20" w:after="20"/>
               <w:jc w:val="left"/>
             </w:pPr>
             <w:r>
               <w:rPr>
-                <w:rFonts w:ascii="PingFang SC" w:hAnsi="PingFang SC" w:hint="eastAsia" w:eastAsia="PingFang SC" w:cs="PingFang SC"/>
+                <w:rFonts w:ascii="Times New Roman" w:hAnsi="Times New Roman" w:hint="eastAsia" w:eastAsia="仿宋" w:cs="Times New Roman"/>
                 <w:b w:val="0"/>
                 <w:color w:val="000000"/>
                 <w:sz w:val="21"/>
@@ -2040,12 +2040,12 @@
           </w:tcPr>
           <w:p>
             <w:pPr>
-              <w:spacing w:line="276" w:lineRule="auto" w:before="20" w:after="20"/>
-              <w:jc w:val="center"/>
-            </w:pPr>
-            <w:r>
-              <w:rPr>
-                <w:rFonts w:ascii="PingFang SC" w:hAnsi="PingFang SC" w:hint="eastAsia" w:eastAsia="PingFang SC" w:cs="PingFang SC"/>
+              <w:spacing w:line="340" w:lineRule="exact" w:before="20" w:after="20"/>
+              <w:jc w:val="center"/>
+            </w:pPr>
+            <w:r>
+              <w:rPr>
+                <w:rFonts w:ascii="Times New Roman" w:hAnsi="Times New Roman" w:hint="eastAsia" w:eastAsia="仿宋" w:cs="Times New Roman"/>
                 <w:b w:val="0"/>
                 <w:color w:val="000000"/>
                 <w:sz w:val="21"/>
@@ -2076,12 +2076,12 @@
           </w:tcPr>
           <w:p>
             <w:pPr>
-              <w:spacing w:line="276" w:lineRule="auto" w:before="20" w:after="20"/>
+              <w:spacing w:line="340" w:lineRule="exact" w:before="20" w:after="20"/>
               <w:jc w:val="left"/>
             </w:pPr>
             <w:r>
               <w:rPr>
-                <w:rFonts w:ascii="PingFang SC" w:hAnsi="PingFang SC" w:hint="eastAsia" w:eastAsia="PingFang SC" w:cs="PingFang SC"/>
+                <w:rFonts w:ascii="Times New Roman" w:hAnsi="Times New Roman" w:hint="eastAsia" w:eastAsia="仿宋" w:cs="Times New Roman"/>
                 <w:b w:val="0"/>
                 <w:color w:val="000000"/>
                 <w:sz w:val="21"/>
@@ -2112,12 +2112,12 @@
           </w:tcPr>
           <w:p>
             <w:pPr>
-              <w:spacing w:line="276" w:lineRule="auto" w:before="20" w:after="20"/>
+              <w:spacing w:line="340" w:lineRule="exact" w:before="20" w:after="20"/>
               <w:jc w:val="left"/>
             </w:pPr>
             <w:r>
               <w:rPr>
-                <w:rFonts w:ascii="PingFang SC" w:hAnsi="PingFang SC" w:hint="eastAsia" w:eastAsia="PingFang SC" w:cs="PingFang SC"/>
+                <w:rFonts w:ascii="Times New Roman" w:hAnsi="Times New Roman" w:hint="eastAsia" w:eastAsia="仿宋" w:cs="Times New Roman"/>
                 <w:b w:val="0"/>
                 <w:color w:val="000000"/>
                 <w:sz w:val="21"/>
@@ -2153,12 +2153,12 @@
           </w:tcPr>
           <w:p>
             <w:pPr>
-              <w:spacing w:line="276" w:lineRule="auto" w:before="20" w:after="20"/>
-              <w:jc w:val="center"/>
-            </w:pPr>
-            <w:r>
-              <w:rPr>
-                <w:rFonts w:ascii="PingFang SC" w:hAnsi="PingFang SC" w:hint="eastAsia" w:eastAsia="PingFang SC" w:cs="PingFang SC"/>
+              <w:spacing w:line="340" w:lineRule="exact" w:before="20" w:after="20"/>
+              <w:jc w:val="center"/>
+            </w:pPr>
+            <w:r>
+              <w:rPr>
+                <w:rFonts w:ascii="Times New Roman" w:hAnsi="Times New Roman" w:hint="eastAsia" w:eastAsia="仿宋" w:cs="Times New Roman"/>
                 <w:b w:val="0"/>
                 <w:color w:val="000000"/>
                 <w:sz w:val="21"/>
@@ -2189,12 +2189,12 @@
           </w:tcPr>
           <w:p>
             <w:pPr>
-              <w:spacing w:line="276" w:lineRule="auto" w:before="20" w:after="20"/>
-              <w:jc w:val="center"/>
-            </w:pPr>
-            <w:r>
-              <w:rPr>
-                <w:rFonts w:ascii="PingFang SC" w:hAnsi="PingFang SC" w:hint="eastAsia" w:eastAsia="PingFang SC" w:cs="PingFang SC"/>
+              <w:spacing w:line="340" w:lineRule="exact" w:before="20" w:after="20"/>
+              <w:jc w:val="center"/>
+            </w:pPr>
+            <w:r>
+              <w:rPr>
+                <w:rFonts w:ascii="Times New Roman" w:hAnsi="Times New Roman" w:hint="eastAsia" w:eastAsia="仿宋" w:cs="Times New Roman"/>
                 <w:b w:val="0"/>
                 <w:color w:val="000000"/>
                 <w:sz w:val="21"/>
@@ -2225,12 +2225,12 @@
           </w:tcPr>
           <w:p>
             <w:pPr>
-              <w:spacing w:line="276" w:lineRule="auto" w:before="20" w:after="20"/>
+              <w:spacing w:line="340" w:lineRule="exact" w:before="20" w:after="20"/>
               <w:jc w:val="left"/>
             </w:pPr>
             <w:r>
               <w:rPr>
-                <w:rFonts w:ascii="PingFang SC" w:hAnsi="PingFang SC" w:hint="eastAsia" w:eastAsia="PingFang SC" w:cs="PingFang SC"/>
+                <w:rFonts w:ascii="Times New Roman" w:hAnsi="Times New Roman" w:hint="eastAsia" w:eastAsia="仿宋" w:cs="Times New Roman"/>
                 <w:b w:val="0"/>
                 <w:color w:val="000000"/>
                 <w:sz w:val="21"/>
@@ -2266,12 +2266,12 @@
           </w:tcPr>
           <w:p>
             <w:pPr>
-              <w:spacing w:line="276" w:lineRule="auto" w:before="20" w:after="20"/>
-              <w:jc w:val="center"/>
-            </w:pPr>
-            <w:r>
-              <w:rPr>
-                <w:rFonts w:ascii="PingFang SC" w:hAnsi="PingFang SC" w:hint="eastAsia" w:eastAsia="PingFang SC" w:cs="PingFang SC"/>
+              <w:spacing w:line="340" w:lineRule="exact" w:before="20" w:after="20"/>
+              <w:jc w:val="center"/>
+            </w:pPr>
+            <w:r>
+              <w:rPr>
+                <w:rFonts w:ascii="Times New Roman" w:hAnsi="Times New Roman" w:hint="eastAsia" w:eastAsia="仿宋" w:cs="Times New Roman"/>
                 <w:b w:val="0"/>
                 <w:color w:val="000000"/>
                 <w:sz w:val="21"/>
@@ -2302,12 +2302,12 @@
           </w:tcPr>
           <w:p>
             <w:pPr>
-              <w:spacing w:line="276" w:lineRule="auto" w:before="20" w:after="20"/>
-              <w:jc w:val="center"/>
-            </w:pPr>
-            <w:r>
-              <w:rPr>
-                <w:rFonts w:ascii="PingFang SC" w:hAnsi="PingFang SC" w:hint="eastAsia" w:eastAsia="PingFang SC" w:cs="PingFang SC"/>
+              <w:spacing w:line="340" w:lineRule="exact" w:before="20" w:after="20"/>
+              <w:jc w:val="center"/>
+            </w:pPr>
+            <w:r>
+              <w:rPr>
+                <w:rFonts w:ascii="Times New Roman" w:hAnsi="Times New Roman" w:hint="eastAsia" w:eastAsia="仿宋" w:cs="Times New Roman"/>
                 <w:b w:val="0"/>
                 <w:color w:val="000000"/>
                 <w:sz w:val="21"/>
@@ -2338,12 +2338,12 @@
           </w:tcPr>
           <w:p>
             <w:pPr>
-              <w:spacing w:line="276" w:lineRule="auto" w:before="20" w:after="20"/>
+              <w:spacing w:line="340" w:lineRule="exact" w:before="20" w:after="20"/>
               <w:jc w:val="left"/>
             </w:pPr>
             <w:r>
               <w:rPr>
-                <w:rFonts w:ascii="PingFang SC" w:hAnsi="PingFang SC" w:hint="eastAsia" w:eastAsia="PingFang SC" w:cs="PingFang SC"/>
+                <w:rFonts w:ascii="Times New Roman" w:hAnsi="Times New Roman" w:hint="eastAsia" w:eastAsia="仿宋" w:cs="Times New Roman"/>
                 <w:b w:val="0"/>
                 <w:color w:val="000000"/>
                 <w:sz w:val="21"/>
@@ -2363,13 +2363,13 @@
       <w:pPr>
         <w:keepNext/>
         <w:widowControl/>
-        <w:spacing w:before="200" w:after="80" w:line="324" w:lineRule="auto"/>
+        <w:spacing w:before="200" w:after="80" w:line="520" w:lineRule="exact"/>
         <w:ind w:firstLine="642"/>
         <w:jc w:val="both"/>
       </w:pPr>
       <w:r>
         <w:rPr>
-          <w:rFonts w:ascii="PingFang SC" w:hAnsi="PingFang SC" w:hint="eastAsia" w:eastAsia="PingFang SC" w:cs="PingFang SC"/>
+          <w:rFonts w:ascii="Times New Roman" w:hAnsi="Times New Roman" w:hint="eastAsia" w:eastAsia="黑体" w:cs="Times New Roman"/>
           <w:b/>
           <w:color w:val="000000"/>
           <w:sz w:val="30"/>
@@ -2380,13 +2380,13 @@
     <w:p>
       <w:pPr>
         <w:widowControl/>
-        <w:spacing w:line="348" w:lineRule="auto" w:after="0"/>
+        <w:spacing w:line="540" w:lineRule="exact" w:after="0"/>
         <w:ind w:firstLine="639"/>
         <w:jc w:val="both"/>
       </w:pPr>
       <w:r>
         <w:rPr>
-          <w:rFonts w:ascii="PingFang SC" w:hAnsi="PingFang SC" w:hint="eastAsia" w:eastAsia="PingFang SC" w:cs="PingFang SC"/>
+          <w:rFonts w:ascii="Times New Roman" w:hAnsi="Times New Roman" w:hint="eastAsia" w:eastAsia="仿宋" w:cs="Times New Roman"/>
           <w:b w:val="0"/>
           <w:color w:val="000000"/>
           <w:sz w:val="30"/>
@@ -2397,13 +2397,13 @@
     <w:p>
       <w:pPr>
         <w:widowControl/>
-        <w:spacing w:line="348" w:lineRule="auto" w:after="0"/>
+        <w:spacing w:line="540" w:lineRule="exact" w:after="0"/>
         <w:ind w:firstLine="639"/>
         <w:jc w:val="both"/>
       </w:pPr>
       <w:r>
         <w:rPr>
-          <w:rFonts w:ascii="PingFang SC" w:hAnsi="PingFang SC" w:hint="eastAsia" w:eastAsia="PingFang SC" w:cs="PingFang SC"/>
+          <w:rFonts w:ascii="Times New Roman" w:hAnsi="Times New Roman" w:hint="eastAsia" w:eastAsia="黑体" w:cs="Times New Roman"/>
           <w:b/>
           <w:color w:val="000000"/>
           <w:sz w:val="30"/>
@@ -2412,7 +2412,7 @@
       </w:r>
       <w:r>
         <w:rPr>
-          <w:rFonts w:ascii="PingFang SC" w:hAnsi="PingFang SC" w:hint="eastAsia" w:eastAsia="PingFang SC" w:cs="PingFang SC"/>
+          <w:rFonts w:ascii="Times New Roman" w:hAnsi="Times New Roman" w:hint="eastAsia" w:eastAsia="仿宋" w:cs="Times New Roman"/>
           <w:b w:val="0"/>
           <w:color w:val="000000"/>
           <w:sz w:val="30"/>
@@ -2421,7 +2421,7 @@
       </w:r>
       <w:r>
         <w:rPr>
-          <w:rFonts w:ascii="Consolas" w:hAnsi="Consolas" w:hint="default" w:eastAsia="Consolas" w:cs="Consolas"/>
+          <w:rFonts w:ascii="Consolas" w:hAnsi="Consolas" w:hint="default" w:eastAsia="仿宋" w:cs="Consolas"/>
           <w:b w:val="0"/>
           <w:color w:val="000000"/>
           <w:sz w:val="21"/>
@@ -2430,7 +2430,7 @@
       </w:r>
       <w:r>
         <w:rPr>
-          <w:rFonts w:ascii="PingFang SC" w:hAnsi="PingFang SC" w:hint="eastAsia" w:eastAsia="PingFang SC" w:cs="PingFang SC"/>
+          <w:rFonts w:ascii="Times New Roman" w:hAnsi="Times New Roman" w:hint="eastAsia" w:eastAsia="仿宋" w:cs="Times New Roman"/>
           <w:b w:val="0"/>
           <w:color w:val="000000"/>
           <w:sz w:val="30"/>
@@ -2441,13 +2441,13 @@
     <w:p>
       <w:pPr>
         <w:widowControl/>
-        <w:spacing w:line="348" w:lineRule="auto" w:after="0"/>
+        <w:spacing w:line="540" w:lineRule="exact" w:after="0"/>
         <w:ind w:firstLine="639"/>
         <w:jc w:val="both"/>
       </w:pPr>
       <w:r>
         <w:rPr>
-          <w:rFonts w:ascii="PingFang SC" w:hAnsi="PingFang SC" w:hint="eastAsia" w:eastAsia="PingFang SC" w:cs="PingFang SC"/>
+          <w:rFonts w:ascii="Times New Roman" w:hAnsi="Times New Roman" w:hint="eastAsia" w:eastAsia="仿宋" w:cs="Times New Roman"/>
           <w:b w:val="0"/>
           <w:color w:val="000000"/>
           <w:sz w:val="30"/>
@@ -2456,7 +2456,7 @@
       </w:r>
       <w:r>
         <w:rPr>
-          <w:rFonts w:ascii="Consolas" w:hAnsi="Consolas" w:hint="default" w:eastAsia="Consolas" w:cs="Consolas"/>
+          <w:rFonts w:ascii="Consolas" w:hAnsi="Consolas" w:hint="default" w:eastAsia="仿宋" w:cs="Consolas"/>
           <w:b w:val="0"/>
           <w:color w:val="000000"/>
           <w:sz w:val="21"/>
@@ -2465,7 +2465,7 @@
       </w:r>
       <w:r>
         <w:rPr>
-          <w:rFonts w:ascii="PingFang SC" w:hAnsi="PingFang SC" w:hint="eastAsia" w:eastAsia="PingFang SC" w:cs="PingFang SC"/>
+          <w:rFonts w:ascii="Times New Roman" w:hAnsi="Times New Roman" w:hint="eastAsia" w:eastAsia="仿宋" w:cs="Times New Roman"/>
           <w:b w:val="0"/>
           <w:color w:val="000000"/>
           <w:sz w:val="30"/>
@@ -2476,13 +2476,13 @@
     <w:p>
       <w:pPr>
         <w:widowControl/>
-        <w:spacing w:line="348" w:lineRule="auto" w:after="0"/>
+        <w:spacing w:line="540" w:lineRule="exact" w:after="0"/>
         <w:ind w:firstLine="639"/>
         <w:jc w:val="both"/>
       </w:pPr>
       <w:r>
         <w:rPr>
-          <w:rFonts w:ascii="PingFang SC" w:hAnsi="PingFang SC" w:hint="eastAsia" w:eastAsia="PingFang SC" w:cs="PingFang SC"/>
+          <w:rFonts w:ascii="Times New Roman" w:hAnsi="Times New Roman" w:hint="eastAsia" w:eastAsia="黑体" w:cs="Times New Roman"/>
           <w:b/>
           <w:color w:val="000000"/>
           <w:sz w:val="30"/>
@@ -2491,7 +2491,7 @@
       </w:r>
       <w:r>
         <w:rPr>
-          <w:rFonts w:ascii="PingFang SC" w:hAnsi="PingFang SC" w:hint="eastAsia" w:eastAsia="PingFang SC" w:cs="PingFang SC"/>
+          <w:rFonts w:ascii="Times New Roman" w:hAnsi="Times New Roman" w:hint="eastAsia" w:eastAsia="仿宋" w:cs="Times New Roman"/>
           <w:b w:val="0"/>
           <w:color w:val="000000"/>
           <w:sz w:val="30"/>
@@ -2548,7 +2548,7 @@
       </w:pPr>
       <w:r>
         <w:rPr>
-          <w:rFonts w:ascii="PingFang SC" w:hAnsi="PingFang SC" w:hint="eastAsia" w:eastAsia="PingFang SC" w:cs="PingFang SC"/>
+          <w:rFonts w:ascii="Times New Roman" w:hAnsi="Times New Roman" w:hint="eastAsia" w:eastAsia="仿宋" w:cs="Times New Roman"/>
           <w:b w:val="0"/>
           <w:color w:val="000000"/>
           <w:sz w:val="24"/>
@@ -2561,13 +2561,13 @@
         <w:keepNext/>
         <w:pageBreakBefore/>
         <w:widowControl/>
-        <w:spacing w:before="0" w:after="160" w:line="360" w:lineRule="auto"/>
+        <w:spacing w:before="0" w:after="160" w:line="600" w:lineRule="exact"/>
         <w:ind w:firstLine="642"/>
         <w:jc w:val="both"/>
       </w:pPr>
       <w:r>
         <w:rPr>
-          <w:rFonts w:ascii="PingFang SC" w:hAnsi="PingFang SC" w:hint="eastAsia" w:eastAsia="PingFang SC" w:cs="PingFang SC"/>
+          <w:rFonts w:ascii="Times New Roman" w:hAnsi="Times New Roman" w:hint="eastAsia" w:eastAsia="黑体" w:cs="Times New Roman"/>
           <w:b/>
           <w:color w:val="000000"/>
           <w:sz w:val="32"/>
@@ -2579,13 +2579,13 @@
       <w:pPr>
         <w:keepNext/>
         <w:widowControl/>
-        <w:spacing w:before="200" w:after="80" w:line="324" w:lineRule="auto"/>
+        <w:spacing w:before="200" w:after="80" w:line="520" w:lineRule="exact"/>
         <w:ind w:firstLine="642"/>
         <w:jc w:val="both"/>
       </w:pPr>
       <w:r>
         <w:rPr>
-          <w:rFonts w:ascii="PingFang SC" w:hAnsi="PingFang SC" w:hint="eastAsia" w:eastAsia="PingFang SC" w:cs="PingFang SC"/>
+          <w:rFonts w:ascii="Times New Roman" w:hAnsi="Times New Roman" w:hint="eastAsia" w:eastAsia="黑体" w:cs="Times New Roman"/>
           <w:b/>
           <w:color w:val="000000"/>
           <w:sz w:val="30"/>
@@ -2596,13 +2596,13 @@
     <w:p>
       <w:pPr>
         <w:widowControl/>
-        <w:spacing w:line="348" w:lineRule="auto" w:after="0"/>
+        <w:spacing w:line="540" w:lineRule="exact" w:after="0"/>
         <w:ind w:firstLine="639"/>
         <w:jc w:val="both"/>
       </w:pPr>
       <w:r>
         <w:rPr>
-          <w:rFonts w:ascii="PingFang SC" w:hAnsi="PingFang SC" w:hint="eastAsia" w:eastAsia="PingFang SC" w:cs="PingFang SC"/>
+          <w:rFonts w:ascii="Times New Roman" w:hAnsi="Times New Roman" w:hint="eastAsia" w:eastAsia="仿宋" w:cs="Times New Roman"/>
           <w:b w:val="0"/>
           <w:color w:val="000000"/>
           <w:sz w:val="30"/>
@@ -2614,13 +2614,13 @@
       <w:pPr>
         <w:keepNext/>
         <w:widowControl/>
-        <w:spacing w:before="200" w:after="80" w:line="324" w:lineRule="auto"/>
+        <w:spacing w:before="200" w:after="80" w:line="520" w:lineRule="exact"/>
         <w:ind w:firstLine="642"/>
         <w:jc w:val="both"/>
       </w:pPr>
       <w:r>
         <w:rPr>
-          <w:rFonts w:ascii="PingFang SC" w:hAnsi="PingFang SC" w:hint="eastAsia" w:eastAsia="PingFang SC" w:cs="PingFang SC"/>
+          <w:rFonts w:ascii="Times New Roman" w:hAnsi="Times New Roman" w:hint="eastAsia" w:eastAsia="黑体" w:cs="Times New Roman"/>
           <w:b/>
           <w:color w:val="000000"/>
           <w:sz w:val="30"/>
@@ -2677,7 +2677,7 @@
       </w:pPr>
       <w:r>
         <w:rPr>
-          <w:rFonts w:ascii="PingFang SC" w:hAnsi="PingFang SC" w:hint="eastAsia" w:eastAsia="PingFang SC" w:cs="PingFang SC"/>
+          <w:rFonts w:ascii="Times New Roman" w:hAnsi="Times New Roman" w:hint="eastAsia" w:eastAsia="仿宋" w:cs="Times New Roman"/>
           <w:b w:val="0"/>
           <w:color w:val="000000"/>
           <w:sz w:val="24"/>
@@ -2688,13 +2688,13 @@
     <w:p>
       <w:pPr>
         <w:widowControl/>
-        <w:spacing w:line="348" w:lineRule="auto" w:after="0"/>
+        <w:spacing w:line="540" w:lineRule="exact" w:after="0"/>
         <w:ind w:firstLine="639"/>
         <w:jc w:val="both"/>
       </w:pPr>
       <w:r>
         <w:rPr>
-          <w:rFonts w:ascii="PingFang SC" w:hAnsi="PingFang SC" w:hint="eastAsia" w:eastAsia="PingFang SC" w:cs="PingFang SC"/>
+          <w:rFonts w:ascii="Times New Roman" w:hAnsi="Times New Roman" w:hint="eastAsia" w:eastAsia="仿宋" w:cs="Times New Roman"/>
           <w:b w:val="0"/>
           <w:color w:val="000000"/>
           <w:sz w:val="30"/>
@@ -2706,13 +2706,13 @@
       <w:pPr>
         <w:keepNext/>
         <w:widowControl/>
-        <w:spacing w:before="200" w:after="80" w:line="324" w:lineRule="auto"/>
+        <w:spacing w:before="200" w:after="80" w:line="520" w:lineRule="exact"/>
         <w:ind w:firstLine="642"/>
         <w:jc w:val="both"/>
       </w:pPr>
       <w:r>
         <w:rPr>
-          <w:rFonts w:ascii="PingFang SC" w:hAnsi="PingFang SC" w:hint="eastAsia" w:eastAsia="PingFang SC" w:cs="PingFang SC"/>
+          <w:rFonts w:ascii="Times New Roman" w:hAnsi="Times New Roman" w:hint="eastAsia" w:eastAsia="黑体" w:cs="Times New Roman"/>
           <w:b/>
           <w:color w:val="000000"/>
           <w:sz w:val="30"/>
@@ -2723,13 +2723,13 @@
     <w:p>
       <w:pPr>
         <w:widowControl/>
-        <w:spacing w:line="348" w:lineRule="auto" w:after="0"/>
+        <w:spacing w:line="540" w:lineRule="exact" w:after="0"/>
         <w:ind w:firstLine="639"/>
         <w:jc w:val="both"/>
       </w:pPr>
       <w:r>
         <w:rPr>
-          <w:rFonts w:ascii="PingFang SC" w:hAnsi="PingFang SC" w:hint="eastAsia" w:eastAsia="PingFang SC" w:cs="PingFang SC"/>
+          <w:rFonts w:ascii="Times New Roman" w:hAnsi="Times New Roman" w:hint="eastAsia" w:eastAsia="仿宋" w:cs="Times New Roman"/>
           <w:b w:val="0"/>
           <w:color w:val="000000"/>
           <w:sz w:val="30"/>
@@ -2776,12 +2776,12 @@
           </w:tcPr>
           <w:p>
             <w:pPr>
-              <w:spacing w:line="276" w:lineRule="auto" w:before="20" w:after="20"/>
-              <w:jc w:val="center"/>
-            </w:pPr>
-            <w:r>
-              <w:rPr>
-                <w:rFonts w:ascii="PingFang SC" w:hAnsi="PingFang SC" w:hint="eastAsia" w:eastAsia="PingFang SC" w:cs="PingFang SC"/>
+              <w:spacing w:line="340" w:lineRule="exact" w:before="20" w:after="20"/>
+              <w:jc w:val="center"/>
+            </w:pPr>
+            <w:r>
+              <w:rPr>
+                <w:rFonts w:ascii="Times New Roman" w:hAnsi="Times New Roman" w:hint="eastAsia" w:eastAsia="黑体" w:cs="Times New Roman"/>
                 <w:b/>
                 <w:color w:val="FFFFFF"/>
                 <w:sz w:val="21"/>
@@ -2812,12 +2812,12 @@
           </w:tcPr>
           <w:p>
             <w:pPr>
-              <w:spacing w:line="276" w:lineRule="auto" w:before="20" w:after="20"/>
-              <w:jc w:val="center"/>
-            </w:pPr>
-            <w:r>
-              <w:rPr>
-                <w:rFonts w:ascii="PingFang SC" w:hAnsi="PingFang SC" w:hint="eastAsia" w:eastAsia="PingFang SC" w:cs="PingFang SC"/>
+              <w:spacing w:line="340" w:lineRule="exact" w:before="20" w:after="20"/>
+              <w:jc w:val="center"/>
+            </w:pPr>
+            <w:r>
+              <w:rPr>
+                <w:rFonts w:ascii="Times New Roman" w:hAnsi="Times New Roman" w:hint="eastAsia" w:eastAsia="黑体" w:cs="Times New Roman"/>
                 <w:b/>
                 <w:color w:val="FFFFFF"/>
                 <w:sz w:val="21"/>
@@ -2848,12 +2848,12 @@
           </w:tcPr>
           <w:p>
             <w:pPr>
-              <w:spacing w:line="276" w:lineRule="auto" w:before="20" w:after="20"/>
-              <w:jc w:val="center"/>
-            </w:pPr>
-            <w:r>
-              <w:rPr>
-                <w:rFonts w:ascii="PingFang SC" w:hAnsi="PingFang SC" w:hint="eastAsia" w:eastAsia="PingFang SC" w:cs="PingFang SC"/>
+              <w:spacing w:line="340" w:lineRule="exact" w:before="20" w:after="20"/>
+              <w:jc w:val="center"/>
+            </w:pPr>
+            <w:r>
+              <w:rPr>
+                <w:rFonts w:ascii="Times New Roman" w:hAnsi="Times New Roman" w:hint="eastAsia" w:eastAsia="黑体" w:cs="Times New Roman"/>
                 <w:b/>
                 <w:color w:val="FFFFFF"/>
                 <w:sz w:val="21"/>
@@ -2889,12 +2889,12 @@
           </w:tcPr>
           <w:p>
             <w:pPr>
-              <w:spacing w:line="276" w:lineRule="auto" w:before="20" w:after="20"/>
-              <w:jc w:val="center"/>
-            </w:pPr>
-            <w:r>
-              <w:rPr>
-                <w:rFonts w:ascii="PingFang SC" w:hAnsi="PingFang SC" w:hint="eastAsia" w:eastAsia="PingFang SC" w:cs="PingFang SC"/>
+              <w:spacing w:line="340" w:lineRule="exact" w:before="20" w:after="20"/>
+              <w:jc w:val="center"/>
+            </w:pPr>
+            <w:r>
+              <w:rPr>
+                <w:rFonts w:ascii="Times New Roman" w:hAnsi="Times New Roman" w:hint="eastAsia" w:eastAsia="仿宋" w:cs="Times New Roman"/>
                 <w:b w:val="0"/>
                 <w:color w:val="000000"/>
                 <w:sz w:val="21"/>
@@ -2925,12 +2925,12 @@
           </w:tcPr>
           <w:p>
             <w:pPr>
-              <w:spacing w:line="276" w:lineRule="auto" w:before="20" w:after="20"/>
+              <w:spacing w:line="340" w:lineRule="exact" w:before="20" w:after="20"/>
               <w:jc w:val="left"/>
             </w:pPr>
             <w:r>
               <w:rPr>
-                <w:rFonts w:ascii="PingFang SC" w:hAnsi="PingFang SC" w:hint="eastAsia" w:eastAsia="PingFang SC" w:cs="PingFang SC"/>
+                <w:rFonts w:ascii="Times New Roman" w:hAnsi="Times New Roman" w:hint="eastAsia" w:eastAsia="仿宋" w:cs="Times New Roman"/>
                 <w:b w:val="0"/>
                 <w:color w:val="000000"/>
                 <w:sz w:val="21"/>
@@ -2961,12 +2961,12 @@
           </w:tcPr>
           <w:p>
             <w:pPr>
-              <w:spacing w:line="276" w:lineRule="auto" w:before="20" w:after="20"/>
+              <w:spacing w:line="340" w:lineRule="exact" w:before="20" w:after="20"/>
               <w:jc w:val="left"/>
             </w:pPr>
             <w:r>
               <w:rPr>
-                <w:rFonts w:ascii="PingFang SC" w:hAnsi="PingFang SC" w:hint="eastAsia" w:eastAsia="PingFang SC" w:cs="PingFang SC"/>
+                <w:rFonts w:ascii="Times New Roman" w:hAnsi="Times New Roman" w:hint="eastAsia" w:eastAsia="仿宋" w:cs="Times New Roman"/>
                 <w:b w:val="0"/>
                 <w:color w:val="000000"/>
                 <w:sz w:val="21"/>
@@ -3002,12 +3002,12 @@
           </w:tcPr>
           <w:p>
             <w:pPr>
-              <w:spacing w:line="276" w:lineRule="auto" w:before="20" w:after="20"/>
-              <w:jc w:val="center"/>
-            </w:pPr>
-            <w:r>
-              <w:rPr>
-                <w:rFonts w:ascii="PingFang SC" w:hAnsi="PingFang SC" w:hint="eastAsia" w:eastAsia="PingFang SC" w:cs="PingFang SC"/>
+              <w:spacing w:line="340" w:lineRule="exact" w:before="20" w:after="20"/>
+              <w:jc w:val="center"/>
+            </w:pPr>
+            <w:r>
+              <w:rPr>
+                <w:rFonts w:ascii="Times New Roman" w:hAnsi="Times New Roman" w:hint="eastAsia" w:eastAsia="仿宋" w:cs="Times New Roman"/>
                 <w:b w:val="0"/>
                 <w:color w:val="000000"/>
                 <w:sz w:val="21"/>
@@ -3038,12 +3038,12 @@
           </w:tcPr>
           <w:p>
             <w:pPr>
-              <w:spacing w:line="276" w:lineRule="auto" w:before="20" w:after="20"/>
+              <w:spacing w:line="340" w:lineRule="exact" w:before="20" w:after="20"/>
               <w:jc w:val="left"/>
             </w:pPr>
             <w:r>
               <w:rPr>
-                <w:rFonts w:ascii="PingFang SC" w:hAnsi="PingFang SC" w:hint="eastAsia" w:eastAsia="PingFang SC" w:cs="PingFang SC"/>
+                <w:rFonts w:ascii="Times New Roman" w:hAnsi="Times New Roman" w:hint="eastAsia" w:eastAsia="仿宋" w:cs="Times New Roman"/>
                 <w:b w:val="0"/>
                 <w:color w:val="000000"/>
                 <w:sz w:val="21"/>
@@ -3074,12 +3074,12 @@
           </w:tcPr>
           <w:p>
             <w:pPr>
-              <w:spacing w:line="276" w:lineRule="auto" w:before="20" w:after="20"/>
+              <w:spacing w:line="340" w:lineRule="exact" w:before="20" w:after="20"/>
               <w:jc w:val="left"/>
             </w:pPr>
             <w:r>
               <w:rPr>
-                <w:rFonts w:ascii="PingFang SC" w:hAnsi="PingFang SC" w:hint="eastAsia" w:eastAsia="PingFang SC" w:cs="PingFang SC"/>
+                <w:rFonts w:ascii="Times New Roman" w:hAnsi="Times New Roman" w:hint="eastAsia" w:eastAsia="仿宋" w:cs="Times New Roman"/>
                 <w:b w:val="0"/>
                 <w:color w:val="000000"/>
                 <w:sz w:val="21"/>
@@ -3115,12 +3115,12 @@
           </w:tcPr>
           <w:p>
             <w:pPr>
-              <w:spacing w:line="276" w:lineRule="auto" w:before="20" w:after="20"/>
-              <w:jc w:val="center"/>
-            </w:pPr>
-            <w:r>
-              <w:rPr>
-                <w:rFonts w:ascii="PingFang SC" w:hAnsi="PingFang SC" w:hint="eastAsia" w:eastAsia="PingFang SC" w:cs="PingFang SC"/>
+              <w:spacing w:line="340" w:lineRule="exact" w:before="20" w:after="20"/>
+              <w:jc w:val="center"/>
+            </w:pPr>
+            <w:r>
+              <w:rPr>
+                <w:rFonts w:ascii="Times New Roman" w:hAnsi="Times New Roman" w:hint="eastAsia" w:eastAsia="仿宋" w:cs="Times New Roman"/>
                 <w:b w:val="0"/>
                 <w:color w:val="000000"/>
                 <w:sz w:val="21"/>
@@ -3151,12 +3151,12 @@
           </w:tcPr>
           <w:p>
             <w:pPr>
-              <w:spacing w:line="276" w:lineRule="auto" w:before="20" w:after="20"/>
+              <w:spacing w:line="340" w:lineRule="exact" w:before="20" w:after="20"/>
               <w:jc w:val="left"/>
             </w:pPr>
             <w:r>
               <w:rPr>
-                <w:rFonts w:ascii="PingFang SC" w:hAnsi="PingFang SC" w:hint="eastAsia" w:eastAsia="PingFang SC" w:cs="PingFang SC"/>
+                <w:rFonts w:ascii="Times New Roman" w:hAnsi="Times New Roman" w:hint="eastAsia" w:eastAsia="仿宋" w:cs="Times New Roman"/>
                 <w:b w:val="0"/>
                 <w:color w:val="000000"/>
                 <w:sz w:val="21"/>
@@ -3187,12 +3187,12 @@
           </w:tcPr>
           <w:p>
             <w:pPr>
-              <w:spacing w:line="276" w:lineRule="auto" w:before="20" w:after="20"/>
+              <w:spacing w:line="340" w:lineRule="exact" w:before="20" w:after="20"/>
               <w:jc w:val="left"/>
             </w:pPr>
             <w:r>
               <w:rPr>
-                <w:rFonts w:ascii="PingFang SC" w:hAnsi="PingFang SC" w:hint="eastAsia" w:eastAsia="PingFang SC" w:cs="PingFang SC"/>
+                <w:rFonts w:ascii="Times New Roman" w:hAnsi="Times New Roman" w:hint="eastAsia" w:eastAsia="仿宋" w:cs="Times New Roman"/>
                 <w:b w:val="0"/>
                 <w:color w:val="000000"/>
                 <w:sz w:val="21"/>
@@ -3228,12 +3228,12 @@
           </w:tcPr>
           <w:p>
             <w:pPr>
-              <w:spacing w:line="276" w:lineRule="auto" w:before="20" w:after="20"/>
-              <w:jc w:val="center"/>
-            </w:pPr>
-            <w:r>
-              <w:rPr>
-                <w:rFonts w:ascii="PingFang SC" w:hAnsi="PingFang SC" w:hint="eastAsia" w:eastAsia="PingFang SC" w:cs="PingFang SC"/>
+              <w:spacing w:line="340" w:lineRule="exact" w:before="20" w:after="20"/>
+              <w:jc w:val="center"/>
+            </w:pPr>
+            <w:r>
+              <w:rPr>
+                <w:rFonts w:ascii="Times New Roman" w:hAnsi="Times New Roman" w:hint="eastAsia" w:eastAsia="仿宋" w:cs="Times New Roman"/>
                 <w:b w:val="0"/>
                 <w:color w:val="000000"/>
                 <w:sz w:val="21"/>
@@ -3264,12 +3264,12 @@
           </w:tcPr>
           <w:p>
             <w:pPr>
-              <w:spacing w:line="276" w:lineRule="auto" w:before="20" w:after="20"/>
+              <w:spacing w:line="340" w:lineRule="exact" w:before="20" w:after="20"/>
               <w:jc w:val="left"/>
             </w:pPr>
             <w:r>
               <w:rPr>
-                <w:rFonts w:ascii="PingFang SC" w:hAnsi="PingFang SC" w:hint="eastAsia" w:eastAsia="PingFang SC" w:cs="PingFang SC"/>
+                <w:rFonts w:ascii="Times New Roman" w:hAnsi="Times New Roman" w:hint="eastAsia" w:eastAsia="仿宋" w:cs="Times New Roman"/>
                 <w:b w:val="0"/>
                 <w:color w:val="000000"/>
                 <w:sz w:val="21"/>
@@ -3300,12 +3300,12 @@
           </w:tcPr>
           <w:p>
             <w:pPr>
-              <w:spacing w:line="276" w:lineRule="auto" w:before="20" w:after="20"/>
+              <w:spacing w:line="340" w:lineRule="exact" w:before="20" w:after="20"/>
               <w:jc w:val="left"/>
             </w:pPr>
             <w:r>
               <w:rPr>
-                <w:rFonts w:ascii="PingFang SC" w:hAnsi="PingFang SC" w:hint="eastAsia" w:eastAsia="PingFang SC" w:cs="PingFang SC"/>
+                <w:rFonts w:ascii="Times New Roman" w:hAnsi="Times New Roman" w:hint="eastAsia" w:eastAsia="仿宋" w:cs="Times New Roman"/>
                 <w:b w:val="0"/>
                 <w:color w:val="000000"/>
                 <w:sz w:val="21"/>
@@ -3341,12 +3341,12 @@
           </w:tcPr>
           <w:p>
             <w:pPr>
-              <w:spacing w:line="276" w:lineRule="auto" w:before="20" w:after="20"/>
-              <w:jc w:val="center"/>
-            </w:pPr>
-            <w:r>
-              <w:rPr>
-                <w:rFonts w:ascii="PingFang SC" w:hAnsi="PingFang SC" w:hint="eastAsia" w:eastAsia="PingFang SC" w:cs="PingFang SC"/>
+              <w:spacing w:line="340" w:lineRule="exact" w:before="20" w:after="20"/>
+              <w:jc w:val="center"/>
+            </w:pPr>
+            <w:r>
+              <w:rPr>
+                <w:rFonts w:ascii="Times New Roman" w:hAnsi="Times New Roman" w:hint="eastAsia" w:eastAsia="仿宋" w:cs="Times New Roman"/>
                 <w:b w:val="0"/>
                 <w:color w:val="000000"/>
                 <w:sz w:val="21"/>
@@ -3377,12 +3377,12 @@
           </w:tcPr>
           <w:p>
             <w:pPr>
-              <w:spacing w:line="276" w:lineRule="auto" w:before="20" w:after="20"/>
+              <w:spacing w:line="340" w:lineRule="exact" w:before="20" w:after="20"/>
               <w:jc w:val="left"/>
             </w:pPr>
             <w:r>
               <w:rPr>
-                <w:rFonts w:ascii="PingFang SC" w:hAnsi="PingFang SC" w:hint="eastAsia" w:eastAsia="PingFang SC" w:cs="PingFang SC"/>
+                <w:rFonts w:ascii="Times New Roman" w:hAnsi="Times New Roman" w:hint="eastAsia" w:eastAsia="仿宋" w:cs="Times New Roman"/>
                 <w:b w:val="0"/>
                 <w:color w:val="000000"/>
                 <w:sz w:val="21"/>
@@ -3413,12 +3413,12 @@
           </w:tcPr>
           <w:p>
             <w:pPr>
-              <w:spacing w:line="276" w:lineRule="auto" w:before="20" w:after="20"/>
+              <w:spacing w:line="340" w:lineRule="exact" w:before="20" w:after="20"/>
               <w:jc w:val="left"/>
             </w:pPr>
             <w:r>
               <w:rPr>
-                <w:rFonts w:ascii="PingFang SC" w:hAnsi="PingFang SC" w:hint="eastAsia" w:eastAsia="PingFang SC" w:cs="PingFang SC"/>
+                <w:rFonts w:ascii="Times New Roman" w:hAnsi="Times New Roman" w:hint="eastAsia" w:eastAsia="仿宋" w:cs="Times New Roman"/>
                 <w:b w:val="0"/>
                 <w:color w:val="000000"/>
                 <w:sz w:val="21"/>
@@ -3454,12 +3454,12 @@
           </w:tcPr>
           <w:p>
             <w:pPr>
-              <w:spacing w:line="276" w:lineRule="auto" w:before="20" w:after="20"/>
-              <w:jc w:val="center"/>
-            </w:pPr>
-            <w:r>
-              <w:rPr>
-                <w:rFonts w:ascii="PingFang SC" w:hAnsi="PingFang SC" w:hint="eastAsia" w:eastAsia="PingFang SC" w:cs="PingFang SC"/>
+              <w:spacing w:line="340" w:lineRule="exact" w:before="20" w:after="20"/>
+              <w:jc w:val="center"/>
+            </w:pPr>
+            <w:r>
+              <w:rPr>
+                <w:rFonts w:ascii="Times New Roman" w:hAnsi="Times New Roman" w:hint="eastAsia" w:eastAsia="仿宋" w:cs="Times New Roman"/>
                 <w:b w:val="0"/>
                 <w:color w:val="000000"/>
                 <w:sz w:val="21"/>
@@ -3490,12 +3490,12 @@
           </w:tcPr>
           <w:p>
             <w:pPr>
-              <w:spacing w:line="276" w:lineRule="auto" w:before="20" w:after="20"/>
+              <w:spacing w:line="340" w:lineRule="exact" w:before="20" w:after="20"/>
               <w:jc w:val="left"/>
             </w:pPr>
             <w:r>
               <w:rPr>
-                <w:rFonts w:ascii="PingFang SC" w:hAnsi="PingFang SC" w:hint="eastAsia" w:eastAsia="PingFang SC" w:cs="PingFang SC"/>
+                <w:rFonts w:ascii="Times New Roman" w:hAnsi="Times New Roman" w:hint="eastAsia" w:eastAsia="仿宋" w:cs="Times New Roman"/>
                 <w:b w:val="0"/>
                 <w:color w:val="000000"/>
                 <w:sz w:val="21"/>
@@ -3526,12 +3526,12 @@
           </w:tcPr>
           <w:p>
             <w:pPr>
-              <w:spacing w:line="276" w:lineRule="auto" w:before="20" w:after="20"/>
+              <w:spacing w:line="340" w:lineRule="exact" w:before="20" w:after="20"/>
               <w:jc w:val="left"/>
             </w:pPr>
             <w:r>
               <w:rPr>
-                <w:rFonts w:ascii="PingFang SC" w:hAnsi="PingFang SC" w:hint="eastAsia" w:eastAsia="PingFang SC" w:cs="PingFang SC"/>
+                <w:rFonts w:ascii="Times New Roman" w:hAnsi="Times New Roman" w:hint="eastAsia" w:eastAsia="仿宋" w:cs="Times New Roman"/>
                 <w:b w:val="0"/>
                 <w:color w:val="000000"/>
                 <w:sz w:val="21"/>
@@ -3567,12 +3567,12 @@
           </w:tcPr>
           <w:p>
             <w:pPr>
-              <w:spacing w:line="276" w:lineRule="auto" w:before="20" w:after="20"/>
-              <w:jc w:val="center"/>
-            </w:pPr>
-            <w:r>
-              <w:rPr>
-                <w:rFonts w:ascii="PingFang SC" w:hAnsi="PingFang SC" w:hint="eastAsia" w:eastAsia="PingFang SC" w:cs="PingFang SC"/>
+              <w:spacing w:line="340" w:lineRule="exact" w:before="20" w:after="20"/>
+              <w:jc w:val="center"/>
+            </w:pPr>
+            <w:r>
+              <w:rPr>
+                <w:rFonts w:ascii="Times New Roman" w:hAnsi="Times New Roman" w:hint="eastAsia" w:eastAsia="仿宋" w:cs="Times New Roman"/>
                 <w:b w:val="0"/>
                 <w:color w:val="000000"/>
                 <w:sz w:val="21"/>
@@ -3603,12 +3603,12 @@
           </w:tcPr>
           <w:p>
             <w:pPr>
-              <w:spacing w:line="276" w:lineRule="auto" w:before="20" w:after="20"/>
+              <w:spacing w:line="340" w:lineRule="exact" w:before="20" w:after="20"/>
               <w:jc w:val="left"/>
             </w:pPr>
             <w:r>
               <w:rPr>
-                <w:rFonts w:ascii="PingFang SC" w:hAnsi="PingFang SC" w:hint="eastAsia" w:eastAsia="PingFang SC" w:cs="PingFang SC"/>
+                <w:rFonts w:ascii="Times New Roman" w:hAnsi="Times New Roman" w:hint="eastAsia" w:eastAsia="仿宋" w:cs="Times New Roman"/>
                 <w:b w:val="0"/>
                 <w:color w:val="000000"/>
                 <w:sz w:val="21"/>
@@ -3639,12 +3639,12 @@
           </w:tcPr>
           <w:p>
             <w:pPr>
-              <w:spacing w:line="276" w:lineRule="auto" w:before="20" w:after="20"/>
+              <w:spacing w:line="340" w:lineRule="exact" w:before="20" w:after="20"/>
               <w:jc w:val="left"/>
             </w:pPr>
             <w:r>
               <w:rPr>
-                <w:rFonts w:ascii="PingFang SC" w:hAnsi="PingFang SC" w:hint="eastAsia" w:eastAsia="PingFang SC" w:cs="PingFang SC"/>
+                <w:rFonts w:ascii="Times New Roman" w:hAnsi="Times New Roman" w:hint="eastAsia" w:eastAsia="仿宋" w:cs="Times New Roman"/>
                 <w:b w:val="0"/>
                 <w:color w:val="000000"/>
                 <w:sz w:val="21"/>
@@ -3680,12 +3680,12 @@
           </w:tcPr>
           <w:p>
             <w:pPr>
-              <w:spacing w:line="276" w:lineRule="auto" w:before="20" w:after="20"/>
-              <w:jc w:val="center"/>
-            </w:pPr>
-            <w:r>
-              <w:rPr>
-                <w:rFonts w:ascii="PingFang SC" w:hAnsi="PingFang SC" w:hint="eastAsia" w:eastAsia="PingFang SC" w:cs="PingFang SC"/>
+              <w:spacing w:line="340" w:lineRule="exact" w:before="20" w:after="20"/>
+              <w:jc w:val="center"/>
+            </w:pPr>
+            <w:r>
+              <w:rPr>
+                <w:rFonts w:ascii="Times New Roman" w:hAnsi="Times New Roman" w:hint="eastAsia" w:eastAsia="仿宋" w:cs="Times New Roman"/>
                 <w:b w:val="0"/>
                 <w:color w:val="000000"/>
                 <w:sz w:val="21"/>
@@ -3716,12 +3716,12 @@
           </w:tcPr>
           <w:p>
             <w:pPr>
-              <w:spacing w:line="276" w:lineRule="auto" w:before="20" w:after="20"/>
+              <w:spacing w:line="340" w:lineRule="exact" w:before="20" w:after="20"/>
               <w:jc w:val="left"/>
             </w:pPr>
             <w:r>
               <w:rPr>
-                <w:rFonts w:ascii="PingFang SC" w:hAnsi="PingFang SC" w:hint="eastAsia" w:eastAsia="PingFang SC" w:cs="PingFang SC"/>
+                <w:rFonts w:ascii="Times New Roman" w:hAnsi="Times New Roman" w:hint="eastAsia" w:eastAsia="仿宋" w:cs="Times New Roman"/>
                 <w:b w:val="0"/>
                 <w:color w:val="000000"/>
                 <w:sz w:val="21"/>
@@ -3752,12 +3752,12 @@
           </w:tcPr>
           <w:p>
             <w:pPr>
-              <w:spacing w:line="276" w:lineRule="auto" w:before="20" w:after="20"/>
+              <w:spacing w:line="340" w:lineRule="exact" w:before="20" w:after="20"/>
               <w:jc w:val="left"/>
             </w:pPr>
             <w:r>
               <w:rPr>
-                <w:rFonts w:ascii="PingFang SC" w:hAnsi="PingFang SC" w:hint="eastAsia" w:eastAsia="PingFang SC" w:cs="PingFang SC"/>
+                <w:rFonts w:ascii="Times New Roman" w:hAnsi="Times New Roman" w:hint="eastAsia" w:eastAsia="仿宋" w:cs="Times New Roman"/>
                 <w:b w:val="0"/>
                 <w:color w:val="000000"/>
                 <w:sz w:val="21"/>
@@ -3777,13 +3777,13 @@
       <w:pPr>
         <w:keepNext/>
         <w:widowControl/>
-        <w:spacing w:before="200" w:after="80" w:line="324" w:lineRule="auto"/>
+        <w:spacing w:before="200" w:after="80" w:line="520" w:lineRule="exact"/>
         <w:ind w:firstLine="642"/>
         <w:jc w:val="both"/>
       </w:pPr>
       <w:r>
         <w:rPr>
-          <w:rFonts w:ascii="PingFang SC" w:hAnsi="PingFang SC" w:hint="eastAsia" w:eastAsia="PingFang SC" w:cs="PingFang SC"/>
+          <w:rFonts w:ascii="Times New Roman" w:hAnsi="Times New Roman" w:hint="eastAsia" w:eastAsia="黑体" w:cs="Times New Roman"/>
           <w:b/>
           <w:color w:val="000000"/>
           <w:sz w:val="30"/>
@@ -3794,13 +3794,13 @@
     <w:p>
       <w:pPr>
         <w:widowControl/>
-        <w:spacing w:line="348" w:lineRule="auto" w:after="0"/>
+        <w:spacing w:line="540" w:lineRule="exact" w:after="0"/>
         <w:ind w:firstLine="639"/>
         <w:jc w:val="both"/>
       </w:pPr>
       <w:r>
         <w:rPr>
-          <w:rFonts w:ascii="PingFang SC" w:hAnsi="PingFang SC" w:hint="eastAsia" w:eastAsia="PingFang SC" w:cs="PingFang SC"/>
+          <w:rFonts w:ascii="Times New Roman" w:hAnsi="Times New Roman" w:hint="eastAsia" w:eastAsia="仿宋" w:cs="Times New Roman"/>
           <w:b w:val="0"/>
           <w:color w:val="000000"/>
           <w:sz w:val="30"/>
@@ -3848,12 +3848,12 @@
           </w:tcPr>
           <w:p>
             <w:pPr>
-              <w:spacing w:line="276" w:lineRule="auto" w:before="20" w:after="20"/>
-              <w:jc w:val="center"/>
-            </w:pPr>
-            <w:r>
-              <w:rPr>
-                <w:rFonts w:ascii="PingFang SC" w:hAnsi="PingFang SC" w:hint="eastAsia" w:eastAsia="PingFang SC" w:cs="PingFang SC"/>
+              <w:spacing w:line="340" w:lineRule="exact" w:before="20" w:after="20"/>
+              <w:jc w:val="center"/>
+            </w:pPr>
+            <w:r>
+              <w:rPr>
+                <w:rFonts w:ascii="Times New Roman" w:hAnsi="Times New Roman" w:hint="eastAsia" w:eastAsia="黑体" w:cs="Times New Roman"/>
                 <w:b/>
                 <w:color w:val="FFFFFF"/>
                 <w:sz w:val="21"/>
@@ -3884,12 +3884,12 @@
           </w:tcPr>
           <w:p>
             <w:pPr>
-              <w:spacing w:line="276" w:lineRule="auto" w:before="20" w:after="20"/>
-              <w:jc w:val="center"/>
-            </w:pPr>
-            <w:r>
-              <w:rPr>
-                <w:rFonts w:ascii="PingFang SC" w:hAnsi="PingFang SC" w:hint="eastAsia" w:eastAsia="PingFang SC" w:cs="PingFang SC"/>
+              <w:spacing w:line="340" w:lineRule="exact" w:before="20" w:after="20"/>
+              <w:jc w:val="center"/>
+            </w:pPr>
+            <w:r>
+              <w:rPr>
+                <w:rFonts w:ascii="Times New Roman" w:hAnsi="Times New Roman" w:hint="eastAsia" w:eastAsia="黑体" w:cs="Times New Roman"/>
                 <w:b/>
                 <w:color w:val="FFFFFF"/>
                 <w:sz w:val="21"/>
@@ -3920,12 +3920,12 @@
           </w:tcPr>
           <w:p>
             <w:pPr>
-              <w:spacing w:line="276" w:lineRule="auto" w:before="20" w:after="20"/>
-              <w:jc w:val="center"/>
-            </w:pPr>
-            <w:r>
-              <w:rPr>
-                <w:rFonts w:ascii="PingFang SC" w:hAnsi="PingFang SC" w:hint="eastAsia" w:eastAsia="PingFang SC" w:cs="PingFang SC"/>
+              <w:spacing w:line="340" w:lineRule="exact" w:before="20" w:after="20"/>
+              <w:jc w:val="center"/>
+            </w:pPr>
+            <w:r>
+              <w:rPr>
+                <w:rFonts w:ascii="Times New Roman" w:hAnsi="Times New Roman" w:hint="eastAsia" w:eastAsia="黑体" w:cs="Times New Roman"/>
                 <w:b/>
                 <w:color w:val="FFFFFF"/>
                 <w:sz w:val="21"/>
@@ -3956,12 +3956,12 @@
           </w:tcPr>
           <w:p>
             <w:pPr>
-              <w:spacing w:line="276" w:lineRule="auto" w:before="20" w:after="20"/>
-              <w:jc w:val="center"/>
-            </w:pPr>
-            <w:r>
-              <w:rPr>
-                <w:rFonts w:ascii="PingFang SC" w:hAnsi="PingFang SC" w:hint="eastAsia" w:eastAsia="PingFang SC" w:cs="PingFang SC"/>
+              <w:spacing w:line="340" w:lineRule="exact" w:before="20" w:after="20"/>
+              <w:jc w:val="center"/>
+            </w:pPr>
+            <w:r>
+              <w:rPr>
+                <w:rFonts w:ascii="Times New Roman" w:hAnsi="Times New Roman" w:hint="eastAsia" w:eastAsia="黑体" w:cs="Times New Roman"/>
                 <w:b/>
                 <w:color w:val="FFFFFF"/>
                 <w:sz w:val="21"/>
@@ -3997,12 +3997,12 @@
           </w:tcPr>
           <w:p>
             <w:pPr>
-              <w:spacing w:line="276" w:lineRule="auto" w:before="20" w:after="20"/>
-              <w:jc w:val="center"/>
-            </w:pPr>
-            <w:r>
-              <w:rPr>
-                <w:rFonts w:ascii="PingFang SC" w:hAnsi="PingFang SC" w:hint="eastAsia" w:eastAsia="PingFang SC" w:cs="PingFang SC"/>
+              <w:spacing w:line="340" w:lineRule="exact" w:before="20" w:after="20"/>
+              <w:jc w:val="center"/>
+            </w:pPr>
+            <w:r>
+              <w:rPr>
+                <w:rFonts w:ascii="Times New Roman" w:hAnsi="Times New Roman" w:hint="eastAsia" w:eastAsia="仿宋" w:cs="Times New Roman"/>
                 <w:b w:val="0"/>
                 <w:color w:val="000000"/>
                 <w:sz w:val="21"/>
@@ -4033,12 +4033,12 @@
           </w:tcPr>
           <w:p>
             <w:pPr>
-              <w:spacing w:line="276" w:lineRule="auto" w:before="20" w:after="20"/>
-              <w:jc w:val="center"/>
-            </w:pPr>
-            <w:r>
-              <w:rPr>
-                <w:rFonts w:ascii="PingFang SC" w:hAnsi="PingFang SC" w:hint="eastAsia" w:eastAsia="PingFang SC" w:cs="PingFang SC"/>
+              <w:spacing w:line="340" w:lineRule="exact" w:before="20" w:after="20"/>
+              <w:jc w:val="center"/>
+            </w:pPr>
+            <w:r>
+              <w:rPr>
+                <w:rFonts w:ascii="Times New Roman" w:hAnsi="Times New Roman" w:hint="eastAsia" w:eastAsia="仿宋" w:cs="Times New Roman"/>
                 <w:b w:val="0"/>
                 <w:color w:val="000000"/>
                 <w:sz w:val="21"/>
@@ -4069,12 +4069,12 @@
           </w:tcPr>
           <w:p>
             <w:pPr>
-              <w:spacing w:line="276" w:lineRule="auto" w:before="20" w:after="20"/>
+              <w:spacing w:line="340" w:lineRule="exact" w:before="20" w:after="20"/>
               <w:jc w:val="left"/>
             </w:pPr>
             <w:r>
               <w:rPr>
-                <w:rFonts w:ascii="PingFang SC" w:hAnsi="PingFang SC" w:hint="eastAsia" w:eastAsia="PingFang SC" w:cs="PingFang SC"/>
+                <w:rFonts w:ascii="Times New Roman" w:hAnsi="Times New Roman" w:hint="eastAsia" w:eastAsia="仿宋" w:cs="Times New Roman"/>
                 <w:b w:val="0"/>
                 <w:color w:val="000000"/>
                 <w:sz w:val="21"/>
@@ -4105,12 +4105,12 @@
           </w:tcPr>
           <w:p>
             <w:pPr>
-              <w:spacing w:line="276" w:lineRule="auto" w:before="20" w:after="20"/>
-              <w:jc w:val="center"/>
-            </w:pPr>
-            <w:r>
-              <w:rPr>
-                <w:rFonts w:ascii="PingFang SC" w:hAnsi="PingFang SC" w:hint="eastAsia" w:eastAsia="PingFang SC" w:cs="PingFang SC"/>
+              <w:spacing w:line="340" w:lineRule="exact" w:before="20" w:after="20"/>
+              <w:jc w:val="center"/>
+            </w:pPr>
+            <w:r>
+              <w:rPr>
+                <w:rFonts w:ascii="Times New Roman" w:hAnsi="Times New Roman" w:hint="eastAsia" w:eastAsia="仿宋" w:cs="Times New Roman"/>
                 <w:b w:val="0"/>
                 <w:color w:val="000000"/>
                 <w:sz w:val="21"/>
@@ -4146,12 +4146,12 @@
           </w:tcPr>
           <w:p>
             <w:pPr>
-              <w:spacing w:line="276" w:lineRule="auto" w:before="20" w:after="20"/>
-              <w:jc w:val="center"/>
-            </w:pPr>
-            <w:r>
-              <w:rPr>
-                <w:rFonts w:ascii="PingFang SC" w:hAnsi="PingFang SC" w:hint="eastAsia" w:eastAsia="PingFang SC" w:cs="PingFang SC"/>
+              <w:spacing w:line="340" w:lineRule="exact" w:before="20" w:after="20"/>
+              <w:jc w:val="center"/>
+            </w:pPr>
+            <w:r>
+              <w:rPr>
+                <w:rFonts w:ascii="Times New Roman" w:hAnsi="Times New Roman" w:hint="eastAsia" w:eastAsia="仿宋" w:cs="Times New Roman"/>
                 <w:b w:val="0"/>
                 <w:color w:val="000000"/>
                 <w:sz w:val="21"/>
@@ -4182,12 +4182,12 @@
           </w:tcPr>
           <w:p>
             <w:pPr>
-              <w:spacing w:line="276" w:lineRule="auto" w:before="20" w:after="20"/>
-              <w:jc w:val="center"/>
-            </w:pPr>
-            <w:r>
-              <w:rPr>
-                <w:rFonts w:ascii="PingFang SC" w:hAnsi="PingFang SC" w:hint="eastAsia" w:eastAsia="PingFang SC" w:cs="PingFang SC"/>
+              <w:spacing w:line="340" w:lineRule="exact" w:before="20" w:after="20"/>
+              <w:jc w:val="center"/>
+            </w:pPr>
+            <w:r>
+              <w:rPr>
+                <w:rFonts w:ascii="Times New Roman" w:hAnsi="Times New Roman" w:hint="eastAsia" w:eastAsia="仿宋" w:cs="Times New Roman"/>
                 <w:b w:val="0"/>
                 <w:color w:val="000000"/>
                 <w:sz w:val="21"/>
@@ -4218,12 +4218,12 @@
           </w:tcPr>
           <w:p>
             <w:pPr>
-              <w:spacing w:line="276" w:lineRule="auto" w:before="20" w:after="20"/>
-              <w:jc w:val="center"/>
-            </w:pPr>
-            <w:r>
-              <w:rPr>
-                <w:rFonts w:ascii="PingFang SC" w:hAnsi="PingFang SC" w:hint="eastAsia" w:eastAsia="PingFang SC" w:cs="PingFang SC"/>
+              <w:spacing w:line="340" w:lineRule="exact" w:before="20" w:after="20"/>
+              <w:jc w:val="center"/>
+            </w:pPr>
+            <w:r>
+              <w:rPr>
+                <w:rFonts w:ascii="Times New Roman" w:hAnsi="Times New Roman" w:hint="eastAsia" w:eastAsia="仿宋" w:cs="Times New Roman"/>
                 <w:b w:val="0"/>
                 <w:color w:val="000000"/>
                 <w:sz w:val="21"/>
@@ -4254,12 +4254,12 @@
           </w:tcPr>
           <w:p>
             <w:pPr>
-              <w:spacing w:line="276" w:lineRule="auto" w:before="20" w:after="20"/>
-              <w:jc w:val="center"/>
-            </w:pPr>
-            <w:r>
-              <w:rPr>
-                <w:rFonts w:ascii="PingFang SC" w:hAnsi="PingFang SC" w:hint="eastAsia" w:eastAsia="PingFang SC" w:cs="PingFang SC"/>
+              <w:spacing w:line="340" w:lineRule="exact" w:before="20" w:after="20"/>
+              <w:jc w:val="center"/>
+            </w:pPr>
+            <w:r>
+              <w:rPr>
+                <w:rFonts w:ascii="Times New Roman" w:hAnsi="Times New Roman" w:hint="eastAsia" w:eastAsia="仿宋" w:cs="Times New Roman"/>
                 <w:b w:val="0"/>
                 <w:color w:val="000000"/>
                 <w:sz w:val="21"/>
@@ -4295,12 +4295,12 @@
           </w:tcPr>
           <w:p>
             <w:pPr>
-              <w:spacing w:line="276" w:lineRule="auto" w:before="20" w:after="20"/>
-              <w:jc w:val="center"/>
-            </w:pPr>
-            <w:r>
-              <w:rPr>
-                <w:rFonts w:ascii="PingFang SC" w:hAnsi="PingFang SC" w:hint="eastAsia" w:eastAsia="PingFang SC" w:cs="PingFang SC"/>
+              <w:spacing w:line="340" w:lineRule="exact" w:before="20" w:after="20"/>
+              <w:jc w:val="center"/>
+            </w:pPr>
+            <w:r>
+              <w:rPr>
+                <w:rFonts w:ascii="Times New Roman" w:hAnsi="Times New Roman" w:hint="eastAsia" w:eastAsia="仿宋" w:cs="Times New Roman"/>
                 <w:b w:val="0"/>
                 <w:color w:val="000000"/>
                 <w:sz w:val="21"/>
@@ -4331,12 +4331,12 @@
           </w:tcPr>
           <w:p>
             <w:pPr>
-              <w:spacing w:line="276" w:lineRule="auto" w:before="20" w:after="20"/>
-              <w:jc w:val="center"/>
-            </w:pPr>
-            <w:r>
-              <w:rPr>
-                <w:rFonts w:ascii="PingFang SC" w:hAnsi="PingFang SC" w:hint="eastAsia" w:eastAsia="PingFang SC" w:cs="PingFang SC"/>
+              <w:spacing w:line="340" w:lineRule="exact" w:before="20" w:after="20"/>
+              <w:jc w:val="center"/>
+            </w:pPr>
+            <w:r>
+              <w:rPr>
+                <w:rFonts w:ascii="Times New Roman" w:hAnsi="Times New Roman" w:hint="eastAsia" w:eastAsia="仿宋" w:cs="Times New Roman"/>
                 <w:b w:val="0"/>
                 <w:color w:val="000000"/>
                 <w:sz w:val="21"/>
@@ -4367,12 +4367,12 @@
           </w:tcPr>
           <w:p>
             <w:pPr>
-              <w:spacing w:line="276" w:lineRule="auto" w:before="20" w:after="20"/>
+              <w:spacing w:line="340" w:lineRule="exact" w:before="20" w:after="20"/>
               <w:jc w:val="left"/>
             </w:pPr>
             <w:r>
               <w:rPr>
-                <w:rFonts w:ascii="PingFang SC" w:hAnsi="PingFang SC" w:hint="eastAsia" w:eastAsia="PingFang SC" w:cs="PingFang SC"/>
+                <w:rFonts w:ascii="Times New Roman" w:hAnsi="Times New Roman" w:hint="eastAsia" w:eastAsia="仿宋" w:cs="Times New Roman"/>
                 <w:b w:val="0"/>
                 <w:color w:val="000000"/>
                 <w:sz w:val="21"/>
@@ -4403,12 +4403,12 @@
           </w:tcPr>
           <w:p>
             <w:pPr>
-              <w:spacing w:line="276" w:lineRule="auto" w:before="20" w:after="20"/>
-              <w:jc w:val="center"/>
-            </w:pPr>
-            <w:r>
-              <w:rPr>
-                <w:rFonts w:ascii="PingFang SC" w:hAnsi="PingFang SC" w:hint="eastAsia" w:eastAsia="PingFang SC" w:cs="PingFang SC"/>
+              <w:spacing w:line="340" w:lineRule="exact" w:before="20" w:after="20"/>
+              <w:jc w:val="center"/>
+            </w:pPr>
+            <w:r>
+              <w:rPr>
+                <w:rFonts w:ascii="Times New Roman" w:hAnsi="Times New Roman" w:hint="eastAsia" w:eastAsia="仿宋" w:cs="Times New Roman"/>
                 <w:b w:val="0"/>
                 <w:color w:val="000000"/>
                 <w:sz w:val="21"/>
@@ -4444,12 +4444,12 @@
           </w:tcPr>
           <w:p>
             <w:pPr>
-              <w:spacing w:line="276" w:lineRule="auto" w:before="20" w:after="20"/>
-              <w:jc w:val="center"/>
-            </w:pPr>
-            <w:r>
-              <w:rPr>
-                <w:rFonts w:ascii="PingFang SC" w:hAnsi="PingFang SC" w:hint="eastAsia" w:eastAsia="PingFang SC" w:cs="PingFang SC"/>
+              <w:spacing w:line="340" w:lineRule="exact" w:before="20" w:after="20"/>
+              <w:jc w:val="center"/>
+            </w:pPr>
+            <w:r>
+              <w:rPr>
+                <w:rFonts w:ascii="Times New Roman" w:hAnsi="Times New Roman" w:hint="eastAsia" w:eastAsia="仿宋" w:cs="Times New Roman"/>
                 <w:b w:val="0"/>
                 <w:color w:val="000000"/>
                 <w:sz w:val="21"/>
@@ -4480,12 +4480,12 @@
           </w:tcPr>
           <w:p>
             <w:pPr>
-              <w:spacing w:line="276" w:lineRule="auto" w:before="20" w:after="20"/>
-              <w:jc w:val="center"/>
-            </w:pPr>
-            <w:r>
-              <w:rPr>
-                <w:rFonts w:ascii="PingFang SC" w:hAnsi="PingFang SC" w:hint="eastAsia" w:eastAsia="PingFang SC" w:cs="PingFang SC"/>
+              <w:spacing w:line="340" w:lineRule="exact" w:before="20" w:after="20"/>
+              <w:jc w:val="center"/>
+            </w:pPr>
+            <w:r>
+              <w:rPr>
+                <w:rFonts w:ascii="Times New Roman" w:hAnsi="Times New Roman" w:hint="eastAsia" w:eastAsia="仿宋" w:cs="Times New Roman"/>
                 <w:b w:val="0"/>
                 <w:color w:val="000000"/>
                 <w:sz w:val="21"/>
@@ -4516,12 +4516,12 @@
           </w:tcPr>
           <w:p>
             <w:pPr>
-              <w:spacing w:line="276" w:lineRule="auto" w:before="20" w:after="20"/>
+              <w:spacing w:line="340" w:lineRule="exact" w:before="20" w:after="20"/>
               <w:jc w:val="left"/>
             </w:pPr>
             <w:r>
               <w:rPr>
-                <w:rFonts w:ascii="PingFang SC" w:hAnsi="PingFang SC" w:hint="eastAsia" w:eastAsia="PingFang SC" w:cs="PingFang SC"/>
+                <w:rFonts w:ascii="Times New Roman" w:hAnsi="Times New Roman" w:hint="eastAsia" w:eastAsia="仿宋" w:cs="Times New Roman"/>
                 <w:b w:val="0"/>
                 <w:color w:val="000000"/>
                 <w:sz w:val="21"/>
@@ -4552,12 +4552,12 @@
           </w:tcPr>
           <w:p>
             <w:pPr>
-              <w:spacing w:line="276" w:lineRule="auto" w:before="20" w:after="20"/>
-              <w:jc w:val="center"/>
-            </w:pPr>
-            <w:r>
-              <w:rPr>
-                <w:rFonts w:ascii="PingFang SC" w:hAnsi="PingFang SC" w:hint="eastAsia" w:eastAsia="PingFang SC" w:cs="PingFang SC"/>
+              <w:spacing w:line="340" w:lineRule="exact" w:before="20" w:after="20"/>
+              <w:jc w:val="center"/>
+            </w:pPr>
+            <w:r>
+              <w:rPr>
+                <w:rFonts w:ascii="Times New Roman" w:hAnsi="Times New Roman" w:hint="eastAsia" w:eastAsia="仿宋" w:cs="Times New Roman"/>
                 <w:b w:val="0"/>
                 <w:color w:val="000000"/>
                 <w:sz w:val="21"/>
@@ -4593,12 +4593,12 @@
           </w:tcPr>
           <w:p>
             <w:pPr>
-              <w:spacing w:line="276" w:lineRule="auto" w:before="20" w:after="20"/>
-              <w:jc w:val="center"/>
-            </w:pPr>
-            <w:r>
-              <w:rPr>
-                <w:rFonts w:ascii="PingFang SC" w:hAnsi="PingFang SC" w:hint="eastAsia" w:eastAsia="PingFang SC" w:cs="PingFang SC"/>
+              <w:spacing w:line="340" w:lineRule="exact" w:before="20" w:after="20"/>
+              <w:jc w:val="center"/>
+            </w:pPr>
+            <w:r>
+              <w:rPr>
+                <w:rFonts w:ascii="Times New Roman" w:hAnsi="Times New Roman" w:hint="eastAsia" w:eastAsia="仿宋" w:cs="Times New Roman"/>
                 <w:b w:val="0"/>
                 <w:color w:val="000000"/>
                 <w:sz w:val="21"/>
@@ -4629,12 +4629,12 @@
           </w:tcPr>
           <w:p>
             <w:pPr>
-              <w:spacing w:line="276" w:lineRule="auto" w:before="20" w:after="20"/>
-              <w:jc w:val="center"/>
-            </w:pPr>
-            <w:r>
-              <w:rPr>
-                <w:rFonts w:ascii="PingFang SC" w:hAnsi="PingFang SC" w:hint="eastAsia" w:eastAsia="PingFang SC" w:cs="PingFang SC"/>
+              <w:spacing w:line="340" w:lineRule="exact" w:before="20" w:after="20"/>
+              <w:jc w:val="center"/>
+            </w:pPr>
+            <w:r>
+              <w:rPr>
+                <w:rFonts w:ascii="Times New Roman" w:hAnsi="Times New Roman" w:hint="eastAsia" w:eastAsia="仿宋" w:cs="Times New Roman"/>
                 <w:b w:val="0"/>
                 <w:color w:val="000000"/>
                 <w:sz w:val="21"/>
@@ -4665,12 +4665,12 @@
           </w:tcPr>
           <w:p>
             <w:pPr>
-              <w:spacing w:line="276" w:lineRule="auto" w:before="20" w:after="20"/>
-              <w:jc w:val="center"/>
-            </w:pPr>
-            <w:r>
-              <w:rPr>
-                <w:rFonts w:ascii="PingFang SC" w:hAnsi="PingFang SC" w:hint="eastAsia" w:eastAsia="PingFang SC" w:cs="PingFang SC"/>
+              <w:spacing w:line="340" w:lineRule="exact" w:before="20" w:after="20"/>
+              <w:jc w:val="center"/>
+            </w:pPr>
+            <w:r>
+              <w:rPr>
+                <w:rFonts w:ascii="Times New Roman" w:hAnsi="Times New Roman" w:hint="eastAsia" w:eastAsia="仿宋" w:cs="Times New Roman"/>
                 <w:b w:val="0"/>
                 <w:color w:val="000000"/>
                 <w:sz w:val="21"/>
@@ -4701,12 +4701,12 @@
           </w:tcPr>
           <w:p>
             <w:pPr>
-              <w:spacing w:line="276" w:lineRule="auto" w:before="20" w:after="20"/>
-              <w:jc w:val="center"/>
-            </w:pPr>
-            <w:r>
-              <w:rPr>
-                <w:rFonts w:ascii="PingFang SC" w:hAnsi="PingFang SC" w:hint="eastAsia" w:eastAsia="PingFang SC" w:cs="PingFang SC"/>
+              <w:spacing w:line="340" w:lineRule="exact" w:before="20" w:after="20"/>
+              <w:jc w:val="center"/>
+            </w:pPr>
+            <w:r>
+              <w:rPr>
+                <w:rFonts w:ascii="Times New Roman" w:hAnsi="Times New Roman" w:hint="eastAsia" w:eastAsia="仿宋" w:cs="Times New Roman"/>
                 <w:b w:val="0"/>
                 <w:color w:val="000000"/>
                 <w:sz w:val="21"/>
@@ -4726,13 +4726,13 @@
       <w:pPr>
         <w:keepNext/>
         <w:widowControl/>
-        <w:spacing w:before="200" w:after="80" w:line="324" w:lineRule="auto"/>
+        <w:spacing w:before="200" w:after="80" w:line="520" w:lineRule="exact"/>
         <w:ind w:firstLine="642"/>
         <w:jc w:val="both"/>
       </w:pPr>
       <w:r>
         <w:rPr>
-          <w:rFonts w:ascii="PingFang SC" w:hAnsi="PingFang SC" w:hint="eastAsia" w:eastAsia="PingFang SC" w:cs="PingFang SC"/>
+          <w:rFonts w:ascii="Times New Roman" w:hAnsi="Times New Roman" w:hint="eastAsia" w:eastAsia="黑体" w:cs="Times New Roman"/>
           <w:b/>
           <w:color w:val="000000"/>
           <w:sz w:val="30"/>
@@ -4743,13 +4743,13 @@
     <w:p>
       <w:pPr>
         <w:widowControl/>
-        <w:spacing w:line="348" w:lineRule="auto" w:after="0"/>
+        <w:spacing w:line="540" w:lineRule="exact" w:after="0"/>
         <w:ind w:firstLine="639"/>
         <w:jc w:val="both"/>
       </w:pPr>
       <w:r>
         <w:rPr>
-          <w:rFonts w:ascii="PingFang SC" w:hAnsi="PingFang SC" w:hint="eastAsia" w:eastAsia="PingFang SC" w:cs="PingFang SC"/>
+          <w:rFonts w:ascii="Times New Roman" w:hAnsi="Times New Roman" w:hint="eastAsia" w:eastAsia="仿宋" w:cs="Times New Roman"/>
           <w:b w:val="0"/>
           <w:color w:val="000000"/>
           <w:sz w:val="30"/>
@@ -4760,13 +4760,13 @@
     <w:p>
       <w:pPr>
         <w:widowControl/>
-        <w:spacing w:line="348" w:lineRule="auto" w:after="0"/>
+        <w:spacing w:line="540" w:lineRule="exact" w:after="0"/>
         <w:ind w:firstLine="639"/>
         <w:jc w:val="both"/>
       </w:pPr>
       <w:r>
         <w:rPr>
-          <w:rFonts w:ascii="PingFang SC" w:hAnsi="PingFang SC" w:hint="eastAsia" w:eastAsia="PingFang SC" w:cs="PingFang SC"/>
+          <w:rFonts w:ascii="Times New Roman" w:hAnsi="Times New Roman" w:hint="eastAsia" w:eastAsia="仿宋" w:cs="Times New Roman"/>
           <w:b w:val="0"/>
           <w:color w:val="000000"/>
           <w:sz w:val="30"/>
@@ -4775,7 +4775,7 @@
       </w:r>
       <w:r>
         <w:rPr>
-          <w:rFonts w:ascii="Consolas" w:hAnsi="Consolas" w:hint="default" w:eastAsia="Consolas" w:cs="Consolas"/>
+          <w:rFonts w:ascii="Consolas" w:hAnsi="Consolas" w:hint="default" w:eastAsia="仿宋" w:cs="Consolas"/>
           <w:b w:val="0"/>
           <w:color w:val="000000"/>
           <w:sz w:val="21"/>
@@ -4784,7 +4784,7 @@
       </w:r>
       <w:r>
         <w:rPr>
-          <w:rFonts w:ascii="PingFang SC" w:hAnsi="PingFang SC" w:hint="eastAsia" w:eastAsia="PingFang SC" w:cs="PingFang SC"/>
+          <w:rFonts w:ascii="Times New Roman" w:hAnsi="Times New Roman" w:hint="eastAsia" w:eastAsia="仿宋" w:cs="Times New Roman"/>
           <w:b w:val="0"/>
           <w:color w:val="000000"/>
           <w:sz w:val="30"/>
@@ -4793,7 +4793,7 @@
       </w:r>
       <w:r>
         <w:rPr>
-          <w:rFonts w:ascii="Consolas" w:hAnsi="Consolas" w:hint="default" w:eastAsia="Consolas" w:cs="Consolas"/>
+          <w:rFonts w:ascii="Consolas" w:hAnsi="Consolas" w:hint="default" w:eastAsia="仿宋" w:cs="Consolas"/>
           <w:b w:val="0"/>
           <w:color w:val="000000"/>
           <w:sz w:val="21"/>
@@ -4802,7 +4802,7 @@
       </w:r>
       <w:r>
         <w:rPr>
-          <w:rFonts w:ascii="PingFang SC" w:hAnsi="PingFang SC" w:hint="eastAsia" w:eastAsia="PingFang SC" w:cs="PingFang SC"/>
+          <w:rFonts w:ascii="Times New Roman" w:hAnsi="Times New Roman" w:hint="eastAsia" w:eastAsia="仿宋" w:cs="Times New Roman"/>
           <w:b w:val="0"/>
           <w:color w:val="000000"/>
           <w:sz w:val="30"/>
@@ -4811,7 +4811,7 @@
       </w:r>
       <w:r>
         <w:rPr>
-          <w:rFonts w:ascii="Consolas" w:hAnsi="Consolas" w:hint="default" w:eastAsia="Consolas" w:cs="Consolas"/>
+          <w:rFonts w:ascii="Consolas" w:hAnsi="Consolas" w:hint="default" w:eastAsia="仿宋" w:cs="Consolas"/>
           <w:b w:val="0"/>
           <w:color w:val="000000"/>
           <w:sz w:val="21"/>
@@ -4820,7 +4820,7 @@
       </w:r>
       <w:r>
         <w:rPr>
-          <w:rFonts w:ascii="PingFang SC" w:hAnsi="PingFang SC" w:hint="eastAsia" w:eastAsia="PingFang SC" w:cs="PingFang SC"/>
+          <w:rFonts w:ascii="Times New Roman" w:hAnsi="Times New Roman" w:hint="eastAsia" w:eastAsia="仿宋" w:cs="Times New Roman"/>
           <w:b w:val="0"/>
           <w:color w:val="000000"/>
           <w:sz w:val="30"/>
@@ -4829,7 +4829,7 @@
       </w:r>
       <w:r>
         <w:rPr>
-          <w:rFonts w:ascii="Consolas" w:hAnsi="Consolas" w:hint="default" w:eastAsia="Consolas" w:cs="Consolas"/>
+          <w:rFonts w:ascii="Consolas" w:hAnsi="Consolas" w:hint="default" w:eastAsia="仿宋" w:cs="Consolas"/>
           <w:b w:val="0"/>
           <w:color w:val="000000"/>
           <w:sz w:val="21"/>
@@ -4838,7 +4838,7 @@
       </w:r>
       <w:r>
         <w:rPr>
-          <w:rFonts w:ascii="PingFang SC" w:hAnsi="PingFang SC" w:hint="eastAsia" w:eastAsia="PingFang SC" w:cs="PingFang SC"/>
+          <w:rFonts w:ascii="Times New Roman" w:hAnsi="Times New Roman" w:hint="eastAsia" w:eastAsia="仿宋" w:cs="Times New Roman"/>
           <w:b w:val="0"/>
           <w:color w:val="000000"/>
           <w:sz w:val="30"/>
@@ -4851,13 +4851,13 @@
         <w:keepNext/>
         <w:pageBreakBefore/>
         <w:widowControl/>
-        <w:spacing w:before="0" w:after="160" w:line="360" w:lineRule="auto"/>
+        <w:spacing w:before="0" w:after="160" w:line="600" w:lineRule="exact"/>
         <w:ind w:firstLine="642"/>
         <w:jc w:val="both"/>
       </w:pPr>
       <w:r>
         <w:rPr>
-          <w:rFonts w:ascii="PingFang SC" w:hAnsi="PingFang SC" w:hint="eastAsia" w:eastAsia="PingFang SC" w:cs="PingFang SC"/>
+          <w:rFonts w:ascii="Times New Roman" w:hAnsi="Times New Roman" w:hint="eastAsia" w:eastAsia="黑体" w:cs="Times New Roman"/>
           <w:b/>
           <w:color w:val="000000"/>
           <w:sz w:val="32"/>
@@ -4869,13 +4869,13 @@
       <w:pPr>
         <w:keepNext/>
         <w:widowControl/>
-        <w:spacing w:before="200" w:after="80" w:line="324" w:lineRule="auto"/>
+        <w:spacing w:before="200" w:after="80" w:line="520" w:lineRule="exact"/>
         <w:ind w:firstLine="642"/>
         <w:jc w:val="both"/>
       </w:pPr>
       <w:r>
         <w:rPr>
-          <w:rFonts w:ascii="PingFang SC" w:hAnsi="PingFang SC" w:hint="eastAsia" w:eastAsia="PingFang SC" w:cs="PingFang SC"/>
+          <w:rFonts w:ascii="Times New Roman" w:hAnsi="Times New Roman" w:hint="eastAsia" w:eastAsia="黑体" w:cs="Times New Roman"/>
           <w:b/>
           <w:color w:val="000000"/>
           <w:sz w:val="30"/>
@@ -4886,13 +4886,13 @@
     <w:p>
       <w:pPr>
         <w:widowControl/>
-        <w:spacing w:line="348" w:lineRule="auto" w:after="0"/>
+        <w:spacing w:line="540" w:lineRule="exact" w:after="0"/>
         <w:ind w:firstLine="639"/>
         <w:jc w:val="both"/>
       </w:pPr>
       <w:r>
         <w:rPr>
-          <w:rFonts w:ascii="PingFang SC" w:hAnsi="PingFang SC" w:hint="eastAsia" w:eastAsia="PingFang SC" w:cs="PingFang SC"/>
+          <w:rFonts w:ascii="Times New Roman" w:hAnsi="Times New Roman" w:hint="eastAsia" w:eastAsia="仿宋" w:cs="Times New Roman"/>
           <w:b w:val="0"/>
           <w:color w:val="000000"/>
           <w:sz w:val="30"/>
@@ -4901,7 +4901,7 @@
       </w:r>
       <w:r>
         <w:rPr>
-          <w:rFonts w:ascii="Consolas" w:hAnsi="Consolas" w:hint="default" w:eastAsia="Consolas" w:cs="Consolas"/>
+          <w:rFonts w:ascii="Consolas" w:hAnsi="Consolas" w:hint="default" w:eastAsia="仿宋" w:cs="Consolas"/>
           <w:b w:val="0"/>
           <w:color w:val="000000"/>
           <w:sz w:val="21"/>
@@ -4910,7 +4910,7 @@
       </w:r>
       <w:r>
         <w:rPr>
-          <w:rFonts w:ascii="PingFang SC" w:hAnsi="PingFang SC" w:hint="eastAsia" w:eastAsia="PingFang SC" w:cs="PingFang SC"/>
+          <w:rFonts w:ascii="Times New Roman" w:hAnsi="Times New Roman" w:hint="eastAsia" w:eastAsia="仿宋" w:cs="Times New Roman"/>
           <w:b w:val="0"/>
           <w:color w:val="000000"/>
           <w:sz w:val="30"/>
@@ -4922,13 +4922,13 @@
       <w:pPr>
         <w:keepNext/>
         <w:widowControl/>
-        <w:spacing w:before="200" w:after="80" w:line="324" w:lineRule="auto"/>
+        <w:spacing w:before="200" w:after="80" w:line="520" w:lineRule="exact"/>
         <w:ind w:firstLine="642"/>
         <w:jc w:val="both"/>
       </w:pPr>
       <w:r>
         <w:rPr>
-          <w:rFonts w:ascii="PingFang SC" w:hAnsi="PingFang SC" w:hint="eastAsia" w:eastAsia="PingFang SC" w:cs="PingFang SC"/>
+          <w:rFonts w:ascii="Times New Roman" w:hAnsi="Times New Roman" w:hint="eastAsia" w:eastAsia="黑体" w:cs="Times New Roman"/>
           <w:b/>
           <w:color w:val="000000"/>
           <w:sz w:val="30"/>
@@ -4939,13 +4939,13 @@
     <w:p>
       <w:pPr>
         <w:widowControl/>
-        <w:spacing w:line="348" w:lineRule="auto" w:after="0"/>
+        <w:spacing w:line="540" w:lineRule="exact" w:after="0"/>
         <w:ind w:firstLine="639"/>
         <w:jc w:val="both"/>
       </w:pPr>
       <w:r>
         <w:rPr>
-          <w:rFonts w:ascii="PingFang SC" w:hAnsi="PingFang SC" w:hint="eastAsia" w:eastAsia="PingFang SC" w:cs="PingFang SC"/>
+          <w:rFonts w:ascii="Times New Roman" w:hAnsi="Times New Roman" w:hint="eastAsia" w:eastAsia="仿宋" w:cs="Times New Roman"/>
           <w:b w:val="0"/>
           <w:color w:val="000000"/>
           <w:sz w:val="30"/>
@@ -4954,7 +4954,7 @@
       </w:r>
       <w:r>
         <w:rPr>
-          <w:rFonts w:ascii="Consolas" w:hAnsi="Consolas" w:hint="default" w:eastAsia="Consolas" w:cs="Consolas"/>
+          <w:rFonts w:ascii="Consolas" w:hAnsi="Consolas" w:hint="default" w:eastAsia="仿宋" w:cs="Consolas"/>
           <w:b w:val="0"/>
           <w:color w:val="000000"/>
           <w:sz w:val="21"/>
@@ -4963,7 +4963,7 @@
       </w:r>
       <w:r>
         <w:rPr>
-          <w:rFonts w:ascii="PingFang SC" w:hAnsi="PingFang SC" w:hint="eastAsia" w:eastAsia="PingFang SC" w:cs="PingFang SC"/>
+          <w:rFonts w:ascii="Times New Roman" w:hAnsi="Times New Roman" w:hint="eastAsia" w:eastAsia="仿宋" w:cs="Times New Roman"/>
           <w:b w:val="0"/>
           <w:color w:val="000000"/>
           <w:sz w:val="30"/>
@@ -4974,13 +4974,13 @@
     <w:p>
       <w:pPr>
         <w:widowControl/>
-        <w:spacing w:line="348" w:lineRule="auto" w:after="0"/>
+        <w:spacing w:line="540" w:lineRule="exact" w:after="0"/>
         <w:ind w:firstLine="639"/>
         <w:jc w:val="both"/>
       </w:pPr>
       <w:r>
         <w:rPr>
-          <w:rFonts w:ascii="PingFang SC" w:hAnsi="PingFang SC" w:hint="eastAsia" w:eastAsia="PingFang SC" w:cs="PingFang SC"/>
+          <w:rFonts w:ascii="Times New Roman" w:hAnsi="Times New Roman" w:hint="eastAsia" w:eastAsia="仿宋" w:cs="Times New Roman"/>
           <w:b w:val="0"/>
           <w:color w:val="000000"/>
           <w:sz w:val="30"/>
@@ -4992,13 +4992,13 @@
       <w:pPr>
         <w:keepNext/>
         <w:widowControl/>
-        <w:spacing w:before="200" w:after="80" w:line="324" w:lineRule="auto"/>
+        <w:spacing w:before="200" w:after="80" w:line="520" w:lineRule="exact"/>
         <w:ind w:firstLine="642"/>
         <w:jc w:val="both"/>
       </w:pPr>
       <w:r>
         <w:rPr>
-          <w:rFonts w:ascii="PingFang SC" w:hAnsi="PingFang SC" w:hint="eastAsia" w:eastAsia="PingFang SC" w:cs="PingFang SC"/>
+          <w:rFonts w:ascii="Times New Roman" w:hAnsi="Times New Roman" w:hint="eastAsia" w:eastAsia="黑体" w:cs="Times New Roman"/>
           <w:b/>
           <w:color w:val="000000"/>
           <w:sz w:val="30"/>
@@ -5009,13 +5009,13 @@
     <w:p>
       <w:pPr>
         <w:widowControl/>
-        <w:spacing w:line="348" w:lineRule="auto" w:after="0"/>
+        <w:spacing w:line="540" w:lineRule="exact" w:after="0"/>
         <w:ind w:firstLine="639"/>
         <w:jc w:val="both"/>
       </w:pPr>
       <w:r>
         <w:rPr>
-          <w:rFonts w:ascii="PingFang SC" w:hAnsi="PingFang SC" w:hint="eastAsia" w:eastAsia="PingFang SC" w:cs="PingFang SC"/>
+          <w:rFonts w:ascii="Times New Roman" w:hAnsi="Times New Roman" w:hint="eastAsia" w:eastAsia="仿宋" w:cs="Times New Roman"/>
           <w:b w:val="0"/>
           <w:color w:val="000000"/>
           <w:sz w:val="30"/>
@@ -5027,13 +5027,13 @@
       <w:pPr>
         <w:keepNext/>
         <w:widowControl/>
-        <w:spacing w:before="200" w:after="80" w:line="324" w:lineRule="auto"/>
+        <w:spacing w:before="200" w:after="80" w:line="520" w:lineRule="exact"/>
         <w:ind w:firstLine="642"/>
         <w:jc w:val="both"/>
       </w:pPr>
       <w:r>
         <w:rPr>
-          <w:rFonts w:ascii="PingFang SC" w:hAnsi="PingFang SC" w:hint="eastAsia" w:eastAsia="PingFang SC" w:cs="PingFang SC"/>
+          <w:rFonts w:ascii="Times New Roman" w:hAnsi="Times New Roman" w:hint="eastAsia" w:eastAsia="黑体" w:cs="Times New Roman"/>
           <w:b/>
           <w:color w:val="000000"/>
           <w:sz w:val="30"/>
@@ -5044,13 +5044,13 @@
     <w:p>
       <w:pPr>
         <w:widowControl/>
-        <w:spacing w:line="348" w:lineRule="auto" w:after="0"/>
+        <w:spacing w:line="540" w:lineRule="exact" w:after="0"/>
         <w:ind w:firstLine="639"/>
         <w:jc w:val="both"/>
       </w:pPr>
       <w:r>
         <w:rPr>
-          <w:rFonts w:ascii="PingFang SC" w:hAnsi="PingFang SC" w:hint="eastAsia" w:eastAsia="PingFang SC" w:cs="PingFang SC"/>
+          <w:rFonts w:ascii="Times New Roman" w:hAnsi="Times New Roman" w:hint="eastAsia" w:eastAsia="仿宋" w:cs="Times New Roman"/>
           <w:b w:val="0"/>
           <w:color w:val="000000"/>
           <w:sz w:val="30"/>
@@ -5059,7 +5059,7 @@
       </w:r>
       <w:r>
         <w:rPr>
-          <w:rFonts w:ascii="Consolas" w:hAnsi="Consolas" w:hint="default" w:eastAsia="Consolas" w:cs="Consolas"/>
+          <w:rFonts w:ascii="Consolas" w:hAnsi="Consolas" w:hint="default" w:eastAsia="仿宋" w:cs="Consolas"/>
           <w:b w:val="0"/>
           <w:color w:val="000000"/>
           <w:sz w:val="21"/>
@@ -5068,7 +5068,7 @@
       </w:r>
       <w:r>
         <w:rPr>
-          <w:rFonts w:ascii="PingFang SC" w:hAnsi="PingFang SC" w:hint="eastAsia" w:eastAsia="PingFang SC" w:cs="PingFang SC"/>
+          <w:rFonts w:ascii="Times New Roman" w:hAnsi="Times New Roman" w:hint="eastAsia" w:eastAsia="仿宋" w:cs="Times New Roman"/>
           <w:b w:val="0"/>
           <w:color w:val="000000"/>
           <w:sz w:val="30"/>
@@ -5077,7 +5077,7 @@
       </w:r>
       <w:r>
         <w:rPr>
-          <w:rFonts w:ascii="Consolas" w:hAnsi="Consolas" w:hint="default" w:eastAsia="Consolas" w:cs="Consolas"/>
+          <w:rFonts w:ascii="Consolas" w:hAnsi="Consolas" w:hint="default" w:eastAsia="仿宋" w:cs="Consolas"/>
           <w:b w:val="0"/>
           <w:color w:val="000000"/>
           <w:sz w:val="21"/>
@@ -5086,7 +5086,7 @@
       </w:r>
       <w:r>
         <w:rPr>
-          <w:rFonts w:ascii="PingFang SC" w:hAnsi="PingFang SC" w:hint="eastAsia" w:eastAsia="PingFang SC" w:cs="PingFang SC"/>
+          <w:rFonts w:ascii="Times New Roman" w:hAnsi="Times New Roman" w:hint="eastAsia" w:eastAsia="仿宋" w:cs="Times New Roman"/>
           <w:b w:val="0"/>
           <w:color w:val="000000"/>
           <w:sz w:val="30"/>
@@ -5098,13 +5098,13 @@
       <w:pPr>
         <w:keepNext/>
         <w:widowControl/>
-        <w:spacing w:before="200" w:after="80" w:line="324" w:lineRule="auto"/>
+        <w:spacing w:before="200" w:after="80" w:line="520" w:lineRule="exact"/>
         <w:ind w:firstLine="642"/>
         <w:jc w:val="both"/>
       </w:pPr>
       <w:r>
         <w:rPr>
-          <w:rFonts w:ascii="PingFang SC" w:hAnsi="PingFang SC" w:hint="eastAsia" w:eastAsia="PingFang SC" w:cs="PingFang SC"/>
+          <w:rFonts w:ascii="Times New Roman" w:hAnsi="Times New Roman" w:hint="eastAsia" w:eastAsia="黑体" w:cs="Times New Roman"/>
           <w:b/>
           <w:color w:val="000000"/>
           <w:sz w:val="30"/>
@@ -5115,13 +5115,13 @@
     <w:p>
       <w:pPr>
         <w:widowControl/>
-        <w:spacing w:line="348" w:lineRule="auto" w:after="0"/>
+        <w:spacing w:line="540" w:lineRule="exact" w:after="0"/>
         <w:ind w:firstLine="639"/>
         <w:jc w:val="both"/>
       </w:pPr>
       <w:r>
         <w:rPr>
-          <w:rFonts w:ascii="PingFang SC" w:hAnsi="PingFang SC" w:hint="eastAsia" w:eastAsia="PingFang SC" w:cs="PingFang SC"/>
+          <w:rFonts w:ascii="Times New Roman" w:hAnsi="Times New Roman" w:hint="eastAsia" w:eastAsia="仿宋" w:cs="Times New Roman"/>
           <w:b w:val="0"/>
           <w:color w:val="000000"/>
           <w:sz w:val="30"/>
@@ -5132,13 +5132,13 @@
     <w:p>
       <w:pPr>
         <w:widowControl/>
-        <w:spacing w:line="348" w:lineRule="auto" w:after="0"/>
+        <w:spacing w:line="540" w:lineRule="exact" w:after="0"/>
         <w:ind w:firstLine="639"/>
         <w:jc w:val="both"/>
       </w:pPr>
       <w:r>
         <w:rPr>
-          <w:rFonts w:ascii="PingFang SC" w:hAnsi="PingFang SC" w:hint="eastAsia" w:eastAsia="PingFang SC" w:cs="PingFang SC"/>
+          <w:rFonts w:ascii="Times New Roman" w:hAnsi="Times New Roman" w:hint="eastAsia" w:eastAsia="仿宋" w:cs="Times New Roman"/>
           <w:b w:val="0"/>
           <w:color w:val="000000"/>
           <w:sz w:val="30"/>
@@ -5150,13 +5150,13 @@
       <w:pPr>
         <w:keepNext/>
         <w:widowControl/>
-        <w:spacing w:before="200" w:after="80" w:line="324" w:lineRule="auto"/>
+        <w:spacing w:before="200" w:after="80" w:line="520" w:lineRule="exact"/>
         <w:ind w:firstLine="642"/>
         <w:jc w:val="both"/>
       </w:pPr>
       <w:r>
         <w:rPr>
-          <w:rFonts w:ascii="PingFang SC" w:hAnsi="PingFang SC" w:hint="eastAsia" w:eastAsia="PingFang SC" w:cs="PingFang SC"/>
+          <w:rFonts w:ascii="Times New Roman" w:hAnsi="Times New Roman" w:hint="eastAsia" w:eastAsia="黑体" w:cs="Times New Roman"/>
           <w:b/>
           <w:color w:val="000000"/>
           <w:sz w:val="30"/>
@@ -5167,13 +5167,13 @@
     <w:p>
       <w:pPr>
         <w:widowControl/>
-        <w:spacing w:line="348" w:lineRule="auto" w:after="0"/>
+        <w:spacing w:line="540" w:lineRule="exact" w:after="0"/>
         <w:ind w:firstLine="639"/>
         <w:jc w:val="both"/>
       </w:pPr>
       <w:r>
         <w:rPr>
-          <w:rFonts w:ascii="PingFang SC" w:hAnsi="PingFang SC" w:hint="eastAsia" w:eastAsia="PingFang SC" w:cs="PingFang SC"/>
+          <w:rFonts w:ascii="Times New Roman" w:hAnsi="Times New Roman" w:hint="eastAsia" w:eastAsia="仿宋" w:cs="Times New Roman"/>
           <w:b w:val="0"/>
           <w:color w:val="000000"/>
           <w:sz w:val="30"/>
@@ -5185,13 +5185,13 @@
       <w:pPr>
         <w:keepNext/>
         <w:widowControl/>
-        <w:spacing w:before="200" w:after="80" w:line="324" w:lineRule="auto"/>
+        <w:spacing w:before="200" w:after="80" w:line="520" w:lineRule="exact"/>
         <w:ind w:firstLine="642"/>
         <w:jc w:val="both"/>
       </w:pPr>
       <w:r>
         <w:rPr>
-          <w:rFonts w:ascii="PingFang SC" w:hAnsi="PingFang SC" w:hint="eastAsia" w:eastAsia="PingFang SC" w:cs="PingFang SC"/>
+          <w:rFonts w:ascii="Times New Roman" w:hAnsi="Times New Roman" w:hint="eastAsia" w:eastAsia="黑体" w:cs="Times New Roman"/>
           <w:b/>
           <w:color w:val="000000"/>
           <w:sz w:val="30"/>
@@ -5202,13 +5202,13 @@
     <w:p>
       <w:pPr>
         <w:widowControl/>
-        <w:spacing w:line="348" w:lineRule="auto" w:after="0"/>
+        <w:spacing w:line="540" w:lineRule="exact" w:after="0"/>
         <w:ind w:firstLine="639"/>
         <w:jc w:val="both"/>
       </w:pPr>
       <w:r>
         <w:rPr>
-          <w:rFonts w:ascii="PingFang SC" w:hAnsi="PingFang SC" w:hint="eastAsia" w:eastAsia="PingFang SC" w:cs="PingFang SC"/>
+          <w:rFonts w:ascii="Times New Roman" w:hAnsi="Times New Roman" w:hint="eastAsia" w:eastAsia="仿宋" w:cs="Times New Roman"/>
           <w:b w:val="0"/>
           <w:color w:val="000000"/>
           <w:sz w:val="30"/>
@@ -5220,13 +5220,13 @@
       <w:pPr>
         <w:keepNext/>
         <w:widowControl/>
-        <w:spacing w:before="200" w:after="80" w:line="324" w:lineRule="auto"/>
+        <w:spacing w:before="200" w:after="80" w:line="520" w:lineRule="exact"/>
         <w:ind w:firstLine="642"/>
         <w:jc w:val="both"/>
       </w:pPr>
       <w:r>
         <w:rPr>
-          <w:rFonts w:ascii="PingFang SC" w:hAnsi="PingFang SC" w:hint="eastAsia" w:eastAsia="PingFang SC" w:cs="PingFang SC"/>
+          <w:rFonts w:ascii="Times New Roman" w:hAnsi="Times New Roman" w:hint="eastAsia" w:eastAsia="黑体" w:cs="Times New Roman"/>
           <w:b/>
           <w:color w:val="000000"/>
           <w:sz w:val="30"/>
@@ -5237,13 +5237,13 @@
     <w:p>
       <w:pPr>
         <w:widowControl/>
-        <w:spacing w:line="348" w:lineRule="auto" w:after="0"/>
+        <w:spacing w:line="540" w:lineRule="exact" w:after="0"/>
         <w:ind w:firstLine="639"/>
         <w:jc w:val="both"/>
       </w:pPr>
       <w:r>
         <w:rPr>
-          <w:rFonts w:ascii="PingFang SC" w:hAnsi="PingFang SC" w:hint="eastAsia" w:eastAsia="PingFang SC" w:cs="PingFang SC"/>
+          <w:rFonts w:ascii="Times New Roman" w:hAnsi="Times New Roman" w:hint="eastAsia" w:eastAsia="仿宋" w:cs="Times New Roman"/>
           <w:b w:val="0"/>
           <w:color w:val="000000"/>
           <w:sz w:val="30"/>
@@ -5252,7 +5252,7 @@
       </w:r>
       <w:r>
         <w:rPr>
-          <w:rFonts w:ascii="Consolas" w:hAnsi="Consolas" w:hint="default" w:eastAsia="Consolas" w:cs="Consolas"/>
+          <w:rFonts w:ascii="Consolas" w:hAnsi="Consolas" w:hint="default" w:eastAsia="仿宋" w:cs="Consolas"/>
           <w:b w:val="0"/>
           <w:color w:val="000000"/>
           <w:sz w:val="21"/>
@@ -5261,7 +5261,7 @@
       </w:r>
       <w:r>
         <w:rPr>
-          <w:rFonts w:ascii="PingFang SC" w:hAnsi="PingFang SC" w:hint="eastAsia" w:eastAsia="PingFang SC" w:cs="PingFang SC"/>
+          <w:rFonts w:ascii="Times New Roman" w:hAnsi="Times New Roman" w:hint="eastAsia" w:eastAsia="仿宋" w:cs="Times New Roman"/>
           <w:b w:val="0"/>
           <w:color w:val="000000"/>
           <w:sz w:val="30"/>
@@ -5308,12 +5308,12 @@
           </w:tcPr>
           <w:p>
             <w:pPr>
-              <w:spacing w:line="276" w:lineRule="auto" w:before="20" w:after="20"/>
-              <w:jc w:val="center"/>
-            </w:pPr>
-            <w:r>
-              <w:rPr>
-                <w:rFonts w:ascii="PingFang SC" w:hAnsi="PingFang SC" w:hint="eastAsia" w:eastAsia="PingFang SC" w:cs="PingFang SC"/>
+              <w:spacing w:line="340" w:lineRule="exact" w:before="20" w:after="20"/>
+              <w:jc w:val="center"/>
+            </w:pPr>
+            <w:r>
+              <w:rPr>
+                <w:rFonts w:ascii="Times New Roman" w:hAnsi="Times New Roman" w:hint="eastAsia" w:eastAsia="黑体" w:cs="Times New Roman"/>
                 <w:b/>
                 <w:color w:val="FFFFFF"/>
                 <w:sz w:val="21"/>
@@ -5344,12 +5344,12 @@
           </w:tcPr>
           <w:p>
             <w:pPr>
-              <w:spacing w:line="276" w:lineRule="auto" w:before="20" w:after="20"/>
-              <w:jc w:val="center"/>
-            </w:pPr>
-            <w:r>
-              <w:rPr>
-                <w:rFonts w:ascii="PingFang SC" w:hAnsi="PingFang SC" w:hint="eastAsia" w:eastAsia="PingFang SC" w:cs="PingFang SC"/>
+              <w:spacing w:line="340" w:lineRule="exact" w:before="20" w:after="20"/>
+              <w:jc w:val="center"/>
+            </w:pPr>
+            <w:r>
+              <w:rPr>
+                <w:rFonts w:ascii="Times New Roman" w:hAnsi="Times New Roman" w:hint="eastAsia" w:eastAsia="黑体" w:cs="Times New Roman"/>
                 <w:b/>
                 <w:color w:val="FFFFFF"/>
                 <w:sz w:val="21"/>
@@ -5380,12 +5380,12 @@
           </w:tcPr>
           <w:p>
             <w:pPr>
-              <w:spacing w:line="276" w:lineRule="auto" w:before="20" w:after="20"/>
-              <w:jc w:val="center"/>
-            </w:pPr>
-            <w:r>
-              <w:rPr>
-                <w:rFonts w:ascii="PingFang SC" w:hAnsi="PingFang SC" w:hint="eastAsia" w:eastAsia="PingFang SC" w:cs="PingFang SC"/>
+              <w:spacing w:line="340" w:lineRule="exact" w:before="20" w:after="20"/>
+              <w:jc w:val="center"/>
+            </w:pPr>
+            <w:r>
+              <w:rPr>
+                <w:rFonts w:ascii="Times New Roman" w:hAnsi="Times New Roman" w:hint="eastAsia" w:eastAsia="黑体" w:cs="Times New Roman"/>
                 <w:b/>
                 <w:color w:val="FFFFFF"/>
                 <w:sz w:val="21"/>
@@ -5421,12 +5421,12 @@
           </w:tcPr>
           <w:p>
             <w:pPr>
-              <w:spacing w:line="276" w:lineRule="auto" w:before="20" w:after="20"/>
-              <w:jc w:val="center"/>
-            </w:pPr>
-            <w:r>
-              <w:rPr>
-                <w:rFonts w:ascii="PingFang SC" w:hAnsi="PingFang SC" w:hint="eastAsia" w:eastAsia="PingFang SC" w:cs="PingFang SC"/>
+              <w:spacing w:line="340" w:lineRule="exact" w:before="20" w:after="20"/>
+              <w:jc w:val="center"/>
+            </w:pPr>
+            <w:r>
+              <w:rPr>
+                <w:rFonts w:ascii="Times New Roman" w:hAnsi="Times New Roman" w:hint="eastAsia" w:eastAsia="仿宋" w:cs="Times New Roman"/>
                 <w:b w:val="0"/>
                 <w:color w:val="000000"/>
                 <w:sz w:val="21"/>
@@ -5457,12 +5457,12 @@
           </w:tcPr>
           <w:p>
             <w:pPr>
-              <w:spacing w:line="276" w:lineRule="auto" w:before="20" w:after="20"/>
+              <w:spacing w:line="340" w:lineRule="exact" w:before="20" w:after="20"/>
               <w:jc w:val="left"/>
             </w:pPr>
             <w:r>
               <w:rPr>
-                <w:rFonts w:ascii="PingFang SC" w:hAnsi="PingFang SC" w:hint="eastAsia" w:eastAsia="PingFang SC" w:cs="PingFang SC"/>
+                <w:rFonts w:ascii="Times New Roman" w:hAnsi="Times New Roman" w:hint="eastAsia" w:eastAsia="仿宋" w:cs="Times New Roman"/>
                 <w:b w:val="0"/>
                 <w:color w:val="000000"/>
                 <w:sz w:val="21"/>
@@ -5493,12 +5493,12 @@
           </w:tcPr>
           <w:p>
             <w:pPr>
-              <w:spacing w:line="276" w:lineRule="auto" w:before="20" w:after="20"/>
+              <w:spacing w:line="340" w:lineRule="exact" w:before="20" w:after="20"/>
               <w:jc w:val="left"/>
             </w:pPr>
             <w:r>
               <w:rPr>
-                <w:rFonts w:ascii="PingFang SC" w:hAnsi="PingFang SC" w:hint="eastAsia" w:eastAsia="PingFang SC" w:cs="PingFang SC"/>
+                <w:rFonts w:ascii="Times New Roman" w:hAnsi="Times New Roman" w:hint="eastAsia" w:eastAsia="仿宋" w:cs="Times New Roman"/>
                 <w:b w:val="0"/>
                 <w:color w:val="000000"/>
                 <w:sz w:val="21"/>
@@ -5534,12 +5534,12 @@
           </w:tcPr>
           <w:p>
             <w:pPr>
-              <w:spacing w:line="276" w:lineRule="auto" w:before="20" w:after="20"/>
-              <w:jc w:val="center"/>
-            </w:pPr>
-            <w:r>
-              <w:rPr>
-                <w:rFonts w:ascii="PingFang SC" w:hAnsi="PingFang SC" w:hint="eastAsia" w:eastAsia="PingFang SC" w:cs="PingFang SC"/>
+              <w:spacing w:line="340" w:lineRule="exact" w:before="20" w:after="20"/>
+              <w:jc w:val="center"/>
+            </w:pPr>
+            <w:r>
+              <w:rPr>
+                <w:rFonts w:ascii="Times New Roman" w:hAnsi="Times New Roman" w:hint="eastAsia" w:eastAsia="仿宋" w:cs="Times New Roman"/>
                 <w:b w:val="0"/>
                 <w:color w:val="000000"/>
                 <w:sz w:val="21"/>
@@ -5570,12 +5570,12 @@
           </w:tcPr>
           <w:p>
             <w:pPr>
-              <w:spacing w:line="276" w:lineRule="auto" w:before="20" w:after="20"/>
+              <w:spacing w:line="340" w:lineRule="exact" w:before="20" w:after="20"/>
               <w:jc w:val="left"/>
             </w:pPr>
             <w:r>
               <w:rPr>
-                <w:rFonts w:ascii="PingFang SC" w:hAnsi="PingFang SC" w:hint="eastAsia" w:eastAsia="PingFang SC" w:cs="PingFang SC"/>
+                <w:rFonts w:ascii="Times New Roman" w:hAnsi="Times New Roman" w:hint="eastAsia" w:eastAsia="仿宋" w:cs="Times New Roman"/>
                 <w:b w:val="0"/>
                 <w:color w:val="000000"/>
                 <w:sz w:val="21"/>
@@ -5606,12 +5606,12 @@
           </w:tcPr>
           <w:p>
             <w:pPr>
-              <w:spacing w:line="276" w:lineRule="auto" w:before="20" w:after="20"/>
+              <w:spacing w:line="340" w:lineRule="exact" w:before="20" w:after="20"/>
               <w:jc w:val="left"/>
             </w:pPr>
             <w:r>
               <w:rPr>
-                <w:rFonts w:ascii="PingFang SC" w:hAnsi="PingFang SC" w:hint="eastAsia" w:eastAsia="PingFang SC" w:cs="PingFang SC"/>
+                <w:rFonts w:ascii="Times New Roman" w:hAnsi="Times New Roman" w:hint="eastAsia" w:eastAsia="仿宋" w:cs="Times New Roman"/>
                 <w:b w:val="0"/>
                 <w:color w:val="000000"/>
                 <w:sz w:val="21"/>
@@ -5647,12 +5647,12 @@
           </w:tcPr>
           <w:p>
             <w:pPr>
-              <w:spacing w:line="276" w:lineRule="auto" w:before="20" w:after="20"/>
-              <w:jc w:val="center"/>
-            </w:pPr>
-            <w:r>
-              <w:rPr>
-                <w:rFonts w:ascii="PingFang SC" w:hAnsi="PingFang SC" w:hint="eastAsia" w:eastAsia="PingFang SC" w:cs="PingFang SC"/>
+              <w:spacing w:line="340" w:lineRule="exact" w:before="20" w:after="20"/>
+              <w:jc w:val="center"/>
+            </w:pPr>
+            <w:r>
+              <w:rPr>
+                <w:rFonts w:ascii="Times New Roman" w:hAnsi="Times New Roman" w:hint="eastAsia" w:eastAsia="仿宋" w:cs="Times New Roman"/>
                 <w:b w:val="0"/>
                 <w:color w:val="000000"/>
                 <w:sz w:val="21"/>
@@ -5683,12 +5683,12 @@
           </w:tcPr>
           <w:p>
             <w:pPr>
-              <w:spacing w:line="276" w:lineRule="auto" w:before="20" w:after="20"/>
+              <w:spacing w:line="340" w:lineRule="exact" w:before="20" w:after="20"/>
               <w:jc w:val="left"/>
             </w:pPr>
             <w:r>
               <w:rPr>
-                <w:rFonts w:ascii="PingFang SC" w:hAnsi="PingFang SC" w:hint="eastAsia" w:eastAsia="PingFang SC" w:cs="PingFang SC"/>
+                <w:rFonts w:ascii="Times New Roman" w:hAnsi="Times New Roman" w:hint="eastAsia" w:eastAsia="仿宋" w:cs="Times New Roman"/>
                 <w:b w:val="0"/>
                 <w:color w:val="000000"/>
                 <w:sz w:val="21"/>
@@ -5719,12 +5719,12 @@
           </w:tcPr>
           <w:p>
             <w:pPr>
-              <w:spacing w:line="276" w:lineRule="auto" w:before="20" w:after="20"/>
-              <w:jc w:val="center"/>
-            </w:pPr>
-            <w:r>
-              <w:rPr>
-                <w:rFonts w:ascii="PingFang SC" w:hAnsi="PingFang SC" w:hint="eastAsia" w:eastAsia="PingFang SC" w:cs="PingFang SC"/>
+              <w:spacing w:line="340" w:lineRule="exact" w:before="20" w:after="20"/>
+              <w:jc w:val="center"/>
+            </w:pPr>
+            <w:r>
+              <w:rPr>
+                <w:rFonts w:ascii="Times New Roman" w:hAnsi="Times New Roman" w:hint="eastAsia" w:eastAsia="仿宋" w:cs="Times New Roman"/>
                 <w:b w:val="0"/>
                 <w:color w:val="000000"/>
                 <w:sz w:val="21"/>
@@ -5760,12 +5760,12 @@
           </w:tcPr>
           <w:p>
             <w:pPr>
-              <w:spacing w:line="276" w:lineRule="auto" w:before="20" w:after="20"/>
-              <w:jc w:val="center"/>
-            </w:pPr>
-            <w:r>
-              <w:rPr>
-                <w:rFonts w:ascii="PingFang SC" w:hAnsi="PingFang SC" w:hint="eastAsia" w:eastAsia="PingFang SC" w:cs="PingFang SC"/>
+              <w:spacing w:line="340" w:lineRule="exact" w:before="20" w:after="20"/>
+              <w:jc w:val="center"/>
+            </w:pPr>
+            <w:r>
+              <w:rPr>
+                <w:rFonts w:ascii="Times New Roman" w:hAnsi="Times New Roman" w:hint="eastAsia" w:eastAsia="仿宋" w:cs="Times New Roman"/>
                 <w:b w:val="0"/>
                 <w:color w:val="000000"/>
                 <w:sz w:val="21"/>
@@ -5796,12 +5796,12 @@
           </w:tcPr>
           <w:p>
             <w:pPr>
-              <w:spacing w:line="276" w:lineRule="auto" w:before="20" w:after="20"/>
+              <w:spacing w:line="340" w:lineRule="exact" w:before="20" w:after="20"/>
               <w:jc w:val="left"/>
             </w:pPr>
             <w:r>
               <w:rPr>
-                <w:rFonts w:ascii="PingFang SC" w:hAnsi="PingFang SC" w:hint="eastAsia" w:eastAsia="PingFang SC" w:cs="PingFang SC"/>
+                <w:rFonts w:ascii="Times New Roman" w:hAnsi="Times New Roman" w:hint="eastAsia" w:eastAsia="仿宋" w:cs="Times New Roman"/>
                 <w:b w:val="0"/>
                 <w:color w:val="000000"/>
                 <w:sz w:val="21"/>
@@ -5832,12 +5832,12 @@
           </w:tcPr>
           <w:p>
             <w:pPr>
-              <w:spacing w:line="276" w:lineRule="auto" w:before="20" w:after="20"/>
-              <w:jc w:val="center"/>
-            </w:pPr>
-            <w:r>
-              <w:rPr>
-                <w:rFonts w:ascii="PingFang SC" w:hAnsi="PingFang SC" w:hint="eastAsia" w:eastAsia="PingFang SC" w:cs="PingFang SC"/>
+              <w:spacing w:line="340" w:lineRule="exact" w:before="20" w:after="20"/>
+              <w:jc w:val="center"/>
+            </w:pPr>
+            <w:r>
+              <w:rPr>
+                <w:rFonts w:ascii="Times New Roman" w:hAnsi="Times New Roman" w:hint="eastAsia" w:eastAsia="仿宋" w:cs="Times New Roman"/>
                 <w:b w:val="0"/>
                 <w:color w:val="000000"/>
                 <w:sz w:val="21"/>
@@ -5873,12 +5873,12 @@
           </w:tcPr>
           <w:p>
             <w:pPr>
-              <w:spacing w:line="276" w:lineRule="auto" w:before="20" w:after="20"/>
-              <w:jc w:val="center"/>
-            </w:pPr>
-            <w:r>
-              <w:rPr>
-                <w:rFonts w:ascii="PingFang SC" w:hAnsi="PingFang SC" w:hint="eastAsia" w:eastAsia="PingFang SC" w:cs="PingFang SC"/>
+              <w:spacing w:line="340" w:lineRule="exact" w:before="20" w:after="20"/>
+              <w:jc w:val="center"/>
+            </w:pPr>
+            <w:r>
+              <w:rPr>
+                <w:rFonts w:ascii="Times New Roman" w:hAnsi="Times New Roman" w:hint="eastAsia" w:eastAsia="仿宋" w:cs="Times New Roman"/>
                 <w:b w:val="0"/>
                 <w:color w:val="000000"/>
                 <w:sz w:val="21"/>
@@ -5909,12 +5909,12 @@
           </w:tcPr>
           <w:p>
             <w:pPr>
-              <w:spacing w:line="276" w:lineRule="auto" w:before="20" w:after="20"/>
+              <w:spacing w:line="340" w:lineRule="exact" w:before="20" w:after="20"/>
               <w:jc w:val="left"/>
             </w:pPr>
             <w:r>
               <w:rPr>
-                <w:rFonts w:ascii="PingFang SC" w:hAnsi="PingFang SC" w:hint="eastAsia" w:eastAsia="PingFang SC" w:cs="PingFang SC"/>
+                <w:rFonts w:ascii="Times New Roman" w:hAnsi="Times New Roman" w:hint="eastAsia" w:eastAsia="仿宋" w:cs="Times New Roman"/>
                 <w:b w:val="0"/>
                 <w:color w:val="000000"/>
                 <w:sz w:val="21"/>
@@ -5945,12 +5945,12 @@
           </w:tcPr>
           <w:p>
             <w:pPr>
-              <w:spacing w:line="276" w:lineRule="auto" w:before="20" w:after="20"/>
-              <w:jc w:val="center"/>
-            </w:pPr>
-            <w:r>
-              <w:rPr>
-                <w:rFonts w:ascii="PingFang SC" w:hAnsi="PingFang SC" w:hint="eastAsia" w:eastAsia="PingFang SC" w:cs="PingFang SC"/>
+              <w:spacing w:line="340" w:lineRule="exact" w:before="20" w:after="20"/>
+              <w:jc w:val="center"/>
+            </w:pPr>
+            <w:r>
+              <w:rPr>
+                <w:rFonts w:ascii="Times New Roman" w:hAnsi="Times New Roman" w:hint="eastAsia" w:eastAsia="仿宋" w:cs="Times New Roman"/>
                 <w:b w:val="0"/>
                 <w:color w:val="000000"/>
                 <w:sz w:val="21"/>
@@ -5986,12 +5986,12 @@
           </w:tcPr>
           <w:p>
             <w:pPr>
-              <w:spacing w:line="276" w:lineRule="auto" w:before="20" w:after="20"/>
-              <w:jc w:val="center"/>
-            </w:pPr>
-            <w:r>
-              <w:rPr>
-                <w:rFonts w:ascii="PingFang SC" w:hAnsi="PingFang SC" w:hint="eastAsia" w:eastAsia="PingFang SC" w:cs="PingFang SC"/>
+              <w:spacing w:line="340" w:lineRule="exact" w:before="20" w:after="20"/>
+              <w:jc w:val="center"/>
+            </w:pPr>
+            <w:r>
+              <w:rPr>
+                <w:rFonts w:ascii="Times New Roman" w:hAnsi="Times New Roman" w:hint="eastAsia" w:eastAsia="仿宋" w:cs="Times New Roman"/>
                 <w:b w:val="0"/>
                 <w:color w:val="000000"/>
                 <w:sz w:val="21"/>
@@ -6022,12 +6022,12 @@
           </w:tcPr>
           <w:p>
             <w:pPr>
-              <w:spacing w:line="276" w:lineRule="auto" w:before="20" w:after="20"/>
+              <w:spacing w:line="340" w:lineRule="exact" w:before="20" w:after="20"/>
               <w:jc w:val="left"/>
             </w:pPr>
             <w:r>
               <w:rPr>
-                <w:rFonts w:ascii="PingFang SC" w:hAnsi="PingFang SC" w:hint="eastAsia" w:eastAsia="PingFang SC" w:cs="PingFang SC"/>
+                <w:rFonts w:ascii="Times New Roman" w:hAnsi="Times New Roman" w:hint="eastAsia" w:eastAsia="仿宋" w:cs="Times New Roman"/>
                 <w:b w:val="0"/>
                 <w:color w:val="000000"/>
                 <w:sz w:val="21"/>
@@ -6058,12 +6058,12 @@
           </w:tcPr>
           <w:p>
             <w:pPr>
-              <w:spacing w:line="276" w:lineRule="auto" w:before="20" w:after="20"/>
+              <w:spacing w:line="340" w:lineRule="exact" w:before="20" w:after="20"/>
               <w:jc w:val="left"/>
             </w:pPr>
             <w:r>
               <w:rPr>
-                <w:rFonts w:ascii="PingFang SC" w:hAnsi="PingFang SC" w:hint="eastAsia" w:eastAsia="PingFang SC" w:cs="PingFang SC"/>
+                <w:rFonts w:ascii="Times New Roman" w:hAnsi="Times New Roman" w:hint="eastAsia" w:eastAsia="仿宋" w:cs="Times New Roman"/>
                 <w:b w:val="0"/>
                 <w:color w:val="000000"/>
                 <w:sz w:val="21"/>
@@ -6082,13 +6082,13 @@
     <w:p>
       <w:pPr>
         <w:widowControl/>
-        <w:spacing w:line="348" w:lineRule="auto" w:after="0"/>
+        <w:spacing w:line="540" w:lineRule="exact" w:after="0"/>
         <w:ind w:firstLine="639"/>
         <w:jc w:val="both"/>
       </w:pPr>
       <w:r>
         <w:rPr>
-          <w:rFonts w:ascii="PingFang SC" w:hAnsi="PingFang SC" w:hint="eastAsia" w:eastAsia="PingFang SC" w:cs="PingFang SC"/>
+          <w:rFonts w:ascii="Times New Roman" w:hAnsi="Times New Roman" w:hint="eastAsia" w:eastAsia="仿宋" w:cs="Times New Roman"/>
           <w:b w:val="0"/>
           <w:color w:val="000000"/>
           <w:sz w:val="30"/>
@@ -6101,13 +6101,13 @@
         <w:keepNext/>
         <w:pageBreakBefore/>
         <w:widowControl/>
-        <w:spacing w:before="0" w:after="160" w:line="360" w:lineRule="auto"/>
+        <w:spacing w:before="0" w:after="160" w:line="600" w:lineRule="exact"/>
         <w:ind w:firstLine="642"/>
         <w:jc w:val="both"/>
       </w:pPr>
       <w:r>
         <w:rPr>
-          <w:rFonts w:ascii="PingFang SC" w:hAnsi="PingFang SC" w:hint="eastAsia" w:eastAsia="PingFang SC" w:cs="PingFang SC"/>
+          <w:rFonts w:ascii="Times New Roman" w:hAnsi="Times New Roman" w:hint="eastAsia" w:eastAsia="黑体" w:cs="Times New Roman"/>
           <w:b/>
           <w:color w:val="000000"/>
           <w:sz w:val="32"/>
@@ -6119,13 +6119,13 @@
       <w:pPr>
         <w:keepNext/>
         <w:widowControl/>
-        <w:spacing w:before="200" w:after="80" w:line="324" w:lineRule="auto"/>
+        <w:spacing w:before="200" w:after="80" w:line="520" w:lineRule="exact"/>
         <w:ind w:firstLine="642"/>
         <w:jc w:val="both"/>
       </w:pPr>
       <w:r>
         <w:rPr>
-          <w:rFonts w:ascii="PingFang SC" w:hAnsi="PingFang SC" w:hint="eastAsia" w:eastAsia="PingFang SC" w:cs="PingFang SC"/>
+          <w:rFonts w:ascii="Times New Roman" w:hAnsi="Times New Roman" w:hint="eastAsia" w:eastAsia="黑体" w:cs="Times New Roman"/>
           <w:b/>
           <w:color w:val="000000"/>
           <w:sz w:val="30"/>
@@ -6136,13 +6136,13 @@
     <w:p>
       <w:pPr>
         <w:widowControl/>
-        <w:spacing w:line="348" w:lineRule="auto" w:after="0"/>
+        <w:spacing w:line="540" w:lineRule="exact" w:after="0"/>
         <w:ind w:firstLine="639"/>
         <w:jc w:val="both"/>
       </w:pPr>
       <w:r>
         <w:rPr>
-          <w:rFonts w:ascii="PingFang SC" w:hAnsi="PingFang SC" w:hint="eastAsia" w:eastAsia="PingFang SC" w:cs="PingFang SC"/>
+          <w:rFonts w:ascii="Times New Roman" w:hAnsi="Times New Roman" w:hint="eastAsia" w:eastAsia="仿宋" w:cs="Times New Roman"/>
           <w:b w:val="0"/>
           <w:color w:val="000000"/>
           <w:sz w:val="30"/>
@@ -6189,12 +6189,12 @@
           </w:tcPr>
           <w:p>
             <w:pPr>
-              <w:spacing w:line="276" w:lineRule="auto" w:before="20" w:after="20"/>
-              <w:jc w:val="center"/>
-            </w:pPr>
-            <w:r>
-              <w:rPr>
-                <w:rFonts w:ascii="PingFang SC" w:hAnsi="PingFang SC" w:hint="eastAsia" w:eastAsia="PingFang SC" w:cs="PingFang SC"/>
+              <w:spacing w:line="340" w:lineRule="exact" w:before="20" w:after="20"/>
+              <w:jc w:val="center"/>
+            </w:pPr>
+            <w:r>
+              <w:rPr>
+                <w:rFonts w:ascii="Times New Roman" w:hAnsi="Times New Roman" w:hint="eastAsia" w:eastAsia="黑体" w:cs="Times New Roman"/>
                 <w:b/>
                 <w:color w:val="FFFFFF"/>
                 <w:sz w:val="21"/>
@@ -6225,12 +6225,12 @@
           </w:tcPr>
           <w:p>
             <w:pPr>
-              <w:spacing w:line="276" w:lineRule="auto" w:before="20" w:after="20"/>
-              <w:jc w:val="center"/>
-            </w:pPr>
-            <w:r>
-              <w:rPr>
-                <w:rFonts w:ascii="PingFang SC" w:hAnsi="PingFang SC" w:hint="eastAsia" w:eastAsia="PingFang SC" w:cs="PingFang SC"/>
+              <w:spacing w:line="340" w:lineRule="exact" w:before="20" w:after="20"/>
+              <w:jc w:val="center"/>
+            </w:pPr>
+            <w:r>
+              <w:rPr>
+                <w:rFonts w:ascii="Times New Roman" w:hAnsi="Times New Roman" w:hint="eastAsia" w:eastAsia="黑体" w:cs="Times New Roman"/>
                 <w:b/>
                 <w:color w:val="FFFFFF"/>
                 <w:sz w:val="21"/>
@@ -6261,12 +6261,12 @@
           </w:tcPr>
           <w:p>
             <w:pPr>
-              <w:spacing w:line="276" w:lineRule="auto" w:before="20" w:after="20"/>
-              <w:jc w:val="center"/>
-            </w:pPr>
-            <w:r>
-              <w:rPr>
-                <w:rFonts w:ascii="PingFang SC" w:hAnsi="PingFang SC" w:hint="eastAsia" w:eastAsia="PingFang SC" w:cs="PingFang SC"/>
+              <w:spacing w:line="340" w:lineRule="exact" w:before="20" w:after="20"/>
+              <w:jc w:val="center"/>
+            </w:pPr>
+            <w:r>
+              <w:rPr>
+                <w:rFonts w:ascii="Times New Roman" w:hAnsi="Times New Roman" w:hint="eastAsia" w:eastAsia="黑体" w:cs="Times New Roman"/>
                 <w:b/>
                 <w:color w:val="FFFFFF"/>
                 <w:sz w:val="21"/>
@@ -6302,12 +6302,12 @@
           </w:tcPr>
           <w:p>
             <w:pPr>
-              <w:spacing w:line="276" w:lineRule="auto" w:before="20" w:after="20"/>
-              <w:jc w:val="center"/>
-            </w:pPr>
-            <w:r>
-              <w:rPr>
-                <w:rFonts w:ascii="PingFang SC" w:hAnsi="PingFang SC" w:hint="eastAsia" w:eastAsia="PingFang SC" w:cs="PingFang SC"/>
+              <w:spacing w:line="340" w:lineRule="exact" w:before="20" w:after="20"/>
+              <w:jc w:val="center"/>
+            </w:pPr>
+            <w:r>
+              <w:rPr>
+                <w:rFonts w:ascii="Times New Roman" w:hAnsi="Times New Roman" w:hint="eastAsia" w:eastAsia="仿宋" w:cs="Times New Roman"/>
                 <w:b w:val="0"/>
                 <w:color w:val="000000"/>
                 <w:sz w:val="21"/>
@@ -6338,12 +6338,12 @@
           </w:tcPr>
           <w:p>
             <w:pPr>
-              <w:spacing w:line="276" w:lineRule="auto" w:before="20" w:after="20"/>
+              <w:spacing w:line="340" w:lineRule="exact" w:before="20" w:after="20"/>
               <w:jc w:val="left"/>
             </w:pPr>
             <w:r>
               <w:rPr>
-                <w:rFonts w:ascii="PingFang SC" w:hAnsi="PingFang SC" w:hint="eastAsia" w:eastAsia="PingFang SC" w:cs="PingFang SC"/>
+                <w:rFonts w:ascii="Times New Roman" w:hAnsi="Times New Roman" w:hint="eastAsia" w:eastAsia="仿宋" w:cs="Times New Roman"/>
                 <w:b w:val="0"/>
                 <w:color w:val="000000"/>
                 <w:sz w:val="21"/>
@@ -6374,12 +6374,12 @@
           </w:tcPr>
           <w:p>
             <w:pPr>
-              <w:spacing w:line="276" w:lineRule="auto" w:before="20" w:after="20"/>
+              <w:spacing w:line="340" w:lineRule="exact" w:before="20" w:after="20"/>
               <w:jc w:val="left"/>
             </w:pPr>
             <w:r>
               <w:rPr>
-                <w:rFonts w:ascii="PingFang SC" w:hAnsi="PingFang SC" w:hint="eastAsia" w:eastAsia="PingFang SC" w:cs="PingFang SC"/>
+                <w:rFonts w:ascii="Times New Roman" w:hAnsi="Times New Roman" w:hint="eastAsia" w:eastAsia="仿宋" w:cs="Times New Roman"/>
                 <w:b w:val="0"/>
                 <w:color w:val="000000"/>
                 <w:sz w:val="21"/>
@@ -6415,12 +6415,12 @@
           </w:tcPr>
           <w:p>
             <w:pPr>
-              <w:spacing w:line="276" w:lineRule="auto" w:before="20" w:after="20"/>
-              <w:jc w:val="center"/>
-            </w:pPr>
-            <w:r>
-              <w:rPr>
-                <w:rFonts w:ascii="PingFang SC" w:hAnsi="PingFang SC" w:hint="eastAsia" w:eastAsia="PingFang SC" w:cs="PingFang SC"/>
+              <w:spacing w:line="340" w:lineRule="exact" w:before="20" w:after="20"/>
+              <w:jc w:val="center"/>
+            </w:pPr>
+            <w:r>
+              <w:rPr>
+                <w:rFonts w:ascii="Times New Roman" w:hAnsi="Times New Roman" w:hint="eastAsia" w:eastAsia="仿宋" w:cs="Times New Roman"/>
                 <w:b w:val="0"/>
                 <w:color w:val="000000"/>
                 <w:sz w:val="21"/>
@@ -6451,12 +6451,12 @@
           </w:tcPr>
           <w:p>
             <w:pPr>
-              <w:spacing w:line="276" w:lineRule="auto" w:before="20" w:after="20"/>
+              <w:spacing w:line="340" w:lineRule="exact" w:before="20" w:after="20"/>
               <w:jc w:val="left"/>
             </w:pPr>
             <w:r>
               <w:rPr>
-                <w:rFonts w:ascii="PingFang SC" w:hAnsi="PingFang SC" w:hint="eastAsia" w:eastAsia="PingFang SC" w:cs="PingFang SC"/>
+                <w:rFonts w:ascii="Times New Roman" w:hAnsi="Times New Roman" w:hint="eastAsia" w:eastAsia="仿宋" w:cs="Times New Roman"/>
                 <w:b w:val="0"/>
                 <w:color w:val="000000"/>
                 <w:sz w:val="21"/>
@@ -6487,12 +6487,12 @@
           </w:tcPr>
           <w:p>
             <w:pPr>
-              <w:spacing w:line="276" w:lineRule="auto" w:before="20" w:after="20"/>
+              <w:spacing w:line="340" w:lineRule="exact" w:before="20" w:after="20"/>
               <w:jc w:val="left"/>
             </w:pPr>
             <w:r>
               <w:rPr>
-                <w:rFonts w:ascii="PingFang SC" w:hAnsi="PingFang SC" w:hint="eastAsia" w:eastAsia="PingFang SC" w:cs="PingFang SC"/>
+                <w:rFonts w:ascii="Times New Roman" w:hAnsi="Times New Roman" w:hint="eastAsia" w:eastAsia="仿宋" w:cs="Times New Roman"/>
                 <w:b w:val="0"/>
                 <w:color w:val="000000"/>
                 <w:sz w:val="21"/>
@@ -6528,12 +6528,12 @@
           </w:tcPr>
           <w:p>
             <w:pPr>
-              <w:spacing w:line="276" w:lineRule="auto" w:before="20" w:after="20"/>
-              <w:jc w:val="center"/>
-            </w:pPr>
-            <w:r>
-              <w:rPr>
-                <w:rFonts w:ascii="PingFang SC" w:hAnsi="PingFang SC" w:hint="eastAsia" w:eastAsia="PingFang SC" w:cs="PingFang SC"/>
+              <w:spacing w:line="340" w:lineRule="exact" w:before="20" w:after="20"/>
+              <w:jc w:val="center"/>
+            </w:pPr>
+            <w:r>
+              <w:rPr>
+                <w:rFonts w:ascii="Times New Roman" w:hAnsi="Times New Roman" w:hint="eastAsia" w:eastAsia="仿宋" w:cs="Times New Roman"/>
                 <w:b w:val="0"/>
                 <w:color w:val="000000"/>
                 <w:sz w:val="21"/>
@@ -6564,12 +6564,12 @@
           </w:tcPr>
           <w:p>
             <w:pPr>
-              <w:spacing w:line="276" w:lineRule="auto" w:before="20" w:after="20"/>
-              <w:jc w:val="center"/>
-            </w:pPr>
-            <w:r>
-              <w:rPr>
-                <w:rFonts w:ascii="PingFang SC" w:hAnsi="PingFang SC" w:hint="eastAsia" w:eastAsia="PingFang SC" w:cs="PingFang SC"/>
+              <w:spacing w:line="340" w:lineRule="exact" w:before="20" w:after="20"/>
+              <w:jc w:val="center"/>
+            </w:pPr>
+            <w:r>
+              <w:rPr>
+                <w:rFonts w:ascii="Times New Roman" w:hAnsi="Times New Roman" w:hint="eastAsia" w:eastAsia="仿宋" w:cs="Times New Roman"/>
                 <w:b w:val="0"/>
                 <w:color w:val="000000"/>
                 <w:sz w:val="21"/>
@@ -6600,12 +6600,12 @@
           </w:tcPr>
           <w:p>
             <w:pPr>
-              <w:spacing w:line="276" w:lineRule="auto" w:before="20" w:after="20"/>
-              <w:jc w:val="center"/>
-            </w:pPr>
-            <w:r>
-              <w:rPr>
-                <w:rFonts w:ascii="PingFang SC" w:hAnsi="PingFang SC" w:hint="eastAsia" w:eastAsia="PingFang SC" w:cs="PingFang SC"/>
+              <w:spacing w:line="340" w:lineRule="exact" w:before="20" w:after="20"/>
+              <w:jc w:val="center"/>
+            </w:pPr>
+            <w:r>
+              <w:rPr>
+                <w:rFonts w:ascii="Times New Roman" w:hAnsi="Times New Roman" w:hint="eastAsia" w:eastAsia="仿宋" w:cs="Times New Roman"/>
                 <w:b w:val="0"/>
                 <w:color w:val="000000"/>
                 <w:sz w:val="21"/>
@@ -6641,12 +6641,12 @@
           </w:tcPr>
           <w:p>
             <w:pPr>
-              <w:spacing w:line="276" w:lineRule="auto" w:before="20" w:after="20"/>
-              <w:jc w:val="center"/>
-            </w:pPr>
-            <w:r>
-              <w:rPr>
-                <w:rFonts w:ascii="PingFang SC" w:hAnsi="PingFang SC" w:hint="eastAsia" w:eastAsia="PingFang SC" w:cs="PingFang SC"/>
+              <w:spacing w:line="340" w:lineRule="exact" w:before="20" w:after="20"/>
+              <w:jc w:val="center"/>
+            </w:pPr>
+            <w:r>
+              <w:rPr>
+                <w:rFonts w:ascii="Times New Roman" w:hAnsi="Times New Roman" w:hint="eastAsia" w:eastAsia="仿宋" w:cs="Times New Roman"/>
                 <w:b w:val="0"/>
                 <w:color w:val="000000"/>
                 <w:sz w:val="21"/>
@@ -6677,12 +6677,12 @@
           </w:tcPr>
           <w:p>
             <w:pPr>
-              <w:spacing w:line="276" w:lineRule="auto" w:before="20" w:after="20"/>
+              <w:spacing w:line="340" w:lineRule="exact" w:before="20" w:after="20"/>
               <w:jc w:val="left"/>
             </w:pPr>
             <w:r>
               <w:rPr>
-                <w:rFonts w:ascii="PingFang SC" w:hAnsi="PingFang SC" w:hint="eastAsia" w:eastAsia="PingFang SC" w:cs="PingFang SC"/>
+                <w:rFonts w:ascii="Times New Roman" w:hAnsi="Times New Roman" w:hint="eastAsia" w:eastAsia="仿宋" w:cs="Times New Roman"/>
                 <w:b w:val="0"/>
                 <w:color w:val="000000"/>
                 <w:sz w:val="21"/>
@@ -6713,12 +6713,12 @@
           </w:tcPr>
           <w:p>
             <w:pPr>
-              <w:spacing w:line="276" w:lineRule="auto" w:before="20" w:after="20"/>
-              <w:jc w:val="center"/>
-            </w:pPr>
-            <w:r>
-              <w:rPr>
-                <w:rFonts w:ascii="PingFang SC" w:hAnsi="PingFang SC" w:hint="eastAsia" w:eastAsia="PingFang SC" w:cs="PingFang SC"/>
+              <w:spacing w:line="340" w:lineRule="exact" w:before="20" w:after="20"/>
+              <w:jc w:val="center"/>
+            </w:pPr>
+            <w:r>
+              <w:rPr>
+                <w:rFonts w:ascii="Times New Roman" w:hAnsi="Times New Roman" w:hint="eastAsia" w:eastAsia="仿宋" w:cs="Times New Roman"/>
                 <w:b w:val="0"/>
                 <w:color w:val="000000"/>
                 <w:sz w:val="21"/>
@@ -6754,12 +6754,12 @@
           </w:tcPr>
           <w:p>
             <w:pPr>
-              <w:spacing w:line="276" w:lineRule="auto" w:before="20" w:after="20"/>
-              <w:jc w:val="center"/>
-            </w:pPr>
-            <w:r>
-              <w:rPr>
-                <w:rFonts w:ascii="PingFang SC" w:hAnsi="PingFang SC" w:hint="eastAsia" w:eastAsia="PingFang SC" w:cs="PingFang SC"/>
+              <w:spacing w:line="340" w:lineRule="exact" w:before="20" w:after="20"/>
+              <w:jc w:val="center"/>
+            </w:pPr>
+            <w:r>
+              <w:rPr>
+                <w:rFonts w:ascii="Times New Roman" w:hAnsi="Times New Roman" w:hint="eastAsia" w:eastAsia="仿宋" w:cs="Times New Roman"/>
                 <w:b w:val="0"/>
                 <w:color w:val="000000"/>
                 <w:sz w:val="21"/>
@@ -6790,12 +6790,12 @@
           </w:tcPr>
           <w:p>
             <w:pPr>
-              <w:spacing w:line="276" w:lineRule="auto" w:before="20" w:after="20"/>
+              <w:spacing w:line="340" w:lineRule="exact" w:before="20" w:after="20"/>
               <w:jc w:val="left"/>
             </w:pPr>
             <w:r>
               <w:rPr>
-                <w:rFonts w:ascii="PingFang SC" w:hAnsi="PingFang SC" w:hint="eastAsia" w:eastAsia="PingFang SC" w:cs="PingFang SC"/>
+                <w:rFonts w:ascii="Times New Roman" w:hAnsi="Times New Roman" w:hint="eastAsia" w:eastAsia="仿宋" w:cs="Times New Roman"/>
                 <w:b w:val="0"/>
                 <w:color w:val="000000"/>
                 <w:sz w:val="21"/>
@@ -6826,12 +6826,12 @@
           </w:tcPr>
           <w:p>
             <w:pPr>
-              <w:spacing w:line="276" w:lineRule="auto" w:before="20" w:after="20"/>
+              <w:spacing w:line="340" w:lineRule="exact" w:before="20" w:after="20"/>
               <w:jc w:val="left"/>
             </w:pPr>
             <w:r>
               <w:rPr>
-                <w:rFonts w:ascii="PingFang SC" w:hAnsi="PingFang SC" w:hint="eastAsia" w:eastAsia="PingFang SC" w:cs="PingFang SC"/>
+                <w:rFonts w:ascii="Times New Roman" w:hAnsi="Times New Roman" w:hint="eastAsia" w:eastAsia="仿宋" w:cs="Times New Roman"/>
                 <w:b w:val="0"/>
                 <w:color w:val="000000"/>
                 <w:sz w:val="21"/>
@@ -6896,7 +6896,7 @@
       </w:pPr>
       <w:r>
         <w:rPr>
-          <w:rFonts w:ascii="PingFang SC" w:hAnsi="PingFang SC" w:hint="eastAsia" w:eastAsia="PingFang SC" w:cs="PingFang SC"/>
+          <w:rFonts w:ascii="Times New Roman" w:hAnsi="Times New Roman" w:hint="eastAsia" w:eastAsia="仿宋" w:cs="Times New Roman"/>
           <w:b w:val="0"/>
           <w:color w:val="000000"/>
           <w:sz w:val="24"/>
@@ -6953,7 +6953,7 @@
       </w:pPr>
       <w:r>
         <w:rPr>
-          <w:rFonts w:ascii="PingFang SC" w:hAnsi="PingFang SC" w:hint="eastAsia" w:eastAsia="PingFang SC" w:cs="PingFang SC"/>
+          <w:rFonts w:ascii="Times New Roman" w:hAnsi="Times New Roman" w:hint="eastAsia" w:eastAsia="仿宋" w:cs="Times New Roman"/>
           <w:b w:val="0"/>
           <w:color w:val="000000"/>
           <w:sz w:val="24"/>
@@ -7010,7 +7010,7 @@
       </w:pPr>
       <w:r>
         <w:rPr>
-          <w:rFonts w:ascii="PingFang SC" w:hAnsi="PingFang SC" w:hint="eastAsia" w:eastAsia="PingFang SC" w:cs="PingFang SC"/>
+          <w:rFonts w:ascii="Times New Roman" w:hAnsi="Times New Roman" w:hint="eastAsia" w:eastAsia="仿宋" w:cs="Times New Roman"/>
           <w:b w:val="0"/>
           <w:color w:val="000000"/>
           <w:sz w:val="24"/>
@@ -7022,13 +7022,13 @@
       <w:pPr>
         <w:keepNext/>
         <w:widowControl/>
-        <w:spacing w:before="200" w:after="80" w:line="324" w:lineRule="auto"/>
+        <w:spacing w:before="200" w:after="80" w:line="520" w:lineRule="exact"/>
         <w:ind w:firstLine="642"/>
         <w:jc w:val="both"/>
       </w:pPr>
       <w:r>
         <w:rPr>
-          <w:rFonts w:ascii="PingFang SC" w:hAnsi="PingFang SC" w:hint="eastAsia" w:eastAsia="PingFang SC" w:cs="PingFang SC"/>
+          <w:rFonts w:ascii="Times New Roman" w:hAnsi="Times New Roman" w:hint="eastAsia" w:eastAsia="黑体" w:cs="Times New Roman"/>
           <w:b/>
           <w:color w:val="000000"/>
           <w:sz w:val="30"/>
@@ -7076,12 +7076,12 @@
           </w:tcPr>
           <w:p>
             <w:pPr>
-              <w:spacing w:line="276" w:lineRule="auto" w:before="20" w:after="20"/>
-              <w:jc w:val="center"/>
-            </w:pPr>
-            <w:r>
-              <w:rPr>
-                <w:rFonts w:ascii="PingFang SC" w:hAnsi="PingFang SC" w:hint="eastAsia" w:eastAsia="PingFang SC" w:cs="PingFang SC"/>
+              <w:spacing w:line="340" w:lineRule="exact" w:before="20" w:after="20"/>
+              <w:jc w:val="center"/>
+            </w:pPr>
+            <w:r>
+              <w:rPr>
+                <w:rFonts w:ascii="Times New Roman" w:hAnsi="Times New Roman" w:hint="eastAsia" w:eastAsia="黑体" w:cs="Times New Roman"/>
                 <w:b/>
                 <w:color w:val="FFFFFF"/>
                 <w:sz w:val="21"/>
@@ -7112,12 +7112,12 @@
           </w:tcPr>
           <w:p>
             <w:pPr>
-              <w:spacing w:line="276" w:lineRule="auto" w:before="20" w:after="20"/>
-              <w:jc w:val="center"/>
-            </w:pPr>
-            <w:r>
-              <w:rPr>
-                <w:rFonts w:ascii="PingFang SC" w:hAnsi="PingFang SC" w:hint="eastAsia" w:eastAsia="PingFang SC" w:cs="PingFang SC"/>
+              <w:spacing w:line="340" w:lineRule="exact" w:before="20" w:after="20"/>
+              <w:jc w:val="center"/>
+            </w:pPr>
+            <w:r>
+              <w:rPr>
+                <w:rFonts w:ascii="Times New Roman" w:hAnsi="Times New Roman" w:hint="eastAsia" w:eastAsia="黑体" w:cs="Times New Roman"/>
                 <w:b/>
                 <w:color w:val="FFFFFF"/>
                 <w:sz w:val="21"/>
@@ -7148,12 +7148,12 @@
           </w:tcPr>
           <w:p>
             <w:pPr>
-              <w:spacing w:line="276" w:lineRule="auto" w:before="20" w:after="20"/>
-              <w:jc w:val="center"/>
-            </w:pPr>
-            <w:r>
-              <w:rPr>
-                <w:rFonts w:ascii="PingFang SC" w:hAnsi="PingFang SC" w:hint="eastAsia" w:eastAsia="PingFang SC" w:cs="PingFang SC"/>
+              <w:spacing w:line="340" w:lineRule="exact" w:before="20" w:after="20"/>
+              <w:jc w:val="center"/>
+            </w:pPr>
+            <w:r>
+              <w:rPr>
+                <w:rFonts w:ascii="Times New Roman" w:hAnsi="Times New Roman" w:hint="eastAsia" w:eastAsia="黑体" w:cs="Times New Roman"/>
                 <w:b/>
                 <w:color w:val="FFFFFF"/>
                 <w:sz w:val="21"/>
@@ -7184,12 +7184,12 @@
           </w:tcPr>
           <w:p>
             <w:pPr>
-              <w:spacing w:line="276" w:lineRule="auto" w:before="20" w:after="20"/>
-              <w:jc w:val="center"/>
-            </w:pPr>
-            <w:r>
-              <w:rPr>
-                <w:rFonts w:ascii="PingFang SC" w:hAnsi="PingFang SC" w:hint="eastAsia" w:eastAsia="PingFang SC" w:cs="PingFang SC"/>
+              <w:spacing w:line="340" w:lineRule="exact" w:before="20" w:after="20"/>
+              <w:jc w:val="center"/>
+            </w:pPr>
+            <w:r>
+              <w:rPr>
+                <w:rFonts w:ascii="Times New Roman" w:hAnsi="Times New Roman" w:hint="eastAsia" w:eastAsia="黑体" w:cs="Times New Roman"/>
                 <w:b/>
                 <w:color w:val="FFFFFF"/>
                 <w:sz w:val="21"/>
@@ -7225,12 +7225,12 @@
           </w:tcPr>
           <w:p>
             <w:pPr>
-              <w:spacing w:line="276" w:lineRule="auto" w:before="20" w:after="20"/>
-              <w:jc w:val="center"/>
-            </w:pPr>
-            <w:r>
-              <w:rPr>
-                <w:rFonts w:ascii="PingFang SC" w:hAnsi="PingFang SC" w:hint="eastAsia" w:eastAsia="PingFang SC" w:cs="PingFang SC"/>
+              <w:spacing w:line="340" w:lineRule="exact" w:before="20" w:after="20"/>
+              <w:jc w:val="center"/>
+            </w:pPr>
+            <w:r>
+              <w:rPr>
+                <w:rFonts w:ascii="Times New Roman" w:hAnsi="Times New Roman" w:hint="eastAsia" w:eastAsia="仿宋" w:cs="Times New Roman"/>
                 <w:b w:val="0"/>
                 <w:color w:val="000000"/>
                 <w:sz w:val="21"/>
@@ -7261,12 +7261,12 @@
           </w:tcPr>
           <w:p>
             <w:pPr>
-              <w:spacing w:line="276" w:lineRule="auto" w:before="20" w:after="20"/>
-              <w:jc w:val="center"/>
-            </w:pPr>
-            <w:r>
-              <w:rPr>
-                <w:rFonts w:ascii="PingFang SC" w:hAnsi="PingFang SC" w:hint="eastAsia" w:eastAsia="PingFang SC" w:cs="PingFang SC"/>
+              <w:spacing w:line="340" w:lineRule="exact" w:before="20" w:after="20"/>
+              <w:jc w:val="center"/>
+            </w:pPr>
+            <w:r>
+              <w:rPr>
+                <w:rFonts w:ascii="Times New Roman" w:hAnsi="Times New Roman" w:hint="eastAsia" w:eastAsia="仿宋" w:cs="Times New Roman"/>
                 <w:b w:val="0"/>
                 <w:color w:val="000000"/>
                 <w:sz w:val="21"/>
@@ -7297,12 +7297,12 @@
           </w:tcPr>
           <w:p>
             <w:pPr>
-              <w:spacing w:line="276" w:lineRule="auto" w:before="20" w:after="20"/>
-              <w:jc w:val="center"/>
-            </w:pPr>
-            <w:r>
-              <w:rPr>
-                <w:rFonts w:ascii="PingFang SC" w:hAnsi="PingFang SC" w:hint="eastAsia" w:eastAsia="PingFang SC" w:cs="PingFang SC"/>
+              <w:spacing w:line="340" w:lineRule="exact" w:before="20" w:after="20"/>
+              <w:jc w:val="center"/>
+            </w:pPr>
+            <w:r>
+              <w:rPr>
+                <w:rFonts w:ascii="Times New Roman" w:hAnsi="Times New Roman" w:hint="eastAsia" w:eastAsia="仿宋" w:cs="Times New Roman"/>
                 <w:b w:val="0"/>
                 <w:color w:val="000000"/>
                 <w:sz w:val="21"/>
@@ -7333,12 +7333,12 @@
           </w:tcPr>
           <w:p>
             <w:pPr>
-              <w:spacing w:line="276" w:lineRule="auto" w:before="20" w:after="20"/>
+              <w:spacing w:line="340" w:lineRule="exact" w:before="20" w:after="20"/>
               <w:jc w:val="left"/>
             </w:pPr>
             <w:r>
               <w:rPr>
-                <w:rFonts w:ascii="PingFang SC" w:hAnsi="PingFang SC" w:hint="eastAsia" w:eastAsia="PingFang SC" w:cs="PingFang SC"/>
+                <w:rFonts w:ascii="Times New Roman" w:hAnsi="Times New Roman" w:hint="eastAsia" w:eastAsia="仿宋" w:cs="Times New Roman"/>
                 <w:b w:val="0"/>
                 <w:color w:val="000000"/>
                 <w:sz w:val="21"/>
@@ -7374,12 +7374,12 @@
           </w:tcPr>
           <w:p>
             <w:pPr>
-              <w:spacing w:line="276" w:lineRule="auto" w:before="20" w:after="20"/>
-              <w:jc w:val="center"/>
-            </w:pPr>
-            <w:r>
-              <w:rPr>
-                <w:rFonts w:ascii="PingFang SC" w:hAnsi="PingFang SC" w:hint="eastAsia" w:eastAsia="PingFang SC" w:cs="PingFang SC"/>
+              <w:spacing w:line="340" w:lineRule="exact" w:before="20" w:after="20"/>
+              <w:jc w:val="center"/>
+            </w:pPr>
+            <w:r>
+              <w:rPr>
+                <w:rFonts w:ascii="Times New Roman" w:hAnsi="Times New Roman" w:hint="eastAsia" w:eastAsia="仿宋" w:cs="Times New Roman"/>
                 <w:b w:val="0"/>
                 <w:color w:val="000000"/>
                 <w:sz w:val="21"/>
@@ -7410,12 +7410,12 @@
           </w:tcPr>
           <w:p>
             <w:pPr>
-              <w:spacing w:line="276" w:lineRule="auto" w:before="20" w:after="20"/>
-              <w:jc w:val="center"/>
-            </w:pPr>
-            <w:r>
-              <w:rPr>
-                <w:rFonts w:ascii="PingFang SC" w:hAnsi="PingFang SC" w:hint="eastAsia" w:eastAsia="PingFang SC" w:cs="PingFang SC"/>
+              <w:spacing w:line="340" w:lineRule="exact" w:before="20" w:after="20"/>
+              <w:jc w:val="center"/>
+            </w:pPr>
+            <w:r>
+              <w:rPr>
+                <w:rFonts w:ascii="Times New Roman" w:hAnsi="Times New Roman" w:hint="eastAsia" w:eastAsia="仿宋" w:cs="Times New Roman"/>
                 <w:b w:val="0"/>
                 <w:color w:val="000000"/>
                 <w:sz w:val="21"/>
@@ -7446,12 +7446,12 @@
           </w:tcPr>
           <w:p>
             <w:pPr>
-              <w:spacing w:line="276" w:lineRule="auto" w:before="20" w:after="20"/>
-              <w:jc w:val="center"/>
-            </w:pPr>
-            <w:r>
-              <w:rPr>
-                <w:rFonts w:ascii="PingFang SC" w:hAnsi="PingFang SC" w:hint="eastAsia" w:eastAsia="PingFang SC" w:cs="PingFang SC"/>
+              <w:spacing w:line="340" w:lineRule="exact" w:before="20" w:after="20"/>
+              <w:jc w:val="center"/>
+            </w:pPr>
+            <w:r>
+              <w:rPr>
+                <w:rFonts w:ascii="Times New Roman" w:hAnsi="Times New Roman" w:hint="eastAsia" w:eastAsia="仿宋" w:cs="Times New Roman"/>
                 <w:b w:val="0"/>
                 <w:color w:val="000000"/>
                 <w:sz w:val="21"/>
@@ -7482,12 +7482,12 @@
           </w:tcPr>
           <w:p>
             <w:pPr>
-              <w:spacing w:line="276" w:lineRule="auto" w:before="20" w:after="20"/>
+              <w:spacing w:line="340" w:lineRule="exact" w:before="20" w:after="20"/>
               <w:jc w:val="left"/>
             </w:pPr>
             <w:r>
               <w:rPr>
-                <w:rFonts w:ascii="PingFang SC" w:hAnsi="PingFang SC" w:hint="eastAsia" w:eastAsia="PingFang SC" w:cs="PingFang SC"/>
+                <w:rFonts w:ascii="Times New Roman" w:hAnsi="Times New Roman" w:hint="eastAsia" w:eastAsia="仿宋" w:cs="Times New Roman"/>
                 <w:b w:val="0"/>
                 <w:color w:val="000000"/>
                 <w:sz w:val="21"/>
@@ -7523,12 +7523,12 @@
           </w:tcPr>
           <w:p>
             <w:pPr>
-              <w:spacing w:line="276" w:lineRule="auto" w:before="20" w:after="20"/>
-              <w:jc w:val="center"/>
-            </w:pPr>
-            <w:r>
-              <w:rPr>
-                <w:rFonts w:ascii="PingFang SC" w:hAnsi="PingFang SC" w:hint="eastAsia" w:eastAsia="PingFang SC" w:cs="PingFang SC"/>
+              <w:spacing w:line="340" w:lineRule="exact" w:before="20" w:after="20"/>
+              <w:jc w:val="center"/>
+            </w:pPr>
+            <w:r>
+              <w:rPr>
+                <w:rFonts w:ascii="Times New Roman" w:hAnsi="Times New Roman" w:hint="eastAsia" w:eastAsia="仿宋" w:cs="Times New Roman"/>
                 <w:b w:val="0"/>
                 <w:color w:val="000000"/>
                 <w:sz w:val="21"/>
@@ -7559,12 +7559,12 @@
           </w:tcPr>
           <w:p>
             <w:pPr>
-              <w:spacing w:line="276" w:lineRule="auto" w:before="20" w:after="20"/>
-              <w:jc w:val="center"/>
-            </w:pPr>
-            <w:r>
-              <w:rPr>
-                <w:rFonts w:ascii="PingFang SC" w:hAnsi="PingFang SC" w:hint="eastAsia" w:eastAsia="PingFang SC" w:cs="PingFang SC"/>
+              <w:spacing w:line="340" w:lineRule="exact" w:before="20" w:after="20"/>
+              <w:jc w:val="center"/>
+            </w:pPr>
+            <w:r>
+              <w:rPr>
+                <w:rFonts w:ascii="Times New Roman" w:hAnsi="Times New Roman" w:hint="eastAsia" w:eastAsia="仿宋" w:cs="Times New Roman"/>
                 <w:b w:val="0"/>
                 <w:color w:val="000000"/>
                 <w:sz w:val="21"/>
@@ -7595,12 +7595,12 @@
           </w:tcPr>
           <w:p>
             <w:pPr>
-              <w:spacing w:line="276" w:lineRule="auto" w:before="20" w:after="20"/>
-              <w:jc w:val="center"/>
-            </w:pPr>
-            <w:r>
-              <w:rPr>
-                <w:rFonts w:ascii="PingFang SC" w:hAnsi="PingFang SC" w:hint="eastAsia" w:eastAsia="PingFang SC" w:cs="PingFang SC"/>
+              <w:spacing w:line="340" w:lineRule="exact" w:before="20" w:after="20"/>
+              <w:jc w:val="center"/>
+            </w:pPr>
+            <w:r>
+              <w:rPr>
+                <w:rFonts w:ascii="Times New Roman" w:hAnsi="Times New Roman" w:hint="eastAsia" w:eastAsia="仿宋" w:cs="Times New Roman"/>
                 <w:b w:val="0"/>
                 <w:color w:val="000000"/>
                 <w:sz w:val="21"/>
@@ -7631,12 +7631,12 @@
           </w:tcPr>
           <w:p>
             <w:pPr>
-              <w:spacing w:line="276" w:lineRule="auto" w:before="20" w:after="20"/>
+              <w:spacing w:line="340" w:lineRule="exact" w:before="20" w:after="20"/>
               <w:jc w:val="left"/>
             </w:pPr>
             <w:r>
               <w:rPr>
-                <w:rFonts w:ascii="PingFang SC" w:hAnsi="PingFang SC" w:hint="eastAsia" w:eastAsia="PingFang SC" w:cs="PingFang SC"/>
+                <w:rFonts w:ascii="Times New Roman" w:hAnsi="Times New Roman" w:hint="eastAsia" w:eastAsia="仿宋" w:cs="Times New Roman"/>
                 <w:b w:val="0"/>
                 <w:color w:val="000000"/>
                 <w:sz w:val="21"/>
@@ -7672,12 +7672,12 @@
           </w:tcPr>
           <w:p>
             <w:pPr>
-              <w:spacing w:line="276" w:lineRule="auto" w:before="20" w:after="20"/>
-              <w:jc w:val="center"/>
-            </w:pPr>
-            <w:r>
-              <w:rPr>
-                <w:rFonts w:ascii="PingFang SC" w:hAnsi="PingFang SC" w:hint="eastAsia" w:eastAsia="PingFang SC" w:cs="PingFang SC"/>
+              <w:spacing w:line="340" w:lineRule="exact" w:before="20" w:after="20"/>
+              <w:jc w:val="center"/>
+            </w:pPr>
+            <w:r>
+              <w:rPr>
+                <w:rFonts w:ascii="Times New Roman" w:hAnsi="Times New Roman" w:hint="eastAsia" w:eastAsia="仿宋" w:cs="Times New Roman"/>
                 <w:b w:val="0"/>
                 <w:color w:val="000000"/>
                 <w:sz w:val="21"/>
@@ -7708,12 +7708,12 @@
           </w:tcPr>
           <w:p>
             <w:pPr>
-              <w:spacing w:line="276" w:lineRule="auto" w:before="20" w:after="20"/>
-              <w:jc w:val="center"/>
-            </w:pPr>
-            <w:r>
-              <w:rPr>
-                <w:rFonts w:ascii="PingFang SC" w:hAnsi="PingFang SC" w:hint="eastAsia" w:eastAsia="PingFang SC" w:cs="PingFang SC"/>
+              <w:spacing w:line="340" w:lineRule="exact" w:before="20" w:after="20"/>
+              <w:jc w:val="center"/>
+            </w:pPr>
+            <w:r>
+              <w:rPr>
+                <w:rFonts w:ascii="Times New Roman" w:hAnsi="Times New Roman" w:hint="eastAsia" w:eastAsia="仿宋" w:cs="Times New Roman"/>
                 <w:b w:val="0"/>
                 <w:color w:val="000000"/>
                 <w:sz w:val="21"/>
@@ -7744,12 +7744,12 @@
           </w:tcPr>
           <w:p>
             <w:pPr>
-              <w:spacing w:line="276" w:lineRule="auto" w:before="20" w:after="20"/>
-              <w:jc w:val="center"/>
-            </w:pPr>
-            <w:r>
-              <w:rPr>
-                <w:rFonts w:ascii="PingFang SC" w:hAnsi="PingFang SC" w:hint="eastAsia" w:eastAsia="PingFang SC" w:cs="PingFang SC"/>
+              <w:spacing w:line="340" w:lineRule="exact" w:before="20" w:after="20"/>
+              <w:jc w:val="center"/>
+            </w:pPr>
+            <w:r>
+              <w:rPr>
+                <w:rFonts w:ascii="Times New Roman" w:hAnsi="Times New Roman" w:hint="eastAsia" w:eastAsia="仿宋" w:cs="Times New Roman"/>
                 <w:b w:val="0"/>
                 <w:color w:val="000000"/>
                 <w:sz w:val="21"/>
@@ -7780,12 +7780,12 @@
           </w:tcPr>
           <w:p>
             <w:pPr>
-              <w:spacing w:line="276" w:lineRule="auto" w:before="20" w:after="20"/>
+              <w:spacing w:line="340" w:lineRule="exact" w:before="20" w:after="20"/>
               <w:jc w:val="left"/>
             </w:pPr>
             <w:r>
               <w:rPr>
-                <w:rFonts w:ascii="PingFang SC" w:hAnsi="PingFang SC" w:hint="eastAsia" w:eastAsia="PingFang SC" w:cs="PingFang SC"/>
+                <w:rFonts w:ascii="Times New Roman" w:hAnsi="Times New Roman" w:hint="eastAsia" w:eastAsia="仿宋" w:cs="Times New Roman"/>
                 <w:b w:val="0"/>
                 <w:color w:val="000000"/>
                 <w:sz w:val="21"/>
@@ -7821,12 +7821,12 @@
           </w:tcPr>
           <w:p>
             <w:pPr>
-              <w:spacing w:line="276" w:lineRule="auto" w:before="20" w:after="20"/>
-              <w:jc w:val="center"/>
-            </w:pPr>
-            <w:r>
-              <w:rPr>
-                <w:rFonts w:ascii="PingFang SC" w:hAnsi="PingFang SC" w:hint="eastAsia" w:eastAsia="PingFang SC" w:cs="PingFang SC"/>
+              <w:spacing w:line="340" w:lineRule="exact" w:before="20" w:after="20"/>
+              <w:jc w:val="center"/>
+            </w:pPr>
+            <w:r>
+              <w:rPr>
+                <w:rFonts w:ascii="Times New Roman" w:hAnsi="Times New Roman" w:hint="eastAsia" w:eastAsia="仿宋" w:cs="Times New Roman"/>
                 <w:b w:val="0"/>
                 <w:color w:val="000000"/>
                 <w:sz w:val="21"/>
@@ -7857,12 +7857,12 @@
           </w:tcPr>
           <w:p>
             <w:pPr>
-              <w:spacing w:line="276" w:lineRule="auto" w:before="20" w:after="20"/>
-              <w:jc w:val="center"/>
-            </w:pPr>
-            <w:r>
-              <w:rPr>
-                <w:rFonts w:ascii="PingFang SC" w:hAnsi="PingFang SC" w:hint="eastAsia" w:eastAsia="PingFang SC" w:cs="PingFang SC"/>
+              <w:spacing w:line="340" w:lineRule="exact" w:before="20" w:after="20"/>
+              <w:jc w:val="center"/>
+            </w:pPr>
+            <w:r>
+              <w:rPr>
+                <w:rFonts w:ascii="Times New Roman" w:hAnsi="Times New Roman" w:hint="eastAsia" w:eastAsia="仿宋" w:cs="Times New Roman"/>
                 <w:b w:val="0"/>
                 <w:color w:val="000000"/>
                 <w:sz w:val="21"/>
@@ -7893,12 +7893,12 @@
           </w:tcPr>
           <w:p>
             <w:pPr>
-              <w:spacing w:line="276" w:lineRule="auto" w:before="20" w:after="20"/>
-              <w:jc w:val="center"/>
-            </w:pPr>
-            <w:r>
-              <w:rPr>
-                <w:rFonts w:ascii="PingFang SC" w:hAnsi="PingFang SC" w:hint="eastAsia" w:eastAsia="PingFang SC" w:cs="PingFang SC"/>
+              <w:spacing w:line="340" w:lineRule="exact" w:before="20" w:after="20"/>
+              <w:jc w:val="center"/>
+            </w:pPr>
+            <w:r>
+              <w:rPr>
+                <w:rFonts w:ascii="Times New Roman" w:hAnsi="Times New Roman" w:hint="eastAsia" w:eastAsia="仿宋" w:cs="Times New Roman"/>
                 <w:b w:val="0"/>
                 <w:color w:val="000000"/>
                 <w:sz w:val="21"/>
@@ -7929,12 +7929,12 @@
           </w:tcPr>
           <w:p>
             <w:pPr>
-              <w:spacing w:line="276" w:lineRule="auto" w:before="20" w:after="20"/>
+              <w:spacing w:line="340" w:lineRule="exact" w:before="20" w:after="20"/>
               <w:jc w:val="left"/>
             </w:pPr>
             <w:r>
               <w:rPr>
-                <w:rFonts w:ascii="PingFang SC" w:hAnsi="PingFang SC" w:hint="eastAsia" w:eastAsia="PingFang SC" w:cs="PingFang SC"/>
+                <w:rFonts w:ascii="Times New Roman" w:hAnsi="Times New Roman" w:hint="eastAsia" w:eastAsia="仿宋" w:cs="Times New Roman"/>
                 <w:b w:val="0"/>
                 <w:color w:val="000000"/>
                 <w:sz w:val="21"/>
@@ -7970,12 +7970,12 @@
           </w:tcPr>
           <w:p>
             <w:pPr>
-              <w:spacing w:line="276" w:lineRule="auto" w:before="20" w:after="20"/>
-              <w:jc w:val="center"/>
-            </w:pPr>
-            <w:r>
-              <w:rPr>
-                <w:rFonts w:ascii="PingFang SC" w:hAnsi="PingFang SC" w:hint="eastAsia" w:eastAsia="PingFang SC" w:cs="PingFang SC"/>
+              <w:spacing w:line="340" w:lineRule="exact" w:before="20" w:after="20"/>
+              <w:jc w:val="center"/>
+            </w:pPr>
+            <w:r>
+              <w:rPr>
+                <w:rFonts w:ascii="Times New Roman" w:hAnsi="Times New Roman" w:hint="eastAsia" w:eastAsia="仿宋" w:cs="Times New Roman"/>
                 <w:b w:val="0"/>
                 <w:color w:val="000000"/>
                 <w:sz w:val="21"/>
@@ -8006,12 +8006,12 @@
           </w:tcPr>
           <w:p>
             <w:pPr>
-              <w:spacing w:line="276" w:lineRule="auto" w:before="20" w:after="20"/>
-              <w:jc w:val="center"/>
-            </w:pPr>
-            <w:r>
-              <w:rPr>
-                <w:rFonts w:ascii="PingFang SC" w:hAnsi="PingFang SC" w:hint="eastAsia" w:eastAsia="PingFang SC" w:cs="PingFang SC"/>
+              <w:spacing w:line="340" w:lineRule="exact" w:before="20" w:after="20"/>
+              <w:jc w:val="center"/>
+            </w:pPr>
+            <w:r>
+              <w:rPr>
+                <w:rFonts w:ascii="Times New Roman" w:hAnsi="Times New Roman" w:hint="eastAsia" w:eastAsia="仿宋" w:cs="Times New Roman"/>
                 <w:b w:val="0"/>
                 <w:color w:val="000000"/>
                 <w:sz w:val="21"/>
@@ -8042,12 +8042,12 @@
           </w:tcPr>
           <w:p>
             <w:pPr>
-              <w:spacing w:line="276" w:lineRule="auto" w:before="20" w:after="20"/>
-              <w:jc w:val="center"/>
-            </w:pPr>
-            <w:r>
-              <w:rPr>
-                <w:rFonts w:ascii="PingFang SC" w:hAnsi="PingFang SC" w:hint="eastAsia" w:eastAsia="PingFang SC" w:cs="PingFang SC"/>
+              <w:spacing w:line="340" w:lineRule="exact" w:before="20" w:after="20"/>
+              <w:jc w:val="center"/>
+            </w:pPr>
+            <w:r>
+              <w:rPr>
+                <w:rFonts w:ascii="Times New Roman" w:hAnsi="Times New Roman" w:hint="eastAsia" w:eastAsia="仿宋" w:cs="Times New Roman"/>
                 <w:b w:val="0"/>
                 <w:color w:val="000000"/>
                 <w:sz w:val="21"/>
@@ -8078,12 +8078,12 @@
           </w:tcPr>
           <w:p>
             <w:pPr>
-              <w:spacing w:line="276" w:lineRule="auto" w:before="20" w:after="20"/>
+              <w:spacing w:line="340" w:lineRule="exact" w:before="20" w:after="20"/>
               <w:jc w:val="left"/>
             </w:pPr>
             <w:r>
               <w:rPr>
-                <w:rFonts w:ascii="PingFang SC" w:hAnsi="PingFang SC" w:hint="eastAsia" w:eastAsia="PingFang SC" w:cs="PingFang SC"/>
+                <w:rFonts w:ascii="Times New Roman" w:hAnsi="Times New Roman" w:hint="eastAsia" w:eastAsia="仿宋" w:cs="Times New Roman"/>
                 <w:b w:val="0"/>
                 <w:color w:val="000000"/>
                 <w:sz w:val="21"/>
@@ -8119,12 +8119,12 @@
           </w:tcPr>
           <w:p>
             <w:pPr>
-              <w:spacing w:line="276" w:lineRule="auto" w:before="20" w:after="20"/>
-              <w:jc w:val="center"/>
-            </w:pPr>
-            <w:r>
-              <w:rPr>
-                <w:rFonts w:ascii="PingFang SC" w:hAnsi="PingFang SC" w:hint="eastAsia" w:eastAsia="PingFang SC" w:cs="PingFang SC"/>
+              <w:spacing w:line="340" w:lineRule="exact" w:before="20" w:after="20"/>
+              <w:jc w:val="center"/>
+            </w:pPr>
+            <w:r>
+              <w:rPr>
+                <w:rFonts w:ascii="Times New Roman" w:hAnsi="Times New Roman" w:hint="eastAsia" w:eastAsia="仿宋" w:cs="Times New Roman"/>
                 <w:b w:val="0"/>
                 <w:color w:val="000000"/>
                 <w:sz w:val="21"/>
@@ -8155,12 +8155,12 @@
           </w:tcPr>
           <w:p>
             <w:pPr>
-              <w:spacing w:line="276" w:lineRule="auto" w:before="20" w:after="20"/>
-              <w:jc w:val="center"/>
-            </w:pPr>
-            <w:r>
-              <w:rPr>
-                <w:rFonts w:ascii="PingFang SC" w:hAnsi="PingFang SC" w:hint="eastAsia" w:eastAsia="PingFang SC" w:cs="PingFang SC"/>
+              <w:spacing w:line="340" w:lineRule="exact" w:before="20" w:after="20"/>
+              <w:jc w:val="center"/>
+            </w:pPr>
+            <w:r>
+              <w:rPr>
+                <w:rFonts w:ascii="Times New Roman" w:hAnsi="Times New Roman" w:hint="eastAsia" w:eastAsia="仿宋" w:cs="Times New Roman"/>
                 <w:b w:val="0"/>
                 <w:color w:val="000000"/>
                 <w:sz w:val="21"/>
@@ -8191,12 +8191,12 @@
           </w:tcPr>
           <w:p>
             <w:pPr>
-              <w:spacing w:line="276" w:lineRule="auto" w:before="20" w:after="20"/>
-              <w:jc w:val="center"/>
-            </w:pPr>
-            <w:r>
-              <w:rPr>
-                <w:rFonts w:ascii="PingFang SC" w:hAnsi="PingFang SC" w:hint="eastAsia" w:eastAsia="PingFang SC" w:cs="PingFang SC"/>
+              <w:spacing w:line="340" w:lineRule="exact" w:before="20" w:after="20"/>
+              <w:jc w:val="center"/>
+            </w:pPr>
+            <w:r>
+              <w:rPr>
+                <w:rFonts w:ascii="Times New Roman" w:hAnsi="Times New Roman" w:hint="eastAsia" w:eastAsia="仿宋" w:cs="Times New Roman"/>
                 <w:b w:val="0"/>
                 <w:color w:val="000000"/>
                 <w:sz w:val="21"/>
@@ -8227,12 +8227,12 @@
           </w:tcPr>
           <w:p>
             <w:pPr>
-              <w:spacing w:line="276" w:lineRule="auto" w:before="20" w:after="20"/>
+              <w:spacing w:line="340" w:lineRule="exact" w:before="20" w:after="20"/>
               <w:jc w:val="left"/>
             </w:pPr>
             <w:r>
               <w:rPr>
-                <w:rFonts w:ascii="PingFang SC" w:hAnsi="PingFang SC" w:hint="eastAsia" w:eastAsia="PingFang SC" w:cs="PingFang SC"/>
+                <w:rFonts w:ascii="Times New Roman" w:hAnsi="Times New Roman" w:hint="eastAsia" w:eastAsia="仿宋" w:cs="Times New Roman"/>
                 <w:b w:val="0"/>
                 <w:color w:val="000000"/>
                 <w:sz w:val="21"/>
@@ -8252,13 +8252,13 @@
       <w:pPr>
         <w:keepNext/>
         <w:widowControl/>
-        <w:spacing w:before="200" w:after="80" w:line="324" w:lineRule="auto"/>
+        <w:spacing w:before="200" w:after="80" w:line="520" w:lineRule="exact"/>
         <w:ind w:firstLine="642"/>
         <w:jc w:val="both"/>
       </w:pPr>
       <w:r>
         <w:rPr>
-          <w:rFonts w:ascii="PingFang SC" w:hAnsi="PingFang SC" w:hint="eastAsia" w:eastAsia="PingFang SC" w:cs="PingFang SC"/>
+          <w:rFonts w:ascii="Times New Roman" w:hAnsi="Times New Roman" w:hint="eastAsia" w:eastAsia="黑体" w:cs="Times New Roman"/>
           <w:b/>
           <w:color w:val="000000"/>
           <w:sz w:val="30"/>
@@ -8269,13 +8269,13 @@
     <w:p>
       <w:pPr>
         <w:widowControl/>
-        <w:spacing w:line="348" w:lineRule="auto" w:after="0"/>
+        <w:spacing w:line="540" w:lineRule="exact" w:after="0"/>
         <w:ind w:firstLine="639"/>
         <w:jc w:val="both"/>
       </w:pPr>
       <w:r>
         <w:rPr>
-          <w:rFonts w:ascii="PingFang SC" w:hAnsi="PingFang SC" w:hint="eastAsia" w:eastAsia="PingFang SC" w:cs="PingFang SC"/>
+          <w:rFonts w:ascii="Times New Roman" w:hAnsi="Times New Roman" w:hint="eastAsia" w:eastAsia="仿宋" w:cs="Times New Roman"/>
           <w:b w:val="0"/>
           <w:color w:val="000000"/>
           <w:sz w:val="30"/>
@@ -8287,13 +8287,13 @@
       <w:pPr>
         <w:keepNext/>
         <w:widowControl/>
-        <w:spacing w:before="200" w:after="80" w:line="324" w:lineRule="auto"/>
+        <w:spacing w:before="200" w:after="80" w:line="520" w:lineRule="exact"/>
         <w:ind w:firstLine="642"/>
         <w:jc w:val="both"/>
       </w:pPr>
       <w:r>
         <w:rPr>
-          <w:rFonts w:ascii="PingFang SC" w:hAnsi="PingFang SC" w:hint="eastAsia" w:eastAsia="PingFang SC" w:cs="PingFang SC"/>
+          <w:rFonts w:ascii="Times New Roman" w:hAnsi="Times New Roman" w:hint="eastAsia" w:eastAsia="黑体" w:cs="Times New Roman"/>
           <w:b/>
           <w:color w:val="000000"/>
           <w:sz w:val="30"/>
@@ -8304,13 +8304,13 @@
     <w:p>
       <w:pPr>
         <w:widowControl/>
-        <w:spacing w:line="348" w:lineRule="auto" w:after="0"/>
+        <w:spacing w:line="540" w:lineRule="exact" w:after="0"/>
         <w:ind w:firstLine="639"/>
         <w:jc w:val="both"/>
       </w:pPr>
       <w:r>
         <w:rPr>
-          <w:rFonts w:ascii="PingFang SC" w:hAnsi="PingFang SC" w:hint="eastAsia" w:eastAsia="PingFang SC" w:cs="PingFang SC"/>
+          <w:rFonts w:ascii="Times New Roman" w:hAnsi="Times New Roman" w:hint="eastAsia" w:eastAsia="仿宋" w:cs="Times New Roman"/>
           <w:b w:val="0"/>
           <w:color w:val="000000"/>
           <w:sz w:val="30"/>
@@ -8322,13 +8322,13 @@
       <w:pPr>
         <w:keepNext/>
         <w:widowControl/>
-        <w:spacing w:before="200" w:after="80" w:line="324" w:lineRule="auto"/>
+        <w:spacing w:before="200" w:after="80" w:line="520" w:lineRule="exact"/>
         <w:ind w:firstLine="642"/>
         <w:jc w:val="both"/>
       </w:pPr>
       <w:r>
         <w:rPr>
-          <w:rFonts w:ascii="PingFang SC" w:hAnsi="PingFang SC" w:hint="eastAsia" w:eastAsia="PingFang SC" w:cs="PingFang SC"/>
+          <w:rFonts w:ascii="Times New Roman" w:hAnsi="Times New Roman" w:hint="eastAsia" w:eastAsia="黑体" w:cs="Times New Roman"/>
           <w:b/>
           <w:color w:val="000000"/>
           <w:sz w:val="30"/>
@@ -8339,13 +8339,13 @@
     <w:p>
       <w:pPr>
         <w:widowControl/>
-        <w:spacing w:line="348" w:lineRule="auto" w:after="0"/>
+        <w:spacing w:line="540" w:lineRule="exact" w:after="0"/>
         <w:ind w:firstLine="639"/>
         <w:jc w:val="both"/>
       </w:pPr>
       <w:r>
         <w:rPr>
-          <w:rFonts w:ascii="PingFang SC" w:hAnsi="PingFang SC" w:hint="eastAsia" w:eastAsia="PingFang SC" w:cs="PingFang SC"/>
+          <w:rFonts w:ascii="Times New Roman" w:hAnsi="Times New Roman" w:hint="eastAsia" w:eastAsia="仿宋" w:cs="Times New Roman"/>
           <w:b w:val="0"/>
           <w:color w:val="000000"/>
           <w:sz w:val="30"/>
@@ -8357,13 +8357,13 @@
       <w:pPr>
         <w:keepNext/>
         <w:widowControl/>
-        <w:spacing w:before="200" w:after="80" w:line="324" w:lineRule="auto"/>
+        <w:spacing w:before="200" w:after="80" w:line="520" w:lineRule="exact"/>
         <w:ind w:firstLine="642"/>
         <w:jc w:val="both"/>
       </w:pPr>
       <w:r>
         <w:rPr>
-          <w:rFonts w:ascii="PingFang SC" w:hAnsi="PingFang SC" w:hint="eastAsia" w:eastAsia="PingFang SC" w:cs="PingFang SC"/>
+          <w:rFonts w:ascii="Times New Roman" w:hAnsi="Times New Roman" w:hint="eastAsia" w:eastAsia="黑体" w:cs="Times New Roman"/>
           <w:b/>
           <w:color w:val="000000"/>
           <w:sz w:val="30"/>
@@ -8374,13 +8374,13 @@
     <w:p>
       <w:pPr>
         <w:widowControl/>
-        <w:spacing w:line="348" w:lineRule="auto" w:after="0"/>
+        <w:spacing w:line="540" w:lineRule="exact" w:after="0"/>
         <w:ind w:firstLine="639"/>
         <w:jc w:val="both"/>
       </w:pPr>
       <w:r>
         <w:rPr>
-          <w:rFonts w:ascii="PingFang SC" w:hAnsi="PingFang SC" w:hint="eastAsia" w:eastAsia="PingFang SC" w:cs="PingFang SC"/>
+          <w:rFonts w:ascii="Times New Roman" w:hAnsi="Times New Roman" w:hint="eastAsia" w:eastAsia="仿宋" w:cs="Times New Roman"/>
           <w:b w:val="0"/>
           <w:color w:val="000000"/>
           <w:sz w:val="30"/>
@@ -8389,7 +8389,7 @@
       </w:r>
       <w:r>
         <w:rPr>
-          <w:rFonts w:ascii="Consolas" w:hAnsi="Consolas" w:hint="default" w:eastAsia="Consolas" w:cs="Consolas"/>
+          <w:rFonts w:ascii="Consolas" w:hAnsi="Consolas" w:hint="default" w:eastAsia="仿宋" w:cs="Consolas"/>
           <w:b w:val="0"/>
           <w:color w:val="000000"/>
           <w:sz w:val="21"/>
@@ -8398,7 +8398,7 @@
       </w:r>
       <w:r>
         <w:rPr>
-          <w:rFonts w:ascii="PingFang SC" w:hAnsi="PingFang SC" w:hint="eastAsia" w:eastAsia="PingFang SC" w:cs="PingFang SC"/>
+          <w:rFonts w:ascii="Times New Roman" w:hAnsi="Times New Roman" w:hint="eastAsia" w:eastAsia="仿宋" w:cs="Times New Roman"/>
           <w:b w:val="0"/>
           <w:color w:val="000000"/>
           <w:sz w:val="30"/>
@@ -8410,13 +8410,13 @@
       <w:pPr>
         <w:keepNext/>
         <w:widowControl/>
-        <w:spacing w:before="200" w:after="80" w:line="324" w:lineRule="auto"/>
+        <w:spacing w:before="200" w:after="80" w:line="520" w:lineRule="exact"/>
         <w:ind w:firstLine="642"/>
         <w:jc w:val="both"/>
       </w:pPr>
       <w:r>
         <w:rPr>
-          <w:rFonts w:ascii="PingFang SC" w:hAnsi="PingFang SC" w:hint="eastAsia" w:eastAsia="PingFang SC" w:cs="PingFang SC"/>
+          <w:rFonts w:ascii="Times New Roman" w:hAnsi="Times New Roman" w:hint="eastAsia" w:eastAsia="黑体" w:cs="Times New Roman"/>
           <w:b/>
           <w:color w:val="000000"/>
           <w:sz w:val="30"/>
@@ -8427,13 +8427,13 @@
     <w:p>
       <w:pPr>
         <w:widowControl/>
-        <w:spacing w:line="348" w:lineRule="auto" w:after="0"/>
+        <w:spacing w:line="540" w:lineRule="exact" w:after="0"/>
         <w:ind w:firstLine="639"/>
         <w:jc w:val="both"/>
       </w:pPr>
       <w:r>
         <w:rPr>
-          <w:rFonts w:ascii="PingFang SC" w:hAnsi="PingFang SC" w:hint="eastAsia" w:eastAsia="PingFang SC" w:cs="PingFang SC"/>
+          <w:rFonts w:ascii="Times New Roman" w:hAnsi="Times New Roman" w:hint="eastAsia" w:eastAsia="仿宋" w:cs="Times New Roman"/>
           <w:b w:val="0"/>
           <w:color w:val="000000"/>
           <w:sz w:val="30"/>
@@ -8442,7 +8442,7 @@
       </w:r>
       <w:r>
         <w:rPr>
-          <w:rFonts w:ascii="Consolas" w:hAnsi="Consolas" w:hint="default" w:eastAsia="Consolas" w:cs="Consolas"/>
+          <w:rFonts w:ascii="Consolas" w:hAnsi="Consolas" w:hint="default" w:eastAsia="仿宋" w:cs="Consolas"/>
           <w:b w:val="0"/>
           <w:color w:val="000000"/>
           <w:sz w:val="21"/>
@@ -8451,7 +8451,7 @@
       </w:r>
       <w:r>
         <w:rPr>
-          <w:rFonts w:ascii="PingFang SC" w:hAnsi="PingFang SC" w:hint="eastAsia" w:eastAsia="PingFang SC" w:cs="PingFang SC"/>
+          <w:rFonts w:ascii="Times New Roman" w:hAnsi="Times New Roman" w:hint="eastAsia" w:eastAsia="仿宋" w:cs="Times New Roman"/>
           <w:b w:val="0"/>
           <w:color w:val="000000"/>
           <w:sz w:val="30"/>
@@ -8460,7 +8460,7 @@
       </w:r>
       <w:r>
         <w:rPr>
-          <w:rFonts w:ascii="Consolas" w:hAnsi="Consolas" w:hint="default" w:eastAsia="Consolas" w:cs="Consolas"/>
+          <w:rFonts w:ascii="Consolas" w:hAnsi="Consolas" w:hint="default" w:eastAsia="仿宋" w:cs="Consolas"/>
           <w:b w:val="0"/>
           <w:color w:val="000000"/>
           <w:sz w:val="21"/>
@@ -8469,7 +8469,7 @@
       </w:r>
       <w:r>
         <w:rPr>
-          <w:rFonts w:ascii="PingFang SC" w:hAnsi="PingFang SC" w:hint="eastAsia" w:eastAsia="PingFang SC" w:cs="PingFang SC"/>
+          <w:rFonts w:ascii="Times New Roman" w:hAnsi="Times New Roman" w:hint="eastAsia" w:eastAsia="仿宋" w:cs="Times New Roman"/>
           <w:b w:val="0"/>
           <w:color w:val="000000"/>
           <w:sz w:val="30"/>
@@ -8478,7 +8478,7 @@
       </w:r>
       <w:r>
         <w:rPr>
-          <w:rFonts w:ascii="Consolas" w:hAnsi="Consolas" w:hint="default" w:eastAsia="Consolas" w:cs="Consolas"/>
+          <w:rFonts w:ascii="Consolas" w:hAnsi="Consolas" w:hint="default" w:eastAsia="仿宋" w:cs="Consolas"/>
           <w:b w:val="0"/>
           <w:color w:val="000000"/>
           <w:sz w:val="21"/>
@@ -8487,7 +8487,7 @@
       </w:r>
       <w:r>
         <w:rPr>
-          <w:rFonts w:ascii="PingFang SC" w:hAnsi="PingFang SC" w:hint="eastAsia" w:eastAsia="PingFang SC" w:cs="PingFang SC"/>
+          <w:rFonts w:ascii="Times New Roman" w:hAnsi="Times New Roman" w:hint="eastAsia" w:eastAsia="仿宋" w:cs="Times New Roman"/>
           <w:b w:val="0"/>
           <w:color w:val="000000"/>
           <w:sz w:val="30"/>
@@ -8496,7 +8496,7 @@
       </w:r>
       <w:r>
         <w:rPr>
-          <w:rFonts w:ascii="Consolas" w:hAnsi="Consolas" w:hint="default" w:eastAsia="Consolas" w:cs="Consolas"/>
+          <w:rFonts w:ascii="Consolas" w:hAnsi="Consolas" w:hint="default" w:eastAsia="仿宋" w:cs="Consolas"/>
           <w:b w:val="0"/>
           <w:color w:val="000000"/>
           <w:sz w:val="21"/>
@@ -8505,7 +8505,7 @@
       </w:r>
       <w:r>
         <w:rPr>
-          <w:rFonts w:ascii="PingFang SC" w:hAnsi="PingFang SC" w:hint="eastAsia" w:eastAsia="PingFang SC" w:cs="PingFang SC"/>
+          <w:rFonts w:ascii="Times New Roman" w:hAnsi="Times New Roman" w:hint="eastAsia" w:eastAsia="仿宋" w:cs="Times New Roman"/>
           <w:b w:val="0"/>
           <w:color w:val="000000"/>
           <w:sz w:val="30"/>
@@ -8514,7 +8514,7 @@
       </w:r>
       <w:r>
         <w:rPr>
-          <w:rFonts w:ascii="Consolas" w:hAnsi="Consolas" w:hint="default" w:eastAsia="Consolas" w:cs="Consolas"/>
+          <w:rFonts w:ascii="Consolas" w:hAnsi="Consolas" w:hint="default" w:eastAsia="仿宋" w:cs="Consolas"/>
           <w:b w:val="0"/>
           <w:color w:val="000000"/>
           <w:sz w:val="21"/>
@@ -8523,7 +8523,7 @@
       </w:r>
       <w:r>
         <w:rPr>
-          <w:rFonts w:ascii="PingFang SC" w:hAnsi="PingFang SC" w:hint="eastAsia" w:eastAsia="PingFang SC" w:cs="PingFang SC"/>
+          <w:rFonts w:ascii="Times New Roman" w:hAnsi="Times New Roman" w:hint="eastAsia" w:eastAsia="仿宋" w:cs="Times New Roman"/>
           <w:b w:val="0"/>
           <w:color w:val="000000"/>
           <w:sz w:val="30"/>
@@ -8536,13 +8536,13 @@
         <w:keepNext/>
         <w:pageBreakBefore/>
         <w:widowControl/>
-        <w:spacing w:before="0" w:after="160" w:line="360" w:lineRule="auto"/>
+        <w:spacing w:before="0" w:after="160" w:line="600" w:lineRule="exact"/>
         <w:ind w:firstLine="642"/>
         <w:jc w:val="both"/>
       </w:pPr>
       <w:r>
         <w:rPr>
-          <w:rFonts w:ascii="PingFang SC" w:hAnsi="PingFang SC" w:hint="eastAsia" w:eastAsia="PingFang SC" w:cs="PingFang SC"/>
+          <w:rFonts w:ascii="Times New Roman" w:hAnsi="Times New Roman" w:hint="eastAsia" w:eastAsia="黑体" w:cs="Times New Roman"/>
           <w:b/>
           <w:color w:val="000000"/>
           <w:sz w:val="32"/>
@@ -8554,13 +8554,13 @@
       <w:pPr>
         <w:keepNext/>
         <w:widowControl/>
-        <w:spacing w:before="200" w:after="80" w:line="324" w:lineRule="auto"/>
+        <w:spacing w:before="200" w:after="80" w:line="520" w:lineRule="exact"/>
         <w:ind w:firstLine="642"/>
         <w:jc w:val="both"/>
       </w:pPr>
       <w:r>
         <w:rPr>
-          <w:rFonts w:ascii="PingFang SC" w:hAnsi="PingFang SC" w:hint="eastAsia" w:eastAsia="PingFang SC" w:cs="PingFang SC"/>
+          <w:rFonts w:ascii="Times New Roman" w:hAnsi="Times New Roman" w:hint="eastAsia" w:eastAsia="黑体" w:cs="Times New Roman"/>
           <w:b/>
           <w:color w:val="000000"/>
           <w:sz w:val="30"/>
@@ -8571,31 +8571,49 @@
     <w:p>
       <w:pPr>
         <w:widowControl/>
-        <w:spacing w:line="348" w:lineRule="auto" w:after="0"/>
+        <w:spacing w:line="540" w:lineRule="exact" w:after="0"/>
         <w:ind w:firstLine="639"/>
         <w:jc w:val="both"/>
       </w:pPr>
       <w:r>
         <w:rPr>
-          <w:rFonts w:ascii="PingFang SC" w:hAnsi="PingFang SC" w:hint="eastAsia" w:eastAsia="PingFang SC" w:cs="PingFang SC"/>
+          <w:rFonts w:ascii="Times New Roman" w:hAnsi="Times New Roman" w:hint="eastAsia" w:eastAsia="仿宋" w:cs="Times New Roman"/>
           <w:b w:val="0"/>
           <w:color w:val="000000"/>
           <w:sz w:val="30"/>
         </w:rPr>
-        <w:t xml:space="preserve">作品已经部署在 Railway。参赛证据页、Web 服务、API 服务和 PostgreSQL 均在 2026 年 10 月 14 日完成线上验证。黄金案例状态为 </w:t>
-      </w:r>
-      <w:r>
-        <w:rPr>
-          <w:rFonts w:ascii="Consolas" w:hAnsi="Consolas" w:hint="default" w:eastAsia="Consolas" w:cs="Consolas"/>
+        <w:t xml:space="preserve">作品已经部署在 Railway，线上地址为 </w:t>
+      </w:r>
+      <w:r>
+        <w:rPr>
+          <w:rFonts w:ascii="Consolas" w:hAnsi="Consolas" w:hint="default" w:eastAsia="仿宋" w:cs="Consolas"/>
           <w:b w:val="0"/>
           <w:color w:val="000000"/>
           <w:sz w:val="21"/>
         </w:rPr>
+        <w:t>https://globalinfra-ai-production.up.railway.app/</w:t>
+      </w:r>
+      <w:r>
+        <w:rPr>
+          <w:rFonts w:ascii="Times New Roman" w:hAnsi="Times New Roman" w:hint="eastAsia" w:eastAsia="仿宋" w:cs="Times New Roman"/>
+          <w:b w:val="0"/>
+          <w:color w:val="000000"/>
+          <w:sz w:val="30"/>
+        </w:rPr>
+        <w:t xml:space="preserve">。参赛证据页、Web 服务、API 服务和 PostgreSQL 均在 2026 年 10 月 14 日完成线上验证。黄金案例状态为 </w:t>
+      </w:r>
+      <w:r>
+        <w:rPr>
+          <w:rFonts w:ascii="Consolas" w:hAnsi="Consolas" w:hint="default" w:eastAsia="仿宋" w:cs="Consolas"/>
+          <w:b w:val="0"/>
+          <w:color w:val="000000"/>
+          <w:sz w:val="21"/>
+        </w:rPr>
         <w:t>CLOSED</w:t>
       </w:r>
       <w:r>
         <w:rPr>
-          <w:rFonts w:ascii="PingFang SC" w:hAnsi="PingFang SC" w:hint="eastAsia" w:eastAsia="PingFang SC" w:cs="PingFang SC"/>
+          <w:rFonts w:ascii="Times New Roman" w:hAnsi="Times New Roman" w:hint="eastAsia" w:eastAsia="仿宋" w:cs="Times New Roman"/>
           <w:b w:val="0"/>
           <w:color w:val="000000"/>
           <w:sz w:val="30"/>
@@ -8604,7 +8622,7 @@
       </w:r>
       <w:r>
         <w:rPr>
-          <w:rFonts w:ascii="Consolas" w:hAnsi="Consolas" w:hint="default" w:eastAsia="Consolas" w:cs="Consolas"/>
+          <w:rFonts w:ascii="Consolas" w:hAnsi="Consolas" w:hint="default" w:eastAsia="仿宋" w:cs="Consolas"/>
           <w:b w:val="0"/>
           <w:color w:val="000000"/>
           <w:sz w:val="21"/>
@@ -8613,7 +8631,7 @@
       </w:r>
       <w:r>
         <w:rPr>
-          <w:rFonts w:ascii="PingFang SC" w:hAnsi="PingFang SC" w:hint="eastAsia" w:eastAsia="PingFang SC" w:cs="PingFang SC"/>
+          <w:rFonts w:ascii="Times New Roman" w:hAnsi="Times New Roman" w:hint="eastAsia" w:eastAsia="仿宋" w:cs="Times New Roman"/>
           <w:b w:val="0"/>
           <w:color w:val="000000"/>
           <w:sz w:val="30"/>
@@ -8624,13 +8642,13 @@
     <w:p>
       <w:pPr>
         <w:widowControl/>
-        <w:spacing w:line="348" w:lineRule="auto" w:after="0"/>
+        <w:spacing w:line="540" w:lineRule="exact" w:after="0"/>
         <w:ind w:firstLine="639"/>
         <w:jc w:val="both"/>
       </w:pPr>
       <w:r>
         <w:rPr>
-          <w:rFonts w:ascii="PingFang SC" w:hAnsi="PingFang SC" w:hint="eastAsia" w:eastAsia="PingFang SC" w:cs="PingFang SC"/>
+          <w:rFonts w:ascii="Times New Roman" w:hAnsi="Times New Roman" w:hint="eastAsia" w:eastAsia="仿宋" w:cs="Times New Roman"/>
           <w:b w:val="0"/>
           <w:color w:val="000000"/>
           <w:sz w:val="30"/>
@@ -8687,7 +8705,7 @@
       </w:pPr>
       <w:r>
         <w:rPr>
-          <w:rFonts w:ascii="PingFang SC" w:hAnsi="PingFang SC" w:hint="eastAsia" w:eastAsia="PingFang SC" w:cs="PingFang SC"/>
+          <w:rFonts w:ascii="Times New Roman" w:hAnsi="Times New Roman" w:hint="eastAsia" w:eastAsia="仿宋" w:cs="Times New Roman"/>
           <w:b w:val="0"/>
           <w:color w:val="000000"/>
           <w:sz w:val="24"/>
@@ -8699,13 +8717,13 @@
       <w:pPr>
         <w:keepNext/>
         <w:widowControl/>
-        <w:spacing w:before="200" w:after="80" w:line="324" w:lineRule="auto"/>
+        <w:spacing w:before="200" w:after="80" w:line="520" w:lineRule="exact"/>
         <w:ind w:firstLine="642"/>
         <w:jc w:val="both"/>
       </w:pPr>
       <w:r>
         <w:rPr>
-          <w:rFonts w:ascii="PingFang SC" w:hAnsi="PingFang SC" w:hint="eastAsia" w:eastAsia="PingFang SC" w:cs="PingFang SC"/>
+          <w:rFonts w:ascii="Times New Roman" w:hAnsi="Times New Roman" w:hint="eastAsia" w:eastAsia="黑体" w:cs="Times New Roman"/>
           <w:b/>
           <w:color w:val="000000"/>
           <w:sz w:val="30"/>
@@ -8716,13 +8734,13 @@
     <w:p>
       <w:pPr>
         <w:widowControl/>
-        <w:spacing w:line="348" w:lineRule="auto" w:after="0"/>
+        <w:spacing w:line="540" w:lineRule="exact" w:after="0"/>
         <w:ind w:firstLine="639"/>
         <w:jc w:val="both"/>
       </w:pPr>
       <w:r>
         <w:rPr>
-          <w:rFonts w:ascii="PingFang SC" w:hAnsi="PingFang SC" w:hint="eastAsia" w:eastAsia="PingFang SC" w:cs="PingFang SC"/>
+          <w:rFonts w:ascii="Times New Roman" w:hAnsi="Times New Roman" w:hint="eastAsia" w:eastAsia="仿宋" w:cs="Times New Roman"/>
           <w:b w:val="0"/>
           <w:color w:val="000000"/>
           <w:sz w:val="30"/>
@@ -8731,7 +8749,7 @@
       </w:r>
       <w:r>
         <w:rPr>
-          <w:rFonts w:ascii="Consolas" w:hAnsi="Consolas" w:hint="default" w:eastAsia="Consolas" w:cs="Consolas"/>
+          <w:rFonts w:ascii="Consolas" w:hAnsi="Consolas" w:hint="default" w:eastAsia="仿宋" w:cs="Consolas"/>
           <w:b w:val="0"/>
           <w:color w:val="000000"/>
           <w:sz w:val="21"/>
@@ -8740,7 +8758,7 @@
       </w:r>
       <w:r>
         <w:rPr>
-          <w:rFonts w:ascii="PingFang SC" w:hAnsi="PingFang SC" w:hint="eastAsia" w:eastAsia="PingFang SC" w:cs="PingFang SC"/>
+          <w:rFonts w:ascii="Times New Roman" w:hAnsi="Times New Roman" w:hint="eastAsia" w:eastAsia="仿宋" w:cs="Times New Roman"/>
           <w:b w:val="0"/>
           <w:color w:val="000000"/>
           <w:sz w:val="30"/>
@@ -8787,12 +8805,12 @@
           </w:tcPr>
           <w:p>
             <w:pPr>
-              <w:spacing w:line="276" w:lineRule="auto" w:before="20" w:after="20"/>
-              <w:jc w:val="center"/>
-            </w:pPr>
-            <w:r>
-              <w:rPr>
-                <w:rFonts w:ascii="PingFang SC" w:hAnsi="PingFang SC" w:hint="eastAsia" w:eastAsia="PingFang SC" w:cs="PingFang SC"/>
+              <w:spacing w:line="340" w:lineRule="exact" w:before="20" w:after="20"/>
+              <w:jc w:val="center"/>
+            </w:pPr>
+            <w:r>
+              <w:rPr>
+                <w:rFonts w:ascii="Times New Roman" w:hAnsi="Times New Roman" w:hint="eastAsia" w:eastAsia="黑体" w:cs="Times New Roman"/>
                 <w:b/>
                 <w:color w:val="FFFFFF"/>
                 <w:sz w:val="21"/>
@@ -8823,12 +8841,12 @@
           </w:tcPr>
           <w:p>
             <w:pPr>
-              <w:spacing w:line="276" w:lineRule="auto" w:before="20" w:after="20"/>
-              <w:jc w:val="center"/>
-            </w:pPr>
-            <w:r>
-              <w:rPr>
-                <w:rFonts w:ascii="PingFang SC" w:hAnsi="PingFang SC" w:hint="eastAsia" w:eastAsia="PingFang SC" w:cs="PingFang SC"/>
+              <w:spacing w:line="340" w:lineRule="exact" w:before="20" w:after="20"/>
+              <w:jc w:val="center"/>
+            </w:pPr>
+            <w:r>
+              <w:rPr>
+                <w:rFonts w:ascii="Times New Roman" w:hAnsi="Times New Roman" w:hint="eastAsia" w:eastAsia="黑体" w:cs="Times New Roman"/>
                 <w:b/>
                 <w:color w:val="FFFFFF"/>
                 <w:sz w:val="21"/>
@@ -8859,12 +8877,12 @@
           </w:tcPr>
           <w:p>
             <w:pPr>
-              <w:spacing w:line="276" w:lineRule="auto" w:before="20" w:after="20"/>
-              <w:jc w:val="center"/>
-            </w:pPr>
-            <w:r>
-              <w:rPr>
-                <w:rFonts w:ascii="PingFang SC" w:hAnsi="PingFang SC" w:hint="eastAsia" w:eastAsia="PingFang SC" w:cs="PingFang SC"/>
+              <w:spacing w:line="340" w:lineRule="exact" w:before="20" w:after="20"/>
+              <w:jc w:val="center"/>
+            </w:pPr>
+            <w:r>
+              <w:rPr>
+                <w:rFonts w:ascii="Times New Roman" w:hAnsi="Times New Roman" w:hint="eastAsia" w:eastAsia="黑体" w:cs="Times New Roman"/>
                 <w:b/>
                 <w:color w:val="FFFFFF"/>
                 <w:sz w:val="21"/>
@@ -8900,12 +8918,12 @@
           </w:tcPr>
           <w:p>
             <w:pPr>
-              <w:spacing w:line="276" w:lineRule="auto" w:before="20" w:after="20"/>
-              <w:jc w:val="center"/>
-            </w:pPr>
-            <w:r>
-              <w:rPr>
-                <w:rFonts w:ascii="PingFang SC" w:hAnsi="PingFang SC" w:hint="eastAsia" w:eastAsia="PingFang SC" w:cs="PingFang SC"/>
+              <w:spacing w:line="340" w:lineRule="exact" w:before="20" w:after="20"/>
+              <w:jc w:val="center"/>
+            </w:pPr>
+            <w:r>
+              <w:rPr>
+                <w:rFonts w:ascii="Times New Roman" w:hAnsi="Times New Roman" w:hint="eastAsia" w:eastAsia="仿宋" w:cs="Times New Roman"/>
                 <w:b w:val="0"/>
                 <w:color w:val="000000"/>
                 <w:sz w:val="21"/>
@@ -8936,12 +8954,12 @@
           </w:tcPr>
           <w:p>
             <w:pPr>
-              <w:spacing w:line="276" w:lineRule="auto" w:before="20" w:after="20"/>
-              <w:jc w:val="center"/>
-            </w:pPr>
-            <w:r>
-              <w:rPr>
-                <w:rFonts w:ascii="PingFang SC" w:hAnsi="PingFang SC" w:hint="eastAsia" w:eastAsia="PingFang SC" w:cs="PingFang SC"/>
+              <w:spacing w:line="340" w:lineRule="exact" w:before="20" w:after="20"/>
+              <w:jc w:val="center"/>
+            </w:pPr>
+            <w:r>
+              <w:rPr>
+                <w:rFonts w:ascii="Times New Roman" w:hAnsi="Times New Roman" w:hint="eastAsia" w:eastAsia="仿宋" w:cs="Times New Roman"/>
                 <w:b w:val="0"/>
                 <w:color w:val="000000"/>
                 <w:sz w:val="21"/>
@@ -8972,12 +8990,12 @@
           </w:tcPr>
           <w:p>
             <w:pPr>
-              <w:spacing w:line="276" w:lineRule="auto" w:before="20" w:after="20"/>
+              <w:spacing w:line="340" w:lineRule="exact" w:before="20" w:after="20"/>
               <w:jc w:val="left"/>
             </w:pPr>
             <w:r>
               <w:rPr>
-                <w:rFonts w:ascii="PingFang SC" w:hAnsi="PingFang SC" w:hint="eastAsia" w:eastAsia="PingFang SC" w:cs="PingFang SC"/>
+                <w:rFonts w:ascii="Times New Roman" w:hAnsi="Times New Roman" w:hint="eastAsia" w:eastAsia="仿宋" w:cs="Times New Roman"/>
                 <w:b w:val="0"/>
                 <w:color w:val="000000"/>
                 <w:sz w:val="21"/>
@@ -9013,12 +9031,12 @@
           </w:tcPr>
           <w:p>
             <w:pPr>
-              <w:spacing w:line="276" w:lineRule="auto" w:before="20" w:after="20"/>
-              <w:jc w:val="center"/>
-            </w:pPr>
-            <w:r>
-              <w:rPr>
-                <w:rFonts w:ascii="PingFang SC" w:hAnsi="PingFang SC" w:hint="eastAsia" w:eastAsia="PingFang SC" w:cs="PingFang SC"/>
+              <w:spacing w:line="340" w:lineRule="exact" w:before="20" w:after="20"/>
+              <w:jc w:val="center"/>
+            </w:pPr>
+            <w:r>
+              <w:rPr>
+                <w:rFonts w:ascii="Times New Roman" w:hAnsi="Times New Roman" w:hint="eastAsia" w:eastAsia="仿宋" w:cs="Times New Roman"/>
                 <w:b w:val="0"/>
                 <w:color w:val="000000"/>
                 <w:sz w:val="21"/>
@@ -9049,12 +9067,12 @@
           </w:tcPr>
           <w:p>
             <w:pPr>
-              <w:spacing w:line="276" w:lineRule="auto" w:before="20" w:after="20"/>
-              <w:jc w:val="center"/>
-            </w:pPr>
-            <w:r>
-              <w:rPr>
-                <w:rFonts w:ascii="PingFang SC" w:hAnsi="PingFang SC" w:hint="eastAsia" w:eastAsia="PingFang SC" w:cs="PingFang SC"/>
+              <w:spacing w:line="340" w:lineRule="exact" w:before="20" w:after="20"/>
+              <w:jc w:val="center"/>
+            </w:pPr>
+            <w:r>
+              <w:rPr>
+                <w:rFonts w:ascii="Times New Roman" w:hAnsi="Times New Roman" w:hint="eastAsia" w:eastAsia="仿宋" w:cs="Times New Roman"/>
                 <w:b w:val="0"/>
                 <w:color w:val="000000"/>
                 <w:sz w:val="21"/>
@@ -9085,12 +9103,12 @@
           </w:tcPr>
           <w:p>
             <w:pPr>
-              <w:spacing w:line="276" w:lineRule="auto" w:before="20" w:after="20"/>
+              <w:spacing w:line="340" w:lineRule="exact" w:before="20" w:after="20"/>
               <w:jc w:val="left"/>
             </w:pPr>
             <w:r>
               <w:rPr>
-                <w:rFonts w:ascii="PingFang SC" w:hAnsi="PingFang SC" w:hint="eastAsia" w:eastAsia="PingFang SC" w:cs="PingFang SC"/>
+                <w:rFonts w:ascii="Times New Roman" w:hAnsi="Times New Roman" w:hint="eastAsia" w:eastAsia="仿宋" w:cs="Times New Roman"/>
                 <w:b w:val="0"/>
                 <w:color w:val="000000"/>
                 <w:sz w:val="21"/>
@@ -9126,12 +9144,12 @@
           </w:tcPr>
           <w:p>
             <w:pPr>
-              <w:spacing w:line="276" w:lineRule="auto" w:before="20" w:after="20"/>
-              <w:jc w:val="center"/>
-            </w:pPr>
-            <w:r>
-              <w:rPr>
-                <w:rFonts w:ascii="PingFang SC" w:hAnsi="PingFang SC" w:hint="eastAsia" w:eastAsia="PingFang SC" w:cs="PingFang SC"/>
+              <w:spacing w:line="340" w:lineRule="exact" w:before="20" w:after="20"/>
+              <w:jc w:val="center"/>
+            </w:pPr>
+            <w:r>
+              <w:rPr>
+                <w:rFonts w:ascii="Times New Roman" w:hAnsi="Times New Roman" w:hint="eastAsia" w:eastAsia="仿宋" w:cs="Times New Roman"/>
                 <w:b w:val="0"/>
                 <w:color w:val="000000"/>
                 <w:sz w:val="21"/>
@@ -9162,12 +9180,12 @@
           </w:tcPr>
           <w:p>
             <w:pPr>
-              <w:spacing w:line="276" w:lineRule="auto" w:before="20" w:after="20"/>
-              <w:jc w:val="center"/>
-            </w:pPr>
-            <w:r>
-              <w:rPr>
-                <w:rFonts w:ascii="PingFang SC" w:hAnsi="PingFang SC" w:hint="eastAsia" w:eastAsia="PingFang SC" w:cs="PingFang SC"/>
+              <w:spacing w:line="340" w:lineRule="exact" w:before="20" w:after="20"/>
+              <w:jc w:val="center"/>
+            </w:pPr>
+            <w:r>
+              <w:rPr>
+                <w:rFonts w:ascii="Times New Roman" w:hAnsi="Times New Roman" w:hint="eastAsia" w:eastAsia="仿宋" w:cs="Times New Roman"/>
                 <w:b w:val="0"/>
                 <w:color w:val="000000"/>
                 <w:sz w:val="21"/>
@@ -9198,12 +9216,12 @@
           </w:tcPr>
           <w:p>
             <w:pPr>
-              <w:spacing w:line="276" w:lineRule="auto" w:before="20" w:after="20"/>
+              <w:spacing w:line="340" w:lineRule="exact" w:before="20" w:after="20"/>
               <w:jc w:val="left"/>
             </w:pPr>
             <w:r>
               <w:rPr>
-                <w:rFonts w:ascii="PingFang SC" w:hAnsi="PingFang SC" w:hint="eastAsia" w:eastAsia="PingFang SC" w:cs="PingFang SC"/>
+                <w:rFonts w:ascii="Times New Roman" w:hAnsi="Times New Roman" w:hint="eastAsia" w:eastAsia="仿宋" w:cs="Times New Roman"/>
                 <w:b w:val="0"/>
                 <w:color w:val="000000"/>
                 <w:sz w:val="21"/>
@@ -9239,12 +9257,12 @@
           </w:tcPr>
           <w:p>
             <w:pPr>
-              <w:spacing w:line="276" w:lineRule="auto" w:before="20" w:after="20"/>
-              <w:jc w:val="center"/>
-            </w:pPr>
-            <w:r>
-              <w:rPr>
-                <w:rFonts w:ascii="PingFang SC" w:hAnsi="PingFang SC" w:hint="eastAsia" w:eastAsia="PingFang SC" w:cs="PingFang SC"/>
+              <w:spacing w:line="340" w:lineRule="exact" w:before="20" w:after="20"/>
+              <w:jc w:val="center"/>
+            </w:pPr>
+            <w:r>
+              <w:rPr>
+                <w:rFonts w:ascii="Times New Roman" w:hAnsi="Times New Roman" w:hint="eastAsia" w:eastAsia="仿宋" w:cs="Times New Roman"/>
                 <w:b w:val="0"/>
                 <w:color w:val="000000"/>
                 <w:sz w:val="21"/>
@@ -9275,12 +9293,12 @@
           </w:tcPr>
           <w:p>
             <w:pPr>
-              <w:spacing w:line="276" w:lineRule="auto" w:before="20" w:after="20"/>
-              <w:jc w:val="center"/>
-            </w:pPr>
-            <w:r>
-              <w:rPr>
-                <w:rFonts w:ascii="PingFang SC" w:hAnsi="PingFang SC" w:hint="eastAsia" w:eastAsia="PingFang SC" w:cs="PingFang SC"/>
+              <w:spacing w:line="340" w:lineRule="exact" w:before="20" w:after="20"/>
+              <w:jc w:val="center"/>
+            </w:pPr>
+            <w:r>
+              <w:rPr>
+                <w:rFonts w:ascii="Times New Roman" w:hAnsi="Times New Roman" w:hint="eastAsia" w:eastAsia="仿宋" w:cs="Times New Roman"/>
                 <w:b w:val="0"/>
                 <w:color w:val="000000"/>
                 <w:sz w:val="21"/>
@@ -9311,12 +9329,12 @@
           </w:tcPr>
           <w:p>
             <w:pPr>
-              <w:spacing w:line="276" w:lineRule="auto" w:before="20" w:after="20"/>
+              <w:spacing w:line="340" w:lineRule="exact" w:before="20" w:after="20"/>
               <w:jc w:val="left"/>
             </w:pPr>
             <w:r>
               <w:rPr>
-                <w:rFonts w:ascii="PingFang SC" w:hAnsi="PingFang SC" w:hint="eastAsia" w:eastAsia="PingFang SC" w:cs="PingFang SC"/>
+                <w:rFonts w:ascii="Times New Roman" w:hAnsi="Times New Roman" w:hint="eastAsia" w:eastAsia="仿宋" w:cs="Times New Roman"/>
                 <w:b w:val="0"/>
                 <w:color w:val="000000"/>
                 <w:sz w:val="21"/>
@@ -9352,12 +9370,12 @@
           </w:tcPr>
           <w:p>
             <w:pPr>
-              <w:spacing w:line="276" w:lineRule="auto" w:before="20" w:after="20"/>
-              <w:jc w:val="center"/>
-            </w:pPr>
-            <w:r>
-              <w:rPr>
-                <w:rFonts w:ascii="PingFang SC" w:hAnsi="PingFang SC" w:hint="eastAsia" w:eastAsia="PingFang SC" w:cs="PingFang SC"/>
+              <w:spacing w:line="340" w:lineRule="exact" w:before="20" w:after="20"/>
+              <w:jc w:val="center"/>
+            </w:pPr>
+            <w:r>
+              <w:rPr>
+                <w:rFonts w:ascii="Times New Roman" w:hAnsi="Times New Roman" w:hint="eastAsia" w:eastAsia="仿宋" w:cs="Times New Roman"/>
                 <w:b w:val="0"/>
                 <w:color w:val="000000"/>
                 <w:sz w:val="21"/>
@@ -9388,12 +9406,12 @@
           </w:tcPr>
           <w:p>
             <w:pPr>
-              <w:spacing w:line="276" w:lineRule="auto" w:before="20" w:after="20"/>
-              <w:jc w:val="center"/>
-            </w:pPr>
-            <w:r>
-              <w:rPr>
-                <w:rFonts w:ascii="PingFang SC" w:hAnsi="PingFang SC" w:hint="eastAsia" w:eastAsia="PingFang SC" w:cs="PingFang SC"/>
+              <w:spacing w:line="340" w:lineRule="exact" w:before="20" w:after="20"/>
+              <w:jc w:val="center"/>
+            </w:pPr>
+            <w:r>
+              <w:rPr>
+                <w:rFonts w:ascii="Times New Roman" w:hAnsi="Times New Roman" w:hint="eastAsia" w:eastAsia="仿宋" w:cs="Times New Roman"/>
                 <w:b w:val="0"/>
                 <w:color w:val="000000"/>
                 <w:sz w:val="21"/>
@@ -9424,12 +9442,12 @@
           </w:tcPr>
           <w:p>
             <w:pPr>
-              <w:spacing w:line="276" w:lineRule="auto" w:before="20" w:after="20"/>
-              <w:jc w:val="center"/>
-            </w:pPr>
-            <w:r>
-              <w:rPr>
-                <w:rFonts w:ascii="PingFang SC" w:hAnsi="PingFang SC" w:hint="eastAsia" w:eastAsia="PingFang SC" w:cs="PingFang SC"/>
+              <w:spacing w:line="340" w:lineRule="exact" w:before="20" w:after="20"/>
+              <w:jc w:val="center"/>
+            </w:pPr>
+            <w:r>
+              <w:rPr>
+                <w:rFonts w:ascii="Times New Roman" w:hAnsi="Times New Roman" w:hint="eastAsia" w:eastAsia="仿宋" w:cs="Times New Roman"/>
                 <w:b w:val="0"/>
                 <w:color w:val="000000"/>
                 <w:sz w:val="21"/>
@@ -9449,13 +9467,13 @@
       <w:pPr>
         <w:keepNext/>
         <w:widowControl/>
-        <w:spacing w:before="200" w:after="80" w:line="324" w:lineRule="auto"/>
+        <w:spacing w:before="200" w:after="80" w:line="520" w:lineRule="exact"/>
         <w:ind w:firstLine="642"/>
         <w:jc w:val="both"/>
       </w:pPr>
       <w:r>
         <w:rPr>
-          <w:rFonts w:ascii="PingFang SC" w:hAnsi="PingFang SC" w:hint="eastAsia" w:eastAsia="PingFang SC" w:cs="PingFang SC"/>
+          <w:rFonts w:ascii="Times New Roman" w:hAnsi="Times New Roman" w:hint="eastAsia" w:eastAsia="黑体" w:cs="Times New Roman"/>
           <w:b/>
           <w:color w:val="000000"/>
           <w:sz w:val="30"/>
@@ -9503,12 +9521,12 @@
           </w:tcPr>
           <w:p>
             <w:pPr>
-              <w:spacing w:line="276" w:lineRule="auto" w:before="20" w:after="20"/>
-              <w:jc w:val="center"/>
-            </w:pPr>
-            <w:r>
-              <w:rPr>
-                <w:rFonts w:ascii="PingFang SC" w:hAnsi="PingFang SC" w:hint="eastAsia" w:eastAsia="PingFang SC" w:cs="PingFang SC"/>
+              <w:spacing w:line="340" w:lineRule="exact" w:before="20" w:after="20"/>
+              <w:jc w:val="center"/>
+            </w:pPr>
+            <w:r>
+              <w:rPr>
+                <w:rFonts w:ascii="Times New Roman" w:hAnsi="Times New Roman" w:hint="eastAsia" w:eastAsia="黑体" w:cs="Times New Roman"/>
                 <w:b/>
                 <w:color w:val="FFFFFF"/>
                 <w:sz w:val="21"/>
@@ -9539,12 +9557,12 @@
           </w:tcPr>
           <w:p>
             <w:pPr>
-              <w:spacing w:line="276" w:lineRule="auto" w:before="20" w:after="20"/>
-              <w:jc w:val="center"/>
-            </w:pPr>
-            <w:r>
-              <w:rPr>
-                <w:rFonts w:ascii="PingFang SC" w:hAnsi="PingFang SC" w:hint="eastAsia" w:eastAsia="PingFang SC" w:cs="PingFang SC"/>
+              <w:spacing w:line="340" w:lineRule="exact" w:before="20" w:after="20"/>
+              <w:jc w:val="center"/>
+            </w:pPr>
+            <w:r>
+              <w:rPr>
+                <w:rFonts w:ascii="Times New Roman" w:hAnsi="Times New Roman" w:hint="eastAsia" w:eastAsia="黑体" w:cs="Times New Roman"/>
                 <w:b/>
                 <w:color w:val="FFFFFF"/>
                 <w:sz w:val="21"/>
@@ -9575,12 +9593,12 @@
           </w:tcPr>
           <w:p>
             <w:pPr>
-              <w:spacing w:line="276" w:lineRule="auto" w:before="20" w:after="20"/>
-              <w:jc w:val="center"/>
-            </w:pPr>
-            <w:r>
-              <w:rPr>
-                <w:rFonts w:ascii="PingFang SC" w:hAnsi="PingFang SC" w:hint="eastAsia" w:eastAsia="PingFang SC" w:cs="PingFang SC"/>
+              <w:spacing w:line="340" w:lineRule="exact" w:before="20" w:after="20"/>
+              <w:jc w:val="center"/>
+            </w:pPr>
+            <w:r>
+              <w:rPr>
+                <w:rFonts w:ascii="Times New Roman" w:hAnsi="Times New Roman" w:hint="eastAsia" w:eastAsia="黑体" w:cs="Times New Roman"/>
                 <w:b/>
                 <w:color w:val="FFFFFF"/>
                 <w:sz w:val="21"/>
@@ -9611,12 +9629,12 @@
           </w:tcPr>
           <w:p>
             <w:pPr>
-              <w:spacing w:line="276" w:lineRule="auto" w:before="20" w:after="20"/>
-              <w:jc w:val="center"/>
-            </w:pPr>
-            <w:r>
-              <w:rPr>
-                <w:rFonts w:ascii="PingFang SC" w:hAnsi="PingFang SC" w:hint="eastAsia" w:eastAsia="PingFang SC" w:cs="PingFang SC"/>
+              <w:spacing w:line="340" w:lineRule="exact" w:before="20" w:after="20"/>
+              <w:jc w:val="center"/>
+            </w:pPr>
+            <w:r>
+              <w:rPr>
+                <w:rFonts w:ascii="Times New Roman" w:hAnsi="Times New Roman" w:hint="eastAsia" w:eastAsia="黑体" w:cs="Times New Roman"/>
                 <w:b/>
                 <w:color w:val="FFFFFF"/>
                 <w:sz w:val="21"/>
@@ -9652,12 +9670,12 @@
           </w:tcPr>
           <w:p>
             <w:pPr>
-              <w:spacing w:line="276" w:lineRule="auto" w:before="20" w:after="20"/>
-              <w:jc w:val="center"/>
-            </w:pPr>
-            <w:r>
-              <w:rPr>
-                <w:rFonts w:ascii="PingFang SC" w:hAnsi="PingFang SC" w:hint="eastAsia" w:eastAsia="PingFang SC" w:cs="PingFang SC"/>
+              <w:spacing w:line="340" w:lineRule="exact" w:before="20" w:after="20"/>
+              <w:jc w:val="center"/>
+            </w:pPr>
+            <w:r>
+              <w:rPr>
+                <w:rFonts w:ascii="Times New Roman" w:hAnsi="Times New Roman" w:hint="eastAsia" w:eastAsia="仿宋" w:cs="Times New Roman"/>
                 <w:b w:val="0"/>
                 <w:color w:val="000000"/>
                 <w:sz w:val="21"/>
@@ -9688,12 +9706,12 @@
           </w:tcPr>
           <w:p>
             <w:pPr>
-              <w:spacing w:line="276" w:lineRule="auto" w:before="20" w:after="20"/>
-              <w:jc w:val="center"/>
-            </w:pPr>
-            <w:r>
-              <w:rPr>
-                <w:rFonts w:ascii="PingFang SC" w:hAnsi="PingFang SC" w:hint="eastAsia" w:eastAsia="PingFang SC" w:cs="PingFang SC"/>
+              <w:spacing w:line="340" w:lineRule="exact" w:before="20" w:after="20"/>
+              <w:jc w:val="center"/>
+            </w:pPr>
+            <w:r>
+              <w:rPr>
+                <w:rFonts w:ascii="Times New Roman" w:hAnsi="Times New Roman" w:hint="eastAsia" w:eastAsia="仿宋" w:cs="Times New Roman"/>
                 <w:b w:val="0"/>
                 <w:color w:val="000000"/>
                 <w:sz w:val="21"/>
@@ -9724,12 +9742,12 @@
           </w:tcPr>
           <w:p>
             <w:pPr>
-              <w:spacing w:line="276" w:lineRule="auto" w:before="20" w:after="20"/>
-              <w:jc w:val="center"/>
-            </w:pPr>
-            <w:r>
-              <w:rPr>
-                <w:rFonts w:ascii="PingFang SC" w:hAnsi="PingFang SC" w:hint="eastAsia" w:eastAsia="PingFang SC" w:cs="PingFang SC"/>
+              <w:spacing w:line="340" w:lineRule="exact" w:before="20" w:after="20"/>
+              <w:jc w:val="center"/>
+            </w:pPr>
+            <w:r>
+              <w:rPr>
+                <w:rFonts w:ascii="Times New Roman" w:hAnsi="Times New Roman" w:hint="eastAsia" w:eastAsia="仿宋" w:cs="Times New Roman"/>
                 <w:b w:val="0"/>
                 <w:color w:val="000000"/>
                 <w:sz w:val="21"/>
@@ -9760,12 +9778,12 @@
           </w:tcPr>
           <w:p>
             <w:pPr>
-              <w:spacing w:line="276" w:lineRule="auto" w:before="20" w:after="20"/>
-              <w:jc w:val="center"/>
-            </w:pPr>
-            <w:r>
-              <w:rPr>
-                <w:rFonts w:ascii="PingFang SC" w:hAnsi="PingFang SC" w:hint="eastAsia" w:eastAsia="PingFang SC" w:cs="PingFang SC"/>
+              <w:spacing w:line="340" w:lineRule="exact" w:before="20" w:after="20"/>
+              <w:jc w:val="center"/>
+            </w:pPr>
+            <w:r>
+              <w:rPr>
+                <w:rFonts w:ascii="Times New Roman" w:hAnsi="Times New Roman" w:hint="eastAsia" w:eastAsia="仿宋" w:cs="Times New Roman"/>
                 <w:b w:val="0"/>
                 <w:color w:val="000000"/>
                 <w:sz w:val="21"/>
@@ -9801,12 +9819,12 @@
           </w:tcPr>
           <w:p>
             <w:pPr>
-              <w:spacing w:line="276" w:lineRule="auto" w:before="20" w:after="20"/>
-              <w:jc w:val="center"/>
-            </w:pPr>
-            <w:r>
-              <w:rPr>
-                <w:rFonts w:ascii="PingFang SC" w:hAnsi="PingFang SC" w:hint="eastAsia" w:eastAsia="PingFang SC" w:cs="PingFang SC"/>
+              <w:spacing w:line="340" w:lineRule="exact" w:before="20" w:after="20"/>
+              <w:jc w:val="center"/>
+            </w:pPr>
+            <w:r>
+              <w:rPr>
+                <w:rFonts w:ascii="Times New Roman" w:hAnsi="Times New Roman" w:hint="eastAsia" w:eastAsia="仿宋" w:cs="Times New Roman"/>
                 <w:b w:val="0"/>
                 <w:color w:val="000000"/>
                 <w:sz w:val="21"/>
@@ -9837,12 +9855,12 @@
           </w:tcPr>
           <w:p>
             <w:pPr>
-              <w:spacing w:line="276" w:lineRule="auto" w:before="20" w:after="20"/>
-              <w:jc w:val="center"/>
-            </w:pPr>
-            <w:r>
-              <w:rPr>
-                <w:rFonts w:ascii="PingFang SC" w:hAnsi="PingFang SC" w:hint="eastAsia" w:eastAsia="PingFang SC" w:cs="PingFang SC"/>
+              <w:spacing w:line="340" w:lineRule="exact" w:before="20" w:after="20"/>
+              <w:jc w:val="center"/>
+            </w:pPr>
+            <w:r>
+              <w:rPr>
+                <w:rFonts w:ascii="Times New Roman" w:hAnsi="Times New Roman" w:hint="eastAsia" w:eastAsia="仿宋" w:cs="Times New Roman"/>
                 <w:b w:val="0"/>
                 <w:color w:val="000000"/>
                 <w:sz w:val="21"/>
@@ -9873,12 +9891,12 @@
           </w:tcPr>
           <w:p>
             <w:pPr>
-              <w:spacing w:line="276" w:lineRule="auto" w:before="20" w:after="20"/>
-              <w:jc w:val="center"/>
-            </w:pPr>
-            <w:r>
-              <w:rPr>
-                <w:rFonts w:ascii="PingFang SC" w:hAnsi="PingFang SC" w:hint="eastAsia" w:eastAsia="PingFang SC" w:cs="PingFang SC"/>
+              <w:spacing w:line="340" w:lineRule="exact" w:before="20" w:after="20"/>
+              <w:jc w:val="center"/>
+            </w:pPr>
+            <w:r>
+              <w:rPr>
+                <w:rFonts w:ascii="Times New Roman" w:hAnsi="Times New Roman" w:hint="eastAsia" w:eastAsia="仿宋" w:cs="Times New Roman"/>
                 <w:b w:val="0"/>
                 <w:color w:val="000000"/>
                 <w:sz w:val="21"/>
@@ -9909,12 +9927,12 @@
           </w:tcPr>
           <w:p>
             <w:pPr>
-              <w:spacing w:line="276" w:lineRule="auto" w:before="20" w:after="20"/>
-              <w:jc w:val="center"/>
-            </w:pPr>
-            <w:r>
-              <w:rPr>
-                <w:rFonts w:ascii="PingFang SC" w:hAnsi="PingFang SC" w:hint="eastAsia" w:eastAsia="PingFang SC" w:cs="PingFang SC"/>
+              <w:spacing w:line="340" w:lineRule="exact" w:before="20" w:after="20"/>
+              <w:jc w:val="center"/>
+            </w:pPr>
+            <w:r>
+              <w:rPr>
+                <w:rFonts w:ascii="Times New Roman" w:hAnsi="Times New Roman" w:hint="eastAsia" w:eastAsia="仿宋" w:cs="Times New Roman"/>
                 <w:b w:val="0"/>
                 <w:color w:val="000000"/>
                 <w:sz w:val="21"/>
@@ -9950,12 +9968,12 @@
           </w:tcPr>
           <w:p>
             <w:pPr>
-              <w:spacing w:line="276" w:lineRule="auto" w:before="20" w:after="20"/>
-              <w:jc w:val="center"/>
-            </w:pPr>
-            <w:r>
-              <w:rPr>
-                <w:rFonts w:ascii="PingFang SC" w:hAnsi="PingFang SC" w:hint="eastAsia" w:eastAsia="PingFang SC" w:cs="PingFang SC"/>
+              <w:spacing w:line="340" w:lineRule="exact" w:before="20" w:after="20"/>
+              <w:jc w:val="center"/>
+            </w:pPr>
+            <w:r>
+              <w:rPr>
+                <w:rFonts w:ascii="Times New Roman" w:hAnsi="Times New Roman" w:hint="eastAsia" w:eastAsia="仿宋" w:cs="Times New Roman"/>
                 <w:b w:val="0"/>
                 <w:color w:val="000000"/>
                 <w:sz w:val="21"/>
@@ -9986,12 +10004,12 @@
           </w:tcPr>
           <w:p>
             <w:pPr>
-              <w:spacing w:line="276" w:lineRule="auto" w:before="20" w:after="20"/>
-              <w:jc w:val="center"/>
-            </w:pPr>
-            <w:r>
-              <w:rPr>
-                <w:rFonts w:ascii="PingFang SC" w:hAnsi="PingFang SC" w:hint="eastAsia" w:eastAsia="PingFang SC" w:cs="PingFang SC"/>
+              <w:spacing w:line="340" w:lineRule="exact" w:before="20" w:after="20"/>
+              <w:jc w:val="center"/>
+            </w:pPr>
+            <w:r>
+              <w:rPr>
+                <w:rFonts w:ascii="Times New Roman" w:hAnsi="Times New Roman" w:hint="eastAsia" w:eastAsia="仿宋" w:cs="Times New Roman"/>
                 <w:b w:val="0"/>
                 <w:color w:val="000000"/>
                 <w:sz w:val="21"/>
@@ -10022,12 +10040,12 @@
           </w:tcPr>
           <w:p>
             <w:pPr>
-              <w:spacing w:line="276" w:lineRule="auto" w:before="20" w:after="20"/>
-              <w:jc w:val="center"/>
-            </w:pPr>
-            <w:r>
-              <w:rPr>
-                <w:rFonts w:ascii="PingFang SC" w:hAnsi="PingFang SC" w:hint="eastAsia" w:eastAsia="PingFang SC" w:cs="PingFang SC"/>
+              <w:spacing w:line="340" w:lineRule="exact" w:before="20" w:after="20"/>
+              <w:jc w:val="center"/>
+            </w:pPr>
+            <w:r>
+              <w:rPr>
+                <w:rFonts w:ascii="Times New Roman" w:hAnsi="Times New Roman" w:hint="eastAsia" w:eastAsia="仿宋" w:cs="Times New Roman"/>
                 <w:b w:val="0"/>
                 <w:color w:val="000000"/>
                 <w:sz w:val="21"/>
@@ -10058,12 +10076,12 @@
           </w:tcPr>
           <w:p>
             <w:pPr>
-              <w:spacing w:line="276" w:lineRule="auto" w:before="20" w:after="20"/>
-              <w:jc w:val="center"/>
-            </w:pPr>
-            <w:r>
-              <w:rPr>
-                <w:rFonts w:ascii="PingFang SC" w:hAnsi="PingFang SC" w:hint="eastAsia" w:eastAsia="PingFang SC" w:cs="PingFang SC"/>
+              <w:spacing w:line="340" w:lineRule="exact" w:before="20" w:after="20"/>
+              <w:jc w:val="center"/>
+            </w:pPr>
+            <w:r>
+              <w:rPr>
+                <w:rFonts w:ascii="Times New Roman" w:hAnsi="Times New Roman" w:hint="eastAsia" w:eastAsia="仿宋" w:cs="Times New Roman"/>
                 <w:b w:val="0"/>
                 <w:color w:val="000000"/>
                 <w:sz w:val="21"/>
@@ -10099,12 +10117,12 @@
           </w:tcPr>
           <w:p>
             <w:pPr>
-              <w:spacing w:line="276" w:lineRule="auto" w:before="20" w:after="20"/>
-              <w:jc w:val="center"/>
-            </w:pPr>
-            <w:r>
-              <w:rPr>
-                <w:rFonts w:ascii="PingFang SC" w:hAnsi="PingFang SC" w:hint="eastAsia" w:eastAsia="PingFang SC" w:cs="PingFang SC"/>
+              <w:spacing w:line="340" w:lineRule="exact" w:before="20" w:after="20"/>
+              <w:jc w:val="center"/>
+            </w:pPr>
+            <w:r>
+              <w:rPr>
+                <w:rFonts w:ascii="Times New Roman" w:hAnsi="Times New Roman" w:hint="eastAsia" w:eastAsia="仿宋" w:cs="Times New Roman"/>
                 <w:b w:val="0"/>
                 <w:color w:val="000000"/>
                 <w:sz w:val="21"/>
@@ -10135,12 +10153,12 @@
           </w:tcPr>
           <w:p>
             <w:pPr>
-              <w:spacing w:line="276" w:lineRule="auto" w:before="20" w:after="20"/>
-              <w:jc w:val="center"/>
-            </w:pPr>
-            <w:r>
-              <w:rPr>
-                <w:rFonts w:ascii="PingFang SC" w:hAnsi="PingFang SC" w:hint="eastAsia" w:eastAsia="PingFang SC" w:cs="PingFang SC"/>
+              <w:spacing w:line="340" w:lineRule="exact" w:before="20" w:after="20"/>
+              <w:jc w:val="center"/>
+            </w:pPr>
+            <w:r>
+              <w:rPr>
+                <w:rFonts w:ascii="Times New Roman" w:hAnsi="Times New Roman" w:hint="eastAsia" w:eastAsia="仿宋" w:cs="Times New Roman"/>
                 <w:b w:val="0"/>
                 <w:color w:val="000000"/>
                 <w:sz w:val="21"/>
@@ -10171,12 +10189,12 @@
           </w:tcPr>
           <w:p>
             <w:pPr>
-              <w:spacing w:line="276" w:lineRule="auto" w:before="20" w:after="20"/>
-              <w:jc w:val="center"/>
-            </w:pPr>
-            <w:r>
-              <w:rPr>
-                <w:rFonts w:ascii="PingFang SC" w:hAnsi="PingFang SC" w:hint="eastAsia" w:eastAsia="PingFang SC" w:cs="PingFang SC"/>
+              <w:spacing w:line="340" w:lineRule="exact" w:before="20" w:after="20"/>
+              <w:jc w:val="center"/>
+            </w:pPr>
+            <w:r>
+              <w:rPr>
+                <w:rFonts w:ascii="Times New Roman" w:hAnsi="Times New Roman" w:hint="eastAsia" w:eastAsia="仿宋" w:cs="Times New Roman"/>
                 <w:b w:val="0"/>
                 <w:color w:val="000000"/>
                 <w:sz w:val="21"/>
@@ -10207,12 +10225,12 @@
           </w:tcPr>
           <w:p>
             <w:pPr>
-              <w:spacing w:line="276" w:lineRule="auto" w:before="20" w:after="20"/>
-              <w:jc w:val="center"/>
-            </w:pPr>
-            <w:r>
-              <w:rPr>
-                <w:rFonts w:ascii="PingFang SC" w:hAnsi="PingFang SC" w:hint="eastAsia" w:eastAsia="PingFang SC" w:cs="PingFang SC"/>
+              <w:spacing w:line="340" w:lineRule="exact" w:before="20" w:after="20"/>
+              <w:jc w:val="center"/>
+            </w:pPr>
+            <w:r>
+              <w:rPr>
+                <w:rFonts w:ascii="Times New Roman" w:hAnsi="Times New Roman" w:hint="eastAsia" w:eastAsia="仿宋" w:cs="Times New Roman"/>
                 <w:b w:val="0"/>
                 <w:color w:val="000000"/>
                 <w:sz w:val="21"/>
@@ -10248,12 +10266,12 @@
           </w:tcPr>
           <w:p>
             <w:pPr>
-              <w:spacing w:line="276" w:lineRule="auto" w:before="20" w:after="20"/>
-              <w:jc w:val="center"/>
-            </w:pPr>
-            <w:r>
-              <w:rPr>
-                <w:rFonts w:ascii="PingFang SC" w:hAnsi="PingFang SC" w:hint="eastAsia" w:eastAsia="PingFang SC" w:cs="PingFang SC"/>
+              <w:spacing w:line="340" w:lineRule="exact" w:before="20" w:after="20"/>
+              <w:jc w:val="center"/>
+            </w:pPr>
+            <w:r>
+              <w:rPr>
+                <w:rFonts w:ascii="Times New Roman" w:hAnsi="Times New Roman" w:hint="eastAsia" w:eastAsia="仿宋" w:cs="Times New Roman"/>
                 <w:b w:val="0"/>
                 <w:color w:val="000000"/>
                 <w:sz w:val="21"/>
@@ -10284,12 +10302,12 @@
           </w:tcPr>
           <w:p>
             <w:pPr>
-              <w:spacing w:line="276" w:lineRule="auto" w:before="20" w:after="20"/>
-              <w:jc w:val="center"/>
-            </w:pPr>
-            <w:r>
-              <w:rPr>
-                <w:rFonts w:ascii="PingFang SC" w:hAnsi="PingFang SC" w:hint="eastAsia" w:eastAsia="PingFang SC" w:cs="PingFang SC"/>
+              <w:spacing w:line="340" w:lineRule="exact" w:before="20" w:after="20"/>
+              <w:jc w:val="center"/>
+            </w:pPr>
+            <w:r>
+              <w:rPr>
+                <w:rFonts w:ascii="Times New Roman" w:hAnsi="Times New Roman" w:hint="eastAsia" w:eastAsia="仿宋" w:cs="Times New Roman"/>
                 <w:b w:val="0"/>
                 <w:color w:val="000000"/>
                 <w:sz w:val="21"/>
@@ -10320,12 +10338,12 @@
           </w:tcPr>
           <w:p>
             <w:pPr>
-              <w:spacing w:line="276" w:lineRule="auto" w:before="20" w:after="20"/>
-              <w:jc w:val="center"/>
-            </w:pPr>
-            <w:r>
-              <w:rPr>
-                <w:rFonts w:ascii="PingFang SC" w:hAnsi="PingFang SC" w:hint="eastAsia" w:eastAsia="PingFang SC" w:cs="PingFang SC"/>
+              <w:spacing w:line="340" w:lineRule="exact" w:before="20" w:after="20"/>
+              <w:jc w:val="center"/>
+            </w:pPr>
+            <w:r>
+              <w:rPr>
+                <w:rFonts w:ascii="Times New Roman" w:hAnsi="Times New Roman" w:hint="eastAsia" w:eastAsia="仿宋" w:cs="Times New Roman"/>
                 <w:b w:val="0"/>
                 <w:color w:val="000000"/>
                 <w:sz w:val="21"/>
@@ -10356,12 +10374,12 @@
           </w:tcPr>
           <w:p>
             <w:pPr>
-              <w:spacing w:line="276" w:lineRule="auto" w:before="20" w:after="20"/>
-              <w:jc w:val="center"/>
-            </w:pPr>
-            <w:r>
-              <w:rPr>
-                <w:rFonts w:ascii="PingFang SC" w:hAnsi="PingFang SC" w:hint="eastAsia" w:eastAsia="PingFang SC" w:cs="PingFang SC"/>
+              <w:spacing w:line="340" w:lineRule="exact" w:before="20" w:after="20"/>
+              <w:jc w:val="center"/>
+            </w:pPr>
+            <w:r>
+              <w:rPr>
+                <w:rFonts w:ascii="Times New Roman" w:hAnsi="Times New Roman" w:hint="eastAsia" w:eastAsia="仿宋" w:cs="Times New Roman"/>
                 <w:b w:val="0"/>
                 <w:color w:val="000000"/>
                 <w:sz w:val="21"/>
@@ -10397,12 +10415,12 @@
           </w:tcPr>
           <w:p>
             <w:pPr>
-              <w:spacing w:line="276" w:lineRule="auto" w:before="20" w:after="20"/>
-              <w:jc w:val="center"/>
-            </w:pPr>
-            <w:r>
-              <w:rPr>
-                <w:rFonts w:ascii="PingFang SC" w:hAnsi="PingFang SC" w:hint="eastAsia" w:eastAsia="PingFang SC" w:cs="PingFang SC"/>
+              <w:spacing w:line="340" w:lineRule="exact" w:before="20" w:after="20"/>
+              <w:jc w:val="center"/>
+            </w:pPr>
+            <w:r>
+              <w:rPr>
+                <w:rFonts w:ascii="Times New Roman" w:hAnsi="Times New Roman" w:hint="eastAsia" w:eastAsia="仿宋" w:cs="Times New Roman"/>
                 <w:b w:val="0"/>
                 <w:color w:val="000000"/>
                 <w:sz w:val="21"/>
@@ -10433,12 +10451,12 @@
           </w:tcPr>
           <w:p>
             <w:pPr>
-              <w:spacing w:line="276" w:lineRule="auto" w:before="20" w:after="20"/>
-              <w:jc w:val="center"/>
-            </w:pPr>
-            <w:r>
-              <w:rPr>
-                <w:rFonts w:ascii="PingFang SC" w:hAnsi="PingFang SC" w:hint="eastAsia" w:eastAsia="PingFang SC" w:cs="PingFang SC"/>
+              <w:spacing w:line="340" w:lineRule="exact" w:before="20" w:after="20"/>
+              <w:jc w:val="center"/>
+            </w:pPr>
+            <w:r>
+              <w:rPr>
+                <w:rFonts w:ascii="Times New Roman" w:hAnsi="Times New Roman" w:hint="eastAsia" w:eastAsia="仿宋" w:cs="Times New Roman"/>
                 <w:b w:val="0"/>
                 <w:color w:val="000000"/>
                 <w:sz w:val="21"/>
@@ -10469,12 +10487,12 @@
           </w:tcPr>
           <w:p>
             <w:pPr>
-              <w:spacing w:line="276" w:lineRule="auto" w:before="20" w:after="20"/>
-              <w:jc w:val="center"/>
-            </w:pPr>
-            <w:r>
-              <w:rPr>
-                <w:rFonts w:ascii="PingFang SC" w:hAnsi="PingFang SC" w:hint="eastAsia" w:eastAsia="PingFang SC" w:cs="PingFang SC"/>
+              <w:spacing w:line="340" w:lineRule="exact" w:before="20" w:after="20"/>
+              <w:jc w:val="center"/>
+            </w:pPr>
+            <w:r>
+              <w:rPr>
+                <w:rFonts w:ascii="Times New Roman" w:hAnsi="Times New Roman" w:hint="eastAsia" w:eastAsia="仿宋" w:cs="Times New Roman"/>
                 <w:b w:val="0"/>
                 <w:color w:val="000000"/>
                 <w:sz w:val="21"/>
@@ -10505,12 +10523,12 @@
           </w:tcPr>
           <w:p>
             <w:pPr>
-              <w:spacing w:line="276" w:lineRule="auto" w:before="20" w:after="20"/>
-              <w:jc w:val="center"/>
-            </w:pPr>
-            <w:r>
-              <w:rPr>
-                <w:rFonts w:ascii="PingFang SC" w:hAnsi="PingFang SC" w:hint="eastAsia" w:eastAsia="PingFang SC" w:cs="PingFang SC"/>
+              <w:spacing w:line="340" w:lineRule="exact" w:before="20" w:after="20"/>
+              <w:jc w:val="center"/>
+            </w:pPr>
+            <w:r>
+              <w:rPr>
+                <w:rFonts w:ascii="Times New Roman" w:hAnsi="Times New Roman" w:hint="eastAsia" w:eastAsia="仿宋" w:cs="Times New Roman"/>
                 <w:b w:val="0"/>
                 <w:color w:val="000000"/>
                 <w:sz w:val="21"/>
@@ -10546,12 +10564,12 @@
           </w:tcPr>
           <w:p>
             <w:pPr>
-              <w:spacing w:line="276" w:lineRule="auto" w:before="20" w:after="20"/>
-              <w:jc w:val="center"/>
-            </w:pPr>
-            <w:r>
-              <w:rPr>
-                <w:rFonts w:ascii="PingFang SC" w:hAnsi="PingFang SC" w:hint="eastAsia" w:eastAsia="PingFang SC" w:cs="PingFang SC"/>
+              <w:spacing w:line="340" w:lineRule="exact" w:before="20" w:after="20"/>
+              <w:jc w:val="center"/>
+            </w:pPr>
+            <w:r>
+              <w:rPr>
+                <w:rFonts w:ascii="Times New Roman" w:hAnsi="Times New Roman" w:hint="eastAsia" w:eastAsia="仿宋" w:cs="Times New Roman"/>
                 <w:b w:val="0"/>
                 <w:color w:val="000000"/>
                 <w:sz w:val="21"/>
@@ -10582,12 +10600,12 @@
           </w:tcPr>
           <w:p>
             <w:pPr>
-              <w:spacing w:line="276" w:lineRule="auto" w:before="20" w:after="20"/>
-              <w:jc w:val="center"/>
-            </w:pPr>
-            <w:r>
-              <w:rPr>
-                <w:rFonts w:ascii="PingFang SC" w:hAnsi="PingFang SC" w:hint="eastAsia" w:eastAsia="PingFang SC" w:cs="PingFang SC"/>
+              <w:spacing w:line="340" w:lineRule="exact" w:before="20" w:after="20"/>
+              <w:jc w:val="center"/>
+            </w:pPr>
+            <w:r>
+              <w:rPr>
+                <w:rFonts w:ascii="Times New Roman" w:hAnsi="Times New Roman" w:hint="eastAsia" w:eastAsia="仿宋" w:cs="Times New Roman"/>
                 <w:b w:val="0"/>
                 <w:color w:val="000000"/>
                 <w:sz w:val="21"/>
@@ -10618,12 +10636,12 @@
           </w:tcPr>
           <w:p>
             <w:pPr>
-              <w:spacing w:line="276" w:lineRule="auto" w:before="20" w:after="20"/>
-              <w:jc w:val="center"/>
-            </w:pPr>
-            <w:r>
-              <w:rPr>
-                <w:rFonts w:ascii="PingFang SC" w:hAnsi="PingFang SC" w:hint="eastAsia" w:eastAsia="PingFang SC" w:cs="PingFang SC"/>
+              <w:spacing w:line="340" w:lineRule="exact" w:before="20" w:after="20"/>
+              <w:jc w:val="center"/>
+            </w:pPr>
+            <w:r>
+              <w:rPr>
+                <w:rFonts w:ascii="Times New Roman" w:hAnsi="Times New Roman" w:hint="eastAsia" w:eastAsia="仿宋" w:cs="Times New Roman"/>
                 <w:b w:val="0"/>
                 <w:color w:val="000000"/>
                 <w:sz w:val="21"/>
@@ -10654,12 +10672,12 @@
           </w:tcPr>
           <w:p>
             <w:pPr>
-              <w:spacing w:line="276" w:lineRule="auto" w:before="20" w:after="20"/>
-              <w:jc w:val="center"/>
-            </w:pPr>
-            <w:r>
-              <w:rPr>
-                <w:rFonts w:ascii="PingFang SC" w:hAnsi="PingFang SC" w:hint="eastAsia" w:eastAsia="PingFang SC" w:cs="PingFang SC"/>
+              <w:spacing w:line="340" w:lineRule="exact" w:before="20" w:after="20"/>
+              <w:jc w:val="center"/>
+            </w:pPr>
+            <w:r>
+              <w:rPr>
+                <w:rFonts w:ascii="Times New Roman" w:hAnsi="Times New Roman" w:hint="eastAsia" w:eastAsia="仿宋" w:cs="Times New Roman"/>
                 <w:b w:val="0"/>
                 <w:color w:val="000000"/>
                 <w:sz w:val="21"/>
@@ -10695,12 +10713,12 @@
           </w:tcPr>
           <w:p>
             <w:pPr>
-              <w:spacing w:line="276" w:lineRule="auto" w:before="20" w:after="20"/>
-              <w:jc w:val="center"/>
-            </w:pPr>
-            <w:r>
-              <w:rPr>
-                <w:rFonts w:ascii="PingFang SC" w:hAnsi="PingFang SC" w:hint="eastAsia" w:eastAsia="PingFang SC" w:cs="PingFang SC"/>
+              <w:spacing w:line="340" w:lineRule="exact" w:before="20" w:after="20"/>
+              <w:jc w:val="center"/>
+            </w:pPr>
+            <w:r>
+              <w:rPr>
+                <w:rFonts w:ascii="Times New Roman" w:hAnsi="Times New Roman" w:hint="eastAsia" w:eastAsia="仿宋" w:cs="Times New Roman"/>
                 <w:b w:val="0"/>
                 <w:color w:val="000000"/>
                 <w:sz w:val="21"/>
@@ -10731,12 +10749,12 @@
           </w:tcPr>
           <w:p>
             <w:pPr>
-              <w:spacing w:line="276" w:lineRule="auto" w:before="20" w:after="20"/>
-              <w:jc w:val="center"/>
-            </w:pPr>
-            <w:r>
-              <w:rPr>
-                <w:rFonts w:ascii="PingFang SC" w:hAnsi="PingFang SC" w:hint="eastAsia" w:eastAsia="PingFang SC" w:cs="PingFang SC"/>
+              <w:spacing w:line="340" w:lineRule="exact" w:before="20" w:after="20"/>
+              <w:jc w:val="center"/>
+            </w:pPr>
+            <w:r>
+              <w:rPr>
+                <w:rFonts w:ascii="Times New Roman" w:hAnsi="Times New Roman" w:hint="eastAsia" w:eastAsia="仿宋" w:cs="Times New Roman"/>
                 <w:b w:val="0"/>
                 <w:color w:val="000000"/>
                 <w:sz w:val="21"/>
@@ -10767,12 +10785,12 @@
           </w:tcPr>
           <w:p>
             <w:pPr>
-              <w:spacing w:line="276" w:lineRule="auto" w:before="20" w:after="20"/>
-              <w:jc w:val="center"/>
-            </w:pPr>
-            <w:r>
-              <w:rPr>
-                <w:rFonts w:ascii="PingFang SC" w:hAnsi="PingFang SC" w:hint="eastAsia" w:eastAsia="PingFang SC" w:cs="PingFang SC"/>
+              <w:spacing w:line="340" w:lineRule="exact" w:before="20" w:after="20"/>
+              <w:jc w:val="center"/>
+            </w:pPr>
+            <w:r>
+              <w:rPr>
+                <w:rFonts w:ascii="Times New Roman" w:hAnsi="Times New Roman" w:hint="eastAsia" w:eastAsia="仿宋" w:cs="Times New Roman"/>
                 <w:b w:val="0"/>
                 <w:color w:val="000000"/>
                 <w:sz w:val="21"/>
@@ -10803,12 +10821,12 @@
           </w:tcPr>
           <w:p>
             <w:pPr>
-              <w:spacing w:line="276" w:lineRule="auto" w:before="20" w:after="20"/>
-              <w:jc w:val="center"/>
-            </w:pPr>
-            <w:r>
-              <w:rPr>
-                <w:rFonts w:ascii="PingFang SC" w:hAnsi="PingFang SC" w:hint="eastAsia" w:eastAsia="PingFang SC" w:cs="PingFang SC"/>
+              <w:spacing w:line="340" w:lineRule="exact" w:before="20" w:after="20"/>
+              <w:jc w:val="center"/>
+            </w:pPr>
+            <w:r>
+              <w:rPr>
+                <w:rFonts w:ascii="Times New Roman" w:hAnsi="Times New Roman" w:hint="eastAsia" w:eastAsia="仿宋" w:cs="Times New Roman"/>
                 <w:b w:val="0"/>
                 <w:color w:val="000000"/>
                 <w:sz w:val="21"/>
@@ -10844,12 +10862,12 @@
           </w:tcPr>
           <w:p>
             <w:pPr>
-              <w:spacing w:line="276" w:lineRule="auto" w:before="20" w:after="20"/>
-              <w:jc w:val="center"/>
-            </w:pPr>
-            <w:r>
-              <w:rPr>
-                <w:rFonts w:ascii="PingFang SC" w:hAnsi="PingFang SC" w:hint="eastAsia" w:eastAsia="PingFang SC" w:cs="PingFang SC"/>
+              <w:spacing w:line="340" w:lineRule="exact" w:before="20" w:after="20"/>
+              <w:jc w:val="center"/>
+            </w:pPr>
+            <w:r>
+              <w:rPr>
+                <w:rFonts w:ascii="Times New Roman" w:hAnsi="Times New Roman" w:hint="eastAsia" w:eastAsia="仿宋" w:cs="Times New Roman"/>
                 <w:b w:val="0"/>
                 <w:color w:val="000000"/>
                 <w:sz w:val="21"/>
@@ -10880,12 +10898,12 @@
           </w:tcPr>
           <w:p>
             <w:pPr>
-              <w:spacing w:line="276" w:lineRule="auto" w:before="20" w:after="20"/>
-              <w:jc w:val="center"/>
-            </w:pPr>
-            <w:r>
-              <w:rPr>
-                <w:rFonts w:ascii="PingFang SC" w:hAnsi="PingFang SC" w:hint="eastAsia" w:eastAsia="PingFang SC" w:cs="PingFang SC"/>
+              <w:spacing w:line="340" w:lineRule="exact" w:before="20" w:after="20"/>
+              <w:jc w:val="center"/>
+            </w:pPr>
+            <w:r>
+              <w:rPr>
+                <w:rFonts w:ascii="Times New Roman" w:hAnsi="Times New Roman" w:hint="eastAsia" w:eastAsia="仿宋" w:cs="Times New Roman"/>
                 <w:b w:val="0"/>
                 <w:color w:val="000000"/>
                 <w:sz w:val="21"/>
@@ -10916,12 +10934,12 @@
           </w:tcPr>
           <w:p>
             <w:pPr>
-              <w:spacing w:line="276" w:lineRule="auto" w:before="20" w:after="20"/>
-              <w:jc w:val="center"/>
-            </w:pPr>
-            <w:r>
-              <w:rPr>
-                <w:rFonts w:ascii="PingFang SC" w:hAnsi="PingFang SC" w:hint="eastAsia" w:eastAsia="PingFang SC" w:cs="PingFang SC"/>
+              <w:spacing w:line="340" w:lineRule="exact" w:before="20" w:after="20"/>
+              <w:jc w:val="center"/>
+            </w:pPr>
+            <w:r>
+              <w:rPr>
+                <w:rFonts w:ascii="Times New Roman" w:hAnsi="Times New Roman" w:hint="eastAsia" w:eastAsia="仿宋" w:cs="Times New Roman"/>
                 <w:b w:val="0"/>
                 <w:color w:val="000000"/>
                 <w:sz w:val="21"/>
@@ -10952,12 +10970,12 @@
           </w:tcPr>
           <w:p>
             <w:pPr>
-              <w:spacing w:line="276" w:lineRule="auto" w:before="20" w:after="20"/>
-              <w:jc w:val="center"/>
-            </w:pPr>
-            <w:r>
-              <w:rPr>
-                <w:rFonts w:ascii="PingFang SC" w:hAnsi="PingFang SC" w:hint="eastAsia" w:eastAsia="PingFang SC" w:cs="PingFang SC"/>
+              <w:spacing w:line="340" w:lineRule="exact" w:before="20" w:after="20"/>
+              <w:jc w:val="center"/>
+            </w:pPr>
+            <w:r>
+              <w:rPr>
+                <w:rFonts w:ascii="Times New Roman" w:hAnsi="Times New Roman" w:hint="eastAsia" w:eastAsia="仿宋" w:cs="Times New Roman"/>
                 <w:b w:val="0"/>
                 <w:color w:val="000000"/>
                 <w:sz w:val="21"/>
@@ -10993,12 +11011,12 @@
           </w:tcPr>
           <w:p>
             <w:pPr>
-              <w:spacing w:line="276" w:lineRule="auto" w:before="20" w:after="20"/>
-              <w:jc w:val="center"/>
-            </w:pPr>
-            <w:r>
-              <w:rPr>
-                <w:rFonts w:ascii="PingFang SC" w:hAnsi="PingFang SC" w:hint="eastAsia" w:eastAsia="PingFang SC" w:cs="PingFang SC"/>
+              <w:spacing w:line="340" w:lineRule="exact" w:before="20" w:after="20"/>
+              <w:jc w:val="center"/>
+            </w:pPr>
+            <w:r>
+              <w:rPr>
+                <w:rFonts w:ascii="Times New Roman" w:hAnsi="Times New Roman" w:hint="eastAsia" w:eastAsia="仿宋" w:cs="Times New Roman"/>
                 <w:b w:val="0"/>
                 <w:color w:val="000000"/>
                 <w:sz w:val="21"/>
@@ -11029,12 +11047,12 @@
           </w:tcPr>
           <w:p>
             <w:pPr>
-              <w:spacing w:line="276" w:lineRule="auto" w:before="20" w:after="20"/>
-              <w:jc w:val="center"/>
-            </w:pPr>
-            <w:r>
-              <w:rPr>
-                <w:rFonts w:ascii="PingFang SC" w:hAnsi="PingFang SC" w:hint="eastAsia" w:eastAsia="PingFang SC" w:cs="PingFang SC"/>
+              <w:spacing w:line="340" w:lineRule="exact" w:before="20" w:after="20"/>
+              <w:jc w:val="center"/>
+            </w:pPr>
+            <w:r>
+              <w:rPr>
+                <w:rFonts w:ascii="Times New Roman" w:hAnsi="Times New Roman" w:hint="eastAsia" w:eastAsia="仿宋" w:cs="Times New Roman"/>
                 <w:b w:val="0"/>
                 <w:color w:val="000000"/>
                 <w:sz w:val="21"/>
@@ -11065,12 +11083,12 @@
           </w:tcPr>
           <w:p>
             <w:pPr>
-              <w:spacing w:line="276" w:lineRule="auto" w:before="20" w:after="20"/>
-              <w:jc w:val="center"/>
-            </w:pPr>
-            <w:r>
-              <w:rPr>
-                <w:rFonts w:ascii="PingFang SC" w:hAnsi="PingFang SC" w:hint="eastAsia" w:eastAsia="PingFang SC" w:cs="PingFang SC"/>
+              <w:spacing w:line="340" w:lineRule="exact" w:before="20" w:after="20"/>
+              <w:jc w:val="center"/>
+            </w:pPr>
+            <w:r>
+              <w:rPr>
+                <w:rFonts w:ascii="Times New Roman" w:hAnsi="Times New Roman" w:hint="eastAsia" w:eastAsia="仿宋" w:cs="Times New Roman"/>
                 <w:b w:val="0"/>
                 <w:color w:val="000000"/>
                 <w:sz w:val="21"/>
@@ -11101,12 +11119,12 @@
           </w:tcPr>
           <w:p>
             <w:pPr>
-              <w:spacing w:line="276" w:lineRule="auto" w:before="20" w:after="20"/>
-              <w:jc w:val="center"/>
-            </w:pPr>
-            <w:r>
-              <w:rPr>
-                <w:rFonts w:ascii="PingFang SC" w:hAnsi="PingFang SC" w:hint="eastAsia" w:eastAsia="PingFang SC" w:cs="PingFang SC"/>
+              <w:spacing w:line="340" w:lineRule="exact" w:before="20" w:after="20"/>
+              <w:jc w:val="center"/>
+            </w:pPr>
+            <w:r>
+              <w:rPr>
+                <w:rFonts w:ascii="Times New Roman" w:hAnsi="Times New Roman" w:hint="eastAsia" w:eastAsia="仿宋" w:cs="Times New Roman"/>
                 <w:b w:val="0"/>
                 <w:color w:val="000000"/>
                 <w:sz w:val="21"/>
@@ -11125,13 +11143,13 @@
     <w:p>
       <w:pPr>
         <w:widowControl/>
-        <w:spacing w:line="348" w:lineRule="auto" w:after="0"/>
+        <w:spacing w:line="540" w:lineRule="exact" w:after="0"/>
         <w:ind w:firstLine="639"/>
         <w:jc w:val="both"/>
       </w:pPr>
       <w:r>
         <w:rPr>
-          <w:rFonts w:ascii="PingFang SC" w:hAnsi="PingFang SC" w:hint="eastAsia" w:eastAsia="PingFang SC" w:cs="PingFang SC"/>
+          <w:rFonts w:ascii="Times New Roman" w:hAnsi="Times New Roman" w:hint="eastAsia" w:eastAsia="仿宋" w:cs="Times New Roman"/>
           <w:b w:val="0"/>
           <w:color w:val="000000"/>
           <w:sz w:val="30"/>
@@ -11143,13 +11161,13 @@
       <w:pPr>
         <w:keepNext/>
         <w:widowControl/>
-        <w:spacing w:before="200" w:after="80" w:line="324" w:lineRule="auto"/>
+        <w:spacing w:before="200" w:after="80" w:line="520" w:lineRule="exact"/>
         <w:ind w:firstLine="642"/>
         <w:jc w:val="both"/>
       </w:pPr>
       <w:r>
         <w:rPr>
-          <w:rFonts w:ascii="PingFang SC" w:hAnsi="PingFang SC" w:hint="eastAsia" w:eastAsia="PingFang SC" w:cs="PingFang SC"/>
+          <w:rFonts w:ascii="Times New Roman" w:hAnsi="Times New Roman" w:hint="eastAsia" w:eastAsia="黑体" w:cs="Times New Roman"/>
           <w:b/>
           <w:color w:val="000000"/>
           <w:sz w:val="30"/>
@@ -11160,22 +11178,22 @@
     <w:p>
       <w:pPr>
         <w:widowControl/>
-        <w:spacing w:line="348" w:lineRule="auto" w:after="0"/>
+        <w:spacing w:line="540" w:lineRule="exact" w:after="0"/>
         <w:ind w:firstLine="639"/>
         <w:jc w:val="both"/>
       </w:pPr>
       <w:r>
         <w:rPr>
-          <w:rFonts w:ascii="PingFang SC" w:hAnsi="PingFang SC" w:hint="eastAsia" w:eastAsia="PingFang SC" w:cs="PingFang SC"/>
+          <w:rFonts w:ascii="Times New Roman" w:hAnsi="Times New Roman" w:hint="eastAsia" w:eastAsia="仿宋" w:cs="Times New Roman"/>
           <w:b w:val="0"/>
           <w:color w:val="000000"/>
           <w:sz w:val="30"/>
         </w:rPr>
-        <w:t xml:space="preserve">API 自动化测试共 207 项并通过，其中包括智能助手规划与引用校验 24 项、回复起草与标题解析 8 项、项目归属确认和限流回归测试；Web 生产构建通过；三套评测脚本通过；数据库从空库升级到最新版本并通过模型一致性检查；Docker Compose 全栈启动后，对健康检查、接入、数字孪生、评测、黄金主线和主要页面执行烟测。GitHub Actions 运行 </w:t>
-      </w:r>
-      <w:r>
-        <w:rPr>
-          <w:rFonts w:ascii="Consolas" w:hAnsi="Consolas" w:hint="default" w:eastAsia="Consolas" w:cs="Consolas"/>
+        <w:t xml:space="preserve">API 自动化测试共 209 项并通过，其中包括智能助手规划与引用校验 24 项、回复起草与标题解析 8 项，以及项目归属确认、限流、证据属地过滤等回归测试；Web 生产构建通过；三套评测脚本通过；数据库从空库升级到最新版本并通过模型一致性检查；Docker Compose 全栈启动后，对健康检查、接入、数字孪生、评测、黄金主线和主要页面执行烟测。GitHub Actions 运行 </w:t>
+      </w:r>
+      <w:r>
+        <w:rPr>
+          <w:rFonts w:ascii="Consolas" w:hAnsi="Consolas" w:hint="default" w:eastAsia="仿宋" w:cs="Consolas"/>
           <w:b w:val="0"/>
           <w:color w:val="000000"/>
           <w:sz w:val="21"/>
@@ -11184,7 +11202,7 @@
       </w:r>
       <w:r>
         <w:rPr>
-          <w:rFonts w:ascii="PingFang SC" w:hAnsi="PingFang SC" w:hint="eastAsia" w:eastAsia="PingFang SC" w:cs="PingFang SC"/>
+          <w:rFonts w:ascii="Times New Roman" w:hAnsi="Times New Roman" w:hint="eastAsia" w:eastAsia="仿宋" w:cs="Times New Roman"/>
           <w:b w:val="0"/>
           <w:color w:val="000000"/>
           <w:sz w:val="30"/>
@@ -11196,13 +11214,13 @@
       <w:pPr>
         <w:keepNext/>
         <w:widowControl/>
-        <w:spacing w:before="200" w:after="80" w:line="324" w:lineRule="auto"/>
+        <w:spacing w:before="200" w:after="80" w:line="520" w:lineRule="exact"/>
         <w:ind w:firstLine="642"/>
         <w:jc w:val="both"/>
       </w:pPr>
       <w:r>
         <w:rPr>
-          <w:rFonts w:ascii="PingFang SC" w:hAnsi="PingFang SC" w:hint="eastAsia" w:eastAsia="PingFang SC" w:cs="PingFang SC"/>
+          <w:rFonts w:ascii="Times New Roman" w:hAnsi="Times New Roman" w:hint="eastAsia" w:eastAsia="黑体" w:cs="Times New Roman"/>
           <w:b/>
           <w:color w:val="000000"/>
           <w:sz w:val="30"/>
@@ -11249,12 +11267,12 @@
           </w:tcPr>
           <w:p>
             <w:pPr>
-              <w:spacing w:line="276" w:lineRule="auto" w:before="20" w:after="20"/>
-              <w:jc w:val="center"/>
-            </w:pPr>
-            <w:r>
-              <w:rPr>
-                <w:rFonts w:ascii="PingFang SC" w:hAnsi="PingFang SC" w:hint="eastAsia" w:eastAsia="PingFang SC" w:cs="PingFang SC"/>
+              <w:spacing w:line="340" w:lineRule="exact" w:before="20" w:after="20"/>
+              <w:jc w:val="center"/>
+            </w:pPr>
+            <w:r>
+              <w:rPr>
+                <w:rFonts w:ascii="Times New Roman" w:hAnsi="Times New Roman" w:hint="eastAsia" w:eastAsia="黑体" w:cs="Times New Roman"/>
                 <w:b/>
                 <w:color w:val="FFFFFF"/>
                 <w:sz w:val="21"/>
@@ -11285,12 +11303,12 @@
           </w:tcPr>
           <w:p>
             <w:pPr>
-              <w:spacing w:line="276" w:lineRule="auto" w:before="20" w:after="20"/>
-              <w:jc w:val="center"/>
-            </w:pPr>
-            <w:r>
-              <w:rPr>
-                <w:rFonts w:ascii="PingFang SC" w:hAnsi="PingFang SC" w:hint="eastAsia" w:eastAsia="PingFang SC" w:cs="PingFang SC"/>
+              <w:spacing w:line="340" w:lineRule="exact" w:before="20" w:after="20"/>
+              <w:jc w:val="center"/>
+            </w:pPr>
+            <w:r>
+              <w:rPr>
+                <w:rFonts w:ascii="Times New Roman" w:hAnsi="Times New Roman" w:hint="eastAsia" w:eastAsia="黑体" w:cs="Times New Roman"/>
                 <w:b/>
                 <w:color w:val="FFFFFF"/>
                 <w:sz w:val="21"/>
@@ -11321,12 +11339,12 @@
           </w:tcPr>
           <w:p>
             <w:pPr>
-              <w:spacing w:line="276" w:lineRule="auto" w:before="20" w:after="20"/>
-              <w:jc w:val="center"/>
-            </w:pPr>
-            <w:r>
-              <w:rPr>
-                <w:rFonts w:ascii="PingFang SC" w:hAnsi="PingFang SC" w:hint="eastAsia" w:eastAsia="PingFang SC" w:cs="PingFang SC"/>
+              <w:spacing w:line="340" w:lineRule="exact" w:before="20" w:after="20"/>
+              <w:jc w:val="center"/>
+            </w:pPr>
+            <w:r>
+              <w:rPr>
+                <w:rFonts w:ascii="Times New Roman" w:hAnsi="Times New Roman" w:hint="eastAsia" w:eastAsia="黑体" w:cs="Times New Roman"/>
                 <w:b/>
                 <w:color w:val="FFFFFF"/>
                 <w:sz w:val="21"/>
@@ -11362,12 +11380,12 @@
           </w:tcPr>
           <w:p>
             <w:pPr>
-              <w:spacing w:line="276" w:lineRule="auto" w:before="20" w:after="20"/>
-              <w:jc w:val="center"/>
-            </w:pPr>
-            <w:r>
-              <w:rPr>
-                <w:rFonts w:ascii="PingFang SC" w:hAnsi="PingFang SC" w:hint="eastAsia" w:eastAsia="PingFang SC" w:cs="PingFang SC"/>
+              <w:spacing w:line="340" w:lineRule="exact" w:before="20" w:after="20"/>
+              <w:jc w:val="center"/>
+            </w:pPr>
+            <w:r>
+              <w:rPr>
+                <w:rFonts w:ascii="Times New Roman" w:hAnsi="Times New Roman" w:hint="eastAsia" w:eastAsia="仿宋" w:cs="Times New Roman"/>
                 <w:b w:val="0"/>
                 <w:color w:val="000000"/>
                 <w:sz w:val="21"/>
@@ -11398,12 +11416,12 @@
           </w:tcPr>
           <w:p>
             <w:pPr>
-              <w:spacing w:line="276" w:lineRule="auto" w:before="20" w:after="20"/>
-              <w:jc w:val="center"/>
-            </w:pPr>
-            <w:r>
-              <w:rPr>
-                <w:rFonts w:ascii="PingFang SC" w:hAnsi="PingFang SC" w:hint="eastAsia" w:eastAsia="PingFang SC" w:cs="PingFang SC"/>
+              <w:spacing w:line="340" w:lineRule="exact" w:before="20" w:after="20"/>
+              <w:jc w:val="center"/>
+            </w:pPr>
+            <w:r>
+              <w:rPr>
+                <w:rFonts w:ascii="Times New Roman" w:hAnsi="Times New Roman" w:hint="eastAsia" w:eastAsia="仿宋" w:cs="Times New Roman"/>
                 <w:b w:val="0"/>
                 <w:color w:val="000000"/>
                 <w:sz w:val="21"/>
@@ -11434,12 +11452,12 @@
           </w:tcPr>
           <w:p>
             <w:pPr>
-              <w:spacing w:line="276" w:lineRule="auto" w:before="20" w:after="20"/>
+              <w:spacing w:line="340" w:lineRule="exact" w:before="20" w:after="20"/>
               <w:jc w:val="left"/>
             </w:pPr>
             <w:r>
               <w:rPr>
-                <w:rFonts w:ascii="PingFang SC" w:hAnsi="PingFang SC" w:hint="eastAsia" w:eastAsia="PingFang SC" w:cs="PingFang SC"/>
+                <w:rFonts w:ascii="Times New Roman" w:hAnsi="Times New Roman" w:hint="eastAsia" w:eastAsia="仿宋" w:cs="Times New Roman"/>
                 <w:b w:val="0"/>
                 <w:color w:val="000000"/>
                 <w:sz w:val="21"/>
@@ -11475,12 +11493,12 @@
           </w:tcPr>
           <w:p>
             <w:pPr>
-              <w:spacing w:line="276" w:lineRule="auto" w:before="20" w:after="20"/>
-              <w:jc w:val="center"/>
-            </w:pPr>
-            <w:r>
-              <w:rPr>
-                <w:rFonts w:ascii="PingFang SC" w:hAnsi="PingFang SC" w:hint="eastAsia" w:eastAsia="PingFang SC" w:cs="PingFang SC"/>
+              <w:spacing w:line="340" w:lineRule="exact" w:before="20" w:after="20"/>
+              <w:jc w:val="center"/>
+            </w:pPr>
+            <w:r>
+              <w:rPr>
+                <w:rFonts w:ascii="Times New Roman" w:hAnsi="Times New Roman" w:hint="eastAsia" w:eastAsia="仿宋" w:cs="Times New Roman"/>
                 <w:b w:val="0"/>
                 <w:color w:val="000000"/>
                 <w:sz w:val="21"/>
@@ -11511,12 +11529,12 @@
           </w:tcPr>
           <w:p>
             <w:pPr>
-              <w:spacing w:line="276" w:lineRule="auto" w:before="20" w:after="20"/>
-              <w:jc w:val="center"/>
-            </w:pPr>
-            <w:r>
-              <w:rPr>
-                <w:rFonts w:ascii="PingFang SC" w:hAnsi="PingFang SC" w:hint="eastAsia" w:eastAsia="PingFang SC" w:cs="PingFang SC"/>
+              <w:spacing w:line="340" w:lineRule="exact" w:before="20" w:after="20"/>
+              <w:jc w:val="center"/>
+            </w:pPr>
+            <w:r>
+              <w:rPr>
+                <w:rFonts w:ascii="Times New Roman" w:hAnsi="Times New Roman" w:hint="eastAsia" w:eastAsia="仿宋" w:cs="Times New Roman"/>
                 <w:b w:val="0"/>
                 <w:color w:val="000000"/>
                 <w:sz w:val="21"/>
@@ -11547,12 +11565,12 @@
           </w:tcPr>
           <w:p>
             <w:pPr>
-              <w:spacing w:line="276" w:lineRule="auto" w:before="20" w:after="20"/>
+              <w:spacing w:line="340" w:lineRule="exact" w:before="20" w:after="20"/>
               <w:jc w:val="left"/>
             </w:pPr>
             <w:r>
               <w:rPr>
-                <w:rFonts w:ascii="PingFang SC" w:hAnsi="PingFang SC" w:hint="eastAsia" w:eastAsia="PingFang SC" w:cs="PingFang SC"/>
+                <w:rFonts w:ascii="Times New Roman" w:hAnsi="Times New Roman" w:hint="eastAsia" w:eastAsia="仿宋" w:cs="Times New Roman"/>
                 <w:b w:val="0"/>
                 <w:color w:val="000000"/>
                 <w:sz w:val="21"/>
@@ -11588,12 +11606,12 @@
           </w:tcPr>
           <w:p>
             <w:pPr>
-              <w:spacing w:line="276" w:lineRule="auto" w:before="20" w:after="20"/>
-              <w:jc w:val="center"/>
-            </w:pPr>
-            <w:r>
-              <w:rPr>
-                <w:rFonts w:ascii="PingFang SC" w:hAnsi="PingFang SC" w:hint="eastAsia" w:eastAsia="PingFang SC" w:cs="PingFang SC"/>
+              <w:spacing w:line="340" w:lineRule="exact" w:before="20" w:after="20"/>
+              <w:jc w:val="center"/>
+            </w:pPr>
+            <w:r>
+              <w:rPr>
+                <w:rFonts w:ascii="Times New Roman" w:hAnsi="Times New Roman" w:hint="eastAsia" w:eastAsia="仿宋" w:cs="Times New Roman"/>
                 <w:b w:val="0"/>
                 <w:color w:val="000000"/>
                 <w:sz w:val="21"/>
@@ -11624,12 +11642,12 @@
           </w:tcPr>
           <w:p>
             <w:pPr>
-              <w:spacing w:line="276" w:lineRule="auto" w:before="20" w:after="20"/>
-              <w:jc w:val="center"/>
-            </w:pPr>
-            <w:r>
-              <w:rPr>
-                <w:rFonts w:ascii="PingFang SC" w:hAnsi="PingFang SC" w:hint="eastAsia" w:eastAsia="PingFang SC" w:cs="PingFang SC"/>
+              <w:spacing w:line="340" w:lineRule="exact" w:before="20" w:after="20"/>
+              <w:jc w:val="center"/>
+            </w:pPr>
+            <w:r>
+              <w:rPr>
+                <w:rFonts w:ascii="Times New Roman" w:hAnsi="Times New Roman" w:hint="eastAsia" w:eastAsia="仿宋" w:cs="Times New Roman"/>
                 <w:b w:val="0"/>
                 <w:color w:val="000000"/>
                 <w:sz w:val="21"/>
@@ -11660,12 +11678,12 @@
           </w:tcPr>
           <w:p>
             <w:pPr>
-              <w:spacing w:line="276" w:lineRule="auto" w:before="20" w:after="20"/>
+              <w:spacing w:line="340" w:lineRule="exact" w:before="20" w:after="20"/>
               <w:jc w:val="left"/>
             </w:pPr>
             <w:r>
               <w:rPr>
-                <w:rFonts w:ascii="PingFang SC" w:hAnsi="PingFang SC" w:hint="eastAsia" w:eastAsia="PingFang SC" w:cs="PingFang SC"/>
+                <w:rFonts w:ascii="Times New Roman" w:hAnsi="Times New Roman" w:hint="eastAsia" w:eastAsia="仿宋" w:cs="Times New Roman"/>
                 <w:b w:val="0"/>
                 <w:color w:val="000000"/>
                 <w:sz w:val="21"/>
@@ -11701,12 +11719,12 @@
           </w:tcPr>
           <w:p>
             <w:pPr>
-              <w:spacing w:line="276" w:lineRule="auto" w:before="20" w:after="20"/>
-              <w:jc w:val="center"/>
-            </w:pPr>
-            <w:r>
-              <w:rPr>
-                <w:rFonts w:ascii="PingFang SC" w:hAnsi="PingFang SC" w:hint="eastAsia" w:eastAsia="PingFang SC" w:cs="PingFang SC"/>
+              <w:spacing w:line="340" w:lineRule="exact" w:before="20" w:after="20"/>
+              <w:jc w:val="center"/>
+            </w:pPr>
+            <w:r>
+              <w:rPr>
+                <w:rFonts w:ascii="Times New Roman" w:hAnsi="Times New Roman" w:hint="eastAsia" w:eastAsia="仿宋" w:cs="Times New Roman"/>
                 <w:b w:val="0"/>
                 <w:color w:val="000000"/>
                 <w:sz w:val="21"/>
@@ -11737,12 +11755,12 @@
           </w:tcPr>
           <w:p>
             <w:pPr>
-              <w:spacing w:line="276" w:lineRule="auto" w:before="20" w:after="20"/>
-              <w:jc w:val="center"/>
-            </w:pPr>
-            <w:r>
-              <w:rPr>
-                <w:rFonts w:ascii="PingFang SC" w:hAnsi="PingFang SC" w:hint="eastAsia" w:eastAsia="PingFang SC" w:cs="PingFang SC"/>
+              <w:spacing w:line="340" w:lineRule="exact" w:before="20" w:after="20"/>
+              <w:jc w:val="center"/>
+            </w:pPr>
+            <w:r>
+              <w:rPr>
+                <w:rFonts w:ascii="Times New Roman" w:hAnsi="Times New Roman" w:hint="eastAsia" w:eastAsia="仿宋" w:cs="Times New Roman"/>
                 <w:b w:val="0"/>
                 <w:color w:val="000000"/>
                 <w:sz w:val="21"/>
@@ -11773,12 +11791,12 @@
           </w:tcPr>
           <w:p>
             <w:pPr>
-              <w:spacing w:line="276" w:lineRule="auto" w:before="20" w:after="20"/>
+              <w:spacing w:line="340" w:lineRule="exact" w:before="20" w:after="20"/>
               <w:jc w:val="left"/>
             </w:pPr>
             <w:r>
               <w:rPr>
-                <w:rFonts w:ascii="PingFang SC" w:hAnsi="PingFang SC" w:hint="eastAsia" w:eastAsia="PingFang SC" w:cs="PingFang SC"/>
+                <w:rFonts w:ascii="Times New Roman" w:hAnsi="Times New Roman" w:hint="eastAsia" w:eastAsia="仿宋" w:cs="Times New Roman"/>
                 <w:b w:val="0"/>
                 <w:color w:val="000000"/>
                 <w:sz w:val="21"/>
@@ -11814,12 +11832,12 @@
           </w:tcPr>
           <w:p>
             <w:pPr>
-              <w:spacing w:line="276" w:lineRule="auto" w:before="20" w:after="20"/>
-              <w:jc w:val="center"/>
-            </w:pPr>
-            <w:r>
-              <w:rPr>
-                <w:rFonts w:ascii="PingFang SC" w:hAnsi="PingFang SC" w:hint="eastAsia" w:eastAsia="PingFang SC" w:cs="PingFang SC"/>
+              <w:spacing w:line="340" w:lineRule="exact" w:before="20" w:after="20"/>
+              <w:jc w:val="center"/>
+            </w:pPr>
+            <w:r>
+              <w:rPr>
+                <w:rFonts w:ascii="Times New Roman" w:hAnsi="Times New Roman" w:hint="eastAsia" w:eastAsia="仿宋" w:cs="Times New Roman"/>
                 <w:b w:val="0"/>
                 <w:color w:val="000000"/>
                 <w:sz w:val="21"/>
@@ -11850,12 +11868,12 @@
           </w:tcPr>
           <w:p>
             <w:pPr>
-              <w:spacing w:line="276" w:lineRule="auto" w:before="20" w:after="20"/>
-              <w:jc w:val="center"/>
-            </w:pPr>
-            <w:r>
-              <w:rPr>
-                <w:rFonts w:ascii="PingFang SC" w:hAnsi="PingFang SC" w:hint="eastAsia" w:eastAsia="PingFang SC" w:cs="PingFang SC"/>
+              <w:spacing w:line="340" w:lineRule="exact" w:before="20" w:after="20"/>
+              <w:jc w:val="center"/>
+            </w:pPr>
+            <w:r>
+              <w:rPr>
+                <w:rFonts w:ascii="Times New Roman" w:hAnsi="Times New Roman" w:hint="eastAsia" w:eastAsia="仿宋" w:cs="Times New Roman"/>
                 <w:b w:val="0"/>
                 <w:color w:val="000000"/>
                 <w:sz w:val="21"/>
@@ -11886,12 +11904,12 @@
           </w:tcPr>
           <w:p>
             <w:pPr>
-              <w:spacing w:line="276" w:lineRule="auto" w:before="20" w:after="20"/>
+              <w:spacing w:line="340" w:lineRule="exact" w:before="20" w:after="20"/>
               <w:jc w:val="left"/>
             </w:pPr>
             <w:r>
               <w:rPr>
-                <w:rFonts w:ascii="PingFang SC" w:hAnsi="PingFang SC" w:hint="eastAsia" w:eastAsia="PingFang SC" w:cs="PingFang SC"/>
+                <w:rFonts w:ascii="Times New Roman" w:hAnsi="Times New Roman" w:hint="eastAsia" w:eastAsia="仿宋" w:cs="Times New Roman"/>
                 <w:b w:val="0"/>
                 <w:color w:val="000000"/>
                 <w:sz w:val="21"/>
@@ -11927,12 +11945,12 @@
           </w:tcPr>
           <w:p>
             <w:pPr>
-              <w:spacing w:line="276" w:lineRule="auto" w:before="20" w:after="20"/>
-              <w:jc w:val="center"/>
-            </w:pPr>
-            <w:r>
-              <w:rPr>
-                <w:rFonts w:ascii="PingFang SC" w:hAnsi="PingFang SC" w:hint="eastAsia" w:eastAsia="PingFang SC" w:cs="PingFang SC"/>
+              <w:spacing w:line="340" w:lineRule="exact" w:before="20" w:after="20"/>
+              <w:jc w:val="center"/>
+            </w:pPr>
+            <w:r>
+              <w:rPr>
+                <w:rFonts w:ascii="Times New Roman" w:hAnsi="Times New Roman" w:hint="eastAsia" w:eastAsia="仿宋" w:cs="Times New Roman"/>
                 <w:b w:val="0"/>
                 <w:color w:val="000000"/>
                 <w:sz w:val="21"/>
@@ -11963,12 +11981,12 @@
           </w:tcPr>
           <w:p>
             <w:pPr>
-              <w:spacing w:line="276" w:lineRule="auto" w:before="20" w:after="20"/>
-              <w:jc w:val="center"/>
-            </w:pPr>
-            <w:r>
-              <w:rPr>
-                <w:rFonts w:ascii="PingFang SC" w:hAnsi="PingFang SC" w:hint="eastAsia" w:eastAsia="PingFang SC" w:cs="PingFang SC"/>
+              <w:spacing w:line="340" w:lineRule="exact" w:before="20" w:after="20"/>
+              <w:jc w:val="center"/>
+            </w:pPr>
+            <w:r>
+              <w:rPr>
+                <w:rFonts w:ascii="Times New Roman" w:hAnsi="Times New Roman" w:hint="eastAsia" w:eastAsia="仿宋" w:cs="Times New Roman"/>
                 <w:b w:val="0"/>
                 <w:color w:val="000000"/>
                 <w:sz w:val="21"/>
@@ -11999,12 +12017,12 @@
           </w:tcPr>
           <w:p>
             <w:pPr>
-              <w:spacing w:line="276" w:lineRule="auto" w:before="20" w:after="20"/>
+              <w:spacing w:line="340" w:lineRule="exact" w:before="20" w:after="20"/>
               <w:jc w:val="left"/>
             </w:pPr>
             <w:r>
               <w:rPr>
-                <w:rFonts w:ascii="PingFang SC" w:hAnsi="PingFang SC" w:hint="eastAsia" w:eastAsia="PingFang SC" w:cs="PingFang SC"/>
+                <w:rFonts w:ascii="Times New Roman" w:hAnsi="Times New Roman" w:hint="eastAsia" w:eastAsia="仿宋" w:cs="Times New Roman"/>
                 <w:b w:val="0"/>
                 <w:color w:val="000000"/>
                 <w:sz w:val="21"/>
@@ -12040,12 +12058,12 @@
           </w:tcPr>
           <w:p>
             <w:pPr>
-              <w:spacing w:line="276" w:lineRule="auto" w:before="20" w:after="20"/>
-              <w:jc w:val="center"/>
-            </w:pPr>
-            <w:r>
-              <w:rPr>
-                <w:rFonts w:ascii="PingFang SC" w:hAnsi="PingFang SC" w:hint="eastAsia" w:eastAsia="PingFang SC" w:cs="PingFang SC"/>
+              <w:spacing w:line="340" w:lineRule="exact" w:before="20" w:after="20"/>
+              <w:jc w:val="center"/>
+            </w:pPr>
+            <w:r>
+              <w:rPr>
+                <w:rFonts w:ascii="Times New Roman" w:hAnsi="Times New Roman" w:hint="eastAsia" w:eastAsia="仿宋" w:cs="Times New Roman"/>
                 <w:b w:val="0"/>
                 <w:color w:val="000000"/>
                 <w:sz w:val="21"/>
@@ -12076,12 +12094,12 @@
           </w:tcPr>
           <w:p>
             <w:pPr>
-              <w:spacing w:line="276" w:lineRule="auto" w:before="20" w:after="20"/>
-              <w:jc w:val="center"/>
-            </w:pPr>
-            <w:r>
-              <w:rPr>
-                <w:rFonts w:ascii="PingFang SC" w:hAnsi="PingFang SC" w:hint="eastAsia" w:eastAsia="PingFang SC" w:cs="PingFang SC"/>
+              <w:spacing w:line="340" w:lineRule="exact" w:before="20" w:after="20"/>
+              <w:jc w:val="center"/>
+            </w:pPr>
+            <w:r>
+              <w:rPr>
+                <w:rFonts w:ascii="Times New Roman" w:hAnsi="Times New Roman" w:hint="eastAsia" w:eastAsia="仿宋" w:cs="Times New Roman"/>
                 <w:b w:val="0"/>
                 <w:color w:val="000000"/>
                 <w:sz w:val="21"/>
@@ -12112,12 +12130,12 @@
           </w:tcPr>
           <w:p>
             <w:pPr>
-              <w:spacing w:line="276" w:lineRule="auto" w:before="20" w:after="20"/>
+              <w:spacing w:line="340" w:lineRule="exact" w:before="20" w:after="20"/>
               <w:jc w:val="left"/>
             </w:pPr>
             <w:r>
               <w:rPr>
-                <w:rFonts w:ascii="PingFang SC" w:hAnsi="PingFang SC" w:hint="eastAsia" w:eastAsia="PingFang SC" w:cs="PingFang SC"/>
+                <w:rFonts w:ascii="Times New Roman" w:hAnsi="Times New Roman" w:hint="eastAsia" w:eastAsia="仿宋" w:cs="Times New Roman"/>
                 <w:b w:val="0"/>
                 <w:color w:val="000000"/>
                 <w:sz w:val="21"/>
@@ -12153,12 +12171,12 @@
           </w:tcPr>
           <w:p>
             <w:pPr>
-              <w:spacing w:line="276" w:lineRule="auto" w:before="20" w:after="20"/>
-              <w:jc w:val="center"/>
-            </w:pPr>
-            <w:r>
-              <w:rPr>
-                <w:rFonts w:ascii="PingFang SC" w:hAnsi="PingFang SC" w:hint="eastAsia" w:eastAsia="PingFang SC" w:cs="PingFang SC"/>
+              <w:spacing w:line="340" w:lineRule="exact" w:before="20" w:after="20"/>
+              <w:jc w:val="center"/>
+            </w:pPr>
+            <w:r>
+              <w:rPr>
+                <w:rFonts w:ascii="Times New Roman" w:hAnsi="Times New Roman" w:hint="eastAsia" w:eastAsia="仿宋" w:cs="Times New Roman"/>
                 <w:b w:val="0"/>
                 <w:color w:val="000000"/>
                 <w:sz w:val="21"/>
@@ -12189,12 +12207,12 @@
           </w:tcPr>
           <w:p>
             <w:pPr>
-              <w:spacing w:line="276" w:lineRule="auto" w:before="20" w:after="20"/>
-              <w:jc w:val="center"/>
-            </w:pPr>
-            <w:r>
-              <w:rPr>
-                <w:rFonts w:ascii="PingFang SC" w:hAnsi="PingFang SC" w:hint="eastAsia" w:eastAsia="PingFang SC" w:cs="PingFang SC"/>
+              <w:spacing w:line="340" w:lineRule="exact" w:before="20" w:after="20"/>
+              <w:jc w:val="center"/>
+            </w:pPr>
+            <w:r>
+              <w:rPr>
+                <w:rFonts w:ascii="Times New Roman" w:hAnsi="Times New Roman" w:hint="eastAsia" w:eastAsia="仿宋" w:cs="Times New Roman"/>
                 <w:b w:val="0"/>
                 <w:color w:val="000000"/>
                 <w:sz w:val="21"/>
@@ -12225,12 +12243,12 @@
           </w:tcPr>
           <w:p>
             <w:pPr>
-              <w:spacing w:line="276" w:lineRule="auto" w:before="20" w:after="20"/>
+              <w:spacing w:line="340" w:lineRule="exact" w:before="20" w:after="20"/>
               <w:jc w:val="left"/>
             </w:pPr>
             <w:r>
               <w:rPr>
-                <w:rFonts w:ascii="PingFang SC" w:hAnsi="PingFang SC" w:hint="eastAsia" w:eastAsia="PingFang SC" w:cs="PingFang SC"/>
+                <w:rFonts w:ascii="Times New Roman" w:hAnsi="Times New Roman" w:hint="eastAsia" w:eastAsia="仿宋" w:cs="Times New Roman"/>
                 <w:b w:val="0"/>
                 <w:color w:val="000000"/>
                 <w:sz w:val="21"/>
@@ -12249,13 +12267,13 @@
     <w:p>
       <w:pPr>
         <w:widowControl/>
-        <w:spacing w:line="348" w:lineRule="auto" w:after="0"/>
+        <w:spacing w:line="540" w:lineRule="exact" w:after="0"/>
         <w:ind w:firstLine="639"/>
         <w:jc w:val="both"/>
       </w:pPr>
       <w:r>
         <w:rPr>
-          <w:rFonts w:ascii="PingFang SC" w:hAnsi="PingFang SC" w:hint="eastAsia" w:eastAsia="PingFang SC" w:cs="PingFang SC"/>
+          <w:rFonts w:ascii="Times New Roman" w:hAnsi="Times New Roman" w:hint="eastAsia" w:eastAsia="仿宋" w:cs="Times New Roman"/>
           <w:b w:val="0"/>
           <w:color w:val="000000"/>
           <w:sz w:val="30"/>
@@ -12268,13 +12286,13 @@
         <w:keepNext/>
         <w:pageBreakBefore/>
         <w:widowControl/>
-        <w:spacing w:before="0" w:after="160" w:line="360" w:lineRule="auto"/>
+        <w:spacing w:before="0" w:after="160" w:line="600" w:lineRule="exact"/>
         <w:ind w:firstLine="642"/>
         <w:jc w:val="both"/>
       </w:pPr>
       <w:r>
         <w:rPr>
-          <w:rFonts w:ascii="PingFang SC" w:hAnsi="PingFang SC" w:hint="eastAsia" w:eastAsia="PingFang SC" w:cs="PingFang SC"/>
+          <w:rFonts w:ascii="Times New Roman" w:hAnsi="Times New Roman" w:hint="eastAsia" w:eastAsia="黑体" w:cs="Times New Roman"/>
           <w:b/>
           <w:color w:val="000000"/>
           <w:sz w:val="32"/>
@@ -12286,13 +12304,13 @@
       <w:pPr>
         <w:keepNext/>
         <w:widowControl/>
-        <w:spacing w:before="200" w:after="80" w:line="324" w:lineRule="auto"/>
+        <w:spacing w:before="200" w:after="80" w:line="520" w:lineRule="exact"/>
         <w:ind w:firstLine="642"/>
         <w:jc w:val="both"/>
       </w:pPr>
       <w:r>
         <w:rPr>
-          <w:rFonts w:ascii="PingFang SC" w:hAnsi="PingFang SC" w:hint="eastAsia" w:eastAsia="PingFang SC" w:cs="PingFang SC"/>
+          <w:rFonts w:ascii="Times New Roman" w:hAnsi="Times New Roman" w:hint="eastAsia" w:eastAsia="黑体" w:cs="Times New Roman"/>
           <w:b/>
           <w:color w:val="000000"/>
           <w:sz w:val="30"/>
@@ -12303,13 +12321,13 @@
     <w:p>
       <w:pPr>
         <w:widowControl/>
-        <w:spacing w:line="348" w:lineRule="auto" w:after="0"/>
+        <w:spacing w:line="540" w:lineRule="exact" w:after="0"/>
         <w:ind w:firstLine="639"/>
         <w:jc w:val="both"/>
       </w:pPr>
       <w:r>
         <w:rPr>
-          <w:rFonts w:ascii="PingFang SC" w:hAnsi="PingFang SC" w:hint="eastAsia" w:eastAsia="PingFang SC" w:cs="PingFang SC"/>
+          <w:rFonts w:ascii="Times New Roman" w:hAnsi="Times New Roman" w:hint="eastAsia" w:eastAsia="仿宋" w:cs="Times New Roman"/>
           <w:b w:val="0"/>
           <w:color w:val="000000"/>
           <w:sz w:val="30"/>
@@ -12321,13 +12339,13 @@
       <w:pPr>
         <w:keepNext/>
         <w:widowControl/>
-        <w:spacing w:before="200" w:after="80" w:line="324" w:lineRule="auto"/>
+        <w:spacing w:before="200" w:after="80" w:line="520" w:lineRule="exact"/>
         <w:ind w:firstLine="642"/>
         <w:jc w:val="both"/>
       </w:pPr>
       <w:r>
         <w:rPr>
-          <w:rFonts w:ascii="PingFang SC" w:hAnsi="PingFang SC" w:hint="eastAsia" w:eastAsia="PingFang SC" w:cs="PingFang SC"/>
+          <w:rFonts w:ascii="Times New Roman" w:hAnsi="Times New Roman" w:hint="eastAsia" w:eastAsia="黑体" w:cs="Times New Roman"/>
           <w:b/>
           <w:color w:val="000000"/>
           <w:sz w:val="30"/>
@@ -12338,13 +12356,13 @@
     <w:p>
       <w:pPr>
         <w:widowControl/>
-        <w:spacing w:line="348" w:lineRule="auto" w:after="0"/>
+        <w:spacing w:line="540" w:lineRule="exact" w:after="0"/>
         <w:ind w:firstLine="639"/>
         <w:jc w:val="both"/>
       </w:pPr>
       <w:r>
         <w:rPr>
-          <w:rFonts w:ascii="PingFang SC" w:hAnsi="PingFang SC" w:hint="eastAsia" w:eastAsia="PingFang SC" w:cs="PingFang SC"/>
+          <w:rFonts w:ascii="Times New Roman" w:hAnsi="Times New Roman" w:hint="eastAsia" w:eastAsia="仿宋" w:cs="Times New Roman"/>
           <w:b w:val="0"/>
           <w:color w:val="000000"/>
           <w:sz w:val="30"/>
@@ -12356,13 +12374,13 @@
       <w:pPr>
         <w:keepNext/>
         <w:widowControl/>
-        <w:spacing w:before="200" w:after="80" w:line="324" w:lineRule="auto"/>
+        <w:spacing w:before="200" w:after="80" w:line="520" w:lineRule="exact"/>
         <w:ind w:firstLine="642"/>
         <w:jc w:val="both"/>
       </w:pPr>
       <w:r>
         <w:rPr>
-          <w:rFonts w:ascii="PingFang SC" w:hAnsi="PingFang SC" w:hint="eastAsia" w:eastAsia="PingFang SC" w:cs="PingFang SC"/>
+          <w:rFonts w:ascii="Times New Roman" w:hAnsi="Times New Roman" w:hint="eastAsia" w:eastAsia="黑体" w:cs="Times New Roman"/>
           <w:b/>
           <w:color w:val="000000"/>
           <w:sz w:val="30"/>
@@ -12409,12 +12427,12 @@
           </w:tcPr>
           <w:p>
             <w:pPr>
-              <w:spacing w:line="276" w:lineRule="auto" w:before="20" w:after="20"/>
-              <w:jc w:val="center"/>
-            </w:pPr>
-            <w:r>
-              <w:rPr>
-                <w:rFonts w:ascii="PingFang SC" w:hAnsi="PingFang SC" w:hint="eastAsia" w:eastAsia="PingFang SC" w:cs="PingFang SC"/>
+              <w:spacing w:line="340" w:lineRule="exact" w:before="20" w:after="20"/>
+              <w:jc w:val="center"/>
+            </w:pPr>
+            <w:r>
+              <w:rPr>
+                <w:rFonts w:ascii="Times New Roman" w:hAnsi="Times New Roman" w:hint="eastAsia" w:eastAsia="黑体" w:cs="Times New Roman"/>
                 <w:b/>
                 <w:color w:val="FFFFFF"/>
                 <w:sz w:val="21"/>
@@ -12445,12 +12463,12 @@
           </w:tcPr>
           <w:p>
             <w:pPr>
-              <w:spacing w:line="276" w:lineRule="auto" w:before="20" w:after="20"/>
-              <w:jc w:val="center"/>
-            </w:pPr>
-            <w:r>
-              <w:rPr>
-                <w:rFonts w:ascii="PingFang SC" w:hAnsi="PingFang SC" w:hint="eastAsia" w:eastAsia="PingFang SC" w:cs="PingFang SC"/>
+              <w:spacing w:line="340" w:lineRule="exact" w:before="20" w:after="20"/>
+              <w:jc w:val="center"/>
+            </w:pPr>
+            <w:r>
+              <w:rPr>
+                <w:rFonts w:ascii="Times New Roman" w:hAnsi="Times New Roman" w:hint="eastAsia" w:eastAsia="黑体" w:cs="Times New Roman"/>
                 <w:b/>
                 <w:color w:val="FFFFFF"/>
                 <w:sz w:val="21"/>
@@ -12481,12 +12499,12 @@
           </w:tcPr>
           <w:p>
             <w:pPr>
-              <w:spacing w:line="276" w:lineRule="auto" w:before="20" w:after="20"/>
-              <w:jc w:val="center"/>
-            </w:pPr>
-            <w:r>
-              <w:rPr>
-                <w:rFonts w:ascii="PingFang SC" w:hAnsi="PingFang SC" w:hint="eastAsia" w:eastAsia="PingFang SC" w:cs="PingFang SC"/>
+              <w:spacing w:line="340" w:lineRule="exact" w:before="20" w:after="20"/>
+              <w:jc w:val="center"/>
+            </w:pPr>
+            <w:r>
+              <w:rPr>
+                <w:rFonts w:ascii="Times New Roman" w:hAnsi="Times New Roman" w:hint="eastAsia" w:eastAsia="黑体" w:cs="Times New Roman"/>
                 <w:b/>
                 <w:color w:val="FFFFFF"/>
                 <w:sz w:val="21"/>
@@ -12522,12 +12540,12 @@
           </w:tcPr>
           <w:p>
             <w:pPr>
-              <w:spacing w:line="276" w:lineRule="auto" w:before="20" w:after="20"/>
-              <w:jc w:val="center"/>
-            </w:pPr>
-            <w:r>
-              <w:rPr>
-                <w:rFonts w:ascii="PingFang SC" w:hAnsi="PingFang SC" w:hint="eastAsia" w:eastAsia="PingFang SC" w:cs="PingFang SC"/>
+              <w:spacing w:line="340" w:lineRule="exact" w:before="20" w:after="20"/>
+              <w:jc w:val="center"/>
+            </w:pPr>
+            <w:r>
+              <w:rPr>
+                <w:rFonts w:ascii="Times New Roman" w:hAnsi="Times New Roman" w:hint="eastAsia" w:eastAsia="仿宋" w:cs="Times New Roman"/>
                 <w:b w:val="0"/>
                 <w:color w:val="000000"/>
                 <w:sz w:val="21"/>
@@ -12558,12 +12576,12 @@
           </w:tcPr>
           <w:p>
             <w:pPr>
-              <w:spacing w:line="276" w:lineRule="auto" w:before="20" w:after="20"/>
+              <w:spacing w:line="340" w:lineRule="exact" w:before="20" w:after="20"/>
               <w:jc w:val="left"/>
             </w:pPr>
             <w:r>
               <w:rPr>
-                <w:rFonts w:ascii="PingFang SC" w:hAnsi="PingFang SC" w:hint="eastAsia" w:eastAsia="PingFang SC" w:cs="PingFang SC"/>
+                <w:rFonts w:ascii="Times New Roman" w:hAnsi="Times New Roman" w:hint="eastAsia" w:eastAsia="仿宋" w:cs="Times New Roman"/>
                 <w:b w:val="0"/>
                 <w:color w:val="000000"/>
                 <w:sz w:val="21"/>
@@ -12594,12 +12612,12 @@
           </w:tcPr>
           <w:p>
             <w:pPr>
-              <w:spacing w:line="276" w:lineRule="auto" w:before="20" w:after="20"/>
+              <w:spacing w:line="340" w:lineRule="exact" w:before="20" w:after="20"/>
               <w:jc w:val="left"/>
             </w:pPr>
             <w:r>
               <w:rPr>
-                <w:rFonts w:ascii="PingFang SC" w:hAnsi="PingFang SC" w:hint="eastAsia" w:eastAsia="PingFang SC" w:cs="PingFang SC"/>
+                <w:rFonts w:ascii="Times New Roman" w:hAnsi="Times New Roman" w:hint="eastAsia" w:eastAsia="仿宋" w:cs="Times New Roman"/>
                 <w:b w:val="0"/>
                 <w:color w:val="000000"/>
                 <w:sz w:val="21"/>
@@ -12635,12 +12653,12 @@
           </w:tcPr>
           <w:p>
             <w:pPr>
-              <w:spacing w:line="276" w:lineRule="auto" w:before="20" w:after="20"/>
-              <w:jc w:val="center"/>
-            </w:pPr>
-            <w:r>
-              <w:rPr>
-                <w:rFonts w:ascii="PingFang SC" w:hAnsi="PingFang SC" w:hint="eastAsia" w:eastAsia="PingFang SC" w:cs="PingFang SC"/>
+              <w:spacing w:line="340" w:lineRule="exact" w:before="20" w:after="20"/>
+              <w:jc w:val="center"/>
+            </w:pPr>
+            <w:r>
+              <w:rPr>
+                <w:rFonts w:ascii="Times New Roman" w:hAnsi="Times New Roman" w:hint="eastAsia" w:eastAsia="仿宋" w:cs="Times New Roman"/>
                 <w:b w:val="0"/>
                 <w:color w:val="000000"/>
                 <w:sz w:val="21"/>
@@ -12671,12 +12689,12 @@
           </w:tcPr>
           <w:p>
             <w:pPr>
-              <w:spacing w:line="276" w:lineRule="auto" w:before="20" w:after="20"/>
+              <w:spacing w:line="340" w:lineRule="exact" w:before="20" w:after="20"/>
               <w:jc w:val="left"/>
             </w:pPr>
             <w:r>
               <w:rPr>
-                <w:rFonts w:ascii="PingFang SC" w:hAnsi="PingFang SC" w:hint="eastAsia" w:eastAsia="PingFang SC" w:cs="PingFang SC"/>
+                <w:rFonts w:ascii="Times New Roman" w:hAnsi="Times New Roman" w:hint="eastAsia" w:eastAsia="仿宋" w:cs="Times New Roman"/>
                 <w:b w:val="0"/>
                 <w:color w:val="000000"/>
                 <w:sz w:val="21"/>
@@ -12707,12 +12725,12 @@
           </w:tcPr>
           <w:p>
             <w:pPr>
-              <w:spacing w:line="276" w:lineRule="auto" w:before="20" w:after="20"/>
+              <w:spacing w:line="340" w:lineRule="exact" w:before="20" w:after="20"/>
               <w:jc w:val="left"/>
             </w:pPr>
             <w:r>
               <w:rPr>
-                <w:rFonts w:ascii="PingFang SC" w:hAnsi="PingFang SC" w:hint="eastAsia" w:eastAsia="PingFang SC" w:cs="PingFang SC"/>
+                <w:rFonts w:ascii="Times New Roman" w:hAnsi="Times New Roman" w:hint="eastAsia" w:eastAsia="仿宋" w:cs="Times New Roman"/>
                 <w:b w:val="0"/>
                 <w:color w:val="000000"/>
                 <w:sz w:val="21"/>
@@ -12748,12 +12766,12 @@
           </w:tcPr>
           <w:p>
             <w:pPr>
-              <w:spacing w:line="276" w:lineRule="auto" w:before="20" w:after="20"/>
-              <w:jc w:val="center"/>
-            </w:pPr>
-            <w:r>
-              <w:rPr>
-                <w:rFonts w:ascii="PingFang SC" w:hAnsi="PingFang SC" w:hint="eastAsia" w:eastAsia="PingFang SC" w:cs="PingFang SC"/>
+              <w:spacing w:line="340" w:lineRule="exact" w:before="20" w:after="20"/>
+              <w:jc w:val="center"/>
+            </w:pPr>
+            <w:r>
+              <w:rPr>
+                <w:rFonts w:ascii="Times New Roman" w:hAnsi="Times New Roman" w:hint="eastAsia" w:eastAsia="仿宋" w:cs="Times New Roman"/>
                 <w:b w:val="0"/>
                 <w:color w:val="000000"/>
                 <w:sz w:val="21"/>
@@ -12784,12 +12802,12 @@
           </w:tcPr>
           <w:p>
             <w:pPr>
-              <w:spacing w:line="276" w:lineRule="auto" w:before="20" w:after="20"/>
+              <w:spacing w:line="340" w:lineRule="exact" w:before="20" w:after="20"/>
               <w:jc w:val="left"/>
             </w:pPr>
             <w:r>
               <w:rPr>
-                <w:rFonts w:ascii="PingFang SC" w:hAnsi="PingFang SC" w:hint="eastAsia" w:eastAsia="PingFang SC" w:cs="PingFang SC"/>
+                <w:rFonts w:ascii="Times New Roman" w:hAnsi="Times New Roman" w:hint="eastAsia" w:eastAsia="仿宋" w:cs="Times New Roman"/>
                 <w:b w:val="0"/>
                 <w:color w:val="000000"/>
                 <w:sz w:val="21"/>
@@ -12820,12 +12838,12 @@
           </w:tcPr>
           <w:p>
             <w:pPr>
-              <w:spacing w:line="276" w:lineRule="auto" w:before="20" w:after="20"/>
+              <w:spacing w:line="340" w:lineRule="exact" w:before="20" w:after="20"/>
               <w:jc w:val="left"/>
             </w:pPr>
             <w:r>
               <w:rPr>
-                <w:rFonts w:ascii="PingFang SC" w:hAnsi="PingFang SC" w:hint="eastAsia" w:eastAsia="PingFang SC" w:cs="PingFang SC"/>
+                <w:rFonts w:ascii="Times New Roman" w:hAnsi="Times New Roman" w:hint="eastAsia" w:eastAsia="仿宋" w:cs="Times New Roman"/>
                 <w:b w:val="0"/>
                 <w:color w:val="000000"/>
                 <w:sz w:val="21"/>
@@ -12861,12 +12879,12 @@
           </w:tcPr>
           <w:p>
             <w:pPr>
-              <w:spacing w:line="276" w:lineRule="auto" w:before="20" w:after="20"/>
-              <w:jc w:val="center"/>
-            </w:pPr>
-            <w:r>
-              <w:rPr>
-                <w:rFonts w:ascii="PingFang SC" w:hAnsi="PingFang SC" w:hint="eastAsia" w:eastAsia="PingFang SC" w:cs="PingFang SC"/>
+              <w:spacing w:line="340" w:lineRule="exact" w:before="20" w:after="20"/>
+              <w:jc w:val="center"/>
+            </w:pPr>
+            <w:r>
+              <w:rPr>
+                <w:rFonts w:ascii="Times New Roman" w:hAnsi="Times New Roman" w:hint="eastAsia" w:eastAsia="仿宋" w:cs="Times New Roman"/>
                 <w:b w:val="0"/>
                 <w:color w:val="000000"/>
                 <w:sz w:val="21"/>
@@ -12897,12 +12915,12 @@
           </w:tcPr>
           <w:p>
             <w:pPr>
-              <w:spacing w:line="276" w:lineRule="auto" w:before="20" w:after="20"/>
+              <w:spacing w:line="340" w:lineRule="exact" w:before="20" w:after="20"/>
               <w:jc w:val="left"/>
             </w:pPr>
             <w:r>
               <w:rPr>
-                <w:rFonts w:ascii="PingFang SC" w:hAnsi="PingFang SC" w:hint="eastAsia" w:eastAsia="PingFang SC" w:cs="PingFang SC"/>
+                <w:rFonts w:ascii="Times New Roman" w:hAnsi="Times New Roman" w:hint="eastAsia" w:eastAsia="仿宋" w:cs="Times New Roman"/>
                 <w:b w:val="0"/>
                 <w:color w:val="000000"/>
                 <w:sz w:val="21"/>
@@ -12933,12 +12951,12 @@
           </w:tcPr>
           <w:p>
             <w:pPr>
-              <w:spacing w:line="276" w:lineRule="auto" w:before="20" w:after="20"/>
-              <w:jc w:val="center"/>
-            </w:pPr>
-            <w:r>
-              <w:rPr>
-                <w:rFonts w:ascii="PingFang SC" w:hAnsi="PingFang SC" w:hint="eastAsia" w:eastAsia="PingFang SC" w:cs="PingFang SC"/>
+              <w:spacing w:line="340" w:lineRule="exact" w:before="20" w:after="20"/>
+              <w:jc w:val="center"/>
+            </w:pPr>
+            <w:r>
+              <w:rPr>
+                <w:rFonts w:ascii="Times New Roman" w:hAnsi="Times New Roman" w:hint="eastAsia" w:eastAsia="仿宋" w:cs="Times New Roman"/>
                 <w:b w:val="0"/>
                 <w:color w:val="000000"/>
                 <w:sz w:val="21"/>
@@ -12974,12 +12992,12 @@
           </w:tcPr>
           <w:p>
             <w:pPr>
-              <w:spacing w:line="276" w:lineRule="auto" w:before="20" w:after="20"/>
-              <w:jc w:val="center"/>
-            </w:pPr>
-            <w:r>
-              <w:rPr>
-                <w:rFonts w:ascii="PingFang SC" w:hAnsi="PingFang SC" w:hint="eastAsia" w:eastAsia="PingFang SC" w:cs="PingFang SC"/>
+              <w:spacing w:line="340" w:lineRule="exact" w:before="20" w:after="20"/>
+              <w:jc w:val="center"/>
+            </w:pPr>
+            <w:r>
+              <w:rPr>
+                <w:rFonts w:ascii="Times New Roman" w:hAnsi="Times New Roman" w:hint="eastAsia" w:eastAsia="仿宋" w:cs="Times New Roman"/>
                 <w:b w:val="0"/>
                 <w:color w:val="000000"/>
                 <w:sz w:val="21"/>
@@ -13010,12 +13028,12 @@
           </w:tcPr>
           <w:p>
             <w:pPr>
-              <w:spacing w:line="276" w:lineRule="auto" w:before="20" w:after="20"/>
+              <w:spacing w:line="340" w:lineRule="exact" w:before="20" w:after="20"/>
               <w:jc w:val="left"/>
             </w:pPr>
             <w:r>
               <w:rPr>
-                <w:rFonts w:ascii="PingFang SC" w:hAnsi="PingFang SC" w:hint="eastAsia" w:eastAsia="PingFang SC" w:cs="PingFang SC"/>
+                <w:rFonts w:ascii="Times New Roman" w:hAnsi="Times New Roman" w:hint="eastAsia" w:eastAsia="仿宋" w:cs="Times New Roman"/>
                 <w:b w:val="0"/>
                 <w:color w:val="000000"/>
                 <w:sz w:val="21"/>
@@ -13046,12 +13064,12 @@
           </w:tcPr>
           <w:p>
             <w:pPr>
-              <w:spacing w:line="276" w:lineRule="auto" w:before="20" w:after="20"/>
+              <w:spacing w:line="340" w:lineRule="exact" w:before="20" w:after="20"/>
               <w:jc w:val="left"/>
             </w:pPr>
             <w:r>
               <w:rPr>
-                <w:rFonts w:ascii="PingFang SC" w:hAnsi="PingFang SC" w:hint="eastAsia" w:eastAsia="PingFang SC" w:cs="PingFang SC"/>
+                <w:rFonts w:ascii="Times New Roman" w:hAnsi="Times New Roman" w:hint="eastAsia" w:eastAsia="仿宋" w:cs="Times New Roman"/>
                 <w:b w:val="0"/>
                 <w:color w:val="000000"/>
                 <w:sz w:val="21"/>
@@ -13087,12 +13105,12 @@
           </w:tcPr>
           <w:p>
             <w:pPr>
-              <w:spacing w:line="276" w:lineRule="auto" w:before="20" w:after="20"/>
-              <w:jc w:val="center"/>
-            </w:pPr>
-            <w:r>
-              <w:rPr>
-                <w:rFonts w:ascii="PingFang SC" w:hAnsi="PingFang SC" w:hint="eastAsia" w:eastAsia="PingFang SC" w:cs="PingFang SC"/>
+              <w:spacing w:line="340" w:lineRule="exact" w:before="20" w:after="20"/>
+              <w:jc w:val="center"/>
+            </w:pPr>
+            <w:r>
+              <w:rPr>
+                <w:rFonts w:ascii="Times New Roman" w:hAnsi="Times New Roman" w:hint="eastAsia" w:eastAsia="仿宋" w:cs="Times New Roman"/>
                 <w:b w:val="0"/>
                 <w:color w:val="000000"/>
                 <w:sz w:val="21"/>
@@ -13123,12 +13141,12 @@
           </w:tcPr>
           <w:p>
             <w:pPr>
-              <w:spacing w:line="276" w:lineRule="auto" w:before="20" w:after="20"/>
+              <w:spacing w:line="340" w:lineRule="exact" w:before="20" w:after="20"/>
               <w:jc w:val="left"/>
             </w:pPr>
             <w:r>
               <w:rPr>
-                <w:rFonts w:ascii="PingFang SC" w:hAnsi="PingFang SC" w:hint="eastAsia" w:eastAsia="PingFang SC" w:cs="PingFang SC"/>
+                <w:rFonts w:ascii="Times New Roman" w:hAnsi="Times New Roman" w:hint="eastAsia" w:eastAsia="仿宋" w:cs="Times New Roman"/>
                 <w:b w:val="0"/>
                 <w:color w:val="000000"/>
                 <w:sz w:val="21"/>
@@ -13159,12 +13177,12 @@
           </w:tcPr>
           <w:p>
             <w:pPr>
-              <w:spacing w:line="276" w:lineRule="auto" w:before="20" w:after="20"/>
+              <w:spacing w:line="340" w:lineRule="exact" w:before="20" w:after="20"/>
               <w:jc w:val="left"/>
             </w:pPr>
             <w:r>
               <w:rPr>
-                <w:rFonts w:ascii="PingFang SC" w:hAnsi="PingFang SC" w:hint="eastAsia" w:eastAsia="PingFang SC" w:cs="PingFang SC"/>
+                <w:rFonts w:ascii="Times New Roman" w:hAnsi="Times New Roman" w:hint="eastAsia" w:eastAsia="仿宋" w:cs="Times New Roman"/>
                 <w:b w:val="0"/>
                 <w:color w:val="000000"/>
                 <w:sz w:val="21"/>
@@ -13200,12 +13218,12 @@
           </w:tcPr>
           <w:p>
             <w:pPr>
-              <w:spacing w:line="276" w:lineRule="auto" w:before="20" w:after="20"/>
-              <w:jc w:val="center"/>
-            </w:pPr>
-            <w:r>
-              <w:rPr>
-                <w:rFonts w:ascii="PingFang SC" w:hAnsi="PingFang SC" w:hint="eastAsia" w:eastAsia="PingFang SC" w:cs="PingFang SC"/>
+              <w:spacing w:line="340" w:lineRule="exact" w:before="20" w:after="20"/>
+              <w:jc w:val="center"/>
+            </w:pPr>
+            <w:r>
+              <w:rPr>
+                <w:rFonts w:ascii="Times New Roman" w:hAnsi="Times New Roman" w:hint="eastAsia" w:eastAsia="仿宋" w:cs="Times New Roman"/>
                 <w:b w:val="0"/>
                 <w:color w:val="000000"/>
                 <w:sz w:val="21"/>
@@ -13236,12 +13254,12 @@
           </w:tcPr>
           <w:p>
             <w:pPr>
-              <w:spacing w:line="276" w:lineRule="auto" w:before="20" w:after="20"/>
+              <w:spacing w:line="340" w:lineRule="exact" w:before="20" w:after="20"/>
               <w:jc w:val="left"/>
             </w:pPr>
             <w:r>
               <w:rPr>
-                <w:rFonts w:ascii="PingFang SC" w:hAnsi="PingFang SC" w:hint="eastAsia" w:eastAsia="PingFang SC" w:cs="PingFang SC"/>
+                <w:rFonts w:ascii="Times New Roman" w:hAnsi="Times New Roman" w:hint="eastAsia" w:eastAsia="仿宋" w:cs="Times New Roman"/>
                 <w:b w:val="0"/>
                 <w:color w:val="000000"/>
                 <w:sz w:val="21"/>
@@ -13272,12 +13290,12 @@
           </w:tcPr>
           <w:p>
             <w:pPr>
-              <w:spacing w:line="276" w:lineRule="auto" w:before="20" w:after="20"/>
-              <w:jc w:val="center"/>
-            </w:pPr>
-            <w:r>
-              <w:rPr>
-                <w:rFonts w:ascii="PingFang SC" w:hAnsi="PingFang SC" w:hint="eastAsia" w:eastAsia="PingFang SC" w:cs="PingFang SC"/>
+              <w:spacing w:line="340" w:lineRule="exact" w:before="20" w:after="20"/>
+              <w:jc w:val="center"/>
+            </w:pPr>
+            <w:r>
+              <w:rPr>
+                <w:rFonts w:ascii="Times New Roman" w:hAnsi="Times New Roman" w:hint="eastAsia" w:eastAsia="仿宋" w:cs="Times New Roman"/>
                 <w:b w:val="0"/>
                 <w:color w:val="000000"/>
                 <w:sz w:val="21"/>
@@ -13297,13 +13315,13 @@
       <w:pPr>
         <w:keepNext/>
         <w:widowControl/>
-        <w:spacing w:before="200" w:after="80" w:line="324" w:lineRule="auto"/>
+        <w:spacing w:before="200" w:after="80" w:line="520" w:lineRule="exact"/>
         <w:ind w:firstLine="642"/>
         <w:jc w:val="both"/>
       </w:pPr>
       <w:r>
         <w:rPr>
-          <w:rFonts w:ascii="PingFang SC" w:hAnsi="PingFang SC" w:hint="eastAsia" w:eastAsia="PingFang SC" w:cs="PingFang SC"/>
+          <w:rFonts w:ascii="Times New Roman" w:hAnsi="Times New Roman" w:hint="eastAsia" w:eastAsia="黑体" w:cs="Times New Roman"/>
           <w:b/>
           <w:color w:val="000000"/>
           <w:sz w:val="30"/>
@@ -13314,13 +13332,13 @@
     <w:p>
       <w:pPr>
         <w:widowControl/>
-        <w:spacing w:line="348" w:lineRule="auto" w:after="0"/>
+        <w:spacing w:line="540" w:lineRule="exact" w:after="0"/>
         <w:ind w:firstLine="639"/>
         <w:jc w:val="both"/>
       </w:pPr>
       <w:r>
         <w:rPr>
-          <w:rFonts w:ascii="PingFang SC" w:hAnsi="PingFang SC" w:hint="eastAsia" w:eastAsia="PingFang SC" w:cs="PingFang SC"/>
+          <w:rFonts w:ascii="Times New Roman" w:hAnsi="Times New Roman" w:hint="eastAsia" w:eastAsia="仿宋" w:cs="Times New Roman"/>
           <w:b w:val="0"/>
           <w:color w:val="000000"/>
           <w:sz w:val="30"/>
@@ -13333,13 +13351,13 @@
         <w:keepNext/>
         <w:pageBreakBefore/>
         <w:widowControl/>
-        <w:spacing w:before="0" w:after="160" w:line="360" w:lineRule="auto"/>
+        <w:spacing w:before="0" w:after="160" w:line="600" w:lineRule="exact"/>
         <w:ind w:firstLine="642"/>
         <w:jc w:val="both"/>
       </w:pPr>
       <w:r>
         <w:rPr>
-          <w:rFonts w:ascii="PingFang SC" w:hAnsi="PingFang SC" w:hint="eastAsia" w:eastAsia="PingFang SC" w:cs="PingFang SC"/>
+          <w:rFonts w:ascii="Times New Roman" w:hAnsi="Times New Roman" w:hint="eastAsia" w:eastAsia="黑体" w:cs="Times New Roman"/>
           <w:b/>
           <w:color w:val="000000"/>
           <w:sz w:val="32"/>
@@ -13351,13 +13369,13 @@
       <w:pPr>
         <w:keepNext/>
         <w:widowControl/>
-        <w:spacing w:before="200" w:after="80" w:line="324" w:lineRule="auto"/>
+        <w:spacing w:before="200" w:after="80" w:line="520" w:lineRule="exact"/>
         <w:ind w:firstLine="642"/>
         <w:jc w:val="both"/>
       </w:pPr>
       <w:r>
         <w:rPr>
-          <w:rFonts w:ascii="PingFang SC" w:hAnsi="PingFang SC" w:hint="eastAsia" w:eastAsia="PingFang SC" w:cs="PingFang SC"/>
+          <w:rFonts w:ascii="Times New Roman" w:hAnsi="Times New Roman" w:hint="eastAsia" w:eastAsia="黑体" w:cs="Times New Roman"/>
           <w:b/>
           <w:color w:val="000000"/>
           <w:sz w:val="30"/>
@@ -13368,13 +13386,13 @@
     <w:p>
       <w:pPr>
         <w:widowControl/>
-        <w:spacing w:line="348" w:lineRule="auto" w:after="0"/>
+        <w:spacing w:line="540" w:lineRule="exact" w:after="0"/>
         <w:ind w:firstLine="639"/>
         <w:jc w:val="both"/>
       </w:pPr>
       <w:r>
         <w:rPr>
-          <w:rFonts w:ascii="PingFang SC" w:hAnsi="PingFang SC" w:hint="eastAsia" w:eastAsia="PingFang SC" w:cs="PingFang SC"/>
+          <w:rFonts w:ascii="Times New Roman" w:hAnsi="Times New Roman" w:hint="eastAsia" w:eastAsia="仿宋" w:cs="Times New Roman"/>
           <w:b w:val="0"/>
           <w:color w:val="000000"/>
           <w:sz w:val="30"/>
@@ -13385,13 +13403,13 @@
     <w:p>
       <w:pPr>
         <w:widowControl/>
-        <w:spacing w:line="348" w:lineRule="auto" w:after="0"/>
+        <w:spacing w:line="540" w:lineRule="exact" w:after="0"/>
         <w:ind w:firstLine="639"/>
         <w:jc w:val="both"/>
       </w:pPr>
       <w:r>
         <w:rPr>
-          <w:rFonts w:ascii="PingFang SC" w:hAnsi="PingFang SC" w:hint="eastAsia" w:eastAsia="PingFang SC" w:cs="PingFang SC"/>
+          <w:rFonts w:ascii="Times New Roman" w:hAnsi="Times New Roman" w:hint="eastAsia" w:eastAsia="仿宋" w:cs="Times New Roman"/>
           <w:b w:val="0"/>
           <w:color w:val="000000"/>
           <w:sz w:val="30"/>
@@ -13403,13 +13421,13 @@
       <w:pPr>
         <w:keepNext/>
         <w:widowControl/>
-        <w:spacing w:before="200" w:after="80" w:line="324" w:lineRule="auto"/>
+        <w:spacing w:before="200" w:after="80" w:line="520" w:lineRule="exact"/>
         <w:ind w:firstLine="642"/>
         <w:jc w:val="both"/>
       </w:pPr>
       <w:r>
         <w:rPr>
-          <w:rFonts w:ascii="PingFang SC" w:hAnsi="PingFang SC" w:hint="eastAsia" w:eastAsia="PingFang SC" w:cs="PingFang SC"/>
+          <w:rFonts w:ascii="Times New Roman" w:hAnsi="Times New Roman" w:hint="eastAsia" w:eastAsia="黑体" w:cs="Times New Roman"/>
           <w:b/>
           <w:color w:val="000000"/>
           <w:sz w:val="30"/>
@@ -13420,13 +13438,13 @@
     <w:p>
       <w:pPr>
         <w:widowControl/>
-        <w:spacing w:line="348" w:lineRule="auto" w:after="0"/>
+        <w:spacing w:line="540" w:lineRule="exact" w:after="0"/>
         <w:ind w:firstLine="639"/>
         <w:jc w:val="both"/>
       </w:pPr>
       <w:r>
         <w:rPr>
-          <w:rFonts w:ascii="PingFang SC" w:hAnsi="PingFang SC" w:hint="eastAsia" w:eastAsia="PingFang SC" w:cs="PingFang SC"/>
+          <w:rFonts w:ascii="Times New Roman" w:hAnsi="Times New Roman" w:hint="eastAsia" w:eastAsia="仿宋" w:cs="Times New Roman"/>
           <w:b w:val="0"/>
           <w:color w:val="000000"/>
           <w:sz w:val="30"/>
@@ -13438,13 +13456,13 @@
       <w:pPr>
         <w:keepNext/>
         <w:widowControl/>
-        <w:spacing w:before="200" w:after="80" w:line="324" w:lineRule="auto"/>
+        <w:spacing w:before="200" w:after="80" w:line="520" w:lineRule="exact"/>
         <w:ind w:firstLine="642"/>
         <w:jc w:val="both"/>
       </w:pPr>
       <w:r>
         <w:rPr>
-          <w:rFonts w:ascii="PingFang SC" w:hAnsi="PingFang SC" w:hint="eastAsia" w:eastAsia="PingFang SC" w:cs="PingFang SC"/>
+          <w:rFonts w:ascii="Times New Roman" w:hAnsi="Times New Roman" w:hint="eastAsia" w:eastAsia="黑体" w:cs="Times New Roman"/>
           <w:b/>
           <w:color w:val="000000"/>
           <w:sz w:val="30"/>
@@ -13492,12 +13510,12 @@
           </w:tcPr>
           <w:p>
             <w:pPr>
-              <w:spacing w:line="276" w:lineRule="auto" w:before="20" w:after="20"/>
-              <w:jc w:val="center"/>
-            </w:pPr>
-            <w:r>
-              <w:rPr>
-                <w:rFonts w:ascii="PingFang SC" w:hAnsi="PingFang SC" w:hint="eastAsia" w:eastAsia="PingFang SC" w:cs="PingFang SC"/>
+              <w:spacing w:line="340" w:lineRule="exact" w:before="20" w:after="20"/>
+              <w:jc w:val="center"/>
+            </w:pPr>
+            <w:r>
+              <w:rPr>
+                <w:rFonts w:ascii="Times New Roman" w:hAnsi="Times New Roman" w:hint="eastAsia" w:eastAsia="黑体" w:cs="Times New Roman"/>
                 <w:b/>
                 <w:color w:val="FFFFFF"/>
                 <w:sz w:val="21"/>
@@ -13528,12 +13546,12 @@
           </w:tcPr>
           <w:p>
             <w:pPr>
-              <w:spacing w:line="276" w:lineRule="auto" w:before="20" w:after="20"/>
-              <w:jc w:val="center"/>
-            </w:pPr>
-            <w:r>
-              <w:rPr>
-                <w:rFonts w:ascii="PingFang SC" w:hAnsi="PingFang SC" w:hint="eastAsia" w:eastAsia="PingFang SC" w:cs="PingFang SC"/>
+              <w:spacing w:line="340" w:lineRule="exact" w:before="20" w:after="20"/>
+              <w:jc w:val="center"/>
+            </w:pPr>
+            <w:r>
+              <w:rPr>
+                <w:rFonts w:ascii="Times New Roman" w:hAnsi="Times New Roman" w:hint="eastAsia" w:eastAsia="黑体" w:cs="Times New Roman"/>
                 <w:b/>
                 <w:color w:val="FFFFFF"/>
                 <w:sz w:val="21"/>
@@ -13564,12 +13582,12 @@
           </w:tcPr>
           <w:p>
             <w:pPr>
-              <w:spacing w:line="276" w:lineRule="auto" w:before="20" w:after="20"/>
-              <w:jc w:val="center"/>
-            </w:pPr>
-            <w:r>
-              <w:rPr>
-                <w:rFonts w:ascii="PingFang SC" w:hAnsi="PingFang SC" w:hint="eastAsia" w:eastAsia="PingFang SC" w:cs="PingFang SC"/>
+              <w:spacing w:line="340" w:lineRule="exact" w:before="20" w:after="20"/>
+              <w:jc w:val="center"/>
+            </w:pPr>
+            <w:r>
+              <w:rPr>
+                <w:rFonts w:ascii="Times New Roman" w:hAnsi="Times New Roman" w:hint="eastAsia" w:eastAsia="黑体" w:cs="Times New Roman"/>
                 <w:b/>
                 <w:color w:val="FFFFFF"/>
                 <w:sz w:val="21"/>
@@ -13600,12 +13618,12 @@
           </w:tcPr>
           <w:p>
             <w:pPr>
-              <w:spacing w:line="276" w:lineRule="auto" w:before="20" w:after="20"/>
-              <w:jc w:val="center"/>
-            </w:pPr>
-            <w:r>
-              <w:rPr>
-                <w:rFonts w:ascii="PingFang SC" w:hAnsi="PingFang SC" w:hint="eastAsia" w:eastAsia="PingFang SC" w:cs="PingFang SC"/>
+              <w:spacing w:line="340" w:lineRule="exact" w:before="20" w:after="20"/>
+              <w:jc w:val="center"/>
+            </w:pPr>
+            <w:r>
+              <w:rPr>
+                <w:rFonts w:ascii="Times New Roman" w:hAnsi="Times New Roman" w:hint="eastAsia" w:eastAsia="黑体" w:cs="Times New Roman"/>
                 <w:b/>
                 <w:color w:val="FFFFFF"/>
                 <w:sz w:val="21"/>
@@ -13641,12 +13659,12 @@
           </w:tcPr>
           <w:p>
             <w:pPr>
-              <w:spacing w:line="276" w:lineRule="auto" w:before="20" w:after="20"/>
-              <w:jc w:val="center"/>
-            </w:pPr>
-            <w:r>
-              <w:rPr>
-                <w:rFonts w:ascii="PingFang SC" w:hAnsi="PingFang SC" w:hint="eastAsia" w:eastAsia="PingFang SC" w:cs="PingFang SC"/>
+              <w:spacing w:line="340" w:lineRule="exact" w:before="20" w:after="20"/>
+              <w:jc w:val="center"/>
+            </w:pPr>
+            <w:r>
+              <w:rPr>
+                <w:rFonts w:ascii="Times New Roman" w:hAnsi="Times New Roman" w:hint="eastAsia" w:eastAsia="仿宋" w:cs="Times New Roman"/>
                 <w:b w:val="0"/>
                 <w:color w:val="000000"/>
                 <w:sz w:val="21"/>
@@ -13677,12 +13695,12 @@
           </w:tcPr>
           <w:p>
             <w:pPr>
-              <w:spacing w:line="276" w:lineRule="auto" w:before="20" w:after="20"/>
-              <w:jc w:val="center"/>
-            </w:pPr>
-            <w:r>
-              <w:rPr>
-                <w:rFonts w:ascii="PingFang SC" w:hAnsi="PingFang SC" w:hint="eastAsia" w:eastAsia="PingFang SC" w:cs="PingFang SC"/>
+              <w:spacing w:line="340" w:lineRule="exact" w:before="20" w:after="20"/>
+              <w:jc w:val="center"/>
+            </w:pPr>
+            <w:r>
+              <w:rPr>
+                <w:rFonts w:ascii="Times New Roman" w:hAnsi="Times New Roman" w:hint="eastAsia" w:eastAsia="仿宋" w:cs="Times New Roman"/>
                 <w:b w:val="0"/>
                 <w:color w:val="000000"/>
                 <w:sz w:val="21"/>
@@ -13713,12 +13731,12 @@
           </w:tcPr>
           <w:p>
             <w:pPr>
-              <w:spacing w:line="276" w:lineRule="auto" w:before="20" w:after="20"/>
+              <w:spacing w:line="340" w:lineRule="exact" w:before="20" w:after="20"/>
               <w:jc w:val="left"/>
             </w:pPr>
             <w:r>
               <w:rPr>
-                <w:rFonts w:ascii="PingFang SC" w:hAnsi="PingFang SC" w:hint="eastAsia" w:eastAsia="PingFang SC" w:cs="PingFang SC"/>
+                <w:rFonts w:ascii="Times New Roman" w:hAnsi="Times New Roman" w:hint="eastAsia" w:eastAsia="仿宋" w:cs="Times New Roman"/>
                 <w:b w:val="0"/>
                 <w:color w:val="000000"/>
                 <w:sz w:val="21"/>
@@ -13749,12 +13767,12 @@
           </w:tcPr>
           <w:p>
             <w:pPr>
-              <w:spacing w:line="276" w:lineRule="auto" w:before="20" w:after="20"/>
+              <w:spacing w:line="340" w:lineRule="exact" w:before="20" w:after="20"/>
               <w:jc w:val="left"/>
             </w:pPr>
             <w:r>
               <w:rPr>
-                <w:rFonts w:ascii="PingFang SC" w:hAnsi="PingFang SC" w:hint="eastAsia" w:eastAsia="PingFang SC" w:cs="PingFang SC"/>
+                <w:rFonts w:ascii="Times New Roman" w:hAnsi="Times New Roman" w:hint="eastAsia" w:eastAsia="仿宋" w:cs="Times New Roman"/>
                 <w:b w:val="0"/>
                 <w:color w:val="000000"/>
                 <w:sz w:val="21"/>
@@ -13790,12 +13808,12 @@
           </w:tcPr>
           <w:p>
             <w:pPr>
-              <w:spacing w:line="276" w:lineRule="auto" w:before="20" w:after="20"/>
-              <w:jc w:val="center"/>
-            </w:pPr>
-            <w:r>
-              <w:rPr>
-                <w:rFonts w:ascii="PingFang SC" w:hAnsi="PingFang SC" w:hint="eastAsia" w:eastAsia="PingFang SC" w:cs="PingFang SC"/>
+              <w:spacing w:line="340" w:lineRule="exact" w:before="20" w:after="20"/>
+              <w:jc w:val="center"/>
+            </w:pPr>
+            <w:r>
+              <w:rPr>
+                <w:rFonts w:ascii="Times New Roman" w:hAnsi="Times New Roman" w:hint="eastAsia" w:eastAsia="仿宋" w:cs="Times New Roman"/>
                 <w:b w:val="0"/>
                 <w:color w:val="000000"/>
                 <w:sz w:val="21"/>
@@ -13826,12 +13844,12 @@
           </w:tcPr>
           <w:p>
             <w:pPr>
-              <w:spacing w:line="276" w:lineRule="auto" w:before="20" w:after="20"/>
-              <w:jc w:val="center"/>
-            </w:pPr>
-            <w:r>
-              <w:rPr>
-                <w:rFonts w:ascii="PingFang SC" w:hAnsi="PingFang SC" w:hint="eastAsia" w:eastAsia="PingFang SC" w:cs="PingFang SC"/>
+              <w:spacing w:line="340" w:lineRule="exact" w:before="20" w:after="20"/>
+              <w:jc w:val="center"/>
+            </w:pPr>
+            <w:r>
+              <w:rPr>
+                <w:rFonts w:ascii="Times New Roman" w:hAnsi="Times New Roman" w:hint="eastAsia" w:eastAsia="仿宋" w:cs="Times New Roman"/>
                 <w:b w:val="0"/>
                 <w:color w:val="000000"/>
                 <w:sz w:val="21"/>
@@ -13862,12 +13880,12 @@
           </w:tcPr>
           <w:p>
             <w:pPr>
-              <w:spacing w:line="276" w:lineRule="auto" w:before="20" w:after="20"/>
+              <w:spacing w:line="340" w:lineRule="exact" w:before="20" w:after="20"/>
               <w:jc w:val="left"/>
             </w:pPr>
             <w:r>
               <w:rPr>
-                <w:rFonts w:ascii="PingFang SC" w:hAnsi="PingFang SC" w:hint="eastAsia" w:eastAsia="PingFang SC" w:cs="PingFang SC"/>
+                <w:rFonts w:ascii="Times New Roman" w:hAnsi="Times New Roman" w:hint="eastAsia" w:eastAsia="仿宋" w:cs="Times New Roman"/>
                 <w:b w:val="0"/>
                 <w:color w:val="000000"/>
                 <w:sz w:val="21"/>
@@ -13898,12 +13916,12 @@
           </w:tcPr>
           <w:p>
             <w:pPr>
-              <w:spacing w:line="276" w:lineRule="auto" w:before="20" w:after="20"/>
+              <w:spacing w:line="340" w:lineRule="exact" w:before="20" w:after="20"/>
               <w:jc w:val="left"/>
             </w:pPr>
             <w:r>
               <w:rPr>
-                <w:rFonts w:ascii="PingFang SC" w:hAnsi="PingFang SC" w:hint="eastAsia" w:eastAsia="PingFang SC" w:cs="PingFang SC"/>
+                <w:rFonts w:ascii="Times New Roman" w:hAnsi="Times New Roman" w:hint="eastAsia" w:eastAsia="仿宋" w:cs="Times New Roman"/>
                 <w:b w:val="0"/>
                 <w:color w:val="000000"/>
                 <w:sz w:val="21"/>
@@ -13939,12 +13957,12 @@
           </w:tcPr>
           <w:p>
             <w:pPr>
-              <w:spacing w:line="276" w:lineRule="auto" w:before="20" w:after="20"/>
-              <w:jc w:val="center"/>
-            </w:pPr>
-            <w:r>
-              <w:rPr>
-                <w:rFonts w:ascii="PingFang SC" w:hAnsi="PingFang SC" w:hint="eastAsia" w:eastAsia="PingFang SC" w:cs="PingFang SC"/>
+              <w:spacing w:line="340" w:lineRule="exact" w:before="20" w:after="20"/>
+              <w:jc w:val="center"/>
+            </w:pPr>
+            <w:r>
+              <w:rPr>
+                <w:rFonts w:ascii="Times New Roman" w:hAnsi="Times New Roman" w:hint="eastAsia" w:eastAsia="仿宋" w:cs="Times New Roman"/>
                 <w:b w:val="0"/>
                 <w:color w:val="000000"/>
                 <w:sz w:val="21"/>
@@ -13975,12 +13993,12 @@
           </w:tcPr>
           <w:p>
             <w:pPr>
-              <w:spacing w:line="276" w:lineRule="auto" w:before="20" w:after="20"/>
-              <w:jc w:val="center"/>
-            </w:pPr>
-            <w:r>
-              <w:rPr>
-                <w:rFonts w:ascii="PingFang SC" w:hAnsi="PingFang SC" w:hint="eastAsia" w:eastAsia="PingFang SC" w:cs="PingFang SC"/>
+              <w:spacing w:line="340" w:lineRule="exact" w:before="20" w:after="20"/>
+              <w:jc w:val="center"/>
+            </w:pPr>
+            <w:r>
+              <w:rPr>
+                <w:rFonts w:ascii="Times New Roman" w:hAnsi="Times New Roman" w:hint="eastAsia" w:eastAsia="仿宋" w:cs="Times New Roman"/>
                 <w:b w:val="0"/>
                 <w:color w:val="000000"/>
                 <w:sz w:val="21"/>
@@ -14011,12 +14029,12 @@
           </w:tcPr>
           <w:p>
             <w:pPr>
-              <w:spacing w:line="276" w:lineRule="auto" w:before="20" w:after="20"/>
+              <w:spacing w:line="340" w:lineRule="exact" w:before="20" w:after="20"/>
               <w:jc w:val="left"/>
             </w:pPr>
             <w:r>
               <w:rPr>
-                <w:rFonts w:ascii="PingFang SC" w:hAnsi="PingFang SC" w:hint="eastAsia" w:eastAsia="PingFang SC" w:cs="PingFang SC"/>
+                <w:rFonts w:ascii="Times New Roman" w:hAnsi="Times New Roman" w:hint="eastAsia" w:eastAsia="仿宋" w:cs="Times New Roman"/>
                 <w:b w:val="0"/>
                 <w:color w:val="000000"/>
                 <w:sz w:val="21"/>
@@ -14047,12 +14065,12 @@
           </w:tcPr>
           <w:p>
             <w:pPr>
-              <w:spacing w:line="276" w:lineRule="auto" w:before="20" w:after="20"/>
+              <w:spacing w:line="340" w:lineRule="exact" w:before="20" w:after="20"/>
               <w:jc w:val="left"/>
             </w:pPr>
             <w:r>
               <w:rPr>
-                <w:rFonts w:ascii="PingFang SC" w:hAnsi="PingFang SC" w:hint="eastAsia" w:eastAsia="PingFang SC" w:cs="PingFang SC"/>
+                <w:rFonts w:ascii="Times New Roman" w:hAnsi="Times New Roman" w:hint="eastAsia" w:eastAsia="仿宋" w:cs="Times New Roman"/>
                 <w:b w:val="0"/>
                 <w:color w:val="000000"/>
                 <w:sz w:val="21"/>
@@ -14088,12 +14106,12 @@
           </w:tcPr>
           <w:p>
             <w:pPr>
-              <w:spacing w:line="276" w:lineRule="auto" w:before="20" w:after="20"/>
-              <w:jc w:val="center"/>
-            </w:pPr>
-            <w:r>
-              <w:rPr>
-                <w:rFonts w:ascii="PingFang SC" w:hAnsi="PingFang SC" w:hint="eastAsia" w:eastAsia="PingFang SC" w:cs="PingFang SC"/>
+              <w:spacing w:line="340" w:lineRule="exact" w:before="20" w:after="20"/>
+              <w:jc w:val="center"/>
+            </w:pPr>
+            <w:r>
+              <w:rPr>
+                <w:rFonts w:ascii="Times New Roman" w:hAnsi="Times New Roman" w:hint="eastAsia" w:eastAsia="仿宋" w:cs="Times New Roman"/>
                 <w:b w:val="0"/>
                 <w:color w:val="000000"/>
                 <w:sz w:val="21"/>
@@ -14124,12 +14142,12 @@
           </w:tcPr>
           <w:p>
             <w:pPr>
-              <w:spacing w:line="276" w:lineRule="auto" w:before="20" w:after="20"/>
-              <w:jc w:val="center"/>
-            </w:pPr>
-            <w:r>
-              <w:rPr>
-                <w:rFonts w:ascii="PingFang SC" w:hAnsi="PingFang SC" w:hint="eastAsia" w:eastAsia="PingFang SC" w:cs="PingFang SC"/>
+              <w:spacing w:line="340" w:lineRule="exact" w:before="20" w:after="20"/>
+              <w:jc w:val="center"/>
+            </w:pPr>
+            <w:r>
+              <w:rPr>
+                <w:rFonts w:ascii="Times New Roman" w:hAnsi="Times New Roman" w:hint="eastAsia" w:eastAsia="仿宋" w:cs="Times New Roman"/>
                 <w:b w:val="0"/>
                 <w:color w:val="000000"/>
                 <w:sz w:val="21"/>
@@ -14160,12 +14178,12 @@
           </w:tcPr>
           <w:p>
             <w:pPr>
-              <w:spacing w:line="276" w:lineRule="auto" w:before="20" w:after="20"/>
+              <w:spacing w:line="340" w:lineRule="exact" w:before="20" w:after="20"/>
               <w:jc w:val="left"/>
             </w:pPr>
             <w:r>
               <w:rPr>
-                <w:rFonts w:ascii="PingFang SC" w:hAnsi="PingFang SC" w:hint="eastAsia" w:eastAsia="PingFang SC" w:cs="PingFang SC"/>
+                <w:rFonts w:ascii="Times New Roman" w:hAnsi="Times New Roman" w:hint="eastAsia" w:eastAsia="仿宋" w:cs="Times New Roman"/>
                 <w:b w:val="0"/>
                 <w:color w:val="000000"/>
                 <w:sz w:val="21"/>
@@ -14196,12 +14214,12 @@
           </w:tcPr>
           <w:p>
             <w:pPr>
-              <w:spacing w:line="276" w:lineRule="auto" w:before="20" w:after="20"/>
+              <w:spacing w:line="340" w:lineRule="exact" w:before="20" w:after="20"/>
               <w:jc w:val="left"/>
             </w:pPr>
             <w:r>
               <w:rPr>
-                <w:rFonts w:ascii="PingFang SC" w:hAnsi="PingFang SC" w:hint="eastAsia" w:eastAsia="PingFang SC" w:cs="PingFang SC"/>
+                <w:rFonts w:ascii="Times New Roman" w:hAnsi="Times New Roman" w:hint="eastAsia" w:eastAsia="仿宋" w:cs="Times New Roman"/>
                 <w:b w:val="0"/>
                 <w:color w:val="000000"/>
                 <w:sz w:val="21"/>
@@ -14220,13 +14238,13 @@
     <w:p>
       <w:pPr>
         <w:widowControl/>
-        <w:spacing w:line="348" w:lineRule="auto" w:after="0"/>
+        <w:spacing w:line="540" w:lineRule="exact" w:after="0"/>
         <w:ind w:firstLine="639"/>
         <w:jc w:val="both"/>
       </w:pPr>
       <w:r>
         <w:rPr>
-          <w:rFonts w:ascii="PingFang SC" w:hAnsi="PingFang SC" w:hint="eastAsia" w:eastAsia="PingFang SC" w:cs="PingFang SC"/>
+          <w:rFonts w:ascii="Times New Roman" w:hAnsi="Times New Roman" w:hint="eastAsia" w:eastAsia="仿宋" w:cs="Times New Roman"/>
           <w:b w:val="0"/>
           <w:color w:val="000000"/>
           <w:sz w:val="30"/>
@@ -14238,13 +14256,13 @@
       <w:pPr>
         <w:keepNext/>
         <w:widowControl/>
-        <w:spacing w:before="200" w:after="80" w:line="324" w:lineRule="auto"/>
+        <w:spacing w:before="200" w:after="80" w:line="520" w:lineRule="exact"/>
         <w:ind w:firstLine="642"/>
         <w:jc w:val="both"/>
       </w:pPr>
       <w:r>
         <w:rPr>
-          <w:rFonts w:ascii="PingFang SC" w:hAnsi="PingFang SC" w:hint="eastAsia" w:eastAsia="PingFang SC" w:cs="PingFang SC"/>
+          <w:rFonts w:ascii="Times New Roman" w:hAnsi="Times New Roman" w:hint="eastAsia" w:eastAsia="黑体" w:cs="Times New Roman"/>
           <w:b/>
           <w:color w:val="000000"/>
           <w:sz w:val="30"/>
@@ -14255,13 +14273,13 @@
     <w:p>
       <w:pPr>
         <w:widowControl/>
-        <w:spacing w:line="348" w:lineRule="auto" w:after="0"/>
+        <w:spacing w:line="540" w:lineRule="exact" w:after="0"/>
         <w:ind w:firstLine="639"/>
         <w:jc w:val="both"/>
       </w:pPr>
       <w:r>
         <w:rPr>
-          <w:rFonts w:ascii="PingFang SC" w:hAnsi="PingFang SC" w:hint="eastAsia" w:eastAsia="PingFang SC" w:cs="PingFang SC"/>
+          <w:rFonts w:ascii="Times New Roman" w:hAnsi="Times New Roman" w:hint="eastAsia" w:eastAsia="仿宋" w:cs="Times New Roman"/>
           <w:b w:val="0"/>
           <w:color w:val="000000"/>
           <w:sz w:val="30"/>
@@ -14272,13 +14290,13 @@
     <w:p>
       <w:pPr>
         <w:widowControl/>
-        <w:spacing w:line="348" w:lineRule="auto" w:after="0"/>
+        <w:spacing w:line="540" w:lineRule="exact" w:after="0"/>
         <w:ind w:firstLine="639"/>
         <w:jc w:val="both"/>
       </w:pPr>
       <w:r>
         <w:rPr>
-          <w:rFonts w:ascii="PingFang SC" w:hAnsi="PingFang SC" w:hint="eastAsia" w:eastAsia="PingFang SC" w:cs="PingFang SC"/>
+          <w:rFonts w:ascii="Times New Roman" w:hAnsi="Times New Roman" w:hint="eastAsia" w:eastAsia="仿宋" w:cs="Times New Roman"/>
           <w:b w:val="0"/>
           <w:color w:val="000000"/>
           <w:sz w:val="30"/>
@@ -14291,13 +14309,13 @@
         <w:keepNext/>
         <w:pageBreakBefore/>
         <w:widowControl/>
-        <w:spacing w:before="0" w:after="160" w:line="360" w:lineRule="auto"/>
+        <w:spacing w:before="0" w:after="160" w:line="600" w:lineRule="exact"/>
         <w:ind w:firstLine="642"/>
         <w:jc w:val="both"/>
       </w:pPr>
       <w:r>
         <w:rPr>
-          <w:rFonts w:ascii="PingFang SC" w:hAnsi="PingFang SC" w:hint="eastAsia" w:eastAsia="PingFang SC" w:cs="PingFang SC"/>
+          <w:rFonts w:ascii="Times New Roman" w:hAnsi="Times New Roman" w:hint="eastAsia" w:eastAsia="黑体" w:cs="Times New Roman"/>
           <w:b/>
           <w:color w:val="000000"/>
           <w:sz w:val="32"/>
@@ -14344,12 +14362,12 @@
           </w:tcPr>
           <w:p>
             <w:pPr>
-              <w:spacing w:line="276" w:lineRule="auto" w:before="20" w:after="20"/>
-              <w:jc w:val="center"/>
-            </w:pPr>
-            <w:r>
-              <w:rPr>
-                <w:rFonts w:ascii="PingFang SC" w:hAnsi="PingFang SC" w:hint="eastAsia" w:eastAsia="PingFang SC" w:cs="PingFang SC"/>
+              <w:spacing w:line="340" w:lineRule="exact" w:before="20" w:after="20"/>
+              <w:jc w:val="center"/>
+            </w:pPr>
+            <w:r>
+              <w:rPr>
+                <w:rFonts w:ascii="Times New Roman" w:hAnsi="Times New Roman" w:hint="eastAsia" w:eastAsia="黑体" w:cs="Times New Roman"/>
                 <w:b/>
                 <w:color w:val="FFFFFF"/>
                 <w:sz w:val="21"/>
@@ -14380,12 +14398,12 @@
           </w:tcPr>
           <w:p>
             <w:pPr>
-              <w:spacing w:line="276" w:lineRule="auto" w:before="20" w:after="20"/>
-              <w:jc w:val="center"/>
-            </w:pPr>
-            <w:r>
-              <w:rPr>
-                <w:rFonts w:ascii="PingFang SC" w:hAnsi="PingFang SC" w:hint="eastAsia" w:eastAsia="PingFang SC" w:cs="PingFang SC"/>
+              <w:spacing w:line="340" w:lineRule="exact" w:before="20" w:after="20"/>
+              <w:jc w:val="center"/>
+            </w:pPr>
+            <w:r>
+              <w:rPr>
+                <w:rFonts w:ascii="Times New Roman" w:hAnsi="Times New Roman" w:hint="eastAsia" w:eastAsia="黑体" w:cs="Times New Roman"/>
                 <w:b/>
                 <w:color w:val="FFFFFF"/>
                 <w:sz w:val="21"/>
@@ -14416,12 +14434,12 @@
           </w:tcPr>
           <w:p>
             <w:pPr>
-              <w:spacing w:line="276" w:lineRule="auto" w:before="20" w:after="20"/>
-              <w:jc w:val="center"/>
-            </w:pPr>
-            <w:r>
-              <w:rPr>
-                <w:rFonts w:ascii="PingFang SC" w:hAnsi="PingFang SC" w:hint="eastAsia" w:eastAsia="PingFang SC" w:cs="PingFang SC"/>
+              <w:spacing w:line="340" w:lineRule="exact" w:before="20" w:after="20"/>
+              <w:jc w:val="center"/>
+            </w:pPr>
+            <w:r>
+              <w:rPr>
+                <w:rFonts w:ascii="Times New Roman" w:hAnsi="Times New Roman" w:hint="eastAsia" w:eastAsia="黑体" w:cs="Times New Roman"/>
                 <w:b/>
                 <w:color w:val="FFFFFF"/>
                 <w:sz w:val="21"/>
@@ -14457,12 +14475,12 @@
           </w:tcPr>
           <w:p>
             <w:pPr>
-              <w:spacing w:line="276" w:lineRule="auto" w:before="20" w:after="20"/>
-              <w:jc w:val="center"/>
-            </w:pPr>
-            <w:r>
-              <w:rPr>
-                <w:rFonts w:ascii="PingFang SC" w:hAnsi="PingFang SC" w:hint="eastAsia" w:eastAsia="PingFang SC" w:cs="PingFang SC"/>
+              <w:spacing w:line="340" w:lineRule="exact" w:before="20" w:after="20"/>
+              <w:jc w:val="center"/>
+            </w:pPr>
+            <w:r>
+              <w:rPr>
+                <w:rFonts w:ascii="Times New Roman" w:hAnsi="Times New Roman" w:hint="eastAsia" w:eastAsia="仿宋" w:cs="Times New Roman"/>
                 <w:b w:val="0"/>
                 <w:color w:val="000000"/>
                 <w:sz w:val="21"/>
@@ -14493,12 +14511,12 @@
           </w:tcPr>
           <w:p>
             <w:pPr>
-              <w:spacing w:line="276" w:lineRule="auto" w:before="20" w:after="20"/>
-              <w:jc w:val="center"/>
-            </w:pPr>
-            <w:r>
-              <w:rPr>
-                <w:rFonts w:ascii="PingFang SC" w:hAnsi="PingFang SC" w:hint="eastAsia" w:eastAsia="PingFang SC" w:cs="PingFang SC"/>
+              <w:spacing w:line="340" w:lineRule="exact" w:before="20" w:after="20"/>
+              <w:jc w:val="center"/>
+            </w:pPr>
+            <w:r>
+              <w:rPr>
+                <w:rFonts w:ascii="Times New Roman" w:hAnsi="Times New Roman" w:hint="eastAsia" w:eastAsia="仿宋" w:cs="Times New Roman"/>
                 <w:b w:val="0"/>
                 <w:color w:val="000000"/>
                 <w:sz w:val="21"/>
@@ -14529,12 +14547,12 @@
           </w:tcPr>
           <w:p>
             <w:pPr>
-              <w:spacing w:line="276" w:lineRule="auto" w:before="20" w:after="20"/>
+              <w:spacing w:line="340" w:lineRule="exact" w:before="20" w:after="20"/>
               <w:jc w:val="left"/>
             </w:pPr>
             <w:r>
               <w:rPr>
-                <w:rFonts w:ascii="PingFang SC" w:hAnsi="PingFang SC" w:hint="eastAsia" w:eastAsia="PingFang SC" w:cs="PingFang SC"/>
+                <w:rFonts w:ascii="Times New Roman" w:hAnsi="Times New Roman" w:hint="eastAsia" w:eastAsia="仿宋" w:cs="Times New Roman"/>
                 <w:b w:val="0"/>
                 <w:color w:val="000000"/>
                 <w:sz w:val="21"/>
@@ -14570,12 +14588,12 @@
           </w:tcPr>
           <w:p>
             <w:pPr>
-              <w:spacing w:line="276" w:lineRule="auto" w:before="20" w:after="20"/>
-              <w:jc w:val="center"/>
-            </w:pPr>
-            <w:r>
-              <w:rPr>
-                <w:rFonts w:ascii="PingFang SC" w:hAnsi="PingFang SC" w:hint="eastAsia" w:eastAsia="PingFang SC" w:cs="PingFang SC"/>
+              <w:spacing w:line="340" w:lineRule="exact" w:before="20" w:after="20"/>
+              <w:jc w:val="center"/>
+            </w:pPr>
+            <w:r>
+              <w:rPr>
+                <w:rFonts w:ascii="Times New Roman" w:hAnsi="Times New Roman" w:hint="eastAsia" w:eastAsia="仿宋" w:cs="Times New Roman"/>
                 <w:b w:val="0"/>
                 <w:color w:val="000000"/>
                 <w:sz w:val="21"/>
@@ -14606,12 +14624,12 @@
           </w:tcPr>
           <w:p>
             <w:pPr>
-              <w:spacing w:line="276" w:lineRule="auto" w:before="20" w:after="20"/>
-              <w:jc w:val="center"/>
-            </w:pPr>
-            <w:r>
-              <w:rPr>
-                <w:rFonts w:ascii="PingFang SC" w:hAnsi="PingFang SC" w:hint="eastAsia" w:eastAsia="PingFang SC" w:cs="PingFang SC"/>
+              <w:spacing w:line="340" w:lineRule="exact" w:before="20" w:after="20"/>
+              <w:jc w:val="center"/>
+            </w:pPr>
+            <w:r>
+              <w:rPr>
+                <w:rFonts w:ascii="Times New Roman" w:hAnsi="Times New Roman" w:hint="eastAsia" w:eastAsia="仿宋" w:cs="Times New Roman"/>
                 <w:b w:val="0"/>
                 <w:color w:val="000000"/>
                 <w:sz w:val="21"/>
@@ -14642,12 +14660,12 @@
           </w:tcPr>
           <w:p>
             <w:pPr>
-              <w:spacing w:line="276" w:lineRule="auto" w:before="20" w:after="20"/>
+              <w:spacing w:line="340" w:lineRule="exact" w:before="20" w:after="20"/>
               <w:jc w:val="left"/>
             </w:pPr>
             <w:r>
               <w:rPr>
-                <w:rFonts w:ascii="PingFang SC" w:hAnsi="PingFang SC" w:hint="eastAsia" w:eastAsia="PingFang SC" w:cs="PingFang SC"/>
+                <w:rFonts w:ascii="Times New Roman" w:hAnsi="Times New Roman" w:hint="eastAsia" w:eastAsia="仿宋" w:cs="Times New Roman"/>
                 <w:b w:val="0"/>
                 <w:color w:val="000000"/>
                 <w:sz w:val="21"/>
@@ -14683,12 +14701,12 @@
           </w:tcPr>
           <w:p>
             <w:pPr>
-              <w:spacing w:line="276" w:lineRule="auto" w:before="20" w:after="20"/>
-              <w:jc w:val="center"/>
-            </w:pPr>
-            <w:r>
-              <w:rPr>
-                <w:rFonts w:ascii="PingFang SC" w:hAnsi="PingFang SC" w:hint="eastAsia" w:eastAsia="PingFang SC" w:cs="PingFang SC"/>
+              <w:spacing w:line="340" w:lineRule="exact" w:before="20" w:after="20"/>
+              <w:jc w:val="center"/>
+            </w:pPr>
+            <w:r>
+              <w:rPr>
+                <w:rFonts w:ascii="Times New Roman" w:hAnsi="Times New Roman" w:hint="eastAsia" w:eastAsia="仿宋" w:cs="Times New Roman"/>
                 <w:b w:val="0"/>
                 <w:color w:val="000000"/>
                 <w:sz w:val="21"/>
@@ -14719,12 +14737,12 @@
           </w:tcPr>
           <w:p>
             <w:pPr>
-              <w:spacing w:line="276" w:lineRule="auto" w:before="20" w:after="20"/>
-              <w:jc w:val="center"/>
-            </w:pPr>
-            <w:r>
-              <w:rPr>
-                <w:rFonts w:ascii="PingFang SC" w:hAnsi="PingFang SC" w:hint="eastAsia" w:eastAsia="PingFang SC" w:cs="PingFang SC"/>
+              <w:spacing w:line="340" w:lineRule="exact" w:before="20" w:after="20"/>
+              <w:jc w:val="center"/>
+            </w:pPr>
+            <w:r>
+              <w:rPr>
+                <w:rFonts w:ascii="Times New Roman" w:hAnsi="Times New Roman" w:hint="eastAsia" w:eastAsia="仿宋" w:cs="Times New Roman"/>
                 <w:b w:val="0"/>
                 <w:color w:val="000000"/>
                 <w:sz w:val="21"/>
@@ -14755,12 +14773,12 @@
           </w:tcPr>
           <w:p>
             <w:pPr>
-              <w:spacing w:line="276" w:lineRule="auto" w:before="20" w:after="20"/>
+              <w:spacing w:line="340" w:lineRule="exact" w:before="20" w:after="20"/>
               <w:jc w:val="left"/>
             </w:pPr>
             <w:r>
               <w:rPr>
-                <w:rFonts w:ascii="PingFang SC" w:hAnsi="PingFang SC" w:hint="eastAsia" w:eastAsia="PingFang SC" w:cs="PingFang SC"/>
+                <w:rFonts w:ascii="Times New Roman" w:hAnsi="Times New Roman" w:hint="eastAsia" w:eastAsia="仿宋" w:cs="Times New Roman"/>
                 <w:b w:val="0"/>
                 <w:color w:val="000000"/>
                 <w:sz w:val="21"/>
@@ -14796,12 +14814,12 @@
           </w:tcPr>
           <w:p>
             <w:pPr>
-              <w:spacing w:line="276" w:lineRule="auto" w:before="20" w:after="20"/>
-              <w:jc w:val="center"/>
-            </w:pPr>
-            <w:r>
-              <w:rPr>
-                <w:rFonts w:ascii="PingFang SC" w:hAnsi="PingFang SC" w:hint="eastAsia" w:eastAsia="PingFang SC" w:cs="PingFang SC"/>
+              <w:spacing w:line="340" w:lineRule="exact" w:before="20" w:after="20"/>
+              <w:jc w:val="center"/>
+            </w:pPr>
+            <w:r>
+              <w:rPr>
+                <w:rFonts w:ascii="Times New Roman" w:hAnsi="Times New Roman" w:hint="eastAsia" w:eastAsia="仿宋" w:cs="Times New Roman"/>
                 <w:b w:val="0"/>
                 <w:color w:val="000000"/>
                 <w:sz w:val="21"/>
@@ -14832,12 +14850,12 @@
           </w:tcPr>
           <w:p>
             <w:pPr>
-              <w:spacing w:line="276" w:lineRule="auto" w:before="20" w:after="20"/>
-              <w:jc w:val="center"/>
-            </w:pPr>
-            <w:r>
-              <w:rPr>
-                <w:rFonts w:ascii="PingFang SC" w:hAnsi="PingFang SC" w:hint="eastAsia" w:eastAsia="PingFang SC" w:cs="PingFang SC"/>
+              <w:spacing w:line="340" w:lineRule="exact" w:before="20" w:after="20"/>
+              <w:jc w:val="center"/>
+            </w:pPr>
+            <w:r>
+              <w:rPr>
+                <w:rFonts w:ascii="Times New Roman" w:hAnsi="Times New Roman" w:hint="eastAsia" w:eastAsia="仿宋" w:cs="Times New Roman"/>
                 <w:b w:val="0"/>
                 <w:color w:val="000000"/>
                 <w:sz w:val="21"/>
@@ -14868,12 +14886,12 @@
           </w:tcPr>
           <w:p>
             <w:pPr>
-              <w:spacing w:line="276" w:lineRule="auto" w:before="20" w:after="20"/>
+              <w:spacing w:line="340" w:lineRule="exact" w:before="20" w:after="20"/>
               <w:jc w:val="left"/>
             </w:pPr>
             <w:r>
               <w:rPr>
-                <w:rFonts w:ascii="PingFang SC" w:hAnsi="PingFang SC" w:hint="eastAsia" w:eastAsia="PingFang SC" w:cs="PingFang SC"/>
+                <w:rFonts w:ascii="Times New Roman" w:hAnsi="Times New Roman" w:hint="eastAsia" w:eastAsia="仿宋" w:cs="Times New Roman"/>
                 <w:b w:val="0"/>
                 <w:color w:val="000000"/>
                 <w:sz w:val="21"/>
@@ -14909,12 +14927,12 @@
           </w:tcPr>
           <w:p>
             <w:pPr>
-              <w:spacing w:line="276" w:lineRule="auto" w:before="20" w:after="20"/>
-              <w:jc w:val="center"/>
-            </w:pPr>
-            <w:r>
-              <w:rPr>
-                <w:rFonts w:ascii="PingFang SC" w:hAnsi="PingFang SC" w:hint="eastAsia" w:eastAsia="PingFang SC" w:cs="PingFang SC"/>
+              <w:spacing w:line="340" w:lineRule="exact" w:before="20" w:after="20"/>
+              <w:jc w:val="center"/>
+            </w:pPr>
+            <w:r>
+              <w:rPr>
+                <w:rFonts w:ascii="Times New Roman" w:hAnsi="Times New Roman" w:hint="eastAsia" w:eastAsia="仿宋" w:cs="Times New Roman"/>
                 <w:b w:val="0"/>
                 <w:color w:val="000000"/>
                 <w:sz w:val="21"/>
@@ -14945,12 +14963,12 @@
           </w:tcPr>
           <w:p>
             <w:pPr>
-              <w:spacing w:line="276" w:lineRule="auto" w:before="20" w:after="20"/>
-              <w:jc w:val="center"/>
-            </w:pPr>
-            <w:r>
-              <w:rPr>
-                <w:rFonts w:ascii="PingFang SC" w:hAnsi="PingFang SC" w:hint="eastAsia" w:eastAsia="PingFang SC" w:cs="PingFang SC"/>
+              <w:spacing w:line="340" w:lineRule="exact" w:before="20" w:after="20"/>
+              <w:jc w:val="center"/>
+            </w:pPr>
+            <w:r>
+              <w:rPr>
+                <w:rFonts w:ascii="Times New Roman" w:hAnsi="Times New Roman" w:hint="eastAsia" w:eastAsia="仿宋" w:cs="Times New Roman"/>
                 <w:b w:val="0"/>
                 <w:color w:val="000000"/>
                 <w:sz w:val="21"/>
@@ -14981,12 +14999,12 @@
           </w:tcPr>
           <w:p>
             <w:pPr>
-              <w:spacing w:line="276" w:lineRule="auto" w:before="20" w:after="20"/>
+              <w:spacing w:line="340" w:lineRule="exact" w:before="20" w:after="20"/>
               <w:jc w:val="left"/>
             </w:pPr>
             <w:r>
               <w:rPr>
-                <w:rFonts w:ascii="PingFang SC" w:hAnsi="PingFang SC" w:hint="eastAsia" w:eastAsia="PingFang SC" w:cs="PingFang SC"/>
+                <w:rFonts w:ascii="Times New Roman" w:hAnsi="Times New Roman" w:hint="eastAsia" w:eastAsia="仿宋" w:cs="Times New Roman"/>
                 <w:b w:val="0"/>
                 <w:color w:val="000000"/>
                 <w:sz w:val="21"/>
@@ -15022,12 +15040,12 @@
           </w:tcPr>
           <w:p>
             <w:pPr>
-              <w:spacing w:line="276" w:lineRule="auto" w:before="20" w:after="20"/>
-              <w:jc w:val="center"/>
-            </w:pPr>
-            <w:r>
-              <w:rPr>
-                <w:rFonts w:ascii="PingFang SC" w:hAnsi="PingFang SC" w:hint="eastAsia" w:eastAsia="PingFang SC" w:cs="PingFang SC"/>
+              <w:spacing w:line="340" w:lineRule="exact" w:before="20" w:after="20"/>
+              <w:jc w:val="center"/>
+            </w:pPr>
+            <w:r>
+              <w:rPr>
+                <w:rFonts w:ascii="Times New Roman" w:hAnsi="Times New Roman" w:hint="eastAsia" w:eastAsia="仿宋" w:cs="Times New Roman"/>
                 <w:b w:val="0"/>
                 <w:color w:val="000000"/>
                 <w:sz w:val="21"/>
@@ -15058,12 +15076,12 @@
           </w:tcPr>
           <w:p>
             <w:pPr>
-              <w:spacing w:line="276" w:lineRule="auto" w:before="20" w:after="20"/>
-              <w:jc w:val="center"/>
-            </w:pPr>
-            <w:r>
-              <w:rPr>
-                <w:rFonts w:ascii="PingFang SC" w:hAnsi="PingFang SC" w:hint="eastAsia" w:eastAsia="PingFang SC" w:cs="PingFang SC"/>
+              <w:spacing w:line="340" w:lineRule="exact" w:before="20" w:after="20"/>
+              <w:jc w:val="center"/>
+            </w:pPr>
+            <w:r>
+              <w:rPr>
+                <w:rFonts w:ascii="Times New Roman" w:hAnsi="Times New Roman" w:hint="eastAsia" w:eastAsia="仿宋" w:cs="Times New Roman"/>
                 <w:b w:val="0"/>
                 <w:color w:val="000000"/>
                 <w:sz w:val="21"/>
@@ -15094,12 +15112,12 @@
           </w:tcPr>
           <w:p>
             <w:pPr>
-              <w:spacing w:line="276" w:lineRule="auto" w:before="20" w:after="20"/>
+              <w:spacing w:line="340" w:lineRule="exact" w:before="20" w:after="20"/>
               <w:jc w:val="left"/>
             </w:pPr>
             <w:r>
               <w:rPr>
-                <w:rFonts w:ascii="PingFang SC" w:hAnsi="PingFang SC" w:hint="eastAsia" w:eastAsia="PingFang SC" w:cs="PingFang SC"/>
+                <w:rFonts w:ascii="Times New Roman" w:hAnsi="Times New Roman" w:hint="eastAsia" w:eastAsia="仿宋" w:cs="Times New Roman"/>
                 <w:b w:val="0"/>
                 <w:color w:val="000000"/>
                 <w:sz w:val="21"/>
@@ -15135,12 +15153,12 @@
           </w:tcPr>
           <w:p>
             <w:pPr>
-              <w:spacing w:line="276" w:lineRule="auto" w:before="20" w:after="20"/>
-              <w:jc w:val="center"/>
-            </w:pPr>
-            <w:r>
-              <w:rPr>
-                <w:rFonts w:ascii="PingFang SC" w:hAnsi="PingFang SC" w:hint="eastAsia" w:eastAsia="PingFang SC" w:cs="PingFang SC"/>
+              <w:spacing w:line="340" w:lineRule="exact" w:before="20" w:after="20"/>
+              <w:jc w:val="center"/>
+            </w:pPr>
+            <w:r>
+              <w:rPr>
+                <w:rFonts w:ascii="Times New Roman" w:hAnsi="Times New Roman" w:hint="eastAsia" w:eastAsia="仿宋" w:cs="Times New Roman"/>
                 <w:b w:val="0"/>
                 <w:color w:val="000000"/>
                 <w:sz w:val="21"/>
@@ -15171,12 +15189,12 @@
           </w:tcPr>
           <w:p>
             <w:pPr>
-              <w:spacing w:line="276" w:lineRule="auto" w:before="20" w:after="20"/>
-              <w:jc w:val="center"/>
-            </w:pPr>
-            <w:r>
-              <w:rPr>
-                <w:rFonts w:ascii="PingFang SC" w:hAnsi="PingFang SC" w:hint="eastAsia" w:eastAsia="PingFang SC" w:cs="PingFang SC"/>
+              <w:spacing w:line="340" w:lineRule="exact" w:before="20" w:after="20"/>
+              <w:jc w:val="center"/>
+            </w:pPr>
+            <w:r>
+              <w:rPr>
+                <w:rFonts w:ascii="Times New Roman" w:hAnsi="Times New Roman" w:hint="eastAsia" w:eastAsia="仿宋" w:cs="Times New Roman"/>
                 <w:b w:val="0"/>
                 <w:color w:val="000000"/>
                 <w:sz w:val="21"/>
@@ -15207,12 +15225,12 @@
           </w:tcPr>
           <w:p>
             <w:pPr>
-              <w:spacing w:line="276" w:lineRule="auto" w:before="20" w:after="20"/>
+              <w:spacing w:line="340" w:lineRule="exact" w:before="20" w:after="20"/>
               <w:jc w:val="left"/>
             </w:pPr>
             <w:r>
               <w:rPr>
-                <w:rFonts w:ascii="PingFang SC" w:hAnsi="PingFang SC" w:hint="eastAsia" w:eastAsia="PingFang SC" w:cs="PingFang SC"/>
+                <w:rFonts w:ascii="Times New Roman" w:hAnsi="Times New Roman" w:hint="eastAsia" w:eastAsia="仿宋" w:cs="Times New Roman"/>
                 <w:b w:val="0"/>
                 <w:color w:val="000000"/>
                 <w:sz w:val="21"/>
@@ -15248,12 +15266,12 @@
           </w:tcPr>
           <w:p>
             <w:pPr>
-              <w:spacing w:line="276" w:lineRule="auto" w:before="20" w:after="20"/>
-              <w:jc w:val="center"/>
-            </w:pPr>
-            <w:r>
-              <w:rPr>
-                <w:rFonts w:ascii="PingFang SC" w:hAnsi="PingFang SC" w:hint="eastAsia" w:eastAsia="PingFang SC" w:cs="PingFang SC"/>
+              <w:spacing w:line="340" w:lineRule="exact" w:before="20" w:after="20"/>
+              <w:jc w:val="center"/>
+            </w:pPr>
+            <w:r>
+              <w:rPr>
+                <w:rFonts w:ascii="Times New Roman" w:hAnsi="Times New Roman" w:hint="eastAsia" w:eastAsia="仿宋" w:cs="Times New Roman"/>
                 <w:b w:val="0"/>
                 <w:color w:val="000000"/>
                 <w:sz w:val="21"/>
@@ -15284,12 +15302,12 @@
           </w:tcPr>
           <w:p>
             <w:pPr>
-              <w:spacing w:line="276" w:lineRule="auto" w:before="20" w:after="20"/>
-              <w:jc w:val="center"/>
-            </w:pPr>
-            <w:r>
-              <w:rPr>
-                <w:rFonts w:ascii="PingFang SC" w:hAnsi="PingFang SC" w:hint="eastAsia" w:eastAsia="PingFang SC" w:cs="PingFang SC"/>
+              <w:spacing w:line="340" w:lineRule="exact" w:before="20" w:after="20"/>
+              <w:jc w:val="center"/>
+            </w:pPr>
+            <w:r>
+              <w:rPr>
+                <w:rFonts w:ascii="Times New Roman" w:hAnsi="Times New Roman" w:hint="eastAsia" w:eastAsia="仿宋" w:cs="Times New Roman"/>
                 <w:b w:val="0"/>
                 <w:color w:val="000000"/>
                 <w:sz w:val="21"/>
@@ -15320,12 +15338,12 @@
           </w:tcPr>
           <w:p>
             <w:pPr>
-              <w:spacing w:line="276" w:lineRule="auto" w:before="20" w:after="20"/>
+              <w:spacing w:line="340" w:lineRule="exact" w:before="20" w:after="20"/>
               <w:jc w:val="left"/>
             </w:pPr>
             <w:r>
               <w:rPr>
-                <w:rFonts w:ascii="PingFang SC" w:hAnsi="PingFang SC" w:hint="eastAsia" w:eastAsia="PingFang SC" w:cs="PingFang SC"/>
+                <w:rFonts w:ascii="Times New Roman" w:hAnsi="Times New Roman" w:hint="eastAsia" w:eastAsia="仿宋" w:cs="Times New Roman"/>
                 <w:b w:val="0"/>
                 <w:color w:val="000000"/>
                 <w:sz w:val="21"/>
@@ -15361,12 +15379,12 @@
           </w:tcPr>
           <w:p>
             <w:pPr>
-              <w:spacing w:line="276" w:lineRule="auto" w:before="20" w:after="20"/>
-              <w:jc w:val="center"/>
-            </w:pPr>
-            <w:r>
-              <w:rPr>
-                <w:rFonts w:ascii="PingFang SC" w:hAnsi="PingFang SC" w:hint="eastAsia" w:eastAsia="PingFang SC" w:cs="PingFang SC"/>
+              <w:spacing w:line="340" w:lineRule="exact" w:before="20" w:after="20"/>
+              <w:jc w:val="center"/>
+            </w:pPr>
+            <w:r>
+              <w:rPr>
+                <w:rFonts w:ascii="Times New Roman" w:hAnsi="Times New Roman" w:hint="eastAsia" w:eastAsia="仿宋" w:cs="Times New Roman"/>
                 <w:b w:val="0"/>
                 <w:color w:val="000000"/>
                 <w:sz w:val="21"/>
@@ -15397,12 +15415,12 @@
           </w:tcPr>
           <w:p>
             <w:pPr>
-              <w:spacing w:line="276" w:lineRule="auto" w:before="20" w:after="20"/>
-              <w:jc w:val="center"/>
-            </w:pPr>
-            <w:r>
-              <w:rPr>
-                <w:rFonts w:ascii="PingFang SC" w:hAnsi="PingFang SC" w:hint="eastAsia" w:eastAsia="PingFang SC" w:cs="PingFang SC"/>
+              <w:spacing w:line="340" w:lineRule="exact" w:before="20" w:after="20"/>
+              <w:jc w:val="center"/>
+            </w:pPr>
+            <w:r>
+              <w:rPr>
+                <w:rFonts w:ascii="Times New Roman" w:hAnsi="Times New Roman" w:hint="eastAsia" w:eastAsia="仿宋" w:cs="Times New Roman"/>
                 <w:b w:val="0"/>
                 <w:color w:val="000000"/>
                 <w:sz w:val="21"/>
@@ -15433,12 +15451,12 @@
           </w:tcPr>
           <w:p>
             <w:pPr>
-              <w:spacing w:line="276" w:lineRule="auto" w:before="20" w:after="20"/>
+              <w:spacing w:line="340" w:lineRule="exact" w:before="20" w:after="20"/>
               <w:jc w:val="left"/>
             </w:pPr>
             <w:r>
               <w:rPr>
-                <w:rFonts w:ascii="PingFang SC" w:hAnsi="PingFang SC" w:hint="eastAsia" w:eastAsia="PingFang SC" w:cs="PingFang SC"/>
+                <w:rFonts w:ascii="Times New Roman" w:hAnsi="Times New Roman" w:hint="eastAsia" w:eastAsia="仿宋" w:cs="Times New Roman"/>
                 <w:b w:val="0"/>
                 <w:color w:val="000000"/>
                 <w:sz w:val="21"/>
@@ -15474,12 +15492,12 @@
           </w:tcPr>
           <w:p>
             <w:pPr>
-              <w:spacing w:line="276" w:lineRule="auto" w:before="20" w:after="20"/>
-              <w:jc w:val="center"/>
-            </w:pPr>
-            <w:r>
-              <w:rPr>
-                <w:rFonts w:ascii="PingFang SC" w:hAnsi="PingFang SC" w:hint="eastAsia" w:eastAsia="PingFang SC" w:cs="PingFang SC"/>
+              <w:spacing w:line="340" w:lineRule="exact" w:before="20" w:after="20"/>
+              <w:jc w:val="center"/>
+            </w:pPr>
+            <w:r>
+              <w:rPr>
+                <w:rFonts w:ascii="Times New Roman" w:hAnsi="Times New Roman" w:hint="eastAsia" w:eastAsia="仿宋" w:cs="Times New Roman"/>
                 <w:b w:val="0"/>
                 <w:color w:val="000000"/>
                 <w:sz w:val="21"/>
@@ -15510,12 +15528,12 @@
           </w:tcPr>
           <w:p>
             <w:pPr>
-              <w:spacing w:line="276" w:lineRule="auto" w:before="20" w:after="20"/>
-              <w:jc w:val="center"/>
-            </w:pPr>
-            <w:r>
-              <w:rPr>
-                <w:rFonts w:ascii="PingFang SC" w:hAnsi="PingFang SC" w:hint="eastAsia" w:eastAsia="PingFang SC" w:cs="PingFang SC"/>
+              <w:spacing w:line="340" w:lineRule="exact" w:before="20" w:after="20"/>
+              <w:jc w:val="center"/>
+            </w:pPr>
+            <w:r>
+              <w:rPr>
+                <w:rFonts w:ascii="Times New Roman" w:hAnsi="Times New Roman" w:hint="eastAsia" w:eastAsia="仿宋" w:cs="Times New Roman"/>
                 <w:b w:val="0"/>
                 <w:color w:val="000000"/>
                 <w:sz w:val="21"/>
@@ -15546,12 +15564,12 @@
           </w:tcPr>
           <w:p>
             <w:pPr>
-              <w:spacing w:line="276" w:lineRule="auto" w:before="20" w:after="20"/>
+              <w:spacing w:line="340" w:lineRule="exact" w:before="20" w:after="20"/>
               <w:jc w:val="left"/>
             </w:pPr>
             <w:r>
               <w:rPr>
-                <w:rFonts w:ascii="PingFang SC" w:hAnsi="PingFang SC" w:hint="eastAsia" w:eastAsia="PingFang SC" w:cs="PingFang SC"/>
+                <w:rFonts w:ascii="Times New Roman" w:hAnsi="Times New Roman" w:hint="eastAsia" w:eastAsia="仿宋" w:cs="Times New Roman"/>
                 <w:b w:val="0"/>
                 <w:color w:val="000000"/>
                 <w:sz w:val="21"/>
@@ -15572,13 +15590,13 @@
         <w:keepNext/>
         <w:pageBreakBefore/>
         <w:widowControl/>
-        <w:spacing w:before="0" w:after="160" w:line="360" w:lineRule="auto"/>
+        <w:spacing w:before="0" w:after="160" w:line="600" w:lineRule="exact"/>
         <w:ind w:firstLine="642"/>
         <w:jc w:val="both"/>
       </w:pPr>
       <w:r>
         <w:rPr>
-          <w:rFonts w:ascii="PingFang SC" w:hAnsi="PingFang SC" w:hint="eastAsia" w:eastAsia="PingFang SC" w:cs="PingFang SC"/>
+          <w:rFonts w:ascii="Times New Roman" w:hAnsi="Times New Roman" w:hint="eastAsia" w:eastAsia="黑体" w:cs="Times New Roman"/>
           <w:b/>
           <w:color w:val="000000"/>
           <w:sz w:val="32"/>
@@ -15589,13 +15607,13 @@
     <w:p>
       <w:pPr>
         <w:widowControl/>
-        <w:spacing w:line="348" w:lineRule="auto" w:after="0"/>
+        <w:spacing w:line="540" w:lineRule="exact" w:after="0"/>
         <w:ind w:firstLine="639"/>
         <w:jc w:val="both"/>
       </w:pPr>
       <w:r>
         <w:rPr>
-          <w:rFonts w:ascii="PingFang SC" w:hAnsi="PingFang SC" w:hint="eastAsia" w:eastAsia="PingFang SC" w:cs="PingFang SC"/>
+          <w:rFonts w:ascii="Times New Roman" w:hAnsi="Times New Roman" w:hint="eastAsia" w:eastAsia="仿宋" w:cs="Times New Roman"/>
           <w:b w:val="0"/>
           <w:color w:val="000000"/>
           <w:sz w:val="30"/>
@@ -15604,7 +15622,7 @@
       </w:r>
       <w:r>
         <w:rPr>
-          <w:rFonts w:ascii="Consolas" w:hAnsi="Consolas" w:hint="default" w:eastAsia="Consolas" w:cs="Consolas"/>
+          <w:rFonts w:ascii="Consolas" w:hAnsi="Consolas" w:hint="default" w:eastAsia="仿宋" w:cs="Consolas"/>
           <w:b w:val="0"/>
           <w:color w:val="000000"/>
           <w:sz w:val="21"/>
@@ -15615,13 +15633,13 @@
     <w:p>
       <w:pPr>
         <w:widowControl/>
-        <w:spacing w:line="348" w:lineRule="auto" w:after="0"/>
+        <w:spacing w:line="540" w:lineRule="exact" w:after="0"/>
         <w:ind w:firstLine="639"/>
         <w:jc w:val="both"/>
       </w:pPr>
       <w:r>
         <w:rPr>
-          <w:rFonts w:ascii="PingFang SC" w:hAnsi="PingFang SC" w:hint="eastAsia" w:eastAsia="PingFang SC" w:cs="PingFang SC"/>
+          <w:rFonts w:ascii="Times New Roman" w:hAnsi="Times New Roman" w:hint="eastAsia" w:eastAsia="仿宋" w:cs="Times New Roman"/>
           <w:b w:val="0"/>
           <w:color w:val="000000"/>
           <w:sz w:val="30"/>
@@ -15630,7 +15648,7 @@
       </w:r>
       <w:r>
         <w:rPr>
-          <w:rFonts w:ascii="Consolas" w:hAnsi="Consolas" w:hint="default" w:eastAsia="Consolas" w:cs="Consolas"/>
+          <w:rFonts w:ascii="Consolas" w:hAnsi="Consolas" w:hint="default" w:eastAsia="仿宋" w:cs="Consolas"/>
           <w:b w:val="0"/>
           <w:color w:val="000000"/>
           <w:sz w:val="21"/>
@@ -15641,13 +15659,13 @@
     <w:p>
       <w:pPr>
         <w:widowControl/>
-        <w:spacing w:line="348" w:lineRule="auto" w:after="0"/>
+        <w:spacing w:line="540" w:lineRule="exact" w:after="0"/>
         <w:ind w:firstLine="639"/>
         <w:jc w:val="both"/>
       </w:pPr>
       <w:r>
         <w:rPr>
-          <w:rFonts w:ascii="PingFang SC" w:hAnsi="PingFang SC" w:hint="eastAsia" w:eastAsia="PingFang SC" w:cs="PingFang SC"/>
+          <w:rFonts w:ascii="Times New Roman" w:hAnsi="Times New Roman" w:hint="eastAsia" w:eastAsia="仿宋" w:cs="Times New Roman"/>
           <w:b w:val="0"/>
           <w:color w:val="000000"/>
           <w:sz w:val="30"/>
@@ -15656,7 +15674,7 @@
       </w:r>
       <w:r>
         <w:rPr>
-          <w:rFonts w:ascii="Consolas" w:hAnsi="Consolas" w:hint="default" w:eastAsia="Consolas" w:cs="Consolas"/>
+          <w:rFonts w:ascii="Consolas" w:hAnsi="Consolas" w:hint="default" w:eastAsia="仿宋" w:cs="Consolas"/>
           <w:b w:val="0"/>
           <w:color w:val="000000"/>
           <w:sz w:val="21"/>
@@ -15667,13 +15685,13 @@
     <w:p>
       <w:pPr>
         <w:widowControl/>
-        <w:spacing w:line="348" w:lineRule="auto" w:after="0"/>
+        <w:spacing w:line="540" w:lineRule="exact" w:after="0"/>
         <w:ind w:firstLine="639"/>
         <w:jc w:val="both"/>
       </w:pPr>
       <w:r>
         <w:rPr>
-          <w:rFonts w:ascii="PingFang SC" w:hAnsi="PingFang SC" w:hint="eastAsia" w:eastAsia="PingFang SC" w:cs="PingFang SC"/>
+          <w:rFonts w:ascii="Times New Roman" w:hAnsi="Times New Roman" w:hint="eastAsia" w:eastAsia="仿宋" w:cs="Times New Roman"/>
           <w:b w:val="0"/>
           <w:color w:val="000000"/>
           <w:sz w:val="30"/>
@@ -15682,7 +15700,7 @@
       </w:r>
       <w:r>
         <w:rPr>
-          <w:rFonts w:ascii="Consolas" w:hAnsi="Consolas" w:hint="default" w:eastAsia="Consolas" w:cs="Consolas"/>
+          <w:rFonts w:ascii="Consolas" w:hAnsi="Consolas" w:hint="default" w:eastAsia="仿宋" w:cs="Consolas"/>
           <w:b w:val="0"/>
           <w:color w:val="000000"/>
           <w:sz w:val="21"/>
@@ -15693,13 +15711,13 @@
     <w:p>
       <w:pPr>
         <w:widowControl/>
-        <w:spacing w:line="348" w:lineRule="auto" w:after="0"/>
+        <w:spacing w:line="540" w:lineRule="exact" w:after="0"/>
         <w:ind w:firstLine="639"/>
         <w:jc w:val="both"/>
       </w:pPr>
       <w:r>
         <w:rPr>
-          <w:rFonts w:ascii="PingFang SC" w:hAnsi="PingFang SC" w:hint="eastAsia" w:eastAsia="PingFang SC" w:cs="PingFang SC"/>
+          <w:rFonts w:ascii="Times New Roman" w:hAnsi="Times New Roman" w:hint="eastAsia" w:eastAsia="仿宋" w:cs="Times New Roman"/>
           <w:b w:val="0"/>
           <w:color w:val="000000"/>
           <w:sz w:val="30"/>
@@ -15708,7 +15726,7 @@
       </w:r>
       <w:r>
         <w:rPr>
-          <w:rFonts w:ascii="Consolas" w:hAnsi="Consolas" w:hint="default" w:eastAsia="Consolas" w:cs="Consolas"/>
+          <w:rFonts w:ascii="Consolas" w:hAnsi="Consolas" w:hint="default" w:eastAsia="仿宋" w:cs="Consolas"/>
           <w:b w:val="0"/>
           <w:color w:val="000000"/>
           <w:sz w:val="21"/>
@@ -15719,13 +15737,13 @@
     <w:p>
       <w:pPr>
         <w:widowControl/>
-        <w:spacing w:line="348" w:lineRule="auto" w:after="0"/>
+        <w:spacing w:line="540" w:lineRule="exact" w:after="0"/>
         <w:ind w:firstLine="639"/>
         <w:jc w:val="both"/>
       </w:pPr>
       <w:r>
         <w:rPr>
-          <w:rFonts w:ascii="PingFang SC" w:hAnsi="PingFang SC" w:hint="eastAsia" w:eastAsia="PingFang SC" w:cs="PingFang SC"/>
+          <w:rFonts w:ascii="Times New Roman" w:hAnsi="Times New Roman" w:hint="eastAsia" w:eastAsia="仿宋" w:cs="Times New Roman"/>
           <w:b w:val="0"/>
           <w:color w:val="000000"/>
           <w:sz w:val="30"/>
@@ -15734,7 +15752,7 @@
       </w:r>
       <w:r>
         <w:rPr>
-          <w:rFonts w:ascii="Consolas" w:hAnsi="Consolas" w:hint="default" w:eastAsia="Consolas" w:cs="Consolas"/>
+          <w:rFonts w:ascii="Consolas" w:hAnsi="Consolas" w:hint="default" w:eastAsia="仿宋" w:cs="Consolas"/>
           <w:b w:val="0"/>
           <w:color w:val="000000"/>
           <w:sz w:val="21"/>
@@ -15745,13 +15763,13 @@
     <w:p>
       <w:pPr>
         <w:widowControl/>
-        <w:spacing w:line="348" w:lineRule="auto" w:after="0"/>
+        <w:spacing w:line="540" w:lineRule="exact" w:after="0"/>
         <w:ind w:firstLine="639"/>
         <w:jc w:val="both"/>
       </w:pPr>
       <w:r>
         <w:rPr>
-          <w:rFonts w:ascii="PingFang SC" w:hAnsi="PingFang SC" w:hint="eastAsia" w:eastAsia="PingFang SC" w:cs="PingFang SC"/>
+          <w:rFonts w:ascii="Times New Roman" w:hAnsi="Times New Roman" w:hint="eastAsia" w:eastAsia="仿宋" w:cs="Times New Roman"/>
           <w:b w:val="0"/>
           <w:color w:val="000000"/>
           <w:sz w:val="30"/>
@@ -15760,7 +15778,7 @@
       </w:r>
       <w:r>
         <w:rPr>
-          <w:rFonts w:ascii="Consolas" w:hAnsi="Consolas" w:hint="default" w:eastAsia="Consolas" w:cs="Consolas"/>
+          <w:rFonts w:ascii="Consolas" w:hAnsi="Consolas" w:hint="default" w:eastAsia="仿宋" w:cs="Consolas"/>
           <w:b w:val="0"/>
           <w:color w:val="000000"/>
           <w:sz w:val="21"/>
@@ -15771,13 +15789,13 @@
     <w:p>
       <w:pPr>
         <w:widowControl/>
-        <w:spacing w:line="348" w:lineRule="auto" w:after="0"/>
+        <w:spacing w:line="540" w:lineRule="exact" w:after="0"/>
         <w:ind w:firstLine="639"/>
         <w:jc w:val="both"/>
       </w:pPr>
       <w:r>
         <w:rPr>
-          <w:rFonts w:ascii="PingFang SC" w:hAnsi="PingFang SC" w:hint="eastAsia" w:eastAsia="PingFang SC" w:cs="PingFang SC"/>
+          <w:rFonts w:ascii="Times New Roman" w:hAnsi="Times New Roman" w:hint="eastAsia" w:eastAsia="仿宋" w:cs="Times New Roman"/>
           <w:b w:val="0"/>
           <w:color w:val="000000"/>
           <w:sz w:val="30"/>
@@ -15786,7 +15804,7 @@
       </w:r>
       <w:r>
         <w:rPr>
-          <w:rFonts w:ascii="Consolas" w:hAnsi="Consolas" w:hint="default" w:eastAsia="Consolas" w:cs="Consolas"/>
+          <w:rFonts w:ascii="Consolas" w:hAnsi="Consolas" w:hint="default" w:eastAsia="仿宋" w:cs="Consolas"/>
           <w:b w:val="0"/>
           <w:color w:val="000000"/>
           <w:sz w:val="21"/>
@@ -15799,13 +15817,13 @@
         <w:keepNext/>
         <w:pageBreakBefore/>
         <w:widowControl/>
-        <w:spacing w:before="0" w:after="160" w:line="360" w:lineRule="auto"/>
+        <w:spacing w:before="0" w:after="160" w:line="600" w:lineRule="exact"/>
         <w:ind w:firstLine="642"/>
         <w:jc w:val="both"/>
       </w:pPr>
       <w:r>
         <w:rPr>
-          <w:rFonts w:ascii="PingFang SC" w:hAnsi="PingFang SC" w:hint="eastAsia" w:eastAsia="PingFang SC" w:cs="PingFang SC"/>
+          <w:rFonts w:ascii="Times New Roman" w:hAnsi="Times New Roman" w:hint="eastAsia" w:eastAsia="黑体" w:cs="Times New Roman"/>
           <w:b/>
           <w:color w:val="000000"/>
           <w:sz w:val="32"/>
@@ -15816,13 +15834,13 @@
     <w:p>
       <w:pPr>
         <w:widowControl/>
-        <w:spacing w:line="348" w:lineRule="auto" w:after="0"/>
+        <w:spacing w:line="540" w:lineRule="exact" w:after="0"/>
         <w:ind w:firstLine="639"/>
         <w:jc w:val="both"/>
       </w:pPr>
       <w:r>
         <w:rPr>
-          <w:rFonts w:ascii="PingFang SC" w:hAnsi="PingFang SC" w:hint="eastAsia" w:eastAsia="PingFang SC" w:cs="PingFang SC"/>
+          <w:rFonts w:ascii="Times New Roman" w:hAnsi="Times New Roman" w:hint="eastAsia" w:eastAsia="仿宋" w:cs="Times New Roman"/>
           <w:b w:val="0"/>
           <w:color w:val="000000"/>
           <w:sz w:val="30"/>
@@ -15831,7 +15849,7 @@
       </w:r>
       <w:r>
         <w:rPr>
-          <w:rFonts w:ascii="Consolas" w:hAnsi="Consolas" w:hint="default" w:eastAsia="Consolas" w:cs="Consolas"/>
+          <w:rFonts w:ascii="Consolas" w:hAnsi="Consolas" w:hint="default" w:eastAsia="仿宋" w:cs="Consolas"/>
           <w:b w:val="0"/>
           <w:color w:val="000000"/>
           <w:sz w:val="21"/>
@@ -15840,7 +15858,7 @@
       </w:r>
       <w:r>
         <w:rPr>
-          <w:rFonts w:ascii="PingFang SC" w:hAnsi="PingFang SC" w:hint="eastAsia" w:eastAsia="PingFang SC" w:cs="PingFang SC"/>
+          <w:rFonts w:ascii="Times New Roman" w:hAnsi="Times New Roman" w:hint="eastAsia" w:eastAsia="仿宋" w:cs="Times New Roman"/>
           <w:b w:val="0"/>
           <w:color w:val="000000"/>
           <w:sz w:val="30"/>
@@ -15849,7 +15867,7 @@
       </w:r>
       <w:r>
         <w:rPr>
-          <w:rFonts w:ascii="Consolas" w:hAnsi="Consolas" w:hint="default" w:eastAsia="Consolas" w:cs="Consolas"/>
+          <w:rFonts w:ascii="Consolas" w:hAnsi="Consolas" w:hint="default" w:eastAsia="仿宋" w:cs="Consolas"/>
           <w:b w:val="0"/>
           <w:color w:val="000000"/>
           <w:sz w:val="21"/>
@@ -15858,7 +15876,7 @@
       </w:r>
       <w:r>
         <w:rPr>
-          <w:rFonts w:ascii="PingFang SC" w:hAnsi="PingFang SC" w:hint="eastAsia" w:eastAsia="PingFang SC" w:cs="PingFang SC"/>
+          <w:rFonts w:ascii="Times New Roman" w:hAnsi="Times New Roman" w:hint="eastAsia" w:eastAsia="仿宋" w:cs="Times New Roman"/>
           <w:b w:val="0"/>
           <w:color w:val="000000"/>
           <w:sz w:val="30"/>
@@ -15867,7 +15885,7 @@
       </w:r>
       <w:r>
         <w:rPr>
-          <w:rFonts w:ascii="Consolas" w:hAnsi="Consolas" w:hint="default" w:eastAsia="Consolas" w:cs="Consolas"/>
+          <w:rFonts w:ascii="Consolas" w:hAnsi="Consolas" w:hint="default" w:eastAsia="仿宋" w:cs="Consolas"/>
           <w:b w:val="0"/>
           <w:color w:val="000000"/>
           <w:sz w:val="21"/>
@@ -15876,7 +15894,7 @@
       </w:r>
       <w:r>
         <w:rPr>
-          <w:rFonts w:ascii="PingFang SC" w:hAnsi="PingFang SC" w:hint="eastAsia" w:eastAsia="PingFang SC" w:cs="PingFang SC"/>
+          <w:rFonts w:ascii="Times New Roman" w:hAnsi="Times New Roman" w:hint="eastAsia" w:eastAsia="仿宋" w:cs="Times New Roman"/>
           <w:b w:val="0"/>
           <w:color w:val="000000"/>
           <w:sz w:val="30"/>
@@ -15887,13 +15905,13 @@
     <w:p>
       <w:pPr>
         <w:widowControl/>
-        <w:spacing w:line="348" w:lineRule="auto" w:after="0"/>
+        <w:spacing w:line="540" w:lineRule="exact" w:after="0"/>
         <w:ind w:firstLine="639"/>
         <w:jc w:val="both"/>
       </w:pPr>
       <w:r>
         <w:rPr>
-          <w:rFonts w:ascii="PingFang SC" w:hAnsi="PingFang SC" w:hint="eastAsia" w:eastAsia="PingFang SC" w:cs="PingFang SC"/>
+          <w:rFonts w:ascii="Times New Roman" w:hAnsi="Times New Roman" w:hint="eastAsia" w:eastAsia="仿宋" w:cs="Times New Roman"/>
           <w:b w:val="0"/>
           <w:color w:val="000000"/>
           <w:sz w:val="30"/>
@@ -15906,13 +15924,13 @@
         <w:keepNext/>
         <w:pageBreakBefore/>
         <w:widowControl/>
-        <w:spacing w:before="0" w:after="160" w:line="360" w:lineRule="auto"/>
+        <w:spacing w:before="0" w:after="160" w:line="600" w:lineRule="exact"/>
         <w:ind w:firstLine="642"/>
         <w:jc w:val="both"/>
       </w:pPr>
       <w:r>
         <w:rPr>
-          <w:rFonts w:ascii="PingFang SC" w:hAnsi="PingFang SC" w:hint="eastAsia" w:eastAsia="PingFang SC" w:cs="PingFang SC"/>
+          <w:rFonts w:ascii="Times New Roman" w:hAnsi="Times New Roman" w:hint="eastAsia" w:eastAsia="黑体" w:cs="Times New Roman"/>
           <w:b/>
           <w:color w:val="000000"/>
           <w:sz w:val="32"/>
@@ -15923,13 +15941,13 @@
     <w:p>
       <w:pPr>
         <w:widowControl/>
-        <w:spacing w:line="348" w:lineRule="auto" w:after="0"/>
+        <w:spacing w:line="540" w:lineRule="exact" w:after="0"/>
         <w:ind w:firstLine="639"/>
         <w:jc w:val="both"/>
       </w:pPr>
       <w:r>
         <w:rPr>
-          <w:rFonts w:ascii="PingFang SC" w:hAnsi="PingFang SC" w:hint="eastAsia" w:eastAsia="PingFang SC" w:cs="PingFang SC"/>
+          <w:rFonts w:ascii="Times New Roman" w:hAnsi="Times New Roman" w:hint="eastAsia" w:eastAsia="仿宋" w:cs="Times New Roman"/>
           <w:b w:val="0"/>
           <w:color w:val="000000"/>
           <w:sz w:val="30"/>
@@ -15940,13 +15958,13 @@
     <w:p>
       <w:pPr>
         <w:widowControl/>
-        <w:spacing w:line="348" w:lineRule="auto" w:after="0"/>
+        <w:spacing w:line="540" w:lineRule="exact" w:after="0"/>
         <w:ind w:firstLine="639"/>
         <w:jc w:val="both"/>
       </w:pPr>
       <w:r>
         <w:rPr>
-          <w:rFonts w:ascii="PingFang SC" w:hAnsi="PingFang SC" w:hint="eastAsia" w:eastAsia="PingFang SC" w:cs="PingFang SC"/>
+          <w:rFonts w:ascii="Times New Roman" w:hAnsi="Times New Roman" w:hint="eastAsia" w:eastAsia="仿宋" w:cs="Times New Roman"/>
           <w:b w:val="0"/>
           <w:color w:val="000000"/>
           <w:sz w:val="30"/>

--- a/submission/final/GlobalInfra_AI_AI出海应用设计报告.docx
+++ b/submission/final/GlobalInfra_AI_AI出海应用设计报告.docx
@@ -216,7 +216,7 @@
           <w:color w:val="000000"/>
           <w:sz w:val="28"/>
         </w:rPr>
-        <w:t>首批场景</w:t>
+        <w:t>应用场景</w:t>
       </w:r>
       <w:r>
         <w:rPr>
@@ -225,7 +225,7 @@
           <w:color w:val="000000"/>
           <w:sz w:val="28"/>
         </w:rPr>
-        <w:t>：马来西亚轨道交通项目的业主及分包函件分析与回复、现场质量安全事件闭环处置。</w:t>
+        <w:t>：共十二个，首批聚焦马来西亚轨道交通项目的业主及分包函件分析与回复、现场质量安全事件闭环处置，并覆盖属地合规、法规问答、多语培训、项目管理、数字孪生和现场离线采集。</w:t>
       </w:r>
     </w:p>
     <w:p>
@@ -2374,7 +2374,7 @@
           <w:color w:val="000000"/>
           <w:sz w:val="30"/>
         </w:rPr>
-        <w:t>（四）首批落地场景</w:t>
+        <w:t>（四）应用场景</w:t>
       </w:r>
     </w:p>
     <w:p>
@@ -2391,8 +2391,1965 @@
           <w:color w:val="000000"/>
           <w:sz w:val="30"/>
         </w:rPr>
-        <w:t>首批聚焦马来西亚轨道交通项目的两类高频业务，均使用合成数据演示。</w:t>
-      </w:r>
+        <w:t>系统目前支持十二个应用场景，按 AI 出海赛道的三个方向归类。所有场景均可在线运行，演示数据均为合成数据；其中场景一至场景七已使用马来西亚铁路项目合成测试资料包逐一上传验证。</w:t>
+      </w:r>
+    </w:p>
+    <w:tbl>
+      <w:tblPr>
+        <w:tblW w:type="pct" w:w="5000"/>
+        <w:jc w:val="center"/>
+        <w:tblLayout w:type="fixed"/>
+        <w:tblLook w:firstColumn="1" w:firstRow="1" w:lastColumn="0" w:lastRow="0" w:noHBand="0" w:noVBand="1" w:val="04A0"/>
+      </w:tblPr>
+      <w:tblGrid>
+        <w:gridCol w:w="2171"/>
+        <w:gridCol w:w="2171"/>
+        <w:gridCol w:w="2171"/>
+        <w:gridCol w:w="2171"/>
+      </w:tblGrid>
+      <w:tr>
+        <w:trPr>
+          <w:cantSplit/>
+          <w:tblHeader w:val="true"/>
+        </w:trPr>
+        <w:tc>
+          <w:tcPr>
+            <w:tcW w:type="dxa" w:w="1126"/>
+            <w:vAlign w:val="center"/>
+            <w:tcMar>
+              <w:top w:w="100" w:type="dxa"/>
+              <w:start w:w="120" w:type="dxa"/>
+              <w:bottom w:w="100" w:type="dxa"/>
+              <w:end w:w="120" w:type="dxa"/>
+            </w:tcMar>
+            <w:tcBorders>
+              <w:top w:val="single" w:sz="6" w:color="D9E1F2"/>
+              <w:left w:val="single" w:sz="6" w:color="D9E1F2"/>
+              <w:bottom w:val="single" w:sz="6" w:color="D9E1F2"/>
+              <w:right w:val="single" w:sz="6" w:color="D9E1F2"/>
+              <w:insideH w:val="single" w:sz="6" w:color="D9E1F2"/>
+              <w:insideV w:val="single" w:sz="6" w:color="D9E1F2"/>
+            </w:tcBorders>
+            <w:shd w:fill="17365D"/>
+          </w:tcPr>
+          <w:p>
+            <w:pPr>
+              <w:spacing w:line="340" w:lineRule="exact" w:before="20" w:after="20"/>
+              <w:jc w:val="center"/>
+            </w:pPr>
+            <w:r>
+              <w:rPr>
+                <w:rFonts w:ascii="Times New Roman" w:hAnsi="Times New Roman" w:hint="eastAsia" w:eastAsia="黑体" w:cs="Times New Roman"/>
+                <w:b/>
+                <w:color w:val="FFFFFF"/>
+                <w:sz w:val="21"/>
+              </w:rPr>
+              <w:t>方向</w:t>
+            </w:r>
+          </w:p>
+        </w:tc>
+        <w:tc>
+          <w:tcPr>
+            <w:tcW w:type="dxa" w:w="2109"/>
+            <w:vAlign w:val="center"/>
+            <w:tcMar>
+              <w:top w:w="100" w:type="dxa"/>
+              <w:start w:w="120" w:type="dxa"/>
+              <w:bottom w:w="100" w:type="dxa"/>
+              <w:end w:w="120" w:type="dxa"/>
+            </w:tcMar>
+            <w:tcBorders>
+              <w:top w:val="single" w:sz="6" w:color="D9E1F2"/>
+              <w:left w:val="single" w:sz="6" w:color="D9E1F2"/>
+              <w:bottom w:val="single" w:sz="6" w:color="D9E1F2"/>
+              <w:right w:val="single" w:sz="6" w:color="D9E1F2"/>
+              <w:insideH w:val="single" w:sz="6" w:color="D9E1F2"/>
+              <w:insideV w:val="single" w:sz="6" w:color="D9E1F2"/>
+            </w:tcBorders>
+            <w:shd w:fill="17365D"/>
+          </w:tcPr>
+          <w:p>
+            <w:pPr>
+              <w:spacing w:line="340" w:lineRule="exact" w:before="20" w:after="20"/>
+              <w:jc w:val="center"/>
+            </w:pPr>
+            <w:r>
+              <w:rPr>
+                <w:rFonts w:ascii="Times New Roman" w:hAnsi="Times New Roman" w:hint="eastAsia" w:eastAsia="黑体" w:cs="Times New Roman"/>
+                <w:b/>
+                <w:color w:val="FFFFFF"/>
+                <w:sz w:val="21"/>
+              </w:rPr>
+              <w:t>应用场景</w:t>
+            </w:r>
+          </w:p>
+        </w:tc>
+        <w:tc>
+          <w:tcPr>
+            <w:tcW w:type="dxa" w:w="1977"/>
+            <w:vAlign w:val="center"/>
+            <w:tcMar>
+              <w:top w:w="100" w:type="dxa"/>
+              <w:start w:w="120" w:type="dxa"/>
+              <w:bottom w:w="100" w:type="dxa"/>
+              <w:end w:w="120" w:type="dxa"/>
+            </w:tcMar>
+            <w:tcBorders>
+              <w:top w:val="single" w:sz="6" w:color="D9E1F2"/>
+              <w:left w:val="single" w:sz="6" w:color="D9E1F2"/>
+              <w:bottom w:val="single" w:sz="6" w:color="D9E1F2"/>
+              <w:right w:val="single" w:sz="6" w:color="D9E1F2"/>
+              <w:insideH w:val="single" w:sz="6" w:color="D9E1F2"/>
+              <w:insideV w:val="single" w:sz="6" w:color="D9E1F2"/>
+            </w:tcBorders>
+            <w:shd w:fill="17365D"/>
+          </w:tcPr>
+          <w:p>
+            <w:pPr>
+              <w:spacing w:line="340" w:lineRule="exact" w:before="20" w:after="20"/>
+              <w:jc w:val="center"/>
+            </w:pPr>
+            <w:r>
+              <w:rPr>
+                <w:rFonts w:ascii="Times New Roman" w:hAnsi="Times New Roman" w:hint="eastAsia" w:eastAsia="黑体" w:cs="Times New Roman"/>
+                <w:b/>
+                <w:color w:val="FFFFFF"/>
+                <w:sz w:val="21"/>
+              </w:rPr>
+              <w:t>典型输入</w:t>
+            </w:r>
+          </w:p>
+        </w:tc>
+        <w:tc>
+          <w:tcPr>
+            <w:tcW w:type="dxa" w:w="3428"/>
+            <w:vAlign w:val="center"/>
+            <w:tcMar>
+              <w:top w:w="100" w:type="dxa"/>
+              <w:start w:w="120" w:type="dxa"/>
+              <w:bottom w:w="100" w:type="dxa"/>
+              <w:end w:w="120" w:type="dxa"/>
+            </w:tcMar>
+            <w:tcBorders>
+              <w:top w:val="single" w:sz="6" w:color="D9E1F2"/>
+              <w:left w:val="single" w:sz="6" w:color="D9E1F2"/>
+              <w:bottom w:val="single" w:sz="6" w:color="D9E1F2"/>
+              <w:right w:val="single" w:sz="6" w:color="D9E1F2"/>
+              <w:insideH w:val="single" w:sz="6" w:color="D9E1F2"/>
+              <w:insideV w:val="single" w:sz="6" w:color="D9E1F2"/>
+            </w:tcBorders>
+            <w:shd w:fill="17365D"/>
+          </w:tcPr>
+          <w:p>
+            <w:pPr>
+              <w:spacing w:line="340" w:lineRule="exact" w:before="20" w:after="20"/>
+              <w:jc w:val="center"/>
+            </w:pPr>
+            <w:r>
+              <w:rPr>
+                <w:rFonts w:ascii="Times New Roman" w:hAnsi="Times New Roman" w:hint="eastAsia" w:eastAsia="黑体" w:cs="Times New Roman"/>
+                <w:b/>
+                <w:color w:val="FFFFFF"/>
+                <w:sz w:val="21"/>
+              </w:rPr>
+              <w:t>系统输出</w:t>
+            </w:r>
+          </w:p>
+        </w:tc>
+      </w:tr>
+      <w:tr>
+        <w:trPr>
+          <w:cantSplit/>
+        </w:trPr>
+        <w:tc>
+          <w:tcPr>
+            <w:tcW w:type="dxa" w:w="1126"/>
+            <w:vAlign w:val="center"/>
+            <w:tcMar>
+              <w:top w:w="100" w:type="dxa"/>
+              <w:start w:w="120" w:type="dxa"/>
+              <w:bottom w:w="100" w:type="dxa"/>
+              <w:end w:w="120" w:type="dxa"/>
+            </w:tcMar>
+            <w:tcBorders>
+              <w:top w:val="single" w:sz="6" w:color="D9E1F2"/>
+              <w:left w:val="single" w:sz="6" w:color="D9E1F2"/>
+              <w:bottom w:val="single" w:sz="6" w:color="D9E1F2"/>
+              <w:right w:val="single" w:sz="6" w:color="D9E1F2"/>
+              <w:insideH w:val="single" w:sz="6" w:color="D9E1F2"/>
+              <w:insideV w:val="single" w:sz="6" w:color="D9E1F2"/>
+            </w:tcBorders>
+            <w:shd w:fill="FFFFFF"/>
+          </w:tcPr>
+          <w:p>
+            <w:pPr>
+              <w:spacing w:line="340" w:lineRule="exact" w:before="20" w:after="20"/>
+              <w:jc w:val="center"/>
+            </w:pPr>
+            <w:r>
+              <w:rPr>
+                <w:rFonts w:ascii="Times New Roman" w:hAnsi="Times New Roman" w:hint="eastAsia" w:eastAsia="仿宋" w:cs="Times New Roman"/>
+                <w:b w:val="0"/>
+                <w:color w:val="000000"/>
+                <w:sz w:val="21"/>
+              </w:rPr>
+              <w:t>工具出海</w:t>
+            </w:r>
+          </w:p>
+        </w:tc>
+        <w:tc>
+          <w:tcPr>
+            <w:tcW w:type="dxa" w:w="2109"/>
+            <w:vAlign w:val="center"/>
+            <w:tcMar>
+              <w:top w:w="100" w:type="dxa"/>
+              <w:start w:w="120" w:type="dxa"/>
+              <w:bottom w:w="100" w:type="dxa"/>
+              <w:end w:w="120" w:type="dxa"/>
+            </w:tcMar>
+            <w:tcBorders>
+              <w:top w:val="single" w:sz="6" w:color="D9E1F2"/>
+              <w:left w:val="single" w:sz="6" w:color="D9E1F2"/>
+              <w:bottom w:val="single" w:sz="6" w:color="D9E1F2"/>
+              <w:right w:val="single" w:sz="6" w:color="D9E1F2"/>
+              <w:insideH w:val="single" w:sz="6" w:color="D9E1F2"/>
+              <w:insideV w:val="single" w:sz="6" w:color="D9E1F2"/>
+            </w:tcBorders>
+            <w:shd w:fill="FFFFFF"/>
+          </w:tcPr>
+          <w:p>
+            <w:pPr>
+              <w:spacing w:line="340" w:lineRule="exact" w:before="20" w:after="20"/>
+              <w:jc w:val="center"/>
+            </w:pPr>
+            <w:r>
+              <w:rPr>
+                <w:rFonts w:ascii="Times New Roman" w:hAnsi="Times New Roman" w:hint="eastAsia" w:eastAsia="仿宋" w:cs="Times New Roman"/>
+                <w:b w:val="0"/>
+                <w:color w:val="000000"/>
+                <w:sz w:val="21"/>
+              </w:rPr>
+              <w:t>一、现场安全事件闭环</w:t>
+            </w:r>
+          </w:p>
+        </w:tc>
+        <w:tc>
+          <w:tcPr>
+            <w:tcW w:type="dxa" w:w="1977"/>
+            <w:vAlign w:val="center"/>
+            <w:tcMar>
+              <w:top w:w="100" w:type="dxa"/>
+              <w:start w:w="120" w:type="dxa"/>
+              <w:bottom w:w="100" w:type="dxa"/>
+              <w:end w:w="120" w:type="dxa"/>
+            </w:tcMar>
+            <w:tcBorders>
+              <w:top w:val="single" w:sz="6" w:color="D9E1F2"/>
+              <w:left w:val="single" w:sz="6" w:color="D9E1F2"/>
+              <w:bottom w:val="single" w:sz="6" w:color="D9E1F2"/>
+              <w:right w:val="single" w:sz="6" w:color="D9E1F2"/>
+              <w:insideH w:val="single" w:sz="6" w:color="D9E1F2"/>
+              <w:insideV w:val="single" w:sz="6" w:color="D9E1F2"/>
+            </w:tcBorders>
+            <w:shd w:fill="FFFFFF"/>
+          </w:tcPr>
+          <w:p>
+            <w:pPr>
+              <w:spacing w:line="340" w:lineRule="exact" w:before="20" w:after="20"/>
+              <w:jc w:val="center"/>
+            </w:pPr>
+            <w:r>
+              <w:rPr>
+                <w:rFonts w:ascii="Times New Roman" w:hAnsi="Times New Roman" w:hint="eastAsia" w:eastAsia="仿宋" w:cs="Times New Roman"/>
+                <w:b w:val="0"/>
+                <w:color w:val="000000"/>
+                <w:sz w:val="21"/>
+              </w:rPr>
+              <w:t>业主安全通知</w:t>
+            </w:r>
+          </w:p>
+        </w:tc>
+        <w:tc>
+          <w:tcPr>
+            <w:tcW w:type="dxa" w:w="3428"/>
+            <w:vAlign w:val="center"/>
+            <w:tcMar>
+              <w:top w:w="100" w:type="dxa"/>
+              <w:start w:w="120" w:type="dxa"/>
+              <w:bottom w:w="100" w:type="dxa"/>
+              <w:end w:w="120" w:type="dxa"/>
+            </w:tcMar>
+            <w:tcBorders>
+              <w:top w:val="single" w:sz="6" w:color="D9E1F2"/>
+              <w:left w:val="single" w:sz="6" w:color="D9E1F2"/>
+              <w:bottom w:val="single" w:sz="6" w:color="D9E1F2"/>
+              <w:right w:val="single" w:sz="6" w:color="D9E1F2"/>
+              <w:insideH w:val="single" w:sz="6" w:color="D9E1F2"/>
+              <w:insideV w:val="single" w:sz="6" w:color="D9E1F2"/>
+            </w:tcBorders>
+            <w:shd w:fill="FFFFFF"/>
+          </w:tcPr>
+          <w:p>
+            <w:pPr>
+              <w:spacing w:line="340" w:lineRule="exact" w:before="20" w:after="20"/>
+              <w:jc w:val="left"/>
+            </w:pPr>
+            <w:r>
+              <w:rPr>
+                <w:rFonts w:ascii="Times New Roman" w:hAnsi="Times New Roman" w:hint="eastAsia" w:eastAsia="仿宋" w:cs="Times New Roman"/>
+                <w:b w:val="0"/>
+                <w:color w:val="000000"/>
+                <w:sz w:val="21"/>
+              </w:rPr>
+              <w:t>案例、处置计划、审批、回复草稿和独立核验</w:t>
+            </w:r>
+          </w:p>
+        </w:tc>
+      </w:tr>
+      <w:tr>
+        <w:trPr>
+          <w:cantSplit/>
+        </w:trPr>
+        <w:tc>
+          <w:tcPr>
+            <w:tcW w:type="dxa" w:w="1126"/>
+            <w:vAlign w:val="center"/>
+            <w:tcMar>
+              <w:top w:w="100" w:type="dxa"/>
+              <w:start w:w="120" w:type="dxa"/>
+              <w:bottom w:w="100" w:type="dxa"/>
+              <w:end w:w="120" w:type="dxa"/>
+            </w:tcMar>
+            <w:tcBorders>
+              <w:top w:val="single" w:sz="6" w:color="D9E1F2"/>
+              <w:left w:val="single" w:sz="6" w:color="D9E1F2"/>
+              <w:bottom w:val="single" w:sz="6" w:color="D9E1F2"/>
+              <w:right w:val="single" w:sz="6" w:color="D9E1F2"/>
+              <w:insideH w:val="single" w:sz="6" w:color="D9E1F2"/>
+              <w:insideV w:val="single" w:sz="6" w:color="D9E1F2"/>
+            </w:tcBorders>
+            <w:shd w:fill="EAF2F8"/>
+          </w:tcPr>
+          <w:p>
+            <w:pPr>
+              <w:spacing w:line="340" w:lineRule="exact" w:before="20" w:after="20"/>
+              <w:jc w:val="center"/>
+            </w:pPr>
+            <w:r>
+              <w:rPr>
+                <w:rFonts w:ascii="Times New Roman" w:hAnsi="Times New Roman" w:hint="eastAsia" w:eastAsia="仿宋" w:cs="Times New Roman"/>
+                <w:b w:val="0"/>
+                <w:color w:val="000000"/>
+                <w:sz w:val="21"/>
+              </w:rPr>
+              <w:t>工具出海</w:t>
+            </w:r>
+          </w:p>
+        </w:tc>
+        <w:tc>
+          <w:tcPr>
+            <w:tcW w:type="dxa" w:w="2109"/>
+            <w:vAlign w:val="center"/>
+            <w:tcMar>
+              <w:top w:w="100" w:type="dxa"/>
+              <w:start w:w="120" w:type="dxa"/>
+              <w:bottom w:w="100" w:type="dxa"/>
+              <w:end w:w="120" w:type="dxa"/>
+            </w:tcMar>
+            <w:tcBorders>
+              <w:top w:val="single" w:sz="6" w:color="D9E1F2"/>
+              <w:left w:val="single" w:sz="6" w:color="D9E1F2"/>
+              <w:bottom w:val="single" w:sz="6" w:color="D9E1F2"/>
+              <w:right w:val="single" w:sz="6" w:color="D9E1F2"/>
+              <w:insideH w:val="single" w:sz="6" w:color="D9E1F2"/>
+              <w:insideV w:val="single" w:sz="6" w:color="D9E1F2"/>
+            </w:tcBorders>
+            <w:shd w:fill="EAF2F8"/>
+          </w:tcPr>
+          <w:p>
+            <w:pPr>
+              <w:spacing w:line="340" w:lineRule="exact" w:before="20" w:after="20"/>
+              <w:jc w:val="center"/>
+            </w:pPr>
+            <w:r>
+              <w:rPr>
+                <w:rFonts w:ascii="Times New Roman" w:hAnsi="Times New Roman" w:hint="eastAsia" w:eastAsia="仿宋" w:cs="Times New Roman"/>
+                <w:b w:val="0"/>
+                <w:color w:val="000000"/>
+                <w:sz w:val="21"/>
+              </w:rPr>
+              <w:t>二、分包变更申请回复</w:t>
+            </w:r>
+          </w:p>
+        </w:tc>
+        <w:tc>
+          <w:tcPr>
+            <w:tcW w:type="dxa" w:w="1977"/>
+            <w:vAlign w:val="center"/>
+            <w:tcMar>
+              <w:top w:w="100" w:type="dxa"/>
+              <w:start w:w="120" w:type="dxa"/>
+              <w:bottom w:w="100" w:type="dxa"/>
+              <w:end w:w="120" w:type="dxa"/>
+            </w:tcMar>
+            <w:tcBorders>
+              <w:top w:val="single" w:sz="6" w:color="D9E1F2"/>
+              <w:left w:val="single" w:sz="6" w:color="D9E1F2"/>
+              <w:bottom w:val="single" w:sz="6" w:color="D9E1F2"/>
+              <w:right w:val="single" w:sz="6" w:color="D9E1F2"/>
+              <w:insideH w:val="single" w:sz="6" w:color="D9E1F2"/>
+              <w:insideV w:val="single" w:sz="6" w:color="D9E1F2"/>
+            </w:tcBorders>
+            <w:shd w:fill="EAF2F8"/>
+          </w:tcPr>
+          <w:p>
+            <w:pPr>
+              <w:spacing w:line="340" w:lineRule="exact" w:before="20" w:after="20"/>
+              <w:jc w:val="center"/>
+            </w:pPr>
+            <w:r>
+              <w:rPr>
+                <w:rFonts w:ascii="Times New Roman" w:hAnsi="Times New Roman" w:hint="eastAsia" w:eastAsia="仿宋" w:cs="Times New Roman"/>
+                <w:b w:val="0"/>
+                <w:color w:val="000000"/>
+                <w:sz w:val="21"/>
+              </w:rPr>
+              <w:t>分包商变更申请函</w:t>
+            </w:r>
+          </w:p>
+        </w:tc>
+        <w:tc>
+          <w:tcPr>
+            <w:tcW w:type="dxa" w:w="3428"/>
+            <w:vAlign w:val="center"/>
+            <w:tcMar>
+              <w:top w:w="100" w:type="dxa"/>
+              <w:start w:w="120" w:type="dxa"/>
+              <w:bottom w:w="100" w:type="dxa"/>
+              <w:end w:w="120" w:type="dxa"/>
+            </w:tcMar>
+            <w:tcBorders>
+              <w:top w:val="single" w:sz="6" w:color="D9E1F2"/>
+              <w:left w:val="single" w:sz="6" w:color="D9E1F2"/>
+              <w:bottom w:val="single" w:sz="6" w:color="D9E1F2"/>
+              <w:right w:val="single" w:sz="6" w:color="D9E1F2"/>
+              <w:insideH w:val="single" w:sz="6" w:color="D9E1F2"/>
+              <w:insideV w:val="single" w:sz="6" w:color="D9E1F2"/>
+            </w:tcBorders>
+            <w:shd w:fill="EAF2F8"/>
+          </w:tcPr>
+          <w:p>
+            <w:pPr>
+              <w:spacing w:line="340" w:lineRule="exact" w:before="20" w:after="20"/>
+              <w:jc w:val="left"/>
+            </w:pPr>
+            <w:r>
+              <w:rPr>
+                <w:rFonts w:ascii="Times New Roman" w:hAnsi="Times New Roman" w:hint="eastAsia" w:eastAsia="仿宋" w:cs="Times New Roman"/>
+                <w:b w:val="0"/>
+                <w:color w:val="000000"/>
+                <w:sz w:val="21"/>
+              </w:rPr>
+              <w:t>大模型依据证据起草的回复草稿</w:t>
+            </w:r>
+          </w:p>
+        </w:tc>
+      </w:tr>
+      <w:tr>
+        <w:trPr>
+          <w:cantSplit/>
+        </w:trPr>
+        <w:tc>
+          <w:tcPr>
+            <w:tcW w:type="dxa" w:w="1126"/>
+            <w:vAlign w:val="center"/>
+            <w:tcMar>
+              <w:top w:w="100" w:type="dxa"/>
+              <w:start w:w="120" w:type="dxa"/>
+              <w:bottom w:w="100" w:type="dxa"/>
+              <w:end w:w="120" w:type="dxa"/>
+            </w:tcMar>
+            <w:tcBorders>
+              <w:top w:val="single" w:sz="6" w:color="D9E1F2"/>
+              <w:left w:val="single" w:sz="6" w:color="D9E1F2"/>
+              <w:bottom w:val="single" w:sz="6" w:color="D9E1F2"/>
+              <w:right w:val="single" w:sz="6" w:color="D9E1F2"/>
+              <w:insideH w:val="single" w:sz="6" w:color="D9E1F2"/>
+              <w:insideV w:val="single" w:sz="6" w:color="D9E1F2"/>
+            </w:tcBorders>
+            <w:shd w:fill="FFFFFF"/>
+          </w:tcPr>
+          <w:p>
+            <w:pPr>
+              <w:spacing w:line="340" w:lineRule="exact" w:before="20" w:after="20"/>
+              <w:jc w:val="center"/>
+            </w:pPr>
+            <w:r>
+              <w:rPr>
+                <w:rFonts w:ascii="Times New Roman" w:hAnsi="Times New Roman" w:hint="eastAsia" w:eastAsia="仿宋" w:cs="Times New Roman"/>
+                <w:b w:val="0"/>
+                <w:color w:val="000000"/>
+                <w:sz w:val="21"/>
+              </w:rPr>
+              <w:t>工具出海</w:t>
+            </w:r>
+          </w:p>
+        </w:tc>
+        <w:tc>
+          <w:tcPr>
+            <w:tcW w:type="dxa" w:w="2109"/>
+            <w:vAlign w:val="center"/>
+            <w:tcMar>
+              <w:top w:w="100" w:type="dxa"/>
+              <w:start w:w="120" w:type="dxa"/>
+              <w:bottom w:w="100" w:type="dxa"/>
+              <w:end w:w="120" w:type="dxa"/>
+            </w:tcMar>
+            <w:tcBorders>
+              <w:top w:val="single" w:sz="6" w:color="D9E1F2"/>
+              <w:left w:val="single" w:sz="6" w:color="D9E1F2"/>
+              <w:bottom w:val="single" w:sz="6" w:color="D9E1F2"/>
+              <w:right w:val="single" w:sz="6" w:color="D9E1F2"/>
+              <w:insideH w:val="single" w:sz="6" w:color="D9E1F2"/>
+              <w:insideV w:val="single" w:sz="6" w:color="D9E1F2"/>
+            </w:tcBorders>
+            <w:shd w:fill="FFFFFF"/>
+          </w:tcPr>
+          <w:p>
+            <w:pPr>
+              <w:spacing w:line="340" w:lineRule="exact" w:before="20" w:after="20"/>
+              <w:jc w:val="center"/>
+            </w:pPr>
+            <w:r>
+              <w:rPr>
+                <w:rFonts w:ascii="Times New Roman" w:hAnsi="Times New Roman" w:hint="eastAsia" w:eastAsia="仿宋" w:cs="Times New Roman"/>
+                <w:b w:val="0"/>
+                <w:color w:val="000000"/>
+                <w:sz w:val="21"/>
+              </w:rPr>
+              <w:t>三、临时工程责任划分</w:t>
+            </w:r>
+          </w:p>
+        </w:tc>
+        <w:tc>
+          <w:tcPr>
+            <w:tcW w:type="dxa" w:w="1977"/>
+            <w:vAlign w:val="center"/>
+            <w:tcMar>
+              <w:top w:w="100" w:type="dxa"/>
+              <w:start w:w="120" w:type="dxa"/>
+              <w:bottom w:w="100" w:type="dxa"/>
+              <w:end w:w="120" w:type="dxa"/>
+            </w:tcMar>
+            <w:tcBorders>
+              <w:top w:val="single" w:sz="6" w:color="D9E1F2"/>
+              <w:left w:val="single" w:sz="6" w:color="D9E1F2"/>
+              <w:bottom w:val="single" w:sz="6" w:color="D9E1F2"/>
+              <w:right w:val="single" w:sz="6" w:color="D9E1F2"/>
+              <w:insideH w:val="single" w:sz="6" w:color="D9E1F2"/>
+              <w:insideV w:val="single" w:sz="6" w:color="D9E1F2"/>
+            </w:tcBorders>
+            <w:shd w:fill="FFFFFF"/>
+          </w:tcPr>
+          <w:p>
+            <w:pPr>
+              <w:spacing w:line="340" w:lineRule="exact" w:before="20" w:after="20"/>
+              <w:jc w:val="center"/>
+            </w:pPr>
+            <w:r>
+              <w:rPr>
+                <w:rFonts w:ascii="Times New Roman" w:hAnsi="Times New Roman" w:hint="eastAsia" w:eastAsia="仿宋" w:cs="Times New Roman"/>
+                <w:b w:val="0"/>
+                <w:color w:val="000000"/>
+                <w:sz w:val="21"/>
+              </w:rPr>
+              <w:t>便道损坏业主通知</w:t>
+            </w:r>
+          </w:p>
+        </w:tc>
+        <w:tc>
+          <w:tcPr>
+            <w:tcW w:type="dxa" w:w="3428"/>
+            <w:vAlign w:val="center"/>
+            <w:tcMar>
+              <w:top w:w="100" w:type="dxa"/>
+              <w:start w:w="120" w:type="dxa"/>
+              <w:bottom w:w="100" w:type="dxa"/>
+              <w:end w:w="120" w:type="dxa"/>
+            </w:tcMar>
+            <w:tcBorders>
+              <w:top w:val="single" w:sz="6" w:color="D9E1F2"/>
+              <w:left w:val="single" w:sz="6" w:color="D9E1F2"/>
+              <w:bottom w:val="single" w:sz="6" w:color="D9E1F2"/>
+              <w:right w:val="single" w:sz="6" w:color="D9E1F2"/>
+              <w:insideH w:val="single" w:sz="6" w:color="D9E1F2"/>
+              <w:insideV w:val="single" w:sz="6" w:color="D9E1F2"/>
+            </w:tcBorders>
+            <w:shd w:fill="FFFFFF"/>
+          </w:tcPr>
+          <w:p>
+            <w:pPr>
+              <w:spacing w:line="340" w:lineRule="exact" w:before="20" w:after="20"/>
+              <w:jc w:val="left"/>
+            </w:pPr>
+            <w:r>
+              <w:rPr>
+                <w:rFonts w:ascii="Times New Roman" w:hAnsi="Times New Roman" w:hint="eastAsia" w:eastAsia="仿宋" w:cs="Times New Roman"/>
+                <w:b w:val="0"/>
+                <w:color w:val="000000"/>
+                <w:sz w:val="21"/>
+              </w:rPr>
+              <w:t>合同责任条款和责任矩阵依据</w:t>
+            </w:r>
+          </w:p>
+        </w:tc>
+      </w:tr>
+      <w:tr>
+        <w:trPr>
+          <w:cantSplit/>
+        </w:trPr>
+        <w:tc>
+          <w:tcPr>
+            <w:tcW w:type="dxa" w:w="1126"/>
+            <w:vAlign w:val="center"/>
+            <w:tcMar>
+              <w:top w:w="100" w:type="dxa"/>
+              <w:start w:w="120" w:type="dxa"/>
+              <w:bottom w:w="100" w:type="dxa"/>
+              <w:end w:w="120" w:type="dxa"/>
+            </w:tcMar>
+            <w:tcBorders>
+              <w:top w:val="single" w:sz="6" w:color="D9E1F2"/>
+              <w:left w:val="single" w:sz="6" w:color="D9E1F2"/>
+              <w:bottom w:val="single" w:sz="6" w:color="D9E1F2"/>
+              <w:right w:val="single" w:sz="6" w:color="D9E1F2"/>
+              <w:insideH w:val="single" w:sz="6" w:color="D9E1F2"/>
+              <w:insideV w:val="single" w:sz="6" w:color="D9E1F2"/>
+            </w:tcBorders>
+            <w:shd w:fill="EAF2F8"/>
+          </w:tcPr>
+          <w:p>
+            <w:pPr>
+              <w:spacing w:line="340" w:lineRule="exact" w:before="20" w:after="20"/>
+              <w:jc w:val="center"/>
+            </w:pPr>
+            <w:r>
+              <w:rPr>
+                <w:rFonts w:ascii="Times New Roman" w:hAnsi="Times New Roman" w:hint="eastAsia" w:eastAsia="仿宋" w:cs="Times New Roman"/>
+                <w:b w:val="0"/>
+                <w:color w:val="000000"/>
+                <w:sz w:val="21"/>
+              </w:rPr>
+              <w:t>工具出海</w:t>
+            </w:r>
+          </w:p>
+        </w:tc>
+        <w:tc>
+          <w:tcPr>
+            <w:tcW w:type="dxa" w:w="2109"/>
+            <w:vAlign w:val="center"/>
+            <w:tcMar>
+              <w:top w:w="100" w:type="dxa"/>
+              <w:start w:w="120" w:type="dxa"/>
+              <w:bottom w:w="100" w:type="dxa"/>
+              <w:end w:w="120" w:type="dxa"/>
+            </w:tcMar>
+            <w:tcBorders>
+              <w:top w:val="single" w:sz="6" w:color="D9E1F2"/>
+              <w:left w:val="single" w:sz="6" w:color="D9E1F2"/>
+              <w:bottom w:val="single" w:sz="6" w:color="D9E1F2"/>
+              <w:right w:val="single" w:sz="6" w:color="D9E1F2"/>
+              <w:insideH w:val="single" w:sz="6" w:color="D9E1F2"/>
+              <w:insideV w:val="single" w:sz="6" w:color="D9E1F2"/>
+            </w:tcBorders>
+            <w:shd w:fill="EAF2F8"/>
+          </w:tcPr>
+          <w:p>
+            <w:pPr>
+              <w:spacing w:line="340" w:lineRule="exact" w:before="20" w:after="20"/>
+              <w:jc w:val="center"/>
+            </w:pPr>
+            <w:r>
+              <w:rPr>
+                <w:rFonts w:ascii="Times New Roman" w:hAnsi="Times New Roman" w:hint="eastAsia" w:eastAsia="仿宋" w:cs="Times New Roman"/>
+                <w:b w:val="0"/>
+                <w:color w:val="000000"/>
+                <w:sz w:val="21"/>
+              </w:rPr>
+              <w:t>四、质量不符合项处置</w:t>
+            </w:r>
+          </w:p>
+        </w:tc>
+        <w:tc>
+          <w:tcPr>
+            <w:tcW w:type="dxa" w:w="1977"/>
+            <w:vAlign w:val="center"/>
+            <w:tcMar>
+              <w:top w:w="100" w:type="dxa"/>
+              <w:start w:w="120" w:type="dxa"/>
+              <w:bottom w:w="100" w:type="dxa"/>
+              <w:end w:w="120" w:type="dxa"/>
+            </w:tcMar>
+            <w:tcBorders>
+              <w:top w:val="single" w:sz="6" w:color="D9E1F2"/>
+              <w:left w:val="single" w:sz="6" w:color="D9E1F2"/>
+              <w:bottom w:val="single" w:sz="6" w:color="D9E1F2"/>
+              <w:right w:val="single" w:sz="6" w:color="D9E1F2"/>
+              <w:insideH w:val="single" w:sz="6" w:color="D9E1F2"/>
+              <w:insideV w:val="single" w:sz="6" w:color="D9E1F2"/>
+            </w:tcBorders>
+            <w:shd w:fill="EAF2F8"/>
+          </w:tcPr>
+          <w:p>
+            <w:pPr>
+              <w:spacing w:line="340" w:lineRule="exact" w:before="20" w:after="20"/>
+              <w:jc w:val="center"/>
+            </w:pPr>
+            <w:r>
+              <w:rPr>
+                <w:rFonts w:ascii="Times New Roman" w:hAnsi="Times New Roman" w:hint="eastAsia" w:eastAsia="仿宋" w:cs="Times New Roman"/>
+                <w:b w:val="0"/>
+                <w:color w:val="000000"/>
+                <w:sz w:val="21"/>
+              </w:rPr>
+              <w:t>NCR 报告</w:t>
+            </w:r>
+          </w:p>
+        </w:tc>
+        <w:tc>
+          <w:tcPr>
+            <w:tcW w:type="dxa" w:w="3428"/>
+            <w:vAlign w:val="center"/>
+            <w:tcMar>
+              <w:top w:w="100" w:type="dxa"/>
+              <w:start w:w="120" w:type="dxa"/>
+              <w:bottom w:w="100" w:type="dxa"/>
+              <w:end w:w="120" w:type="dxa"/>
+            </w:tcMar>
+            <w:tcBorders>
+              <w:top w:val="single" w:sz="6" w:color="D9E1F2"/>
+              <w:left w:val="single" w:sz="6" w:color="D9E1F2"/>
+              <w:bottom w:val="single" w:sz="6" w:color="D9E1F2"/>
+              <w:right w:val="single" w:sz="6" w:color="D9E1F2"/>
+              <w:insideH w:val="single" w:sz="6" w:color="D9E1F2"/>
+              <w:insideV w:val="single" w:sz="6" w:color="D9E1F2"/>
+            </w:tcBorders>
+            <w:shd w:fill="EAF2F8"/>
+          </w:tcPr>
+          <w:p>
+            <w:pPr>
+              <w:spacing w:line="340" w:lineRule="exact" w:before="20" w:after="20"/>
+              <w:jc w:val="left"/>
+            </w:pPr>
+            <w:r>
+              <w:rPr>
+                <w:rFonts w:ascii="Times New Roman" w:hAnsi="Times New Roman" w:hint="eastAsia" w:eastAsia="仿宋" w:cs="Times New Roman"/>
+                <w:b w:val="0"/>
+                <w:color w:val="000000"/>
+                <w:sz w:val="21"/>
+              </w:rPr>
+              <w:t>裂缝评估依据和纠正措施计划</w:t>
+            </w:r>
+          </w:p>
+        </w:tc>
+      </w:tr>
+      <w:tr>
+        <w:trPr>
+          <w:cantSplit/>
+        </w:trPr>
+        <w:tc>
+          <w:tcPr>
+            <w:tcW w:type="dxa" w:w="1126"/>
+            <w:vAlign w:val="center"/>
+            <w:tcMar>
+              <w:top w:w="100" w:type="dxa"/>
+              <w:start w:w="120" w:type="dxa"/>
+              <w:bottom w:w="100" w:type="dxa"/>
+              <w:end w:w="120" w:type="dxa"/>
+            </w:tcMar>
+            <w:tcBorders>
+              <w:top w:val="single" w:sz="6" w:color="D9E1F2"/>
+              <w:left w:val="single" w:sz="6" w:color="D9E1F2"/>
+              <w:bottom w:val="single" w:sz="6" w:color="D9E1F2"/>
+              <w:right w:val="single" w:sz="6" w:color="D9E1F2"/>
+              <w:insideH w:val="single" w:sz="6" w:color="D9E1F2"/>
+              <w:insideV w:val="single" w:sz="6" w:color="D9E1F2"/>
+            </w:tcBorders>
+            <w:shd w:fill="FFFFFF"/>
+          </w:tcPr>
+          <w:p>
+            <w:pPr>
+              <w:spacing w:line="340" w:lineRule="exact" w:before="20" w:after="20"/>
+              <w:jc w:val="center"/>
+            </w:pPr>
+            <w:r>
+              <w:rPr>
+                <w:rFonts w:ascii="Times New Roman" w:hAnsi="Times New Roman" w:hint="eastAsia" w:eastAsia="仿宋" w:cs="Times New Roman"/>
+                <w:b w:val="0"/>
+                <w:color w:val="000000"/>
+                <w:sz w:val="21"/>
+              </w:rPr>
+              <w:t>工具出海</w:t>
+            </w:r>
+          </w:p>
+        </w:tc>
+        <w:tc>
+          <w:tcPr>
+            <w:tcW w:type="dxa" w:w="2109"/>
+            <w:vAlign w:val="center"/>
+            <w:tcMar>
+              <w:top w:w="100" w:type="dxa"/>
+              <w:start w:w="120" w:type="dxa"/>
+              <w:bottom w:w="100" w:type="dxa"/>
+              <w:end w:w="120" w:type="dxa"/>
+            </w:tcMar>
+            <w:tcBorders>
+              <w:top w:val="single" w:sz="6" w:color="D9E1F2"/>
+              <w:left w:val="single" w:sz="6" w:color="D9E1F2"/>
+              <w:bottom w:val="single" w:sz="6" w:color="D9E1F2"/>
+              <w:right w:val="single" w:sz="6" w:color="D9E1F2"/>
+              <w:insideH w:val="single" w:sz="6" w:color="D9E1F2"/>
+              <w:insideV w:val="single" w:sz="6" w:color="D9E1F2"/>
+            </w:tcBorders>
+            <w:shd w:fill="FFFFFF"/>
+          </w:tcPr>
+          <w:p>
+            <w:pPr>
+              <w:spacing w:line="340" w:lineRule="exact" w:before="20" w:after="20"/>
+              <w:jc w:val="center"/>
+            </w:pPr>
+            <w:r>
+              <w:rPr>
+                <w:rFonts w:ascii="Times New Roman" w:hAnsi="Times New Roman" w:hint="eastAsia" w:eastAsia="仿宋" w:cs="Times New Roman"/>
+                <w:b w:val="0"/>
+                <w:color w:val="000000"/>
+                <w:sz w:val="21"/>
+              </w:rPr>
+              <w:t>五、专业接口协调</w:t>
+            </w:r>
+          </w:p>
+        </w:tc>
+        <w:tc>
+          <w:tcPr>
+            <w:tcW w:type="dxa" w:w="1977"/>
+            <w:vAlign w:val="center"/>
+            <w:tcMar>
+              <w:top w:w="100" w:type="dxa"/>
+              <w:start w:w="120" w:type="dxa"/>
+              <w:bottom w:w="100" w:type="dxa"/>
+              <w:end w:w="120" w:type="dxa"/>
+            </w:tcMar>
+            <w:tcBorders>
+              <w:top w:val="single" w:sz="6" w:color="D9E1F2"/>
+              <w:left w:val="single" w:sz="6" w:color="D9E1F2"/>
+              <w:bottom w:val="single" w:sz="6" w:color="D9E1F2"/>
+              <w:right w:val="single" w:sz="6" w:color="D9E1F2"/>
+              <w:insideH w:val="single" w:sz="6" w:color="D9E1F2"/>
+              <w:insideV w:val="single" w:sz="6" w:color="D9E1F2"/>
+            </w:tcBorders>
+            <w:shd w:fill="FFFFFF"/>
+          </w:tcPr>
+          <w:p>
+            <w:pPr>
+              <w:spacing w:line="340" w:lineRule="exact" w:before="20" w:after="20"/>
+              <w:jc w:val="center"/>
+            </w:pPr>
+            <w:r>
+              <w:rPr>
+                <w:rFonts w:ascii="Times New Roman" w:hAnsi="Times New Roman" w:hint="eastAsia" w:eastAsia="仿宋" w:cs="Times New Roman"/>
+                <w:b w:val="0"/>
+                <w:color w:val="000000"/>
+                <w:sz w:val="21"/>
+              </w:rPr>
+              <w:t>土方越界业主指令</w:t>
+            </w:r>
+          </w:p>
+        </w:tc>
+        <w:tc>
+          <w:tcPr>
+            <w:tcW w:type="dxa" w:w="3428"/>
+            <w:vAlign w:val="center"/>
+            <w:tcMar>
+              <w:top w:w="100" w:type="dxa"/>
+              <w:start w:w="120" w:type="dxa"/>
+              <w:bottom w:w="100" w:type="dxa"/>
+              <w:end w:w="120" w:type="dxa"/>
+            </w:tcMar>
+            <w:tcBorders>
+              <w:top w:val="single" w:sz="6" w:color="D9E1F2"/>
+              <w:left w:val="single" w:sz="6" w:color="D9E1F2"/>
+              <w:bottom w:val="single" w:sz="6" w:color="D9E1F2"/>
+              <w:right w:val="single" w:sz="6" w:color="D9E1F2"/>
+              <w:insideH w:val="single" w:sz="6" w:color="D9E1F2"/>
+              <w:insideV w:val="single" w:sz="6" w:color="D9E1F2"/>
+            </w:tcBorders>
+            <w:shd w:fill="FFFFFF"/>
+          </w:tcPr>
+          <w:p>
+            <w:pPr>
+              <w:spacing w:line="340" w:lineRule="exact" w:before="20" w:after="20"/>
+              <w:jc w:val="left"/>
+            </w:pPr>
+            <w:r>
+              <w:rPr>
+                <w:rFonts w:ascii="Times New Roman" w:hAnsi="Times New Roman" w:hint="eastAsia" w:eastAsia="仿宋" w:cs="Times New Roman"/>
+                <w:b w:val="0"/>
+                <w:color w:val="000000"/>
+                <w:sz w:val="21"/>
+              </w:rPr>
+              <w:t>接口指令依据和联合复测要求</w:t>
+            </w:r>
+          </w:p>
+        </w:tc>
+      </w:tr>
+      <w:tr>
+        <w:trPr>
+          <w:cantSplit/>
+        </w:trPr>
+        <w:tc>
+          <w:tcPr>
+            <w:tcW w:type="dxa" w:w="1126"/>
+            <w:vAlign w:val="center"/>
+            <w:tcMar>
+              <w:top w:w="100" w:type="dxa"/>
+              <w:start w:w="120" w:type="dxa"/>
+              <w:bottom w:w="100" w:type="dxa"/>
+              <w:end w:w="120" w:type="dxa"/>
+            </w:tcMar>
+            <w:tcBorders>
+              <w:top w:val="single" w:sz="6" w:color="D9E1F2"/>
+              <w:left w:val="single" w:sz="6" w:color="D9E1F2"/>
+              <w:bottom w:val="single" w:sz="6" w:color="D9E1F2"/>
+              <w:right w:val="single" w:sz="6" w:color="D9E1F2"/>
+              <w:insideH w:val="single" w:sz="6" w:color="D9E1F2"/>
+              <w:insideV w:val="single" w:sz="6" w:color="D9E1F2"/>
+            </w:tcBorders>
+            <w:shd w:fill="EAF2F8"/>
+          </w:tcPr>
+          <w:p>
+            <w:pPr>
+              <w:spacing w:line="340" w:lineRule="exact" w:before="20" w:after="20"/>
+              <w:jc w:val="center"/>
+            </w:pPr>
+            <w:r>
+              <w:rPr>
+                <w:rFonts w:ascii="Times New Roman" w:hAnsi="Times New Roman" w:hint="eastAsia" w:eastAsia="仿宋" w:cs="Times New Roman"/>
+                <w:b w:val="0"/>
+                <w:color w:val="000000"/>
+                <w:sz w:val="21"/>
+              </w:rPr>
+              <w:t>工具出海</w:t>
+            </w:r>
+          </w:p>
+        </w:tc>
+        <w:tc>
+          <w:tcPr>
+            <w:tcW w:type="dxa" w:w="2109"/>
+            <w:vAlign w:val="center"/>
+            <w:tcMar>
+              <w:top w:w="100" w:type="dxa"/>
+              <w:start w:w="120" w:type="dxa"/>
+              <w:bottom w:w="100" w:type="dxa"/>
+              <w:end w:w="120" w:type="dxa"/>
+            </w:tcMar>
+            <w:tcBorders>
+              <w:top w:val="single" w:sz="6" w:color="D9E1F2"/>
+              <w:left w:val="single" w:sz="6" w:color="D9E1F2"/>
+              <w:bottom w:val="single" w:sz="6" w:color="D9E1F2"/>
+              <w:right w:val="single" w:sz="6" w:color="D9E1F2"/>
+              <w:insideH w:val="single" w:sz="6" w:color="D9E1F2"/>
+              <w:insideV w:val="single" w:sz="6" w:color="D9E1F2"/>
+            </w:tcBorders>
+            <w:shd w:fill="EAF2F8"/>
+          </w:tcPr>
+          <w:p>
+            <w:pPr>
+              <w:spacing w:line="340" w:lineRule="exact" w:before="20" w:after="20"/>
+              <w:jc w:val="center"/>
+            </w:pPr>
+            <w:r>
+              <w:rPr>
+                <w:rFonts w:ascii="Times New Roman" w:hAnsi="Times New Roman" w:hint="eastAsia" w:eastAsia="仿宋" w:cs="Times New Roman"/>
+                <w:b w:val="0"/>
+                <w:color w:val="000000"/>
+                <w:sz w:val="21"/>
+              </w:rPr>
+              <w:t>六、中文现场巡查记录</w:t>
+            </w:r>
+          </w:p>
+        </w:tc>
+        <w:tc>
+          <w:tcPr>
+            <w:tcW w:type="dxa" w:w="1977"/>
+            <w:vAlign w:val="center"/>
+            <w:tcMar>
+              <w:top w:w="100" w:type="dxa"/>
+              <w:start w:w="120" w:type="dxa"/>
+              <w:bottom w:w="100" w:type="dxa"/>
+              <w:end w:w="120" w:type="dxa"/>
+            </w:tcMar>
+            <w:tcBorders>
+              <w:top w:val="single" w:sz="6" w:color="D9E1F2"/>
+              <w:left w:val="single" w:sz="6" w:color="D9E1F2"/>
+              <w:bottom w:val="single" w:sz="6" w:color="D9E1F2"/>
+              <w:right w:val="single" w:sz="6" w:color="D9E1F2"/>
+              <w:insideH w:val="single" w:sz="6" w:color="D9E1F2"/>
+              <w:insideV w:val="single" w:sz="6" w:color="D9E1F2"/>
+            </w:tcBorders>
+            <w:shd w:fill="EAF2F8"/>
+          </w:tcPr>
+          <w:p>
+            <w:pPr>
+              <w:spacing w:line="340" w:lineRule="exact" w:before="20" w:after="20"/>
+              <w:jc w:val="center"/>
+            </w:pPr>
+            <w:r>
+              <w:rPr>
+                <w:rFonts w:ascii="Times New Roman" w:hAnsi="Times New Roman" w:hint="eastAsia" w:eastAsia="仿宋" w:cs="Times New Roman"/>
+                <w:b w:val="0"/>
+                <w:color w:val="000000"/>
+                <w:sz w:val="21"/>
+              </w:rPr>
+              <w:t>中文巡查记录</w:t>
+            </w:r>
+          </w:p>
+        </w:tc>
+        <w:tc>
+          <w:tcPr>
+            <w:tcW w:type="dxa" w:w="3428"/>
+            <w:vAlign w:val="center"/>
+            <w:tcMar>
+              <w:top w:w="100" w:type="dxa"/>
+              <w:start w:w="120" w:type="dxa"/>
+              <w:bottom w:w="100" w:type="dxa"/>
+              <w:end w:w="120" w:type="dxa"/>
+            </w:tcMar>
+            <w:tcBorders>
+              <w:top w:val="single" w:sz="6" w:color="D9E1F2"/>
+              <w:left w:val="single" w:sz="6" w:color="D9E1F2"/>
+              <w:bottom w:val="single" w:sz="6" w:color="D9E1F2"/>
+              <w:right w:val="single" w:sz="6" w:color="D9E1F2"/>
+              <w:insideH w:val="single" w:sz="6" w:color="D9E1F2"/>
+              <w:insideV w:val="single" w:sz="6" w:color="D9E1F2"/>
+            </w:tcBorders>
+            <w:shd w:fill="EAF2F8"/>
+          </w:tcPr>
+          <w:p>
+            <w:pPr>
+              <w:spacing w:line="340" w:lineRule="exact" w:before="20" w:after="20"/>
+              <w:jc w:val="left"/>
+            </w:pPr>
+            <w:r>
+              <w:rPr>
+                <w:rFonts w:ascii="Times New Roman" w:hAnsi="Times New Roman" w:hint="eastAsia" w:eastAsia="仿宋" w:cs="Times New Roman"/>
+                <w:b w:val="0"/>
+                <w:color w:val="000000"/>
+                <w:sz w:val="21"/>
+              </w:rPr>
+              <w:t>中英双语案例和属地法规依据</w:t>
+            </w:r>
+          </w:p>
+        </w:tc>
+      </w:tr>
+      <w:tr>
+        <w:trPr>
+          <w:cantSplit/>
+        </w:trPr>
+        <w:tc>
+          <w:tcPr>
+            <w:tcW w:type="dxa" w:w="1126"/>
+            <w:vAlign w:val="center"/>
+            <w:tcMar>
+              <w:top w:w="100" w:type="dxa"/>
+              <w:start w:w="120" w:type="dxa"/>
+              <w:bottom w:w="100" w:type="dxa"/>
+              <w:end w:w="120" w:type="dxa"/>
+            </w:tcMar>
+            <w:tcBorders>
+              <w:top w:val="single" w:sz="6" w:color="D9E1F2"/>
+              <w:left w:val="single" w:sz="6" w:color="D9E1F2"/>
+              <w:bottom w:val="single" w:sz="6" w:color="D9E1F2"/>
+              <w:right w:val="single" w:sz="6" w:color="D9E1F2"/>
+              <w:insideH w:val="single" w:sz="6" w:color="D9E1F2"/>
+              <w:insideV w:val="single" w:sz="6" w:color="D9E1F2"/>
+            </w:tcBorders>
+            <w:shd w:fill="FFFFFF"/>
+          </w:tcPr>
+          <w:p>
+            <w:pPr>
+              <w:spacing w:line="340" w:lineRule="exact" w:before="20" w:after="20"/>
+              <w:jc w:val="center"/>
+            </w:pPr>
+            <w:r>
+              <w:rPr>
+                <w:rFonts w:ascii="Times New Roman" w:hAnsi="Times New Roman" w:hint="eastAsia" w:eastAsia="仿宋" w:cs="Times New Roman"/>
+                <w:b w:val="0"/>
+                <w:color w:val="000000"/>
+                <w:sz w:val="21"/>
+              </w:rPr>
+              <w:t>属地融合</w:t>
+            </w:r>
+          </w:p>
+        </w:tc>
+        <w:tc>
+          <w:tcPr>
+            <w:tcW w:type="dxa" w:w="2109"/>
+            <w:vAlign w:val="center"/>
+            <w:tcMar>
+              <w:top w:w="100" w:type="dxa"/>
+              <w:start w:w="120" w:type="dxa"/>
+              <w:bottom w:w="100" w:type="dxa"/>
+              <w:end w:w="120" w:type="dxa"/>
+            </w:tcMar>
+            <w:tcBorders>
+              <w:top w:val="single" w:sz="6" w:color="D9E1F2"/>
+              <w:left w:val="single" w:sz="6" w:color="D9E1F2"/>
+              <w:bottom w:val="single" w:sz="6" w:color="D9E1F2"/>
+              <w:right w:val="single" w:sz="6" w:color="D9E1F2"/>
+              <w:insideH w:val="single" w:sz="6" w:color="D9E1F2"/>
+              <w:insideV w:val="single" w:sz="6" w:color="D9E1F2"/>
+            </w:tcBorders>
+            <w:shd w:fill="FFFFFF"/>
+          </w:tcPr>
+          <w:p>
+            <w:pPr>
+              <w:spacing w:line="340" w:lineRule="exact" w:before="20" w:after="20"/>
+              <w:jc w:val="center"/>
+            </w:pPr>
+            <w:r>
+              <w:rPr>
+                <w:rFonts w:ascii="Times New Roman" w:hAnsi="Times New Roman" w:hint="eastAsia" w:eastAsia="仿宋" w:cs="Times New Roman"/>
+                <w:b w:val="0"/>
+                <w:color w:val="000000"/>
+                <w:sz w:val="21"/>
+              </w:rPr>
+              <w:t>七、属地合规与许可</w:t>
+            </w:r>
+          </w:p>
+        </w:tc>
+        <w:tc>
+          <w:tcPr>
+            <w:tcW w:type="dxa" w:w="1977"/>
+            <w:vAlign w:val="center"/>
+            <w:tcMar>
+              <w:top w:w="100" w:type="dxa"/>
+              <w:start w:w="120" w:type="dxa"/>
+              <w:bottom w:w="100" w:type="dxa"/>
+              <w:end w:w="120" w:type="dxa"/>
+            </w:tcMar>
+            <w:tcBorders>
+              <w:top w:val="single" w:sz="6" w:color="D9E1F2"/>
+              <w:left w:val="single" w:sz="6" w:color="D9E1F2"/>
+              <w:bottom w:val="single" w:sz="6" w:color="D9E1F2"/>
+              <w:right w:val="single" w:sz="6" w:color="D9E1F2"/>
+              <w:insideH w:val="single" w:sz="6" w:color="D9E1F2"/>
+              <w:insideV w:val="single" w:sz="6" w:color="D9E1F2"/>
+            </w:tcBorders>
+            <w:shd w:fill="FFFFFF"/>
+          </w:tcPr>
+          <w:p>
+            <w:pPr>
+              <w:spacing w:line="340" w:lineRule="exact" w:before="20" w:after="20"/>
+              <w:jc w:val="center"/>
+            </w:pPr>
+            <w:r>
+              <w:rPr>
+                <w:rFonts w:ascii="Times New Roman" w:hAnsi="Times New Roman" w:hint="eastAsia" w:eastAsia="仿宋" w:cs="Times New Roman"/>
+                <w:b w:val="0"/>
+                <w:color w:val="000000"/>
+                <w:sz w:val="21"/>
+              </w:rPr>
+              <w:t>吊装方案与人员注册要求</w:t>
+            </w:r>
+          </w:p>
+        </w:tc>
+        <w:tc>
+          <w:tcPr>
+            <w:tcW w:type="dxa" w:w="3428"/>
+            <w:vAlign w:val="center"/>
+            <w:tcMar>
+              <w:top w:w="100" w:type="dxa"/>
+              <w:start w:w="120" w:type="dxa"/>
+              <w:bottom w:w="100" w:type="dxa"/>
+              <w:end w:w="120" w:type="dxa"/>
+            </w:tcMar>
+            <w:tcBorders>
+              <w:top w:val="single" w:sz="6" w:color="D9E1F2"/>
+              <w:left w:val="single" w:sz="6" w:color="D9E1F2"/>
+              <w:bottom w:val="single" w:sz="6" w:color="D9E1F2"/>
+              <w:right w:val="single" w:sz="6" w:color="D9E1F2"/>
+              <w:insideH w:val="single" w:sz="6" w:color="D9E1F2"/>
+              <w:insideV w:val="single" w:sz="6" w:color="D9E1F2"/>
+            </w:tcBorders>
+            <w:shd w:fill="FFFFFF"/>
+          </w:tcPr>
+          <w:p>
+            <w:pPr>
+              <w:spacing w:line="340" w:lineRule="exact" w:before="20" w:after="20"/>
+              <w:jc w:val="left"/>
+            </w:pPr>
+            <w:r>
+              <w:rPr>
+                <w:rFonts w:ascii="Times New Roman" w:hAnsi="Times New Roman" w:hint="eastAsia" w:eastAsia="仿宋" w:cs="Times New Roman"/>
+                <w:b w:val="0"/>
+                <w:color w:val="000000"/>
+                <w:sz w:val="21"/>
+              </w:rPr>
+              <w:t>CIDB 注册和施工方案关卡</w:t>
+            </w:r>
+          </w:p>
+        </w:tc>
+      </w:tr>
+      <w:tr>
+        <w:trPr>
+          <w:cantSplit/>
+        </w:trPr>
+        <w:tc>
+          <w:tcPr>
+            <w:tcW w:type="dxa" w:w="1126"/>
+            <w:vAlign w:val="center"/>
+            <w:tcMar>
+              <w:top w:w="100" w:type="dxa"/>
+              <w:start w:w="120" w:type="dxa"/>
+              <w:bottom w:w="100" w:type="dxa"/>
+              <w:end w:w="120" w:type="dxa"/>
+            </w:tcMar>
+            <w:tcBorders>
+              <w:top w:val="single" w:sz="6" w:color="D9E1F2"/>
+              <w:left w:val="single" w:sz="6" w:color="D9E1F2"/>
+              <w:bottom w:val="single" w:sz="6" w:color="D9E1F2"/>
+              <w:right w:val="single" w:sz="6" w:color="D9E1F2"/>
+              <w:insideH w:val="single" w:sz="6" w:color="D9E1F2"/>
+              <w:insideV w:val="single" w:sz="6" w:color="D9E1F2"/>
+            </w:tcBorders>
+            <w:shd w:fill="EAF2F8"/>
+          </w:tcPr>
+          <w:p>
+            <w:pPr>
+              <w:spacing w:line="340" w:lineRule="exact" w:before="20" w:after="20"/>
+              <w:jc w:val="center"/>
+            </w:pPr>
+            <w:r>
+              <w:rPr>
+                <w:rFonts w:ascii="Times New Roman" w:hAnsi="Times New Roman" w:hint="eastAsia" w:eastAsia="仿宋" w:cs="Times New Roman"/>
+                <w:b w:val="0"/>
+                <w:color w:val="000000"/>
+                <w:sz w:val="21"/>
+              </w:rPr>
+              <w:t>属地融合</w:t>
+            </w:r>
+          </w:p>
+        </w:tc>
+        <w:tc>
+          <w:tcPr>
+            <w:tcW w:type="dxa" w:w="2109"/>
+            <w:vAlign w:val="center"/>
+            <w:tcMar>
+              <w:top w:w="100" w:type="dxa"/>
+              <w:start w:w="120" w:type="dxa"/>
+              <w:bottom w:w="100" w:type="dxa"/>
+              <w:end w:w="120" w:type="dxa"/>
+            </w:tcMar>
+            <w:tcBorders>
+              <w:top w:val="single" w:sz="6" w:color="D9E1F2"/>
+              <w:left w:val="single" w:sz="6" w:color="D9E1F2"/>
+              <w:bottom w:val="single" w:sz="6" w:color="D9E1F2"/>
+              <w:right w:val="single" w:sz="6" w:color="D9E1F2"/>
+              <w:insideH w:val="single" w:sz="6" w:color="D9E1F2"/>
+              <w:insideV w:val="single" w:sz="6" w:color="D9E1F2"/>
+            </w:tcBorders>
+            <w:shd w:fill="EAF2F8"/>
+          </w:tcPr>
+          <w:p>
+            <w:pPr>
+              <w:spacing w:line="340" w:lineRule="exact" w:before="20" w:after="20"/>
+              <w:jc w:val="center"/>
+            </w:pPr>
+            <w:r>
+              <w:rPr>
+                <w:rFonts w:ascii="Times New Roman" w:hAnsi="Times New Roman" w:hint="eastAsia" w:eastAsia="仿宋" w:cs="Times New Roman"/>
+                <w:b w:val="0"/>
+                <w:color w:val="000000"/>
+                <w:sz w:val="21"/>
+              </w:rPr>
+              <w:t>八、法规与知识问答</w:t>
+            </w:r>
+          </w:p>
+        </w:tc>
+        <w:tc>
+          <w:tcPr>
+            <w:tcW w:type="dxa" w:w="1977"/>
+            <w:vAlign w:val="center"/>
+            <w:tcMar>
+              <w:top w:w="100" w:type="dxa"/>
+              <w:start w:w="120" w:type="dxa"/>
+              <w:bottom w:w="100" w:type="dxa"/>
+              <w:end w:w="120" w:type="dxa"/>
+            </w:tcMar>
+            <w:tcBorders>
+              <w:top w:val="single" w:sz="6" w:color="D9E1F2"/>
+              <w:left w:val="single" w:sz="6" w:color="D9E1F2"/>
+              <w:bottom w:val="single" w:sz="6" w:color="D9E1F2"/>
+              <w:right w:val="single" w:sz="6" w:color="D9E1F2"/>
+              <w:insideH w:val="single" w:sz="6" w:color="D9E1F2"/>
+              <w:insideV w:val="single" w:sz="6" w:color="D9E1F2"/>
+            </w:tcBorders>
+            <w:shd w:fill="EAF2F8"/>
+          </w:tcPr>
+          <w:p>
+            <w:pPr>
+              <w:spacing w:line="340" w:lineRule="exact" w:before="20" w:after="20"/>
+              <w:jc w:val="center"/>
+            </w:pPr>
+            <w:r>
+              <w:rPr>
+                <w:rFonts w:ascii="Times New Roman" w:hAnsi="Times New Roman" w:hint="eastAsia" w:eastAsia="仿宋" w:cs="Times New Roman"/>
+                <w:b w:val="0"/>
+                <w:color w:val="000000"/>
+                <w:sz w:val="21"/>
+              </w:rPr>
+              <w:t>自然语言提问</w:t>
+            </w:r>
+          </w:p>
+        </w:tc>
+        <w:tc>
+          <w:tcPr>
+            <w:tcW w:type="dxa" w:w="3428"/>
+            <w:vAlign w:val="center"/>
+            <w:tcMar>
+              <w:top w:w="100" w:type="dxa"/>
+              <w:start w:w="120" w:type="dxa"/>
+              <w:bottom w:w="100" w:type="dxa"/>
+              <w:end w:w="120" w:type="dxa"/>
+            </w:tcMar>
+            <w:tcBorders>
+              <w:top w:val="single" w:sz="6" w:color="D9E1F2"/>
+              <w:left w:val="single" w:sz="6" w:color="D9E1F2"/>
+              <w:bottom w:val="single" w:sz="6" w:color="D9E1F2"/>
+              <w:right w:val="single" w:sz="6" w:color="D9E1F2"/>
+              <w:insideH w:val="single" w:sz="6" w:color="D9E1F2"/>
+              <w:insideV w:val="single" w:sz="6" w:color="D9E1F2"/>
+            </w:tcBorders>
+            <w:shd w:fill="EAF2F8"/>
+          </w:tcPr>
+          <w:p>
+            <w:pPr>
+              <w:spacing w:line="340" w:lineRule="exact" w:before="20" w:after="20"/>
+              <w:jc w:val="left"/>
+            </w:pPr>
+            <w:r>
+              <w:rPr>
+                <w:rFonts w:ascii="Times New Roman" w:hAnsi="Times New Roman" w:hint="eastAsia" w:eastAsia="仿宋" w:cs="Times New Roman"/>
+                <w:b w:val="0"/>
+                <w:color w:val="000000"/>
+                <w:sz w:val="21"/>
+              </w:rPr>
+              <w:t>逐句引用的回答和官方来源链接</w:t>
+            </w:r>
+          </w:p>
+        </w:tc>
+      </w:tr>
+      <w:tr>
+        <w:trPr>
+          <w:cantSplit/>
+        </w:trPr>
+        <w:tc>
+          <w:tcPr>
+            <w:tcW w:type="dxa" w:w="1126"/>
+            <w:vAlign w:val="center"/>
+            <w:tcMar>
+              <w:top w:w="100" w:type="dxa"/>
+              <w:start w:w="120" w:type="dxa"/>
+              <w:bottom w:w="100" w:type="dxa"/>
+              <w:end w:w="120" w:type="dxa"/>
+            </w:tcMar>
+            <w:tcBorders>
+              <w:top w:val="single" w:sz="6" w:color="D9E1F2"/>
+              <w:left w:val="single" w:sz="6" w:color="D9E1F2"/>
+              <w:bottom w:val="single" w:sz="6" w:color="D9E1F2"/>
+              <w:right w:val="single" w:sz="6" w:color="D9E1F2"/>
+              <w:insideH w:val="single" w:sz="6" w:color="D9E1F2"/>
+              <w:insideV w:val="single" w:sz="6" w:color="D9E1F2"/>
+            </w:tcBorders>
+            <w:shd w:fill="FFFFFF"/>
+          </w:tcPr>
+          <w:p>
+            <w:pPr>
+              <w:spacing w:line="340" w:lineRule="exact" w:before="20" w:after="20"/>
+              <w:jc w:val="center"/>
+            </w:pPr>
+            <w:r>
+              <w:rPr>
+                <w:rFonts w:ascii="Times New Roman" w:hAnsi="Times New Roman" w:hint="eastAsia" w:eastAsia="仿宋" w:cs="Times New Roman"/>
+                <w:b w:val="0"/>
+                <w:color w:val="000000"/>
+                <w:sz w:val="21"/>
+              </w:rPr>
+              <w:t>属地融合</w:t>
+            </w:r>
+          </w:p>
+        </w:tc>
+        <w:tc>
+          <w:tcPr>
+            <w:tcW w:type="dxa" w:w="2109"/>
+            <w:vAlign w:val="center"/>
+            <w:tcMar>
+              <w:top w:w="100" w:type="dxa"/>
+              <w:start w:w="120" w:type="dxa"/>
+              <w:bottom w:w="100" w:type="dxa"/>
+              <w:end w:w="120" w:type="dxa"/>
+            </w:tcMar>
+            <w:tcBorders>
+              <w:top w:val="single" w:sz="6" w:color="D9E1F2"/>
+              <w:left w:val="single" w:sz="6" w:color="D9E1F2"/>
+              <w:bottom w:val="single" w:sz="6" w:color="D9E1F2"/>
+              <w:right w:val="single" w:sz="6" w:color="D9E1F2"/>
+              <w:insideH w:val="single" w:sz="6" w:color="D9E1F2"/>
+              <w:insideV w:val="single" w:sz="6" w:color="D9E1F2"/>
+            </w:tcBorders>
+            <w:shd w:fill="FFFFFF"/>
+          </w:tcPr>
+          <w:p>
+            <w:pPr>
+              <w:spacing w:line="340" w:lineRule="exact" w:before="20" w:after="20"/>
+              <w:jc w:val="left"/>
+            </w:pPr>
+            <w:r>
+              <w:rPr>
+                <w:rFonts w:ascii="Times New Roman" w:hAnsi="Times New Roman" w:hint="eastAsia" w:eastAsia="仿宋" w:cs="Times New Roman"/>
+                <w:b w:val="0"/>
+                <w:color w:val="000000"/>
+                <w:sz w:val="21"/>
+              </w:rPr>
+              <w:t>九、属地多语 HSE 培训</w:t>
+            </w:r>
+          </w:p>
+        </w:tc>
+        <w:tc>
+          <w:tcPr>
+            <w:tcW w:type="dxa" w:w="1977"/>
+            <w:vAlign w:val="center"/>
+            <w:tcMar>
+              <w:top w:w="100" w:type="dxa"/>
+              <w:start w:w="120" w:type="dxa"/>
+              <w:bottom w:w="100" w:type="dxa"/>
+              <w:end w:w="120" w:type="dxa"/>
+            </w:tcMar>
+            <w:tcBorders>
+              <w:top w:val="single" w:sz="6" w:color="D9E1F2"/>
+              <w:left w:val="single" w:sz="6" w:color="D9E1F2"/>
+              <w:bottom w:val="single" w:sz="6" w:color="D9E1F2"/>
+              <w:right w:val="single" w:sz="6" w:color="D9E1F2"/>
+              <w:insideH w:val="single" w:sz="6" w:color="D9E1F2"/>
+              <w:insideV w:val="single" w:sz="6" w:color="D9E1F2"/>
+            </w:tcBorders>
+            <w:shd w:fill="FFFFFF"/>
+          </w:tcPr>
+          <w:p>
+            <w:pPr>
+              <w:spacing w:line="340" w:lineRule="exact" w:before="20" w:after="20"/>
+              <w:jc w:val="center"/>
+            </w:pPr>
+            <w:r>
+              <w:rPr>
+                <w:rFonts w:ascii="Times New Roman" w:hAnsi="Times New Roman" w:hint="eastAsia" w:eastAsia="仿宋" w:cs="Times New Roman"/>
+                <w:b w:val="0"/>
+                <w:color w:val="000000"/>
+                <w:sz w:val="21"/>
+              </w:rPr>
+              <w:t>培训需求</w:t>
+            </w:r>
+          </w:p>
+        </w:tc>
+        <w:tc>
+          <w:tcPr>
+            <w:tcW w:type="dxa" w:w="3428"/>
+            <w:vAlign w:val="center"/>
+            <w:tcMar>
+              <w:top w:w="100" w:type="dxa"/>
+              <w:start w:w="120" w:type="dxa"/>
+              <w:bottom w:w="100" w:type="dxa"/>
+              <w:end w:w="120" w:type="dxa"/>
+            </w:tcMar>
+            <w:tcBorders>
+              <w:top w:val="single" w:sz="6" w:color="D9E1F2"/>
+              <w:left w:val="single" w:sz="6" w:color="D9E1F2"/>
+              <w:bottom w:val="single" w:sz="6" w:color="D9E1F2"/>
+              <w:right w:val="single" w:sz="6" w:color="D9E1F2"/>
+              <w:insideH w:val="single" w:sz="6" w:color="D9E1F2"/>
+              <w:insideV w:val="single" w:sz="6" w:color="D9E1F2"/>
+            </w:tcBorders>
+            <w:shd w:fill="FFFFFF"/>
+          </w:tcPr>
+          <w:p>
+            <w:pPr>
+              <w:spacing w:line="340" w:lineRule="exact" w:before="20" w:after="20"/>
+              <w:jc w:val="left"/>
+            </w:pPr>
+            <w:r>
+              <w:rPr>
+                <w:rFonts w:ascii="Times New Roman" w:hAnsi="Times New Roman" w:hint="eastAsia" w:eastAsia="仿宋" w:cs="Times New Roman"/>
+                <w:b w:val="0"/>
+                <w:color w:val="000000"/>
+                <w:sz w:val="21"/>
+              </w:rPr>
+              <w:t>英语、马来语、中文培训模块</w:t>
+            </w:r>
+          </w:p>
+        </w:tc>
+      </w:tr>
+      <w:tr>
+        <w:trPr>
+          <w:cantSplit/>
+        </w:trPr>
+        <w:tc>
+          <w:tcPr>
+            <w:tcW w:type="dxa" w:w="1126"/>
+            <w:vAlign w:val="center"/>
+            <w:tcMar>
+              <w:top w:w="100" w:type="dxa"/>
+              <w:start w:w="120" w:type="dxa"/>
+              <w:bottom w:w="100" w:type="dxa"/>
+              <w:end w:w="120" w:type="dxa"/>
+            </w:tcMar>
+            <w:tcBorders>
+              <w:top w:val="single" w:sz="6" w:color="D9E1F2"/>
+              <w:left w:val="single" w:sz="6" w:color="D9E1F2"/>
+              <w:bottom w:val="single" w:sz="6" w:color="D9E1F2"/>
+              <w:right w:val="single" w:sz="6" w:color="D9E1F2"/>
+              <w:insideH w:val="single" w:sz="6" w:color="D9E1F2"/>
+              <w:insideV w:val="single" w:sz="6" w:color="D9E1F2"/>
+            </w:tcBorders>
+            <w:shd w:fill="EAF2F8"/>
+          </w:tcPr>
+          <w:p>
+            <w:pPr>
+              <w:spacing w:line="340" w:lineRule="exact" w:before="20" w:after="20"/>
+              <w:jc w:val="center"/>
+            </w:pPr>
+            <w:r>
+              <w:rPr>
+                <w:rFonts w:ascii="Times New Roman" w:hAnsi="Times New Roman" w:hint="eastAsia" w:eastAsia="仿宋" w:cs="Times New Roman"/>
+                <w:b w:val="0"/>
+                <w:color w:val="000000"/>
+                <w:sz w:val="21"/>
+              </w:rPr>
+              <w:t>能力输出</w:t>
+            </w:r>
+          </w:p>
+        </w:tc>
+        <w:tc>
+          <w:tcPr>
+            <w:tcW w:type="dxa" w:w="2109"/>
+            <w:vAlign w:val="center"/>
+            <w:tcMar>
+              <w:top w:w="100" w:type="dxa"/>
+              <w:start w:w="120" w:type="dxa"/>
+              <w:bottom w:w="100" w:type="dxa"/>
+              <w:end w:w="120" w:type="dxa"/>
+            </w:tcMar>
+            <w:tcBorders>
+              <w:top w:val="single" w:sz="6" w:color="D9E1F2"/>
+              <w:left w:val="single" w:sz="6" w:color="D9E1F2"/>
+              <w:bottom w:val="single" w:sz="6" w:color="D9E1F2"/>
+              <w:right w:val="single" w:sz="6" w:color="D9E1F2"/>
+              <w:insideH w:val="single" w:sz="6" w:color="D9E1F2"/>
+              <w:insideV w:val="single" w:sz="6" w:color="D9E1F2"/>
+            </w:tcBorders>
+            <w:shd w:fill="EAF2F8"/>
+          </w:tcPr>
+          <w:p>
+            <w:pPr>
+              <w:spacing w:line="340" w:lineRule="exact" w:before="20" w:after="20"/>
+              <w:jc w:val="center"/>
+            </w:pPr>
+            <w:r>
+              <w:rPr>
+                <w:rFonts w:ascii="Times New Roman" w:hAnsi="Times New Roman" w:hint="eastAsia" w:eastAsia="仿宋" w:cs="Times New Roman"/>
+                <w:b w:val="0"/>
+                <w:color w:val="000000"/>
+                <w:sz w:val="21"/>
+              </w:rPr>
+              <w:t>十、项目管理与审批</w:t>
+            </w:r>
+          </w:p>
+        </w:tc>
+        <w:tc>
+          <w:tcPr>
+            <w:tcW w:type="dxa" w:w="1977"/>
+            <w:vAlign w:val="center"/>
+            <w:tcMar>
+              <w:top w:w="100" w:type="dxa"/>
+              <w:start w:w="120" w:type="dxa"/>
+              <w:bottom w:w="100" w:type="dxa"/>
+              <w:end w:w="120" w:type="dxa"/>
+            </w:tcMar>
+            <w:tcBorders>
+              <w:top w:val="single" w:sz="6" w:color="D9E1F2"/>
+              <w:left w:val="single" w:sz="6" w:color="D9E1F2"/>
+              <w:bottom w:val="single" w:sz="6" w:color="D9E1F2"/>
+              <w:right w:val="single" w:sz="6" w:color="D9E1F2"/>
+              <w:insideH w:val="single" w:sz="6" w:color="D9E1F2"/>
+              <w:insideV w:val="single" w:sz="6" w:color="D9E1F2"/>
+            </w:tcBorders>
+            <w:shd w:fill="EAF2F8"/>
+          </w:tcPr>
+          <w:p>
+            <w:pPr>
+              <w:spacing w:line="340" w:lineRule="exact" w:before="20" w:after="20"/>
+              <w:jc w:val="center"/>
+            </w:pPr>
+            <w:r>
+              <w:rPr>
+                <w:rFonts w:ascii="Times New Roman" w:hAnsi="Times New Roman" w:hint="eastAsia" w:eastAsia="仿宋" w:cs="Times New Roman"/>
+                <w:b w:val="0"/>
+                <w:color w:val="000000"/>
+                <w:sz w:val="21"/>
+              </w:rPr>
+              <w:t>项目进展、待我审批</w:t>
+            </w:r>
+          </w:p>
+        </w:tc>
+        <w:tc>
+          <w:tcPr>
+            <w:tcW w:type="dxa" w:w="3428"/>
+            <w:vAlign w:val="center"/>
+            <w:tcMar>
+              <w:top w:w="100" w:type="dxa"/>
+              <w:start w:w="120" w:type="dxa"/>
+              <w:bottom w:w="100" w:type="dxa"/>
+              <w:end w:w="120" w:type="dxa"/>
+            </w:tcMar>
+            <w:tcBorders>
+              <w:top w:val="single" w:sz="6" w:color="D9E1F2"/>
+              <w:left w:val="single" w:sz="6" w:color="D9E1F2"/>
+              <w:bottom w:val="single" w:sz="6" w:color="D9E1F2"/>
+              <w:right w:val="single" w:sz="6" w:color="D9E1F2"/>
+              <w:insideH w:val="single" w:sz="6" w:color="D9E1F2"/>
+              <w:insideV w:val="single" w:sz="6" w:color="D9E1F2"/>
+            </w:tcBorders>
+            <w:shd w:fill="EAF2F8"/>
+          </w:tcPr>
+          <w:p>
+            <w:pPr>
+              <w:spacing w:line="340" w:lineRule="exact" w:before="20" w:after="20"/>
+              <w:jc w:val="left"/>
+            </w:pPr>
+            <w:r>
+              <w:rPr>
+                <w:rFonts w:ascii="Times New Roman" w:hAnsi="Times New Roman" w:hint="eastAsia" w:eastAsia="仿宋" w:cs="Times New Roman"/>
+                <w:b w:val="0"/>
+                <w:color w:val="000000"/>
+                <w:sz w:val="21"/>
+              </w:rPr>
+              <w:t>进度、工期偏差、下一关口和审批清单</w:t>
+            </w:r>
+          </w:p>
+        </w:tc>
+      </w:tr>
+      <w:tr>
+        <w:trPr>
+          <w:cantSplit/>
+        </w:trPr>
+        <w:tc>
+          <w:tcPr>
+            <w:tcW w:type="dxa" w:w="1126"/>
+            <w:vAlign w:val="center"/>
+            <w:tcMar>
+              <w:top w:w="100" w:type="dxa"/>
+              <w:start w:w="120" w:type="dxa"/>
+              <w:bottom w:w="100" w:type="dxa"/>
+              <w:end w:w="120" w:type="dxa"/>
+            </w:tcMar>
+            <w:tcBorders>
+              <w:top w:val="single" w:sz="6" w:color="D9E1F2"/>
+              <w:left w:val="single" w:sz="6" w:color="D9E1F2"/>
+              <w:bottom w:val="single" w:sz="6" w:color="D9E1F2"/>
+              <w:right w:val="single" w:sz="6" w:color="D9E1F2"/>
+              <w:insideH w:val="single" w:sz="6" w:color="D9E1F2"/>
+              <w:insideV w:val="single" w:sz="6" w:color="D9E1F2"/>
+            </w:tcBorders>
+            <w:shd w:fill="FFFFFF"/>
+          </w:tcPr>
+          <w:p>
+            <w:pPr>
+              <w:spacing w:line="340" w:lineRule="exact" w:before="20" w:after="20"/>
+              <w:jc w:val="center"/>
+            </w:pPr>
+            <w:r>
+              <w:rPr>
+                <w:rFonts w:ascii="Times New Roman" w:hAnsi="Times New Roman" w:hint="eastAsia" w:eastAsia="仿宋" w:cs="Times New Roman"/>
+                <w:b w:val="0"/>
+                <w:color w:val="000000"/>
+                <w:sz w:val="21"/>
+              </w:rPr>
+              <w:t>能力输出</w:t>
+            </w:r>
+          </w:p>
+        </w:tc>
+        <w:tc>
+          <w:tcPr>
+            <w:tcW w:type="dxa" w:w="2109"/>
+            <w:vAlign w:val="center"/>
+            <w:tcMar>
+              <w:top w:w="100" w:type="dxa"/>
+              <w:start w:w="120" w:type="dxa"/>
+              <w:bottom w:w="100" w:type="dxa"/>
+              <w:end w:w="120" w:type="dxa"/>
+            </w:tcMar>
+            <w:tcBorders>
+              <w:top w:val="single" w:sz="6" w:color="D9E1F2"/>
+              <w:left w:val="single" w:sz="6" w:color="D9E1F2"/>
+              <w:bottom w:val="single" w:sz="6" w:color="D9E1F2"/>
+              <w:right w:val="single" w:sz="6" w:color="D9E1F2"/>
+              <w:insideH w:val="single" w:sz="6" w:color="D9E1F2"/>
+              <w:insideV w:val="single" w:sz="6" w:color="D9E1F2"/>
+            </w:tcBorders>
+            <w:shd w:fill="FFFFFF"/>
+          </w:tcPr>
+          <w:p>
+            <w:pPr>
+              <w:spacing w:line="340" w:lineRule="exact" w:before="20" w:after="20"/>
+              <w:jc w:val="left"/>
+            </w:pPr>
+            <w:r>
+              <w:rPr>
+                <w:rFonts w:ascii="Times New Roman" w:hAnsi="Times New Roman" w:hint="eastAsia" w:eastAsia="仿宋" w:cs="Times New Roman"/>
+                <w:b w:val="0"/>
+                <w:color w:val="000000"/>
+                <w:sz w:val="21"/>
+              </w:rPr>
+              <w:t>十一、数字孪生运营与方案推演</w:t>
+            </w:r>
+          </w:p>
+        </w:tc>
+        <w:tc>
+          <w:tcPr>
+            <w:tcW w:type="dxa" w:w="1977"/>
+            <w:vAlign w:val="center"/>
+            <w:tcMar>
+              <w:top w:w="100" w:type="dxa"/>
+              <w:start w:w="120" w:type="dxa"/>
+              <w:bottom w:w="100" w:type="dxa"/>
+              <w:end w:w="120" w:type="dxa"/>
+            </w:tcMar>
+            <w:tcBorders>
+              <w:top w:val="single" w:sz="6" w:color="D9E1F2"/>
+              <w:left w:val="single" w:sz="6" w:color="D9E1F2"/>
+              <w:bottom w:val="single" w:sz="6" w:color="D9E1F2"/>
+              <w:right w:val="single" w:sz="6" w:color="D9E1F2"/>
+              <w:insideH w:val="single" w:sz="6" w:color="D9E1F2"/>
+              <w:insideV w:val="single" w:sz="6" w:color="D9E1F2"/>
+            </w:tcBorders>
+            <w:shd w:fill="FFFFFF"/>
+          </w:tcPr>
+          <w:p>
+            <w:pPr>
+              <w:spacing w:line="340" w:lineRule="exact" w:before="20" w:after="20"/>
+              <w:jc w:val="center"/>
+            </w:pPr>
+            <w:r>
+              <w:rPr>
+                <w:rFonts w:ascii="Times New Roman" w:hAnsi="Times New Roman" w:hint="eastAsia" w:eastAsia="仿宋" w:cs="Times New Roman"/>
+                <w:b w:val="0"/>
+                <w:color w:val="000000"/>
+                <w:sz w:val="21"/>
+              </w:rPr>
+              <w:t>孪生对象和遥测</w:t>
+            </w:r>
+          </w:p>
+        </w:tc>
+        <w:tc>
+          <w:tcPr>
+            <w:tcW w:type="dxa" w:w="3428"/>
+            <w:vAlign w:val="center"/>
+            <w:tcMar>
+              <w:top w:w="100" w:type="dxa"/>
+              <w:start w:w="120" w:type="dxa"/>
+              <w:bottom w:w="100" w:type="dxa"/>
+              <w:end w:w="120" w:type="dxa"/>
+            </w:tcMar>
+            <w:tcBorders>
+              <w:top w:val="single" w:sz="6" w:color="D9E1F2"/>
+              <w:left w:val="single" w:sz="6" w:color="D9E1F2"/>
+              <w:bottom w:val="single" w:sz="6" w:color="D9E1F2"/>
+              <w:right w:val="single" w:sz="6" w:color="D9E1F2"/>
+              <w:insideH w:val="single" w:sz="6" w:color="D9E1F2"/>
+              <w:insideV w:val="single" w:sz="6" w:color="D9E1F2"/>
+            </w:tcBorders>
+            <w:shd w:fill="FFFFFF"/>
+          </w:tcPr>
+          <w:p>
+            <w:pPr>
+              <w:spacing w:line="340" w:lineRule="exact" w:before="20" w:after="20"/>
+              <w:jc w:val="left"/>
+            </w:pPr>
+            <w:r>
+              <w:rPr>
+                <w:rFonts w:ascii="Times New Roman" w:hAnsi="Times New Roman" w:hint="eastAsia" w:eastAsia="仿宋" w:cs="Times New Roman"/>
+                <w:b w:val="0"/>
+                <w:color w:val="000000"/>
+                <w:sz w:val="21"/>
+              </w:rPr>
+              <w:t>Twin ID 定位、4D/5D、维护和工期恢复方案</w:t>
+            </w:r>
+          </w:p>
+        </w:tc>
+      </w:tr>
+      <w:tr>
+        <w:trPr>
+          <w:cantSplit/>
+        </w:trPr>
+        <w:tc>
+          <w:tcPr>
+            <w:tcW w:type="dxa" w:w="1126"/>
+            <w:vAlign w:val="center"/>
+            <w:tcMar>
+              <w:top w:w="100" w:type="dxa"/>
+              <w:start w:w="120" w:type="dxa"/>
+              <w:bottom w:w="100" w:type="dxa"/>
+              <w:end w:w="120" w:type="dxa"/>
+            </w:tcMar>
+            <w:tcBorders>
+              <w:top w:val="single" w:sz="6" w:color="D9E1F2"/>
+              <w:left w:val="single" w:sz="6" w:color="D9E1F2"/>
+              <w:bottom w:val="single" w:sz="6" w:color="D9E1F2"/>
+              <w:right w:val="single" w:sz="6" w:color="D9E1F2"/>
+              <w:insideH w:val="single" w:sz="6" w:color="D9E1F2"/>
+              <w:insideV w:val="single" w:sz="6" w:color="D9E1F2"/>
+            </w:tcBorders>
+            <w:shd w:fill="EAF2F8"/>
+          </w:tcPr>
+          <w:p>
+            <w:pPr>
+              <w:spacing w:line="340" w:lineRule="exact" w:before="20" w:after="20"/>
+              <w:jc w:val="center"/>
+            </w:pPr>
+            <w:r>
+              <w:rPr>
+                <w:rFonts w:ascii="Times New Roman" w:hAnsi="Times New Roman" w:hint="eastAsia" w:eastAsia="仿宋" w:cs="Times New Roman"/>
+                <w:b w:val="0"/>
+                <w:color w:val="000000"/>
+                <w:sz w:val="21"/>
+              </w:rPr>
+              <w:t>能力输出</w:t>
+            </w:r>
+          </w:p>
+        </w:tc>
+        <w:tc>
+          <w:tcPr>
+            <w:tcW w:type="dxa" w:w="2109"/>
+            <w:vAlign w:val="center"/>
+            <w:tcMar>
+              <w:top w:w="100" w:type="dxa"/>
+              <w:start w:w="120" w:type="dxa"/>
+              <w:bottom w:w="100" w:type="dxa"/>
+              <w:end w:w="120" w:type="dxa"/>
+            </w:tcMar>
+            <w:tcBorders>
+              <w:top w:val="single" w:sz="6" w:color="D9E1F2"/>
+              <w:left w:val="single" w:sz="6" w:color="D9E1F2"/>
+              <w:bottom w:val="single" w:sz="6" w:color="D9E1F2"/>
+              <w:right w:val="single" w:sz="6" w:color="D9E1F2"/>
+              <w:insideH w:val="single" w:sz="6" w:color="D9E1F2"/>
+              <w:insideV w:val="single" w:sz="6" w:color="D9E1F2"/>
+            </w:tcBorders>
+            <w:shd w:fill="EAF2F8"/>
+          </w:tcPr>
+          <w:p>
+            <w:pPr>
+              <w:spacing w:line="340" w:lineRule="exact" w:before="20" w:after="20"/>
+              <w:jc w:val="left"/>
+            </w:pPr>
+            <w:r>
+              <w:rPr>
+                <w:rFonts w:ascii="Times New Roman" w:hAnsi="Times New Roman" w:hint="eastAsia" w:eastAsia="仿宋" w:cs="Times New Roman"/>
+                <w:b w:val="0"/>
+                <w:color w:val="000000"/>
+                <w:sz w:val="21"/>
+              </w:rPr>
+              <w:t>十二、现场离线采集与统一数据接入</w:t>
+            </w:r>
+          </w:p>
+        </w:tc>
+        <w:tc>
+          <w:tcPr>
+            <w:tcW w:type="dxa" w:w="1977"/>
+            <w:vAlign w:val="center"/>
+            <w:tcMar>
+              <w:top w:w="100" w:type="dxa"/>
+              <w:start w:w="120" w:type="dxa"/>
+              <w:bottom w:w="100" w:type="dxa"/>
+              <w:end w:w="120" w:type="dxa"/>
+            </w:tcMar>
+            <w:tcBorders>
+              <w:top w:val="single" w:sz="6" w:color="D9E1F2"/>
+              <w:left w:val="single" w:sz="6" w:color="D9E1F2"/>
+              <w:bottom w:val="single" w:sz="6" w:color="D9E1F2"/>
+              <w:right w:val="single" w:sz="6" w:color="D9E1F2"/>
+              <w:insideH w:val="single" w:sz="6" w:color="D9E1F2"/>
+              <w:insideV w:val="single" w:sz="6" w:color="D9E1F2"/>
+            </w:tcBorders>
+            <w:shd w:fill="EAF2F8"/>
+          </w:tcPr>
+          <w:p>
+            <w:pPr>
+              <w:spacing w:line="340" w:lineRule="exact" w:before="20" w:after="20"/>
+              <w:jc w:val="left"/>
+            </w:pPr>
+            <w:r>
+              <w:rPr>
+                <w:rFonts w:ascii="Times New Roman" w:hAnsi="Times New Roman" w:hint="eastAsia" w:eastAsia="仿宋" w:cs="Times New Roman"/>
+                <w:b w:val="0"/>
+                <w:color w:val="000000"/>
+                <w:sz w:val="21"/>
+              </w:rPr>
+              <w:t>现场观察、企业系统、模型和遥测</w:t>
+            </w:r>
+          </w:p>
+        </w:tc>
+        <w:tc>
+          <w:tcPr>
+            <w:tcW w:type="dxa" w:w="3428"/>
+            <w:vAlign w:val="center"/>
+            <w:tcMar>
+              <w:top w:w="100" w:type="dxa"/>
+              <w:start w:w="120" w:type="dxa"/>
+              <w:bottom w:w="100" w:type="dxa"/>
+              <w:end w:w="120" w:type="dxa"/>
+            </w:tcMar>
+            <w:tcBorders>
+              <w:top w:val="single" w:sz="6" w:color="D9E1F2"/>
+              <w:left w:val="single" w:sz="6" w:color="D9E1F2"/>
+              <w:bottom w:val="single" w:sz="6" w:color="D9E1F2"/>
+              <w:right w:val="single" w:sz="6" w:color="D9E1F2"/>
+              <w:insideH w:val="single" w:sz="6" w:color="D9E1F2"/>
+              <w:insideV w:val="single" w:sz="6" w:color="D9E1F2"/>
+            </w:tcBorders>
+            <w:shd w:fill="EAF2F8"/>
+          </w:tcPr>
+          <w:p>
+            <w:pPr>
+              <w:spacing w:line="340" w:lineRule="exact" w:before="20" w:after="20"/>
+              <w:jc w:val="left"/>
+            </w:pPr>
+            <w:r>
+              <w:rPr>
+                <w:rFonts w:ascii="Times New Roman" w:hAnsi="Times New Roman" w:hint="eastAsia" w:eastAsia="仿宋" w:cs="Times New Roman"/>
+                <w:b w:val="0"/>
+                <w:color w:val="000000"/>
+                <w:sz w:val="21"/>
+              </w:rPr>
+              <w:t>离线同步、六类接入回执和数据血缘</w:t>
+            </w:r>
+          </w:p>
+        </w:tc>
+      </w:tr>
+    </w:tbl>
+    <w:p>
+      <w:pPr>
+        <w:spacing w:after="40"/>
+      </w:pPr>
     </w:p>
     <w:p>
       <w:pPr>
@@ -2471,32 +4428,6 @@
           <w:sz w:val="30"/>
         </w:rPr>
         <w:t xml:space="preserve"> 的业主回复草案；独立核验器检查审批关联、执行回执、产物、哈希、证据引用和输出契约。只有六项检查全部通过，案例才关闭。整个过程不发送邮件，不修改真实资产状态。</w:t>
-      </w:r>
-    </w:p>
-    <w:p>
-      <w:pPr>
-        <w:widowControl/>
-        <w:spacing w:line="540" w:lineRule="exact" w:after="0"/>
-        <w:ind w:firstLine="639"/>
-        <w:jc w:val="both"/>
-      </w:pPr>
-      <w:r>
-        <w:rPr>
-          <w:rFonts w:ascii="Times New Roman" w:hAnsi="Times New Roman" w:hint="eastAsia" w:eastAsia="黑体" w:cs="Times New Roman"/>
-          <w:b/>
-          <w:color w:val="000000"/>
-          <w:sz w:val="30"/>
-        </w:rPr>
-        <w:t>场景二：业主及分包函件的分析与回复。</w:t>
-      </w:r>
-      <w:r>
-        <w:rPr>
-          <w:rFonts w:ascii="Times New Roman" w:hAnsi="Times New Roman" w:hint="eastAsia" w:eastAsia="仿宋" w:cs="Times New Roman"/>
-          <w:b w:val="0"/>
-          <w:color w:val="000000"/>
-          <w:sz w:val="30"/>
-        </w:rPr>
-        <w:t xml:space="preserve"> 用户在智能助手中上传一份合成的分包商变更申请函，并提问“如何回复此信函”。系统以函件主题作为案例标题，识别为合同与技术接口类、变更申请和工期影响，路由到马来西亚项目，由合同、工程和接口智能体依据变更条款和变更处理程序给出处置计划。全部人工审批后，大模型依据来函、专家结论和已引用证据起草中英文回复：确认收函、要求补充书面指令和计价资料、保留合同权利，未知信息以 [●] 占位；草稿未发送，并经同一套独立核验后关闭。</w:t>
       </w:r>
     </w:p>
     <w:p>
@@ -2554,6 +4485,1521 @@
           <w:sz w:val="24"/>
         </w:rPr>
         <w:t>图 1 七步黄金主线</w:t>
+      </w:r>
+    </w:p>
+    <w:p>
+      <w:pPr>
+        <w:widowControl/>
+        <w:spacing w:line="540" w:lineRule="exact" w:after="0"/>
+        <w:ind w:firstLine="639"/>
+        <w:jc w:val="both"/>
+      </w:pPr>
+      <w:r>
+        <w:rPr>
+          <w:rFonts w:ascii="Times New Roman" w:hAnsi="Times New Roman" w:hint="eastAsia" w:eastAsia="黑体" w:cs="Times New Roman"/>
+          <w:b/>
+          <w:color w:val="000000"/>
+          <w:sz w:val="30"/>
+        </w:rPr>
+        <w:t>场景二：业主及分包函件的分析与回复。</w:t>
+      </w:r>
+      <w:r>
+        <w:rPr>
+          <w:rFonts w:ascii="Times New Roman" w:hAnsi="Times New Roman" w:hint="eastAsia" w:eastAsia="仿宋" w:cs="Times New Roman"/>
+          <w:b w:val="0"/>
+          <w:color w:val="000000"/>
+          <w:sz w:val="30"/>
+        </w:rPr>
+        <w:t xml:space="preserve"> 用户在智能助手中上传一份合成的分包商变更申请函，并提问“如何回复此信函”。系统以函件主题作为案例标题，识别为合同与技术接口类、变更申请和工期影响，路由到马来西亚项目，由合同、工程和接口智能体依据变更条款和变更处理程序给出处置计划。全部人工审批后，大模型依据来函、专家结论和已引用证据起草中英文回复：确认收函、要求补充书面指令和计价资料、保留合同权利，未知信息以 [●] 占位；草稿未发送，并经同一套独立核验后关闭。</w:t>
+      </w:r>
+    </w:p>
+    <w:p>
+      <w:pPr>
+        <w:widowControl/>
+        <w:spacing w:line="540" w:lineRule="exact" w:after="0"/>
+        <w:ind w:firstLine="639"/>
+        <w:jc w:val="both"/>
+      </w:pPr>
+      <w:r>
+        <w:rPr>
+          <w:rFonts w:ascii="Times New Roman" w:hAnsi="Times New Roman" w:hint="eastAsia" w:eastAsia="黑体" w:cs="Times New Roman"/>
+          <w:b/>
+          <w:color w:val="000000"/>
+          <w:sz w:val="30"/>
+        </w:rPr>
+        <w:t>场景三至场景七：函件与现场记录（测试资料包实测）。</w:t>
+      </w:r>
+      <w:r>
+        <w:rPr>
+          <w:rFonts w:ascii="Times New Roman" w:hAnsi="Times New Roman" w:hint="eastAsia" w:eastAsia="仿宋" w:cs="Times New Roman"/>
+          <w:b w:val="0"/>
+          <w:color w:val="000000"/>
+          <w:sz w:val="30"/>
+        </w:rPr>
+        <w:t xml:space="preserve"> 测试资料包包含 8 份虚构的马来西亚铁路项目文件，覆盖 DOCX、PDF、TXT 和无文字层扫描件。以确定性规则模式逐份上传的实测结果如下，所有可识别文件均自动路由到马来西亚项目、施工阶段：</w:t>
+      </w:r>
+    </w:p>
+    <w:tbl>
+      <w:tblPr>
+        <w:tblW w:type="pct" w:w="5000"/>
+        <w:jc w:val="center"/>
+        <w:tblLayout w:type="fixed"/>
+        <w:tblLook w:firstColumn="1" w:firstRow="1" w:lastColumn="0" w:lastRow="0" w:noHBand="0" w:noVBand="1" w:val="04A0"/>
+      </w:tblPr>
+      <w:tblGrid>
+        <w:gridCol w:w="1737"/>
+        <w:gridCol w:w="1737"/>
+        <w:gridCol w:w="1737"/>
+        <w:gridCol w:w="1737"/>
+        <w:gridCol w:w="1737"/>
+      </w:tblGrid>
+      <w:tr>
+        <w:trPr>
+          <w:cantSplit/>
+          <w:tblHeader w:val="true"/>
+        </w:trPr>
+        <w:tc>
+          <w:tcPr>
+            <w:tcW w:type="dxa" w:w="1094"/>
+            <w:vAlign w:val="center"/>
+            <w:tcMar>
+              <w:top w:w="100" w:type="dxa"/>
+              <w:start w:w="120" w:type="dxa"/>
+              <w:bottom w:w="100" w:type="dxa"/>
+              <w:end w:w="120" w:type="dxa"/>
+            </w:tcMar>
+            <w:tcBorders>
+              <w:top w:val="single" w:sz="6" w:color="D9E1F2"/>
+              <w:left w:val="single" w:sz="6" w:color="D9E1F2"/>
+              <w:bottom w:val="single" w:sz="6" w:color="D9E1F2"/>
+              <w:right w:val="single" w:sz="6" w:color="D9E1F2"/>
+              <w:insideH w:val="single" w:sz="6" w:color="D9E1F2"/>
+              <w:insideV w:val="single" w:sz="6" w:color="D9E1F2"/>
+            </w:tcBorders>
+            <w:shd w:fill="17365D"/>
+          </w:tcPr>
+          <w:p>
+            <w:pPr>
+              <w:spacing w:line="340" w:lineRule="exact" w:before="20" w:after="20"/>
+              <w:jc w:val="center"/>
+            </w:pPr>
+            <w:r>
+              <w:rPr>
+                <w:rFonts w:ascii="Times New Roman" w:hAnsi="Times New Roman" w:hint="eastAsia" w:eastAsia="黑体" w:cs="Times New Roman"/>
+                <w:b/>
+                <w:color w:val="FFFFFF"/>
+                <w:sz w:val="21"/>
+              </w:rPr>
+              <w:t>场景</w:t>
+            </w:r>
+          </w:p>
+        </w:tc>
+        <w:tc>
+          <w:tcPr>
+            <w:tcW w:type="dxa" w:w="1545"/>
+            <w:vAlign w:val="center"/>
+            <w:tcMar>
+              <w:top w:w="100" w:type="dxa"/>
+              <w:start w:w="120" w:type="dxa"/>
+              <w:bottom w:w="100" w:type="dxa"/>
+              <w:end w:w="120" w:type="dxa"/>
+            </w:tcMar>
+            <w:tcBorders>
+              <w:top w:val="single" w:sz="6" w:color="D9E1F2"/>
+              <w:left w:val="single" w:sz="6" w:color="D9E1F2"/>
+              <w:bottom w:val="single" w:sz="6" w:color="D9E1F2"/>
+              <w:right w:val="single" w:sz="6" w:color="D9E1F2"/>
+              <w:insideH w:val="single" w:sz="6" w:color="D9E1F2"/>
+              <w:insideV w:val="single" w:sz="6" w:color="D9E1F2"/>
+            </w:tcBorders>
+            <w:shd w:fill="17365D"/>
+          </w:tcPr>
+          <w:p>
+            <w:pPr>
+              <w:spacing w:line="340" w:lineRule="exact" w:before="20" w:after="20"/>
+              <w:jc w:val="center"/>
+            </w:pPr>
+            <w:r>
+              <w:rPr>
+                <w:rFonts w:ascii="Times New Roman" w:hAnsi="Times New Roman" w:hint="eastAsia" w:eastAsia="黑体" w:cs="Times New Roman"/>
+                <w:b/>
+                <w:color w:val="FFFFFF"/>
+                <w:sz w:val="21"/>
+              </w:rPr>
+              <w:t>测试文件</w:t>
+            </w:r>
+          </w:p>
+        </w:tc>
+        <w:tc>
+          <w:tcPr>
+            <w:tcW w:type="dxa" w:w="1727"/>
+            <w:vAlign w:val="center"/>
+            <w:tcMar>
+              <w:top w:w="100" w:type="dxa"/>
+              <w:start w:w="120" w:type="dxa"/>
+              <w:bottom w:w="100" w:type="dxa"/>
+              <w:end w:w="120" w:type="dxa"/>
+            </w:tcMar>
+            <w:tcBorders>
+              <w:top w:val="single" w:sz="6" w:color="D9E1F2"/>
+              <w:left w:val="single" w:sz="6" w:color="D9E1F2"/>
+              <w:bottom w:val="single" w:sz="6" w:color="D9E1F2"/>
+              <w:right w:val="single" w:sz="6" w:color="D9E1F2"/>
+              <w:insideH w:val="single" w:sz="6" w:color="D9E1F2"/>
+              <w:insideV w:val="single" w:sz="6" w:color="D9E1F2"/>
+            </w:tcBorders>
+            <w:shd w:fill="17365D"/>
+          </w:tcPr>
+          <w:p>
+            <w:pPr>
+              <w:spacing w:line="340" w:lineRule="exact" w:before="20" w:after="20"/>
+              <w:jc w:val="center"/>
+            </w:pPr>
+            <w:r>
+              <w:rPr>
+                <w:rFonts w:ascii="Times New Roman" w:hAnsi="Times New Roman" w:hint="eastAsia" w:eastAsia="黑体" w:cs="Times New Roman"/>
+                <w:b/>
+                <w:color w:val="FFFFFF"/>
+                <w:sz w:val="21"/>
+              </w:rPr>
+              <w:t>识别结果</w:t>
+            </w:r>
+          </w:p>
+        </w:tc>
+        <w:tc>
+          <w:tcPr>
+            <w:tcW w:type="dxa" w:w="1094"/>
+            <w:vAlign w:val="center"/>
+            <w:tcMar>
+              <w:top w:w="100" w:type="dxa"/>
+              <w:start w:w="120" w:type="dxa"/>
+              <w:bottom w:w="100" w:type="dxa"/>
+              <w:end w:w="120" w:type="dxa"/>
+            </w:tcMar>
+            <w:tcBorders>
+              <w:top w:val="single" w:sz="6" w:color="D9E1F2"/>
+              <w:left w:val="single" w:sz="6" w:color="D9E1F2"/>
+              <w:bottom w:val="single" w:sz="6" w:color="D9E1F2"/>
+              <w:right w:val="single" w:sz="6" w:color="D9E1F2"/>
+              <w:insideH w:val="single" w:sz="6" w:color="D9E1F2"/>
+              <w:insideV w:val="single" w:sz="6" w:color="D9E1F2"/>
+            </w:tcBorders>
+            <w:shd w:fill="17365D"/>
+          </w:tcPr>
+          <w:p>
+            <w:pPr>
+              <w:spacing w:line="340" w:lineRule="exact" w:before="20" w:after="20"/>
+              <w:jc w:val="center"/>
+            </w:pPr>
+            <w:r>
+              <w:rPr>
+                <w:rFonts w:ascii="Times New Roman" w:hAnsi="Times New Roman" w:hint="eastAsia" w:eastAsia="黑体" w:cs="Times New Roman"/>
+                <w:b/>
+                <w:color w:val="FFFFFF"/>
+                <w:sz w:val="21"/>
+              </w:rPr>
+              <w:t>期限</w:t>
+            </w:r>
+          </w:p>
+        </w:tc>
+        <w:tc>
+          <w:tcPr>
+            <w:tcW w:type="dxa" w:w="3180"/>
+            <w:vAlign w:val="center"/>
+            <w:tcMar>
+              <w:top w:w="100" w:type="dxa"/>
+              <w:start w:w="120" w:type="dxa"/>
+              <w:bottom w:w="100" w:type="dxa"/>
+              <w:end w:w="120" w:type="dxa"/>
+            </w:tcMar>
+            <w:tcBorders>
+              <w:top w:val="single" w:sz="6" w:color="D9E1F2"/>
+              <w:left w:val="single" w:sz="6" w:color="D9E1F2"/>
+              <w:bottom w:val="single" w:sz="6" w:color="D9E1F2"/>
+              <w:right w:val="single" w:sz="6" w:color="D9E1F2"/>
+              <w:insideH w:val="single" w:sz="6" w:color="D9E1F2"/>
+              <w:insideV w:val="single" w:sz="6" w:color="D9E1F2"/>
+            </w:tcBorders>
+            <w:shd w:fill="17365D"/>
+          </w:tcPr>
+          <w:p>
+            <w:pPr>
+              <w:spacing w:line="340" w:lineRule="exact" w:before="20" w:after="20"/>
+              <w:jc w:val="center"/>
+            </w:pPr>
+            <w:r>
+              <w:rPr>
+                <w:rFonts w:ascii="Times New Roman" w:hAnsi="Times New Roman" w:hint="eastAsia" w:eastAsia="黑体" w:cs="Times New Roman"/>
+                <w:b/>
+                <w:color w:val="FFFFFF"/>
+                <w:sz w:val="21"/>
+              </w:rPr>
+              <w:t>引用依据</w:t>
+            </w:r>
+          </w:p>
+        </w:tc>
+      </w:tr>
+      <w:tr>
+        <w:trPr>
+          <w:cantSplit/>
+        </w:trPr>
+        <w:tc>
+          <w:tcPr>
+            <w:tcW w:type="dxa" w:w="1094"/>
+            <w:vAlign w:val="center"/>
+            <w:tcMar>
+              <w:top w:w="100" w:type="dxa"/>
+              <w:start w:w="120" w:type="dxa"/>
+              <w:bottom w:w="100" w:type="dxa"/>
+              <w:end w:w="120" w:type="dxa"/>
+            </w:tcMar>
+            <w:tcBorders>
+              <w:top w:val="single" w:sz="6" w:color="D9E1F2"/>
+              <w:left w:val="single" w:sz="6" w:color="D9E1F2"/>
+              <w:bottom w:val="single" w:sz="6" w:color="D9E1F2"/>
+              <w:right w:val="single" w:sz="6" w:color="D9E1F2"/>
+              <w:insideH w:val="single" w:sz="6" w:color="D9E1F2"/>
+              <w:insideV w:val="single" w:sz="6" w:color="D9E1F2"/>
+            </w:tcBorders>
+            <w:shd w:fill="FFFFFF"/>
+          </w:tcPr>
+          <w:p>
+            <w:pPr>
+              <w:spacing w:line="340" w:lineRule="exact" w:before="20" w:after="20"/>
+              <w:jc w:val="center"/>
+            </w:pPr>
+            <w:r>
+              <w:rPr>
+                <w:rFonts w:ascii="Times New Roman" w:hAnsi="Times New Roman" w:hint="eastAsia" w:eastAsia="仿宋" w:cs="Times New Roman"/>
+                <w:b w:val="0"/>
+                <w:color w:val="000000"/>
+                <w:sz w:val="21"/>
+              </w:rPr>
+              <w:t>三、临时工程责任划分</w:t>
+            </w:r>
+          </w:p>
+        </w:tc>
+        <w:tc>
+          <w:tcPr>
+            <w:tcW w:type="dxa" w:w="1545"/>
+            <w:vAlign w:val="center"/>
+            <w:tcMar>
+              <w:top w:w="100" w:type="dxa"/>
+              <w:start w:w="120" w:type="dxa"/>
+              <w:bottom w:w="100" w:type="dxa"/>
+              <w:end w:w="120" w:type="dxa"/>
+            </w:tcMar>
+            <w:tcBorders>
+              <w:top w:val="single" w:sz="6" w:color="D9E1F2"/>
+              <w:left w:val="single" w:sz="6" w:color="D9E1F2"/>
+              <w:bottom w:val="single" w:sz="6" w:color="D9E1F2"/>
+              <w:right w:val="single" w:sz="6" w:color="D9E1F2"/>
+              <w:insideH w:val="single" w:sz="6" w:color="D9E1F2"/>
+              <w:insideV w:val="single" w:sz="6" w:color="D9E1F2"/>
+            </w:tcBorders>
+            <w:shd w:fill="FFFFFF"/>
+          </w:tcPr>
+          <w:p>
+            <w:pPr>
+              <w:spacing w:line="340" w:lineRule="exact" w:before="20" w:after="20"/>
+              <w:jc w:val="left"/>
+            </w:pPr>
+            <w:r>
+              <w:rPr>
+                <w:rFonts w:ascii="Times New Roman" w:hAnsi="Times New Roman" w:hint="eastAsia" w:eastAsia="仿宋" w:cs="Times New Roman"/>
+                <w:b w:val="0"/>
+                <w:color w:val="000000"/>
+                <w:sz w:val="21"/>
+              </w:rPr>
+              <w:t>施工便道损坏业主通知（DOCX）</w:t>
+            </w:r>
+          </w:p>
+        </w:tc>
+        <w:tc>
+          <w:tcPr>
+            <w:tcW w:type="dxa" w:w="1727"/>
+            <w:vAlign w:val="center"/>
+            <w:tcMar>
+              <w:top w:w="100" w:type="dxa"/>
+              <w:start w:w="120" w:type="dxa"/>
+              <w:bottom w:w="100" w:type="dxa"/>
+              <w:end w:w="120" w:type="dxa"/>
+            </w:tcMar>
+            <w:tcBorders>
+              <w:top w:val="single" w:sz="6" w:color="D9E1F2"/>
+              <w:left w:val="single" w:sz="6" w:color="D9E1F2"/>
+              <w:bottom w:val="single" w:sz="6" w:color="D9E1F2"/>
+              <w:right w:val="single" w:sz="6" w:color="D9E1F2"/>
+              <w:insideH w:val="single" w:sz="6" w:color="D9E1F2"/>
+              <w:insideV w:val="single" w:sz="6" w:color="D9E1F2"/>
+            </w:tcBorders>
+            <w:shd w:fill="FFFFFF"/>
+          </w:tcPr>
+          <w:p>
+            <w:pPr>
+              <w:spacing w:line="340" w:lineRule="exact" w:before="20" w:after="20"/>
+              <w:jc w:val="center"/>
+            </w:pPr>
+            <w:r>
+              <w:rPr>
+                <w:rFonts w:ascii="Times New Roman" w:hAnsi="Times New Roman" w:hint="eastAsia" w:eastAsia="仿宋" w:cs="Times New Roman"/>
+                <w:b w:val="0"/>
+                <w:color w:val="000000"/>
+                <w:sz w:val="21"/>
+              </w:rPr>
+              <w:t>合同与技术接口，高风险</w:t>
+            </w:r>
+          </w:p>
+        </w:tc>
+        <w:tc>
+          <w:tcPr>
+            <w:tcW w:type="dxa" w:w="1094"/>
+            <w:vAlign w:val="center"/>
+            <w:tcMar>
+              <w:top w:w="100" w:type="dxa"/>
+              <w:start w:w="120" w:type="dxa"/>
+              <w:bottom w:w="100" w:type="dxa"/>
+              <w:end w:w="120" w:type="dxa"/>
+            </w:tcMar>
+            <w:tcBorders>
+              <w:top w:val="single" w:sz="6" w:color="D9E1F2"/>
+              <w:left w:val="single" w:sz="6" w:color="D9E1F2"/>
+              <w:bottom w:val="single" w:sz="6" w:color="D9E1F2"/>
+              <w:right w:val="single" w:sz="6" w:color="D9E1F2"/>
+              <w:insideH w:val="single" w:sz="6" w:color="D9E1F2"/>
+              <w:insideV w:val="single" w:sz="6" w:color="D9E1F2"/>
+            </w:tcBorders>
+            <w:shd w:fill="FFFFFF"/>
+          </w:tcPr>
+          <w:p>
+            <w:pPr>
+              <w:spacing w:line="340" w:lineRule="exact" w:before="20" w:after="20"/>
+              <w:jc w:val="center"/>
+            </w:pPr>
+            <w:r>
+              <w:rPr>
+                <w:rFonts w:ascii="Times New Roman" w:hAnsi="Times New Roman" w:hint="eastAsia" w:eastAsia="仿宋" w:cs="Times New Roman"/>
+                <w:b w:val="0"/>
+                <w:color w:val="000000"/>
+                <w:sz w:val="21"/>
+              </w:rPr>
+              <w:t>72 小时</w:t>
+            </w:r>
+          </w:p>
+        </w:tc>
+        <w:tc>
+          <w:tcPr>
+            <w:tcW w:type="dxa" w:w="3180"/>
+            <w:vAlign w:val="center"/>
+            <w:tcMar>
+              <w:top w:w="100" w:type="dxa"/>
+              <w:start w:w="120" w:type="dxa"/>
+              <w:bottom w:w="100" w:type="dxa"/>
+              <w:end w:w="120" w:type="dxa"/>
+            </w:tcMar>
+            <w:tcBorders>
+              <w:top w:val="single" w:sz="6" w:color="D9E1F2"/>
+              <w:left w:val="single" w:sz="6" w:color="D9E1F2"/>
+              <w:bottom w:val="single" w:sz="6" w:color="D9E1F2"/>
+              <w:right w:val="single" w:sz="6" w:color="D9E1F2"/>
+              <w:insideH w:val="single" w:sz="6" w:color="D9E1F2"/>
+              <w:insideV w:val="single" w:sz="6" w:color="D9E1F2"/>
+            </w:tcBorders>
+            <w:shd w:fill="FFFFFF"/>
+          </w:tcPr>
+          <w:p>
+            <w:pPr>
+              <w:spacing w:line="340" w:lineRule="exact" w:before="20" w:after="20"/>
+              <w:jc w:val="left"/>
+            </w:pPr>
+            <w:r>
+              <w:rPr>
+                <w:rFonts w:ascii="Times New Roman" w:hAnsi="Times New Roman" w:hint="eastAsia" w:eastAsia="仿宋" w:cs="Times New Roman"/>
+                <w:b w:val="0"/>
+                <w:color w:val="000000"/>
+                <w:sz w:val="21"/>
+              </w:rPr>
+              <w:t>CTR-A / Clause C-14.2、RM-03 / Rev C</w:t>
+            </w:r>
+          </w:p>
+        </w:tc>
+      </w:tr>
+      <w:tr>
+        <w:trPr>
+          <w:cantSplit/>
+        </w:trPr>
+        <w:tc>
+          <w:tcPr>
+            <w:tcW w:type="dxa" w:w="1094"/>
+            <w:vAlign w:val="center"/>
+            <w:tcMar>
+              <w:top w:w="100" w:type="dxa"/>
+              <w:start w:w="120" w:type="dxa"/>
+              <w:bottom w:w="100" w:type="dxa"/>
+              <w:end w:w="120" w:type="dxa"/>
+            </w:tcMar>
+            <w:tcBorders>
+              <w:top w:val="single" w:sz="6" w:color="D9E1F2"/>
+              <w:left w:val="single" w:sz="6" w:color="D9E1F2"/>
+              <w:bottom w:val="single" w:sz="6" w:color="D9E1F2"/>
+              <w:right w:val="single" w:sz="6" w:color="D9E1F2"/>
+              <w:insideH w:val="single" w:sz="6" w:color="D9E1F2"/>
+              <w:insideV w:val="single" w:sz="6" w:color="D9E1F2"/>
+            </w:tcBorders>
+            <w:shd w:fill="EAF2F8"/>
+          </w:tcPr>
+          <w:p>
+            <w:pPr>
+              <w:spacing w:line="340" w:lineRule="exact" w:before="20" w:after="20"/>
+              <w:jc w:val="center"/>
+            </w:pPr>
+            <w:r>
+              <w:rPr>
+                <w:rFonts w:ascii="Times New Roman" w:hAnsi="Times New Roman" w:hint="eastAsia" w:eastAsia="仿宋" w:cs="Times New Roman"/>
+                <w:b w:val="0"/>
+                <w:color w:val="000000"/>
+                <w:sz w:val="21"/>
+              </w:rPr>
+              <w:t>四、质量不符合项处置</w:t>
+            </w:r>
+          </w:p>
+        </w:tc>
+        <w:tc>
+          <w:tcPr>
+            <w:tcW w:type="dxa" w:w="1545"/>
+            <w:vAlign w:val="center"/>
+            <w:tcMar>
+              <w:top w:w="100" w:type="dxa"/>
+              <w:start w:w="120" w:type="dxa"/>
+              <w:bottom w:w="100" w:type="dxa"/>
+              <w:end w:w="120" w:type="dxa"/>
+            </w:tcMar>
+            <w:tcBorders>
+              <w:top w:val="single" w:sz="6" w:color="D9E1F2"/>
+              <w:left w:val="single" w:sz="6" w:color="D9E1F2"/>
+              <w:bottom w:val="single" w:sz="6" w:color="D9E1F2"/>
+              <w:right w:val="single" w:sz="6" w:color="D9E1F2"/>
+              <w:insideH w:val="single" w:sz="6" w:color="D9E1F2"/>
+              <w:insideV w:val="single" w:sz="6" w:color="D9E1F2"/>
+            </w:tcBorders>
+            <w:shd w:fill="EAF2F8"/>
+          </w:tcPr>
+          <w:p>
+            <w:pPr>
+              <w:spacing w:line="340" w:lineRule="exact" w:before="20" w:after="20"/>
+              <w:jc w:val="left"/>
+            </w:pPr>
+            <w:r>
+              <w:rPr>
+                <w:rFonts w:ascii="Times New Roman" w:hAnsi="Times New Roman" w:hint="eastAsia" w:eastAsia="仿宋" w:cs="Times New Roman"/>
+                <w:b w:val="0"/>
+                <w:color w:val="000000"/>
+                <w:sz w:val="21"/>
+              </w:rPr>
+              <w:t>P52 墩柱裂缝 NCR（PDF）</w:t>
+            </w:r>
+          </w:p>
+        </w:tc>
+        <w:tc>
+          <w:tcPr>
+            <w:tcW w:type="dxa" w:w="1727"/>
+            <w:vAlign w:val="center"/>
+            <w:tcMar>
+              <w:top w:w="100" w:type="dxa"/>
+              <w:start w:w="120" w:type="dxa"/>
+              <w:bottom w:w="100" w:type="dxa"/>
+              <w:end w:w="120" w:type="dxa"/>
+            </w:tcMar>
+            <w:tcBorders>
+              <w:top w:val="single" w:sz="6" w:color="D9E1F2"/>
+              <w:left w:val="single" w:sz="6" w:color="D9E1F2"/>
+              <w:bottom w:val="single" w:sz="6" w:color="D9E1F2"/>
+              <w:right w:val="single" w:sz="6" w:color="D9E1F2"/>
+              <w:insideH w:val="single" w:sz="6" w:color="D9E1F2"/>
+              <w:insideV w:val="single" w:sz="6" w:color="D9E1F2"/>
+            </w:tcBorders>
+            <w:shd w:fill="EAF2F8"/>
+          </w:tcPr>
+          <w:p>
+            <w:pPr>
+              <w:spacing w:line="340" w:lineRule="exact" w:before="20" w:after="20"/>
+              <w:jc w:val="center"/>
+            </w:pPr>
+            <w:r>
+              <w:rPr>
+                <w:rFonts w:ascii="Times New Roman" w:hAnsi="Times New Roman" w:hint="eastAsia" w:eastAsia="仿宋" w:cs="Times New Roman"/>
+                <w:b w:val="0"/>
+                <w:color w:val="000000"/>
+                <w:sz w:val="21"/>
+              </w:rPr>
+              <w:t>质量，中风险</w:t>
+            </w:r>
+          </w:p>
+        </w:tc>
+        <w:tc>
+          <w:tcPr>
+            <w:tcW w:type="dxa" w:w="1094"/>
+            <w:vAlign w:val="center"/>
+            <w:tcMar>
+              <w:top w:w="100" w:type="dxa"/>
+              <w:start w:w="120" w:type="dxa"/>
+              <w:bottom w:w="100" w:type="dxa"/>
+              <w:end w:w="120" w:type="dxa"/>
+            </w:tcMar>
+            <w:tcBorders>
+              <w:top w:val="single" w:sz="6" w:color="D9E1F2"/>
+              <w:left w:val="single" w:sz="6" w:color="D9E1F2"/>
+              <w:bottom w:val="single" w:sz="6" w:color="D9E1F2"/>
+              <w:right w:val="single" w:sz="6" w:color="D9E1F2"/>
+              <w:insideH w:val="single" w:sz="6" w:color="D9E1F2"/>
+              <w:insideV w:val="single" w:sz="6" w:color="D9E1F2"/>
+            </w:tcBorders>
+            <w:shd w:fill="EAF2F8"/>
+          </w:tcPr>
+          <w:p>
+            <w:pPr>
+              <w:spacing w:line="340" w:lineRule="exact" w:before="20" w:after="20"/>
+              <w:jc w:val="center"/>
+            </w:pPr>
+            <w:r>
+              <w:rPr>
+                <w:rFonts w:ascii="Times New Roman" w:hAnsi="Times New Roman" w:hint="eastAsia" w:eastAsia="仿宋" w:cs="Times New Roman"/>
+                <w:b w:val="0"/>
+                <w:color w:val="000000"/>
+                <w:sz w:val="21"/>
+              </w:rPr>
+              <w:t>7 天</w:t>
+            </w:r>
+          </w:p>
+        </w:tc>
+        <w:tc>
+          <w:tcPr>
+            <w:tcW w:type="dxa" w:w="3180"/>
+            <w:vAlign w:val="center"/>
+            <w:tcMar>
+              <w:top w:w="100" w:type="dxa"/>
+              <w:start w:w="120" w:type="dxa"/>
+              <w:bottom w:w="100" w:type="dxa"/>
+              <w:end w:w="120" w:type="dxa"/>
+            </w:tcMar>
+            <w:tcBorders>
+              <w:top w:val="single" w:sz="6" w:color="D9E1F2"/>
+              <w:left w:val="single" w:sz="6" w:color="D9E1F2"/>
+              <w:bottom w:val="single" w:sz="6" w:color="D9E1F2"/>
+              <w:right w:val="single" w:sz="6" w:color="D9E1F2"/>
+              <w:insideH w:val="single" w:sz="6" w:color="D9E1F2"/>
+              <w:insideV w:val="single" w:sz="6" w:color="D9E1F2"/>
+            </w:tcBorders>
+            <w:shd w:fill="EAF2F8"/>
+          </w:tcPr>
+          <w:p>
+            <w:pPr>
+              <w:spacing w:line="340" w:lineRule="exact" w:before="20" w:after="20"/>
+              <w:jc w:val="center"/>
+            </w:pPr>
+            <w:r>
+              <w:rPr>
+                <w:rFonts w:ascii="Times New Roman" w:hAnsi="Times New Roman" w:hint="eastAsia" w:eastAsia="仿宋" w:cs="Times New Roman"/>
+                <w:b w:val="0"/>
+                <w:color w:val="000000"/>
+                <w:sz w:val="21"/>
+              </w:rPr>
+              <w:t>ENG-NOTE-017</w:t>
+            </w:r>
+          </w:p>
+        </w:tc>
+      </w:tr>
+      <w:tr>
+        <w:trPr>
+          <w:cantSplit/>
+        </w:trPr>
+        <w:tc>
+          <w:tcPr>
+            <w:tcW w:type="dxa" w:w="1094"/>
+            <w:vAlign w:val="center"/>
+            <w:tcMar>
+              <w:top w:w="100" w:type="dxa"/>
+              <w:start w:w="120" w:type="dxa"/>
+              <w:bottom w:w="100" w:type="dxa"/>
+              <w:end w:w="120" w:type="dxa"/>
+            </w:tcMar>
+            <w:tcBorders>
+              <w:top w:val="single" w:sz="6" w:color="D9E1F2"/>
+              <w:left w:val="single" w:sz="6" w:color="D9E1F2"/>
+              <w:bottom w:val="single" w:sz="6" w:color="D9E1F2"/>
+              <w:right w:val="single" w:sz="6" w:color="D9E1F2"/>
+              <w:insideH w:val="single" w:sz="6" w:color="D9E1F2"/>
+              <w:insideV w:val="single" w:sz="6" w:color="D9E1F2"/>
+            </w:tcBorders>
+            <w:shd w:fill="FFFFFF"/>
+          </w:tcPr>
+          <w:p>
+            <w:pPr>
+              <w:spacing w:line="340" w:lineRule="exact" w:before="20" w:after="20"/>
+              <w:jc w:val="center"/>
+            </w:pPr>
+            <w:r>
+              <w:rPr>
+                <w:rFonts w:ascii="Times New Roman" w:hAnsi="Times New Roman" w:hint="eastAsia" w:eastAsia="仿宋" w:cs="Times New Roman"/>
+                <w:b w:val="0"/>
+                <w:color w:val="000000"/>
+                <w:sz w:val="21"/>
+              </w:rPr>
+              <w:t>五、专业接口协调</w:t>
+            </w:r>
+          </w:p>
+        </w:tc>
+        <w:tc>
+          <w:tcPr>
+            <w:tcW w:type="dxa" w:w="1545"/>
+            <w:vAlign w:val="center"/>
+            <w:tcMar>
+              <w:top w:w="100" w:type="dxa"/>
+              <w:start w:w="120" w:type="dxa"/>
+              <w:bottom w:w="100" w:type="dxa"/>
+              <w:end w:w="120" w:type="dxa"/>
+            </w:tcMar>
+            <w:tcBorders>
+              <w:top w:val="single" w:sz="6" w:color="D9E1F2"/>
+              <w:left w:val="single" w:sz="6" w:color="D9E1F2"/>
+              <w:bottom w:val="single" w:sz="6" w:color="D9E1F2"/>
+              <w:right w:val="single" w:sz="6" w:color="D9E1F2"/>
+              <w:insideH w:val="single" w:sz="6" w:color="D9E1F2"/>
+              <w:insideV w:val="single" w:sz="6" w:color="D9E1F2"/>
+            </w:tcBorders>
+            <w:shd w:fill="FFFFFF"/>
+          </w:tcPr>
+          <w:p>
+            <w:pPr>
+              <w:spacing w:line="340" w:lineRule="exact" w:before="20" w:after="20"/>
+              <w:jc w:val="left"/>
+            </w:pPr>
+            <w:r>
+              <w:rPr>
+                <w:rFonts w:ascii="Times New Roman" w:hAnsi="Times New Roman" w:hint="eastAsia" w:eastAsia="仿宋" w:cs="Times New Roman"/>
+                <w:b w:val="0"/>
+                <w:color w:val="000000"/>
+                <w:sz w:val="21"/>
+              </w:rPr>
+              <w:t>土方接口越界业主指令（TXT）</w:t>
+            </w:r>
+          </w:p>
+        </w:tc>
+        <w:tc>
+          <w:tcPr>
+            <w:tcW w:type="dxa" w:w="1727"/>
+            <w:vAlign w:val="center"/>
+            <w:tcMar>
+              <w:top w:w="100" w:type="dxa"/>
+              <w:start w:w="120" w:type="dxa"/>
+              <w:bottom w:w="100" w:type="dxa"/>
+              <w:end w:w="120" w:type="dxa"/>
+            </w:tcMar>
+            <w:tcBorders>
+              <w:top w:val="single" w:sz="6" w:color="D9E1F2"/>
+              <w:left w:val="single" w:sz="6" w:color="D9E1F2"/>
+              <w:bottom w:val="single" w:sz="6" w:color="D9E1F2"/>
+              <w:right w:val="single" w:sz="6" w:color="D9E1F2"/>
+              <w:insideH w:val="single" w:sz="6" w:color="D9E1F2"/>
+              <w:insideV w:val="single" w:sz="6" w:color="D9E1F2"/>
+            </w:tcBorders>
+            <w:shd w:fill="FFFFFF"/>
+          </w:tcPr>
+          <w:p>
+            <w:pPr>
+              <w:spacing w:line="340" w:lineRule="exact" w:before="20" w:after="20"/>
+              <w:jc w:val="center"/>
+            </w:pPr>
+            <w:r>
+              <w:rPr>
+                <w:rFonts w:ascii="Times New Roman" w:hAnsi="Times New Roman" w:hint="eastAsia" w:eastAsia="仿宋" w:cs="Times New Roman"/>
+                <w:b w:val="0"/>
+                <w:color w:val="000000"/>
+                <w:sz w:val="21"/>
+              </w:rPr>
+              <w:t>合同与技术接口，高风险</w:t>
+            </w:r>
+          </w:p>
+        </w:tc>
+        <w:tc>
+          <w:tcPr>
+            <w:tcW w:type="dxa" w:w="1094"/>
+            <w:vAlign w:val="center"/>
+            <w:tcMar>
+              <w:top w:w="100" w:type="dxa"/>
+              <w:start w:w="120" w:type="dxa"/>
+              <w:bottom w:w="100" w:type="dxa"/>
+              <w:end w:w="120" w:type="dxa"/>
+            </w:tcMar>
+            <w:tcBorders>
+              <w:top w:val="single" w:sz="6" w:color="D9E1F2"/>
+              <w:left w:val="single" w:sz="6" w:color="D9E1F2"/>
+              <w:bottom w:val="single" w:sz="6" w:color="D9E1F2"/>
+              <w:right w:val="single" w:sz="6" w:color="D9E1F2"/>
+              <w:insideH w:val="single" w:sz="6" w:color="D9E1F2"/>
+              <w:insideV w:val="single" w:sz="6" w:color="D9E1F2"/>
+            </w:tcBorders>
+            <w:shd w:fill="FFFFFF"/>
+          </w:tcPr>
+          <w:p>
+            <w:pPr>
+              <w:spacing w:line="340" w:lineRule="exact" w:before="20" w:after="20"/>
+              <w:jc w:val="center"/>
+            </w:pPr>
+            <w:r>
+              <w:rPr>
+                <w:rFonts w:ascii="Times New Roman" w:hAnsi="Times New Roman" w:hint="eastAsia" w:eastAsia="仿宋" w:cs="Times New Roman"/>
+                <w:b w:val="0"/>
+                <w:color w:val="000000"/>
+                <w:sz w:val="21"/>
+              </w:rPr>
+              <w:t>24 小时</w:t>
+            </w:r>
+          </w:p>
+        </w:tc>
+        <w:tc>
+          <w:tcPr>
+            <w:tcW w:type="dxa" w:w="3180"/>
+            <w:vAlign w:val="center"/>
+            <w:tcMar>
+              <w:top w:w="100" w:type="dxa"/>
+              <w:start w:w="120" w:type="dxa"/>
+              <w:bottom w:w="100" w:type="dxa"/>
+              <w:end w:w="120" w:type="dxa"/>
+            </w:tcMar>
+            <w:tcBorders>
+              <w:top w:val="single" w:sz="6" w:color="D9E1F2"/>
+              <w:left w:val="single" w:sz="6" w:color="D9E1F2"/>
+              <w:bottom w:val="single" w:sz="6" w:color="D9E1F2"/>
+              <w:right w:val="single" w:sz="6" w:color="D9E1F2"/>
+              <w:insideH w:val="single" w:sz="6" w:color="D9E1F2"/>
+              <w:insideV w:val="single" w:sz="6" w:color="D9E1F2"/>
+            </w:tcBorders>
+            <w:shd w:fill="FFFFFF"/>
+          </w:tcPr>
+          <w:p>
+            <w:pPr>
+              <w:spacing w:line="340" w:lineRule="exact" w:before="20" w:after="20"/>
+              <w:jc w:val="center"/>
+            </w:pPr>
+            <w:r>
+              <w:rPr>
+                <w:rFonts w:ascii="Times New Roman" w:hAnsi="Times New Roman" w:hint="eastAsia" w:eastAsia="仿宋" w:cs="Times New Roman"/>
+                <w:b w:val="0"/>
+                <w:color w:val="000000"/>
+                <w:sz w:val="21"/>
+              </w:rPr>
+              <w:t>SI-028</w:t>
+            </w:r>
+          </w:p>
+        </w:tc>
+      </w:tr>
+      <w:tr>
+        <w:trPr>
+          <w:cantSplit/>
+        </w:trPr>
+        <w:tc>
+          <w:tcPr>
+            <w:tcW w:type="dxa" w:w="1094"/>
+            <w:vAlign w:val="center"/>
+            <w:tcMar>
+              <w:top w:w="100" w:type="dxa"/>
+              <w:start w:w="120" w:type="dxa"/>
+              <w:bottom w:w="100" w:type="dxa"/>
+              <w:end w:w="120" w:type="dxa"/>
+            </w:tcMar>
+            <w:tcBorders>
+              <w:top w:val="single" w:sz="6" w:color="D9E1F2"/>
+              <w:left w:val="single" w:sz="6" w:color="D9E1F2"/>
+              <w:bottom w:val="single" w:sz="6" w:color="D9E1F2"/>
+              <w:right w:val="single" w:sz="6" w:color="D9E1F2"/>
+              <w:insideH w:val="single" w:sz="6" w:color="D9E1F2"/>
+              <w:insideV w:val="single" w:sz="6" w:color="D9E1F2"/>
+            </w:tcBorders>
+            <w:shd w:fill="EAF2F8"/>
+          </w:tcPr>
+          <w:p>
+            <w:pPr>
+              <w:spacing w:line="340" w:lineRule="exact" w:before="20" w:after="20"/>
+              <w:jc w:val="center"/>
+            </w:pPr>
+            <w:r>
+              <w:rPr>
+                <w:rFonts w:ascii="Times New Roman" w:hAnsi="Times New Roman" w:hint="eastAsia" w:eastAsia="仿宋" w:cs="Times New Roman"/>
+                <w:b w:val="0"/>
+                <w:color w:val="000000"/>
+                <w:sz w:val="21"/>
+              </w:rPr>
+              <w:t>六、中文现场巡查记录</w:t>
+            </w:r>
+          </w:p>
+        </w:tc>
+        <w:tc>
+          <w:tcPr>
+            <w:tcW w:type="dxa" w:w="1545"/>
+            <w:vAlign w:val="center"/>
+            <w:tcMar>
+              <w:top w:w="100" w:type="dxa"/>
+              <w:start w:w="120" w:type="dxa"/>
+              <w:bottom w:w="100" w:type="dxa"/>
+              <w:end w:w="120" w:type="dxa"/>
+            </w:tcMar>
+            <w:tcBorders>
+              <w:top w:val="single" w:sz="6" w:color="D9E1F2"/>
+              <w:left w:val="single" w:sz="6" w:color="D9E1F2"/>
+              <w:bottom w:val="single" w:sz="6" w:color="D9E1F2"/>
+              <w:right w:val="single" w:sz="6" w:color="D9E1F2"/>
+              <w:insideH w:val="single" w:sz="6" w:color="D9E1F2"/>
+              <w:insideV w:val="single" w:sz="6" w:color="D9E1F2"/>
+            </w:tcBorders>
+            <w:shd w:fill="EAF2F8"/>
+          </w:tcPr>
+          <w:p>
+            <w:pPr>
+              <w:spacing w:line="340" w:lineRule="exact" w:before="20" w:after="20"/>
+              <w:jc w:val="left"/>
+            </w:pPr>
+            <w:r>
+              <w:rPr>
+                <w:rFonts w:ascii="Times New Roman" w:hAnsi="Times New Roman" w:hint="eastAsia" w:eastAsia="仿宋" w:cs="Times New Roman"/>
+                <w:b w:val="0"/>
+                <w:color w:val="000000"/>
+                <w:sz w:val="21"/>
+              </w:rPr>
+              <w:t>高处作业巡查记录（中文 DOCX）</w:t>
+            </w:r>
+          </w:p>
+        </w:tc>
+        <w:tc>
+          <w:tcPr>
+            <w:tcW w:type="dxa" w:w="1727"/>
+            <w:vAlign w:val="center"/>
+            <w:tcMar>
+              <w:top w:w="100" w:type="dxa"/>
+              <w:start w:w="120" w:type="dxa"/>
+              <w:bottom w:w="100" w:type="dxa"/>
+              <w:end w:w="120" w:type="dxa"/>
+            </w:tcMar>
+            <w:tcBorders>
+              <w:top w:val="single" w:sz="6" w:color="D9E1F2"/>
+              <w:left w:val="single" w:sz="6" w:color="D9E1F2"/>
+              <w:bottom w:val="single" w:sz="6" w:color="D9E1F2"/>
+              <w:right w:val="single" w:sz="6" w:color="D9E1F2"/>
+              <w:insideH w:val="single" w:sz="6" w:color="D9E1F2"/>
+              <w:insideV w:val="single" w:sz="6" w:color="D9E1F2"/>
+            </w:tcBorders>
+            <w:shd w:fill="EAF2F8"/>
+          </w:tcPr>
+          <w:p>
+            <w:pPr>
+              <w:spacing w:line="340" w:lineRule="exact" w:before="20" w:after="20"/>
+              <w:jc w:val="center"/>
+            </w:pPr>
+            <w:r>
+              <w:rPr>
+                <w:rFonts w:ascii="Times New Roman" w:hAnsi="Times New Roman" w:hint="eastAsia" w:eastAsia="仿宋" w:cs="Times New Roman"/>
+                <w:b w:val="0"/>
+                <w:color w:val="000000"/>
+                <w:sz w:val="21"/>
+              </w:rPr>
+              <w:t>HSE，紧急</w:t>
+            </w:r>
+          </w:p>
+        </w:tc>
+        <w:tc>
+          <w:tcPr>
+            <w:tcW w:type="dxa" w:w="1094"/>
+            <w:vAlign w:val="center"/>
+            <w:tcMar>
+              <w:top w:w="100" w:type="dxa"/>
+              <w:start w:w="120" w:type="dxa"/>
+              <w:bottom w:w="100" w:type="dxa"/>
+              <w:end w:w="120" w:type="dxa"/>
+            </w:tcMar>
+            <w:tcBorders>
+              <w:top w:val="single" w:sz="6" w:color="D9E1F2"/>
+              <w:left w:val="single" w:sz="6" w:color="D9E1F2"/>
+              <w:bottom w:val="single" w:sz="6" w:color="D9E1F2"/>
+              <w:right w:val="single" w:sz="6" w:color="D9E1F2"/>
+              <w:insideH w:val="single" w:sz="6" w:color="D9E1F2"/>
+              <w:insideV w:val="single" w:sz="6" w:color="D9E1F2"/>
+            </w:tcBorders>
+            <w:shd w:fill="EAF2F8"/>
+          </w:tcPr>
+          <w:p>
+            <w:pPr>
+              <w:spacing w:line="340" w:lineRule="exact" w:before="20" w:after="20"/>
+              <w:jc w:val="center"/>
+            </w:pPr>
+            <w:r>
+              <w:rPr>
+                <w:rFonts w:ascii="Times New Roman" w:hAnsi="Times New Roman" w:hint="eastAsia" w:eastAsia="仿宋" w:cs="Times New Roman"/>
+                <w:b w:val="0"/>
+                <w:color w:val="000000"/>
+                <w:sz w:val="21"/>
+              </w:rPr>
+              <w:t>立即处理</w:t>
+            </w:r>
+          </w:p>
+        </w:tc>
+        <w:tc>
+          <w:tcPr>
+            <w:tcW w:type="dxa" w:w="3180"/>
+            <w:vAlign w:val="center"/>
+            <w:tcMar>
+              <w:top w:w="100" w:type="dxa"/>
+              <w:start w:w="120" w:type="dxa"/>
+              <w:bottom w:w="100" w:type="dxa"/>
+              <w:end w:w="120" w:type="dxa"/>
+            </w:tcMar>
+            <w:tcBorders>
+              <w:top w:val="single" w:sz="6" w:color="D9E1F2"/>
+              <w:left w:val="single" w:sz="6" w:color="D9E1F2"/>
+              <w:bottom w:val="single" w:sz="6" w:color="D9E1F2"/>
+              <w:right w:val="single" w:sz="6" w:color="D9E1F2"/>
+              <w:insideH w:val="single" w:sz="6" w:color="D9E1F2"/>
+              <w:insideV w:val="single" w:sz="6" w:color="D9E1F2"/>
+            </w:tcBorders>
+            <w:shd w:fill="EAF2F8"/>
+          </w:tcPr>
+          <w:p>
+            <w:pPr>
+              <w:spacing w:line="340" w:lineRule="exact" w:before="20" w:after="20"/>
+              <w:jc w:val="left"/>
+            </w:pPr>
+            <w:r>
+              <w:rPr>
+                <w:rFonts w:ascii="Times New Roman" w:hAnsi="Times New Roman" w:hint="eastAsia" w:eastAsia="仿宋" w:cs="Times New Roman"/>
+                <w:b w:val="0"/>
+                <w:color w:val="000000"/>
+                <w:sz w:val="21"/>
+              </w:rPr>
+              <w:t>MY-HSE-WAH-01、MY-DOSH-OSHA</w:t>
+            </w:r>
+          </w:p>
+        </w:tc>
+      </w:tr>
+      <w:tr>
+        <w:trPr>
+          <w:cantSplit/>
+        </w:trPr>
+        <w:tc>
+          <w:tcPr>
+            <w:tcW w:type="dxa" w:w="1094"/>
+            <w:vAlign w:val="center"/>
+            <w:tcMar>
+              <w:top w:w="100" w:type="dxa"/>
+              <w:start w:w="120" w:type="dxa"/>
+              <w:bottom w:w="100" w:type="dxa"/>
+              <w:end w:w="120" w:type="dxa"/>
+            </w:tcMar>
+            <w:tcBorders>
+              <w:top w:val="single" w:sz="6" w:color="D9E1F2"/>
+              <w:left w:val="single" w:sz="6" w:color="D9E1F2"/>
+              <w:bottom w:val="single" w:sz="6" w:color="D9E1F2"/>
+              <w:right w:val="single" w:sz="6" w:color="D9E1F2"/>
+              <w:insideH w:val="single" w:sz="6" w:color="D9E1F2"/>
+              <w:insideV w:val="single" w:sz="6" w:color="D9E1F2"/>
+            </w:tcBorders>
+            <w:shd w:fill="FFFFFF"/>
+          </w:tcPr>
+          <w:p>
+            <w:pPr>
+              <w:spacing w:line="340" w:lineRule="exact" w:before="20" w:after="20"/>
+              <w:jc w:val="center"/>
+            </w:pPr>
+            <w:r>
+              <w:rPr>
+                <w:rFonts w:ascii="Times New Roman" w:hAnsi="Times New Roman" w:hint="eastAsia" w:eastAsia="仿宋" w:cs="Times New Roman"/>
+                <w:b w:val="0"/>
+                <w:color w:val="000000"/>
+                <w:sz w:val="21"/>
+              </w:rPr>
+              <w:t>七、属地合规与许可</w:t>
+            </w:r>
+          </w:p>
+        </w:tc>
+        <w:tc>
+          <w:tcPr>
+            <w:tcW w:type="dxa" w:w="1545"/>
+            <w:vAlign w:val="center"/>
+            <w:tcMar>
+              <w:top w:w="100" w:type="dxa"/>
+              <w:start w:w="120" w:type="dxa"/>
+              <w:bottom w:w="100" w:type="dxa"/>
+              <w:end w:w="120" w:type="dxa"/>
+            </w:tcMar>
+            <w:tcBorders>
+              <w:top w:val="single" w:sz="6" w:color="D9E1F2"/>
+              <w:left w:val="single" w:sz="6" w:color="D9E1F2"/>
+              <w:bottom w:val="single" w:sz="6" w:color="D9E1F2"/>
+              <w:right w:val="single" w:sz="6" w:color="D9E1F2"/>
+              <w:insideH w:val="single" w:sz="6" w:color="D9E1F2"/>
+              <w:insideV w:val="single" w:sz="6" w:color="D9E1F2"/>
+            </w:tcBorders>
+            <w:shd w:fill="FFFFFF"/>
+          </w:tcPr>
+          <w:p>
+            <w:pPr>
+              <w:spacing w:line="340" w:lineRule="exact" w:before="20" w:after="20"/>
+              <w:jc w:val="left"/>
+            </w:pPr>
+            <w:r>
+              <w:rPr>
+                <w:rFonts w:ascii="Times New Roman" w:hAnsi="Times New Roman" w:hint="eastAsia" w:eastAsia="仿宋" w:cs="Times New Roman"/>
+                <w:b w:val="0"/>
+                <w:color w:val="000000"/>
+                <w:sz w:val="21"/>
+              </w:rPr>
+              <w:t>吊装方案与人员注册来函（DOCX）</w:t>
+            </w:r>
+          </w:p>
+        </w:tc>
+        <w:tc>
+          <w:tcPr>
+            <w:tcW w:type="dxa" w:w="1727"/>
+            <w:vAlign w:val="center"/>
+            <w:tcMar>
+              <w:top w:w="100" w:type="dxa"/>
+              <w:start w:w="120" w:type="dxa"/>
+              <w:bottom w:w="100" w:type="dxa"/>
+              <w:end w:w="120" w:type="dxa"/>
+            </w:tcMar>
+            <w:tcBorders>
+              <w:top w:val="single" w:sz="6" w:color="D9E1F2"/>
+              <w:left w:val="single" w:sz="6" w:color="D9E1F2"/>
+              <w:bottom w:val="single" w:sz="6" w:color="D9E1F2"/>
+              <w:right w:val="single" w:sz="6" w:color="D9E1F2"/>
+              <w:insideH w:val="single" w:sz="6" w:color="D9E1F2"/>
+              <w:insideV w:val="single" w:sz="6" w:color="D9E1F2"/>
+            </w:tcBorders>
+            <w:shd w:fill="FFFFFF"/>
+          </w:tcPr>
+          <w:p>
+            <w:pPr>
+              <w:spacing w:line="340" w:lineRule="exact" w:before="20" w:after="20"/>
+              <w:jc w:val="center"/>
+            </w:pPr>
+            <w:r>
+              <w:rPr>
+                <w:rFonts w:ascii="Times New Roman" w:hAnsi="Times New Roman" w:hint="eastAsia" w:eastAsia="仿宋" w:cs="Times New Roman"/>
+                <w:b w:val="0"/>
+                <w:color w:val="000000"/>
+                <w:sz w:val="21"/>
+              </w:rPr>
+              <w:t>合规，高风险</w:t>
+            </w:r>
+          </w:p>
+        </w:tc>
+        <w:tc>
+          <w:tcPr>
+            <w:tcW w:type="dxa" w:w="1094"/>
+            <w:vAlign w:val="center"/>
+            <w:tcMar>
+              <w:top w:w="100" w:type="dxa"/>
+              <w:start w:w="120" w:type="dxa"/>
+              <w:bottom w:w="100" w:type="dxa"/>
+              <w:end w:w="120" w:type="dxa"/>
+            </w:tcMar>
+            <w:tcBorders>
+              <w:top w:val="single" w:sz="6" w:color="D9E1F2"/>
+              <w:left w:val="single" w:sz="6" w:color="D9E1F2"/>
+              <w:bottom w:val="single" w:sz="6" w:color="D9E1F2"/>
+              <w:right w:val="single" w:sz="6" w:color="D9E1F2"/>
+              <w:insideH w:val="single" w:sz="6" w:color="D9E1F2"/>
+              <w:insideV w:val="single" w:sz="6" w:color="D9E1F2"/>
+            </w:tcBorders>
+            <w:shd w:fill="FFFFFF"/>
+          </w:tcPr>
+          <w:p>
+            <w:pPr>
+              <w:spacing w:line="340" w:lineRule="exact" w:before="20" w:after="20"/>
+              <w:jc w:val="center"/>
+            </w:pPr>
+            <w:r>
+              <w:rPr>
+                <w:rFonts w:ascii="Times New Roman" w:hAnsi="Times New Roman" w:hint="eastAsia" w:eastAsia="仿宋" w:cs="Times New Roman"/>
+                <w:b w:val="0"/>
+                <w:color w:val="000000"/>
+                <w:sz w:val="21"/>
+              </w:rPr>
+              <w:t>5 天</w:t>
+            </w:r>
+          </w:p>
+        </w:tc>
+        <w:tc>
+          <w:tcPr>
+            <w:tcW w:type="dxa" w:w="3180"/>
+            <w:vAlign w:val="center"/>
+            <w:tcMar>
+              <w:top w:w="100" w:type="dxa"/>
+              <w:start w:w="120" w:type="dxa"/>
+              <w:bottom w:w="100" w:type="dxa"/>
+              <w:end w:w="120" w:type="dxa"/>
+            </w:tcMar>
+            <w:tcBorders>
+              <w:top w:val="single" w:sz="6" w:color="D9E1F2"/>
+              <w:left w:val="single" w:sz="6" w:color="D9E1F2"/>
+              <w:bottom w:val="single" w:sz="6" w:color="D9E1F2"/>
+              <w:right w:val="single" w:sz="6" w:color="D9E1F2"/>
+              <w:insideH w:val="single" w:sz="6" w:color="D9E1F2"/>
+              <w:insideV w:val="single" w:sz="6" w:color="D9E1F2"/>
+            </w:tcBorders>
+            <w:shd w:fill="FFFFFF"/>
+          </w:tcPr>
+          <w:p>
+            <w:pPr>
+              <w:spacing w:line="340" w:lineRule="exact" w:before="20" w:after="20"/>
+              <w:jc w:val="left"/>
+            </w:pPr>
+            <w:r>
+              <w:rPr>
+                <w:rFonts w:ascii="Times New Roman" w:hAnsi="Times New Roman" w:hint="eastAsia" w:eastAsia="仿宋" w:cs="Times New Roman"/>
+                <w:b w:val="0"/>
+                <w:color w:val="000000"/>
+                <w:sz w:val="21"/>
+              </w:rPr>
+              <w:t>MY-CIDB-PERSONNEL</w:t>
+            </w:r>
+          </w:p>
+        </w:tc>
+      </w:tr>
+      <w:tr>
+        <w:trPr>
+          <w:cantSplit/>
+        </w:trPr>
+        <w:tc>
+          <w:tcPr>
+            <w:tcW w:type="dxa" w:w="1094"/>
+            <w:vAlign w:val="center"/>
+            <w:tcMar>
+              <w:top w:w="100" w:type="dxa"/>
+              <w:start w:w="120" w:type="dxa"/>
+              <w:bottom w:w="100" w:type="dxa"/>
+              <w:end w:w="120" w:type="dxa"/>
+            </w:tcMar>
+            <w:tcBorders>
+              <w:top w:val="single" w:sz="6" w:color="D9E1F2"/>
+              <w:left w:val="single" w:sz="6" w:color="D9E1F2"/>
+              <w:bottom w:val="single" w:sz="6" w:color="D9E1F2"/>
+              <w:right w:val="single" w:sz="6" w:color="D9E1F2"/>
+              <w:insideH w:val="single" w:sz="6" w:color="D9E1F2"/>
+              <w:insideV w:val="single" w:sz="6" w:color="D9E1F2"/>
+            </w:tcBorders>
+            <w:shd w:fill="EAF2F8"/>
+          </w:tcPr>
+          <w:p>
+            <w:pPr>
+              <w:spacing w:line="340" w:lineRule="exact" w:before="20" w:after="20"/>
+              <w:jc w:val="center"/>
+            </w:pPr>
+            <w:r>
+              <w:rPr>
+                <w:rFonts w:ascii="Times New Roman" w:hAnsi="Times New Roman" w:hint="eastAsia" w:eastAsia="仿宋" w:cs="Times New Roman"/>
+                <w:b w:val="0"/>
+                <w:color w:val="000000"/>
+                <w:sz w:val="21"/>
+              </w:rPr>
+              <w:t>边界情况</w:t>
+            </w:r>
+          </w:p>
+        </w:tc>
+        <w:tc>
+          <w:tcPr>
+            <w:tcW w:type="dxa" w:w="1545"/>
+            <w:vAlign w:val="center"/>
+            <w:tcMar>
+              <w:top w:w="100" w:type="dxa"/>
+              <w:start w:w="120" w:type="dxa"/>
+              <w:bottom w:w="100" w:type="dxa"/>
+              <w:end w:w="120" w:type="dxa"/>
+            </w:tcMar>
+            <w:tcBorders>
+              <w:top w:val="single" w:sz="6" w:color="D9E1F2"/>
+              <w:left w:val="single" w:sz="6" w:color="D9E1F2"/>
+              <w:bottom w:val="single" w:sz="6" w:color="D9E1F2"/>
+              <w:right w:val="single" w:sz="6" w:color="D9E1F2"/>
+              <w:insideH w:val="single" w:sz="6" w:color="D9E1F2"/>
+              <w:insideV w:val="single" w:sz="6" w:color="D9E1F2"/>
+            </w:tcBorders>
+            <w:shd w:fill="EAF2F8"/>
+          </w:tcPr>
+          <w:p>
+            <w:pPr>
+              <w:spacing w:line="340" w:lineRule="exact" w:before="20" w:after="20"/>
+              <w:jc w:val="center"/>
+            </w:pPr>
+            <w:r>
+              <w:rPr>
+                <w:rFonts w:ascii="Times New Roman" w:hAnsi="Times New Roman" w:hint="eastAsia" w:eastAsia="仿宋" w:cs="Times New Roman"/>
+                <w:b w:val="0"/>
+                <w:color w:val="000000"/>
+                <w:sz w:val="21"/>
+              </w:rPr>
+              <w:t>无文字层扫描件（PDF）</w:t>
+            </w:r>
+          </w:p>
+        </w:tc>
+        <w:tc>
+          <w:tcPr>
+            <w:tcW w:type="dxa" w:w="1727"/>
+            <w:vAlign w:val="center"/>
+            <w:tcMar>
+              <w:top w:w="100" w:type="dxa"/>
+              <w:start w:w="120" w:type="dxa"/>
+              <w:bottom w:w="100" w:type="dxa"/>
+              <w:end w:w="120" w:type="dxa"/>
+            </w:tcMar>
+            <w:tcBorders>
+              <w:top w:val="single" w:sz="6" w:color="D9E1F2"/>
+              <w:left w:val="single" w:sz="6" w:color="D9E1F2"/>
+              <w:bottom w:val="single" w:sz="6" w:color="D9E1F2"/>
+              <w:right w:val="single" w:sz="6" w:color="D9E1F2"/>
+              <w:insideH w:val="single" w:sz="6" w:color="D9E1F2"/>
+              <w:insideV w:val="single" w:sz="6" w:color="D9E1F2"/>
+            </w:tcBorders>
+            <w:shd w:fill="EAF2F8"/>
+          </w:tcPr>
+          <w:p>
+            <w:pPr>
+              <w:spacing w:line="340" w:lineRule="exact" w:before="20" w:after="20"/>
+              <w:jc w:val="left"/>
+            </w:pPr>
+            <w:r>
+              <w:rPr>
+                <w:rFonts w:ascii="Times New Roman" w:hAnsi="Times New Roman" w:hint="eastAsia" w:eastAsia="仿宋" w:cs="Times New Roman"/>
+                <w:b w:val="0"/>
+                <w:color w:val="000000"/>
+                <w:sz w:val="21"/>
+              </w:rPr>
+              <w:t>不建立案例，返回需 OCR 的接收回执</w:t>
+            </w:r>
+          </w:p>
+        </w:tc>
+        <w:tc>
+          <w:tcPr>
+            <w:tcW w:type="dxa" w:w="1094"/>
+            <w:vAlign w:val="center"/>
+            <w:tcMar>
+              <w:top w:w="100" w:type="dxa"/>
+              <w:start w:w="120" w:type="dxa"/>
+              <w:bottom w:w="100" w:type="dxa"/>
+              <w:end w:w="120" w:type="dxa"/>
+            </w:tcMar>
+            <w:tcBorders>
+              <w:top w:val="single" w:sz="6" w:color="D9E1F2"/>
+              <w:left w:val="single" w:sz="6" w:color="D9E1F2"/>
+              <w:bottom w:val="single" w:sz="6" w:color="D9E1F2"/>
+              <w:right w:val="single" w:sz="6" w:color="D9E1F2"/>
+              <w:insideH w:val="single" w:sz="6" w:color="D9E1F2"/>
+              <w:insideV w:val="single" w:sz="6" w:color="D9E1F2"/>
+            </w:tcBorders>
+            <w:shd w:fill="EAF2F8"/>
+          </w:tcPr>
+          <w:p>
+            <w:pPr>
+              <w:spacing w:line="340" w:lineRule="exact" w:before="20" w:after="20"/>
+              <w:jc w:val="center"/>
+            </w:pPr>
+            <w:r>
+              <w:rPr>
+                <w:rFonts w:ascii="Times New Roman" w:hAnsi="Times New Roman" w:hint="eastAsia" w:eastAsia="仿宋" w:cs="Times New Roman"/>
+                <w:b w:val="0"/>
+                <w:color w:val="000000"/>
+                <w:sz w:val="21"/>
+              </w:rPr>
+              <w:t>—</w:t>
+            </w:r>
+          </w:p>
+        </w:tc>
+        <w:tc>
+          <w:tcPr>
+            <w:tcW w:type="dxa" w:w="3180"/>
+            <w:vAlign w:val="center"/>
+            <w:tcMar>
+              <w:top w:w="100" w:type="dxa"/>
+              <w:start w:w="120" w:type="dxa"/>
+              <w:bottom w:w="100" w:type="dxa"/>
+              <w:end w:w="120" w:type="dxa"/>
+            </w:tcMar>
+            <w:tcBorders>
+              <w:top w:val="single" w:sz="6" w:color="D9E1F2"/>
+              <w:left w:val="single" w:sz="6" w:color="D9E1F2"/>
+              <w:bottom w:val="single" w:sz="6" w:color="D9E1F2"/>
+              <w:right w:val="single" w:sz="6" w:color="D9E1F2"/>
+              <w:insideH w:val="single" w:sz="6" w:color="D9E1F2"/>
+              <w:insideV w:val="single" w:sz="6" w:color="D9E1F2"/>
+            </w:tcBorders>
+            <w:shd w:fill="EAF2F8"/>
+          </w:tcPr>
+          <w:p>
+            <w:pPr>
+              <w:spacing w:line="340" w:lineRule="exact" w:before="20" w:after="20"/>
+              <w:jc w:val="center"/>
+            </w:pPr>
+            <w:r>
+              <w:rPr>
+                <w:rFonts w:ascii="Times New Roman" w:hAnsi="Times New Roman" w:hint="eastAsia" w:eastAsia="仿宋" w:cs="Times New Roman"/>
+                <w:b w:val="0"/>
+                <w:color w:val="000000"/>
+                <w:sz w:val="21"/>
+              </w:rPr>
+              <w:t>—</w:t>
+            </w:r>
+          </w:p>
+        </w:tc>
+      </w:tr>
+    </w:tbl>
+    <w:p>
+      <w:pPr>
+        <w:spacing w:after="40"/>
+      </w:pPr>
+    </w:p>
+    <w:p>
+      <w:pPr>
+        <w:widowControl/>
+        <w:spacing w:line="540" w:lineRule="exact" w:after="0"/>
+        <w:ind w:firstLine="639"/>
+        <w:jc w:val="both"/>
+      </w:pPr>
+      <w:r>
+        <w:rPr>
+          <w:rFonts w:ascii="Times New Roman" w:hAnsi="Times New Roman" w:hint="eastAsia" w:eastAsia="仿宋" w:cs="Times New Roman"/>
+          <w:b w:val="0"/>
+          <w:color w:val="000000"/>
+          <w:sz w:val="30"/>
+        </w:rPr>
+        <w:t>每个案例随后进入与场景一相同的审批、草稿、核验和关闭流程。系统只引用本国和通用资料，不会把其他国家的法规作为依据；扫描件没有可核验文字时，系统保留原件但不猜测内容。</w:t>
+      </w:r>
+    </w:p>
+    <w:p>
+      <w:pPr>
+        <w:widowControl/>
+        <w:spacing w:line="540" w:lineRule="exact" w:after="0"/>
+        <w:ind w:firstLine="639"/>
+        <w:jc w:val="both"/>
+      </w:pPr>
+      <w:r>
+        <w:rPr>
+          <w:rFonts w:ascii="Times New Roman" w:hAnsi="Times New Roman" w:hint="eastAsia" w:eastAsia="黑体" w:cs="Times New Roman"/>
+          <w:b/>
+          <w:color w:val="000000"/>
+          <w:sz w:val="30"/>
+        </w:rPr>
+        <w:t>场景八：法规与知识问答。</w:t>
+      </w:r>
+      <w:r>
+        <w:rPr>
+          <w:rFonts w:ascii="Times New Roman" w:hAnsi="Times New Roman" w:hint="eastAsia" w:eastAsia="仿宋" w:cs="Times New Roman"/>
+          <w:b w:val="0"/>
+          <w:color w:val="000000"/>
+          <w:sz w:val="30"/>
+        </w:rPr>
+        <w:t xml:space="preserve"> 用户在智能助手中直接提问，例如“马来西亚高处作业有什么要求”。系统检索国家包和项目知识库，由模型仅依据检索到的来源组织回答，并逐句标注来源编号；点击编号可展开条文、主管机关、版本、复核日期和官方链接。没有足够依据时明确拒答，范围外的问题（如天气）会说明不在服务范围。</w:t>
+      </w:r>
+    </w:p>
+    <w:p>
+      <w:pPr>
+        <w:widowControl/>
+        <w:spacing w:line="540" w:lineRule="exact" w:after="0"/>
+        <w:ind w:firstLine="639"/>
+        <w:jc w:val="both"/>
+      </w:pPr>
+      <w:r>
+        <w:rPr>
+          <w:rFonts w:ascii="Times New Roman" w:hAnsi="Times New Roman" w:hint="eastAsia" w:eastAsia="黑体" w:cs="Times New Roman"/>
+          <w:b/>
+          <w:color w:val="000000"/>
+          <w:sz w:val="30"/>
+        </w:rPr>
+        <w:t>场景九：属地多语 HSE 培训。</w:t>
+      </w:r>
+      <w:r>
+        <w:rPr>
+          <w:rFonts w:ascii="Times New Roman" w:hAnsi="Times New Roman" w:hint="eastAsia" w:eastAsia="仿宋" w:cs="Times New Roman"/>
+          <w:b w:val="0"/>
+          <w:color w:val="000000"/>
+          <w:sz w:val="30"/>
+        </w:rPr>
+        <w:t xml:space="preserve"> 培训模块按国家包术语提供高处作业、吊装作业等课程，每门课程同时提供英语、马来语和中文版本，包含危险源识别、管控层级、使用前检查、班前讲话和知识测验，用于属地员工的岗前培训。培训批准和人员资质认定仍由项目负责角色管理。</w:t>
+      </w:r>
+    </w:p>
+    <w:p>
+      <w:pPr>
+        <w:widowControl/>
+        <w:spacing w:line="540" w:lineRule="exact" w:after="0"/>
+        <w:ind w:firstLine="639"/>
+        <w:jc w:val="both"/>
+      </w:pPr>
+      <w:r>
+        <w:rPr>
+          <w:rFonts w:ascii="Times New Roman" w:hAnsi="Times New Roman" w:hint="eastAsia" w:eastAsia="黑体" w:cs="Times New Roman"/>
+          <w:b/>
+          <w:color w:val="000000"/>
+          <w:sz w:val="30"/>
+        </w:rPr>
+        <w:t>场景十：项目管理与审批。</w:t>
+      </w:r>
+      <w:r>
+        <w:rPr>
+          <w:rFonts w:ascii="Times New Roman" w:hAnsi="Times New Roman" w:hint="eastAsia" w:eastAsia="仿宋" w:cs="Times New Roman"/>
+          <w:b w:val="0"/>
+          <w:color w:val="000000"/>
+          <w:sz w:val="30"/>
+        </w:rPr>
+        <w:t xml:space="preserve"> 项目经理在智能助手中询问“项目进展”或“待我审批”，系统汇总各项目的进度、工期偏差、下一关口和待审批事项，可直接在卡片上批准或驳回；要求代为批准时，系统只列出清单，不代为操作。指挥中心全景页汇总项目组合、国家、风险和经核验的决策。</w:t>
+      </w:r>
+    </w:p>
+    <w:p>
+      <w:pPr>
+        <w:widowControl/>
+        <w:spacing w:line="540" w:lineRule="exact" w:after="0"/>
+        <w:ind w:firstLine="639"/>
+        <w:jc w:val="both"/>
+      </w:pPr>
+      <w:r>
+        <w:rPr>
+          <w:rFonts w:ascii="Times New Roman" w:hAnsi="Times New Roman" w:hint="eastAsia" w:eastAsia="黑体" w:cs="Times New Roman"/>
+          <w:b/>
+          <w:color w:val="000000"/>
+          <w:sz w:val="30"/>
+        </w:rPr>
+        <w:t>场景十一：数字孪生运营与方案推演。</w:t>
+      </w:r>
+      <w:r>
+        <w:rPr>
+          <w:rFonts w:ascii="Times New Roman" w:hAnsi="Times New Roman" w:hint="eastAsia" w:eastAsia="仿宋" w:cs="Times New Roman"/>
+          <w:b w:val="0"/>
+          <w:color w:val="000000"/>
+          <w:sz w:val="30"/>
+        </w:rPr>
+        <w:t xml:space="preserve"> 稳定的 Twin ID 把事件定位到具体构件，并关联 4D 进度、5D 成本、调试、遥测和维护状态。方案实验室可运行工期恢复、设备预测性维护和车站能耗优化等方案，结果一律为待审批状态，不直接修改资产状态。当前孪生模型和遥测为合成示例，接入真实 BIM 模型和传感器数据属于规划内容。</w:t>
+      </w:r>
+    </w:p>
+    <w:p>
+      <w:pPr>
+        <w:widowControl/>
+        <w:spacing w:line="540" w:lineRule="exact" w:after="0"/>
+        <w:ind w:firstLine="639"/>
+        <w:jc w:val="both"/>
+      </w:pPr>
+      <w:r>
+        <w:rPr>
+          <w:rFonts w:ascii="Times New Roman" w:hAnsi="Times New Roman" w:hint="eastAsia" w:eastAsia="黑体" w:cs="Times New Roman"/>
+          <w:b/>
+          <w:color w:val="000000"/>
+          <w:sz w:val="30"/>
+        </w:rPr>
+        <w:t>场景十二：现场离线采集与统一数据接入。</w:t>
+      </w:r>
+      <w:r>
+        <w:rPr>
+          <w:rFonts w:ascii="Times New Roman" w:hAnsi="Times New Roman" w:hint="eastAsia" w:eastAsia="仿宋" w:cs="Times New Roman"/>
+          <w:b w:val="0"/>
+          <w:color w:val="000000"/>
+          <w:sz w:val="30"/>
+        </w:rPr>
+        <w:t xml:space="preserve"> 现场移动端支持在弱网或无网条件下采集检查、NCR、HSE、进度和调试观察，网络恢复后自动同步且不会重复提交。统一数据接入中心把输入分为事件与案例、文档与函件、项目主数据、企业系统连接器、BIM/GIS/孪生模型和 IoT 遥测六类通道，每次接入都生成带校验结果、数量和来源血缘的接入回执。</w:t>
       </w:r>
     </w:p>
     <w:p>

--- a/submission/final/GlobalInfra_AI_AI出海应用设计报告.docx
+++ b/submission/final/GlobalInfra_AI_AI出海应用设计报告.docx
@@ -226,6 +226,40 @@
           <w:sz w:val="28"/>
         </w:rPr>
         <w:t>：共十二个，首批聚焦马来西亚轨道交通项目的业主及分包函件分析与回复、现场质量安全事件闭环处置，并覆盖属地合规、法规问答、多语培训、项目管理、数字孪生和现场离线采集。</w:t>
+      </w:r>
+    </w:p>
+    <w:p>
+      <w:pPr>
+        <w:spacing w:line="500" w:lineRule="exact" w:after="40"/>
+        <w:ind w:left="835" w:hanging="403"/>
+        <w:jc w:val="both"/>
+      </w:pPr>
+      <w:r>
+        <w:rPr>
+          <w:rFonts w:ascii="Times New Roman" w:hAnsi="Times New Roman" w:hint="eastAsia" w:eastAsia="仿宋" w:cs="Times New Roman"/>
+          <w:b/>
+          <w:color w:val="000000"/>
+          <w:sz w:val="28"/>
+        </w:rPr>
+        <w:t xml:space="preserve">• </w:t>
+      </w:r>
+      <w:r>
+        <w:rPr>
+          <w:rFonts w:ascii="Times New Roman" w:hAnsi="Times New Roman" w:hint="eastAsia" w:eastAsia="黑体" w:cs="Times New Roman"/>
+          <w:b/>
+          <w:color w:val="000000"/>
+          <w:sz w:val="28"/>
+        </w:rPr>
+        <w:t>模型兼容</w:t>
+      </w:r>
+      <w:r>
+        <w:rPr>
+          <w:rFonts w:ascii="Times New Roman" w:hAnsi="Times New Roman" w:hint="eastAsia" w:eastAsia="仿宋" w:cs="Times New Roman"/>
+          <w:b w:val="0"/>
+          <w:color w:val="000000"/>
+          <w:sz w:val="28"/>
+        </w:rPr>
+        <w:t>：兼容 DeepSeek、通义千问等国内大模型；本地已实际部署国产开源模型 Qwen3-8B，敏感数据只在本地处理。</w:t>
       </w:r>
     </w:p>
     <w:p>
@@ -8271,7 +8305,7 @@
           <w:color w:val="000000"/>
           <w:sz w:val="30"/>
         </w:rPr>
-        <w:t xml:space="preserve"> 三种运行时路由。本地部署采用 Ollama 运行开源模型 Qwen3-8B；云端通过 OpenAI 兼容接口调用，线上演示使用 OpenAI GPT 系列模型；DeepSeek 等提供 OpenAI 兼容接口的模型可通过配置接入，尚未纳入本次测试。数据分为 public、internal、restricted 三级，其中 </w:t>
+        <w:t xml:space="preserve"> 三种运行时路由。本地部署采用 Ollama 运行国产开源模型 Qwen3-8B（阿里通义千问），已完成实际部署测试；云端通过 OpenAI 兼容接口调用，线上演示使用 OpenAI GPT 系列模型。平台兼容 DeepSeek、通义千问等国内大模型：它们均提供 OpenAI 兼容接口，只需配置接口地址、密钥和模型名称即可切换，无需修改代码，便于在国内或项目所在国的合规要求下选择模型；DeepSeek 等云端模型尚未纳入本次测试。数据分为 public、internal、restricted 三级，其中 </w:t>
       </w:r>
       <w:r>
         <w:rPr>
@@ -8501,7 +8535,7 @@
           <w:color w:val="000000"/>
           <w:sz w:val="30"/>
         </w:rPr>
-        <w:t xml:space="preserve">平台通过 OpenAI 兼容接口接入云端或本地模型，并记录不含凭据的路由轨迹。结构化输出使用 JSON schema 约束；解析器再次校验枚举、类型和原文引用。网关不支持结构化输出、模型不可用或结果越界时，系统回退到确定性规则。离线回退不是错误掩盖机制，返回结果会标明 </w:t>
+        <w:t xml:space="preserve">平台通过 OpenAI 兼容接口接入云端或本地模型，兼容 DeepSeek、通义千问等国内大模型，并记录不含凭据的路由轨迹。结构化输出使用 JSON schema 约束；解析器再次校验枚举、类型和原文引用。网关不支持结构化输出、模型不可用或结果越界时，系统回退到确定性规则。离线回退不是错误掩盖机制，返回结果会标明 </w:t>
       </w:r>
       <w:r>
         <w:rPr>

--- a/submission/final/GlobalInfra_AI_AI出海应用设计报告.docx
+++ b/submission/final/GlobalInfra_AI_AI出海应用设计报告.docx
@@ -17782,6 +17782,153 @@
           <w:sz w:val="30"/>
         </w:rPr>
         <w:t>限制包括真实项目数据授权、源系统接口质量、属地法规更新、模型语言能力和专业责任边界；在真实项目完成外部验证前，合成评测仅作为工程验证，不宣称行业领先。</w:t>
+      </w:r>
+    </w:p>
+    <w:p>
+      <w:pPr>
+        <w:keepNext/>
+        <w:widowControl/>
+        <w:spacing w:before="200" w:after="80" w:line="520" w:lineRule="exact"/>
+        <w:ind w:firstLine="642"/>
+        <w:jc w:val="both"/>
+      </w:pPr>
+      <w:r>
+        <w:rPr>
+          <w:rFonts w:ascii="Times New Roman" w:hAnsi="Times New Roman" w:hint="eastAsia" w:eastAsia="黑体" w:cs="Times New Roman"/>
+          <w:b/>
+          <w:color w:val="000000"/>
+          <w:sz w:val="30"/>
+        </w:rPr>
+        <w:t>（五）未来愿景与演进方向</w:t>
+      </w:r>
+    </w:p>
+    <w:p>
+      <w:pPr>
+        <w:widowControl/>
+        <w:spacing w:line="540" w:lineRule="exact" w:after="0"/>
+        <w:ind w:firstLine="639"/>
+        <w:jc w:val="both"/>
+      </w:pPr>
+      <w:r>
+        <w:rPr>
+          <w:rFonts w:ascii="Times New Roman" w:hAnsi="Times New Roman" w:hint="eastAsia" w:eastAsia="仿宋" w:cs="Times New Roman"/>
+          <w:b w:val="0"/>
+          <w:color w:val="000000"/>
+          <w:sz w:val="30"/>
+        </w:rPr>
+        <w:t>GlobalInfra AI 的长期目标，是逐步发展成为面向全球交通与重大基础设施的 AI 原生全生命周期项目管理、智能决策与协同执行平台。平台将从当前海外工程高频场景出发，逐步覆盖项目从市场机会、投标、规划设计、采购、施工建造，到调试移交、资产运营和维护的完整生命周期。</w:t>
+      </w:r>
+    </w:p>
+    <w:p>
+      <w:pPr>
+        <w:widowControl/>
+        <w:spacing w:line="540" w:lineRule="exact" w:after="0"/>
+        <w:ind w:firstLine="639"/>
+        <w:jc w:val="both"/>
+      </w:pPr>
+      <w:r>
+        <w:rPr>
+          <w:rFonts w:ascii="Times New Roman" w:hAnsi="Times New Roman" w:hint="eastAsia" w:eastAsia="黑体" w:cs="Times New Roman"/>
+          <w:b/>
+          <w:color w:val="000000"/>
+          <w:sz w:val="30"/>
+        </w:rPr>
+        <w:t>项目层面。</w:t>
+      </w:r>
+      <w:r>
+        <w:rPr>
+          <w:rFonts w:ascii="Times New Roman" w:hAnsi="Times New Roman" w:hint="eastAsia" w:eastAsia="仿宋" w:cs="Times New Roman"/>
+          <w:b w:val="0"/>
+          <w:color w:val="000000"/>
+          <w:sz w:val="30"/>
+        </w:rPr>
+        <w:t xml:space="preserve"> 平台将建设全生命周期项目智能管理能力，以项目目标为核心，统一关联进度、成本、合同商务、设计、采购、质量、安全、风险、资源、文档、接口、调试和资产运营等专业信息。平台不替代现有专业系统，而是通过统一的项目数字主线，把 P6、BIM/CDE、ERP、GIS、IoT、SCADA 及其他业务系统连接起来，使 AI 能够理解项目整体状态、识别跨专业影响、形成决策建议，并推动经授权的行动闭环。</w:t>
+      </w:r>
+    </w:p>
+    <w:p>
+      <w:pPr>
+        <w:widowControl/>
+        <w:spacing w:line="540" w:lineRule="exact" w:after="0"/>
+        <w:ind w:firstLine="639"/>
+        <w:jc w:val="both"/>
+      </w:pPr>
+      <w:r>
+        <w:rPr>
+          <w:rFonts w:ascii="Times New Roman" w:hAnsi="Times New Roman" w:hint="eastAsia" w:eastAsia="黑体" w:cs="Times New Roman"/>
+          <w:b/>
+          <w:color w:val="000000"/>
+          <w:sz w:val="30"/>
+        </w:rPr>
+        <w:t>企业层面。</w:t>
+      </w:r>
+      <w:r>
+        <w:rPr>
+          <w:rFonts w:ascii="Times New Roman" w:hAnsi="Times New Roman" w:hint="eastAsia" w:eastAsia="仿宋" w:cs="Times New Roman"/>
+          <w:b w:val="0"/>
+          <w:color w:val="000000"/>
+          <w:sz w:val="30"/>
+        </w:rPr>
+        <w:t xml:space="preserve"> 平台将由单一项目工作空间扩展为跨国家、跨项目的项目组合智能管理平台。企业管理者可以基于统一数据和知识体系识别重大进度、成本、合同、HSE 和合规风险，实现项目间经验复用、风险对标、资源协同和管理决策支持，逐步形成海外项目的企业级智能管理中枢。</w:t>
+      </w:r>
+    </w:p>
+    <w:p>
+      <w:pPr>
+        <w:widowControl/>
+        <w:spacing w:line="540" w:lineRule="exact" w:after="0"/>
+        <w:ind w:firstLine="639"/>
+        <w:jc w:val="both"/>
+      </w:pPr>
+      <w:r>
+        <w:rPr>
+          <w:rFonts w:ascii="Times New Roman" w:hAnsi="Times New Roman" w:hint="eastAsia" w:eastAsia="黑体" w:cs="Times New Roman"/>
+          <w:b/>
+          <w:color w:val="000000"/>
+          <w:sz w:val="30"/>
+        </w:rPr>
+        <w:t>全球化层面。</w:t>
+      </w:r>
+      <w:r>
+        <w:rPr>
+          <w:rFonts w:ascii="Times New Roman" w:hAnsi="Times New Roman" w:hint="eastAsia" w:eastAsia="仿宋" w:cs="Times New Roman"/>
+          <w:b w:val="0"/>
+          <w:color w:val="000000"/>
+          <w:sz w:val="30"/>
+        </w:rPr>
+        <w:t xml:space="preserve"> 平台将通过“统一核心能力＋国家规则包＋工程领域包”持续扩展到不同国家、基础设施类型和司法辖区，并支持全球控制面、区域数据面和项目边缘部署，使语言、法规、技术标准、数据主权和工程实践能够按项目环境快速适配。</w:t>
+      </w:r>
+    </w:p>
+    <w:p>
+      <w:pPr>
+        <w:widowControl/>
+        <w:spacing w:line="540" w:lineRule="exact" w:after="0"/>
+        <w:ind w:firstLine="639"/>
+        <w:jc w:val="both"/>
+      </w:pPr>
+      <w:r>
+        <w:rPr>
+          <w:rFonts w:ascii="Times New Roman" w:hAnsi="Times New Roman" w:hint="eastAsia" w:eastAsia="仿宋" w:cs="Times New Roman"/>
+          <w:b w:val="0"/>
+          <w:color w:val="000000"/>
+          <w:sz w:val="30"/>
+        </w:rPr>
+        <w:t>最终，GlobalInfra AI 将逐步形成位于 P6、BIM、ERP、GIS、CDE、SCADA、IoT、CMMS 等专业系统之上的全球基础设施智能与行动层（Global Infrastructure Intelligence &amp; Action Layer），连接人员、工程知识、项目系统、AI 智能体、数字孪生和现实基础设施资产，实现从项目全生命周期管理，到企业多项目智能管理，再到全球基础设施智能决策与协同执行。</w:t>
+      </w:r>
+    </w:p>
+    <w:p>
+      <w:pPr>
+        <w:widowControl/>
+        <w:spacing w:line="540" w:lineRule="exact" w:after="0"/>
+        <w:ind w:firstLine="639"/>
+        <w:jc w:val="both"/>
+      </w:pPr>
+      <w:r>
+        <w:rPr>
+          <w:rFonts w:ascii="Times New Roman" w:hAnsi="Times New Roman" w:hint="eastAsia" w:eastAsia="黑体" w:cs="Times New Roman"/>
+          <w:b/>
+          <w:color w:val="000000"/>
+          <w:sz w:val="30"/>
+        </w:rPr>
+        <w:t>最终愿景：让每一个基础设施项目都拥有持续理解项目状态、发现风险、辅助决策、协调资源、推动执行、验证结果并沉淀经验的智能能力。</w:t>
       </w:r>
     </w:p>
     <w:p>
